--- a/1_Introduction_To_Linear_Algebra.docx
+++ b/1_Introduction_To_Linear_Algebra.docx
@@ -21,8 +21,20 @@
       <w:pPr>
         <w:pStyle w:val="Heading1"/>
         <w:rPr>
-          <w:b/>
-          <w:bCs/>
+          <w:lang w:val="en-US"/>
+        </w:rPr>
+      </w:pPr>
+      <w:r>
+        <w:rPr>
+          <w:lang w:val="en-US"/>
+        </w:rPr>
+        <w:t>Chapter 1.2</w:t>
+      </w:r>
+    </w:p>
+    <w:p>
+      <w:pPr>
+        <w:pStyle w:val="Heading2"/>
+        <w:rPr>
           <w:lang w:val="en-US"/>
         </w:rPr>
       </w:pPr>
@@ -53,30 +65,14 @@
             <w:rFonts w:ascii="Cambria Math" w:hAnsi="Cambria Math"/>
             <w:lang w:val="en-US"/>
           </w:rPr>
-          <m:t>u</m:t>
-        </m:r>
-        <m:r>
-          <w:rPr>
-            <w:rFonts w:ascii="Cambria Math" w:hAnsi="Cambria Math"/>
-            <w:lang w:val="en-US"/>
-          </w:rPr>
-          <m:t>∙</m:t>
-        </m:r>
-        <m:r>
-          <m:rPr>
-            <m:sty m:val="bi"/>
-          </m:rPr>
-          <w:rPr>
-            <w:rFonts w:ascii="Cambria Math" w:hAnsi="Cambria Math"/>
-            <w:lang w:val="en-US"/>
-          </w:rPr>
-          <m:t>v</m:t>
+          <m:t>u∙v</m:t>
         </m:r>
       </m:oMath>
     </w:p>
     <w:p>
       <w:pPr>
         <w:ind w:firstLine="708"/>
+        <w:jc w:val="both"/>
         <w:rPr>
           <w:lang w:val="en-US"/>
         </w:rPr>
@@ -316,7 +312,7 @@
               <w:rFonts w:ascii="Cambria Math" w:eastAsiaTheme="minorEastAsia" w:hAnsi="Cambria Math"/>
               <w:lang w:val="en-US"/>
             </w:rPr>
-            <m:t>+…</m:t>
+            <m:t>+…+</m:t>
           </m:r>
           <m:sSub>
             <m:sSubPr>
@@ -710,16 +706,81 @@
     </w:p>
     <w:p>
       <w:pPr>
+        <w:pStyle w:val="Heading3"/>
+        <w:rPr>
+          <w:rFonts w:eastAsiaTheme="minorEastAsia"/>
+          <w:lang w:val="en-US"/>
+        </w:rPr>
+      </w:pPr>
+      <w:r>
+        <w:rPr>
+          <w:rFonts w:eastAsiaTheme="minorEastAsia"/>
+          <w:lang w:val="en-US"/>
+        </w:rPr>
+        <w:t>Vector difference triangle</w:t>
+      </w:r>
+    </w:p>
+    <w:p>
+      <w:pPr>
+        <w:ind w:firstLine="708"/>
+        <w:jc w:val="both"/>
+        <w:rPr>
+          <w:rFonts w:eastAsiaTheme="minorEastAsia"/>
+          <w:lang w:val="en-US"/>
+        </w:rPr>
+      </w:pPr>
+      <w:r>
+        <w:rPr>
+          <w:lang w:val="en-US"/>
+        </w:rPr>
+        <w:t xml:space="preserve">We will begin by analyzing the significance of the cosine of the angle </w:t>
+      </w:r>
+      <m:oMath>
+        <m:r>
+          <w:rPr>
+            <w:rFonts w:ascii="Cambria Math" w:hAnsi="Cambria Math"/>
+            <w:lang w:val="en-US"/>
+          </w:rPr>
+          <m:t>α</m:t>
+        </m:r>
+      </m:oMath>
+      <w:r>
+        <w:rPr>
+          <w:rFonts w:eastAsiaTheme="minorEastAsia"/>
+          <w:lang w:val="en-US"/>
+        </w:rPr>
+        <w:t xml:space="preserve">. The angle is not inside a right </w:t>
+      </w:r>
+      <w:r>
+        <w:rPr>
+          <w:rFonts w:eastAsiaTheme="minorEastAsia"/>
+          <w:lang w:val="en-US"/>
+        </w:rPr>
+        <w:t>triangle</w:t>
+      </w:r>
+      <w:r>
+        <w:rPr>
+          <w:rFonts w:eastAsiaTheme="minorEastAsia"/>
+          <w:lang w:val="en-US"/>
+        </w:rPr>
+        <w:t xml:space="preserve"> thus we cannot compute any trigonometric function for it.</w:t>
+      </w:r>
+    </w:p>
+    <w:p>
+      <w:pPr>
+        <w:ind w:firstLine="708"/>
         <w:jc w:val="center"/>
         <w:rPr>
+          <w:rFonts w:eastAsiaTheme="minorEastAsia"/>
           <w:lang w:val="en-US"/>
         </w:rPr>
       </w:pPr>
       <w:r>
         <w:rPr>
-          <w:lang w:val="en-US"/>
-        </w:rPr>
-        <w:object w:dxaOrig="2967" w:dyaOrig="2397" w14:anchorId="3A15A775">
+          <w:rFonts w:eastAsiaTheme="minorEastAsia"/>
+          <w:lang w:val="en-US"/>
+        </w:rPr>
+        <w:object w:dxaOrig="2967" w:dyaOrig="2397" w14:anchorId="3F257D9A">
           <v:shapetype id="_x0000_t75" coordsize="21600,21600" o:spt="75" o:preferrelative="t" path="m@4@5l@4@11@9@11@9@5xe" filled="f" stroked="f">
             <v:stroke joinstyle="miter"/>
             <v:formulas>
@@ -739,52 +800,121 @@
             <v:path o:extrusionok="f" gradientshapeok="t" o:connecttype="rect"/>
             <o:lock v:ext="edit" aspectratio="t"/>
           </v:shapetype>
-          <v:shape id="_x0000_i1025" type="#_x0000_t75" style="width:233.25pt;height:189pt" o:ole="">
+          <v:shape id="_x0000_i1025" type="#_x0000_t75" style="width:187.2pt;height:184.05pt" o:ole="">
             <v:imagedata r:id="rId6" o:title=""/>
           </v:shape>
-          <o:OLEObject Type="Embed" ProgID="AxGlyph.Document" ShapeID="_x0000_i1025" DrawAspect="Content" ObjectID="_1821804070" r:id="rId7"/>
+          <o:OLEObject Type="Embed" ProgID="AxGlyph.Document" ShapeID="_x0000_i1025" DrawAspect="Content" ObjectID="_1830868618" r:id="rId7"/>
         </w:object>
-      </w:r>
-    </w:p>
-    <w:p>
-      <w:pPr>
-        <w:pStyle w:val="Heading2"/>
-        <w:rPr>
-          <w:rFonts w:eastAsiaTheme="minorEastAsia"/>
-          <w:lang w:val="en-US"/>
-        </w:rPr>
-      </w:pPr>
-      <w:r>
-        <w:rPr>
-          <w:rFonts w:eastAsiaTheme="minorEastAsia"/>
-          <w:lang w:val="en-US"/>
-        </w:rPr>
-        <w:t>The Law of Cosines</w:t>
       </w:r>
     </w:p>
     <w:p>
       <w:pPr>
         <w:ind w:firstLine="708"/>
-        <w:rPr>
+        <w:jc w:val="both"/>
+        <w:rPr>
+          <w:rFonts w:eastAsiaTheme="minorEastAsia"/>
           <w:lang w:val="en-US"/>
         </w:rPr>
       </w:pPr>
       <w:r>
         <w:rPr>
-          <w:lang w:val="en-US"/>
-        </w:rPr>
-        <w:t>Based on the figure above we can write the following expressions</w:t>
-      </w:r>
-      <w:r>
-        <w:rPr>
-          <w:lang w:val="en-US"/>
-        </w:rPr>
-        <w:t>:</w:t>
+          <w:rFonts w:eastAsiaTheme="minorEastAsia"/>
+          <w:lang w:val="en-US"/>
+        </w:rPr>
+        <w:t>What we can do is form two right triangle</w:t>
+      </w:r>
+      <w:r>
+        <w:rPr>
+          <w:rFonts w:eastAsiaTheme="minorEastAsia"/>
+          <w:lang w:val="en-US"/>
+        </w:rPr>
+        <w:t>s</w:t>
+      </w:r>
+      <w:r>
+        <w:rPr>
+          <w:rFonts w:eastAsiaTheme="minorEastAsia"/>
+          <w:lang w:val="en-US"/>
+        </w:rPr>
+        <w:t xml:space="preserve"> by drawing both the segment from </w:t>
+      </w:r>
+      <m:oMath>
+        <m:r>
+          <m:rPr>
+            <m:sty m:val="bi"/>
+          </m:rPr>
+          <w:rPr>
+            <w:rFonts w:ascii="Cambria Math" w:eastAsiaTheme="minorEastAsia" w:hAnsi="Cambria Math"/>
+            <w:lang w:val="en-US"/>
+          </w:rPr>
+          <m:t>v</m:t>
+        </m:r>
+      </m:oMath>
+      <w:r>
+        <w:rPr>
+          <w:rFonts w:eastAsiaTheme="minorEastAsia"/>
+          <w:lang w:val="en-US"/>
+        </w:rPr>
+        <w:t xml:space="preserve"> to </w:t>
+      </w:r>
+      <m:oMath>
+        <m:r>
+          <m:rPr>
+            <m:sty m:val="bi"/>
+          </m:rPr>
+          <w:rPr>
+            <w:rFonts w:ascii="Cambria Math" w:eastAsiaTheme="minorEastAsia" w:hAnsi="Cambria Math"/>
+            <w:lang w:val="en-US"/>
+          </w:rPr>
+          <m:t>u</m:t>
+        </m:r>
+      </m:oMath>
+      <w:r>
+        <w:rPr>
+          <w:rFonts w:eastAsiaTheme="minorEastAsia"/>
+          <w:b/>
+          <w:bCs/>
+          <w:lang w:val="en-US"/>
+        </w:rPr>
+        <w:t xml:space="preserve"> </w:t>
+      </w:r>
+      <w:r>
+        <w:rPr>
+          <w:rFonts w:eastAsiaTheme="minorEastAsia"/>
+          <w:lang w:val="en-US"/>
+        </w:rPr>
+        <w:t>and the</w:t>
+      </w:r>
+      <w:r>
+        <w:rPr>
+          <w:rFonts w:eastAsiaTheme="minorEastAsia"/>
+          <w:lang w:val="en-US"/>
+        </w:rPr>
+        <w:t xml:space="preserve"> altitude from </w:t>
+      </w:r>
+      <m:oMath>
+        <m:r>
+          <m:rPr>
+            <m:sty m:val="bi"/>
+          </m:rPr>
+          <w:rPr>
+            <w:rFonts w:ascii="Cambria Math" w:eastAsiaTheme="minorEastAsia" w:hAnsi="Cambria Math"/>
+            <w:lang w:val="en-US"/>
+          </w:rPr>
+          <m:t>u</m:t>
+        </m:r>
+      </m:oMath>
+      <w:r>
+        <w:rPr>
+          <w:rFonts w:eastAsiaTheme="minorEastAsia"/>
+          <w:lang w:val="en-US"/>
+        </w:rPr>
+        <w:t xml:space="preserve"> as in the figure below.</w:t>
       </w:r>
     </w:p>
     <w:p>
       <w:pPr>
         <w:ind w:firstLine="708"/>
+        <w:jc w:val="both"/>
         <w:rPr>
           <w:rFonts w:eastAsiaTheme="minorEastAsia"/>
           <w:lang w:val="en-US"/>
@@ -792,6 +922,473 @@
       </w:pPr>
       <w:r>
         <w:rPr>
+          <w:rFonts w:eastAsiaTheme="minorEastAsia"/>
+          <w:lang w:val="en-US"/>
+        </w:rPr>
+        <w:t>Usually, when drawing vectors, we need to respect the convention that the arrow starts at the “origin” of the coordinate system. This is true if we want to have a 1-to-1 interpretation of the numerical form of a column vector. In practice we can change the “origin” of our vectors without loosing the column vector meaning. The column vector (1,1) drawn from the origin to the point (1,1) is the same vector as the one drawn from (4,5) to (5,6)</w:t>
+      </w:r>
+      <w:r>
+        <w:rPr>
+          <w:rFonts w:eastAsiaTheme="minorEastAsia"/>
+          <w:lang w:val="en-US"/>
+        </w:rPr>
+        <w:t>. It is still a vector with components (1,1).</w:t>
+      </w:r>
+      <w:r>
+        <w:rPr>
+          <w:rFonts w:eastAsiaTheme="minorEastAsia"/>
+          <w:lang w:val="en-US"/>
+        </w:rPr>
+        <w:t xml:space="preserve"> The vectors </w:t>
+      </w:r>
+      <m:oMath>
+        <m:r>
+          <m:rPr>
+            <m:sty m:val="bi"/>
+          </m:rPr>
+          <w:rPr>
+            <w:rFonts w:ascii="Cambria Math" w:eastAsiaTheme="minorEastAsia" w:hAnsi="Cambria Math"/>
+            <w:lang w:val="en-US"/>
+          </w:rPr>
+          <m:t>v</m:t>
+        </m:r>
+      </m:oMath>
+      <w:r>
+        <w:rPr>
+          <w:rFonts w:eastAsiaTheme="minorEastAsia"/>
+          <w:b/>
+          <w:bCs/>
+          <w:lang w:val="en-US"/>
+        </w:rPr>
+        <w:t xml:space="preserve"> </w:t>
+      </w:r>
+      <w:r>
+        <w:rPr>
+          <w:rFonts w:eastAsiaTheme="minorEastAsia"/>
+          <w:lang w:val="en-US"/>
+        </w:rPr>
+        <w:t xml:space="preserve">and </w:t>
+      </w:r>
+      <m:oMath>
+        <m:r>
+          <m:rPr>
+            <m:sty m:val="bi"/>
+          </m:rPr>
+          <w:rPr>
+            <w:rFonts w:ascii="Cambria Math" w:eastAsiaTheme="minorEastAsia" w:hAnsi="Cambria Math"/>
+            <w:lang w:val="en-US"/>
+          </w:rPr>
+          <m:t>w</m:t>
+        </m:r>
+      </m:oMath>
+      <w:r>
+        <w:rPr>
+          <w:rFonts w:eastAsiaTheme="minorEastAsia"/>
+          <w:b/>
+          <w:bCs/>
+          <w:lang w:val="en-US"/>
+        </w:rPr>
+        <w:t xml:space="preserve"> </w:t>
+      </w:r>
+      <w:r>
+        <w:rPr>
+          <w:rFonts w:eastAsiaTheme="minorEastAsia"/>
+          <w:lang w:val="en-US"/>
+        </w:rPr>
+        <w:t xml:space="preserve">are equal if </w:t>
+      </w:r>
+      <m:oMath>
+        <m:sSub>
+          <m:sSubPr>
+            <m:ctrlPr>
+              <w:rPr>
+                <w:rFonts w:ascii="Cambria Math" w:eastAsiaTheme="minorEastAsia" w:hAnsi="Cambria Math"/>
+                <w:i/>
+                <w:lang w:val="en-US"/>
+              </w:rPr>
+            </m:ctrlPr>
+          </m:sSubPr>
+          <m:e>
+            <m:r>
+              <w:rPr>
+                <w:rFonts w:ascii="Cambria Math" w:eastAsiaTheme="minorEastAsia" w:hAnsi="Cambria Math"/>
+                <w:lang w:val="en-US"/>
+              </w:rPr>
+              <m:t>v</m:t>
+            </m:r>
+          </m:e>
+          <m:sub>
+            <m:r>
+              <w:rPr>
+                <w:rFonts w:ascii="Cambria Math" w:eastAsiaTheme="minorEastAsia" w:hAnsi="Cambria Math"/>
+                <w:lang w:val="en-US"/>
+              </w:rPr>
+              <m:t>i</m:t>
+            </m:r>
+          </m:sub>
+        </m:sSub>
+        <m:r>
+          <w:rPr>
+            <w:rFonts w:ascii="Cambria Math" w:eastAsiaTheme="minorEastAsia" w:hAnsi="Cambria Math"/>
+            <w:lang w:val="en-US"/>
+          </w:rPr>
+          <m:t>=</m:t>
+        </m:r>
+        <m:sSub>
+          <m:sSubPr>
+            <m:ctrlPr>
+              <w:rPr>
+                <w:rFonts w:ascii="Cambria Math" w:eastAsiaTheme="minorEastAsia" w:hAnsi="Cambria Math"/>
+                <w:i/>
+                <w:lang w:val="en-US"/>
+              </w:rPr>
+            </m:ctrlPr>
+          </m:sSubPr>
+          <m:e>
+            <m:r>
+              <w:rPr>
+                <w:rFonts w:ascii="Cambria Math" w:eastAsiaTheme="minorEastAsia" w:hAnsi="Cambria Math"/>
+                <w:lang w:val="en-US"/>
+              </w:rPr>
+              <m:t>w</m:t>
+            </m:r>
+          </m:e>
+          <m:sub>
+            <m:r>
+              <w:rPr>
+                <w:rFonts w:ascii="Cambria Math" w:eastAsiaTheme="minorEastAsia" w:hAnsi="Cambria Math"/>
+                <w:lang w:val="en-US"/>
+              </w:rPr>
+              <m:t>i</m:t>
+            </m:r>
+          </m:sub>
+        </m:sSub>
+        <m:r>
+          <w:rPr>
+            <w:rFonts w:ascii="Cambria Math" w:eastAsiaTheme="minorEastAsia" w:hAnsi="Cambria Math"/>
+            <w:lang w:val="en-US"/>
+          </w:rPr>
+          <m:t xml:space="preserve"> ∀ i</m:t>
+        </m:r>
+        <m:r>
+          <m:rPr>
+            <m:scr m:val="double-struck"/>
+          </m:rPr>
+          <w:rPr>
+            <w:rFonts w:ascii="Cambria Math" w:eastAsiaTheme="minorEastAsia" w:hAnsi="Cambria Math"/>
+            <w:lang w:val="en-US"/>
+          </w:rPr>
+          <m:t>∈N</m:t>
+        </m:r>
+      </m:oMath>
+      <w:r>
+        <w:rPr>
+          <w:rFonts w:eastAsiaTheme="minorEastAsia"/>
+          <w:lang w:val="en-US"/>
+        </w:rPr>
+        <w:t xml:space="preserve">, thus our two vectors are </w:t>
+      </w:r>
+      <w:r>
+        <w:rPr>
+          <w:rFonts w:eastAsiaTheme="minorEastAsia"/>
+          <w:lang w:val="en-US"/>
+        </w:rPr>
+        <w:lastRenderedPageBreak/>
+        <w:t xml:space="preserve">equal. </w:t>
+      </w:r>
+      <w:r>
+        <w:rPr>
+          <w:rFonts w:eastAsiaTheme="minorEastAsia"/>
+          <w:lang w:val="en-US"/>
+        </w:rPr>
+        <w:t xml:space="preserve">That being said, it comes very handy to be able to change the vector’s “origin” in our drawings when doing vector summation. In the figure below, we’ve moved the vector </w:t>
+      </w:r>
+      <m:oMath>
+        <m:r>
+          <m:rPr>
+            <m:sty m:val="bi"/>
+          </m:rPr>
+          <w:rPr>
+            <w:rFonts w:ascii="Cambria Math" w:eastAsiaTheme="minorEastAsia" w:hAnsi="Cambria Math"/>
+            <w:lang w:val="en-US"/>
+          </w:rPr>
+          <m:t>u-v</m:t>
+        </m:r>
+      </m:oMath>
+      <w:r>
+        <w:rPr>
+          <w:rFonts w:eastAsiaTheme="minorEastAsia"/>
+          <w:lang w:val="en-US"/>
+        </w:rPr>
+        <w:t xml:space="preserve"> origin from 0 to </w:t>
+      </w:r>
+      <m:oMath>
+        <m:r>
+          <m:rPr>
+            <m:sty m:val="bi"/>
+          </m:rPr>
+          <w:rPr>
+            <w:rFonts w:ascii="Cambria Math" w:eastAsiaTheme="minorEastAsia" w:hAnsi="Cambria Math"/>
+            <w:lang w:val="en-US"/>
+          </w:rPr>
+          <m:t>v</m:t>
+        </m:r>
+      </m:oMath>
+      <w:r>
+        <w:rPr>
+          <w:rFonts w:eastAsiaTheme="minorEastAsia"/>
+          <w:lang w:val="en-US"/>
+        </w:rPr>
+        <w:t xml:space="preserve">. Algebraically, we can easily figure out that the difference of the vectors forms a triangle </w:t>
+      </w:r>
+      <m:oMath>
+        <m:r>
+          <m:rPr>
+            <m:sty m:val="bi"/>
+          </m:rPr>
+          <w:rPr>
+            <w:rFonts w:ascii="Cambria Math" w:eastAsiaTheme="minorEastAsia" w:hAnsi="Cambria Math"/>
+            <w:lang w:val="en-US"/>
+          </w:rPr>
+          <m:t>v+</m:t>
+        </m:r>
+        <m:d>
+          <m:dPr>
+            <m:ctrlPr>
+              <w:rPr>
+                <w:rFonts w:ascii="Cambria Math" w:eastAsiaTheme="minorEastAsia" w:hAnsi="Cambria Math"/>
+                <w:b/>
+                <w:bCs/>
+                <w:i/>
+                <w:lang w:val="en-US"/>
+              </w:rPr>
+            </m:ctrlPr>
+          </m:dPr>
+          <m:e>
+            <m:r>
+              <m:rPr>
+                <m:sty m:val="bi"/>
+              </m:rPr>
+              <w:rPr>
+                <w:rFonts w:ascii="Cambria Math" w:eastAsiaTheme="minorEastAsia" w:hAnsi="Cambria Math"/>
+                <w:lang w:val="en-US"/>
+              </w:rPr>
+              <m:t>u-v</m:t>
+            </m:r>
+          </m:e>
+        </m:d>
+        <m:r>
+          <w:rPr>
+            <w:rFonts w:ascii="Cambria Math" w:eastAsiaTheme="minorEastAsia" w:hAnsi="Cambria Math"/>
+            <w:lang w:val="en-US"/>
+          </w:rPr>
+          <m:t>=</m:t>
+        </m:r>
+        <m:r>
+          <m:rPr>
+            <m:sty m:val="bi"/>
+          </m:rPr>
+          <w:rPr>
+            <w:rFonts w:ascii="Cambria Math" w:eastAsiaTheme="minorEastAsia" w:hAnsi="Cambria Math"/>
+            <w:lang w:val="en-US"/>
+          </w:rPr>
+          <m:t>u</m:t>
+        </m:r>
+      </m:oMath>
+      <w:r>
+        <w:rPr>
+          <w:rFonts w:eastAsiaTheme="minorEastAsia"/>
+          <w:lang w:val="en-US"/>
+        </w:rPr>
+        <w:t>. Geometrically, it comes in handy to move the origin of</w:t>
+      </w:r>
+      <w:r>
+        <w:rPr>
+          <w:rFonts w:eastAsiaTheme="minorEastAsia"/>
+          <w:lang w:val="en-US"/>
+        </w:rPr>
+        <w:t xml:space="preserve"> the</w:t>
+      </w:r>
+      <w:r>
+        <w:rPr>
+          <w:rFonts w:eastAsiaTheme="minorEastAsia"/>
+          <w:lang w:val="en-US"/>
+        </w:rPr>
+        <w:t xml:space="preserve"> difference vector.</w:t>
+      </w:r>
+    </w:p>
+    <w:p>
+      <w:pPr>
+        <w:jc w:val="center"/>
+        <w:rPr>
+          <w:lang w:val="en-US"/>
+        </w:rPr>
+      </w:pPr>
+      <w:r>
+        <w:rPr>
+          <w:lang w:val="en-US"/>
+        </w:rPr>
+        <w:object w:dxaOrig="2967" w:dyaOrig="2397" w14:anchorId="3A15A775">
+          <v:shape id="_x0000_i1026" type="#_x0000_t75" style="width:232.9pt;height:189.1pt" o:ole="">
+            <v:imagedata r:id="rId8" o:title=""/>
+          </v:shape>
+          <o:OLEObject Type="Embed" ProgID="AxGlyph.Document" ShapeID="_x0000_i1026" DrawAspect="Content" ObjectID="_1830868619" r:id="rId9"/>
+        </w:object>
+      </w:r>
+    </w:p>
+    <w:p>
+      <w:pPr>
+        <w:jc w:val="both"/>
+        <w:rPr>
+          <w:lang w:val="en-US"/>
+        </w:rPr>
+      </w:pPr>
+      <w:r>
+        <w:rPr>
+          <w:lang w:val="en-US"/>
+        </w:rPr>
+        <w:tab/>
+        <w:t xml:space="preserve">The ultimate scope is to </w:t>
+      </w:r>
+      <w:r>
+        <w:rPr>
+          <w:lang w:val="en-US"/>
+        </w:rPr>
+        <w:t xml:space="preserve">be able to express the cosine of </w:t>
+      </w:r>
+      <m:oMath>
+        <m:r>
+          <w:rPr>
+            <w:rFonts w:ascii="Cambria Math" w:hAnsi="Cambria Math"/>
+            <w:lang w:val="en-US"/>
+          </w:rPr>
+          <m:t>α</m:t>
+        </m:r>
+      </m:oMath>
+      <w:r>
+        <w:rPr>
+          <w:rFonts w:eastAsiaTheme="minorEastAsia"/>
+          <w:lang w:val="en-US"/>
+        </w:rPr>
+        <w:t xml:space="preserve"> as a function of the initial information available, the vectors </w:t>
+      </w:r>
+      <m:oMath>
+        <m:r>
+          <m:rPr>
+            <m:sty m:val="bi"/>
+          </m:rPr>
+          <w:rPr>
+            <w:rFonts w:ascii="Cambria Math" w:eastAsiaTheme="minorEastAsia" w:hAnsi="Cambria Math"/>
+            <w:lang w:val="en-US"/>
+          </w:rPr>
+          <m:t>u</m:t>
+        </m:r>
+      </m:oMath>
+      <w:r>
+        <w:rPr>
+          <w:rFonts w:eastAsiaTheme="minorEastAsia"/>
+          <w:lang w:val="en-US"/>
+        </w:rPr>
+        <w:t xml:space="preserve"> and </w:t>
+      </w:r>
+      <m:oMath>
+        <m:r>
+          <m:rPr>
+            <m:sty m:val="bi"/>
+          </m:rPr>
+          <w:rPr>
+            <w:rFonts w:ascii="Cambria Math" w:eastAsiaTheme="minorEastAsia" w:hAnsi="Cambria Math"/>
+            <w:lang w:val="en-US"/>
+          </w:rPr>
+          <m:t>v</m:t>
+        </m:r>
+      </m:oMath>
+      <w:r>
+        <w:rPr>
+          <w:rFonts w:eastAsiaTheme="minorEastAsia"/>
+          <w:lang w:val="en-US"/>
+        </w:rPr>
+        <w:t>.</w:t>
+      </w:r>
+      <w:r>
+        <w:rPr>
+          <w:rFonts w:eastAsiaTheme="minorEastAsia"/>
+          <w:lang w:val="en-US"/>
+        </w:rPr>
+        <w:t xml:space="preserve"> By expressing the cosine of </w:t>
+      </w:r>
+      <m:oMath>
+        <m:r>
+          <w:rPr>
+            <w:rFonts w:ascii="Cambria Math" w:eastAsiaTheme="minorEastAsia" w:hAnsi="Cambria Math"/>
+            <w:lang w:val="en-US"/>
+          </w:rPr>
+          <m:t>α</m:t>
+        </m:r>
+      </m:oMath>
+      <w:r>
+        <w:rPr>
+          <w:rFonts w:eastAsiaTheme="minorEastAsia"/>
+          <w:lang w:val="en-US"/>
+        </w:rPr>
+        <w:t xml:space="preserve"> </w:t>
+      </w:r>
+      <w:r>
+        <w:rPr>
+          <w:rFonts w:eastAsiaTheme="minorEastAsia"/>
+          <w:lang w:val="en-US"/>
+        </w:rPr>
+        <w:t>as a function of our vectors, we can identify what is the link between the cosine and element-wise multiplication forms.</w:t>
+      </w:r>
+    </w:p>
+    <w:p>
+      <w:pPr>
+        <w:pStyle w:val="Heading3"/>
+        <w:rPr>
+          <w:rFonts w:eastAsiaTheme="minorEastAsia"/>
+          <w:lang w:val="en-US"/>
+        </w:rPr>
+      </w:pPr>
+      <w:r>
+        <w:rPr>
+          <w:rFonts w:eastAsiaTheme="minorEastAsia"/>
+          <w:lang w:val="en-US"/>
+        </w:rPr>
+        <w:t>The Law of Cosines</w:t>
+      </w:r>
+    </w:p>
+    <w:p>
+      <w:pPr>
+        <w:ind w:firstLine="708"/>
+        <w:jc w:val="both"/>
+        <w:rPr>
+          <w:lang w:val="en-US"/>
+        </w:rPr>
+      </w:pPr>
+      <w:r>
+        <w:rPr>
+          <w:lang w:val="en-US"/>
+        </w:rPr>
+        <w:t>Based on the figure above we can write the following expressions</w:t>
+      </w:r>
+      <w:r>
+        <w:rPr>
+          <w:lang w:val="en-US"/>
+        </w:rPr>
+        <w:t>:</w:t>
+      </w:r>
+    </w:p>
+    <w:p>
+      <w:pPr>
+        <w:ind w:firstLine="708"/>
+        <w:jc w:val="both"/>
+        <w:rPr>
+          <w:rFonts w:eastAsiaTheme="minorEastAsia"/>
+          <w:lang w:val="en-US"/>
+        </w:rPr>
+      </w:pPr>
+      <w:r>
+        <w:rPr>
           <w:lang w:val="en-US"/>
         </w:rPr>
         <w:t>From the definition</w:t>
@@ -801,6 +1398,12 @@
           <w:lang w:val="en-US"/>
         </w:rPr>
         <w:t>s</w:t>
+      </w:r>
+      <w:r>
+        <w:rPr>
+          <w:lang w:val="en-US"/>
+        </w:rPr>
+        <w:t xml:space="preserve"> of</w:t>
       </w:r>
       <w:r>
         <w:rPr>
@@ -1392,6 +1995,7 @@
     </w:p>
     <w:p>
       <w:pPr>
+        <w:jc w:val="both"/>
         <w:rPr>
           <w:rFonts w:eastAsiaTheme="minorEastAsia"/>
           <w:lang w:val="en-US"/>
@@ -1457,9 +2061,6 @@
             </m:e>
             <m:sup>
               <m:r>
-                <m:rPr>
-                  <m:sty m:val="bi"/>
-                </m:rPr>
                 <w:rPr>
                   <w:rFonts w:ascii="Cambria Math" w:eastAsiaTheme="minorEastAsia" w:hAnsi="Cambria Math"/>
                   <w:lang w:val="en-US"/>
@@ -1598,9 +2199,6 @@
             </m:e>
             <m:sup>
               <m:r>
-                <m:rPr>
-                  <m:sty m:val="bi"/>
-                </m:rPr>
                 <w:rPr>
                   <w:rFonts w:ascii="Cambria Math" w:eastAsiaTheme="minorEastAsia" w:hAnsi="Cambria Math"/>
                   <w:lang w:val="en-US"/>
@@ -1779,9 +2377,6 @@
             </m:e>
             <m:sup>
               <m:r>
-                <m:rPr>
-                  <m:sty m:val="bi"/>
-                </m:rPr>
                 <w:rPr>
                   <w:rFonts w:ascii="Cambria Math" w:eastAsiaTheme="minorEastAsia" w:hAnsi="Cambria Math"/>
                   <w:lang w:val="en-US"/>
@@ -2010,9 +2605,6 @@
             </m:e>
             <m:sup>
               <m:r>
-                <m:rPr>
-                  <m:sty m:val="bi"/>
-                </m:rPr>
                 <w:rPr>
                   <w:rFonts w:ascii="Cambria Math" w:eastAsiaTheme="minorEastAsia" w:hAnsi="Cambria Math"/>
                   <w:lang w:val="en-US"/>
@@ -2471,9 +3063,6 @@
             </m:e>
             <m:sup>
               <m:r>
-                <m:rPr>
-                  <m:sty m:val="bi"/>
-                </m:rPr>
                 <w:rPr>
                   <w:rFonts w:ascii="Cambria Math" w:eastAsiaTheme="minorEastAsia" w:hAnsi="Cambria Math"/>
                   <w:lang w:val="en-US"/>
@@ -3021,6 +3610,7 @@
           </w:tcPr>
           <w:p>
             <w:pPr>
+              <w:jc w:val="center"/>
               <w:rPr>
                 <w:rFonts w:eastAsiaTheme="minorEastAsia"/>
                 <w:iCs/>
@@ -3073,9 +3663,6 @@
                   </m:e>
                   <m:sup>
                     <m:r>
-                      <m:rPr>
-                        <m:sty m:val="bi"/>
-                      </m:rPr>
                       <w:rPr>
                         <w:rFonts w:ascii="Cambria Math" w:eastAsiaTheme="minorEastAsia" w:hAnsi="Cambria Math"/>
                         <w:lang w:val="en-US"/>
@@ -3381,18 +3968,27 @@
           <w:iCs/>
         </w:rPr>
       </w:pPr>
+      <w:proofErr w:type="spellStart"/>
       <w:r>
         <w:rPr>
           <w:rFonts w:eastAsiaTheme="minorEastAsia"/>
           <w:iCs/>
         </w:rPr>
-        <w:t xml:space="preserve">Equation </w:t>
-      </w:r>
+        <w:t>Equation</w:t>
+      </w:r>
+      <w:proofErr w:type="spellEnd"/>
       <w:r>
         <w:rPr>
           <w:rFonts w:eastAsiaTheme="minorEastAsia"/>
           <w:iCs/>
         </w:rPr>
+        <w:t xml:space="preserve"> </w:t>
+      </w:r>
+      <w:r>
+        <w:rPr>
+          <w:rFonts w:eastAsiaTheme="minorEastAsia"/>
+          <w:iCs/>
+        </w:rPr>
         <w:fldChar w:fldCharType="begin"/>
       </w:r>
       <w:r>
@@ -3439,15 +4035,33 @@
           <w:rFonts w:eastAsiaTheme="minorEastAsia"/>
           <w:iCs/>
         </w:rPr>
-        <w:t xml:space="preserve"> represents </w:t>
-      </w:r>
+        <w:t xml:space="preserve"> </w:t>
+      </w:r>
+      <w:proofErr w:type="spellStart"/>
       <w:r>
         <w:rPr>
           <w:rFonts w:eastAsiaTheme="minorEastAsia"/>
           <w:iCs/>
         </w:rPr>
+        <w:t>represents</w:t>
+      </w:r>
+      <w:proofErr w:type="spellEnd"/>
+      <w:r>
+        <w:rPr>
+          <w:rFonts w:eastAsiaTheme="minorEastAsia"/>
+          <w:iCs/>
+        </w:rPr>
+        <w:t xml:space="preserve"> </w:t>
+      </w:r>
+      <w:proofErr w:type="spellStart"/>
+      <w:r>
+        <w:rPr>
+          <w:rFonts w:eastAsiaTheme="minorEastAsia"/>
+          <w:iCs/>
+        </w:rPr>
         <w:t>the</w:t>
       </w:r>
+      <w:proofErr w:type="spellEnd"/>
       <w:r>
         <w:rPr>
           <w:rFonts w:eastAsiaTheme="minorEastAsia"/>
@@ -3455,19 +4069,382 @@
           <w:bCs/>
           <w:i/>
         </w:rPr>
-        <w:t xml:space="preserve"> Law of Cosines</w:t>
-      </w:r>
+        <w:t xml:space="preserve"> Law of </w:t>
+      </w:r>
+      <w:proofErr w:type="spellStart"/>
+      <w:r>
+        <w:rPr>
+          <w:rFonts w:eastAsiaTheme="minorEastAsia"/>
+          <w:b/>
+          <w:bCs/>
+          <w:i/>
+        </w:rPr>
+        <w:t>Cosines</w:t>
+      </w:r>
+      <w:proofErr w:type="spellEnd"/>
       <w:r>
         <w:rPr>
           <w:rFonts w:eastAsiaTheme="minorEastAsia"/>
           <w:iCs/>
         </w:rPr>
-        <w:t>, which allows us to determine the length of the third side of a triangle when the lengths of the other two sides and the included angle are known.</w:t>
+        <w:t xml:space="preserve">, </w:t>
+      </w:r>
+      <w:proofErr w:type="spellStart"/>
+      <w:r>
+        <w:rPr>
+          <w:rFonts w:eastAsiaTheme="minorEastAsia"/>
+          <w:iCs/>
+        </w:rPr>
+        <w:t>which</w:t>
+      </w:r>
+      <w:proofErr w:type="spellEnd"/>
+      <w:r>
+        <w:rPr>
+          <w:rFonts w:eastAsiaTheme="minorEastAsia"/>
+          <w:iCs/>
+        </w:rPr>
+        <w:t xml:space="preserve"> </w:t>
+      </w:r>
+      <w:proofErr w:type="spellStart"/>
+      <w:r>
+        <w:rPr>
+          <w:rFonts w:eastAsiaTheme="minorEastAsia"/>
+          <w:iCs/>
+        </w:rPr>
+        <w:t>allows</w:t>
+      </w:r>
+      <w:proofErr w:type="spellEnd"/>
+      <w:r>
+        <w:rPr>
+          <w:rFonts w:eastAsiaTheme="minorEastAsia"/>
+          <w:iCs/>
+        </w:rPr>
+        <w:t xml:space="preserve"> </w:t>
+      </w:r>
+      <w:proofErr w:type="spellStart"/>
+      <w:r>
+        <w:rPr>
+          <w:rFonts w:eastAsiaTheme="minorEastAsia"/>
+          <w:iCs/>
+        </w:rPr>
+        <w:t>us</w:t>
+      </w:r>
+      <w:proofErr w:type="spellEnd"/>
+      <w:r>
+        <w:rPr>
+          <w:rFonts w:eastAsiaTheme="minorEastAsia"/>
+          <w:iCs/>
+        </w:rPr>
+        <w:t xml:space="preserve"> </w:t>
+      </w:r>
+      <w:proofErr w:type="spellStart"/>
+      <w:r>
+        <w:rPr>
+          <w:rFonts w:eastAsiaTheme="minorEastAsia"/>
+          <w:iCs/>
+        </w:rPr>
+        <w:t>to</w:t>
+      </w:r>
+      <w:proofErr w:type="spellEnd"/>
+      <w:r>
+        <w:rPr>
+          <w:rFonts w:eastAsiaTheme="minorEastAsia"/>
+          <w:iCs/>
+        </w:rPr>
+        <w:t xml:space="preserve"> determine </w:t>
+      </w:r>
+      <w:proofErr w:type="spellStart"/>
+      <w:r>
+        <w:rPr>
+          <w:rFonts w:eastAsiaTheme="minorEastAsia"/>
+          <w:iCs/>
+        </w:rPr>
+        <w:t>the</w:t>
+      </w:r>
+      <w:proofErr w:type="spellEnd"/>
+      <w:r>
+        <w:rPr>
+          <w:rFonts w:eastAsiaTheme="minorEastAsia"/>
+          <w:iCs/>
+        </w:rPr>
+        <w:t xml:space="preserve"> </w:t>
+      </w:r>
+      <w:proofErr w:type="spellStart"/>
+      <w:r>
+        <w:rPr>
+          <w:rFonts w:eastAsiaTheme="minorEastAsia"/>
+          <w:iCs/>
+        </w:rPr>
+        <w:t>length</w:t>
+      </w:r>
+      <w:proofErr w:type="spellEnd"/>
+      <w:r>
+        <w:rPr>
+          <w:rFonts w:eastAsiaTheme="minorEastAsia"/>
+          <w:iCs/>
+        </w:rPr>
+        <w:t xml:space="preserve"> of </w:t>
+      </w:r>
+      <w:proofErr w:type="spellStart"/>
+      <w:r>
+        <w:rPr>
+          <w:rFonts w:eastAsiaTheme="minorEastAsia"/>
+          <w:iCs/>
+        </w:rPr>
+        <w:t>the</w:t>
+      </w:r>
+      <w:proofErr w:type="spellEnd"/>
+      <w:r>
+        <w:rPr>
+          <w:rFonts w:eastAsiaTheme="minorEastAsia"/>
+          <w:iCs/>
+        </w:rPr>
+        <w:t xml:space="preserve"> </w:t>
+      </w:r>
+      <w:proofErr w:type="spellStart"/>
+      <w:r>
+        <w:rPr>
+          <w:rFonts w:eastAsiaTheme="minorEastAsia"/>
+          <w:iCs/>
+        </w:rPr>
+        <w:t>third</w:t>
+      </w:r>
+      <w:proofErr w:type="spellEnd"/>
+      <w:r>
+        <w:rPr>
+          <w:rFonts w:eastAsiaTheme="minorEastAsia"/>
+          <w:iCs/>
+        </w:rPr>
+        <w:t xml:space="preserve"> </w:t>
+      </w:r>
+      <w:proofErr w:type="spellStart"/>
+      <w:r>
+        <w:rPr>
+          <w:rFonts w:eastAsiaTheme="minorEastAsia"/>
+          <w:iCs/>
+        </w:rPr>
+        <w:t>side</w:t>
+      </w:r>
+      <w:proofErr w:type="spellEnd"/>
+      <w:r>
+        <w:rPr>
+          <w:rFonts w:eastAsiaTheme="minorEastAsia"/>
+          <w:iCs/>
+        </w:rPr>
+        <w:t xml:space="preserve"> of a </w:t>
+      </w:r>
+      <w:proofErr w:type="spellStart"/>
+      <w:r>
+        <w:rPr>
+          <w:rFonts w:eastAsiaTheme="minorEastAsia"/>
+          <w:iCs/>
+        </w:rPr>
+        <w:t>triangle</w:t>
+      </w:r>
+      <w:proofErr w:type="spellEnd"/>
+      <w:r>
+        <w:rPr>
+          <w:rFonts w:eastAsiaTheme="minorEastAsia"/>
+          <w:iCs/>
+        </w:rPr>
+        <w:t xml:space="preserve"> </w:t>
+      </w:r>
+      <w:proofErr w:type="spellStart"/>
+      <w:r>
+        <w:rPr>
+          <w:rFonts w:eastAsiaTheme="minorEastAsia"/>
+          <w:iCs/>
+        </w:rPr>
+        <w:t>when</w:t>
+      </w:r>
+      <w:proofErr w:type="spellEnd"/>
+      <w:r>
+        <w:rPr>
+          <w:rFonts w:eastAsiaTheme="minorEastAsia"/>
+          <w:iCs/>
+        </w:rPr>
+        <w:t xml:space="preserve"> </w:t>
+      </w:r>
+      <w:proofErr w:type="spellStart"/>
+      <w:r>
+        <w:rPr>
+          <w:rFonts w:eastAsiaTheme="minorEastAsia"/>
+          <w:iCs/>
+        </w:rPr>
+        <w:t>the</w:t>
+      </w:r>
+      <w:proofErr w:type="spellEnd"/>
+      <w:r>
+        <w:rPr>
+          <w:rFonts w:eastAsiaTheme="minorEastAsia"/>
+          <w:iCs/>
+        </w:rPr>
+        <w:t xml:space="preserve"> </w:t>
+      </w:r>
+      <w:proofErr w:type="spellStart"/>
+      <w:r>
+        <w:rPr>
+          <w:rFonts w:eastAsiaTheme="minorEastAsia"/>
+          <w:iCs/>
+        </w:rPr>
+        <w:t>lengths</w:t>
+      </w:r>
+      <w:proofErr w:type="spellEnd"/>
+      <w:r>
+        <w:rPr>
+          <w:rFonts w:eastAsiaTheme="minorEastAsia"/>
+          <w:iCs/>
+        </w:rPr>
+        <w:t xml:space="preserve"> of </w:t>
+      </w:r>
+      <w:proofErr w:type="spellStart"/>
+      <w:r>
+        <w:rPr>
+          <w:rFonts w:eastAsiaTheme="minorEastAsia"/>
+          <w:iCs/>
+        </w:rPr>
+        <w:t>the</w:t>
+      </w:r>
+      <w:proofErr w:type="spellEnd"/>
+      <w:r>
+        <w:rPr>
+          <w:rFonts w:eastAsiaTheme="minorEastAsia"/>
+          <w:iCs/>
+        </w:rPr>
+        <w:t xml:space="preserve"> </w:t>
+      </w:r>
+      <w:proofErr w:type="spellStart"/>
+      <w:r>
+        <w:rPr>
+          <w:rFonts w:eastAsiaTheme="minorEastAsia"/>
+          <w:iCs/>
+        </w:rPr>
+        <w:t>other</w:t>
+      </w:r>
+      <w:proofErr w:type="spellEnd"/>
+      <w:r>
+        <w:rPr>
+          <w:rFonts w:eastAsiaTheme="minorEastAsia"/>
+          <w:iCs/>
+        </w:rPr>
+        <w:t xml:space="preserve"> </w:t>
+      </w:r>
+      <w:proofErr w:type="spellStart"/>
+      <w:r>
+        <w:rPr>
+          <w:rFonts w:eastAsiaTheme="minorEastAsia"/>
+          <w:iCs/>
+        </w:rPr>
+        <w:t>two</w:t>
+      </w:r>
+      <w:proofErr w:type="spellEnd"/>
+      <w:r>
+        <w:rPr>
+          <w:rFonts w:eastAsiaTheme="minorEastAsia"/>
+          <w:iCs/>
+        </w:rPr>
+        <w:t xml:space="preserve"> </w:t>
+      </w:r>
+      <w:proofErr w:type="spellStart"/>
+      <w:r>
+        <w:rPr>
+          <w:rFonts w:eastAsiaTheme="minorEastAsia"/>
+          <w:iCs/>
+        </w:rPr>
+        <w:t>sides</w:t>
+      </w:r>
+      <w:proofErr w:type="spellEnd"/>
+      <w:r>
+        <w:rPr>
+          <w:rFonts w:eastAsiaTheme="minorEastAsia"/>
+          <w:iCs/>
+        </w:rPr>
+        <w:t xml:space="preserve"> </w:t>
+      </w:r>
+      <w:proofErr w:type="spellStart"/>
+      <w:r>
+        <w:rPr>
+          <w:rFonts w:eastAsiaTheme="minorEastAsia"/>
+          <w:iCs/>
+        </w:rPr>
+        <w:t>and</w:t>
+      </w:r>
+      <w:proofErr w:type="spellEnd"/>
+      <w:r>
+        <w:rPr>
+          <w:rFonts w:eastAsiaTheme="minorEastAsia"/>
+          <w:iCs/>
+        </w:rPr>
+        <w:t xml:space="preserve"> </w:t>
+      </w:r>
+      <w:proofErr w:type="spellStart"/>
+      <w:r>
+        <w:rPr>
+          <w:rFonts w:eastAsiaTheme="minorEastAsia"/>
+          <w:iCs/>
+        </w:rPr>
+        <w:t>the</w:t>
+      </w:r>
+      <w:proofErr w:type="spellEnd"/>
+      <w:r>
+        <w:rPr>
+          <w:rFonts w:eastAsiaTheme="minorEastAsia"/>
+          <w:iCs/>
+        </w:rPr>
+        <w:t xml:space="preserve"> </w:t>
+      </w:r>
+      <w:proofErr w:type="spellStart"/>
+      <w:r>
+        <w:rPr>
+          <w:rFonts w:eastAsiaTheme="minorEastAsia"/>
+          <w:iCs/>
+        </w:rPr>
+        <w:t>included</w:t>
+      </w:r>
+      <w:proofErr w:type="spellEnd"/>
+      <w:r>
+        <w:rPr>
+          <w:rFonts w:eastAsiaTheme="minorEastAsia"/>
+          <w:iCs/>
+        </w:rPr>
+        <w:t xml:space="preserve"> </w:t>
+      </w:r>
+      <w:proofErr w:type="spellStart"/>
+      <w:r>
+        <w:rPr>
+          <w:rFonts w:eastAsiaTheme="minorEastAsia"/>
+          <w:iCs/>
+        </w:rPr>
+        <w:t>angle</w:t>
+      </w:r>
+      <w:proofErr w:type="spellEnd"/>
+      <w:r>
+        <w:rPr>
+          <w:rFonts w:eastAsiaTheme="minorEastAsia"/>
+          <w:iCs/>
+        </w:rPr>
+        <w:t xml:space="preserve"> are </w:t>
+      </w:r>
+      <w:proofErr w:type="spellStart"/>
+      <w:r>
+        <w:rPr>
+          <w:rFonts w:eastAsiaTheme="minorEastAsia"/>
+          <w:iCs/>
+        </w:rPr>
+        <w:t>known</w:t>
+      </w:r>
+      <w:proofErr w:type="spellEnd"/>
+      <w:r>
+        <w:rPr>
+          <w:rFonts w:eastAsiaTheme="minorEastAsia"/>
+          <w:iCs/>
+        </w:rPr>
+        <w:t>.</w:t>
       </w:r>
     </w:p>
     <w:p>
       <w:pPr>
-        <w:pStyle w:val="Heading2"/>
+        <w:pStyle w:val="Heading3"/>
         <w:rPr>
           <w:rFonts w:eastAsiaTheme="minorEastAsia"/>
           <w:lang w:val="en-US"/>
@@ -3985,7 +4962,143 @@
         <w:ind w:firstLine="576"/>
       </w:pPr>
       <w:r>
-        <w:t>The law of cosines provides us with an equation of this exact form of the dot product, so that we only need to demonstrate that:</w:t>
+        <w:t xml:space="preserve">The </w:t>
+      </w:r>
+      <w:proofErr w:type="spellStart"/>
+      <w:r>
+        <w:t>law</w:t>
+      </w:r>
+      <w:proofErr w:type="spellEnd"/>
+      <w:r>
+        <w:t xml:space="preserve"> of </w:t>
+      </w:r>
+      <w:proofErr w:type="spellStart"/>
+      <w:r>
+        <w:t>cosines</w:t>
+      </w:r>
+      <w:proofErr w:type="spellEnd"/>
+      <w:r>
+        <w:t xml:space="preserve"> </w:t>
+      </w:r>
+      <w:proofErr w:type="spellStart"/>
+      <w:r>
+        <w:t>provides</w:t>
+      </w:r>
+      <w:proofErr w:type="spellEnd"/>
+      <w:r>
+        <w:t xml:space="preserve"> </w:t>
+      </w:r>
+      <w:proofErr w:type="spellStart"/>
+      <w:r>
+        <w:t>us</w:t>
+      </w:r>
+      <w:proofErr w:type="spellEnd"/>
+      <w:r>
+        <w:t xml:space="preserve"> </w:t>
+      </w:r>
+      <w:proofErr w:type="spellStart"/>
+      <w:r>
+        <w:t>with</w:t>
+      </w:r>
+      <w:proofErr w:type="spellEnd"/>
+      <w:r>
+        <w:t xml:space="preserve"> an </w:t>
+      </w:r>
+      <w:proofErr w:type="spellStart"/>
+      <w:r>
+        <w:t>equation</w:t>
+      </w:r>
+      <w:proofErr w:type="spellEnd"/>
+      <w:r>
+        <w:t xml:space="preserve"> of </w:t>
+      </w:r>
+      <w:proofErr w:type="spellStart"/>
+      <w:r>
+        <w:t>this</w:t>
+      </w:r>
+      <w:proofErr w:type="spellEnd"/>
+      <w:r>
+        <w:t xml:space="preserve"> exact </w:t>
+      </w:r>
+      <w:proofErr w:type="spellStart"/>
+      <w:r>
+        <w:t>form</w:t>
+      </w:r>
+      <w:proofErr w:type="spellEnd"/>
+      <w:r>
+        <w:t xml:space="preserve"> of </w:t>
+      </w:r>
+      <w:proofErr w:type="spellStart"/>
+      <w:r>
+        <w:t>the</w:t>
+      </w:r>
+      <w:proofErr w:type="spellEnd"/>
+      <w:r>
+        <w:t xml:space="preserve"> </w:t>
+      </w:r>
+      <w:proofErr w:type="spellStart"/>
+      <w:r>
+        <w:t>dot</w:t>
+      </w:r>
+      <w:proofErr w:type="spellEnd"/>
+      <w:r>
+        <w:t xml:space="preserve"> product, </w:t>
+      </w:r>
+      <w:proofErr w:type="spellStart"/>
+      <w:r>
+        <w:t>so</w:t>
+      </w:r>
+      <w:proofErr w:type="spellEnd"/>
+      <w:r>
+        <w:t xml:space="preserve"> </w:t>
+      </w:r>
+      <w:proofErr w:type="spellStart"/>
+      <w:r>
+        <w:t>that</w:t>
+      </w:r>
+      <w:proofErr w:type="spellEnd"/>
+      <w:r>
+        <w:t xml:space="preserve"> </w:t>
+      </w:r>
+      <w:proofErr w:type="spellStart"/>
+      <w:r>
+        <w:t>we</w:t>
+      </w:r>
+      <w:proofErr w:type="spellEnd"/>
+      <w:r>
+        <w:t xml:space="preserve"> </w:t>
+      </w:r>
+      <w:proofErr w:type="spellStart"/>
+      <w:r>
+        <w:t>only</w:t>
+      </w:r>
+      <w:proofErr w:type="spellEnd"/>
+      <w:r>
+        <w:t xml:space="preserve"> </w:t>
+      </w:r>
+      <w:proofErr w:type="spellStart"/>
+      <w:r>
+        <w:t>need</w:t>
+      </w:r>
+      <w:proofErr w:type="spellEnd"/>
+      <w:r>
+        <w:t xml:space="preserve"> </w:t>
+      </w:r>
+      <w:proofErr w:type="spellStart"/>
+      <w:r>
+        <w:t>to</w:t>
+      </w:r>
+      <w:proofErr w:type="spellEnd"/>
+      <w:r>
+        <w:t xml:space="preserve"> demonstrate </w:t>
+      </w:r>
+      <w:proofErr w:type="spellStart"/>
+      <w:r>
+        <w:t>that</w:t>
+      </w:r>
+      <w:proofErr w:type="spellEnd"/>
+      <w:r>
+        <w:t>:</w:t>
       </w:r>
     </w:p>
     <w:p>
@@ -4930,7 +6043,6 @@
               <w:rFonts w:ascii="Cambria Math" w:eastAsiaTheme="minorEastAsia" w:hAnsi="Cambria Math"/>
               <w:lang w:val="en-US"/>
             </w:rPr>
-            <w:lastRenderedPageBreak/>
             <m:t>2</m:t>
           </m:r>
           <m:d>
@@ -5381,6 +6493,7 @@
               <w:rFonts w:ascii="Cambria Math" w:eastAsiaTheme="minorEastAsia" w:hAnsi="Cambria Math"/>
               <w:lang w:val="en-US"/>
             </w:rPr>
+            <w:lastRenderedPageBreak/>
             <m:t>2</m:t>
           </m:r>
           <m:d>
@@ -5813,7 +6926,1912 @@
     </w:p>
     <w:p>
       <w:pPr>
-        <w:pStyle w:val="Heading1"/>
+        <w:pStyle w:val="Heading2"/>
+        <w:rPr>
+          <w:rFonts w:eastAsiaTheme="minorEastAsia"/>
+          <w:lang w:val="en-US"/>
+        </w:rPr>
+      </w:pPr>
+      <w:r>
+        <w:rPr>
+          <w:rFonts w:eastAsiaTheme="minorEastAsia"/>
+          <w:lang w:val="en-US"/>
+        </w:rPr>
+        <w:t>Pythagorean Theorem on n dimensions</w:t>
+      </w:r>
+    </w:p>
+    <w:p>
+      <w:pPr>
+        <w:ind w:firstLine="708"/>
+        <w:rPr>
+          <w:rFonts w:eastAsiaTheme="minorEastAsia"/>
+          <w:lang w:val="en-US"/>
+        </w:rPr>
+      </w:pPr>
+      <w:r>
+        <w:rPr>
+          <w:lang w:val="en-US"/>
+        </w:rPr>
+        <w:t xml:space="preserve">Let’s consider the vector </w:t>
+      </w:r>
+      <m:oMath>
+        <m:r>
+          <m:rPr>
+            <m:sty m:val="bi"/>
+          </m:rPr>
+          <w:rPr>
+            <w:rFonts w:ascii="Cambria Math" w:hAnsi="Cambria Math"/>
+            <w:lang w:val="en-US"/>
+          </w:rPr>
+          <m:t>u</m:t>
+        </m:r>
+        <m:r>
+          <w:rPr>
+            <w:rFonts w:ascii="Cambria Math" w:eastAsiaTheme="minorEastAsia" w:hAnsi="Cambria Math"/>
+            <w:lang w:val="en-US"/>
+          </w:rPr>
+          <m:t xml:space="preserve">∈ </m:t>
+        </m:r>
+        <m:sSup>
+          <m:sSupPr>
+            <m:ctrlPr>
+              <w:rPr>
+                <w:rFonts w:ascii="Cambria Math" w:eastAsiaTheme="minorEastAsia" w:hAnsi="Cambria Math"/>
+                <w:i/>
+                <w:lang w:val="en-US"/>
+              </w:rPr>
+            </m:ctrlPr>
+          </m:sSupPr>
+          <m:e>
+            <m:r>
+              <m:rPr>
+                <m:scr m:val="double-struck"/>
+              </m:rPr>
+              <w:rPr>
+                <w:rFonts w:ascii="Cambria Math" w:eastAsiaTheme="minorEastAsia" w:hAnsi="Cambria Math"/>
+                <w:lang w:val="en-US"/>
+              </w:rPr>
+              <m:t>R</m:t>
+            </m:r>
+          </m:e>
+          <m:sup>
+            <m:r>
+              <w:rPr>
+                <w:rFonts w:ascii="Cambria Math" w:eastAsiaTheme="minorEastAsia" w:hAnsi="Cambria Math"/>
+                <w:lang w:val="en-US"/>
+              </w:rPr>
+              <m:t>3</m:t>
+            </m:r>
+          </m:sup>
+        </m:sSup>
+      </m:oMath>
+      <w:r>
+        <w:rPr>
+          <w:rFonts w:eastAsiaTheme="minorEastAsia"/>
+          <w:lang w:val="en-US"/>
+        </w:rPr>
+        <w:t xml:space="preserve">. All the </w:t>
+      </w:r>
+      <w:r>
+        <w:rPr>
+          <w:rFonts w:eastAsiaTheme="minorEastAsia"/>
+          <w:lang w:val="en-US"/>
+        </w:rPr>
+        <w:t>3</w:t>
+      </w:r>
+      <w:r>
+        <w:rPr>
+          <w:rFonts w:eastAsiaTheme="minorEastAsia"/>
+          <w:lang w:val="en-US"/>
+        </w:rPr>
+        <w:t xml:space="preserve"> vectors are perpendicular to each other. In this case we see that:</w:t>
+      </w:r>
+    </w:p>
+    <w:p>
+      <w:pPr>
+        <w:ind w:firstLine="708"/>
+        <w:rPr>
+          <w:rFonts w:eastAsiaTheme="minorEastAsia"/>
+          <w:lang w:val="en-US"/>
+        </w:rPr>
+      </w:pPr>
+      <m:oMathPara>
+        <m:oMath>
+          <m:sSub>
+            <m:sSubPr>
+              <m:ctrlPr>
+                <w:rPr>
+                  <w:rFonts w:ascii="Cambria Math" w:hAnsi="Cambria Math"/>
+                  <w:i/>
+                  <w:lang w:val="en-US"/>
+                </w:rPr>
+              </m:ctrlPr>
+            </m:sSubPr>
+            <m:e>
+              <m:r>
+                <w:rPr>
+                  <w:rFonts w:ascii="Cambria Math" w:hAnsi="Cambria Math"/>
+                  <w:lang w:val="en-US"/>
+                </w:rPr>
+                <m:t>l</m:t>
+              </m:r>
+            </m:e>
+            <m:sub>
+              <m:r>
+                <w:rPr>
+                  <w:rFonts w:ascii="Cambria Math" w:hAnsi="Cambria Math"/>
+                  <w:lang w:val="en-US"/>
+                </w:rPr>
+                <m:t>1</m:t>
+              </m:r>
+            </m:sub>
+          </m:sSub>
+          <m:r>
+            <w:rPr>
+              <w:rFonts w:ascii="Cambria Math" w:hAnsi="Cambria Math"/>
+              <w:lang w:val="en-US"/>
+            </w:rPr>
+            <m:t>=</m:t>
+          </m:r>
+          <m:rad>
+            <m:radPr>
+              <m:degHide m:val="1"/>
+              <m:ctrlPr>
+                <w:rPr>
+                  <w:rFonts w:ascii="Cambria Math" w:hAnsi="Cambria Math"/>
+                  <w:i/>
+                  <w:lang w:val="en-US"/>
+                </w:rPr>
+              </m:ctrlPr>
+            </m:radPr>
+            <m:deg/>
+            <m:e>
+              <m:sSubSup>
+                <m:sSubSupPr>
+                  <m:ctrlPr>
+                    <w:rPr>
+                      <w:rFonts w:ascii="Cambria Math" w:hAnsi="Cambria Math"/>
+                      <w:i/>
+                      <w:lang w:val="en-US"/>
+                    </w:rPr>
+                  </m:ctrlPr>
+                </m:sSubSupPr>
+                <m:e>
+                  <m:r>
+                    <w:rPr>
+                      <w:rFonts w:ascii="Cambria Math" w:hAnsi="Cambria Math"/>
+                      <w:lang w:val="en-US"/>
+                    </w:rPr>
+                    <m:t>u</m:t>
+                  </m:r>
+                </m:e>
+                <m:sub>
+                  <m:r>
+                    <w:rPr>
+                      <w:rFonts w:ascii="Cambria Math" w:hAnsi="Cambria Math"/>
+                      <w:lang w:val="en-US"/>
+                    </w:rPr>
+                    <m:t>1</m:t>
+                  </m:r>
+                </m:sub>
+                <m:sup>
+                  <m:r>
+                    <w:rPr>
+                      <w:rFonts w:ascii="Cambria Math" w:hAnsi="Cambria Math"/>
+                      <w:lang w:val="en-US"/>
+                    </w:rPr>
+                    <m:t>2</m:t>
+                  </m:r>
+                </m:sup>
+              </m:sSubSup>
+              <m:r>
+                <w:rPr>
+                  <w:rFonts w:ascii="Cambria Math" w:hAnsi="Cambria Math"/>
+                  <w:lang w:val="en-US"/>
+                </w:rPr>
+                <m:t>+</m:t>
+              </m:r>
+              <m:sSubSup>
+                <m:sSubSupPr>
+                  <m:ctrlPr>
+                    <w:rPr>
+                      <w:rFonts w:ascii="Cambria Math" w:hAnsi="Cambria Math"/>
+                      <w:i/>
+                      <w:lang w:val="en-US"/>
+                    </w:rPr>
+                  </m:ctrlPr>
+                </m:sSubSupPr>
+                <m:e>
+                  <m:r>
+                    <w:rPr>
+                      <w:rFonts w:ascii="Cambria Math" w:hAnsi="Cambria Math"/>
+                      <w:lang w:val="en-US"/>
+                    </w:rPr>
+                    <m:t>u</m:t>
+                  </m:r>
+                </m:e>
+                <m:sub>
+                  <m:r>
+                    <w:rPr>
+                      <w:rFonts w:ascii="Cambria Math" w:hAnsi="Cambria Math"/>
+                      <w:lang w:val="en-US"/>
+                    </w:rPr>
+                    <m:t>2</m:t>
+                  </m:r>
+                </m:sub>
+                <m:sup>
+                  <m:r>
+                    <w:rPr>
+                      <w:rFonts w:ascii="Cambria Math" w:hAnsi="Cambria Math"/>
+                      <w:lang w:val="en-US"/>
+                    </w:rPr>
+                    <m:t>2</m:t>
+                  </m:r>
+                </m:sup>
+              </m:sSubSup>
+            </m:e>
+          </m:rad>
+        </m:oMath>
+      </m:oMathPara>
+    </w:p>
+    <w:p>
+      <w:pPr>
+        <w:ind w:firstLine="708"/>
+        <w:jc w:val="center"/>
+        <w:rPr>
+          <w:rFonts w:eastAsiaTheme="minorEastAsia"/>
+          <w:lang w:val="en-US"/>
+        </w:rPr>
+      </w:pPr>
+      <w:r>
+        <w:rPr>
+          <w:rFonts w:eastAsiaTheme="minorEastAsia"/>
+          <w:lang w:val="en-US"/>
+        </w:rPr>
+        <w:object w:dxaOrig="3885" w:dyaOrig="4069" w14:anchorId="427A9C27">
+          <v:shape id="_x0000_i1027" type="#_x0000_t75" style="width:259.85pt;height:272.35pt" o:ole="">
+            <v:imagedata r:id="rId10" o:title=""/>
+          </v:shape>
+          <o:OLEObject Type="Embed" ProgID="AxGlyph.Document" ShapeID="_x0000_i1027" DrawAspect="Content" ObjectID="_1830868620" r:id="rId11"/>
+        </w:object>
+      </w:r>
+    </w:p>
+    <w:p>
+      <w:pPr>
+        <w:ind w:firstLine="708"/>
+        <w:rPr>
+          <w:rFonts w:eastAsiaTheme="minorEastAsia"/>
+          <w:lang w:val="en-US"/>
+        </w:rPr>
+      </w:pPr>
+      <w:r>
+        <w:rPr>
+          <w:rFonts w:eastAsiaTheme="minorEastAsia"/>
+          <w:lang w:val="en-US"/>
+        </w:rPr>
+        <w:t xml:space="preserve">The vector </w:t>
+      </w:r>
+      <m:oMath>
+        <m:r>
+          <w:rPr>
+            <w:rFonts w:ascii="Cambria Math" w:eastAsiaTheme="minorEastAsia" w:hAnsi="Cambria Math"/>
+            <w:lang w:val="en-US"/>
+          </w:rPr>
+          <m:t>(</m:t>
+        </m:r>
+        <m:sSub>
+          <m:sSubPr>
+            <m:ctrlPr>
+              <w:rPr>
+                <w:rFonts w:ascii="Cambria Math" w:eastAsiaTheme="minorEastAsia" w:hAnsi="Cambria Math"/>
+                <w:i/>
+                <w:lang w:val="en-US"/>
+              </w:rPr>
+            </m:ctrlPr>
+          </m:sSubPr>
+          <m:e>
+            <m:r>
+              <w:rPr>
+                <w:rFonts w:ascii="Cambria Math" w:eastAsiaTheme="minorEastAsia" w:hAnsi="Cambria Math"/>
+                <w:lang w:val="en-US"/>
+              </w:rPr>
+              <m:t>u</m:t>
+            </m:r>
+          </m:e>
+          <m:sub>
+            <m:r>
+              <w:rPr>
+                <w:rFonts w:ascii="Cambria Math" w:eastAsiaTheme="minorEastAsia" w:hAnsi="Cambria Math"/>
+                <w:lang w:val="en-US"/>
+              </w:rPr>
+              <m:t>1</m:t>
+            </m:r>
+          </m:sub>
+        </m:sSub>
+        <m:r>
+          <w:rPr>
+            <w:rFonts w:ascii="Cambria Math" w:eastAsiaTheme="minorEastAsia" w:hAnsi="Cambria Math"/>
+            <w:lang w:val="en-US"/>
+          </w:rPr>
+          <m:t xml:space="preserve">, </m:t>
+        </m:r>
+        <m:sSub>
+          <m:sSubPr>
+            <m:ctrlPr>
+              <w:rPr>
+                <w:rFonts w:ascii="Cambria Math" w:eastAsiaTheme="minorEastAsia" w:hAnsi="Cambria Math"/>
+                <w:i/>
+                <w:lang w:val="en-US"/>
+              </w:rPr>
+            </m:ctrlPr>
+          </m:sSubPr>
+          <m:e>
+            <m:r>
+              <w:rPr>
+                <w:rFonts w:ascii="Cambria Math" w:eastAsiaTheme="minorEastAsia" w:hAnsi="Cambria Math"/>
+                <w:lang w:val="en-US"/>
+              </w:rPr>
+              <m:t>u</m:t>
+            </m:r>
+          </m:e>
+          <m:sub>
+            <m:r>
+              <w:rPr>
+                <w:rFonts w:ascii="Cambria Math" w:eastAsiaTheme="minorEastAsia" w:hAnsi="Cambria Math"/>
+                <w:lang w:val="en-US"/>
+              </w:rPr>
+              <m:t>2</m:t>
+            </m:r>
+          </m:sub>
+        </m:sSub>
+        <m:r>
+          <w:rPr>
+            <w:rFonts w:ascii="Cambria Math" w:eastAsiaTheme="minorEastAsia" w:hAnsi="Cambria Math"/>
+            <w:lang w:val="en-US"/>
+          </w:rPr>
+          <m:t>,0)</m:t>
+        </m:r>
+      </m:oMath>
+      <w:r>
+        <w:rPr>
+          <w:rFonts w:eastAsiaTheme="minorEastAsia"/>
+          <w:lang w:val="en-US"/>
+        </w:rPr>
+        <w:t xml:space="preserve"> is perpendicular to the vector </w:t>
+      </w:r>
+      <m:oMath>
+        <m:r>
+          <w:rPr>
+            <w:rFonts w:ascii="Cambria Math" w:eastAsiaTheme="minorEastAsia" w:hAnsi="Cambria Math"/>
+            <w:lang w:val="en-US"/>
+          </w:rPr>
+          <m:t>(0,0,</m:t>
+        </m:r>
+        <m:sSub>
+          <m:sSubPr>
+            <m:ctrlPr>
+              <w:rPr>
+                <w:rFonts w:ascii="Cambria Math" w:eastAsiaTheme="minorEastAsia" w:hAnsi="Cambria Math"/>
+                <w:i/>
+                <w:lang w:val="en-US"/>
+              </w:rPr>
+            </m:ctrlPr>
+          </m:sSubPr>
+          <m:e>
+            <m:r>
+              <w:rPr>
+                <w:rFonts w:ascii="Cambria Math" w:eastAsiaTheme="minorEastAsia" w:hAnsi="Cambria Math"/>
+                <w:lang w:val="en-US"/>
+              </w:rPr>
+              <m:t>u</m:t>
+            </m:r>
+          </m:e>
+          <m:sub>
+            <m:r>
+              <w:rPr>
+                <w:rFonts w:ascii="Cambria Math" w:eastAsiaTheme="minorEastAsia" w:hAnsi="Cambria Math"/>
+                <w:lang w:val="en-US"/>
+              </w:rPr>
+              <m:t>3</m:t>
+            </m:r>
+          </m:sub>
+        </m:sSub>
+        <m:r>
+          <w:rPr>
+            <w:rFonts w:ascii="Cambria Math" w:eastAsiaTheme="minorEastAsia" w:hAnsi="Cambria Math"/>
+            <w:lang w:val="en-US"/>
+          </w:rPr>
+          <m:t>)</m:t>
+        </m:r>
+      </m:oMath>
+      <w:r>
+        <w:rPr>
+          <w:rFonts w:eastAsiaTheme="minorEastAsia"/>
+          <w:lang w:val="en-US"/>
+        </w:rPr>
+        <w:t xml:space="preserve">, then the length of the vector </w:t>
+      </w:r>
+      <m:oMath>
+        <m:r>
+          <w:rPr>
+            <w:rFonts w:ascii="Cambria Math" w:eastAsiaTheme="minorEastAsia" w:hAnsi="Cambria Math"/>
+            <w:lang w:val="en-US"/>
+          </w:rPr>
+          <m:t>(</m:t>
+        </m:r>
+        <m:sSub>
+          <m:sSubPr>
+            <m:ctrlPr>
+              <w:rPr>
+                <w:rFonts w:ascii="Cambria Math" w:eastAsiaTheme="minorEastAsia" w:hAnsi="Cambria Math"/>
+                <w:i/>
+                <w:lang w:val="en-US"/>
+              </w:rPr>
+            </m:ctrlPr>
+          </m:sSubPr>
+          <m:e>
+            <m:r>
+              <w:rPr>
+                <w:rFonts w:ascii="Cambria Math" w:eastAsiaTheme="minorEastAsia" w:hAnsi="Cambria Math"/>
+                <w:lang w:val="en-US"/>
+              </w:rPr>
+              <m:t>u</m:t>
+            </m:r>
+          </m:e>
+          <m:sub>
+            <m:r>
+              <w:rPr>
+                <w:rFonts w:ascii="Cambria Math" w:eastAsiaTheme="minorEastAsia" w:hAnsi="Cambria Math"/>
+                <w:lang w:val="en-US"/>
+              </w:rPr>
+              <m:t>1</m:t>
+            </m:r>
+          </m:sub>
+        </m:sSub>
+        <m:r>
+          <w:rPr>
+            <w:rFonts w:ascii="Cambria Math" w:eastAsiaTheme="minorEastAsia" w:hAnsi="Cambria Math"/>
+            <w:lang w:val="en-US"/>
+          </w:rPr>
+          <m:t>,</m:t>
+        </m:r>
+        <m:sSub>
+          <m:sSubPr>
+            <m:ctrlPr>
+              <w:rPr>
+                <w:rFonts w:ascii="Cambria Math" w:eastAsiaTheme="minorEastAsia" w:hAnsi="Cambria Math"/>
+                <w:i/>
+                <w:lang w:val="en-US"/>
+              </w:rPr>
+            </m:ctrlPr>
+          </m:sSubPr>
+          <m:e>
+            <m:r>
+              <w:rPr>
+                <w:rFonts w:ascii="Cambria Math" w:eastAsiaTheme="minorEastAsia" w:hAnsi="Cambria Math"/>
+                <w:lang w:val="en-US"/>
+              </w:rPr>
+              <m:t>u</m:t>
+            </m:r>
+          </m:e>
+          <m:sub>
+            <m:r>
+              <w:rPr>
+                <w:rFonts w:ascii="Cambria Math" w:eastAsiaTheme="minorEastAsia" w:hAnsi="Cambria Math"/>
+                <w:lang w:val="en-US"/>
+              </w:rPr>
+              <m:t>2</m:t>
+            </m:r>
+          </m:sub>
+        </m:sSub>
+        <m:r>
+          <w:rPr>
+            <w:rFonts w:ascii="Cambria Math" w:eastAsiaTheme="minorEastAsia" w:hAnsi="Cambria Math"/>
+            <w:lang w:val="en-US"/>
+          </w:rPr>
+          <m:t>,</m:t>
+        </m:r>
+        <m:sSub>
+          <m:sSubPr>
+            <m:ctrlPr>
+              <w:rPr>
+                <w:rFonts w:ascii="Cambria Math" w:eastAsiaTheme="minorEastAsia" w:hAnsi="Cambria Math"/>
+                <w:i/>
+                <w:lang w:val="en-US"/>
+              </w:rPr>
+            </m:ctrlPr>
+          </m:sSubPr>
+          <m:e>
+            <m:r>
+              <w:rPr>
+                <w:rFonts w:ascii="Cambria Math" w:eastAsiaTheme="minorEastAsia" w:hAnsi="Cambria Math"/>
+                <w:lang w:val="en-US"/>
+              </w:rPr>
+              <m:t>u</m:t>
+            </m:r>
+          </m:e>
+          <m:sub>
+            <m:r>
+              <w:rPr>
+                <w:rFonts w:ascii="Cambria Math" w:eastAsiaTheme="minorEastAsia" w:hAnsi="Cambria Math"/>
+                <w:lang w:val="en-US"/>
+              </w:rPr>
+              <m:t>3</m:t>
+            </m:r>
+          </m:sub>
+        </m:sSub>
+        <m:r>
+          <w:rPr>
+            <w:rFonts w:ascii="Cambria Math" w:eastAsiaTheme="minorEastAsia" w:hAnsi="Cambria Math"/>
+            <w:lang w:val="en-US"/>
+          </w:rPr>
+          <m:t>)</m:t>
+        </m:r>
+      </m:oMath>
+      <w:r>
+        <w:rPr>
+          <w:rFonts w:eastAsiaTheme="minorEastAsia"/>
+          <w:lang w:val="en-US"/>
+        </w:rPr>
+        <w:t xml:space="preserve"> is:</w:t>
+      </w:r>
+    </w:p>
+    <w:p>
+      <w:pPr>
+        <w:ind w:firstLine="708"/>
+        <w:rPr>
+          <w:rFonts w:eastAsiaTheme="minorEastAsia"/>
+          <w:lang w:val="en-US"/>
+        </w:rPr>
+      </w:pPr>
+      <m:oMathPara>
+        <m:oMath>
+          <m:sSub>
+            <m:sSubPr>
+              <m:ctrlPr>
+                <w:rPr>
+                  <w:rFonts w:ascii="Cambria Math" w:hAnsi="Cambria Math"/>
+                  <w:i/>
+                  <w:lang w:val="en-US"/>
+                </w:rPr>
+              </m:ctrlPr>
+            </m:sSubPr>
+            <m:e>
+              <m:r>
+                <w:rPr>
+                  <w:rFonts w:ascii="Cambria Math" w:hAnsi="Cambria Math"/>
+                  <w:lang w:val="en-US"/>
+                </w:rPr>
+                <m:t>l</m:t>
+              </m:r>
+            </m:e>
+            <m:sub>
+              <m:r>
+                <w:rPr>
+                  <w:rFonts w:ascii="Cambria Math" w:hAnsi="Cambria Math"/>
+                  <w:lang w:val="en-US"/>
+                </w:rPr>
+                <m:t>2</m:t>
+              </m:r>
+            </m:sub>
+          </m:sSub>
+          <m:r>
+            <w:rPr>
+              <w:rFonts w:ascii="Cambria Math" w:hAnsi="Cambria Math"/>
+              <w:lang w:val="en-US"/>
+            </w:rPr>
+            <m:t>=</m:t>
+          </m:r>
+          <m:rad>
+            <m:radPr>
+              <m:degHide m:val="1"/>
+              <m:ctrlPr>
+                <w:rPr>
+                  <w:rFonts w:ascii="Cambria Math" w:hAnsi="Cambria Math"/>
+                  <w:i/>
+                  <w:lang w:val="en-US"/>
+                </w:rPr>
+              </m:ctrlPr>
+            </m:radPr>
+            <m:deg/>
+            <m:e>
+              <m:sSubSup>
+                <m:sSubSupPr>
+                  <m:ctrlPr>
+                    <w:rPr>
+                      <w:rFonts w:ascii="Cambria Math" w:hAnsi="Cambria Math"/>
+                      <w:i/>
+                      <w:lang w:val="en-US"/>
+                    </w:rPr>
+                  </m:ctrlPr>
+                </m:sSubSupPr>
+                <m:e>
+                  <m:r>
+                    <w:rPr>
+                      <w:rFonts w:ascii="Cambria Math" w:hAnsi="Cambria Math"/>
+                      <w:lang w:val="en-US"/>
+                    </w:rPr>
+                    <m:t>l</m:t>
+                  </m:r>
+                </m:e>
+                <m:sub>
+                  <m:r>
+                    <w:rPr>
+                      <w:rFonts w:ascii="Cambria Math" w:hAnsi="Cambria Math"/>
+                      <w:lang w:val="en-US"/>
+                    </w:rPr>
+                    <m:t>1</m:t>
+                  </m:r>
+                </m:sub>
+                <m:sup>
+                  <m:r>
+                    <w:rPr>
+                      <w:rFonts w:ascii="Cambria Math" w:hAnsi="Cambria Math"/>
+                      <w:lang w:val="en-US"/>
+                    </w:rPr>
+                    <m:t>2</m:t>
+                  </m:r>
+                </m:sup>
+              </m:sSubSup>
+              <m:r>
+                <w:rPr>
+                  <w:rFonts w:ascii="Cambria Math" w:hAnsi="Cambria Math"/>
+                  <w:lang w:val="en-US"/>
+                </w:rPr>
+                <m:t>+</m:t>
+              </m:r>
+              <m:sSubSup>
+                <m:sSubSupPr>
+                  <m:ctrlPr>
+                    <w:rPr>
+                      <w:rFonts w:ascii="Cambria Math" w:hAnsi="Cambria Math"/>
+                      <w:i/>
+                      <w:lang w:val="en-US"/>
+                    </w:rPr>
+                  </m:ctrlPr>
+                </m:sSubSupPr>
+                <m:e>
+                  <m:r>
+                    <w:rPr>
+                      <w:rFonts w:ascii="Cambria Math" w:hAnsi="Cambria Math"/>
+                      <w:lang w:val="en-US"/>
+                    </w:rPr>
+                    <m:t>u</m:t>
+                  </m:r>
+                </m:e>
+                <m:sub>
+                  <m:r>
+                    <w:rPr>
+                      <w:rFonts w:ascii="Cambria Math" w:hAnsi="Cambria Math"/>
+                      <w:lang w:val="en-US"/>
+                    </w:rPr>
+                    <m:t>3</m:t>
+                  </m:r>
+                </m:sub>
+                <m:sup>
+                  <m:r>
+                    <w:rPr>
+                      <w:rFonts w:ascii="Cambria Math" w:hAnsi="Cambria Math"/>
+                      <w:lang w:val="en-US"/>
+                    </w:rPr>
+                    <m:t>2</m:t>
+                  </m:r>
+                </m:sup>
+              </m:sSubSup>
+            </m:e>
+          </m:rad>
+        </m:oMath>
+      </m:oMathPara>
+    </w:p>
+    <w:p>
+      <w:pPr>
+        <w:ind w:firstLine="708"/>
+        <w:rPr>
+          <w:rFonts w:eastAsiaTheme="minorEastAsia"/>
+          <w:lang w:val="en-US"/>
+        </w:rPr>
+      </w:pPr>
+      <w:r>
+        <w:rPr>
+          <w:rFonts w:eastAsiaTheme="minorEastAsia"/>
+          <w:lang w:val="en-US"/>
+        </w:rPr>
+        <w:t>If the vector was 4</w:t>
+      </w:r>
+      <w:r>
+        <w:rPr>
+          <w:rFonts w:eastAsiaTheme="minorEastAsia"/>
+          <w:vertAlign w:val="superscript"/>
+          <w:lang w:val="en-US"/>
+        </w:rPr>
+        <w:t>th</w:t>
+      </w:r>
+      <w:r>
+        <w:rPr>
+          <w:rFonts w:eastAsiaTheme="minorEastAsia"/>
+          <w:lang w:val="en-US"/>
+        </w:rPr>
+        <w:t xml:space="preserve"> dimensional then the vector </w:t>
+      </w:r>
+      <m:oMath>
+        <m:r>
+          <w:rPr>
+            <w:rFonts w:ascii="Cambria Math" w:eastAsiaTheme="minorEastAsia" w:hAnsi="Cambria Math"/>
+            <w:lang w:val="en-US"/>
+          </w:rPr>
+          <m:t>(</m:t>
+        </m:r>
+        <m:sSub>
+          <m:sSubPr>
+            <m:ctrlPr>
+              <w:rPr>
+                <w:rFonts w:ascii="Cambria Math" w:eastAsiaTheme="minorEastAsia" w:hAnsi="Cambria Math"/>
+                <w:i/>
+                <w:lang w:val="en-US"/>
+              </w:rPr>
+            </m:ctrlPr>
+          </m:sSubPr>
+          <m:e>
+            <m:r>
+              <w:rPr>
+                <w:rFonts w:ascii="Cambria Math" w:eastAsiaTheme="minorEastAsia" w:hAnsi="Cambria Math"/>
+                <w:lang w:val="en-US"/>
+              </w:rPr>
+              <m:t>u</m:t>
+            </m:r>
+          </m:e>
+          <m:sub>
+            <m:r>
+              <w:rPr>
+                <w:rFonts w:ascii="Cambria Math" w:eastAsiaTheme="minorEastAsia" w:hAnsi="Cambria Math"/>
+                <w:lang w:val="en-US"/>
+              </w:rPr>
+              <m:t>1</m:t>
+            </m:r>
+          </m:sub>
+        </m:sSub>
+        <m:r>
+          <w:rPr>
+            <w:rFonts w:ascii="Cambria Math" w:eastAsiaTheme="minorEastAsia" w:hAnsi="Cambria Math"/>
+            <w:lang w:val="en-US"/>
+          </w:rPr>
+          <m:t xml:space="preserve">, </m:t>
+        </m:r>
+        <m:sSub>
+          <m:sSubPr>
+            <m:ctrlPr>
+              <w:rPr>
+                <w:rFonts w:ascii="Cambria Math" w:eastAsiaTheme="minorEastAsia" w:hAnsi="Cambria Math"/>
+                <w:i/>
+                <w:lang w:val="en-US"/>
+              </w:rPr>
+            </m:ctrlPr>
+          </m:sSubPr>
+          <m:e>
+            <m:r>
+              <w:rPr>
+                <w:rFonts w:ascii="Cambria Math" w:eastAsiaTheme="minorEastAsia" w:hAnsi="Cambria Math"/>
+                <w:lang w:val="en-US"/>
+              </w:rPr>
+              <m:t>u</m:t>
+            </m:r>
+          </m:e>
+          <m:sub>
+            <m:r>
+              <w:rPr>
+                <w:rFonts w:ascii="Cambria Math" w:eastAsiaTheme="minorEastAsia" w:hAnsi="Cambria Math"/>
+                <w:lang w:val="en-US"/>
+              </w:rPr>
+              <m:t>2</m:t>
+            </m:r>
+          </m:sub>
+        </m:sSub>
+        <m:r>
+          <w:rPr>
+            <w:rFonts w:ascii="Cambria Math" w:eastAsiaTheme="minorEastAsia" w:hAnsi="Cambria Math"/>
+            <w:lang w:val="en-US"/>
+          </w:rPr>
+          <m:t xml:space="preserve">, </m:t>
+        </m:r>
+        <m:sSub>
+          <m:sSubPr>
+            <m:ctrlPr>
+              <w:rPr>
+                <w:rFonts w:ascii="Cambria Math" w:eastAsiaTheme="minorEastAsia" w:hAnsi="Cambria Math"/>
+                <w:i/>
+                <w:lang w:val="en-US"/>
+              </w:rPr>
+            </m:ctrlPr>
+          </m:sSubPr>
+          <m:e>
+            <m:r>
+              <w:rPr>
+                <w:rFonts w:ascii="Cambria Math" w:eastAsiaTheme="minorEastAsia" w:hAnsi="Cambria Math"/>
+                <w:lang w:val="en-US"/>
+              </w:rPr>
+              <m:t>u</m:t>
+            </m:r>
+          </m:e>
+          <m:sub>
+            <m:r>
+              <w:rPr>
+                <w:rFonts w:ascii="Cambria Math" w:eastAsiaTheme="minorEastAsia" w:hAnsi="Cambria Math"/>
+                <w:lang w:val="en-US"/>
+              </w:rPr>
+              <m:t>3</m:t>
+            </m:r>
+          </m:sub>
+        </m:sSub>
+        <m:r>
+          <w:rPr>
+            <w:rFonts w:ascii="Cambria Math" w:eastAsiaTheme="minorEastAsia" w:hAnsi="Cambria Math"/>
+            <w:lang w:val="en-US"/>
+          </w:rPr>
+          <m:t>,0)</m:t>
+        </m:r>
+      </m:oMath>
+      <w:r>
+        <w:rPr>
+          <w:rFonts w:eastAsiaTheme="minorEastAsia"/>
+          <w:lang w:val="en-US"/>
+        </w:rPr>
+        <w:t xml:space="preserve"> would be perpendicular to the vector </w:t>
+      </w:r>
+      <m:oMath>
+        <m:d>
+          <m:dPr>
+            <m:ctrlPr>
+              <w:rPr>
+                <w:rFonts w:ascii="Cambria Math" w:eastAsiaTheme="minorEastAsia" w:hAnsi="Cambria Math"/>
+                <w:i/>
+                <w:lang w:val="en-US"/>
+              </w:rPr>
+            </m:ctrlPr>
+          </m:dPr>
+          <m:e>
+            <m:r>
+              <w:rPr>
+                <w:rFonts w:ascii="Cambria Math" w:eastAsiaTheme="minorEastAsia" w:hAnsi="Cambria Math"/>
+                <w:lang w:val="en-US"/>
+              </w:rPr>
+              <m:t xml:space="preserve">0, 0, 0, </m:t>
+            </m:r>
+            <m:sSub>
+              <m:sSubPr>
+                <m:ctrlPr>
+                  <w:rPr>
+                    <w:rFonts w:ascii="Cambria Math" w:eastAsiaTheme="minorEastAsia" w:hAnsi="Cambria Math"/>
+                    <w:i/>
+                    <w:lang w:val="en-US"/>
+                  </w:rPr>
+                </m:ctrlPr>
+              </m:sSubPr>
+              <m:e>
+                <m:r>
+                  <w:rPr>
+                    <w:rFonts w:ascii="Cambria Math" w:eastAsiaTheme="minorEastAsia" w:hAnsi="Cambria Math"/>
+                    <w:lang w:val="en-US"/>
+                  </w:rPr>
+                  <m:t>u</m:t>
+                </m:r>
+              </m:e>
+              <m:sub>
+                <m:r>
+                  <w:rPr>
+                    <w:rFonts w:ascii="Cambria Math" w:eastAsiaTheme="minorEastAsia" w:hAnsi="Cambria Math"/>
+                    <w:lang w:val="en-US"/>
+                  </w:rPr>
+                  <m:t>4</m:t>
+                </m:r>
+              </m:sub>
+            </m:sSub>
+          </m:e>
+        </m:d>
+        <m:r>
+          <w:rPr>
+            <w:rFonts w:ascii="Cambria Math" w:eastAsiaTheme="minorEastAsia" w:hAnsi="Cambria Math"/>
+            <w:lang w:val="en-US"/>
+          </w:rPr>
+          <m:t>,</m:t>
+        </m:r>
+      </m:oMath>
+      <w:r>
+        <w:rPr>
+          <w:rFonts w:eastAsiaTheme="minorEastAsia"/>
+          <w:lang w:val="en-US"/>
+        </w:rPr>
+        <w:t xml:space="preserve"> thus:</w:t>
+      </w:r>
+    </w:p>
+    <w:p>
+      <w:pPr>
+        <w:ind w:firstLine="708"/>
+        <w:rPr>
+          <w:rFonts w:eastAsiaTheme="minorEastAsia"/>
+          <w:lang w:val="en-US"/>
+        </w:rPr>
+      </w:pPr>
+      <m:oMathPara>
+        <m:oMath>
+          <m:sSub>
+            <m:sSubPr>
+              <m:ctrlPr>
+                <w:rPr>
+                  <w:rFonts w:ascii="Cambria Math" w:hAnsi="Cambria Math"/>
+                  <w:i/>
+                  <w:lang w:val="en-US"/>
+                </w:rPr>
+              </m:ctrlPr>
+            </m:sSubPr>
+            <m:e>
+              <m:r>
+                <w:rPr>
+                  <w:rFonts w:ascii="Cambria Math" w:hAnsi="Cambria Math"/>
+                  <w:lang w:val="en-US"/>
+                </w:rPr>
+                <m:t>l</m:t>
+              </m:r>
+            </m:e>
+            <m:sub>
+              <m:r>
+                <w:rPr>
+                  <w:rFonts w:ascii="Cambria Math" w:hAnsi="Cambria Math"/>
+                  <w:lang w:val="en-US"/>
+                </w:rPr>
+                <m:t>3</m:t>
+              </m:r>
+            </m:sub>
+          </m:sSub>
+          <m:r>
+            <w:rPr>
+              <w:rFonts w:ascii="Cambria Math" w:hAnsi="Cambria Math"/>
+              <w:lang w:val="en-US"/>
+            </w:rPr>
+            <m:t>=</m:t>
+          </m:r>
+          <m:rad>
+            <m:radPr>
+              <m:degHide m:val="1"/>
+              <m:ctrlPr>
+                <w:rPr>
+                  <w:rFonts w:ascii="Cambria Math" w:hAnsi="Cambria Math"/>
+                  <w:i/>
+                  <w:lang w:val="en-US"/>
+                </w:rPr>
+              </m:ctrlPr>
+            </m:radPr>
+            <m:deg/>
+            <m:e>
+              <m:sSubSup>
+                <m:sSubSupPr>
+                  <m:ctrlPr>
+                    <w:rPr>
+                      <w:rFonts w:ascii="Cambria Math" w:hAnsi="Cambria Math"/>
+                      <w:i/>
+                      <w:lang w:val="en-US"/>
+                    </w:rPr>
+                  </m:ctrlPr>
+                </m:sSubSupPr>
+                <m:e>
+                  <m:r>
+                    <w:rPr>
+                      <w:rFonts w:ascii="Cambria Math" w:hAnsi="Cambria Math"/>
+                      <w:lang w:val="en-US"/>
+                    </w:rPr>
+                    <m:t>l</m:t>
+                  </m:r>
+                </m:e>
+                <m:sub>
+                  <m:r>
+                    <w:rPr>
+                      <w:rFonts w:ascii="Cambria Math" w:hAnsi="Cambria Math"/>
+                      <w:lang w:val="en-US"/>
+                    </w:rPr>
+                    <m:t>2</m:t>
+                  </m:r>
+                </m:sub>
+                <m:sup>
+                  <m:r>
+                    <w:rPr>
+                      <w:rFonts w:ascii="Cambria Math" w:hAnsi="Cambria Math"/>
+                      <w:lang w:val="en-US"/>
+                    </w:rPr>
+                    <m:t>2</m:t>
+                  </m:r>
+                </m:sup>
+              </m:sSubSup>
+              <m:r>
+                <w:rPr>
+                  <w:rFonts w:ascii="Cambria Math" w:hAnsi="Cambria Math"/>
+                  <w:lang w:val="en-US"/>
+                </w:rPr>
+                <m:t>+</m:t>
+              </m:r>
+              <m:sSubSup>
+                <m:sSubSupPr>
+                  <m:ctrlPr>
+                    <w:rPr>
+                      <w:rFonts w:ascii="Cambria Math" w:hAnsi="Cambria Math"/>
+                      <w:i/>
+                      <w:lang w:val="en-US"/>
+                    </w:rPr>
+                  </m:ctrlPr>
+                </m:sSubSupPr>
+                <m:e>
+                  <m:r>
+                    <w:rPr>
+                      <w:rFonts w:ascii="Cambria Math" w:hAnsi="Cambria Math"/>
+                      <w:lang w:val="en-US"/>
+                    </w:rPr>
+                    <m:t>u</m:t>
+                  </m:r>
+                </m:e>
+                <m:sub>
+                  <m:r>
+                    <w:rPr>
+                      <w:rFonts w:ascii="Cambria Math" w:hAnsi="Cambria Math"/>
+                      <w:lang w:val="en-US"/>
+                    </w:rPr>
+                    <m:t>4</m:t>
+                  </m:r>
+                </m:sub>
+                <m:sup>
+                  <m:r>
+                    <w:rPr>
+                      <w:rFonts w:ascii="Cambria Math" w:hAnsi="Cambria Math"/>
+                      <w:lang w:val="en-US"/>
+                    </w:rPr>
+                    <m:t>2</m:t>
+                  </m:r>
+                </m:sup>
+              </m:sSubSup>
+            </m:e>
+          </m:rad>
+        </m:oMath>
+      </m:oMathPara>
+    </w:p>
+    <w:p>
+      <w:pPr>
+        <w:ind w:firstLine="708"/>
+        <w:rPr>
+          <w:rFonts w:eastAsiaTheme="minorEastAsia"/>
+          <w:lang w:val="en-US"/>
+        </w:rPr>
+      </w:pPr>
+      <w:r>
+        <w:rPr>
+          <w:rFonts w:eastAsiaTheme="minorEastAsia"/>
+          <w:lang w:val="en-US"/>
+        </w:rPr>
+        <w:t>If the vector was n</w:t>
+      </w:r>
+      <w:r>
+        <w:rPr>
+          <w:rFonts w:eastAsiaTheme="minorEastAsia"/>
+          <w:vertAlign w:val="superscript"/>
+          <w:lang w:val="en-US"/>
+        </w:rPr>
+        <w:t>t</w:t>
+      </w:r>
+      <w:r>
+        <w:rPr>
+          <w:rFonts w:eastAsiaTheme="minorEastAsia"/>
+          <w:vertAlign w:val="superscript"/>
+          <w:lang w:val="en-US"/>
+        </w:rPr>
+        <w:t>h</w:t>
+      </w:r>
+      <w:r>
+        <w:rPr>
+          <w:rFonts w:eastAsiaTheme="minorEastAsia"/>
+          <w:lang w:val="en-US"/>
+        </w:rPr>
+        <w:t xml:space="preserve"> dimensional, then the vector </w:t>
+      </w:r>
+      <m:oMath>
+        <m:r>
+          <w:rPr>
+            <w:rFonts w:ascii="Cambria Math" w:eastAsiaTheme="minorEastAsia" w:hAnsi="Cambria Math"/>
+            <w:lang w:val="en-US"/>
+          </w:rPr>
+          <m:t>(</m:t>
+        </m:r>
+        <m:sSub>
+          <m:sSubPr>
+            <m:ctrlPr>
+              <w:rPr>
+                <w:rFonts w:ascii="Cambria Math" w:eastAsiaTheme="minorEastAsia" w:hAnsi="Cambria Math"/>
+                <w:i/>
+                <w:lang w:val="en-US"/>
+              </w:rPr>
+            </m:ctrlPr>
+          </m:sSubPr>
+          <m:e>
+            <m:r>
+              <w:rPr>
+                <w:rFonts w:ascii="Cambria Math" w:eastAsiaTheme="minorEastAsia" w:hAnsi="Cambria Math"/>
+                <w:lang w:val="en-US"/>
+              </w:rPr>
+              <m:t>u</m:t>
+            </m:r>
+          </m:e>
+          <m:sub>
+            <m:r>
+              <w:rPr>
+                <w:rFonts w:ascii="Cambria Math" w:eastAsiaTheme="minorEastAsia" w:hAnsi="Cambria Math"/>
+                <w:lang w:val="en-US"/>
+              </w:rPr>
+              <m:t>1</m:t>
+            </m:r>
+          </m:sub>
+        </m:sSub>
+        <m:r>
+          <w:rPr>
+            <w:rFonts w:ascii="Cambria Math" w:eastAsiaTheme="minorEastAsia" w:hAnsi="Cambria Math"/>
+            <w:lang w:val="en-US"/>
+          </w:rPr>
+          <m:t>,</m:t>
+        </m:r>
+        <m:sSub>
+          <m:sSubPr>
+            <m:ctrlPr>
+              <w:rPr>
+                <w:rFonts w:ascii="Cambria Math" w:eastAsiaTheme="minorEastAsia" w:hAnsi="Cambria Math"/>
+                <w:i/>
+                <w:lang w:val="en-US"/>
+              </w:rPr>
+            </m:ctrlPr>
+          </m:sSubPr>
+          <m:e>
+            <m:r>
+              <w:rPr>
+                <w:rFonts w:ascii="Cambria Math" w:eastAsiaTheme="minorEastAsia" w:hAnsi="Cambria Math"/>
+                <w:lang w:val="en-US"/>
+              </w:rPr>
+              <m:t>u</m:t>
+            </m:r>
+          </m:e>
+          <m:sub>
+            <m:r>
+              <w:rPr>
+                <w:rFonts w:ascii="Cambria Math" w:eastAsiaTheme="minorEastAsia" w:hAnsi="Cambria Math"/>
+                <w:lang w:val="en-US"/>
+              </w:rPr>
+              <m:t>2</m:t>
+            </m:r>
+          </m:sub>
+        </m:sSub>
+        <m:r>
+          <w:rPr>
+            <w:rFonts w:ascii="Cambria Math" w:eastAsiaTheme="minorEastAsia" w:hAnsi="Cambria Math"/>
+            <w:lang w:val="en-US"/>
+          </w:rPr>
+          <m:t>,</m:t>
+        </m:r>
+        <m:sSub>
+          <m:sSubPr>
+            <m:ctrlPr>
+              <w:rPr>
+                <w:rFonts w:ascii="Cambria Math" w:eastAsiaTheme="minorEastAsia" w:hAnsi="Cambria Math"/>
+                <w:i/>
+                <w:lang w:val="en-US"/>
+              </w:rPr>
+            </m:ctrlPr>
+          </m:sSubPr>
+          <m:e>
+            <m:r>
+              <w:rPr>
+                <w:rFonts w:ascii="Cambria Math" w:eastAsiaTheme="minorEastAsia" w:hAnsi="Cambria Math"/>
+                <w:lang w:val="en-US"/>
+              </w:rPr>
+              <m:t>u</m:t>
+            </m:r>
+          </m:e>
+          <m:sub>
+            <m:r>
+              <w:rPr>
+                <w:rFonts w:ascii="Cambria Math" w:eastAsiaTheme="minorEastAsia" w:hAnsi="Cambria Math"/>
+                <w:lang w:val="en-US"/>
+              </w:rPr>
+              <m:t>3</m:t>
+            </m:r>
+          </m:sub>
+        </m:sSub>
+        <m:r>
+          <w:rPr>
+            <w:rFonts w:ascii="Cambria Math" w:eastAsiaTheme="minorEastAsia" w:hAnsi="Cambria Math"/>
+            <w:lang w:val="en-US"/>
+          </w:rPr>
+          <m:t>,…,</m:t>
+        </m:r>
+        <m:sSub>
+          <m:sSubPr>
+            <m:ctrlPr>
+              <w:rPr>
+                <w:rFonts w:ascii="Cambria Math" w:eastAsiaTheme="minorEastAsia" w:hAnsi="Cambria Math"/>
+                <w:i/>
+                <w:lang w:val="en-US"/>
+              </w:rPr>
+            </m:ctrlPr>
+          </m:sSubPr>
+          <m:e>
+            <m:r>
+              <w:rPr>
+                <w:rFonts w:ascii="Cambria Math" w:eastAsiaTheme="minorEastAsia" w:hAnsi="Cambria Math"/>
+                <w:lang w:val="en-US"/>
+              </w:rPr>
+              <m:t>u</m:t>
+            </m:r>
+          </m:e>
+          <m:sub>
+            <m:r>
+              <w:rPr>
+                <w:rFonts w:ascii="Cambria Math" w:eastAsiaTheme="minorEastAsia" w:hAnsi="Cambria Math"/>
+                <w:lang w:val="en-US"/>
+              </w:rPr>
+              <m:t>n-1</m:t>
+            </m:r>
+          </m:sub>
+        </m:sSub>
+        <m:r>
+          <w:rPr>
+            <w:rFonts w:ascii="Cambria Math" w:eastAsiaTheme="minorEastAsia" w:hAnsi="Cambria Math"/>
+            <w:lang w:val="en-US"/>
+          </w:rPr>
+          <m:t>,0)</m:t>
+        </m:r>
+      </m:oMath>
+      <w:r>
+        <w:rPr>
+          <w:rFonts w:eastAsiaTheme="minorEastAsia"/>
+          <w:lang w:val="en-US"/>
+        </w:rPr>
+        <w:t xml:space="preserve"> would be perpendicular to the vector </w:t>
+      </w:r>
+      <m:oMath>
+        <m:r>
+          <w:rPr>
+            <w:rFonts w:ascii="Cambria Math" w:eastAsiaTheme="minorEastAsia" w:hAnsi="Cambria Math"/>
+            <w:lang w:val="en-US"/>
+          </w:rPr>
+          <m:t>(0,0,0,…,0,</m:t>
+        </m:r>
+        <m:sSub>
+          <m:sSubPr>
+            <m:ctrlPr>
+              <w:rPr>
+                <w:rFonts w:ascii="Cambria Math" w:eastAsiaTheme="minorEastAsia" w:hAnsi="Cambria Math"/>
+                <w:i/>
+                <w:lang w:val="en-US"/>
+              </w:rPr>
+            </m:ctrlPr>
+          </m:sSubPr>
+          <m:e>
+            <m:r>
+              <w:rPr>
+                <w:rFonts w:ascii="Cambria Math" w:eastAsiaTheme="minorEastAsia" w:hAnsi="Cambria Math"/>
+                <w:lang w:val="en-US"/>
+              </w:rPr>
+              <m:t>u</m:t>
+            </m:r>
+          </m:e>
+          <m:sub>
+            <m:r>
+              <w:rPr>
+                <w:rFonts w:ascii="Cambria Math" w:eastAsiaTheme="minorEastAsia" w:hAnsi="Cambria Math"/>
+                <w:lang w:val="en-US"/>
+              </w:rPr>
+              <m:t>n</m:t>
+            </m:r>
+          </m:sub>
+        </m:sSub>
+        <m:r>
+          <w:rPr>
+            <w:rFonts w:ascii="Cambria Math" w:eastAsiaTheme="minorEastAsia" w:hAnsi="Cambria Math"/>
+            <w:lang w:val="en-US"/>
+          </w:rPr>
+          <m:t>)</m:t>
+        </m:r>
+      </m:oMath>
+      <w:r>
+        <w:rPr>
+          <w:rFonts w:eastAsiaTheme="minorEastAsia"/>
+          <w:lang w:val="en-US"/>
+        </w:rPr>
+        <w:t>, thus:</w:t>
+      </w:r>
+    </w:p>
+    <w:p>
+      <w:pPr>
+        <w:ind w:firstLine="708"/>
+        <w:rPr>
+          <w:rFonts w:eastAsiaTheme="minorEastAsia"/>
+          <w:lang w:val="en-US"/>
+        </w:rPr>
+      </w:pPr>
+      <m:oMathPara>
+        <m:oMath>
+          <m:sSub>
+            <m:sSubPr>
+              <m:ctrlPr>
+                <w:rPr>
+                  <w:rFonts w:ascii="Cambria Math" w:hAnsi="Cambria Math"/>
+                  <w:i/>
+                  <w:lang w:val="en-US"/>
+                </w:rPr>
+              </m:ctrlPr>
+            </m:sSubPr>
+            <m:e>
+              <m:r>
+                <w:rPr>
+                  <w:rFonts w:ascii="Cambria Math" w:hAnsi="Cambria Math"/>
+                  <w:lang w:val="en-US"/>
+                </w:rPr>
+                <m:t>l</m:t>
+              </m:r>
+            </m:e>
+            <m:sub>
+              <m:r>
+                <w:rPr>
+                  <w:rFonts w:ascii="Cambria Math" w:hAnsi="Cambria Math"/>
+                  <w:lang w:val="en-US"/>
+                </w:rPr>
+                <m:t>n-1</m:t>
+              </m:r>
+            </m:sub>
+          </m:sSub>
+          <m:r>
+            <w:rPr>
+              <w:rFonts w:ascii="Cambria Math" w:hAnsi="Cambria Math"/>
+              <w:lang w:val="en-US"/>
+            </w:rPr>
+            <m:t>=</m:t>
+          </m:r>
+          <m:rad>
+            <m:radPr>
+              <m:degHide m:val="1"/>
+              <m:ctrlPr>
+                <w:rPr>
+                  <w:rFonts w:ascii="Cambria Math" w:hAnsi="Cambria Math"/>
+                  <w:i/>
+                  <w:lang w:val="en-US"/>
+                </w:rPr>
+              </m:ctrlPr>
+            </m:radPr>
+            <m:deg/>
+            <m:e>
+              <m:sSubSup>
+                <m:sSubSupPr>
+                  <m:ctrlPr>
+                    <w:rPr>
+                      <w:rFonts w:ascii="Cambria Math" w:hAnsi="Cambria Math"/>
+                      <w:i/>
+                      <w:lang w:val="en-US"/>
+                    </w:rPr>
+                  </m:ctrlPr>
+                </m:sSubSupPr>
+                <m:e>
+                  <m:r>
+                    <w:rPr>
+                      <w:rFonts w:ascii="Cambria Math" w:hAnsi="Cambria Math"/>
+                      <w:lang w:val="en-US"/>
+                    </w:rPr>
+                    <m:t>l</m:t>
+                  </m:r>
+                </m:e>
+                <m:sub>
+                  <m:r>
+                    <w:rPr>
+                      <w:rFonts w:ascii="Cambria Math" w:hAnsi="Cambria Math"/>
+                      <w:lang w:val="en-US"/>
+                    </w:rPr>
+                    <m:t>n-2</m:t>
+                  </m:r>
+                </m:sub>
+                <m:sup>
+                  <m:r>
+                    <w:rPr>
+                      <w:rFonts w:ascii="Cambria Math" w:hAnsi="Cambria Math"/>
+                      <w:lang w:val="en-US"/>
+                    </w:rPr>
+                    <m:t>2</m:t>
+                  </m:r>
+                </m:sup>
+              </m:sSubSup>
+              <m:r>
+                <w:rPr>
+                  <w:rFonts w:ascii="Cambria Math" w:hAnsi="Cambria Math"/>
+                  <w:lang w:val="en-US"/>
+                </w:rPr>
+                <m:t>+</m:t>
+              </m:r>
+              <m:sSubSup>
+                <m:sSubSupPr>
+                  <m:ctrlPr>
+                    <w:rPr>
+                      <w:rFonts w:ascii="Cambria Math" w:hAnsi="Cambria Math"/>
+                      <w:i/>
+                      <w:lang w:val="en-US"/>
+                    </w:rPr>
+                  </m:ctrlPr>
+                </m:sSubSupPr>
+                <m:e>
+                  <m:r>
+                    <w:rPr>
+                      <w:rFonts w:ascii="Cambria Math" w:hAnsi="Cambria Math"/>
+                      <w:lang w:val="en-US"/>
+                    </w:rPr>
+                    <m:t>u</m:t>
+                  </m:r>
+                </m:e>
+                <m:sub>
+                  <m:r>
+                    <w:rPr>
+                      <w:rFonts w:ascii="Cambria Math" w:hAnsi="Cambria Math"/>
+                      <w:lang w:val="en-US"/>
+                    </w:rPr>
+                    <m:t>n</m:t>
+                  </m:r>
+                </m:sub>
+                <m:sup>
+                  <m:r>
+                    <w:rPr>
+                      <w:rFonts w:ascii="Cambria Math" w:hAnsi="Cambria Math"/>
+                      <w:lang w:val="en-US"/>
+                    </w:rPr>
+                    <m:t>2</m:t>
+                  </m:r>
+                </m:sup>
+              </m:sSubSup>
+            </m:e>
+          </m:rad>
+        </m:oMath>
+      </m:oMathPara>
+    </w:p>
+    <w:p>
+      <w:pPr>
+        <w:rPr>
+          <w:rFonts w:eastAsiaTheme="minorEastAsia"/>
+          <w:lang w:val="en-US"/>
+        </w:rPr>
+      </w:pPr>
+      <w:r>
+        <w:rPr>
+          <w:rFonts w:eastAsiaTheme="minorEastAsia"/>
+          <w:lang w:val="en-US"/>
+        </w:rPr>
+        <w:tab/>
+        <w:t>Replacing all the lengths we get:</w:t>
+      </w:r>
+    </w:p>
+    <w:p>
+      <w:pPr>
+        <w:rPr>
+          <w:lang w:val="en-US"/>
+        </w:rPr>
+      </w:pPr>
+      <m:oMathPara>
+        <m:oMath>
+          <m:sSub>
+            <m:sSubPr>
+              <m:ctrlPr>
+                <w:rPr>
+                  <w:rFonts w:ascii="Cambria Math" w:hAnsi="Cambria Math"/>
+                  <w:i/>
+                  <w:lang w:val="en-US"/>
+                </w:rPr>
+              </m:ctrlPr>
+            </m:sSubPr>
+            <m:e>
+              <m:r>
+                <w:rPr>
+                  <w:rFonts w:ascii="Cambria Math" w:hAnsi="Cambria Math"/>
+                  <w:lang w:val="en-US"/>
+                </w:rPr>
+                <m:t>l</m:t>
+              </m:r>
+            </m:e>
+            <m:sub>
+              <m:r>
+                <w:rPr>
+                  <w:rFonts w:ascii="Cambria Math" w:hAnsi="Cambria Math"/>
+                  <w:lang w:val="en-US"/>
+                </w:rPr>
+                <m:t>n-1</m:t>
+              </m:r>
+            </m:sub>
+          </m:sSub>
+          <m:r>
+            <w:rPr>
+              <w:rFonts w:ascii="Cambria Math" w:hAnsi="Cambria Math"/>
+              <w:lang w:val="en-US"/>
+            </w:rPr>
+            <m:t>=</m:t>
+          </m:r>
+          <m:rad>
+            <m:radPr>
+              <m:degHide m:val="1"/>
+              <m:ctrlPr>
+                <w:rPr>
+                  <w:rFonts w:ascii="Cambria Math" w:hAnsi="Cambria Math"/>
+                  <w:i/>
+                  <w:lang w:val="en-US"/>
+                </w:rPr>
+              </m:ctrlPr>
+            </m:radPr>
+            <m:deg/>
+            <m:e>
+              <m:sSup>
+                <m:sSupPr>
+                  <m:ctrlPr>
+                    <w:rPr>
+                      <w:rFonts w:ascii="Cambria Math" w:hAnsi="Cambria Math"/>
+                      <w:i/>
+                      <w:lang w:val="en-US"/>
+                    </w:rPr>
+                  </m:ctrlPr>
+                </m:sSupPr>
+                <m:e>
+                  <m:rad>
+                    <m:radPr>
+                      <m:degHide m:val="1"/>
+                      <m:ctrlPr>
+                        <w:rPr>
+                          <w:rFonts w:ascii="Cambria Math" w:hAnsi="Cambria Math"/>
+                          <w:i/>
+                          <w:lang w:val="en-US"/>
+                        </w:rPr>
+                      </m:ctrlPr>
+                    </m:radPr>
+                    <m:deg/>
+                    <m:e>
+                      <m:sSubSup>
+                        <m:sSubSupPr>
+                          <m:ctrlPr>
+                            <w:rPr>
+                              <w:rFonts w:ascii="Cambria Math" w:hAnsi="Cambria Math"/>
+                              <w:i/>
+                              <w:lang w:val="en-US"/>
+                            </w:rPr>
+                          </m:ctrlPr>
+                        </m:sSubSupPr>
+                        <m:e>
+                          <m:r>
+                            <w:rPr>
+                              <w:rFonts w:ascii="Cambria Math" w:hAnsi="Cambria Math"/>
+                              <w:lang w:val="en-US"/>
+                            </w:rPr>
+                            <m:t>l</m:t>
+                          </m:r>
+                        </m:e>
+                        <m:sub>
+                          <m:r>
+                            <w:rPr>
+                              <w:rFonts w:ascii="Cambria Math" w:hAnsi="Cambria Math"/>
+                              <w:lang w:val="en-US"/>
+                            </w:rPr>
+                            <m:t>n-3</m:t>
+                          </m:r>
+                        </m:sub>
+                        <m:sup>
+                          <m:r>
+                            <w:rPr>
+                              <w:rFonts w:ascii="Cambria Math" w:hAnsi="Cambria Math"/>
+                              <w:lang w:val="en-US"/>
+                            </w:rPr>
+                            <m:t>2</m:t>
+                          </m:r>
+                        </m:sup>
+                      </m:sSubSup>
+                      <m:r>
+                        <w:rPr>
+                          <w:rFonts w:ascii="Cambria Math" w:hAnsi="Cambria Math"/>
+                          <w:lang w:val="en-US"/>
+                        </w:rPr>
+                        <m:t>+</m:t>
+                      </m:r>
+                      <m:sSubSup>
+                        <m:sSubSupPr>
+                          <m:ctrlPr>
+                            <w:rPr>
+                              <w:rFonts w:ascii="Cambria Math" w:hAnsi="Cambria Math"/>
+                              <w:i/>
+                              <w:lang w:val="en-US"/>
+                            </w:rPr>
+                          </m:ctrlPr>
+                        </m:sSubSupPr>
+                        <m:e>
+                          <m:r>
+                            <w:rPr>
+                              <w:rFonts w:ascii="Cambria Math" w:hAnsi="Cambria Math"/>
+                              <w:lang w:val="en-US"/>
+                            </w:rPr>
+                            <m:t>u</m:t>
+                          </m:r>
+                        </m:e>
+                        <m:sub>
+                          <m:r>
+                            <w:rPr>
+                              <w:rFonts w:ascii="Cambria Math" w:hAnsi="Cambria Math"/>
+                              <w:lang w:val="en-US"/>
+                            </w:rPr>
+                            <m:t>n-1</m:t>
+                          </m:r>
+                        </m:sub>
+                        <m:sup>
+                          <m:r>
+                            <w:rPr>
+                              <w:rFonts w:ascii="Cambria Math" w:hAnsi="Cambria Math"/>
+                              <w:lang w:val="en-US"/>
+                            </w:rPr>
+                            <m:t>2</m:t>
+                          </m:r>
+                        </m:sup>
+                      </m:sSubSup>
+                    </m:e>
+                  </m:rad>
+                </m:e>
+                <m:sup>
+                  <m:r>
+                    <w:rPr>
+                      <w:rFonts w:ascii="Cambria Math" w:hAnsi="Cambria Math"/>
+                      <w:lang w:val="en-US"/>
+                    </w:rPr>
+                    <m:t>2</m:t>
+                  </m:r>
+                </m:sup>
+              </m:sSup>
+              <m:r>
+                <w:rPr>
+                  <w:rFonts w:ascii="Cambria Math" w:hAnsi="Cambria Math"/>
+                  <w:lang w:val="en-US"/>
+                </w:rPr>
+                <m:t>+</m:t>
+              </m:r>
+              <m:sSubSup>
+                <m:sSubSupPr>
+                  <m:ctrlPr>
+                    <w:rPr>
+                      <w:rFonts w:ascii="Cambria Math" w:hAnsi="Cambria Math"/>
+                      <w:i/>
+                      <w:lang w:val="en-US"/>
+                    </w:rPr>
+                  </m:ctrlPr>
+                </m:sSubSupPr>
+                <m:e>
+                  <m:r>
+                    <w:rPr>
+                      <w:rFonts w:ascii="Cambria Math" w:hAnsi="Cambria Math"/>
+                      <w:lang w:val="en-US"/>
+                    </w:rPr>
+                    <m:t>u</m:t>
+                  </m:r>
+                </m:e>
+                <m:sub>
+                  <m:r>
+                    <w:rPr>
+                      <w:rFonts w:ascii="Cambria Math" w:hAnsi="Cambria Math"/>
+                      <w:lang w:val="en-US"/>
+                    </w:rPr>
+                    <m:t>n</m:t>
+                  </m:r>
+                </m:sub>
+                <m:sup>
+                  <m:r>
+                    <w:rPr>
+                      <w:rFonts w:ascii="Cambria Math" w:hAnsi="Cambria Math"/>
+                      <w:lang w:val="en-US"/>
+                    </w:rPr>
+                    <m:t>2</m:t>
+                  </m:r>
+                </m:sup>
+              </m:sSubSup>
+            </m:e>
+          </m:rad>
+          <m:r>
+            <w:rPr>
+              <w:rFonts w:ascii="Cambria Math" w:eastAsiaTheme="minorEastAsia" w:hAnsi="Cambria Math"/>
+              <w:lang w:val="en-US"/>
+            </w:rPr>
+            <m:t>=</m:t>
+          </m:r>
+          <m:rad>
+            <m:radPr>
+              <m:degHide m:val="1"/>
+              <m:ctrlPr>
+                <w:rPr>
+                  <w:rFonts w:ascii="Cambria Math" w:eastAsiaTheme="minorEastAsia" w:hAnsi="Cambria Math"/>
+                  <w:i/>
+                  <w:lang w:val="en-US"/>
+                </w:rPr>
+              </m:ctrlPr>
+            </m:radPr>
+            <m:deg>
+              <m:ctrlPr>
+                <w:rPr>
+                  <w:rFonts w:ascii="Cambria Math" w:hAnsi="Cambria Math"/>
+                  <w:i/>
+                  <w:lang w:val="en-US"/>
+                </w:rPr>
+              </m:ctrlPr>
+            </m:deg>
+            <m:e>
+              <m:sSubSup>
+                <m:sSubSupPr>
+                  <m:ctrlPr>
+                    <w:rPr>
+                      <w:rFonts w:ascii="Cambria Math" w:hAnsi="Cambria Math"/>
+                      <w:i/>
+                      <w:lang w:val="en-US"/>
+                    </w:rPr>
+                  </m:ctrlPr>
+                </m:sSubSupPr>
+                <m:e>
+                  <m:r>
+                    <w:rPr>
+                      <w:rFonts w:ascii="Cambria Math" w:hAnsi="Cambria Math"/>
+                      <w:lang w:val="en-US"/>
+                    </w:rPr>
+                    <m:t>u</m:t>
+                  </m:r>
+                </m:e>
+                <m:sub>
+                  <m:r>
+                    <w:rPr>
+                      <w:rFonts w:ascii="Cambria Math" w:hAnsi="Cambria Math"/>
+                      <w:lang w:val="en-US"/>
+                    </w:rPr>
+                    <m:t>1</m:t>
+                  </m:r>
+                </m:sub>
+                <m:sup>
+                  <m:r>
+                    <w:rPr>
+                      <w:rFonts w:ascii="Cambria Math" w:hAnsi="Cambria Math"/>
+                      <w:lang w:val="en-US"/>
+                    </w:rPr>
+                    <m:t>2</m:t>
+                  </m:r>
+                </m:sup>
+              </m:sSubSup>
+              <m:r>
+                <w:rPr>
+                  <w:rFonts w:ascii="Cambria Math" w:hAnsi="Cambria Math"/>
+                  <w:lang w:val="en-US"/>
+                </w:rPr>
+                <m:t>+</m:t>
+              </m:r>
+              <m:sSubSup>
+                <m:sSubSupPr>
+                  <m:ctrlPr>
+                    <w:rPr>
+                      <w:rFonts w:ascii="Cambria Math" w:hAnsi="Cambria Math"/>
+                      <w:i/>
+                      <w:lang w:val="en-US"/>
+                    </w:rPr>
+                  </m:ctrlPr>
+                </m:sSubSupPr>
+                <m:e>
+                  <m:r>
+                    <w:rPr>
+                      <w:rFonts w:ascii="Cambria Math" w:hAnsi="Cambria Math"/>
+                      <w:lang w:val="en-US"/>
+                    </w:rPr>
+                    <m:t>u</m:t>
+                  </m:r>
+                </m:e>
+                <m:sub>
+                  <m:r>
+                    <w:rPr>
+                      <w:rFonts w:ascii="Cambria Math" w:hAnsi="Cambria Math"/>
+                      <w:lang w:val="en-US"/>
+                    </w:rPr>
+                    <m:t>2</m:t>
+                  </m:r>
+                </m:sub>
+                <m:sup>
+                  <m:r>
+                    <w:rPr>
+                      <w:rFonts w:ascii="Cambria Math" w:hAnsi="Cambria Math"/>
+                      <w:lang w:val="en-US"/>
+                    </w:rPr>
+                    <m:t>2</m:t>
+                  </m:r>
+                </m:sup>
+              </m:sSubSup>
+              <m:r>
+                <w:rPr>
+                  <w:rFonts w:ascii="Cambria Math" w:hAnsi="Cambria Math"/>
+                  <w:lang w:val="en-US"/>
+                </w:rPr>
+                <m:t>+…+</m:t>
+              </m:r>
+              <m:sSubSup>
+                <m:sSubSupPr>
+                  <m:ctrlPr>
+                    <w:rPr>
+                      <w:rFonts w:ascii="Cambria Math" w:hAnsi="Cambria Math"/>
+                      <w:i/>
+                      <w:lang w:val="en-US"/>
+                    </w:rPr>
+                  </m:ctrlPr>
+                </m:sSubSupPr>
+                <m:e>
+                  <m:r>
+                    <w:rPr>
+                      <w:rFonts w:ascii="Cambria Math" w:hAnsi="Cambria Math"/>
+                      <w:lang w:val="en-US"/>
+                    </w:rPr>
+                    <m:t>u</m:t>
+                  </m:r>
+                </m:e>
+                <m:sub>
+                  <m:r>
+                    <w:rPr>
+                      <w:rFonts w:ascii="Cambria Math" w:hAnsi="Cambria Math"/>
+                      <w:lang w:val="en-US"/>
+                    </w:rPr>
+                    <m:t>n</m:t>
+                  </m:r>
+                </m:sub>
+                <m:sup>
+                  <m:r>
+                    <w:rPr>
+                      <w:rFonts w:ascii="Cambria Math" w:hAnsi="Cambria Math"/>
+                      <w:lang w:val="en-US"/>
+                    </w:rPr>
+                    <m:t>2</m:t>
+                  </m:r>
+                </m:sup>
+              </m:sSubSup>
+            </m:e>
+          </m:rad>
+          <m:r>
+            <w:rPr>
+              <w:rFonts w:ascii="Cambria Math" w:eastAsiaTheme="minorEastAsia" w:hAnsi="Cambria Math"/>
+              <w:lang w:val="en-US"/>
+            </w:rPr>
+            <m:t>=</m:t>
+          </m:r>
+          <m:rad>
+            <m:radPr>
+              <m:degHide m:val="1"/>
+              <m:ctrlPr>
+                <w:rPr>
+                  <w:rFonts w:ascii="Cambria Math" w:eastAsiaTheme="minorEastAsia" w:hAnsi="Cambria Math"/>
+                  <w:i/>
+                  <w:lang w:val="en-US"/>
+                </w:rPr>
+              </m:ctrlPr>
+            </m:radPr>
+            <m:deg>
+              <m:ctrlPr>
+                <w:rPr>
+                  <w:rFonts w:ascii="Cambria Math" w:hAnsi="Cambria Math"/>
+                  <w:i/>
+                  <w:lang w:val="en-US"/>
+                </w:rPr>
+              </m:ctrlPr>
+            </m:deg>
+            <m:e>
+              <m:r>
+                <m:rPr>
+                  <m:sty m:val="bi"/>
+                </m:rPr>
+                <w:rPr>
+                  <w:rFonts w:ascii="Cambria Math" w:hAnsi="Cambria Math"/>
+                  <w:lang w:val="en-US"/>
+                </w:rPr>
+                <m:t>u∙u</m:t>
+              </m:r>
+            </m:e>
+          </m:rad>
+        </m:oMath>
+      </m:oMathPara>
+    </w:p>
+    <w:p>
+      <w:pPr>
+        <w:pStyle w:val="Heading2"/>
         <w:rPr>
           <w:rFonts w:eastAsiaTheme="minorEastAsia"/>
           <w:lang w:val="en-US"/>
@@ -7561,7 +10579,7 @@
     </w:p>
     <w:p>
       <w:pPr>
-        <w:pStyle w:val="Heading1"/>
+        <w:pStyle w:val="Heading2"/>
         <w:rPr>
           <w:rFonts w:eastAsiaTheme="minorEastAsia"/>
           <w:lang w:val="en-US"/>
@@ -8645,6 +11663,1373 @@
     </w:p>
     <w:p>
       <w:pPr>
+        <w:pStyle w:val="Heading2"/>
+        <w:rPr>
+          <w:rFonts w:eastAsiaTheme="minorEastAsia"/>
+          <w:lang w:val="en-US"/>
+        </w:rPr>
+      </w:pPr>
+      <w:r>
+        <w:rPr>
+          <w:rFonts w:eastAsiaTheme="minorEastAsia"/>
+          <w:lang w:val="en-US"/>
+        </w:rPr>
+        <w:lastRenderedPageBreak/>
+        <w:t>Schwartz Inequality</w:t>
+      </w:r>
+    </w:p>
+    <w:p>
+      <w:pPr>
+        <w:ind w:firstLine="576"/>
+        <w:rPr>
+          <w:rFonts w:eastAsiaTheme="minorEastAsia"/>
+          <w:lang w:val="en-US"/>
+        </w:rPr>
+      </w:pPr>
+      <w:r>
+        <w:rPr>
+          <w:lang w:val="en-US"/>
+        </w:rPr>
+        <w:t xml:space="preserve">Let </w:t>
+      </w:r>
+      <m:oMath>
+        <m:r>
+          <m:rPr>
+            <m:sty m:val="bi"/>
+          </m:rPr>
+          <w:rPr>
+            <w:rFonts w:ascii="Cambria Math" w:hAnsi="Cambria Math"/>
+            <w:lang w:val="en-US"/>
+          </w:rPr>
+          <m:t>u,v∈</m:t>
+        </m:r>
+        <m:sSup>
+          <m:sSupPr>
+            <m:ctrlPr>
+              <w:rPr>
+                <w:rFonts w:ascii="Cambria Math" w:hAnsi="Cambria Math"/>
+                <w:i/>
+                <w:lang w:val="en-US"/>
+              </w:rPr>
+            </m:ctrlPr>
+          </m:sSupPr>
+          <m:e>
+            <m:r>
+              <m:rPr>
+                <m:scr m:val="double-struck"/>
+              </m:rPr>
+              <w:rPr>
+                <w:rFonts w:ascii="Cambria Math" w:hAnsi="Cambria Math"/>
+                <w:lang w:val="en-US"/>
+              </w:rPr>
+              <m:t>R</m:t>
+            </m:r>
+            <m:ctrlPr>
+              <w:rPr>
+                <w:rFonts w:ascii="Cambria Math" w:hAnsi="Cambria Math"/>
+                <w:b/>
+                <w:bCs/>
+                <w:i/>
+                <w:lang w:val="en-US"/>
+              </w:rPr>
+            </m:ctrlPr>
+          </m:e>
+          <m:sup>
+            <m:r>
+              <w:rPr>
+                <w:rFonts w:ascii="Cambria Math" w:hAnsi="Cambria Math"/>
+                <w:lang w:val="en-US"/>
+              </w:rPr>
+              <m:t>n</m:t>
+            </m:r>
+          </m:sup>
+        </m:sSup>
+      </m:oMath>
+      <w:r>
+        <w:rPr>
+          <w:rFonts w:eastAsiaTheme="minorEastAsia"/>
+          <w:lang w:val="en-US"/>
+        </w:rPr>
+        <w:t xml:space="preserve"> be nonzero vectors. We know that we can force both vectors to become unit vectors by scaling them by the length:</w:t>
+      </w:r>
+    </w:p>
+    <w:p>
+      <w:pPr>
+        <w:ind w:firstLine="576"/>
+        <w:rPr>
+          <w:rFonts w:eastAsiaTheme="minorEastAsia"/>
+          <w:b/>
+          <w:bCs/>
+          <w:lang w:val="en-US"/>
+        </w:rPr>
+      </w:pPr>
+      <m:oMathPara>
+        <m:oMath>
+          <m:r>
+            <m:rPr>
+              <m:sty m:val="bi"/>
+            </m:rPr>
+            <w:rPr>
+              <w:rFonts w:ascii="Cambria Math" w:hAnsi="Cambria Math"/>
+              <w:lang w:val="en-US"/>
+            </w:rPr>
+            <m:t>U=</m:t>
+          </m:r>
+          <m:f>
+            <m:fPr>
+              <m:ctrlPr>
+                <w:rPr>
+                  <w:rFonts w:ascii="Cambria Math" w:hAnsi="Cambria Math"/>
+                  <w:b/>
+                  <w:bCs/>
+                  <w:i/>
+                  <w:lang w:val="en-US"/>
+                </w:rPr>
+              </m:ctrlPr>
+            </m:fPr>
+            <m:num>
+              <m:r>
+                <m:rPr>
+                  <m:sty m:val="bi"/>
+                </m:rPr>
+                <w:rPr>
+                  <w:rFonts w:ascii="Cambria Math" w:hAnsi="Cambria Math"/>
+                  <w:lang w:val="en-US"/>
+                </w:rPr>
+                <m:t>u</m:t>
+              </m:r>
+              <m:ctrlPr>
+                <w:rPr>
+                  <w:rFonts w:ascii="Cambria Math" w:hAnsi="Cambria Math"/>
+                  <w:i/>
+                  <w:lang w:val="en-US"/>
+                </w:rPr>
+              </m:ctrlPr>
+            </m:num>
+            <m:den>
+              <m:d>
+                <m:dPr>
+                  <m:begChr m:val="‖"/>
+                  <m:endChr m:val="‖"/>
+                  <m:ctrlPr>
+                    <w:rPr>
+                      <w:rFonts w:ascii="Cambria Math" w:hAnsi="Cambria Math"/>
+                      <w:i/>
+                      <w:lang w:val="en-US"/>
+                    </w:rPr>
+                  </m:ctrlPr>
+                </m:dPr>
+                <m:e>
+                  <m:r>
+                    <m:rPr>
+                      <m:sty m:val="bi"/>
+                    </m:rPr>
+                    <w:rPr>
+                      <w:rFonts w:ascii="Cambria Math" w:hAnsi="Cambria Math"/>
+                      <w:lang w:val="en-US"/>
+                    </w:rPr>
+                    <m:t>u</m:t>
+                  </m:r>
+                </m:e>
+              </m:d>
+            </m:den>
+          </m:f>
+        </m:oMath>
+      </m:oMathPara>
+    </w:p>
+    <w:p>
+      <w:pPr>
+        <w:ind w:firstLine="576"/>
+        <w:rPr>
+          <w:lang w:val="en-US"/>
+        </w:rPr>
+      </w:pPr>
+      <m:oMathPara>
+        <m:oMath>
+          <m:r>
+            <m:rPr>
+              <m:sty m:val="bi"/>
+            </m:rPr>
+            <w:rPr>
+              <w:rFonts w:ascii="Cambria Math" w:hAnsi="Cambria Math"/>
+              <w:lang w:val="en-US"/>
+            </w:rPr>
+            <m:t>V=</m:t>
+          </m:r>
+          <m:f>
+            <m:fPr>
+              <m:ctrlPr>
+                <w:rPr>
+                  <w:rFonts w:ascii="Cambria Math" w:hAnsi="Cambria Math"/>
+                  <w:b/>
+                  <w:bCs/>
+                  <w:i/>
+                  <w:lang w:val="en-US"/>
+                </w:rPr>
+              </m:ctrlPr>
+            </m:fPr>
+            <m:num>
+              <m:r>
+                <m:rPr>
+                  <m:sty m:val="bi"/>
+                </m:rPr>
+                <w:rPr>
+                  <w:rFonts w:ascii="Cambria Math" w:hAnsi="Cambria Math"/>
+                  <w:lang w:val="en-US"/>
+                </w:rPr>
+                <m:t>v</m:t>
+              </m:r>
+              <m:ctrlPr>
+                <w:rPr>
+                  <w:rFonts w:ascii="Cambria Math" w:hAnsi="Cambria Math"/>
+                  <w:i/>
+                  <w:lang w:val="en-US"/>
+                </w:rPr>
+              </m:ctrlPr>
+            </m:num>
+            <m:den>
+              <m:d>
+                <m:dPr>
+                  <m:begChr m:val="‖"/>
+                  <m:endChr m:val="‖"/>
+                  <m:ctrlPr>
+                    <w:rPr>
+                      <w:rFonts w:ascii="Cambria Math" w:hAnsi="Cambria Math"/>
+                      <w:i/>
+                      <w:lang w:val="en-US"/>
+                    </w:rPr>
+                  </m:ctrlPr>
+                </m:dPr>
+                <m:e>
+                  <m:r>
+                    <m:rPr>
+                      <m:sty m:val="bi"/>
+                    </m:rPr>
+                    <w:rPr>
+                      <w:rFonts w:ascii="Cambria Math" w:hAnsi="Cambria Math"/>
+                      <w:lang w:val="en-US"/>
+                    </w:rPr>
+                    <m:t>v</m:t>
+                  </m:r>
+                </m:e>
+              </m:d>
+            </m:den>
+          </m:f>
+        </m:oMath>
+      </m:oMathPara>
+    </w:p>
+    <w:p>
+      <w:pPr>
+        <w:ind w:firstLine="576"/>
+        <w:rPr>
+          <w:lang w:val="en-US"/>
+        </w:rPr>
+      </w:pPr>
+      <w:r>
+        <w:rPr>
+          <w:lang w:val="en-US"/>
+        </w:rPr>
+        <w:t>We also know that the dot product has the following formula:</w:t>
+      </w:r>
+    </w:p>
+    <w:p>
+      <w:pPr>
+        <w:ind w:firstLine="576"/>
+        <w:rPr>
+          <w:rFonts w:eastAsiaTheme="minorEastAsia"/>
+          <w:lang w:val="en-US"/>
+        </w:rPr>
+      </w:pPr>
+      <m:oMathPara>
+        <m:oMath>
+          <m:r>
+            <m:rPr>
+              <m:sty m:val="bi"/>
+            </m:rPr>
+            <w:rPr>
+              <w:rFonts w:ascii="Cambria Math" w:hAnsi="Cambria Math"/>
+              <w:lang w:val="en-US"/>
+            </w:rPr>
+            <m:t>u∙v=</m:t>
+          </m:r>
+          <m:d>
+            <m:dPr>
+              <m:begChr m:val="‖"/>
+              <m:endChr m:val="‖"/>
+              <m:ctrlPr>
+                <w:rPr>
+                  <w:rFonts w:ascii="Cambria Math" w:hAnsi="Cambria Math"/>
+                  <w:i/>
+                  <w:lang w:val="en-US"/>
+                </w:rPr>
+              </m:ctrlPr>
+            </m:dPr>
+            <m:e>
+              <m:r>
+                <m:rPr>
+                  <m:sty m:val="bi"/>
+                </m:rPr>
+                <w:rPr>
+                  <w:rFonts w:ascii="Cambria Math" w:hAnsi="Cambria Math"/>
+                  <w:lang w:val="en-US"/>
+                </w:rPr>
+                <m:t>u</m:t>
+              </m:r>
+            </m:e>
+          </m:d>
+          <m:r>
+            <w:rPr>
+              <w:rFonts w:ascii="Cambria Math" w:hAnsi="Cambria Math"/>
+              <w:lang w:val="en-US"/>
+            </w:rPr>
+            <m:t>∙</m:t>
+          </m:r>
+          <m:d>
+            <m:dPr>
+              <m:begChr m:val="‖"/>
+              <m:endChr m:val="‖"/>
+              <m:ctrlPr>
+                <w:rPr>
+                  <w:rFonts w:ascii="Cambria Math" w:hAnsi="Cambria Math"/>
+                  <w:i/>
+                  <w:lang w:val="en-US"/>
+                </w:rPr>
+              </m:ctrlPr>
+            </m:dPr>
+            <m:e>
+              <m:r>
+                <m:rPr>
+                  <m:sty m:val="bi"/>
+                </m:rPr>
+                <w:rPr>
+                  <w:rFonts w:ascii="Cambria Math" w:hAnsi="Cambria Math"/>
+                  <w:lang w:val="en-US"/>
+                </w:rPr>
+                <m:t>v</m:t>
+              </m:r>
+            </m:e>
+          </m:d>
+          <m:r>
+            <w:rPr>
+              <w:rFonts w:ascii="Cambria Math" w:hAnsi="Cambria Math"/>
+              <w:lang w:val="en-US"/>
+            </w:rPr>
+            <m:t>∙</m:t>
+          </m:r>
+          <m:func>
+            <m:funcPr>
+              <m:ctrlPr>
+                <w:rPr>
+                  <w:rFonts w:ascii="Cambria Math" w:hAnsi="Cambria Math"/>
+                  <w:i/>
+                  <w:lang w:val="en-US"/>
+                </w:rPr>
+              </m:ctrlPr>
+            </m:funcPr>
+            <m:fName>
+              <m:r>
+                <m:rPr>
+                  <m:sty m:val="p"/>
+                </m:rPr>
+                <w:rPr>
+                  <w:rFonts w:ascii="Cambria Math" w:hAnsi="Cambria Math"/>
+                  <w:lang w:val="en-US"/>
+                </w:rPr>
+                <m:t>cos</m:t>
+              </m:r>
+            </m:fName>
+            <m:e>
+              <m:r>
+                <w:rPr>
+                  <w:rFonts w:ascii="Cambria Math" w:hAnsi="Cambria Math"/>
+                  <w:lang w:val="en-US"/>
+                </w:rPr>
+                <m:t>α</m:t>
+              </m:r>
+            </m:e>
+          </m:func>
+        </m:oMath>
+      </m:oMathPara>
+    </w:p>
+    <w:p>
+      <w:pPr>
+        <w:ind w:firstLine="576"/>
+        <w:rPr>
+          <w:rFonts w:eastAsiaTheme="minorEastAsia"/>
+          <w:lang w:val="en-US"/>
+        </w:rPr>
+      </w:pPr>
+      <w:r>
+        <w:rPr>
+          <w:rFonts w:eastAsiaTheme="minorEastAsia"/>
+          <w:lang w:val="en-US"/>
+        </w:rPr>
+        <w:t>Then:</w:t>
+      </w:r>
+    </w:p>
+    <w:p>
+      <w:pPr>
+        <w:ind w:firstLine="576"/>
+        <w:rPr>
+          <w:rFonts w:eastAsiaTheme="minorEastAsia"/>
+          <w:lang w:val="en-US"/>
+        </w:rPr>
+      </w:pPr>
+      <m:oMathPara>
+        <m:oMath>
+          <m:r>
+            <m:rPr>
+              <m:sty m:val="bi"/>
+            </m:rPr>
+            <w:rPr>
+              <w:rFonts w:ascii="Cambria Math" w:hAnsi="Cambria Math"/>
+              <w:lang w:val="en-US"/>
+            </w:rPr>
+            <m:t>U∙V=</m:t>
+          </m:r>
+          <m:f>
+            <m:fPr>
+              <m:ctrlPr>
+                <w:rPr>
+                  <w:rFonts w:ascii="Cambria Math" w:hAnsi="Cambria Math"/>
+                  <w:b/>
+                  <w:bCs/>
+                  <w:i/>
+                  <w:lang w:val="en-US"/>
+                </w:rPr>
+              </m:ctrlPr>
+            </m:fPr>
+            <m:num>
+              <m:r>
+                <m:rPr>
+                  <m:sty m:val="bi"/>
+                </m:rPr>
+                <w:rPr>
+                  <w:rFonts w:ascii="Cambria Math" w:hAnsi="Cambria Math"/>
+                  <w:lang w:val="en-US"/>
+                </w:rPr>
+                <m:t>u</m:t>
+              </m:r>
+              <m:ctrlPr>
+                <w:rPr>
+                  <w:rFonts w:ascii="Cambria Math" w:hAnsi="Cambria Math"/>
+                  <w:i/>
+                  <w:lang w:val="en-US"/>
+                </w:rPr>
+              </m:ctrlPr>
+            </m:num>
+            <m:den>
+              <m:d>
+                <m:dPr>
+                  <m:begChr m:val="‖"/>
+                  <m:endChr m:val="‖"/>
+                  <m:ctrlPr>
+                    <w:rPr>
+                      <w:rFonts w:ascii="Cambria Math" w:hAnsi="Cambria Math"/>
+                      <w:i/>
+                      <w:lang w:val="en-US"/>
+                    </w:rPr>
+                  </m:ctrlPr>
+                </m:dPr>
+                <m:e>
+                  <m:r>
+                    <m:rPr>
+                      <m:sty m:val="bi"/>
+                    </m:rPr>
+                    <w:rPr>
+                      <w:rFonts w:ascii="Cambria Math" w:hAnsi="Cambria Math"/>
+                      <w:lang w:val="en-US"/>
+                    </w:rPr>
+                    <m:t>u</m:t>
+                  </m:r>
+                </m:e>
+              </m:d>
+            </m:den>
+          </m:f>
+          <m:r>
+            <m:rPr>
+              <m:sty m:val="bi"/>
+            </m:rPr>
+            <w:rPr>
+              <w:rFonts w:ascii="Cambria Math" w:hAnsi="Cambria Math"/>
+              <w:lang w:val="en-US"/>
+            </w:rPr>
+            <m:t>∙</m:t>
+          </m:r>
+          <m:f>
+            <m:fPr>
+              <m:ctrlPr>
+                <w:rPr>
+                  <w:rFonts w:ascii="Cambria Math" w:hAnsi="Cambria Math"/>
+                  <w:b/>
+                  <w:bCs/>
+                  <w:i/>
+                  <w:lang w:val="en-US"/>
+                </w:rPr>
+              </m:ctrlPr>
+            </m:fPr>
+            <m:num>
+              <m:r>
+                <m:rPr>
+                  <m:sty m:val="bi"/>
+                </m:rPr>
+                <w:rPr>
+                  <w:rFonts w:ascii="Cambria Math" w:hAnsi="Cambria Math"/>
+                  <w:lang w:val="en-US"/>
+                </w:rPr>
+                <m:t>v</m:t>
+              </m:r>
+              <m:ctrlPr>
+                <w:rPr>
+                  <w:rFonts w:ascii="Cambria Math" w:hAnsi="Cambria Math"/>
+                  <w:i/>
+                  <w:lang w:val="en-US"/>
+                </w:rPr>
+              </m:ctrlPr>
+            </m:num>
+            <m:den>
+              <m:d>
+                <m:dPr>
+                  <m:begChr m:val="‖"/>
+                  <m:endChr m:val="‖"/>
+                  <m:ctrlPr>
+                    <w:rPr>
+                      <w:rFonts w:ascii="Cambria Math" w:hAnsi="Cambria Math"/>
+                      <w:i/>
+                      <w:lang w:val="en-US"/>
+                    </w:rPr>
+                  </m:ctrlPr>
+                </m:dPr>
+                <m:e>
+                  <m:r>
+                    <m:rPr>
+                      <m:sty m:val="bi"/>
+                    </m:rPr>
+                    <w:rPr>
+                      <w:rFonts w:ascii="Cambria Math" w:hAnsi="Cambria Math"/>
+                      <w:lang w:val="en-US"/>
+                    </w:rPr>
+                    <m:t>v</m:t>
+                  </m:r>
+                </m:e>
+              </m:d>
+            </m:den>
+          </m:f>
+          <m:r>
+            <m:rPr>
+              <m:sty m:val="bi"/>
+            </m:rPr>
+            <w:rPr>
+              <w:rFonts w:ascii="Cambria Math" w:hAnsi="Cambria Math"/>
+              <w:lang w:val="en-US"/>
+            </w:rPr>
+            <m:t>=</m:t>
+          </m:r>
+          <m:f>
+            <m:fPr>
+              <m:ctrlPr>
+                <w:rPr>
+                  <w:rFonts w:ascii="Cambria Math" w:hAnsi="Cambria Math"/>
+                  <w:b/>
+                  <w:bCs/>
+                  <w:i/>
+                  <w:lang w:val="en-US"/>
+                </w:rPr>
+              </m:ctrlPr>
+            </m:fPr>
+            <m:num>
+              <m:r>
+                <m:rPr>
+                  <m:sty m:val="bi"/>
+                </m:rPr>
+                <w:rPr>
+                  <w:rFonts w:ascii="Cambria Math" w:hAnsi="Cambria Math"/>
+                  <w:lang w:val="en-US"/>
+                </w:rPr>
+                <m:t>u∙v</m:t>
+              </m:r>
+            </m:num>
+            <m:den>
+              <m:d>
+                <m:dPr>
+                  <m:begChr m:val="‖"/>
+                  <m:endChr m:val="‖"/>
+                  <m:ctrlPr>
+                    <w:rPr>
+                      <w:rFonts w:ascii="Cambria Math" w:hAnsi="Cambria Math"/>
+                      <w:i/>
+                      <w:lang w:val="en-US"/>
+                    </w:rPr>
+                  </m:ctrlPr>
+                </m:dPr>
+                <m:e>
+                  <m:r>
+                    <m:rPr>
+                      <m:sty m:val="bi"/>
+                    </m:rPr>
+                    <w:rPr>
+                      <w:rFonts w:ascii="Cambria Math" w:hAnsi="Cambria Math"/>
+                      <w:lang w:val="en-US"/>
+                    </w:rPr>
+                    <m:t>u</m:t>
+                  </m:r>
+                </m:e>
+              </m:d>
+              <m:d>
+                <m:dPr>
+                  <m:begChr m:val="‖"/>
+                  <m:endChr m:val="‖"/>
+                  <m:ctrlPr>
+                    <w:rPr>
+                      <w:rFonts w:ascii="Cambria Math" w:hAnsi="Cambria Math"/>
+                      <w:i/>
+                      <w:lang w:val="en-US"/>
+                    </w:rPr>
+                  </m:ctrlPr>
+                </m:dPr>
+                <m:e>
+                  <m:r>
+                    <m:rPr>
+                      <m:sty m:val="bi"/>
+                    </m:rPr>
+                    <w:rPr>
+                      <w:rFonts w:ascii="Cambria Math" w:hAnsi="Cambria Math"/>
+                      <w:lang w:val="en-US"/>
+                    </w:rPr>
+                    <m:t>v</m:t>
+                  </m:r>
+                </m:e>
+              </m:d>
+            </m:den>
+          </m:f>
+          <m:r>
+            <m:rPr>
+              <m:sty m:val="bi"/>
+            </m:rPr>
+            <w:rPr>
+              <w:rFonts w:ascii="Cambria Math" w:hAnsi="Cambria Math"/>
+              <w:lang w:val="en-US"/>
+            </w:rPr>
+            <m:t>=</m:t>
+          </m:r>
+          <m:func>
+            <m:funcPr>
+              <m:ctrlPr>
+                <w:rPr>
+                  <w:rFonts w:ascii="Cambria Math" w:hAnsi="Cambria Math"/>
+                  <w:i/>
+                  <w:lang w:val="en-US"/>
+                </w:rPr>
+              </m:ctrlPr>
+            </m:funcPr>
+            <m:fName>
+              <m:r>
+                <m:rPr>
+                  <m:sty m:val="p"/>
+                </m:rPr>
+                <w:rPr>
+                  <w:rFonts w:ascii="Cambria Math" w:hAnsi="Cambria Math"/>
+                  <w:lang w:val="en-US"/>
+                </w:rPr>
+                <m:t>cos</m:t>
+              </m:r>
+              <m:ctrlPr>
+                <w:rPr>
+                  <w:rFonts w:ascii="Cambria Math" w:hAnsi="Cambria Math"/>
+                  <w:b/>
+                  <w:bCs/>
+                  <w:i/>
+                  <w:lang w:val="en-US"/>
+                </w:rPr>
+              </m:ctrlPr>
+            </m:fName>
+            <m:e>
+              <m:r>
+                <w:rPr>
+                  <w:rFonts w:ascii="Cambria Math" w:hAnsi="Cambria Math"/>
+                  <w:lang w:val="en-US"/>
+                </w:rPr>
+                <m:t>α</m:t>
+              </m:r>
+            </m:e>
+          </m:func>
+        </m:oMath>
+      </m:oMathPara>
+    </w:p>
+    <w:p>
+      <w:pPr>
+        <w:ind w:firstLine="576"/>
+        <w:rPr>
+          <w:rFonts w:eastAsiaTheme="minorEastAsia"/>
+          <w:lang w:val="en-US"/>
+        </w:rPr>
+      </w:pPr>
+      <w:r>
+        <w:rPr>
+          <w:rFonts w:eastAsiaTheme="minorEastAsia"/>
+          <w:lang w:val="en-US"/>
+        </w:rPr>
+        <w:t>This means that for any two nonzero vectors this formula applies:</w:t>
+      </w:r>
+    </w:p>
+    <w:p>
+      <w:pPr>
+        <w:ind w:firstLine="576"/>
+        <w:rPr>
+          <w:rFonts w:eastAsiaTheme="minorEastAsia"/>
+          <w:b/>
+          <w:lang w:val="en-US"/>
+        </w:rPr>
+      </w:pPr>
+      <m:oMathPara>
+        <m:oMath>
+          <m:f>
+            <m:fPr>
+              <m:ctrlPr>
+                <w:rPr>
+                  <w:rFonts w:ascii="Cambria Math" w:hAnsi="Cambria Math"/>
+                  <w:b/>
+                  <w:bCs/>
+                  <w:i/>
+                  <w:lang w:val="en-US"/>
+                </w:rPr>
+              </m:ctrlPr>
+            </m:fPr>
+            <m:num>
+              <m:r>
+                <m:rPr>
+                  <m:sty m:val="bi"/>
+                </m:rPr>
+                <w:rPr>
+                  <w:rFonts w:ascii="Cambria Math" w:hAnsi="Cambria Math"/>
+                  <w:lang w:val="en-US"/>
+                </w:rPr>
+                <m:t>u∙v</m:t>
+              </m:r>
+            </m:num>
+            <m:den>
+              <m:d>
+                <m:dPr>
+                  <m:begChr m:val="‖"/>
+                  <m:endChr m:val="‖"/>
+                  <m:ctrlPr>
+                    <w:rPr>
+                      <w:rFonts w:ascii="Cambria Math" w:hAnsi="Cambria Math"/>
+                      <w:i/>
+                      <w:lang w:val="en-US"/>
+                    </w:rPr>
+                  </m:ctrlPr>
+                </m:dPr>
+                <m:e>
+                  <m:r>
+                    <m:rPr>
+                      <m:sty m:val="bi"/>
+                    </m:rPr>
+                    <w:rPr>
+                      <w:rFonts w:ascii="Cambria Math" w:hAnsi="Cambria Math"/>
+                      <w:lang w:val="en-US"/>
+                    </w:rPr>
+                    <m:t>u</m:t>
+                  </m:r>
+                </m:e>
+              </m:d>
+              <m:d>
+                <m:dPr>
+                  <m:begChr m:val="‖"/>
+                  <m:endChr m:val="‖"/>
+                  <m:ctrlPr>
+                    <w:rPr>
+                      <w:rFonts w:ascii="Cambria Math" w:hAnsi="Cambria Math"/>
+                      <w:i/>
+                      <w:lang w:val="en-US"/>
+                    </w:rPr>
+                  </m:ctrlPr>
+                </m:dPr>
+                <m:e>
+                  <m:r>
+                    <m:rPr>
+                      <m:sty m:val="bi"/>
+                    </m:rPr>
+                    <w:rPr>
+                      <w:rFonts w:ascii="Cambria Math" w:hAnsi="Cambria Math"/>
+                      <w:lang w:val="en-US"/>
+                    </w:rPr>
+                    <m:t>v</m:t>
+                  </m:r>
+                </m:e>
+              </m:d>
+            </m:den>
+          </m:f>
+          <m:r>
+            <m:rPr>
+              <m:sty m:val="bi"/>
+            </m:rPr>
+            <w:rPr>
+              <w:rFonts w:ascii="Cambria Math" w:hAnsi="Cambria Math"/>
+              <w:lang w:val="en-US"/>
+            </w:rPr>
+            <m:t>=</m:t>
+          </m:r>
+        </m:oMath>
+      </m:oMathPara>
+    </w:p>
+    <w:p>
+      <w:pPr>
+        <w:ind w:firstLine="576"/>
+        <w:rPr>
+          <w:rFonts w:eastAsiaTheme="minorEastAsia"/>
+          <w:lang w:val="en-US"/>
+        </w:rPr>
+      </w:pPr>
+      <m:oMathPara>
+        <m:oMath>
+          <m:func>
+            <m:funcPr>
+              <m:ctrlPr>
+                <w:rPr>
+                  <w:rFonts w:ascii="Cambria Math" w:hAnsi="Cambria Math"/>
+                  <w:i/>
+                  <w:lang w:val="en-US"/>
+                </w:rPr>
+              </m:ctrlPr>
+            </m:funcPr>
+            <m:fName>
+              <m:r>
+                <m:rPr>
+                  <m:sty m:val="p"/>
+                </m:rPr>
+                <w:rPr>
+                  <w:rFonts w:ascii="Cambria Math" w:hAnsi="Cambria Math"/>
+                  <w:lang w:val="en-US"/>
+                </w:rPr>
+                <m:t>cos</m:t>
+              </m:r>
+              <m:ctrlPr>
+                <w:rPr>
+                  <w:rFonts w:ascii="Cambria Math" w:hAnsi="Cambria Math"/>
+                  <w:b/>
+                  <w:bCs/>
+                  <w:i/>
+                  <w:lang w:val="en-US"/>
+                </w:rPr>
+              </m:ctrlPr>
+            </m:fName>
+            <m:e>
+              <m:r>
+                <w:rPr>
+                  <w:rFonts w:ascii="Cambria Math" w:hAnsi="Cambria Math"/>
+                  <w:lang w:val="en-US"/>
+                </w:rPr>
+                <m:t>α</m:t>
+              </m:r>
+            </m:e>
+          </m:func>
+        </m:oMath>
+      </m:oMathPara>
+    </w:p>
+    <w:p>
+      <w:pPr>
+        <w:ind w:firstLine="576"/>
+        <w:rPr>
+          <w:rFonts w:eastAsiaTheme="minorEastAsia"/>
+          <w:lang w:val="en-US"/>
+        </w:rPr>
+      </w:pPr>
+      <w:r>
+        <w:rPr>
+          <w:rFonts w:eastAsiaTheme="minorEastAsia"/>
+          <w:lang w:val="en-US"/>
+        </w:rPr>
+        <w:t xml:space="preserve">We know that </w:t>
+      </w:r>
+      <w:r>
+        <w:rPr>
+          <w:rFonts w:eastAsiaTheme="minorEastAsia"/>
+          <w:lang w:val="en-US"/>
+        </w:rPr>
+        <w:t xml:space="preserve">the </w:t>
+      </w:r>
+      <w:r>
+        <w:rPr>
+          <w:rFonts w:eastAsiaTheme="minorEastAsia"/>
+          <w:lang w:val="en-US"/>
+        </w:rPr>
+        <w:t>cosine definition is</w:t>
+      </w:r>
+    </w:p>
+    <w:p>
+      <w:pPr>
+        <w:ind w:firstLine="576"/>
+        <w:rPr>
+          <w:rFonts w:eastAsiaTheme="minorEastAsia"/>
+          <w:lang w:val="en-US"/>
+        </w:rPr>
+      </w:pPr>
+      <m:oMathPara>
+        <m:oMath>
+          <m:func>
+            <m:funcPr>
+              <m:ctrlPr>
+                <w:rPr>
+                  <w:rFonts w:ascii="Cambria Math" w:eastAsiaTheme="minorEastAsia" w:hAnsi="Cambria Math"/>
+                  <w:i/>
+                  <w:lang w:val="en-US"/>
+                </w:rPr>
+              </m:ctrlPr>
+            </m:funcPr>
+            <m:fName>
+              <m:r>
+                <m:rPr>
+                  <m:sty m:val="p"/>
+                </m:rPr>
+                <w:rPr>
+                  <w:rFonts w:ascii="Cambria Math" w:eastAsiaTheme="minorEastAsia" w:hAnsi="Cambria Math"/>
+                  <w:lang w:val="en-US"/>
+                </w:rPr>
+                <m:t>cos</m:t>
+              </m:r>
+            </m:fName>
+            <m:e>
+              <m:r>
+                <w:rPr>
+                  <w:rFonts w:ascii="Cambria Math" w:eastAsiaTheme="minorEastAsia" w:hAnsi="Cambria Math"/>
+                  <w:lang w:val="en-US"/>
+                </w:rPr>
+                <m:t>α</m:t>
+              </m:r>
+            </m:e>
+          </m:func>
+          <m:r>
+            <w:rPr>
+              <w:rFonts w:ascii="Cambria Math" w:eastAsiaTheme="minorEastAsia" w:hAnsi="Cambria Math"/>
+              <w:lang w:val="en-US"/>
+            </w:rPr>
+            <m:t>∈</m:t>
+          </m:r>
+          <m:d>
+            <m:dPr>
+              <m:begChr m:val="["/>
+              <m:endChr m:val="]"/>
+              <m:ctrlPr>
+                <w:rPr>
+                  <w:rFonts w:ascii="Cambria Math" w:eastAsiaTheme="minorEastAsia" w:hAnsi="Cambria Math"/>
+                  <w:i/>
+                  <w:lang w:val="en-US"/>
+                </w:rPr>
+              </m:ctrlPr>
+            </m:dPr>
+            <m:e>
+              <m:r>
+                <w:rPr>
+                  <w:rFonts w:ascii="Cambria Math" w:eastAsiaTheme="minorEastAsia" w:hAnsi="Cambria Math"/>
+                  <w:lang w:val="en-US"/>
+                </w:rPr>
+                <m:t>-1, 1</m:t>
+              </m:r>
+            </m:e>
+          </m:d>
+          <m:r>
+            <w:rPr>
+              <w:rFonts w:ascii="Cambria Math" w:eastAsiaTheme="minorEastAsia" w:hAnsi="Cambria Math"/>
+              <w:lang w:val="en-US"/>
+            </w:rPr>
+            <m:t xml:space="preserve"> ∀ α∈(-∞, ∞)</m:t>
+          </m:r>
+        </m:oMath>
+      </m:oMathPara>
+    </w:p>
+    <w:p>
+      <w:pPr>
+        <w:ind w:firstLine="576"/>
+        <w:rPr>
+          <w:rFonts w:eastAsiaTheme="minorEastAsia"/>
+          <w:lang w:val="en-US"/>
+        </w:rPr>
+      </w:pPr>
+      <m:oMathPara>
+        <m:oMath>
+          <m:r>
+            <w:rPr>
+              <w:rFonts w:ascii="Cambria Math" w:eastAsiaTheme="minorEastAsia" w:hAnsi="Cambria Math"/>
+              <w:lang w:val="en-US"/>
+            </w:rPr>
+            <m:t>cos</m:t>
+          </m:r>
+          <m:r>
+            <m:rPr>
+              <m:scr m:val="double-struck"/>
+            </m:rPr>
+            <w:rPr>
+              <w:rFonts w:ascii="Cambria Math" w:eastAsiaTheme="minorEastAsia" w:hAnsi="Cambria Math"/>
+              <w:lang w:val="en-US"/>
+            </w:rPr>
+            <m:t xml:space="preserve"> :R→[-</m:t>
+          </m:r>
+          <m:r>
+            <w:rPr>
+              <w:rFonts w:ascii="Cambria Math" w:eastAsiaTheme="minorEastAsia" w:hAnsi="Cambria Math"/>
+              <w:lang w:val="en-US"/>
+            </w:rPr>
+            <m:t>1,1]</m:t>
+          </m:r>
+        </m:oMath>
+      </m:oMathPara>
+    </w:p>
+    <w:p>
+      <w:pPr>
+        <w:ind w:firstLine="576"/>
+        <w:rPr>
+          <w:rFonts w:eastAsiaTheme="minorEastAsia"/>
+          <w:lang w:val="en-US"/>
+        </w:rPr>
+      </w:pPr>
+      <w:r>
+        <w:rPr>
+          <w:rFonts w:eastAsiaTheme="minorEastAsia"/>
+          <w:lang w:val="en-US"/>
+        </w:rPr>
+        <w:t>This means:</w:t>
+      </w:r>
+    </w:p>
+    <w:p>
+      <w:pPr>
+        <w:ind w:firstLine="576"/>
+        <w:rPr>
+          <w:rFonts w:eastAsiaTheme="minorEastAsia"/>
+          <w:lang w:val="en-US"/>
+        </w:rPr>
+      </w:pPr>
+      <m:oMathPara>
+        <m:oMath>
+          <m:r>
+            <w:rPr>
+              <w:rFonts w:ascii="Cambria Math" w:eastAsiaTheme="minorEastAsia" w:hAnsi="Cambria Math"/>
+              <w:lang w:val="en-US"/>
+            </w:rPr>
+            <m:t>-1</m:t>
+          </m:r>
+          <m:r>
+            <m:rPr>
+              <m:sty m:val="bi"/>
+            </m:rPr>
+            <w:rPr>
+              <w:rFonts w:ascii="Cambria Math" w:eastAsiaTheme="minorEastAsia" w:hAnsi="Cambria Math"/>
+              <w:lang w:val="en-US"/>
+            </w:rPr>
+            <m:t>≤</m:t>
+          </m:r>
+          <m:f>
+            <m:fPr>
+              <m:ctrlPr>
+                <w:rPr>
+                  <w:rFonts w:ascii="Cambria Math" w:hAnsi="Cambria Math"/>
+                  <w:b/>
+                  <w:bCs/>
+                  <w:i/>
+                  <w:lang w:val="en-US"/>
+                </w:rPr>
+              </m:ctrlPr>
+            </m:fPr>
+            <m:num>
+              <m:r>
+                <m:rPr>
+                  <m:sty m:val="bi"/>
+                </m:rPr>
+                <w:rPr>
+                  <w:rFonts w:ascii="Cambria Math" w:hAnsi="Cambria Math"/>
+                  <w:lang w:val="en-US"/>
+                </w:rPr>
+                <m:t>u∙v</m:t>
+              </m:r>
+            </m:num>
+            <m:den>
+              <m:d>
+                <m:dPr>
+                  <m:begChr m:val="‖"/>
+                  <m:endChr m:val="‖"/>
+                  <m:ctrlPr>
+                    <w:rPr>
+                      <w:rFonts w:ascii="Cambria Math" w:hAnsi="Cambria Math"/>
+                      <w:i/>
+                      <w:lang w:val="en-US"/>
+                    </w:rPr>
+                  </m:ctrlPr>
+                </m:dPr>
+                <m:e>
+                  <m:r>
+                    <m:rPr>
+                      <m:sty m:val="bi"/>
+                    </m:rPr>
+                    <w:rPr>
+                      <w:rFonts w:ascii="Cambria Math" w:hAnsi="Cambria Math"/>
+                      <w:lang w:val="en-US"/>
+                    </w:rPr>
+                    <m:t>u</m:t>
+                  </m:r>
+                </m:e>
+              </m:d>
+              <m:d>
+                <m:dPr>
+                  <m:begChr m:val="‖"/>
+                  <m:endChr m:val="‖"/>
+                  <m:ctrlPr>
+                    <w:rPr>
+                      <w:rFonts w:ascii="Cambria Math" w:hAnsi="Cambria Math"/>
+                      <w:i/>
+                      <w:lang w:val="en-US"/>
+                    </w:rPr>
+                  </m:ctrlPr>
+                </m:dPr>
+                <m:e>
+                  <m:r>
+                    <m:rPr>
+                      <m:sty m:val="bi"/>
+                    </m:rPr>
+                    <w:rPr>
+                      <w:rFonts w:ascii="Cambria Math" w:hAnsi="Cambria Math"/>
+                      <w:lang w:val="en-US"/>
+                    </w:rPr>
+                    <m:t>v</m:t>
+                  </m:r>
+                </m:e>
+              </m:d>
+            </m:den>
+          </m:f>
+          <m:r>
+            <w:rPr>
+              <w:rFonts w:ascii="Cambria Math" w:eastAsiaTheme="minorEastAsia" w:hAnsi="Cambria Math"/>
+              <w:lang w:val="en-US"/>
+            </w:rPr>
+            <m:t>≤1</m:t>
+          </m:r>
+        </m:oMath>
+      </m:oMathPara>
+    </w:p>
+    <w:p>
+      <w:pPr>
+        <w:ind w:firstLine="576"/>
+        <w:rPr>
+          <w:rFonts w:eastAsiaTheme="minorEastAsia"/>
+          <w:lang w:val="en-US"/>
+        </w:rPr>
+      </w:pPr>
+      <m:oMathPara>
+        <m:oMath>
+          <m:d>
+            <m:dPr>
+              <m:begChr m:val="|"/>
+              <m:endChr m:val="|"/>
+              <m:ctrlPr>
+                <w:rPr>
+                  <w:rFonts w:ascii="Cambria Math" w:eastAsiaTheme="minorEastAsia" w:hAnsi="Cambria Math"/>
+                  <w:i/>
+                  <w:lang w:val="en-US"/>
+                </w:rPr>
+              </m:ctrlPr>
+            </m:dPr>
+            <m:e>
+              <m:f>
+                <m:fPr>
+                  <m:ctrlPr>
+                    <w:rPr>
+                      <w:rFonts w:ascii="Cambria Math" w:hAnsi="Cambria Math"/>
+                      <w:b/>
+                      <w:bCs/>
+                      <w:i/>
+                      <w:lang w:val="en-US"/>
+                    </w:rPr>
+                  </m:ctrlPr>
+                </m:fPr>
+                <m:num>
+                  <m:r>
+                    <m:rPr>
+                      <m:sty m:val="bi"/>
+                    </m:rPr>
+                    <w:rPr>
+                      <w:rFonts w:ascii="Cambria Math" w:hAnsi="Cambria Math"/>
+                      <w:lang w:val="en-US"/>
+                    </w:rPr>
+                    <m:t>u∙v</m:t>
+                  </m:r>
+                </m:num>
+                <m:den>
+                  <m:d>
+                    <m:dPr>
+                      <m:begChr m:val="‖"/>
+                      <m:endChr m:val="‖"/>
+                      <m:ctrlPr>
+                        <w:rPr>
+                          <w:rFonts w:ascii="Cambria Math" w:hAnsi="Cambria Math"/>
+                          <w:i/>
+                          <w:lang w:val="en-US"/>
+                        </w:rPr>
+                      </m:ctrlPr>
+                    </m:dPr>
+                    <m:e>
+                      <m:r>
+                        <m:rPr>
+                          <m:sty m:val="bi"/>
+                        </m:rPr>
+                        <w:rPr>
+                          <w:rFonts w:ascii="Cambria Math" w:hAnsi="Cambria Math"/>
+                          <w:lang w:val="en-US"/>
+                        </w:rPr>
+                        <m:t>u</m:t>
+                      </m:r>
+                    </m:e>
+                  </m:d>
+                  <m:d>
+                    <m:dPr>
+                      <m:begChr m:val="‖"/>
+                      <m:endChr m:val="‖"/>
+                      <m:ctrlPr>
+                        <w:rPr>
+                          <w:rFonts w:ascii="Cambria Math" w:hAnsi="Cambria Math"/>
+                          <w:i/>
+                          <w:lang w:val="en-US"/>
+                        </w:rPr>
+                      </m:ctrlPr>
+                    </m:dPr>
+                    <m:e>
+                      <m:r>
+                        <m:rPr>
+                          <m:sty m:val="bi"/>
+                        </m:rPr>
+                        <w:rPr>
+                          <w:rFonts w:ascii="Cambria Math" w:hAnsi="Cambria Math"/>
+                          <w:lang w:val="en-US"/>
+                        </w:rPr>
+                        <m:t>v</m:t>
+                      </m:r>
+                    </m:e>
+                  </m:d>
+                </m:den>
+              </m:f>
+            </m:e>
+          </m:d>
+          <m:r>
+            <w:rPr>
+              <w:rFonts w:ascii="Cambria Math" w:eastAsiaTheme="minorEastAsia" w:hAnsi="Cambria Math"/>
+              <w:lang w:val="en-US"/>
+            </w:rPr>
+            <m:t>≤1</m:t>
+          </m:r>
+        </m:oMath>
+      </m:oMathPara>
+    </w:p>
+    <w:p>
+      <w:pPr>
+        <w:ind w:firstLine="576"/>
+        <w:rPr>
+          <w:rFonts w:eastAsiaTheme="minorEastAsia"/>
+          <w:lang w:val="en-US"/>
+        </w:rPr>
+      </w:pPr>
+      <w:r>
+        <w:rPr>
+          <w:rFonts w:eastAsiaTheme="minorEastAsia"/>
+          <w:lang w:val="en-US"/>
+        </w:rPr>
+        <w:t>The Schwartz Inequality is:</w:t>
+      </w:r>
+    </w:p>
+    <w:p>
+      <w:pPr>
+        <w:ind w:firstLine="576"/>
+        <w:rPr>
+          <w:rFonts w:eastAsiaTheme="minorEastAsia"/>
+          <w:lang w:val="en-US"/>
+        </w:rPr>
+      </w:pPr>
+      <m:oMathPara>
+        <m:oMath>
+          <m:d>
+            <m:dPr>
+              <m:begChr m:val="|"/>
+              <m:endChr m:val="|"/>
+              <m:ctrlPr>
+                <w:rPr>
+                  <w:rFonts w:ascii="Cambria Math" w:eastAsiaTheme="minorEastAsia" w:hAnsi="Cambria Math"/>
+                  <w:i/>
+                  <w:lang w:val="en-US"/>
+                </w:rPr>
+              </m:ctrlPr>
+            </m:dPr>
+            <m:e>
+              <m:r>
+                <m:rPr>
+                  <m:sty m:val="bi"/>
+                </m:rPr>
+                <w:rPr>
+                  <w:rFonts w:ascii="Cambria Math" w:hAnsi="Cambria Math"/>
+                  <w:lang w:val="en-US"/>
+                </w:rPr>
+                <m:t>u∙v</m:t>
+              </m:r>
+            </m:e>
+          </m:d>
+          <m:r>
+            <w:rPr>
+              <w:rFonts w:ascii="Cambria Math" w:eastAsiaTheme="minorEastAsia" w:hAnsi="Cambria Math"/>
+              <w:lang w:val="en-US"/>
+            </w:rPr>
+            <m:t>≤</m:t>
+          </m:r>
+          <m:d>
+            <m:dPr>
+              <m:begChr m:val="‖"/>
+              <m:endChr m:val="‖"/>
+              <m:ctrlPr>
+                <w:rPr>
+                  <w:rFonts w:ascii="Cambria Math" w:hAnsi="Cambria Math"/>
+                  <w:i/>
+                  <w:lang w:val="en-US"/>
+                </w:rPr>
+              </m:ctrlPr>
+            </m:dPr>
+            <m:e>
+              <m:r>
+                <m:rPr>
+                  <m:sty m:val="bi"/>
+                </m:rPr>
+                <w:rPr>
+                  <w:rFonts w:ascii="Cambria Math" w:hAnsi="Cambria Math"/>
+                  <w:lang w:val="en-US"/>
+                </w:rPr>
+                <m:t>u</m:t>
+              </m:r>
+            </m:e>
+          </m:d>
+          <m:d>
+            <m:dPr>
+              <m:begChr m:val="‖"/>
+              <m:endChr m:val="‖"/>
+              <m:ctrlPr>
+                <w:rPr>
+                  <w:rFonts w:ascii="Cambria Math" w:hAnsi="Cambria Math"/>
+                  <w:i/>
+                  <w:lang w:val="en-US"/>
+                </w:rPr>
+              </m:ctrlPr>
+            </m:dPr>
+            <m:e>
+              <m:r>
+                <m:rPr>
+                  <m:sty m:val="bi"/>
+                </m:rPr>
+                <w:rPr>
+                  <w:rFonts w:ascii="Cambria Math" w:hAnsi="Cambria Math"/>
+                  <w:lang w:val="en-US"/>
+                </w:rPr>
+                <m:t>v</m:t>
+              </m:r>
+            </m:e>
+          </m:d>
+        </m:oMath>
+      </m:oMathPara>
+    </w:p>
+    <w:p>
+      <w:pPr>
         <w:pStyle w:val="Heading1"/>
         <w:rPr>
           <w:lang w:val="en-US"/>
@@ -8730,19 +13115,12 @@
           <w:lang w:val="en-US"/>
         </w:rPr>
         <w:object w:dxaOrig="5537" w:dyaOrig="5134" w14:anchorId="282D5516">
-          <v:shape id="_x0000_i1026" type="#_x0000_t75" style="width:370.5pt;height:344.25pt" o:ole="">
-            <v:imagedata r:id="rId8" o:title=""/>
+          <v:shape id="_x0000_i1028" type="#_x0000_t75" style="width:370.65pt;height:344.35pt" o:ole="">
+            <v:imagedata r:id="rId12" o:title=""/>
           </v:shape>
-          <o:OLEObject Type="Embed" ProgID="AxGlyph.Document" ShapeID="_x0000_i1026" DrawAspect="Content" ObjectID="_1821804071" r:id="rId9"/>
+          <o:OLEObject Type="Embed" ProgID="AxGlyph.Document" ShapeID="_x0000_i1028" DrawAspect="Content" ObjectID="_1830868621" r:id="rId13"/>
         </w:object>
       </w:r>
-    </w:p>
-    <w:p>
-      <w:pPr>
-        <w:rPr>
-          <w:lang w:val="en-US"/>
-        </w:rPr>
-      </w:pPr>
     </w:p>
     <w:sectPr>
       <w:pgSz w:w="12240" w:h="15840"/>
@@ -9356,7 +13734,7 @@
     <w:link w:val="Heading1Char"/>
     <w:uiPriority w:val="9"/>
     <w:qFormat/>
-    <w:rsid w:val="00C62B7C"/>
+    <w:rsid w:val="00120A9D"/>
     <w:pPr>
       <w:keepNext/>
       <w:keepLines/>
@@ -9368,6 +13746,7 @@
     </w:pPr>
     <w:rPr>
       <w:rFonts w:asciiTheme="majorHAnsi" w:eastAsiaTheme="majorEastAsia" w:hAnsiTheme="majorHAnsi" w:cstheme="majorBidi"/>
+      <w:color w:val="538135" w:themeColor="accent6" w:themeShade="BF"/>
       <w:sz w:val="40"/>
       <w:szCs w:val="40"/>
     </w:rPr>
@@ -9380,7 +13759,7 @@
     <w:uiPriority w:val="9"/>
     <w:unhideWhenUsed/>
     <w:qFormat/>
-    <w:rsid w:val="005D1B1B"/>
+    <w:rsid w:val="00120A9D"/>
     <w:pPr>
       <w:keepNext/>
       <w:keepLines/>
@@ -9393,6 +13772,7 @@
     </w:pPr>
     <w:rPr>
       <w:rFonts w:asciiTheme="majorHAnsi" w:eastAsiaTheme="majorEastAsia" w:hAnsiTheme="majorHAnsi" w:cstheme="majorBidi"/>
+      <w:color w:val="538135" w:themeColor="accent6" w:themeShade="BF"/>
       <w:sz w:val="32"/>
       <w:szCs w:val="32"/>
     </w:rPr>
@@ -9403,10 +13783,9 @@
     <w:next w:val="Normal"/>
     <w:link w:val="Heading3Char"/>
     <w:uiPriority w:val="9"/>
-    <w:semiHidden/>
     <w:unhideWhenUsed/>
     <w:qFormat/>
-    <w:rsid w:val="00792362"/>
+    <w:rsid w:val="00120A9D"/>
     <w:pPr>
       <w:keepNext/>
       <w:keepLines/>
@@ -9419,7 +13798,7 @@
     </w:pPr>
     <w:rPr>
       <w:rFonts w:eastAsiaTheme="majorEastAsia" w:cstheme="majorBidi"/>
-      <w:color w:val="2F5496" w:themeColor="accent1" w:themeShade="BF"/>
+      <w:color w:val="538135" w:themeColor="accent6" w:themeShade="BF"/>
       <w:sz w:val="28"/>
       <w:szCs w:val="28"/>
     </w:rPr>
@@ -9612,9 +13991,10 @@
     <w:basedOn w:val="DefaultParagraphFont"/>
     <w:link w:val="Heading1"/>
     <w:uiPriority w:val="9"/>
-    <w:rsid w:val="00C62B7C"/>
+    <w:rsid w:val="00120A9D"/>
     <w:rPr>
       <w:rFonts w:asciiTheme="majorHAnsi" w:eastAsiaTheme="majorEastAsia" w:hAnsiTheme="majorHAnsi" w:cstheme="majorBidi"/>
+      <w:color w:val="538135" w:themeColor="accent6" w:themeShade="BF"/>
       <w:sz w:val="40"/>
       <w:szCs w:val="40"/>
     </w:rPr>
@@ -9624,9 +14004,10 @@
     <w:basedOn w:val="DefaultParagraphFont"/>
     <w:link w:val="Heading2"/>
     <w:uiPriority w:val="9"/>
-    <w:rsid w:val="005D1B1B"/>
+    <w:rsid w:val="00120A9D"/>
     <w:rPr>
       <w:rFonts w:asciiTheme="majorHAnsi" w:eastAsiaTheme="majorEastAsia" w:hAnsiTheme="majorHAnsi" w:cstheme="majorBidi"/>
+      <w:color w:val="538135" w:themeColor="accent6" w:themeShade="BF"/>
       <w:sz w:val="32"/>
       <w:szCs w:val="32"/>
     </w:rPr>
@@ -9636,11 +14017,10 @@
     <w:basedOn w:val="DefaultParagraphFont"/>
     <w:link w:val="Heading3"/>
     <w:uiPriority w:val="9"/>
-    <w:semiHidden/>
-    <w:rsid w:val="00792362"/>
+    <w:rsid w:val="00120A9D"/>
     <w:rPr>
       <w:rFonts w:eastAsiaTheme="majorEastAsia" w:cstheme="majorBidi"/>
-      <w:color w:val="2F5496" w:themeColor="accent1" w:themeShade="BF"/>
+      <w:color w:val="538135" w:themeColor="accent6" w:themeShade="BF"/>
       <w:sz w:val="28"/>
       <w:szCs w:val="28"/>
     </w:rPr>

--- a/1_Introduction_To_Linear_Algebra.docx
+++ b/1_Introduction_To_Linear_Algebra.docx
@@ -800,10 +800,10 @@
             <v:path o:extrusionok="f" gradientshapeok="t" o:connecttype="rect"/>
             <o:lock v:ext="edit" aspectratio="t"/>
           </v:shapetype>
-          <v:shape id="_x0000_i1025" type="#_x0000_t75" style="width:187.2pt;height:184.05pt" o:ole="">
+          <v:shape id="_x0000_i1025" type="#_x0000_t75" style="width:187.3pt;height:184.2pt" o:ole="">
             <v:imagedata r:id="rId6" o:title=""/>
           </v:shape>
-          <o:OLEObject Type="Embed" ProgID="AxGlyph.Document" ShapeID="_x0000_i1025" DrawAspect="Content" ObjectID="_1830868618" r:id="rId7"/>
+          <o:OLEObject Type="Embed" ProgID="AxGlyph.Document" ShapeID="_x0000_i1025" DrawAspect="Content" ObjectID="_1831974565" r:id="rId7"/>
         </w:object>
       </w:r>
     </w:p>
@@ -1229,10 +1229,10 @@
           <w:lang w:val="en-US"/>
         </w:rPr>
         <w:object w:dxaOrig="2967" w:dyaOrig="2397" w14:anchorId="3A15A775">
-          <v:shape id="_x0000_i1026" type="#_x0000_t75" style="width:232.9pt;height:189.1pt" o:ole="">
+          <v:shape id="_x0000_i1026" type="#_x0000_t75" style="width:232.8pt;height:189.05pt" o:ole="">
             <v:imagedata r:id="rId8" o:title=""/>
           </v:shape>
-          <o:OLEObject Type="Embed" ProgID="AxGlyph.Document" ShapeID="_x0000_i1026" DrawAspect="Content" ObjectID="_1830868619" r:id="rId9"/>
+          <o:OLEObject Type="Embed" ProgID="AxGlyph.Document" ShapeID="_x0000_i1026" DrawAspect="Content" ObjectID="_1831974566" r:id="rId9"/>
         </w:object>
       </w:r>
     </w:p>
@@ -7189,10 +7189,10 @@
           <w:lang w:val="en-US"/>
         </w:rPr>
         <w:object w:dxaOrig="3885" w:dyaOrig="4069" w14:anchorId="427A9C27">
-          <v:shape id="_x0000_i1027" type="#_x0000_t75" style="width:259.85pt;height:272.35pt" o:ole="">
+          <v:shape id="_x0000_i1027" type="#_x0000_t75" style="width:259.75pt;height:272.55pt" o:ole="">
             <v:imagedata r:id="rId10" o:title=""/>
           </v:shape>
-          <o:OLEObject Type="Embed" ProgID="AxGlyph.Document" ShapeID="_x0000_i1027" DrawAspect="Content" ObjectID="_1830868620" r:id="rId11"/>
+          <o:OLEObject Type="Embed" ProgID="AxGlyph.Document" ShapeID="_x0000_i1027" DrawAspect="Content" ObjectID="_1831974567" r:id="rId11"/>
         </w:object>
       </w:r>
     </w:p>
@@ -13032,15 +13032,17 @@
       <w:pPr>
         <w:pStyle w:val="Heading1"/>
         <w:rPr>
+          <w:rFonts w:eastAsiaTheme="minorEastAsia"/>
           <w:lang w:val="en-US"/>
         </w:rPr>
       </w:pPr>
       <w:r>
         <w:rPr>
+          <w:rFonts w:eastAsiaTheme="minorEastAsia"/>
           <w:lang w:val="en-US"/>
         </w:rPr>
         <w:lastRenderedPageBreak/>
-        <w:t>Exercise notes</w:t>
+        <w:t>Chapter 1.3</w:t>
       </w:r>
     </w:p>
     <w:p>
@@ -13054,12 +13056,15 @@
         <w:rPr>
           <w:lang w:val="en-US"/>
         </w:rPr>
-        <w:t>Exercise 6 (b)</w:t>
+        <w:t>System of linear equations</w:t>
       </w:r>
     </w:p>
     <w:p>
       <w:pPr>
-        <w:rPr>
+        <w:ind w:firstLine="576"/>
+        <w:jc w:val="both"/>
+        <w:rPr>
+          <w:rFonts w:eastAsiaTheme="minorEastAsia"/>
           <w:lang w:val="en-US"/>
         </w:rPr>
       </w:pPr>
@@ -13067,7 +13072,5714 @@
         <w:rPr>
           <w:lang w:val="en-US"/>
         </w:rPr>
-        <w:t xml:space="preserve">All the vectors perpendicular to </w:t>
+        <w:t xml:space="preserve">A general system of </w:t>
+      </w:r>
+      <m:oMath>
+        <m:r>
+          <w:rPr>
+            <w:rFonts w:ascii="Cambria Math" w:hAnsi="Cambria Math"/>
+            <w:lang w:val="en-US"/>
+          </w:rPr>
+          <m:t>m</m:t>
+        </m:r>
+      </m:oMath>
+      <w:r>
+        <w:rPr>
+          <w:rFonts w:eastAsiaTheme="minorEastAsia"/>
+          <w:lang w:val="en-US"/>
+        </w:rPr>
+        <w:t xml:space="preserve"> linear equations with </w:t>
+      </w:r>
+      <m:oMath>
+        <m:r>
+          <w:rPr>
+            <w:rFonts w:ascii="Cambria Math" w:eastAsiaTheme="minorEastAsia" w:hAnsi="Cambria Math"/>
+            <w:lang w:val="en-US"/>
+          </w:rPr>
+          <m:t>n</m:t>
+        </m:r>
+      </m:oMath>
+      <w:r>
+        <w:rPr>
+          <w:rFonts w:eastAsiaTheme="minorEastAsia"/>
+          <w:lang w:val="en-US"/>
+        </w:rPr>
+        <w:t xml:space="preserve"> unknowns and coefficients can be written as</w:t>
+      </w:r>
+      <w:r>
+        <w:rPr>
+          <w:rFonts w:eastAsiaTheme="minorEastAsia"/>
+          <w:lang w:val="en-US"/>
+        </w:rPr>
+        <w:t xml:space="preserve"> </w:t>
+      </w:r>
+      <w:sdt>
+        <w:sdtPr>
+          <w:rPr>
+            <w:rFonts w:eastAsiaTheme="minorEastAsia"/>
+            <w:lang w:val="en-US"/>
+          </w:rPr>
+          <w:id w:val="-1789722512"/>
+          <w:citation/>
+        </w:sdtPr>
+        <w:sdtContent>
+          <w:r>
+            <w:rPr>
+              <w:rFonts w:eastAsiaTheme="minorEastAsia"/>
+              <w:lang w:val="en-US"/>
+            </w:rPr>
+            <w:fldChar w:fldCharType="begin"/>
+          </w:r>
+          <w:r>
+            <w:rPr>
+              <w:rFonts w:eastAsiaTheme="minorEastAsia"/>
+              <w:lang w:val="en-US"/>
+            </w:rPr>
+            <w:instrText xml:space="preserve"> CITATION Sys \l 1033 </w:instrText>
+          </w:r>
+          <w:r>
+            <w:rPr>
+              <w:rFonts w:eastAsiaTheme="minorEastAsia"/>
+              <w:lang w:val="en-US"/>
+            </w:rPr>
+            <w:fldChar w:fldCharType="separate"/>
+          </w:r>
+          <w:r>
+            <w:rPr>
+              <w:rFonts w:eastAsiaTheme="minorEastAsia"/>
+              <w:noProof/>
+              <w:lang w:val="en-US"/>
+            </w:rPr>
+            <w:t>[1]</w:t>
+          </w:r>
+          <w:r>
+            <w:rPr>
+              <w:rFonts w:eastAsiaTheme="minorEastAsia"/>
+              <w:lang w:val="en-US"/>
+            </w:rPr>
+            <w:fldChar w:fldCharType="end"/>
+          </w:r>
+        </w:sdtContent>
+      </w:sdt>
+      <w:r>
+        <w:rPr>
+          <w:rFonts w:eastAsiaTheme="minorEastAsia"/>
+          <w:lang w:val="en-US"/>
+        </w:rPr>
+        <w:t>:</w:t>
+      </w:r>
+    </w:p>
+    <w:p>
+      <w:pPr>
+        <w:ind w:firstLine="576"/>
+        <w:rPr>
+          <w:rFonts w:eastAsiaTheme="minorEastAsia"/>
+          <w:lang w:val="en-US"/>
+        </w:rPr>
+      </w:pPr>
+      <m:oMathPara>
+        <m:oMath>
+          <m:d>
+            <m:dPr>
+              <m:begChr m:val="{"/>
+              <m:endChr m:val=""/>
+              <m:ctrlPr>
+                <w:rPr>
+                  <w:rFonts w:ascii="Cambria Math" w:eastAsiaTheme="minorEastAsia" w:hAnsi="Cambria Math"/>
+                  <w:i/>
+                  <w:lang w:val="en-US"/>
+                </w:rPr>
+              </m:ctrlPr>
+            </m:dPr>
+            <m:e>
+              <m:eqArr>
+                <m:eqArrPr>
+                  <m:ctrlPr>
+                    <w:rPr>
+                      <w:rFonts w:ascii="Cambria Math" w:eastAsiaTheme="minorEastAsia" w:hAnsi="Cambria Math"/>
+                      <w:i/>
+                      <w:lang w:val="en-US"/>
+                    </w:rPr>
+                  </m:ctrlPr>
+                </m:eqArrPr>
+                <m:e>
+                  <m:sSub>
+                    <m:sSubPr>
+                      <m:ctrlPr>
+                        <w:rPr>
+                          <w:rFonts w:ascii="Cambria Math" w:eastAsiaTheme="minorEastAsia" w:hAnsi="Cambria Math"/>
+                          <w:i/>
+                          <w:lang w:val="en-US"/>
+                        </w:rPr>
+                      </m:ctrlPr>
+                    </m:sSubPr>
+                    <m:e>
+                      <m:r>
+                        <w:rPr>
+                          <w:rFonts w:ascii="Cambria Math" w:eastAsiaTheme="minorEastAsia" w:hAnsi="Cambria Math"/>
+                          <w:lang w:val="en-US"/>
+                        </w:rPr>
+                        <m:t>a</m:t>
+                      </m:r>
+                    </m:e>
+                    <m:sub>
+                      <m:r>
+                        <w:rPr>
+                          <w:rFonts w:ascii="Cambria Math" w:eastAsiaTheme="minorEastAsia" w:hAnsi="Cambria Math"/>
+                          <w:lang w:val="en-US"/>
+                        </w:rPr>
+                        <m:t>11</m:t>
+                      </m:r>
+                    </m:sub>
+                  </m:sSub>
+                  <m:sSub>
+                    <m:sSubPr>
+                      <m:ctrlPr>
+                        <w:rPr>
+                          <w:rFonts w:ascii="Cambria Math" w:eastAsiaTheme="minorEastAsia" w:hAnsi="Cambria Math"/>
+                          <w:i/>
+                          <w:lang w:val="en-US"/>
+                        </w:rPr>
+                      </m:ctrlPr>
+                    </m:sSubPr>
+                    <m:e>
+                      <m:r>
+                        <w:rPr>
+                          <w:rFonts w:ascii="Cambria Math" w:eastAsiaTheme="minorEastAsia" w:hAnsi="Cambria Math"/>
+                          <w:lang w:val="en-US"/>
+                        </w:rPr>
+                        <m:t>x</m:t>
+                      </m:r>
+                    </m:e>
+                    <m:sub>
+                      <m:r>
+                        <w:rPr>
+                          <w:rFonts w:ascii="Cambria Math" w:eastAsiaTheme="minorEastAsia" w:hAnsi="Cambria Math"/>
+                          <w:lang w:val="en-US"/>
+                        </w:rPr>
+                        <m:t>1</m:t>
+                      </m:r>
+                    </m:sub>
+                  </m:sSub>
+                  <m:r>
+                    <w:rPr>
+                      <w:rFonts w:ascii="Cambria Math" w:eastAsiaTheme="minorEastAsia" w:hAnsi="Cambria Math"/>
+                      <w:lang w:val="en-US"/>
+                    </w:rPr>
+                    <m:t>+</m:t>
+                  </m:r>
+                  <m:sSub>
+                    <m:sSubPr>
+                      <m:ctrlPr>
+                        <w:rPr>
+                          <w:rFonts w:ascii="Cambria Math" w:eastAsiaTheme="minorEastAsia" w:hAnsi="Cambria Math"/>
+                          <w:i/>
+                          <w:lang w:val="en-US"/>
+                        </w:rPr>
+                      </m:ctrlPr>
+                    </m:sSubPr>
+                    <m:e>
+                      <m:r>
+                        <w:rPr>
+                          <w:rFonts w:ascii="Cambria Math" w:eastAsiaTheme="minorEastAsia" w:hAnsi="Cambria Math"/>
+                          <w:lang w:val="en-US"/>
+                        </w:rPr>
+                        <m:t>a</m:t>
+                      </m:r>
+                    </m:e>
+                    <m:sub>
+                      <m:r>
+                        <w:rPr>
+                          <w:rFonts w:ascii="Cambria Math" w:eastAsiaTheme="minorEastAsia" w:hAnsi="Cambria Math"/>
+                          <w:lang w:val="en-US"/>
+                        </w:rPr>
+                        <m:t>12</m:t>
+                      </m:r>
+                    </m:sub>
+                  </m:sSub>
+                  <m:sSub>
+                    <m:sSubPr>
+                      <m:ctrlPr>
+                        <w:rPr>
+                          <w:rFonts w:ascii="Cambria Math" w:eastAsiaTheme="minorEastAsia" w:hAnsi="Cambria Math"/>
+                          <w:i/>
+                          <w:lang w:val="en-US"/>
+                        </w:rPr>
+                      </m:ctrlPr>
+                    </m:sSubPr>
+                    <m:e>
+                      <m:r>
+                        <w:rPr>
+                          <w:rFonts w:ascii="Cambria Math" w:eastAsiaTheme="minorEastAsia" w:hAnsi="Cambria Math"/>
+                          <w:lang w:val="en-US"/>
+                        </w:rPr>
+                        <m:t>x</m:t>
+                      </m:r>
+                    </m:e>
+                    <m:sub>
+                      <m:r>
+                        <w:rPr>
+                          <w:rFonts w:ascii="Cambria Math" w:eastAsiaTheme="minorEastAsia" w:hAnsi="Cambria Math"/>
+                          <w:lang w:val="en-US"/>
+                        </w:rPr>
+                        <m:t>2</m:t>
+                      </m:r>
+                    </m:sub>
+                  </m:sSub>
+                  <m:r>
+                    <w:rPr>
+                      <w:rFonts w:ascii="Cambria Math" w:eastAsiaTheme="minorEastAsia" w:hAnsi="Cambria Math"/>
+                      <w:lang w:val="en-US"/>
+                    </w:rPr>
+                    <m:t>+…+</m:t>
+                  </m:r>
+                  <m:sSub>
+                    <m:sSubPr>
+                      <m:ctrlPr>
+                        <w:rPr>
+                          <w:rFonts w:ascii="Cambria Math" w:eastAsiaTheme="minorEastAsia" w:hAnsi="Cambria Math"/>
+                          <w:i/>
+                          <w:lang w:val="en-US"/>
+                        </w:rPr>
+                      </m:ctrlPr>
+                    </m:sSubPr>
+                    <m:e>
+                      <m:r>
+                        <w:rPr>
+                          <w:rFonts w:ascii="Cambria Math" w:eastAsiaTheme="minorEastAsia" w:hAnsi="Cambria Math"/>
+                          <w:lang w:val="en-US"/>
+                        </w:rPr>
+                        <m:t>a</m:t>
+                      </m:r>
+                    </m:e>
+                    <m:sub>
+                      <m:r>
+                        <w:rPr>
+                          <w:rFonts w:ascii="Cambria Math" w:eastAsiaTheme="minorEastAsia" w:hAnsi="Cambria Math"/>
+                          <w:lang w:val="en-US"/>
+                        </w:rPr>
+                        <m:t>1n</m:t>
+                      </m:r>
+                    </m:sub>
+                  </m:sSub>
+                  <m:sSub>
+                    <m:sSubPr>
+                      <m:ctrlPr>
+                        <w:rPr>
+                          <w:rFonts w:ascii="Cambria Math" w:eastAsiaTheme="minorEastAsia" w:hAnsi="Cambria Math"/>
+                          <w:i/>
+                          <w:lang w:val="en-US"/>
+                        </w:rPr>
+                      </m:ctrlPr>
+                    </m:sSubPr>
+                    <m:e>
+                      <m:r>
+                        <w:rPr>
+                          <w:rFonts w:ascii="Cambria Math" w:eastAsiaTheme="minorEastAsia" w:hAnsi="Cambria Math"/>
+                          <w:lang w:val="en-US"/>
+                        </w:rPr>
+                        <m:t>x</m:t>
+                      </m:r>
+                    </m:e>
+                    <m:sub>
+                      <m:r>
+                        <w:rPr>
+                          <w:rFonts w:ascii="Cambria Math" w:eastAsiaTheme="minorEastAsia" w:hAnsi="Cambria Math"/>
+                          <w:lang w:val="en-US"/>
+                        </w:rPr>
+                        <m:t>n</m:t>
+                      </m:r>
+                    </m:sub>
+                  </m:sSub>
+                  <m:r>
+                    <w:rPr>
+                      <w:rFonts w:ascii="Cambria Math" w:eastAsiaTheme="minorEastAsia" w:hAnsi="Cambria Math"/>
+                      <w:lang w:val="en-US"/>
+                    </w:rPr>
+                    <m:t>=</m:t>
+                  </m:r>
+                  <m:sSub>
+                    <m:sSubPr>
+                      <m:ctrlPr>
+                        <w:rPr>
+                          <w:rFonts w:ascii="Cambria Math" w:eastAsiaTheme="minorEastAsia" w:hAnsi="Cambria Math"/>
+                          <w:i/>
+                          <w:lang w:val="en-US"/>
+                        </w:rPr>
+                      </m:ctrlPr>
+                    </m:sSubPr>
+                    <m:e>
+                      <m:r>
+                        <w:rPr>
+                          <w:rFonts w:ascii="Cambria Math" w:eastAsiaTheme="minorEastAsia" w:hAnsi="Cambria Math"/>
+                          <w:lang w:val="en-US"/>
+                        </w:rPr>
+                        <m:t>b</m:t>
+                      </m:r>
+                    </m:e>
+                    <m:sub>
+                      <m:r>
+                        <w:rPr>
+                          <w:rFonts w:ascii="Cambria Math" w:eastAsiaTheme="minorEastAsia" w:hAnsi="Cambria Math"/>
+                          <w:lang w:val="en-US"/>
+                        </w:rPr>
+                        <m:t>1</m:t>
+                      </m:r>
+                    </m:sub>
+                  </m:sSub>
+                </m:e>
+                <m:e>
+                  <m:sSub>
+                    <m:sSubPr>
+                      <m:ctrlPr>
+                        <w:rPr>
+                          <w:rFonts w:ascii="Cambria Math" w:eastAsiaTheme="minorEastAsia" w:hAnsi="Cambria Math"/>
+                          <w:i/>
+                          <w:lang w:val="en-US"/>
+                        </w:rPr>
+                      </m:ctrlPr>
+                    </m:sSubPr>
+                    <m:e>
+                      <m:r>
+                        <w:rPr>
+                          <w:rFonts w:ascii="Cambria Math" w:eastAsiaTheme="minorEastAsia" w:hAnsi="Cambria Math"/>
+                          <w:lang w:val="en-US"/>
+                        </w:rPr>
+                        <m:t>a</m:t>
+                      </m:r>
+                    </m:e>
+                    <m:sub>
+                      <m:r>
+                        <w:rPr>
+                          <w:rFonts w:ascii="Cambria Math" w:eastAsiaTheme="minorEastAsia" w:hAnsi="Cambria Math"/>
+                          <w:lang w:val="en-US"/>
+                        </w:rPr>
+                        <m:t>21</m:t>
+                      </m:r>
+                    </m:sub>
+                  </m:sSub>
+                  <m:sSub>
+                    <m:sSubPr>
+                      <m:ctrlPr>
+                        <w:rPr>
+                          <w:rFonts w:ascii="Cambria Math" w:eastAsiaTheme="minorEastAsia" w:hAnsi="Cambria Math"/>
+                          <w:i/>
+                          <w:lang w:val="en-US"/>
+                        </w:rPr>
+                      </m:ctrlPr>
+                    </m:sSubPr>
+                    <m:e>
+                      <m:r>
+                        <w:rPr>
+                          <w:rFonts w:ascii="Cambria Math" w:eastAsiaTheme="minorEastAsia" w:hAnsi="Cambria Math"/>
+                          <w:lang w:val="en-US"/>
+                        </w:rPr>
+                        <m:t>x</m:t>
+                      </m:r>
+                    </m:e>
+                    <m:sub>
+                      <m:r>
+                        <w:rPr>
+                          <w:rFonts w:ascii="Cambria Math" w:eastAsiaTheme="minorEastAsia" w:hAnsi="Cambria Math"/>
+                          <w:lang w:val="en-US"/>
+                        </w:rPr>
+                        <m:t>1</m:t>
+                      </m:r>
+                    </m:sub>
+                  </m:sSub>
+                  <m:r>
+                    <w:rPr>
+                      <w:rFonts w:ascii="Cambria Math" w:eastAsiaTheme="minorEastAsia" w:hAnsi="Cambria Math"/>
+                      <w:lang w:val="en-US"/>
+                    </w:rPr>
+                    <m:t>+</m:t>
+                  </m:r>
+                  <m:sSub>
+                    <m:sSubPr>
+                      <m:ctrlPr>
+                        <w:rPr>
+                          <w:rFonts w:ascii="Cambria Math" w:eastAsiaTheme="minorEastAsia" w:hAnsi="Cambria Math"/>
+                          <w:i/>
+                          <w:lang w:val="en-US"/>
+                        </w:rPr>
+                      </m:ctrlPr>
+                    </m:sSubPr>
+                    <m:e>
+                      <m:r>
+                        <w:rPr>
+                          <w:rFonts w:ascii="Cambria Math" w:eastAsiaTheme="minorEastAsia" w:hAnsi="Cambria Math"/>
+                          <w:lang w:val="en-US"/>
+                        </w:rPr>
+                        <m:t>a</m:t>
+                      </m:r>
+                    </m:e>
+                    <m:sub>
+                      <m:r>
+                        <w:rPr>
+                          <w:rFonts w:ascii="Cambria Math" w:eastAsiaTheme="minorEastAsia" w:hAnsi="Cambria Math"/>
+                          <w:lang w:val="en-US"/>
+                        </w:rPr>
+                        <m:t>22</m:t>
+                      </m:r>
+                    </m:sub>
+                  </m:sSub>
+                  <m:sSub>
+                    <m:sSubPr>
+                      <m:ctrlPr>
+                        <w:rPr>
+                          <w:rFonts w:ascii="Cambria Math" w:eastAsiaTheme="minorEastAsia" w:hAnsi="Cambria Math"/>
+                          <w:i/>
+                          <w:lang w:val="en-US"/>
+                        </w:rPr>
+                      </m:ctrlPr>
+                    </m:sSubPr>
+                    <m:e>
+                      <m:r>
+                        <w:rPr>
+                          <w:rFonts w:ascii="Cambria Math" w:eastAsiaTheme="minorEastAsia" w:hAnsi="Cambria Math"/>
+                          <w:lang w:val="en-US"/>
+                        </w:rPr>
+                        <m:t>x</m:t>
+                      </m:r>
+                    </m:e>
+                    <m:sub>
+                      <m:r>
+                        <w:rPr>
+                          <w:rFonts w:ascii="Cambria Math" w:eastAsiaTheme="minorEastAsia" w:hAnsi="Cambria Math"/>
+                          <w:lang w:val="en-US"/>
+                        </w:rPr>
+                        <m:t>2</m:t>
+                      </m:r>
+                    </m:sub>
+                  </m:sSub>
+                  <m:r>
+                    <w:rPr>
+                      <w:rFonts w:ascii="Cambria Math" w:eastAsiaTheme="minorEastAsia" w:hAnsi="Cambria Math"/>
+                      <w:lang w:val="en-US"/>
+                    </w:rPr>
+                    <m:t>+…+</m:t>
+                  </m:r>
+                  <m:sSub>
+                    <m:sSubPr>
+                      <m:ctrlPr>
+                        <w:rPr>
+                          <w:rFonts w:ascii="Cambria Math" w:eastAsiaTheme="minorEastAsia" w:hAnsi="Cambria Math"/>
+                          <w:i/>
+                          <w:lang w:val="en-US"/>
+                        </w:rPr>
+                      </m:ctrlPr>
+                    </m:sSubPr>
+                    <m:e>
+                      <m:r>
+                        <w:rPr>
+                          <w:rFonts w:ascii="Cambria Math" w:eastAsiaTheme="minorEastAsia" w:hAnsi="Cambria Math"/>
+                          <w:lang w:val="en-US"/>
+                        </w:rPr>
+                        <m:t>a</m:t>
+                      </m:r>
+                    </m:e>
+                    <m:sub>
+                      <m:r>
+                        <w:rPr>
+                          <w:rFonts w:ascii="Cambria Math" w:eastAsiaTheme="minorEastAsia" w:hAnsi="Cambria Math"/>
+                          <w:lang w:val="en-US"/>
+                        </w:rPr>
+                        <m:t>2n</m:t>
+                      </m:r>
+                    </m:sub>
+                  </m:sSub>
+                  <m:sSub>
+                    <m:sSubPr>
+                      <m:ctrlPr>
+                        <w:rPr>
+                          <w:rFonts w:ascii="Cambria Math" w:eastAsiaTheme="minorEastAsia" w:hAnsi="Cambria Math"/>
+                          <w:i/>
+                          <w:lang w:val="en-US"/>
+                        </w:rPr>
+                      </m:ctrlPr>
+                    </m:sSubPr>
+                    <m:e>
+                      <m:r>
+                        <w:rPr>
+                          <w:rFonts w:ascii="Cambria Math" w:eastAsiaTheme="minorEastAsia" w:hAnsi="Cambria Math"/>
+                          <w:lang w:val="en-US"/>
+                        </w:rPr>
+                        <m:t>x</m:t>
+                      </m:r>
+                    </m:e>
+                    <m:sub>
+                      <m:r>
+                        <w:rPr>
+                          <w:rFonts w:ascii="Cambria Math" w:eastAsiaTheme="minorEastAsia" w:hAnsi="Cambria Math"/>
+                          <w:lang w:val="en-US"/>
+                        </w:rPr>
+                        <m:t>n</m:t>
+                      </m:r>
+                    </m:sub>
+                  </m:sSub>
+                  <m:r>
+                    <w:rPr>
+                      <w:rFonts w:ascii="Cambria Math" w:eastAsiaTheme="minorEastAsia" w:hAnsi="Cambria Math"/>
+                      <w:lang w:val="en-US"/>
+                    </w:rPr>
+                    <m:t>=</m:t>
+                  </m:r>
+                  <m:sSub>
+                    <m:sSubPr>
+                      <m:ctrlPr>
+                        <w:rPr>
+                          <w:rFonts w:ascii="Cambria Math" w:eastAsiaTheme="minorEastAsia" w:hAnsi="Cambria Math"/>
+                          <w:i/>
+                          <w:lang w:val="en-US"/>
+                        </w:rPr>
+                      </m:ctrlPr>
+                    </m:sSubPr>
+                    <m:e>
+                      <m:r>
+                        <w:rPr>
+                          <w:rFonts w:ascii="Cambria Math" w:eastAsiaTheme="minorEastAsia" w:hAnsi="Cambria Math"/>
+                          <w:lang w:val="en-US"/>
+                        </w:rPr>
+                        <m:t>b</m:t>
+                      </m:r>
+                    </m:e>
+                    <m:sub>
+                      <m:r>
+                        <w:rPr>
+                          <w:rFonts w:ascii="Cambria Math" w:eastAsiaTheme="minorEastAsia" w:hAnsi="Cambria Math"/>
+                          <w:lang w:val="en-US"/>
+                        </w:rPr>
+                        <m:t>2</m:t>
+                      </m:r>
+                    </m:sub>
+                  </m:sSub>
+                  <m:r>
+                    <w:rPr>
+                      <w:rFonts w:ascii="Cambria Math" w:eastAsiaTheme="minorEastAsia" w:hAnsi="Cambria Math"/>
+                      <w:lang w:val="en-US"/>
+                    </w:rPr>
+                    <m:t xml:space="preserve"> </m:t>
+                  </m:r>
+                </m:e>
+                <m:e>
+                  <m:r>
+                    <w:rPr>
+                      <w:rFonts w:ascii="Cambria Math" w:eastAsiaTheme="minorEastAsia" w:hAnsi="Cambria Math"/>
+                      <w:lang w:val="en-US"/>
+                    </w:rPr>
+                    <m:t>⋮</m:t>
+                  </m:r>
+                  <m:ctrlPr>
+                    <w:rPr>
+                      <w:rFonts w:ascii="Cambria Math" w:eastAsia="Cambria Math" w:hAnsi="Cambria Math" w:cs="Cambria Math"/>
+                      <w:i/>
+                      <w:lang w:val="en-US"/>
+                    </w:rPr>
+                  </m:ctrlPr>
+                </m:e>
+                <m:e>
+                  <m:sSub>
+                    <m:sSubPr>
+                      <m:ctrlPr>
+                        <w:rPr>
+                          <w:rFonts w:ascii="Cambria Math" w:eastAsia="Cambria Math" w:hAnsi="Cambria Math" w:cs="Cambria Math"/>
+                          <w:i/>
+                          <w:lang w:val="en-US"/>
+                        </w:rPr>
+                      </m:ctrlPr>
+                    </m:sSubPr>
+                    <m:e>
+                      <m:r>
+                        <w:rPr>
+                          <w:rFonts w:ascii="Cambria Math" w:eastAsia="Cambria Math" w:hAnsi="Cambria Math" w:cs="Cambria Math"/>
+                          <w:lang w:val="en-US"/>
+                        </w:rPr>
+                        <m:t>a</m:t>
+                      </m:r>
+                    </m:e>
+                    <m:sub>
+                      <m:r>
+                        <w:rPr>
+                          <w:rFonts w:ascii="Cambria Math" w:eastAsia="Cambria Math" w:hAnsi="Cambria Math" w:cs="Cambria Math"/>
+                          <w:lang w:val="en-US"/>
+                        </w:rPr>
+                        <m:t>m1</m:t>
+                      </m:r>
+                    </m:sub>
+                  </m:sSub>
+                  <m:sSub>
+                    <m:sSubPr>
+                      <m:ctrlPr>
+                        <w:rPr>
+                          <w:rFonts w:ascii="Cambria Math" w:eastAsia="Cambria Math" w:hAnsi="Cambria Math" w:cs="Cambria Math"/>
+                          <w:i/>
+                          <w:lang w:val="en-US"/>
+                        </w:rPr>
+                      </m:ctrlPr>
+                    </m:sSubPr>
+                    <m:e>
+                      <m:r>
+                        <w:rPr>
+                          <w:rFonts w:ascii="Cambria Math" w:eastAsia="Cambria Math" w:hAnsi="Cambria Math" w:cs="Cambria Math"/>
+                          <w:lang w:val="en-US"/>
+                        </w:rPr>
+                        <m:t>x</m:t>
+                      </m:r>
+                    </m:e>
+                    <m:sub>
+                      <m:r>
+                        <w:rPr>
+                          <w:rFonts w:ascii="Cambria Math" w:eastAsia="Cambria Math" w:hAnsi="Cambria Math" w:cs="Cambria Math"/>
+                          <w:lang w:val="en-US"/>
+                        </w:rPr>
+                        <m:t>1</m:t>
+                      </m:r>
+                    </m:sub>
+                  </m:sSub>
+                  <m:r>
+                    <w:rPr>
+                      <w:rFonts w:ascii="Cambria Math" w:eastAsia="Cambria Math" w:hAnsi="Cambria Math" w:cs="Cambria Math"/>
+                      <w:lang w:val="en-US"/>
+                    </w:rPr>
+                    <m:t>+</m:t>
+                  </m:r>
+                  <m:sSub>
+                    <m:sSubPr>
+                      <m:ctrlPr>
+                        <w:rPr>
+                          <w:rFonts w:ascii="Cambria Math" w:eastAsia="Cambria Math" w:hAnsi="Cambria Math" w:cs="Cambria Math"/>
+                          <w:i/>
+                          <w:lang w:val="en-US"/>
+                        </w:rPr>
+                      </m:ctrlPr>
+                    </m:sSubPr>
+                    <m:e>
+                      <m:r>
+                        <w:rPr>
+                          <w:rFonts w:ascii="Cambria Math" w:eastAsia="Cambria Math" w:hAnsi="Cambria Math" w:cs="Cambria Math"/>
+                          <w:lang w:val="en-US"/>
+                        </w:rPr>
+                        <m:t>a</m:t>
+                      </m:r>
+                    </m:e>
+                    <m:sub>
+                      <m:r>
+                        <w:rPr>
+                          <w:rFonts w:ascii="Cambria Math" w:eastAsia="Cambria Math" w:hAnsi="Cambria Math" w:cs="Cambria Math"/>
+                          <w:lang w:val="en-US"/>
+                        </w:rPr>
+                        <m:t>m2</m:t>
+                      </m:r>
+                    </m:sub>
+                  </m:sSub>
+                  <m:sSub>
+                    <m:sSubPr>
+                      <m:ctrlPr>
+                        <w:rPr>
+                          <w:rFonts w:ascii="Cambria Math" w:eastAsia="Cambria Math" w:hAnsi="Cambria Math" w:cs="Cambria Math"/>
+                          <w:i/>
+                          <w:lang w:val="en-US"/>
+                        </w:rPr>
+                      </m:ctrlPr>
+                    </m:sSubPr>
+                    <m:e>
+                      <m:r>
+                        <w:rPr>
+                          <w:rFonts w:ascii="Cambria Math" w:eastAsia="Cambria Math" w:hAnsi="Cambria Math" w:cs="Cambria Math"/>
+                          <w:lang w:val="en-US"/>
+                        </w:rPr>
+                        <m:t>x</m:t>
+                      </m:r>
+                    </m:e>
+                    <m:sub>
+                      <m:r>
+                        <w:rPr>
+                          <w:rFonts w:ascii="Cambria Math" w:eastAsia="Cambria Math" w:hAnsi="Cambria Math" w:cs="Cambria Math"/>
+                          <w:lang w:val="en-US"/>
+                        </w:rPr>
+                        <m:t>2</m:t>
+                      </m:r>
+                    </m:sub>
+                  </m:sSub>
+                  <m:r>
+                    <w:rPr>
+                      <w:rFonts w:ascii="Cambria Math" w:eastAsia="Cambria Math" w:hAnsi="Cambria Math" w:cs="Cambria Math"/>
+                      <w:lang w:val="en-US"/>
+                    </w:rPr>
+                    <m:t>+…+</m:t>
+                  </m:r>
+                  <m:sSub>
+                    <m:sSubPr>
+                      <m:ctrlPr>
+                        <w:rPr>
+                          <w:rFonts w:ascii="Cambria Math" w:eastAsia="Cambria Math" w:hAnsi="Cambria Math" w:cs="Cambria Math"/>
+                          <w:i/>
+                          <w:lang w:val="en-US"/>
+                        </w:rPr>
+                      </m:ctrlPr>
+                    </m:sSubPr>
+                    <m:e>
+                      <m:r>
+                        <w:rPr>
+                          <w:rFonts w:ascii="Cambria Math" w:eastAsia="Cambria Math" w:hAnsi="Cambria Math" w:cs="Cambria Math"/>
+                          <w:lang w:val="en-US"/>
+                        </w:rPr>
+                        <m:t>a</m:t>
+                      </m:r>
+                    </m:e>
+                    <m:sub>
+                      <m:r>
+                        <w:rPr>
+                          <w:rFonts w:ascii="Cambria Math" w:eastAsia="Cambria Math" w:hAnsi="Cambria Math" w:cs="Cambria Math"/>
+                          <w:lang w:val="en-US"/>
+                        </w:rPr>
+                        <m:t>mn</m:t>
+                      </m:r>
+                    </m:sub>
+                  </m:sSub>
+                  <m:sSub>
+                    <m:sSubPr>
+                      <m:ctrlPr>
+                        <w:rPr>
+                          <w:rFonts w:ascii="Cambria Math" w:eastAsia="Cambria Math" w:hAnsi="Cambria Math" w:cs="Cambria Math"/>
+                          <w:i/>
+                          <w:lang w:val="en-US"/>
+                        </w:rPr>
+                      </m:ctrlPr>
+                    </m:sSubPr>
+                    <m:e>
+                      <m:r>
+                        <w:rPr>
+                          <w:rFonts w:ascii="Cambria Math" w:eastAsia="Cambria Math" w:hAnsi="Cambria Math" w:cs="Cambria Math"/>
+                          <w:lang w:val="en-US"/>
+                        </w:rPr>
+                        <m:t>x</m:t>
+                      </m:r>
+                    </m:e>
+                    <m:sub>
+                      <m:r>
+                        <w:rPr>
+                          <w:rFonts w:ascii="Cambria Math" w:eastAsia="Cambria Math" w:hAnsi="Cambria Math" w:cs="Cambria Math"/>
+                          <w:lang w:val="en-US"/>
+                        </w:rPr>
+                        <m:t>n</m:t>
+                      </m:r>
+                    </m:sub>
+                  </m:sSub>
+                  <m:r>
+                    <w:rPr>
+                      <w:rFonts w:ascii="Cambria Math" w:eastAsia="Cambria Math" w:hAnsi="Cambria Math" w:cs="Cambria Math"/>
+                      <w:lang w:val="en-US"/>
+                    </w:rPr>
+                    <m:t>=</m:t>
+                  </m:r>
+                  <m:sSub>
+                    <m:sSubPr>
+                      <m:ctrlPr>
+                        <w:rPr>
+                          <w:rFonts w:ascii="Cambria Math" w:eastAsia="Cambria Math" w:hAnsi="Cambria Math" w:cs="Cambria Math"/>
+                          <w:i/>
+                          <w:lang w:val="en-US"/>
+                        </w:rPr>
+                      </m:ctrlPr>
+                    </m:sSubPr>
+                    <m:e>
+                      <m:r>
+                        <w:rPr>
+                          <w:rFonts w:ascii="Cambria Math" w:eastAsia="Cambria Math" w:hAnsi="Cambria Math" w:cs="Cambria Math"/>
+                          <w:lang w:val="en-US"/>
+                        </w:rPr>
+                        <m:t>b</m:t>
+                      </m:r>
+                    </m:e>
+                    <m:sub>
+                      <m:r>
+                        <w:rPr>
+                          <w:rFonts w:ascii="Cambria Math" w:eastAsia="Cambria Math" w:hAnsi="Cambria Math" w:cs="Cambria Math"/>
+                          <w:lang w:val="en-US"/>
+                        </w:rPr>
+                        <m:t>m</m:t>
+                      </m:r>
+                    </m:sub>
+                  </m:sSub>
+                </m:e>
+              </m:eqArr>
+            </m:e>
+          </m:d>
+        </m:oMath>
+      </m:oMathPara>
+    </w:p>
+    <w:p>
+      <w:pPr>
+        <w:jc w:val="both"/>
+        <w:rPr>
+          <w:rFonts w:eastAsiaTheme="minorEastAsia"/>
+          <w:lang w:val="en-US"/>
+        </w:rPr>
+      </w:pPr>
+      <w:r>
+        <w:rPr>
+          <w:rFonts w:eastAsiaTheme="minorEastAsia"/>
+          <w:lang w:val="en-US"/>
+        </w:rPr>
+        <w:t xml:space="preserve">where </w:t>
+      </w:r>
+      <m:oMath>
+        <m:sSub>
+          <m:sSubPr>
+            <m:ctrlPr>
+              <w:rPr>
+                <w:rFonts w:ascii="Cambria Math" w:eastAsiaTheme="minorEastAsia" w:hAnsi="Cambria Math"/>
+                <w:i/>
+                <w:lang w:val="en-US"/>
+              </w:rPr>
+            </m:ctrlPr>
+          </m:sSubPr>
+          <m:e>
+            <m:r>
+              <w:rPr>
+                <w:rFonts w:ascii="Cambria Math" w:eastAsiaTheme="minorEastAsia" w:hAnsi="Cambria Math"/>
+                <w:lang w:val="en-US"/>
+              </w:rPr>
+              <m:t>x</m:t>
+            </m:r>
+          </m:e>
+          <m:sub>
+            <m:r>
+              <w:rPr>
+                <w:rFonts w:ascii="Cambria Math" w:eastAsiaTheme="minorEastAsia" w:hAnsi="Cambria Math"/>
+                <w:lang w:val="en-US"/>
+              </w:rPr>
+              <m:t>1</m:t>
+            </m:r>
+          </m:sub>
+        </m:sSub>
+        <m:r>
+          <w:rPr>
+            <w:rFonts w:ascii="Cambria Math" w:eastAsiaTheme="minorEastAsia" w:hAnsi="Cambria Math"/>
+            <w:lang w:val="en-US"/>
+          </w:rPr>
+          <m:t>,</m:t>
+        </m:r>
+        <m:sSub>
+          <m:sSubPr>
+            <m:ctrlPr>
+              <w:rPr>
+                <w:rFonts w:ascii="Cambria Math" w:eastAsiaTheme="minorEastAsia" w:hAnsi="Cambria Math"/>
+                <w:i/>
+                <w:lang w:val="en-US"/>
+              </w:rPr>
+            </m:ctrlPr>
+          </m:sSubPr>
+          <m:e>
+            <m:r>
+              <w:rPr>
+                <w:rFonts w:ascii="Cambria Math" w:eastAsiaTheme="minorEastAsia" w:hAnsi="Cambria Math"/>
+                <w:lang w:val="en-US"/>
+              </w:rPr>
+              <m:t>x</m:t>
+            </m:r>
+          </m:e>
+          <m:sub>
+            <m:r>
+              <w:rPr>
+                <w:rFonts w:ascii="Cambria Math" w:eastAsiaTheme="minorEastAsia" w:hAnsi="Cambria Math"/>
+                <w:lang w:val="en-US"/>
+              </w:rPr>
+              <m:t>2</m:t>
+            </m:r>
+          </m:sub>
+        </m:sSub>
+        <m:r>
+          <w:rPr>
+            <w:rFonts w:ascii="Cambria Math" w:eastAsiaTheme="minorEastAsia" w:hAnsi="Cambria Math"/>
+            <w:lang w:val="en-US"/>
+          </w:rPr>
+          <m:t>,…,</m:t>
+        </m:r>
+        <m:sSub>
+          <m:sSubPr>
+            <m:ctrlPr>
+              <w:rPr>
+                <w:rFonts w:ascii="Cambria Math" w:eastAsiaTheme="minorEastAsia" w:hAnsi="Cambria Math"/>
+                <w:i/>
+                <w:lang w:val="en-US"/>
+              </w:rPr>
+            </m:ctrlPr>
+          </m:sSubPr>
+          <m:e>
+            <m:r>
+              <w:rPr>
+                <w:rFonts w:ascii="Cambria Math" w:eastAsiaTheme="minorEastAsia" w:hAnsi="Cambria Math"/>
+                <w:lang w:val="en-US"/>
+              </w:rPr>
+              <m:t>x</m:t>
+            </m:r>
+          </m:e>
+          <m:sub>
+            <m:r>
+              <w:rPr>
+                <w:rFonts w:ascii="Cambria Math" w:eastAsiaTheme="minorEastAsia" w:hAnsi="Cambria Math"/>
+                <w:lang w:val="en-US"/>
+              </w:rPr>
+              <m:t>n</m:t>
+            </m:r>
+          </m:sub>
+        </m:sSub>
+      </m:oMath>
+      <w:r>
+        <w:rPr>
+          <w:rFonts w:eastAsiaTheme="minorEastAsia"/>
+          <w:lang w:val="en-US"/>
+        </w:rPr>
+        <w:t xml:space="preserve"> are unknowns, </w:t>
+      </w:r>
+      <m:oMath>
+        <m:sSub>
+          <m:sSubPr>
+            <m:ctrlPr>
+              <w:rPr>
+                <w:rFonts w:ascii="Cambria Math" w:eastAsiaTheme="minorEastAsia" w:hAnsi="Cambria Math"/>
+                <w:i/>
+                <w:lang w:val="en-US"/>
+              </w:rPr>
+            </m:ctrlPr>
+          </m:sSubPr>
+          <m:e>
+            <m:r>
+              <w:rPr>
+                <w:rFonts w:ascii="Cambria Math" w:eastAsiaTheme="minorEastAsia" w:hAnsi="Cambria Math"/>
+                <w:lang w:val="en-US"/>
+              </w:rPr>
+              <m:t>a</m:t>
+            </m:r>
+          </m:e>
+          <m:sub>
+            <m:r>
+              <w:rPr>
+                <w:rFonts w:ascii="Cambria Math" w:eastAsiaTheme="minorEastAsia" w:hAnsi="Cambria Math"/>
+                <w:lang w:val="en-US"/>
+              </w:rPr>
+              <m:t>11</m:t>
+            </m:r>
+          </m:sub>
+        </m:sSub>
+        <m:r>
+          <w:rPr>
+            <w:rFonts w:ascii="Cambria Math" w:eastAsiaTheme="minorEastAsia" w:hAnsi="Cambria Math"/>
+            <w:lang w:val="en-US"/>
+          </w:rPr>
+          <m:t>,</m:t>
+        </m:r>
+        <m:sSub>
+          <m:sSubPr>
+            <m:ctrlPr>
+              <w:rPr>
+                <w:rFonts w:ascii="Cambria Math" w:eastAsiaTheme="minorEastAsia" w:hAnsi="Cambria Math"/>
+                <w:i/>
+                <w:lang w:val="en-US"/>
+              </w:rPr>
+            </m:ctrlPr>
+          </m:sSubPr>
+          <m:e>
+            <m:r>
+              <w:rPr>
+                <w:rFonts w:ascii="Cambria Math" w:eastAsiaTheme="minorEastAsia" w:hAnsi="Cambria Math"/>
+                <w:lang w:val="en-US"/>
+              </w:rPr>
+              <m:t>a</m:t>
+            </m:r>
+          </m:e>
+          <m:sub>
+            <m:r>
+              <w:rPr>
+                <w:rFonts w:ascii="Cambria Math" w:eastAsiaTheme="minorEastAsia" w:hAnsi="Cambria Math"/>
+                <w:lang w:val="en-US"/>
+              </w:rPr>
+              <m:t>12</m:t>
+            </m:r>
+          </m:sub>
+        </m:sSub>
+        <m:r>
+          <w:rPr>
+            <w:rFonts w:ascii="Cambria Math" w:eastAsiaTheme="minorEastAsia" w:hAnsi="Cambria Math"/>
+            <w:lang w:val="en-US"/>
+          </w:rPr>
+          <m:t>,…,</m:t>
+        </m:r>
+        <m:sSub>
+          <m:sSubPr>
+            <m:ctrlPr>
+              <w:rPr>
+                <w:rFonts w:ascii="Cambria Math" w:eastAsiaTheme="minorEastAsia" w:hAnsi="Cambria Math"/>
+                <w:i/>
+                <w:lang w:val="en-US"/>
+              </w:rPr>
+            </m:ctrlPr>
+          </m:sSubPr>
+          <m:e>
+            <m:r>
+              <w:rPr>
+                <w:rFonts w:ascii="Cambria Math" w:eastAsiaTheme="minorEastAsia" w:hAnsi="Cambria Math"/>
+                <w:lang w:val="en-US"/>
+              </w:rPr>
+              <m:t>a</m:t>
+            </m:r>
+          </m:e>
+          <m:sub>
+            <m:r>
+              <w:rPr>
+                <w:rFonts w:ascii="Cambria Math" w:eastAsiaTheme="minorEastAsia" w:hAnsi="Cambria Math"/>
+                <w:lang w:val="en-US"/>
+              </w:rPr>
+              <m:t>mn</m:t>
+            </m:r>
+          </m:sub>
+        </m:sSub>
+      </m:oMath>
+      <w:r>
+        <w:rPr>
+          <w:rFonts w:eastAsiaTheme="minorEastAsia"/>
+          <w:lang w:val="en-US"/>
+        </w:rPr>
+        <w:t xml:space="preserve"> are the coefficients of the system and </w:t>
+      </w:r>
+      <m:oMath>
+        <m:sSub>
+          <m:sSubPr>
+            <m:ctrlPr>
+              <w:rPr>
+                <w:rFonts w:ascii="Cambria Math" w:eastAsiaTheme="minorEastAsia" w:hAnsi="Cambria Math"/>
+                <w:i/>
+                <w:lang w:val="en-US"/>
+              </w:rPr>
+            </m:ctrlPr>
+          </m:sSubPr>
+          <m:e>
+            <m:r>
+              <w:rPr>
+                <w:rFonts w:ascii="Cambria Math" w:eastAsiaTheme="minorEastAsia" w:hAnsi="Cambria Math"/>
+                <w:lang w:val="en-US"/>
+              </w:rPr>
+              <m:t>b</m:t>
+            </m:r>
+          </m:e>
+          <m:sub>
+            <m:r>
+              <w:rPr>
+                <w:rFonts w:ascii="Cambria Math" w:eastAsiaTheme="minorEastAsia" w:hAnsi="Cambria Math"/>
+                <w:lang w:val="en-US"/>
+              </w:rPr>
+              <m:t>1</m:t>
+            </m:r>
+          </m:sub>
+        </m:sSub>
+        <m:r>
+          <w:rPr>
+            <w:rFonts w:ascii="Cambria Math" w:eastAsiaTheme="minorEastAsia" w:hAnsi="Cambria Math"/>
+            <w:lang w:val="en-US"/>
+          </w:rPr>
+          <m:t>,</m:t>
+        </m:r>
+        <m:sSub>
+          <m:sSubPr>
+            <m:ctrlPr>
+              <w:rPr>
+                <w:rFonts w:ascii="Cambria Math" w:eastAsiaTheme="minorEastAsia" w:hAnsi="Cambria Math"/>
+                <w:i/>
+                <w:lang w:val="en-US"/>
+              </w:rPr>
+            </m:ctrlPr>
+          </m:sSubPr>
+          <m:e>
+            <m:r>
+              <w:rPr>
+                <w:rFonts w:ascii="Cambria Math" w:eastAsiaTheme="minorEastAsia" w:hAnsi="Cambria Math"/>
+                <w:lang w:val="en-US"/>
+              </w:rPr>
+              <m:t>b</m:t>
+            </m:r>
+          </m:e>
+          <m:sub>
+            <m:r>
+              <w:rPr>
+                <w:rFonts w:ascii="Cambria Math" w:eastAsiaTheme="minorEastAsia" w:hAnsi="Cambria Math"/>
+                <w:lang w:val="en-US"/>
+              </w:rPr>
+              <m:t>2</m:t>
+            </m:r>
+          </m:sub>
+        </m:sSub>
+        <m:r>
+          <w:rPr>
+            <w:rFonts w:ascii="Cambria Math" w:eastAsiaTheme="minorEastAsia" w:hAnsi="Cambria Math"/>
+            <w:lang w:val="en-US"/>
+          </w:rPr>
+          <m:t>,…,</m:t>
+        </m:r>
+        <m:sSub>
+          <m:sSubPr>
+            <m:ctrlPr>
+              <w:rPr>
+                <w:rFonts w:ascii="Cambria Math" w:eastAsiaTheme="minorEastAsia" w:hAnsi="Cambria Math"/>
+                <w:i/>
+                <w:lang w:val="en-US"/>
+              </w:rPr>
+            </m:ctrlPr>
+          </m:sSubPr>
+          <m:e>
+            <m:r>
+              <w:rPr>
+                <w:rFonts w:ascii="Cambria Math" w:eastAsiaTheme="minorEastAsia" w:hAnsi="Cambria Math"/>
+                <w:lang w:val="en-US"/>
+              </w:rPr>
+              <m:t>b</m:t>
+            </m:r>
+          </m:e>
+          <m:sub>
+            <m:r>
+              <w:rPr>
+                <w:rFonts w:ascii="Cambria Math" w:eastAsiaTheme="minorEastAsia" w:hAnsi="Cambria Math"/>
+                <w:lang w:val="en-US"/>
+              </w:rPr>
+              <m:t>m</m:t>
+            </m:r>
+          </m:sub>
+        </m:sSub>
+      </m:oMath>
+      <w:r>
+        <w:rPr>
+          <w:rFonts w:eastAsiaTheme="minorEastAsia"/>
+          <w:lang w:val="en-US"/>
+        </w:rPr>
+        <w:t xml:space="preserve"> are the constant terms</w:t>
+      </w:r>
+      <w:sdt>
+        <w:sdtPr>
+          <w:rPr>
+            <w:rFonts w:eastAsiaTheme="minorEastAsia"/>
+            <w:lang w:val="en-US"/>
+          </w:rPr>
+          <w:id w:val="1390461453"/>
+          <w:citation/>
+        </w:sdtPr>
+        <w:sdtContent>
+          <w:r>
+            <w:rPr>
+              <w:rFonts w:eastAsiaTheme="minorEastAsia"/>
+              <w:lang w:val="en-US"/>
+            </w:rPr>
+            <w:fldChar w:fldCharType="begin"/>
+          </w:r>
+          <w:r>
+            <w:rPr>
+              <w:rFonts w:eastAsiaTheme="minorEastAsia"/>
+              <w:lang w:val="en-US"/>
+            </w:rPr>
+            <w:instrText xml:space="preserve"> CITATION Sys \l 1033 </w:instrText>
+          </w:r>
+          <w:r>
+            <w:rPr>
+              <w:rFonts w:eastAsiaTheme="minorEastAsia"/>
+              <w:lang w:val="en-US"/>
+            </w:rPr>
+            <w:fldChar w:fldCharType="separate"/>
+          </w:r>
+          <w:r>
+            <w:rPr>
+              <w:rFonts w:eastAsiaTheme="minorEastAsia"/>
+              <w:noProof/>
+              <w:lang w:val="en-US"/>
+            </w:rPr>
+            <w:t xml:space="preserve"> </w:t>
+          </w:r>
+          <w:r>
+            <w:rPr>
+              <w:rFonts w:eastAsiaTheme="minorEastAsia"/>
+              <w:noProof/>
+              <w:lang w:val="en-US"/>
+            </w:rPr>
+            <w:t>[1]</w:t>
+          </w:r>
+          <w:r>
+            <w:rPr>
+              <w:rFonts w:eastAsiaTheme="minorEastAsia"/>
+              <w:lang w:val="en-US"/>
+            </w:rPr>
+            <w:fldChar w:fldCharType="end"/>
+          </w:r>
+        </w:sdtContent>
+      </w:sdt>
+      <w:r>
+        <w:rPr>
+          <w:rFonts w:eastAsiaTheme="minorEastAsia"/>
+          <w:lang w:val="en-US"/>
+        </w:rPr>
+        <w:t>.</w:t>
+      </w:r>
+    </w:p>
+    <w:p>
+      <w:pPr>
+        <w:jc w:val="both"/>
+        <w:rPr>
+          <w:rFonts w:eastAsiaTheme="minorEastAsia"/>
+          <w:lang w:val="en-US"/>
+        </w:rPr>
+      </w:pPr>
+      <w:r>
+        <w:rPr>
+          <w:rFonts w:eastAsiaTheme="minorEastAsia"/>
+          <w:lang w:val="en-US"/>
+        </w:rPr>
+        <w:tab/>
+        <w:t xml:space="preserve">It </w:t>
+      </w:r>
+      <w:r>
+        <w:rPr>
+          <w:rFonts w:eastAsiaTheme="minorEastAsia"/>
+          <w:lang w:val="en-US"/>
+        </w:rPr>
+        <w:t>feels</w:t>
+      </w:r>
+      <w:r>
+        <w:rPr>
+          <w:rFonts w:eastAsiaTheme="minorEastAsia"/>
+          <w:lang w:val="en-US"/>
+        </w:rPr>
+        <w:t xml:space="preserve"> natural to be able to write that if </w:t>
+      </w:r>
+      <m:oMath>
+        <m:sSub>
+          <m:sSubPr>
+            <m:ctrlPr>
+              <w:rPr>
+                <w:rFonts w:ascii="Cambria Math" w:eastAsiaTheme="minorEastAsia" w:hAnsi="Cambria Math"/>
+                <w:i/>
+                <w:lang w:val="en-US"/>
+              </w:rPr>
+            </m:ctrlPr>
+          </m:sSubPr>
+          <m:e>
+            <m:r>
+              <w:rPr>
+                <w:rFonts w:ascii="Cambria Math" w:eastAsiaTheme="minorEastAsia" w:hAnsi="Cambria Math"/>
+                <w:lang w:val="en-US"/>
+              </w:rPr>
+              <m:t>a</m:t>
+            </m:r>
+          </m:e>
+          <m:sub>
+            <m:r>
+              <w:rPr>
+                <w:rFonts w:ascii="Cambria Math" w:eastAsiaTheme="minorEastAsia" w:hAnsi="Cambria Math"/>
+                <w:lang w:val="en-US"/>
+              </w:rPr>
+              <m:t>11</m:t>
+            </m:r>
+          </m:sub>
+        </m:sSub>
+        <m:sSub>
+          <m:sSubPr>
+            <m:ctrlPr>
+              <w:rPr>
+                <w:rFonts w:ascii="Cambria Math" w:eastAsiaTheme="minorEastAsia" w:hAnsi="Cambria Math"/>
+                <w:i/>
+                <w:lang w:val="en-US"/>
+              </w:rPr>
+            </m:ctrlPr>
+          </m:sSubPr>
+          <m:e>
+            <m:r>
+              <w:rPr>
+                <w:rFonts w:ascii="Cambria Math" w:eastAsiaTheme="minorEastAsia" w:hAnsi="Cambria Math"/>
+                <w:lang w:val="en-US"/>
+              </w:rPr>
+              <m:t>x</m:t>
+            </m:r>
+          </m:e>
+          <m:sub>
+            <m:r>
+              <w:rPr>
+                <w:rFonts w:ascii="Cambria Math" w:eastAsiaTheme="minorEastAsia" w:hAnsi="Cambria Math"/>
+                <w:lang w:val="en-US"/>
+              </w:rPr>
+              <m:t>1</m:t>
+            </m:r>
+          </m:sub>
+        </m:sSub>
+        <m:r>
+          <w:rPr>
+            <w:rFonts w:ascii="Cambria Math" w:eastAsiaTheme="minorEastAsia" w:hAnsi="Cambria Math"/>
+            <w:lang w:val="en-US"/>
+          </w:rPr>
+          <m:t>+</m:t>
+        </m:r>
+        <m:sSub>
+          <m:sSubPr>
+            <m:ctrlPr>
+              <w:rPr>
+                <w:rFonts w:ascii="Cambria Math" w:eastAsiaTheme="minorEastAsia" w:hAnsi="Cambria Math"/>
+                <w:i/>
+                <w:lang w:val="en-US"/>
+              </w:rPr>
+            </m:ctrlPr>
+          </m:sSubPr>
+          <m:e>
+            <m:r>
+              <w:rPr>
+                <w:rFonts w:ascii="Cambria Math" w:eastAsiaTheme="minorEastAsia" w:hAnsi="Cambria Math"/>
+                <w:lang w:val="en-US"/>
+              </w:rPr>
+              <m:t>a</m:t>
+            </m:r>
+          </m:e>
+          <m:sub>
+            <m:r>
+              <w:rPr>
+                <w:rFonts w:ascii="Cambria Math" w:eastAsiaTheme="minorEastAsia" w:hAnsi="Cambria Math"/>
+                <w:lang w:val="en-US"/>
+              </w:rPr>
+              <m:t>12</m:t>
+            </m:r>
+          </m:sub>
+        </m:sSub>
+        <m:sSub>
+          <m:sSubPr>
+            <m:ctrlPr>
+              <w:rPr>
+                <w:rFonts w:ascii="Cambria Math" w:eastAsiaTheme="minorEastAsia" w:hAnsi="Cambria Math"/>
+                <w:i/>
+                <w:lang w:val="en-US"/>
+              </w:rPr>
+            </m:ctrlPr>
+          </m:sSubPr>
+          <m:e>
+            <m:r>
+              <w:rPr>
+                <w:rFonts w:ascii="Cambria Math" w:eastAsiaTheme="minorEastAsia" w:hAnsi="Cambria Math"/>
+                <w:lang w:val="en-US"/>
+              </w:rPr>
+              <m:t>x</m:t>
+            </m:r>
+          </m:e>
+          <m:sub>
+            <m:r>
+              <w:rPr>
+                <w:rFonts w:ascii="Cambria Math" w:eastAsiaTheme="minorEastAsia" w:hAnsi="Cambria Math"/>
+                <w:lang w:val="en-US"/>
+              </w:rPr>
+              <m:t>2</m:t>
+            </m:r>
+          </m:sub>
+        </m:sSub>
+        <m:r>
+          <w:rPr>
+            <w:rFonts w:ascii="Cambria Math" w:eastAsiaTheme="minorEastAsia" w:hAnsi="Cambria Math"/>
+            <w:lang w:val="en-US"/>
+          </w:rPr>
+          <m:t>+…+</m:t>
+        </m:r>
+        <m:sSub>
+          <m:sSubPr>
+            <m:ctrlPr>
+              <w:rPr>
+                <w:rFonts w:ascii="Cambria Math" w:eastAsiaTheme="minorEastAsia" w:hAnsi="Cambria Math"/>
+                <w:i/>
+                <w:lang w:val="en-US"/>
+              </w:rPr>
+            </m:ctrlPr>
+          </m:sSubPr>
+          <m:e>
+            <m:r>
+              <w:rPr>
+                <w:rFonts w:ascii="Cambria Math" w:eastAsiaTheme="minorEastAsia" w:hAnsi="Cambria Math"/>
+                <w:lang w:val="en-US"/>
+              </w:rPr>
+              <m:t>a</m:t>
+            </m:r>
+          </m:e>
+          <m:sub>
+            <m:r>
+              <w:rPr>
+                <w:rFonts w:ascii="Cambria Math" w:eastAsiaTheme="minorEastAsia" w:hAnsi="Cambria Math"/>
+                <w:lang w:val="en-US"/>
+              </w:rPr>
+              <m:t>1n</m:t>
+            </m:r>
+          </m:sub>
+        </m:sSub>
+        <m:sSub>
+          <m:sSubPr>
+            <m:ctrlPr>
+              <w:rPr>
+                <w:rFonts w:ascii="Cambria Math" w:eastAsiaTheme="minorEastAsia" w:hAnsi="Cambria Math"/>
+                <w:i/>
+                <w:lang w:val="en-US"/>
+              </w:rPr>
+            </m:ctrlPr>
+          </m:sSubPr>
+          <m:e>
+            <m:r>
+              <w:rPr>
+                <w:rFonts w:ascii="Cambria Math" w:eastAsiaTheme="minorEastAsia" w:hAnsi="Cambria Math"/>
+                <w:lang w:val="en-US"/>
+              </w:rPr>
+              <m:t>x</m:t>
+            </m:r>
+          </m:e>
+          <m:sub>
+            <m:r>
+              <w:rPr>
+                <w:rFonts w:ascii="Cambria Math" w:eastAsiaTheme="minorEastAsia" w:hAnsi="Cambria Math"/>
+                <w:lang w:val="en-US"/>
+              </w:rPr>
+              <m:t>n</m:t>
+            </m:r>
+          </m:sub>
+        </m:sSub>
+        <m:r>
+          <w:rPr>
+            <w:rFonts w:ascii="Cambria Math" w:eastAsiaTheme="minorEastAsia" w:hAnsi="Cambria Math"/>
+            <w:lang w:val="en-US"/>
+          </w:rPr>
+          <m:t>=</m:t>
+        </m:r>
+        <m:sSub>
+          <m:sSubPr>
+            <m:ctrlPr>
+              <w:rPr>
+                <w:rFonts w:ascii="Cambria Math" w:eastAsiaTheme="minorEastAsia" w:hAnsi="Cambria Math"/>
+                <w:i/>
+                <w:lang w:val="en-US"/>
+              </w:rPr>
+            </m:ctrlPr>
+          </m:sSubPr>
+          <m:e>
+            <m:r>
+              <w:rPr>
+                <w:rFonts w:ascii="Cambria Math" w:eastAsiaTheme="minorEastAsia" w:hAnsi="Cambria Math"/>
+                <w:lang w:val="en-US"/>
+              </w:rPr>
+              <m:t>b</m:t>
+            </m:r>
+          </m:e>
+          <m:sub>
+            <m:r>
+              <w:rPr>
+                <w:rFonts w:ascii="Cambria Math" w:eastAsiaTheme="minorEastAsia" w:hAnsi="Cambria Math"/>
+                <w:lang w:val="en-US"/>
+              </w:rPr>
+              <m:t>1</m:t>
+            </m:r>
+          </m:sub>
+        </m:sSub>
+      </m:oMath>
+      <w:r>
+        <w:rPr>
+          <w:rFonts w:eastAsiaTheme="minorEastAsia"/>
+          <w:lang w:val="en-US"/>
+        </w:rPr>
+        <w:t xml:space="preserve"> and </w:t>
+      </w:r>
+      <m:oMath>
+        <m:sSub>
+          <m:sSubPr>
+            <m:ctrlPr>
+              <w:rPr>
+                <w:rFonts w:ascii="Cambria Math" w:eastAsiaTheme="minorEastAsia" w:hAnsi="Cambria Math"/>
+                <w:i/>
+                <w:lang w:val="en-US"/>
+              </w:rPr>
+            </m:ctrlPr>
+          </m:sSubPr>
+          <m:e>
+            <m:r>
+              <w:rPr>
+                <w:rFonts w:ascii="Cambria Math" w:eastAsiaTheme="minorEastAsia" w:hAnsi="Cambria Math"/>
+                <w:lang w:val="en-US"/>
+              </w:rPr>
+              <m:t>a</m:t>
+            </m:r>
+          </m:e>
+          <m:sub>
+            <m:r>
+              <w:rPr>
+                <w:rFonts w:ascii="Cambria Math" w:eastAsiaTheme="minorEastAsia" w:hAnsi="Cambria Math"/>
+                <w:lang w:val="en-US"/>
+              </w:rPr>
+              <m:t>21</m:t>
+            </m:r>
+          </m:sub>
+        </m:sSub>
+        <m:sSub>
+          <m:sSubPr>
+            <m:ctrlPr>
+              <w:rPr>
+                <w:rFonts w:ascii="Cambria Math" w:eastAsiaTheme="minorEastAsia" w:hAnsi="Cambria Math"/>
+                <w:i/>
+                <w:lang w:val="en-US"/>
+              </w:rPr>
+            </m:ctrlPr>
+          </m:sSubPr>
+          <m:e>
+            <m:r>
+              <w:rPr>
+                <w:rFonts w:ascii="Cambria Math" w:eastAsiaTheme="minorEastAsia" w:hAnsi="Cambria Math"/>
+                <w:lang w:val="en-US"/>
+              </w:rPr>
+              <m:t>x</m:t>
+            </m:r>
+          </m:e>
+          <m:sub>
+            <m:r>
+              <w:rPr>
+                <w:rFonts w:ascii="Cambria Math" w:eastAsiaTheme="minorEastAsia" w:hAnsi="Cambria Math"/>
+                <w:lang w:val="en-US"/>
+              </w:rPr>
+              <m:t>1</m:t>
+            </m:r>
+          </m:sub>
+        </m:sSub>
+        <m:r>
+          <w:rPr>
+            <w:rFonts w:ascii="Cambria Math" w:eastAsiaTheme="minorEastAsia" w:hAnsi="Cambria Math"/>
+            <w:lang w:val="en-US"/>
+          </w:rPr>
+          <m:t>+</m:t>
+        </m:r>
+        <m:sSub>
+          <m:sSubPr>
+            <m:ctrlPr>
+              <w:rPr>
+                <w:rFonts w:ascii="Cambria Math" w:eastAsiaTheme="minorEastAsia" w:hAnsi="Cambria Math"/>
+                <w:i/>
+                <w:lang w:val="en-US"/>
+              </w:rPr>
+            </m:ctrlPr>
+          </m:sSubPr>
+          <m:e>
+            <m:r>
+              <w:rPr>
+                <w:rFonts w:ascii="Cambria Math" w:eastAsiaTheme="minorEastAsia" w:hAnsi="Cambria Math"/>
+                <w:lang w:val="en-US"/>
+              </w:rPr>
+              <m:t>a</m:t>
+            </m:r>
+          </m:e>
+          <m:sub>
+            <m:r>
+              <w:rPr>
+                <w:rFonts w:ascii="Cambria Math" w:eastAsiaTheme="minorEastAsia" w:hAnsi="Cambria Math"/>
+                <w:lang w:val="en-US"/>
+              </w:rPr>
+              <m:t>22</m:t>
+            </m:r>
+          </m:sub>
+        </m:sSub>
+        <m:sSub>
+          <m:sSubPr>
+            <m:ctrlPr>
+              <w:rPr>
+                <w:rFonts w:ascii="Cambria Math" w:eastAsiaTheme="minorEastAsia" w:hAnsi="Cambria Math"/>
+                <w:i/>
+                <w:lang w:val="en-US"/>
+              </w:rPr>
+            </m:ctrlPr>
+          </m:sSubPr>
+          <m:e>
+            <m:r>
+              <w:rPr>
+                <w:rFonts w:ascii="Cambria Math" w:eastAsiaTheme="minorEastAsia" w:hAnsi="Cambria Math"/>
+                <w:lang w:val="en-US"/>
+              </w:rPr>
+              <m:t>x</m:t>
+            </m:r>
+          </m:e>
+          <m:sub>
+            <m:r>
+              <w:rPr>
+                <w:rFonts w:ascii="Cambria Math" w:eastAsiaTheme="minorEastAsia" w:hAnsi="Cambria Math"/>
+                <w:lang w:val="en-US"/>
+              </w:rPr>
+              <m:t>2</m:t>
+            </m:r>
+          </m:sub>
+        </m:sSub>
+        <m:r>
+          <w:rPr>
+            <w:rFonts w:ascii="Cambria Math" w:eastAsiaTheme="minorEastAsia" w:hAnsi="Cambria Math"/>
+            <w:lang w:val="en-US"/>
+          </w:rPr>
+          <m:t>+…+</m:t>
+        </m:r>
+        <m:sSub>
+          <m:sSubPr>
+            <m:ctrlPr>
+              <w:rPr>
+                <w:rFonts w:ascii="Cambria Math" w:eastAsiaTheme="minorEastAsia" w:hAnsi="Cambria Math"/>
+                <w:i/>
+                <w:lang w:val="en-US"/>
+              </w:rPr>
+            </m:ctrlPr>
+          </m:sSubPr>
+          <m:e>
+            <m:r>
+              <w:rPr>
+                <w:rFonts w:ascii="Cambria Math" w:eastAsiaTheme="minorEastAsia" w:hAnsi="Cambria Math"/>
+                <w:lang w:val="en-US"/>
+              </w:rPr>
+              <m:t>a</m:t>
+            </m:r>
+          </m:e>
+          <m:sub>
+            <m:r>
+              <w:rPr>
+                <w:rFonts w:ascii="Cambria Math" w:eastAsiaTheme="minorEastAsia" w:hAnsi="Cambria Math"/>
+                <w:lang w:val="en-US"/>
+              </w:rPr>
+              <m:t>2n</m:t>
+            </m:r>
+          </m:sub>
+        </m:sSub>
+        <m:sSub>
+          <m:sSubPr>
+            <m:ctrlPr>
+              <w:rPr>
+                <w:rFonts w:ascii="Cambria Math" w:eastAsiaTheme="minorEastAsia" w:hAnsi="Cambria Math"/>
+                <w:i/>
+                <w:lang w:val="en-US"/>
+              </w:rPr>
+            </m:ctrlPr>
+          </m:sSubPr>
+          <m:e>
+            <m:r>
+              <w:rPr>
+                <w:rFonts w:ascii="Cambria Math" w:eastAsiaTheme="minorEastAsia" w:hAnsi="Cambria Math"/>
+                <w:lang w:val="en-US"/>
+              </w:rPr>
+              <m:t>x</m:t>
+            </m:r>
+          </m:e>
+          <m:sub>
+            <m:r>
+              <w:rPr>
+                <w:rFonts w:ascii="Cambria Math" w:eastAsiaTheme="minorEastAsia" w:hAnsi="Cambria Math"/>
+                <w:lang w:val="en-US"/>
+              </w:rPr>
+              <m:t>n</m:t>
+            </m:r>
+          </m:sub>
+        </m:sSub>
+        <m:r>
+          <w:rPr>
+            <w:rFonts w:ascii="Cambria Math" w:eastAsiaTheme="minorEastAsia" w:hAnsi="Cambria Math"/>
+            <w:lang w:val="en-US"/>
+          </w:rPr>
+          <m:t>=</m:t>
+        </m:r>
+        <m:sSub>
+          <m:sSubPr>
+            <m:ctrlPr>
+              <w:rPr>
+                <w:rFonts w:ascii="Cambria Math" w:eastAsiaTheme="minorEastAsia" w:hAnsi="Cambria Math"/>
+                <w:i/>
+                <w:lang w:val="en-US"/>
+              </w:rPr>
+            </m:ctrlPr>
+          </m:sSubPr>
+          <m:e>
+            <m:r>
+              <w:rPr>
+                <w:rFonts w:ascii="Cambria Math" w:eastAsiaTheme="minorEastAsia" w:hAnsi="Cambria Math"/>
+                <w:lang w:val="en-US"/>
+              </w:rPr>
+              <m:t>b</m:t>
+            </m:r>
+          </m:e>
+          <m:sub>
+            <m:r>
+              <w:rPr>
+                <w:rFonts w:ascii="Cambria Math" w:eastAsiaTheme="minorEastAsia" w:hAnsi="Cambria Math"/>
+                <w:lang w:val="en-US"/>
+              </w:rPr>
+              <m:t>2</m:t>
+            </m:r>
+          </m:sub>
+        </m:sSub>
+      </m:oMath>
+      <w:r>
+        <w:rPr>
+          <w:rFonts w:eastAsiaTheme="minorEastAsia"/>
+          <w:lang w:val="en-US"/>
+        </w:rPr>
+        <w:t xml:space="preserve"> then:</w:t>
+      </w:r>
+    </w:p>
+    <w:p>
+      <w:pPr>
+        <w:jc w:val="both"/>
+        <w:rPr>
+          <w:rFonts w:eastAsiaTheme="minorEastAsia"/>
+          <w:lang w:val="en-US"/>
+        </w:rPr>
+      </w:pPr>
+      <m:oMathPara>
+        <m:oMath>
+          <m:d>
+            <m:dPr>
+              <m:ctrlPr>
+                <w:rPr>
+                  <w:rFonts w:ascii="Cambria Math" w:eastAsiaTheme="minorEastAsia" w:hAnsi="Cambria Math"/>
+                  <w:i/>
+                  <w:lang w:val="en-US"/>
+                </w:rPr>
+              </m:ctrlPr>
+            </m:dPr>
+            <m:e>
+              <m:sSub>
+                <m:sSubPr>
+                  <m:ctrlPr>
+                    <w:rPr>
+                      <w:rFonts w:ascii="Cambria Math" w:eastAsiaTheme="minorEastAsia" w:hAnsi="Cambria Math"/>
+                      <w:i/>
+                      <w:lang w:val="en-US"/>
+                    </w:rPr>
+                  </m:ctrlPr>
+                </m:sSubPr>
+                <m:e>
+                  <m:r>
+                    <w:rPr>
+                      <w:rFonts w:ascii="Cambria Math" w:eastAsiaTheme="minorEastAsia" w:hAnsi="Cambria Math"/>
+                      <w:lang w:val="en-US"/>
+                    </w:rPr>
+                    <m:t>a</m:t>
+                  </m:r>
+                </m:e>
+                <m:sub>
+                  <m:r>
+                    <w:rPr>
+                      <w:rFonts w:ascii="Cambria Math" w:eastAsiaTheme="minorEastAsia" w:hAnsi="Cambria Math"/>
+                      <w:lang w:val="en-US"/>
+                    </w:rPr>
+                    <m:t>11</m:t>
+                  </m:r>
+                </m:sub>
+              </m:sSub>
+              <m:sSub>
+                <m:sSubPr>
+                  <m:ctrlPr>
+                    <w:rPr>
+                      <w:rFonts w:ascii="Cambria Math" w:eastAsiaTheme="minorEastAsia" w:hAnsi="Cambria Math"/>
+                      <w:i/>
+                      <w:lang w:val="en-US"/>
+                    </w:rPr>
+                  </m:ctrlPr>
+                </m:sSubPr>
+                <m:e>
+                  <m:r>
+                    <w:rPr>
+                      <w:rFonts w:ascii="Cambria Math" w:eastAsiaTheme="minorEastAsia" w:hAnsi="Cambria Math"/>
+                      <w:lang w:val="en-US"/>
+                    </w:rPr>
+                    <m:t>x</m:t>
+                  </m:r>
+                </m:e>
+                <m:sub>
+                  <m:r>
+                    <w:rPr>
+                      <w:rFonts w:ascii="Cambria Math" w:eastAsiaTheme="minorEastAsia" w:hAnsi="Cambria Math"/>
+                      <w:lang w:val="en-US"/>
+                    </w:rPr>
+                    <m:t>1</m:t>
+                  </m:r>
+                </m:sub>
+              </m:sSub>
+              <m:r>
+                <w:rPr>
+                  <w:rFonts w:ascii="Cambria Math" w:eastAsiaTheme="minorEastAsia" w:hAnsi="Cambria Math"/>
+                  <w:lang w:val="en-US"/>
+                </w:rPr>
+                <m:t>+</m:t>
+              </m:r>
+              <m:sSub>
+                <m:sSubPr>
+                  <m:ctrlPr>
+                    <w:rPr>
+                      <w:rFonts w:ascii="Cambria Math" w:eastAsiaTheme="minorEastAsia" w:hAnsi="Cambria Math"/>
+                      <w:i/>
+                      <w:lang w:val="en-US"/>
+                    </w:rPr>
+                  </m:ctrlPr>
+                </m:sSubPr>
+                <m:e>
+                  <m:r>
+                    <w:rPr>
+                      <w:rFonts w:ascii="Cambria Math" w:eastAsiaTheme="minorEastAsia" w:hAnsi="Cambria Math"/>
+                      <w:lang w:val="en-US"/>
+                    </w:rPr>
+                    <m:t>a</m:t>
+                  </m:r>
+                </m:e>
+                <m:sub>
+                  <m:r>
+                    <w:rPr>
+                      <w:rFonts w:ascii="Cambria Math" w:eastAsiaTheme="minorEastAsia" w:hAnsi="Cambria Math"/>
+                      <w:lang w:val="en-US"/>
+                    </w:rPr>
+                    <m:t>12</m:t>
+                  </m:r>
+                </m:sub>
+              </m:sSub>
+              <m:sSub>
+                <m:sSubPr>
+                  <m:ctrlPr>
+                    <w:rPr>
+                      <w:rFonts w:ascii="Cambria Math" w:eastAsiaTheme="minorEastAsia" w:hAnsi="Cambria Math"/>
+                      <w:i/>
+                      <w:lang w:val="en-US"/>
+                    </w:rPr>
+                  </m:ctrlPr>
+                </m:sSubPr>
+                <m:e>
+                  <m:r>
+                    <w:rPr>
+                      <w:rFonts w:ascii="Cambria Math" w:eastAsiaTheme="minorEastAsia" w:hAnsi="Cambria Math"/>
+                      <w:lang w:val="en-US"/>
+                    </w:rPr>
+                    <m:t>x</m:t>
+                  </m:r>
+                </m:e>
+                <m:sub>
+                  <m:r>
+                    <w:rPr>
+                      <w:rFonts w:ascii="Cambria Math" w:eastAsiaTheme="minorEastAsia" w:hAnsi="Cambria Math"/>
+                      <w:lang w:val="en-US"/>
+                    </w:rPr>
+                    <m:t>2</m:t>
+                  </m:r>
+                </m:sub>
+              </m:sSub>
+              <m:r>
+                <w:rPr>
+                  <w:rFonts w:ascii="Cambria Math" w:eastAsiaTheme="minorEastAsia" w:hAnsi="Cambria Math"/>
+                  <w:lang w:val="en-US"/>
+                </w:rPr>
+                <m:t>+…+</m:t>
+              </m:r>
+              <m:sSub>
+                <m:sSubPr>
+                  <m:ctrlPr>
+                    <w:rPr>
+                      <w:rFonts w:ascii="Cambria Math" w:eastAsiaTheme="minorEastAsia" w:hAnsi="Cambria Math"/>
+                      <w:i/>
+                      <w:lang w:val="en-US"/>
+                    </w:rPr>
+                  </m:ctrlPr>
+                </m:sSubPr>
+                <m:e>
+                  <m:r>
+                    <w:rPr>
+                      <w:rFonts w:ascii="Cambria Math" w:eastAsiaTheme="minorEastAsia" w:hAnsi="Cambria Math"/>
+                      <w:lang w:val="en-US"/>
+                    </w:rPr>
+                    <m:t>a</m:t>
+                  </m:r>
+                </m:e>
+                <m:sub>
+                  <m:r>
+                    <w:rPr>
+                      <w:rFonts w:ascii="Cambria Math" w:eastAsiaTheme="minorEastAsia" w:hAnsi="Cambria Math"/>
+                      <w:lang w:val="en-US"/>
+                    </w:rPr>
+                    <m:t>1n</m:t>
+                  </m:r>
+                </m:sub>
+              </m:sSub>
+              <m:sSub>
+                <m:sSubPr>
+                  <m:ctrlPr>
+                    <w:rPr>
+                      <w:rFonts w:ascii="Cambria Math" w:eastAsiaTheme="minorEastAsia" w:hAnsi="Cambria Math"/>
+                      <w:i/>
+                      <w:lang w:val="en-US"/>
+                    </w:rPr>
+                  </m:ctrlPr>
+                </m:sSubPr>
+                <m:e>
+                  <m:r>
+                    <w:rPr>
+                      <w:rFonts w:ascii="Cambria Math" w:eastAsiaTheme="minorEastAsia" w:hAnsi="Cambria Math"/>
+                      <w:lang w:val="en-US"/>
+                    </w:rPr>
+                    <m:t>x</m:t>
+                  </m:r>
+                </m:e>
+                <m:sub>
+                  <m:r>
+                    <w:rPr>
+                      <w:rFonts w:ascii="Cambria Math" w:eastAsiaTheme="minorEastAsia" w:hAnsi="Cambria Math"/>
+                      <w:lang w:val="en-US"/>
+                    </w:rPr>
+                    <m:t>n</m:t>
+                  </m:r>
+                </m:sub>
+              </m:sSub>
+            </m:e>
+          </m:d>
+          <m:r>
+            <w:rPr>
+              <w:rFonts w:ascii="Cambria Math" w:eastAsiaTheme="minorEastAsia" w:hAnsi="Cambria Math"/>
+              <w:lang w:val="en-US"/>
+            </w:rPr>
+            <m:t>+</m:t>
+          </m:r>
+          <m:d>
+            <m:dPr>
+              <m:ctrlPr>
+                <w:rPr>
+                  <w:rFonts w:ascii="Cambria Math" w:eastAsiaTheme="minorEastAsia" w:hAnsi="Cambria Math"/>
+                  <w:i/>
+                  <w:lang w:val="en-US"/>
+                </w:rPr>
+              </m:ctrlPr>
+            </m:dPr>
+            <m:e>
+              <m:sSub>
+                <m:sSubPr>
+                  <m:ctrlPr>
+                    <w:rPr>
+                      <w:rFonts w:ascii="Cambria Math" w:eastAsiaTheme="minorEastAsia" w:hAnsi="Cambria Math"/>
+                      <w:i/>
+                      <w:lang w:val="en-US"/>
+                    </w:rPr>
+                  </m:ctrlPr>
+                </m:sSubPr>
+                <m:e>
+                  <m:r>
+                    <w:rPr>
+                      <w:rFonts w:ascii="Cambria Math" w:eastAsiaTheme="minorEastAsia" w:hAnsi="Cambria Math"/>
+                      <w:lang w:val="en-US"/>
+                    </w:rPr>
+                    <m:t>a</m:t>
+                  </m:r>
+                </m:e>
+                <m:sub>
+                  <m:r>
+                    <w:rPr>
+                      <w:rFonts w:ascii="Cambria Math" w:eastAsiaTheme="minorEastAsia" w:hAnsi="Cambria Math"/>
+                      <w:lang w:val="en-US"/>
+                    </w:rPr>
+                    <m:t>22</m:t>
+                  </m:r>
+                </m:sub>
+              </m:sSub>
+              <m:sSub>
+                <m:sSubPr>
+                  <m:ctrlPr>
+                    <w:rPr>
+                      <w:rFonts w:ascii="Cambria Math" w:eastAsiaTheme="minorEastAsia" w:hAnsi="Cambria Math"/>
+                      <w:i/>
+                      <w:lang w:val="en-US"/>
+                    </w:rPr>
+                  </m:ctrlPr>
+                </m:sSubPr>
+                <m:e>
+                  <m:r>
+                    <w:rPr>
+                      <w:rFonts w:ascii="Cambria Math" w:eastAsiaTheme="minorEastAsia" w:hAnsi="Cambria Math"/>
+                      <w:lang w:val="en-US"/>
+                    </w:rPr>
+                    <m:t>x</m:t>
+                  </m:r>
+                </m:e>
+                <m:sub>
+                  <m:r>
+                    <w:rPr>
+                      <w:rFonts w:ascii="Cambria Math" w:eastAsiaTheme="minorEastAsia" w:hAnsi="Cambria Math"/>
+                      <w:lang w:val="en-US"/>
+                    </w:rPr>
+                    <m:t>2</m:t>
+                  </m:r>
+                </m:sub>
+              </m:sSub>
+              <m:r>
+                <w:rPr>
+                  <w:rFonts w:ascii="Cambria Math" w:eastAsiaTheme="minorEastAsia" w:hAnsi="Cambria Math"/>
+                  <w:lang w:val="en-US"/>
+                </w:rPr>
+                <m:t>+…+</m:t>
+              </m:r>
+              <m:sSub>
+                <m:sSubPr>
+                  <m:ctrlPr>
+                    <w:rPr>
+                      <w:rFonts w:ascii="Cambria Math" w:eastAsiaTheme="minorEastAsia" w:hAnsi="Cambria Math"/>
+                      <w:i/>
+                      <w:lang w:val="en-US"/>
+                    </w:rPr>
+                  </m:ctrlPr>
+                </m:sSubPr>
+                <m:e>
+                  <m:r>
+                    <w:rPr>
+                      <w:rFonts w:ascii="Cambria Math" w:eastAsiaTheme="minorEastAsia" w:hAnsi="Cambria Math"/>
+                      <w:lang w:val="en-US"/>
+                    </w:rPr>
+                    <m:t>a</m:t>
+                  </m:r>
+                </m:e>
+                <m:sub>
+                  <m:r>
+                    <w:rPr>
+                      <w:rFonts w:ascii="Cambria Math" w:eastAsiaTheme="minorEastAsia" w:hAnsi="Cambria Math"/>
+                      <w:lang w:val="en-US"/>
+                    </w:rPr>
+                    <m:t>2n</m:t>
+                  </m:r>
+                </m:sub>
+              </m:sSub>
+              <m:sSub>
+                <m:sSubPr>
+                  <m:ctrlPr>
+                    <w:rPr>
+                      <w:rFonts w:ascii="Cambria Math" w:eastAsiaTheme="minorEastAsia" w:hAnsi="Cambria Math"/>
+                      <w:i/>
+                      <w:lang w:val="en-US"/>
+                    </w:rPr>
+                  </m:ctrlPr>
+                </m:sSubPr>
+                <m:e>
+                  <m:r>
+                    <w:rPr>
+                      <w:rFonts w:ascii="Cambria Math" w:eastAsiaTheme="minorEastAsia" w:hAnsi="Cambria Math"/>
+                      <w:lang w:val="en-US"/>
+                    </w:rPr>
+                    <m:t>x</m:t>
+                  </m:r>
+                </m:e>
+                <m:sub>
+                  <m:r>
+                    <w:rPr>
+                      <w:rFonts w:ascii="Cambria Math" w:eastAsiaTheme="minorEastAsia" w:hAnsi="Cambria Math"/>
+                      <w:lang w:val="en-US"/>
+                    </w:rPr>
+                    <m:t>n</m:t>
+                  </m:r>
+                </m:sub>
+              </m:sSub>
+            </m:e>
+          </m:d>
+          <m:r>
+            <w:rPr>
+              <w:rFonts w:ascii="Cambria Math" w:eastAsiaTheme="minorEastAsia" w:hAnsi="Cambria Math"/>
+              <w:lang w:val="en-US"/>
+            </w:rPr>
+            <m:t>=</m:t>
+          </m:r>
+          <m:sSub>
+            <m:sSubPr>
+              <m:ctrlPr>
+                <w:rPr>
+                  <w:rFonts w:ascii="Cambria Math" w:eastAsiaTheme="minorEastAsia" w:hAnsi="Cambria Math"/>
+                  <w:i/>
+                  <w:lang w:val="en-US"/>
+                </w:rPr>
+              </m:ctrlPr>
+            </m:sSubPr>
+            <m:e>
+              <m:r>
+                <w:rPr>
+                  <w:rFonts w:ascii="Cambria Math" w:eastAsiaTheme="minorEastAsia" w:hAnsi="Cambria Math"/>
+                  <w:lang w:val="en-US"/>
+                </w:rPr>
+                <m:t>b</m:t>
+              </m:r>
+            </m:e>
+            <m:sub>
+              <m:r>
+                <w:rPr>
+                  <w:rFonts w:ascii="Cambria Math" w:eastAsiaTheme="minorEastAsia" w:hAnsi="Cambria Math"/>
+                  <w:lang w:val="en-US"/>
+                </w:rPr>
+                <m:t>1</m:t>
+              </m:r>
+            </m:sub>
+          </m:sSub>
+          <m:r>
+            <w:rPr>
+              <w:rFonts w:ascii="Cambria Math" w:eastAsiaTheme="minorEastAsia" w:hAnsi="Cambria Math"/>
+              <w:lang w:val="en-US"/>
+            </w:rPr>
+            <m:t>+</m:t>
+          </m:r>
+          <m:sSub>
+            <m:sSubPr>
+              <m:ctrlPr>
+                <w:rPr>
+                  <w:rFonts w:ascii="Cambria Math" w:eastAsiaTheme="minorEastAsia" w:hAnsi="Cambria Math"/>
+                  <w:i/>
+                  <w:lang w:val="en-US"/>
+                </w:rPr>
+              </m:ctrlPr>
+            </m:sSubPr>
+            <m:e>
+              <m:r>
+                <w:rPr>
+                  <w:rFonts w:ascii="Cambria Math" w:eastAsiaTheme="minorEastAsia" w:hAnsi="Cambria Math"/>
+                  <w:lang w:val="en-US"/>
+                </w:rPr>
+                <m:t>b</m:t>
+              </m:r>
+            </m:e>
+            <m:sub>
+              <m:r>
+                <w:rPr>
+                  <w:rFonts w:ascii="Cambria Math" w:eastAsiaTheme="minorEastAsia" w:hAnsi="Cambria Math"/>
+                  <w:lang w:val="en-US"/>
+                </w:rPr>
+                <m:t>2</m:t>
+              </m:r>
+            </m:sub>
+          </m:sSub>
+        </m:oMath>
+      </m:oMathPara>
+    </w:p>
+    <w:p>
+      <w:pPr>
+        <w:pStyle w:val="Heading2"/>
+        <w:rPr>
+          <w:rFonts w:eastAsiaTheme="minorEastAsia"/>
+          <w:lang w:val="en-US"/>
+        </w:rPr>
+      </w:pPr>
+      <w:r>
+        <w:rPr>
+          <w:rFonts w:eastAsiaTheme="minorEastAsia"/>
+          <w:lang w:val="en-US"/>
+        </w:rPr>
+        <w:t xml:space="preserve">Computing </w:t>
+      </w:r>
+      <m:oMath>
+        <m:r>
+          <w:rPr>
+            <w:rFonts w:ascii="Cambria Math" w:eastAsiaTheme="minorEastAsia" w:hAnsi="Cambria Math"/>
+            <w:lang w:val="en-US"/>
+          </w:rPr>
+          <m:t>Ax</m:t>
+        </m:r>
+      </m:oMath>
+    </w:p>
+    <w:p>
+      <w:pPr>
+        <w:ind w:left="576"/>
+        <w:rPr>
+          <w:lang w:val="en-US"/>
+        </w:rPr>
+      </w:pPr>
+      <w:r>
+        <w:rPr>
+          <w:lang w:val="en-US"/>
+        </w:rPr>
+        <w:t>Consider the following matrix – vector multiplication:</w:t>
+      </w:r>
+    </w:p>
+    <w:p>
+      <w:pPr>
+        <w:ind w:left="576"/>
+        <w:rPr>
+          <w:rFonts w:eastAsiaTheme="minorEastAsia"/>
+          <w:lang w:val="en-US"/>
+        </w:rPr>
+      </w:pPr>
+      <m:oMathPara>
+        <m:oMath>
+          <m:d>
+            <m:dPr>
+              <m:begChr m:val="["/>
+              <m:endChr m:val="]"/>
+              <m:ctrlPr>
+                <w:rPr>
+                  <w:rFonts w:ascii="Cambria Math" w:hAnsi="Cambria Math"/>
+                  <w:i/>
+                  <w:lang w:val="en-US"/>
+                </w:rPr>
+              </m:ctrlPr>
+            </m:dPr>
+            <m:e>
+              <m:m>
+                <m:mPr>
+                  <m:mcs>
+                    <m:mc>
+                      <m:mcPr>
+                        <m:count m:val="3"/>
+                        <m:mcJc m:val="center"/>
+                      </m:mcPr>
+                    </m:mc>
+                  </m:mcs>
+                  <m:ctrlPr>
+                    <w:rPr>
+                      <w:rFonts w:ascii="Cambria Math" w:hAnsi="Cambria Math"/>
+                      <w:i/>
+                      <w:lang w:val="en-US"/>
+                    </w:rPr>
+                  </m:ctrlPr>
+                </m:mPr>
+                <m:mr>
+                  <m:e>
+                    <m:sSub>
+                      <m:sSubPr>
+                        <m:ctrlPr>
+                          <w:rPr>
+                            <w:rFonts w:ascii="Cambria Math" w:hAnsi="Cambria Math"/>
+                            <w:i/>
+                            <w:lang w:val="en-US"/>
+                          </w:rPr>
+                        </m:ctrlPr>
+                      </m:sSubPr>
+                      <m:e>
+                        <m:r>
+                          <w:rPr>
+                            <w:rFonts w:ascii="Cambria Math" w:hAnsi="Cambria Math"/>
+                            <w:lang w:val="en-US"/>
+                          </w:rPr>
+                          <m:t>u</m:t>
+                        </m:r>
+                      </m:e>
+                      <m:sub>
+                        <m:r>
+                          <w:rPr>
+                            <w:rFonts w:ascii="Cambria Math" w:hAnsi="Cambria Math"/>
+                            <w:lang w:val="en-US"/>
+                          </w:rPr>
+                          <m:t>1</m:t>
+                        </m:r>
+                      </m:sub>
+                    </m:sSub>
+                  </m:e>
+                  <m:e>
+                    <m:sSub>
+                      <m:sSubPr>
+                        <m:ctrlPr>
+                          <w:rPr>
+                            <w:rFonts w:ascii="Cambria Math" w:hAnsi="Cambria Math"/>
+                            <w:i/>
+                            <w:lang w:val="en-US"/>
+                          </w:rPr>
+                        </m:ctrlPr>
+                      </m:sSubPr>
+                      <m:e>
+                        <m:r>
+                          <w:rPr>
+                            <w:rFonts w:ascii="Cambria Math" w:hAnsi="Cambria Math"/>
+                            <w:lang w:val="en-US"/>
+                          </w:rPr>
+                          <m:t>v</m:t>
+                        </m:r>
+                      </m:e>
+                      <m:sub>
+                        <m:r>
+                          <w:rPr>
+                            <w:rFonts w:ascii="Cambria Math" w:hAnsi="Cambria Math"/>
+                            <w:lang w:val="en-US"/>
+                          </w:rPr>
+                          <m:t>1</m:t>
+                        </m:r>
+                      </m:sub>
+                    </m:sSub>
+                    <m:ctrlPr>
+                      <w:rPr>
+                        <w:rFonts w:ascii="Cambria Math" w:eastAsia="Cambria Math" w:hAnsi="Cambria Math" w:cs="Cambria Math"/>
+                        <w:i/>
+                        <w:lang w:val="en-US"/>
+                      </w:rPr>
+                    </m:ctrlPr>
+                  </m:e>
+                  <m:e>
+                    <m:sSub>
+                      <m:sSubPr>
+                        <m:ctrlPr>
+                          <w:rPr>
+                            <w:rFonts w:ascii="Cambria Math" w:eastAsia="Cambria Math" w:hAnsi="Cambria Math" w:cs="Cambria Math"/>
+                            <w:i/>
+                            <w:lang w:val="en-US"/>
+                          </w:rPr>
+                        </m:ctrlPr>
+                      </m:sSubPr>
+                      <m:e>
+                        <m:r>
+                          <w:rPr>
+                            <w:rFonts w:ascii="Cambria Math" w:eastAsia="Cambria Math" w:hAnsi="Cambria Math" w:cs="Cambria Math"/>
+                            <w:lang w:val="en-US"/>
+                          </w:rPr>
+                          <m:t>w</m:t>
+                        </m:r>
+                      </m:e>
+                      <m:sub>
+                        <m:r>
+                          <w:rPr>
+                            <w:rFonts w:ascii="Cambria Math" w:eastAsia="Cambria Math" w:hAnsi="Cambria Math" w:cs="Cambria Math"/>
+                            <w:lang w:val="en-US"/>
+                          </w:rPr>
+                          <m:t>1</m:t>
+                        </m:r>
+                      </m:sub>
+                    </m:sSub>
+                  </m:e>
+                </m:mr>
+                <m:mr>
+                  <m:e>
+                    <m:sSub>
+                      <m:sSubPr>
+                        <m:ctrlPr>
+                          <w:rPr>
+                            <w:rFonts w:ascii="Cambria Math" w:hAnsi="Cambria Math"/>
+                            <w:i/>
+                            <w:lang w:val="en-US"/>
+                          </w:rPr>
+                        </m:ctrlPr>
+                      </m:sSubPr>
+                      <m:e>
+                        <m:r>
+                          <w:rPr>
+                            <w:rFonts w:ascii="Cambria Math" w:hAnsi="Cambria Math"/>
+                            <w:lang w:val="en-US"/>
+                          </w:rPr>
+                          <m:t>u</m:t>
+                        </m:r>
+                      </m:e>
+                      <m:sub>
+                        <m:r>
+                          <w:rPr>
+                            <w:rFonts w:ascii="Cambria Math" w:hAnsi="Cambria Math"/>
+                            <w:lang w:val="en-US"/>
+                          </w:rPr>
+                          <m:t>2</m:t>
+                        </m:r>
+                      </m:sub>
+                    </m:sSub>
+                  </m:e>
+                  <m:e>
+                    <m:sSub>
+                      <m:sSubPr>
+                        <m:ctrlPr>
+                          <w:rPr>
+                            <w:rFonts w:ascii="Cambria Math" w:hAnsi="Cambria Math"/>
+                            <w:i/>
+                            <w:lang w:val="en-US"/>
+                          </w:rPr>
+                        </m:ctrlPr>
+                      </m:sSubPr>
+                      <m:e>
+                        <m:r>
+                          <w:rPr>
+                            <w:rFonts w:ascii="Cambria Math" w:hAnsi="Cambria Math"/>
+                            <w:lang w:val="en-US"/>
+                          </w:rPr>
+                          <m:t>v</m:t>
+                        </m:r>
+                      </m:e>
+                      <m:sub>
+                        <m:r>
+                          <w:rPr>
+                            <w:rFonts w:ascii="Cambria Math" w:hAnsi="Cambria Math"/>
+                            <w:lang w:val="en-US"/>
+                          </w:rPr>
+                          <m:t>2</m:t>
+                        </m:r>
+                      </m:sub>
+                    </m:sSub>
+                    <m:ctrlPr>
+                      <w:rPr>
+                        <w:rFonts w:ascii="Cambria Math" w:eastAsia="Cambria Math" w:hAnsi="Cambria Math" w:cs="Cambria Math"/>
+                        <w:i/>
+                        <w:lang w:val="en-US"/>
+                      </w:rPr>
+                    </m:ctrlPr>
+                  </m:e>
+                  <m:e>
+                    <m:sSub>
+                      <m:sSubPr>
+                        <m:ctrlPr>
+                          <w:rPr>
+                            <w:rFonts w:ascii="Cambria Math" w:eastAsia="Cambria Math" w:hAnsi="Cambria Math" w:cs="Cambria Math"/>
+                            <w:i/>
+                            <w:lang w:val="en-US"/>
+                          </w:rPr>
+                        </m:ctrlPr>
+                      </m:sSubPr>
+                      <m:e>
+                        <m:r>
+                          <w:rPr>
+                            <w:rFonts w:ascii="Cambria Math" w:eastAsia="Cambria Math" w:hAnsi="Cambria Math" w:cs="Cambria Math"/>
+                            <w:lang w:val="en-US"/>
+                          </w:rPr>
+                          <m:t>w</m:t>
+                        </m:r>
+                      </m:e>
+                      <m:sub>
+                        <m:r>
+                          <w:rPr>
+                            <w:rFonts w:ascii="Cambria Math" w:eastAsia="Cambria Math" w:hAnsi="Cambria Math" w:cs="Cambria Math"/>
+                            <w:lang w:val="en-US"/>
+                          </w:rPr>
+                          <m:t>2</m:t>
+                        </m:r>
+                      </m:sub>
+                    </m:sSub>
+                    <m:ctrlPr>
+                      <w:rPr>
+                        <w:rFonts w:ascii="Cambria Math" w:eastAsia="Cambria Math" w:hAnsi="Cambria Math" w:cs="Cambria Math"/>
+                        <w:i/>
+                        <w:lang w:val="en-US"/>
+                      </w:rPr>
+                    </m:ctrlPr>
+                  </m:e>
+                </m:mr>
+                <m:mr>
+                  <m:e>
+                    <m:sSub>
+                      <m:sSubPr>
+                        <m:ctrlPr>
+                          <w:rPr>
+                            <w:rFonts w:ascii="Cambria Math" w:eastAsia="Cambria Math" w:hAnsi="Cambria Math" w:cs="Cambria Math"/>
+                            <w:i/>
+                            <w:lang w:val="en-US"/>
+                          </w:rPr>
+                        </m:ctrlPr>
+                      </m:sSubPr>
+                      <m:e>
+                        <m:r>
+                          <w:rPr>
+                            <w:rFonts w:ascii="Cambria Math" w:eastAsia="Cambria Math" w:hAnsi="Cambria Math" w:cs="Cambria Math"/>
+                            <w:lang w:val="en-US"/>
+                          </w:rPr>
+                          <m:t>u</m:t>
+                        </m:r>
+                      </m:e>
+                      <m:sub>
+                        <m:r>
+                          <w:rPr>
+                            <w:rFonts w:ascii="Cambria Math" w:eastAsia="Cambria Math" w:hAnsi="Cambria Math" w:cs="Cambria Math"/>
+                            <w:lang w:val="en-US"/>
+                          </w:rPr>
+                          <m:t>3</m:t>
+                        </m:r>
+                      </m:sub>
+                    </m:sSub>
+                    <m:ctrlPr>
+                      <w:rPr>
+                        <w:rFonts w:ascii="Cambria Math" w:eastAsia="Cambria Math" w:hAnsi="Cambria Math" w:cs="Cambria Math"/>
+                        <w:i/>
+                        <w:lang w:val="en-US"/>
+                      </w:rPr>
+                    </m:ctrlPr>
+                  </m:e>
+                  <m:e>
+                    <m:sSub>
+                      <m:sSubPr>
+                        <m:ctrlPr>
+                          <w:rPr>
+                            <w:rFonts w:ascii="Cambria Math" w:eastAsia="Cambria Math" w:hAnsi="Cambria Math" w:cs="Cambria Math"/>
+                            <w:i/>
+                            <w:lang w:val="en-US"/>
+                          </w:rPr>
+                        </m:ctrlPr>
+                      </m:sSubPr>
+                      <m:e>
+                        <m:r>
+                          <w:rPr>
+                            <w:rFonts w:ascii="Cambria Math" w:eastAsia="Cambria Math" w:hAnsi="Cambria Math" w:cs="Cambria Math"/>
+                            <w:lang w:val="en-US"/>
+                          </w:rPr>
+                          <m:t>v</m:t>
+                        </m:r>
+                      </m:e>
+                      <m:sub>
+                        <m:r>
+                          <w:rPr>
+                            <w:rFonts w:ascii="Cambria Math" w:eastAsia="Cambria Math" w:hAnsi="Cambria Math" w:cs="Cambria Math"/>
+                            <w:lang w:val="en-US"/>
+                          </w:rPr>
+                          <m:t>3</m:t>
+                        </m:r>
+                      </m:sub>
+                    </m:sSub>
+                    <m:ctrlPr>
+                      <w:rPr>
+                        <w:rFonts w:ascii="Cambria Math" w:eastAsia="Cambria Math" w:hAnsi="Cambria Math" w:cs="Cambria Math"/>
+                        <w:i/>
+                        <w:lang w:val="en-US"/>
+                      </w:rPr>
+                    </m:ctrlPr>
+                  </m:e>
+                  <m:e>
+                    <m:sSub>
+                      <m:sSubPr>
+                        <m:ctrlPr>
+                          <w:rPr>
+                            <w:rFonts w:ascii="Cambria Math" w:eastAsia="Cambria Math" w:hAnsi="Cambria Math" w:cs="Cambria Math"/>
+                            <w:i/>
+                            <w:lang w:val="en-US"/>
+                          </w:rPr>
+                        </m:ctrlPr>
+                      </m:sSubPr>
+                      <m:e>
+                        <m:r>
+                          <w:rPr>
+                            <w:rFonts w:ascii="Cambria Math" w:eastAsia="Cambria Math" w:hAnsi="Cambria Math" w:cs="Cambria Math"/>
+                            <w:lang w:val="en-US"/>
+                          </w:rPr>
+                          <m:t>w</m:t>
+                        </m:r>
+                      </m:e>
+                      <m:sub>
+                        <m:r>
+                          <w:rPr>
+                            <w:rFonts w:ascii="Cambria Math" w:eastAsia="Cambria Math" w:hAnsi="Cambria Math" w:cs="Cambria Math"/>
+                            <w:lang w:val="en-US"/>
+                          </w:rPr>
+                          <m:t>3</m:t>
+                        </m:r>
+                      </m:sub>
+                    </m:sSub>
+                  </m:e>
+                </m:mr>
+              </m:m>
+            </m:e>
+          </m:d>
+          <m:d>
+            <m:dPr>
+              <m:begChr m:val="["/>
+              <m:endChr m:val="]"/>
+              <m:ctrlPr>
+                <w:rPr>
+                  <w:rFonts w:ascii="Cambria Math" w:hAnsi="Cambria Math"/>
+                  <w:i/>
+                  <w:lang w:val="en-US"/>
+                </w:rPr>
+              </m:ctrlPr>
+            </m:dPr>
+            <m:e>
+              <m:m>
+                <m:mPr>
+                  <m:mcs>
+                    <m:mc>
+                      <m:mcPr>
+                        <m:count m:val="1"/>
+                        <m:mcJc m:val="center"/>
+                      </m:mcPr>
+                    </m:mc>
+                  </m:mcs>
+                  <m:ctrlPr>
+                    <w:rPr>
+                      <w:rFonts w:ascii="Cambria Math" w:hAnsi="Cambria Math"/>
+                      <w:i/>
+                      <w:lang w:val="en-US"/>
+                    </w:rPr>
+                  </m:ctrlPr>
+                </m:mPr>
+                <m:mr>
+                  <m:e>
+                    <m:sSub>
+                      <m:sSubPr>
+                        <m:ctrlPr>
+                          <w:rPr>
+                            <w:rFonts w:ascii="Cambria Math" w:hAnsi="Cambria Math"/>
+                            <w:i/>
+                            <w:lang w:val="en-US"/>
+                          </w:rPr>
+                        </m:ctrlPr>
+                      </m:sSubPr>
+                      <m:e>
+                        <m:r>
+                          <w:rPr>
+                            <w:rFonts w:ascii="Cambria Math" w:hAnsi="Cambria Math"/>
+                            <w:lang w:val="en-US"/>
+                          </w:rPr>
+                          <m:t>x</m:t>
+                        </m:r>
+                      </m:e>
+                      <m:sub>
+                        <m:r>
+                          <w:rPr>
+                            <w:rFonts w:ascii="Cambria Math" w:hAnsi="Cambria Math"/>
+                            <w:lang w:val="en-US"/>
+                          </w:rPr>
+                          <m:t>1</m:t>
+                        </m:r>
+                      </m:sub>
+                    </m:sSub>
+                  </m:e>
+                </m:mr>
+                <m:mr>
+                  <m:e>
+                    <m:sSub>
+                      <m:sSubPr>
+                        <m:ctrlPr>
+                          <w:rPr>
+                            <w:rFonts w:ascii="Cambria Math" w:hAnsi="Cambria Math"/>
+                            <w:i/>
+                            <w:lang w:val="en-US"/>
+                          </w:rPr>
+                        </m:ctrlPr>
+                      </m:sSubPr>
+                      <m:e>
+                        <m:r>
+                          <w:rPr>
+                            <w:rFonts w:ascii="Cambria Math" w:hAnsi="Cambria Math"/>
+                            <w:lang w:val="en-US"/>
+                          </w:rPr>
+                          <m:t>x</m:t>
+                        </m:r>
+                      </m:e>
+                      <m:sub>
+                        <m:r>
+                          <w:rPr>
+                            <w:rFonts w:ascii="Cambria Math" w:hAnsi="Cambria Math"/>
+                            <w:lang w:val="en-US"/>
+                          </w:rPr>
+                          <m:t>2</m:t>
+                        </m:r>
+                      </m:sub>
+                    </m:sSub>
+                    <m:ctrlPr>
+                      <w:rPr>
+                        <w:rFonts w:ascii="Cambria Math" w:eastAsia="Cambria Math" w:hAnsi="Cambria Math" w:cs="Cambria Math"/>
+                        <w:i/>
+                        <w:lang w:val="en-US"/>
+                      </w:rPr>
+                    </m:ctrlPr>
+                  </m:e>
+                </m:mr>
+                <m:mr>
+                  <m:e>
+                    <m:sSub>
+                      <m:sSubPr>
+                        <m:ctrlPr>
+                          <w:rPr>
+                            <w:rFonts w:ascii="Cambria Math" w:eastAsia="Cambria Math" w:hAnsi="Cambria Math" w:cs="Cambria Math"/>
+                            <w:i/>
+                            <w:lang w:val="en-US"/>
+                          </w:rPr>
+                        </m:ctrlPr>
+                      </m:sSubPr>
+                      <m:e>
+                        <m:r>
+                          <w:rPr>
+                            <w:rFonts w:ascii="Cambria Math" w:eastAsia="Cambria Math" w:hAnsi="Cambria Math" w:cs="Cambria Math"/>
+                            <w:lang w:val="en-US"/>
+                          </w:rPr>
+                          <m:t>x</m:t>
+                        </m:r>
+                      </m:e>
+                      <m:sub>
+                        <m:r>
+                          <w:rPr>
+                            <w:rFonts w:ascii="Cambria Math" w:eastAsia="Cambria Math" w:hAnsi="Cambria Math" w:cs="Cambria Math"/>
+                            <w:lang w:val="en-US"/>
+                          </w:rPr>
+                          <m:t>3</m:t>
+                        </m:r>
+                      </m:sub>
+                    </m:sSub>
+                  </m:e>
+                </m:mr>
+              </m:m>
+            </m:e>
+          </m:d>
+        </m:oMath>
+      </m:oMathPara>
+    </w:p>
+    <w:p>
+      <w:pPr>
+        <w:ind w:firstLine="576"/>
+        <w:jc w:val="both"/>
+        <w:rPr>
+          <w:lang w:val="en-US"/>
+        </w:rPr>
+      </w:pPr>
+      <w:r>
+        <w:rPr>
+          <w:lang w:val="en-US"/>
+        </w:rPr>
+        <w:t>There are two ways to handle it: combinations of columns or dot products with rows</w:t>
+      </w:r>
+      <w:r>
+        <w:rPr>
+          <w:lang w:val="en-US"/>
+        </w:rPr>
+        <w:t xml:space="preserve">. It is important to keep in mind that </w:t>
+      </w:r>
+      <w:r>
+        <w:rPr>
+          <w:lang w:val="en-US"/>
+        </w:rPr>
+        <w:t>the matrix – vector multiplication</w:t>
+      </w:r>
+      <w:r>
+        <w:rPr>
+          <w:lang w:val="en-US"/>
+        </w:rPr>
+        <w:t xml:space="preserve"> is a way of representing all the linear combinations given by </w:t>
+      </w:r>
+      <m:oMath>
+        <m:sSub>
+          <m:sSubPr>
+            <m:ctrlPr>
+              <w:rPr>
+                <w:rFonts w:ascii="Cambria Math" w:hAnsi="Cambria Math"/>
+                <w:i/>
+                <w:lang w:val="en-US"/>
+              </w:rPr>
+            </m:ctrlPr>
+          </m:sSubPr>
+          <m:e>
+            <m:r>
+              <w:rPr>
+                <w:rFonts w:ascii="Cambria Math" w:hAnsi="Cambria Math"/>
+                <w:lang w:val="en-US"/>
+              </w:rPr>
+              <m:t>x</m:t>
+            </m:r>
+          </m:e>
+          <m:sub>
+            <m:r>
+              <w:rPr>
+                <w:rFonts w:ascii="Cambria Math" w:hAnsi="Cambria Math"/>
+                <w:lang w:val="en-US"/>
+              </w:rPr>
+              <m:t>1</m:t>
+            </m:r>
+          </m:sub>
+        </m:sSub>
+        <m:r>
+          <m:rPr>
+            <m:sty m:val="bi"/>
+          </m:rPr>
+          <w:rPr>
+            <w:rFonts w:ascii="Cambria Math" w:hAnsi="Cambria Math"/>
+            <w:lang w:val="en-US"/>
+          </w:rPr>
+          <m:t>u</m:t>
+        </m:r>
+        <m:r>
+          <w:rPr>
+            <w:rFonts w:ascii="Cambria Math" w:hAnsi="Cambria Math"/>
+            <w:lang w:val="en-US"/>
+          </w:rPr>
+          <m:t>+</m:t>
+        </m:r>
+        <m:sSub>
+          <m:sSubPr>
+            <m:ctrlPr>
+              <w:rPr>
+                <w:rFonts w:ascii="Cambria Math" w:hAnsi="Cambria Math"/>
+                <w:i/>
+                <w:lang w:val="en-US"/>
+              </w:rPr>
+            </m:ctrlPr>
+          </m:sSubPr>
+          <m:e>
+            <m:r>
+              <w:rPr>
+                <w:rFonts w:ascii="Cambria Math" w:hAnsi="Cambria Math"/>
+                <w:lang w:val="en-US"/>
+              </w:rPr>
+              <m:t>x</m:t>
+            </m:r>
+            <m:ctrlPr>
+              <w:rPr>
+                <w:rFonts w:ascii="Cambria Math" w:hAnsi="Cambria Math"/>
+                <w:b/>
+                <w:bCs/>
+                <w:i/>
+                <w:lang w:val="en-US"/>
+              </w:rPr>
+            </m:ctrlPr>
+          </m:e>
+          <m:sub>
+            <m:r>
+              <w:rPr>
+                <w:rFonts w:ascii="Cambria Math" w:hAnsi="Cambria Math"/>
+                <w:lang w:val="en-US"/>
+              </w:rPr>
+              <m:t>2</m:t>
+            </m:r>
+          </m:sub>
+        </m:sSub>
+        <m:r>
+          <m:rPr>
+            <m:sty m:val="bi"/>
+          </m:rPr>
+          <w:rPr>
+            <w:rFonts w:ascii="Cambria Math" w:hAnsi="Cambria Math"/>
+            <w:lang w:val="en-US"/>
+          </w:rPr>
+          <m:t>v</m:t>
+        </m:r>
+        <m:r>
+          <w:rPr>
+            <w:rFonts w:ascii="Cambria Math" w:hAnsi="Cambria Math"/>
+            <w:lang w:val="en-US"/>
+          </w:rPr>
+          <m:t>+</m:t>
+        </m:r>
+        <m:sSub>
+          <m:sSubPr>
+            <m:ctrlPr>
+              <w:rPr>
+                <w:rFonts w:ascii="Cambria Math" w:hAnsi="Cambria Math"/>
+                <w:i/>
+                <w:lang w:val="en-US"/>
+              </w:rPr>
+            </m:ctrlPr>
+          </m:sSubPr>
+          <m:e>
+            <m:r>
+              <w:rPr>
+                <w:rFonts w:ascii="Cambria Math" w:hAnsi="Cambria Math"/>
+                <w:lang w:val="en-US"/>
+              </w:rPr>
+              <m:t>x</m:t>
+            </m:r>
+          </m:e>
+          <m:sub>
+            <m:r>
+              <w:rPr>
+                <w:rFonts w:ascii="Cambria Math" w:hAnsi="Cambria Math"/>
+                <w:lang w:val="en-US"/>
+              </w:rPr>
+              <m:t>3</m:t>
+            </m:r>
+          </m:sub>
+        </m:sSub>
+        <m:r>
+          <m:rPr>
+            <m:sty m:val="bi"/>
+          </m:rPr>
+          <w:rPr>
+            <w:rFonts w:ascii="Cambria Math" w:hAnsi="Cambria Math"/>
+            <w:lang w:val="en-US"/>
+          </w:rPr>
+          <m:t>w</m:t>
+        </m:r>
+      </m:oMath>
+      <w:r>
+        <w:rPr>
+          <w:rFonts w:eastAsiaTheme="minorEastAsia"/>
+          <w:lang w:val="en-US"/>
+        </w:rPr>
+        <w:t>.</w:t>
+      </w:r>
+    </w:p>
+    <w:p>
+      <w:pPr>
+        <w:rPr>
+          <w:rFonts w:eastAsiaTheme="minorEastAsia"/>
+          <w:lang w:val="en-US"/>
+        </w:rPr>
+      </w:pPr>
+      <m:oMathPara>
+        <m:oMath>
+          <m:d>
+            <m:dPr>
+              <m:begChr m:val="["/>
+              <m:endChr m:val="]"/>
+              <m:ctrlPr>
+                <w:rPr>
+                  <w:rFonts w:ascii="Cambria Math" w:hAnsi="Cambria Math"/>
+                  <w:i/>
+                  <w:lang w:val="en-US"/>
+                </w:rPr>
+              </m:ctrlPr>
+            </m:dPr>
+            <m:e>
+              <m:m>
+                <m:mPr>
+                  <m:mcs>
+                    <m:mc>
+                      <m:mcPr>
+                        <m:count m:val="3"/>
+                        <m:mcJc m:val="center"/>
+                      </m:mcPr>
+                    </m:mc>
+                  </m:mcs>
+                  <m:ctrlPr>
+                    <w:rPr>
+                      <w:rFonts w:ascii="Cambria Math" w:hAnsi="Cambria Math"/>
+                      <w:i/>
+                      <w:lang w:val="en-US"/>
+                    </w:rPr>
+                  </m:ctrlPr>
+                </m:mPr>
+                <m:mr>
+                  <m:e>
+                    <m:sSub>
+                      <m:sSubPr>
+                        <m:ctrlPr>
+                          <w:rPr>
+                            <w:rFonts w:ascii="Cambria Math" w:hAnsi="Cambria Math"/>
+                            <w:i/>
+                            <w:lang w:val="en-US"/>
+                          </w:rPr>
+                        </m:ctrlPr>
+                      </m:sSubPr>
+                      <m:e>
+                        <m:r>
+                          <w:rPr>
+                            <w:rFonts w:ascii="Cambria Math" w:hAnsi="Cambria Math"/>
+                            <w:lang w:val="en-US"/>
+                          </w:rPr>
+                          <m:t>u</m:t>
+                        </m:r>
+                      </m:e>
+                      <m:sub>
+                        <m:r>
+                          <w:rPr>
+                            <w:rFonts w:ascii="Cambria Math" w:hAnsi="Cambria Math"/>
+                            <w:lang w:val="en-US"/>
+                          </w:rPr>
+                          <m:t>1</m:t>
+                        </m:r>
+                      </m:sub>
+                    </m:sSub>
+                  </m:e>
+                  <m:e>
+                    <m:sSub>
+                      <m:sSubPr>
+                        <m:ctrlPr>
+                          <w:rPr>
+                            <w:rFonts w:ascii="Cambria Math" w:hAnsi="Cambria Math"/>
+                            <w:i/>
+                            <w:lang w:val="en-US"/>
+                          </w:rPr>
+                        </m:ctrlPr>
+                      </m:sSubPr>
+                      <m:e>
+                        <m:r>
+                          <w:rPr>
+                            <w:rFonts w:ascii="Cambria Math" w:hAnsi="Cambria Math"/>
+                            <w:lang w:val="en-US"/>
+                          </w:rPr>
+                          <m:t>v</m:t>
+                        </m:r>
+                      </m:e>
+                      <m:sub>
+                        <m:r>
+                          <w:rPr>
+                            <w:rFonts w:ascii="Cambria Math" w:hAnsi="Cambria Math"/>
+                            <w:lang w:val="en-US"/>
+                          </w:rPr>
+                          <m:t>1</m:t>
+                        </m:r>
+                      </m:sub>
+                    </m:sSub>
+                    <m:ctrlPr>
+                      <w:rPr>
+                        <w:rFonts w:ascii="Cambria Math" w:eastAsia="Cambria Math" w:hAnsi="Cambria Math" w:cs="Cambria Math"/>
+                        <w:i/>
+                        <w:lang w:val="en-US"/>
+                      </w:rPr>
+                    </m:ctrlPr>
+                  </m:e>
+                  <m:e>
+                    <m:sSub>
+                      <m:sSubPr>
+                        <m:ctrlPr>
+                          <w:rPr>
+                            <w:rFonts w:ascii="Cambria Math" w:eastAsia="Cambria Math" w:hAnsi="Cambria Math" w:cs="Cambria Math"/>
+                            <w:i/>
+                            <w:lang w:val="en-US"/>
+                          </w:rPr>
+                        </m:ctrlPr>
+                      </m:sSubPr>
+                      <m:e>
+                        <m:r>
+                          <w:rPr>
+                            <w:rFonts w:ascii="Cambria Math" w:eastAsia="Cambria Math" w:hAnsi="Cambria Math" w:cs="Cambria Math"/>
+                            <w:lang w:val="en-US"/>
+                          </w:rPr>
+                          <m:t>w</m:t>
+                        </m:r>
+                      </m:e>
+                      <m:sub>
+                        <m:r>
+                          <w:rPr>
+                            <w:rFonts w:ascii="Cambria Math" w:eastAsia="Cambria Math" w:hAnsi="Cambria Math" w:cs="Cambria Math"/>
+                            <w:lang w:val="en-US"/>
+                          </w:rPr>
+                          <m:t>1</m:t>
+                        </m:r>
+                      </m:sub>
+                    </m:sSub>
+                  </m:e>
+                </m:mr>
+                <m:mr>
+                  <m:e>
+                    <m:sSub>
+                      <m:sSubPr>
+                        <m:ctrlPr>
+                          <w:rPr>
+                            <w:rFonts w:ascii="Cambria Math" w:hAnsi="Cambria Math"/>
+                            <w:i/>
+                            <w:lang w:val="en-US"/>
+                          </w:rPr>
+                        </m:ctrlPr>
+                      </m:sSubPr>
+                      <m:e>
+                        <m:r>
+                          <w:rPr>
+                            <w:rFonts w:ascii="Cambria Math" w:hAnsi="Cambria Math"/>
+                            <w:lang w:val="en-US"/>
+                          </w:rPr>
+                          <m:t>u</m:t>
+                        </m:r>
+                      </m:e>
+                      <m:sub>
+                        <m:r>
+                          <w:rPr>
+                            <w:rFonts w:ascii="Cambria Math" w:hAnsi="Cambria Math"/>
+                            <w:lang w:val="en-US"/>
+                          </w:rPr>
+                          <m:t>2</m:t>
+                        </m:r>
+                      </m:sub>
+                    </m:sSub>
+                  </m:e>
+                  <m:e>
+                    <m:sSub>
+                      <m:sSubPr>
+                        <m:ctrlPr>
+                          <w:rPr>
+                            <w:rFonts w:ascii="Cambria Math" w:hAnsi="Cambria Math"/>
+                            <w:i/>
+                            <w:lang w:val="en-US"/>
+                          </w:rPr>
+                        </m:ctrlPr>
+                      </m:sSubPr>
+                      <m:e>
+                        <m:r>
+                          <w:rPr>
+                            <w:rFonts w:ascii="Cambria Math" w:hAnsi="Cambria Math"/>
+                            <w:lang w:val="en-US"/>
+                          </w:rPr>
+                          <m:t>v</m:t>
+                        </m:r>
+                      </m:e>
+                      <m:sub>
+                        <m:r>
+                          <w:rPr>
+                            <w:rFonts w:ascii="Cambria Math" w:hAnsi="Cambria Math"/>
+                            <w:lang w:val="en-US"/>
+                          </w:rPr>
+                          <m:t>2</m:t>
+                        </m:r>
+                      </m:sub>
+                    </m:sSub>
+                    <m:ctrlPr>
+                      <w:rPr>
+                        <w:rFonts w:ascii="Cambria Math" w:eastAsia="Cambria Math" w:hAnsi="Cambria Math" w:cs="Cambria Math"/>
+                        <w:i/>
+                        <w:lang w:val="en-US"/>
+                      </w:rPr>
+                    </m:ctrlPr>
+                  </m:e>
+                  <m:e>
+                    <m:sSub>
+                      <m:sSubPr>
+                        <m:ctrlPr>
+                          <w:rPr>
+                            <w:rFonts w:ascii="Cambria Math" w:eastAsia="Cambria Math" w:hAnsi="Cambria Math" w:cs="Cambria Math"/>
+                            <w:i/>
+                            <w:lang w:val="en-US"/>
+                          </w:rPr>
+                        </m:ctrlPr>
+                      </m:sSubPr>
+                      <m:e>
+                        <m:r>
+                          <w:rPr>
+                            <w:rFonts w:ascii="Cambria Math" w:eastAsia="Cambria Math" w:hAnsi="Cambria Math" w:cs="Cambria Math"/>
+                            <w:lang w:val="en-US"/>
+                          </w:rPr>
+                          <m:t>w</m:t>
+                        </m:r>
+                      </m:e>
+                      <m:sub>
+                        <m:r>
+                          <w:rPr>
+                            <w:rFonts w:ascii="Cambria Math" w:eastAsia="Cambria Math" w:hAnsi="Cambria Math" w:cs="Cambria Math"/>
+                            <w:lang w:val="en-US"/>
+                          </w:rPr>
+                          <m:t>2</m:t>
+                        </m:r>
+                      </m:sub>
+                    </m:sSub>
+                    <m:ctrlPr>
+                      <w:rPr>
+                        <w:rFonts w:ascii="Cambria Math" w:eastAsia="Cambria Math" w:hAnsi="Cambria Math" w:cs="Cambria Math"/>
+                        <w:i/>
+                        <w:lang w:val="en-US"/>
+                      </w:rPr>
+                    </m:ctrlPr>
+                  </m:e>
+                </m:mr>
+                <m:mr>
+                  <m:e>
+                    <m:sSub>
+                      <m:sSubPr>
+                        <m:ctrlPr>
+                          <w:rPr>
+                            <w:rFonts w:ascii="Cambria Math" w:eastAsia="Cambria Math" w:hAnsi="Cambria Math" w:cs="Cambria Math"/>
+                            <w:i/>
+                            <w:lang w:val="en-US"/>
+                          </w:rPr>
+                        </m:ctrlPr>
+                      </m:sSubPr>
+                      <m:e>
+                        <m:r>
+                          <w:rPr>
+                            <w:rFonts w:ascii="Cambria Math" w:eastAsia="Cambria Math" w:hAnsi="Cambria Math" w:cs="Cambria Math"/>
+                            <w:lang w:val="en-US"/>
+                          </w:rPr>
+                          <m:t>u</m:t>
+                        </m:r>
+                      </m:e>
+                      <m:sub>
+                        <m:r>
+                          <w:rPr>
+                            <w:rFonts w:ascii="Cambria Math" w:eastAsia="Cambria Math" w:hAnsi="Cambria Math" w:cs="Cambria Math"/>
+                            <w:lang w:val="en-US"/>
+                          </w:rPr>
+                          <m:t>3</m:t>
+                        </m:r>
+                      </m:sub>
+                    </m:sSub>
+                    <m:ctrlPr>
+                      <w:rPr>
+                        <w:rFonts w:ascii="Cambria Math" w:eastAsia="Cambria Math" w:hAnsi="Cambria Math" w:cs="Cambria Math"/>
+                        <w:i/>
+                        <w:lang w:val="en-US"/>
+                      </w:rPr>
+                    </m:ctrlPr>
+                  </m:e>
+                  <m:e>
+                    <m:sSub>
+                      <m:sSubPr>
+                        <m:ctrlPr>
+                          <w:rPr>
+                            <w:rFonts w:ascii="Cambria Math" w:eastAsia="Cambria Math" w:hAnsi="Cambria Math" w:cs="Cambria Math"/>
+                            <w:i/>
+                            <w:lang w:val="en-US"/>
+                          </w:rPr>
+                        </m:ctrlPr>
+                      </m:sSubPr>
+                      <m:e>
+                        <m:r>
+                          <w:rPr>
+                            <w:rFonts w:ascii="Cambria Math" w:eastAsia="Cambria Math" w:hAnsi="Cambria Math" w:cs="Cambria Math"/>
+                            <w:lang w:val="en-US"/>
+                          </w:rPr>
+                          <m:t>v</m:t>
+                        </m:r>
+                      </m:e>
+                      <m:sub>
+                        <m:r>
+                          <w:rPr>
+                            <w:rFonts w:ascii="Cambria Math" w:eastAsia="Cambria Math" w:hAnsi="Cambria Math" w:cs="Cambria Math"/>
+                            <w:lang w:val="en-US"/>
+                          </w:rPr>
+                          <m:t>3</m:t>
+                        </m:r>
+                      </m:sub>
+                    </m:sSub>
+                    <m:ctrlPr>
+                      <w:rPr>
+                        <w:rFonts w:ascii="Cambria Math" w:eastAsia="Cambria Math" w:hAnsi="Cambria Math" w:cs="Cambria Math"/>
+                        <w:i/>
+                        <w:lang w:val="en-US"/>
+                      </w:rPr>
+                    </m:ctrlPr>
+                  </m:e>
+                  <m:e>
+                    <m:sSub>
+                      <m:sSubPr>
+                        <m:ctrlPr>
+                          <w:rPr>
+                            <w:rFonts w:ascii="Cambria Math" w:eastAsia="Cambria Math" w:hAnsi="Cambria Math" w:cs="Cambria Math"/>
+                            <w:i/>
+                            <w:lang w:val="en-US"/>
+                          </w:rPr>
+                        </m:ctrlPr>
+                      </m:sSubPr>
+                      <m:e>
+                        <m:r>
+                          <w:rPr>
+                            <w:rFonts w:ascii="Cambria Math" w:eastAsia="Cambria Math" w:hAnsi="Cambria Math" w:cs="Cambria Math"/>
+                            <w:lang w:val="en-US"/>
+                          </w:rPr>
+                          <m:t>w</m:t>
+                        </m:r>
+                      </m:e>
+                      <m:sub>
+                        <m:r>
+                          <w:rPr>
+                            <w:rFonts w:ascii="Cambria Math" w:eastAsia="Cambria Math" w:hAnsi="Cambria Math" w:cs="Cambria Math"/>
+                            <w:lang w:val="en-US"/>
+                          </w:rPr>
+                          <m:t>3</m:t>
+                        </m:r>
+                      </m:sub>
+                    </m:sSub>
+                  </m:e>
+                </m:mr>
+              </m:m>
+            </m:e>
+          </m:d>
+          <m:d>
+            <m:dPr>
+              <m:begChr m:val="["/>
+              <m:endChr m:val="]"/>
+              <m:ctrlPr>
+                <w:rPr>
+                  <w:rFonts w:ascii="Cambria Math" w:hAnsi="Cambria Math"/>
+                  <w:i/>
+                  <w:lang w:val="en-US"/>
+                </w:rPr>
+              </m:ctrlPr>
+            </m:dPr>
+            <m:e>
+              <m:m>
+                <m:mPr>
+                  <m:mcs>
+                    <m:mc>
+                      <m:mcPr>
+                        <m:count m:val="1"/>
+                        <m:mcJc m:val="center"/>
+                      </m:mcPr>
+                    </m:mc>
+                  </m:mcs>
+                  <m:ctrlPr>
+                    <w:rPr>
+                      <w:rFonts w:ascii="Cambria Math" w:hAnsi="Cambria Math"/>
+                      <w:i/>
+                      <w:lang w:val="en-US"/>
+                    </w:rPr>
+                  </m:ctrlPr>
+                </m:mPr>
+                <m:mr>
+                  <m:e>
+                    <m:sSub>
+                      <m:sSubPr>
+                        <m:ctrlPr>
+                          <w:rPr>
+                            <w:rFonts w:ascii="Cambria Math" w:hAnsi="Cambria Math"/>
+                            <w:i/>
+                            <w:lang w:val="en-US"/>
+                          </w:rPr>
+                        </m:ctrlPr>
+                      </m:sSubPr>
+                      <m:e>
+                        <m:r>
+                          <w:rPr>
+                            <w:rFonts w:ascii="Cambria Math" w:hAnsi="Cambria Math"/>
+                            <w:lang w:val="en-US"/>
+                          </w:rPr>
+                          <m:t>x</m:t>
+                        </m:r>
+                      </m:e>
+                      <m:sub>
+                        <m:r>
+                          <w:rPr>
+                            <w:rFonts w:ascii="Cambria Math" w:hAnsi="Cambria Math"/>
+                            <w:lang w:val="en-US"/>
+                          </w:rPr>
+                          <m:t>1</m:t>
+                        </m:r>
+                      </m:sub>
+                    </m:sSub>
+                  </m:e>
+                </m:mr>
+                <m:mr>
+                  <m:e>
+                    <m:sSub>
+                      <m:sSubPr>
+                        <m:ctrlPr>
+                          <w:rPr>
+                            <w:rFonts w:ascii="Cambria Math" w:hAnsi="Cambria Math"/>
+                            <w:i/>
+                            <w:lang w:val="en-US"/>
+                          </w:rPr>
+                        </m:ctrlPr>
+                      </m:sSubPr>
+                      <m:e>
+                        <m:r>
+                          <w:rPr>
+                            <w:rFonts w:ascii="Cambria Math" w:hAnsi="Cambria Math"/>
+                            <w:lang w:val="en-US"/>
+                          </w:rPr>
+                          <m:t>x</m:t>
+                        </m:r>
+                      </m:e>
+                      <m:sub>
+                        <m:r>
+                          <w:rPr>
+                            <w:rFonts w:ascii="Cambria Math" w:hAnsi="Cambria Math"/>
+                            <w:lang w:val="en-US"/>
+                          </w:rPr>
+                          <m:t>2</m:t>
+                        </m:r>
+                      </m:sub>
+                    </m:sSub>
+                    <m:ctrlPr>
+                      <w:rPr>
+                        <w:rFonts w:ascii="Cambria Math" w:eastAsia="Cambria Math" w:hAnsi="Cambria Math" w:cs="Cambria Math"/>
+                        <w:i/>
+                        <w:lang w:val="en-US"/>
+                      </w:rPr>
+                    </m:ctrlPr>
+                  </m:e>
+                </m:mr>
+                <m:mr>
+                  <m:e>
+                    <m:sSub>
+                      <m:sSubPr>
+                        <m:ctrlPr>
+                          <w:rPr>
+                            <w:rFonts w:ascii="Cambria Math" w:eastAsia="Cambria Math" w:hAnsi="Cambria Math" w:cs="Cambria Math"/>
+                            <w:i/>
+                            <w:lang w:val="en-US"/>
+                          </w:rPr>
+                        </m:ctrlPr>
+                      </m:sSubPr>
+                      <m:e>
+                        <m:r>
+                          <w:rPr>
+                            <w:rFonts w:ascii="Cambria Math" w:eastAsia="Cambria Math" w:hAnsi="Cambria Math" w:cs="Cambria Math"/>
+                            <w:lang w:val="en-US"/>
+                          </w:rPr>
+                          <m:t>x</m:t>
+                        </m:r>
+                      </m:e>
+                      <m:sub>
+                        <m:r>
+                          <w:rPr>
+                            <w:rFonts w:ascii="Cambria Math" w:eastAsia="Cambria Math" w:hAnsi="Cambria Math" w:cs="Cambria Math"/>
+                            <w:lang w:val="en-US"/>
+                          </w:rPr>
+                          <m:t>3</m:t>
+                        </m:r>
+                      </m:sub>
+                    </m:sSub>
+                  </m:e>
+                </m:mr>
+              </m:m>
+            </m:e>
+          </m:d>
+          <m:r>
+            <w:rPr>
+              <w:rFonts w:ascii="Cambria Math" w:eastAsiaTheme="minorEastAsia" w:hAnsi="Cambria Math"/>
+              <w:lang w:val="en-US"/>
+            </w:rPr>
+            <m:t>=</m:t>
+          </m:r>
+          <m:sSub>
+            <m:sSubPr>
+              <m:ctrlPr>
+                <w:rPr>
+                  <w:rFonts w:ascii="Cambria Math" w:hAnsi="Cambria Math"/>
+                  <w:i/>
+                  <w:lang w:val="en-US"/>
+                </w:rPr>
+              </m:ctrlPr>
+            </m:sSubPr>
+            <m:e>
+              <m:r>
+                <w:rPr>
+                  <w:rFonts w:ascii="Cambria Math" w:hAnsi="Cambria Math"/>
+                  <w:lang w:val="en-US"/>
+                </w:rPr>
+                <m:t>x</m:t>
+              </m:r>
+            </m:e>
+            <m:sub>
+              <m:r>
+                <w:rPr>
+                  <w:rFonts w:ascii="Cambria Math" w:hAnsi="Cambria Math"/>
+                  <w:lang w:val="en-US"/>
+                </w:rPr>
+                <m:t>1</m:t>
+              </m:r>
+            </m:sub>
+          </m:sSub>
+          <m:d>
+            <m:dPr>
+              <m:begChr m:val="["/>
+              <m:endChr m:val="]"/>
+              <m:ctrlPr>
+                <w:rPr>
+                  <w:rFonts w:ascii="Cambria Math" w:hAnsi="Cambria Math"/>
+                  <w:i/>
+                  <w:lang w:val="en-US"/>
+                </w:rPr>
+              </m:ctrlPr>
+            </m:dPr>
+            <m:e>
+              <m:m>
+                <m:mPr>
+                  <m:mcs>
+                    <m:mc>
+                      <m:mcPr>
+                        <m:count m:val="1"/>
+                        <m:mcJc m:val="center"/>
+                      </m:mcPr>
+                    </m:mc>
+                  </m:mcs>
+                  <m:ctrlPr>
+                    <w:rPr>
+                      <w:rFonts w:ascii="Cambria Math" w:hAnsi="Cambria Math"/>
+                      <w:i/>
+                      <w:lang w:val="en-US"/>
+                    </w:rPr>
+                  </m:ctrlPr>
+                </m:mPr>
+                <m:mr>
+                  <m:e>
+                    <m:sSub>
+                      <m:sSubPr>
+                        <m:ctrlPr>
+                          <w:rPr>
+                            <w:rFonts w:ascii="Cambria Math" w:hAnsi="Cambria Math"/>
+                            <w:i/>
+                            <w:lang w:val="en-US"/>
+                          </w:rPr>
+                        </m:ctrlPr>
+                      </m:sSubPr>
+                      <m:e>
+                        <m:r>
+                          <w:rPr>
+                            <w:rFonts w:ascii="Cambria Math" w:hAnsi="Cambria Math"/>
+                            <w:lang w:val="en-US"/>
+                          </w:rPr>
+                          <m:t>u</m:t>
+                        </m:r>
+                      </m:e>
+                      <m:sub>
+                        <m:r>
+                          <w:rPr>
+                            <w:rFonts w:ascii="Cambria Math" w:hAnsi="Cambria Math"/>
+                            <w:lang w:val="en-US"/>
+                          </w:rPr>
+                          <m:t>1</m:t>
+                        </m:r>
+                      </m:sub>
+                    </m:sSub>
+                  </m:e>
+                </m:mr>
+                <m:mr>
+                  <m:e>
+                    <m:sSub>
+                      <m:sSubPr>
+                        <m:ctrlPr>
+                          <w:rPr>
+                            <w:rFonts w:ascii="Cambria Math" w:hAnsi="Cambria Math"/>
+                            <w:i/>
+                            <w:lang w:val="en-US"/>
+                          </w:rPr>
+                        </m:ctrlPr>
+                      </m:sSubPr>
+                      <m:e>
+                        <m:r>
+                          <w:rPr>
+                            <w:rFonts w:ascii="Cambria Math" w:hAnsi="Cambria Math"/>
+                            <w:lang w:val="en-US"/>
+                          </w:rPr>
+                          <m:t>u</m:t>
+                        </m:r>
+                      </m:e>
+                      <m:sub>
+                        <m:r>
+                          <w:rPr>
+                            <w:rFonts w:ascii="Cambria Math" w:hAnsi="Cambria Math"/>
+                            <w:lang w:val="en-US"/>
+                          </w:rPr>
+                          <m:t>2</m:t>
+                        </m:r>
+                      </m:sub>
+                    </m:sSub>
+                    <m:ctrlPr>
+                      <w:rPr>
+                        <w:rFonts w:ascii="Cambria Math" w:eastAsia="Cambria Math" w:hAnsi="Cambria Math" w:cs="Cambria Math"/>
+                        <w:i/>
+                        <w:lang w:val="en-US"/>
+                      </w:rPr>
+                    </m:ctrlPr>
+                  </m:e>
+                </m:mr>
+                <m:mr>
+                  <m:e>
+                    <m:sSub>
+                      <m:sSubPr>
+                        <m:ctrlPr>
+                          <w:rPr>
+                            <w:rFonts w:ascii="Cambria Math" w:eastAsia="Cambria Math" w:hAnsi="Cambria Math" w:cs="Cambria Math"/>
+                            <w:i/>
+                            <w:lang w:val="en-US"/>
+                          </w:rPr>
+                        </m:ctrlPr>
+                      </m:sSubPr>
+                      <m:e>
+                        <m:r>
+                          <w:rPr>
+                            <w:rFonts w:ascii="Cambria Math" w:eastAsia="Cambria Math" w:hAnsi="Cambria Math" w:cs="Cambria Math"/>
+                            <w:lang w:val="en-US"/>
+                          </w:rPr>
+                          <m:t>u</m:t>
+                        </m:r>
+                      </m:e>
+                      <m:sub>
+                        <m:r>
+                          <w:rPr>
+                            <w:rFonts w:ascii="Cambria Math" w:eastAsia="Cambria Math" w:hAnsi="Cambria Math" w:cs="Cambria Math"/>
+                            <w:lang w:val="en-US"/>
+                          </w:rPr>
+                          <m:t>3</m:t>
+                        </m:r>
+                      </m:sub>
+                    </m:sSub>
+                  </m:e>
+                </m:mr>
+              </m:m>
+            </m:e>
+          </m:d>
+          <m:r>
+            <w:rPr>
+              <w:rFonts w:ascii="Cambria Math" w:hAnsi="Cambria Math"/>
+              <w:lang w:val="en-US"/>
+            </w:rPr>
+            <m:t>+</m:t>
+          </m:r>
+          <m:sSub>
+            <m:sSubPr>
+              <m:ctrlPr>
+                <w:rPr>
+                  <w:rFonts w:ascii="Cambria Math" w:hAnsi="Cambria Math"/>
+                  <w:i/>
+                  <w:lang w:val="en-US"/>
+                </w:rPr>
+              </m:ctrlPr>
+            </m:sSubPr>
+            <m:e>
+              <m:r>
+                <w:rPr>
+                  <w:rFonts w:ascii="Cambria Math" w:hAnsi="Cambria Math"/>
+                  <w:lang w:val="en-US"/>
+                </w:rPr>
+                <m:t>x</m:t>
+              </m:r>
+            </m:e>
+            <m:sub>
+              <m:r>
+                <w:rPr>
+                  <w:rFonts w:ascii="Cambria Math" w:hAnsi="Cambria Math"/>
+                  <w:lang w:val="en-US"/>
+                </w:rPr>
+                <m:t>2</m:t>
+              </m:r>
+            </m:sub>
+          </m:sSub>
+          <m:d>
+            <m:dPr>
+              <m:begChr m:val="["/>
+              <m:endChr m:val="]"/>
+              <m:ctrlPr>
+                <w:rPr>
+                  <w:rFonts w:ascii="Cambria Math" w:hAnsi="Cambria Math"/>
+                  <w:i/>
+                  <w:lang w:val="en-US"/>
+                </w:rPr>
+              </m:ctrlPr>
+            </m:dPr>
+            <m:e>
+              <m:m>
+                <m:mPr>
+                  <m:mcs>
+                    <m:mc>
+                      <m:mcPr>
+                        <m:count m:val="1"/>
+                        <m:mcJc m:val="center"/>
+                      </m:mcPr>
+                    </m:mc>
+                  </m:mcs>
+                  <m:ctrlPr>
+                    <w:rPr>
+                      <w:rFonts w:ascii="Cambria Math" w:hAnsi="Cambria Math"/>
+                      <w:i/>
+                      <w:lang w:val="en-US"/>
+                    </w:rPr>
+                  </m:ctrlPr>
+                </m:mPr>
+                <m:mr>
+                  <m:e>
+                    <m:sSub>
+                      <m:sSubPr>
+                        <m:ctrlPr>
+                          <w:rPr>
+                            <w:rFonts w:ascii="Cambria Math" w:hAnsi="Cambria Math"/>
+                            <w:i/>
+                            <w:lang w:val="en-US"/>
+                          </w:rPr>
+                        </m:ctrlPr>
+                      </m:sSubPr>
+                      <m:e>
+                        <m:r>
+                          <w:rPr>
+                            <w:rFonts w:ascii="Cambria Math" w:hAnsi="Cambria Math"/>
+                            <w:lang w:val="en-US"/>
+                          </w:rPr>
+                          <m:t>v</m:t>
+                        </m:r>
+                      </m:e>
+                      <m:sub>
+                        <m:r>
+                          <w:rPr>
+                            <w:rFonts w:ascii="Cambria Math" w:hAnsi="Cambria Math"/>
+                            <w:lang w:val="en-US"/>
+                          </w:rPr>
+                          <m:t>1</m:t>
+                        </m:r>
+                      </m:sub>
+                    </m:sSub>
+                  </m:e>
+                </m:mr>
+                <m:mr>
+                  <m:e>
+                    <m:sSub>
+                      <m:sSubPr>
+                        <m:ctrlPr>
+                          <w:rPr>
+                            <w:rFonts w:ascii="Cambria Math" w:hAnsi="Cambria Math"/>
+                            <w:i/>
+                            <w:lang w:val="en-US"/>
+                          </w:rPr>
+                        </m:ctrlPr>
+                      </m:sSubPr>
+                      <m:e>
+                        <m:r>
+                          <w:rPr>
+                            <w:rFonts w:ascii="Cambria Math" w:hAnsi="Cambria Math"/>
+                            <w:lang w:val="en-US"/>
+                          </w:rPr>
+                          <m:t>v</m:t>
+                        </m:r>
+                      </m:e>
+                      <m:sub>
+                        <m:r>
+                          <w:rPr>
+                            <w:rFonts w:ascii="Cambria Math" w:hAnsi="Cambria Math"/>
+                            <w:lang w:val="en-US"/>
+                          </w:rPr>
+                          <m:t>2</m:t>
+                        </m:r>
+                      </m:sub>
+                    </m:sSub>
+                    <m:ctrlPr>
+                      <w:rPr>
+                        <w:rFonts w:ascii="Cambria Math" w:eastAsia="Cambria Math" w:hAnsi="Cambria Math" w:cs="Cambria Math"/>
+                        <w:i/>
+                        <w:lang w:val="en-US"/>
+                      </w:rPr>
+                    </m:ctrlPr>
+                  </m:e>
+                </m:mr>
+                <m:mr>
+                  <m:e>
+                    <m:sSub>
+                      <m:sSubPr>
+                        <m:ctrlPr>
+                          <w:rPr>
+                            <w:rFonts w:ascii="Cambria Math" w:eastAsia="Cambria Math" w:hAnsi="Cambria Math" w:cs="Cambria Math"/>
+                            <w:i/>
+                            <w:lang w:val="en-US"/>
+                          </w:rPr>
+                        </m:ctrlPr>
+                      </m:sSubPr>
+                      <m:e>
+                        <m:r>
+                          <w:rPr>
+                            <w:rFonts w:ascii="Cambria Math" w:eastAsia="Cambria Math" w:hAnsi="Cambria Math" w:cs="Cambria Math"/>
+                            <w:lang w:val="en-US"/>
+                          </w:rPr>
+                          <m:t>v</m:t>
+                        </m:r>
+                      </m:e>
+                      <m:sub>
+                        <m:r>
+                          <w:rPr>
+                            <w:rFonts w:ascii="Cambria Math" w:eastAsia="Cambria Math" w:hAnsi="Cambria Math" w:cs="Cambria Math"/>
+                            <w:lang w:val="en-US"/>
+                          </w:rPr>
+                          <m:t>3</m:t>
+                        </m:r>
+                      </m:sub>
+                    </m:sSub>
+                  </m:e>
+                </m:mr>
+              </m:m>
+            </m:e>
+          </m:d>
+          <m:r>
+            <w:rPr>
+              <w:rFonts w:ascii="Cambria Math" w:hAnsi="Cambria Math"/>
+              <w:lang w:val="en-US"/>
+            </w:rPr>
+            <m:t>+</m:t>
+          </m:r>
+          <m:sSub>
+            <m:sSubPr>
+              <m:ctrlPr>
+                <w:rPr>
+                  <w:rFonts w:ascii="Cambria Math" w:hAnsi="Cambria Math"/>
+                  <w:i/>
+                  <w:lang w:val="en-US"/>
+                </w:rPr>
+              </m:ctrlPr>
+            </m:sSubPr>
+            <m:e>
+              <m:r>
+                <w:rPr>
+                  <w:rFonts w:ascii="Cambria Math" w:hAnsi="Cambria Math"/>
+                  <w:lang w:val="en-US"/>
+                </w:rPr>
+                <m:t>x</m:t>
+              </m:r>
+            </m:e>
+            <m:sub>
+              <m:r>
+                <w:rPr>
+                  <w:rFonts w:ascii="Cambria Math" w:hAnsi="Cambria Math"/>
+                  <w:lang w:val="en-US"/>
+                </w:rPr>
+                <m:t>3</m:t>
+              </m:r>
+            </m:sub>
+          </m:sSub>
+          <m:d>
+            <m:dPr>
+              <m:begChr m:val="["/>
+              <m:endChr m:val="]"/>
+              <m:ctrlPr>
+                <w:rPr>
+                  <w:rFonts w:ascii="Cambria Math" w:hAnsi="Cambria Math"/>
+                  <w:i/>
+                  <w:lang w:val="en-US"/>
+                </w:rPr>
+              </m:ctrlPr>
+            </m:dPr>
+            <m:e>
+              <m:m>
+                <m:mPr>
+                  <m:mcs>
+                    <m:mc>
+                      <m:mcPr>
+                        <m:count m:val="1"/>
+                        <m:mcJc m:val="center"/>
+                      </m:mcPr>
+                    </m:mc>
+                  </m:mcs>
+                  <m:ctrlPr>
+                    <w:rPr>
+                      <w:rFonts w:ascii="Cambria Math" w:hAnsi="Cambria Math"/>
+                      <w:i/>
+                      <w:lang w:val="en-US"/>
+                    </w:rPr>
+                  </m:ctrlPr>
+                </m:mPr>
+                <m:mr>
+                  <m:e>
+                    <m:sSub>
+                      <m:sSubPr>
+                        <m:ctrlPr>
+                          <w:rPr>
+                            <w:rFonts w:ascii="Cambria Math" w:hAnsi="Cambria Math"/>
+                            <w:i/>
+                            <w:lang w:val="en-US"/>
+                          </w:rPr>
+                        </m:ctrlPr>
+                      </m:sSubPr>
+                      <m:e>
+                        <m:r>
+                          <w:rPr>
+                            <w:rFonts w:ascii="Cambria Math" w:hAnsi="Cambria Math"/>
+                            <w:lang w:val="en-US"/>
+                          </w:rPr>
+                          <m:t>w</m:t>
+                        </m:r>
+                      </m:e>
+                      <m:sub>
+                        <m:r>
+                          <w:rPr>
+                            <w:rFonts w:ascii="Cambria Math" w:hAnsi="Cambria Math"/>
+                            <w:lang w:val="en-US"/>
+                          </w:rPr>
+                          <m:t>1</m:t>
+                        </m:r>
+                      </m:sub>
+                    </m:sSub>
+                  </m:e>
+                </m:mr>
+                <m:mr>
+                  <m:e>
+                    <m:sSub>
+                      <m:sSubPr>
+                        <m:ctrlPr>
+                          <w:rPr>
+                            <w:rFonts w:ascii="Cambria Math" w:hAnsi="Cambria Math"/>
+                            <w:i/>
+                            <w:lang w:val="en-US"/>
+                          </w:rPr>
+                        </m:ctrlPr>
+                      </m:sSubPr>
+                      <m:e>
+                        <m:r>
+                          <w:rPr>
+                            <w:rFonts w:ascii="Cambria Math" w:hAnsi="Cambria Math"/>
+                            <w:lang w:val="en-US"/>
+                          </w:rPr>
+                          <m:t>w</m:t>
+                        </m:r>
+                      </m:e>
+                      <m:sub>
+                        <m:r>
+                          <w:rPr>
+                            <w:rFonts w:ascii="Cambria Math" w:hAnsi="Cambria Math"/>
+                            <w:lang w:val="en-US"/>
+                          </w:rPr>
+                          <m:t>2</m:t>
+                        </m:r>
+                      </m:sub>
+                    </m:sSub>
+                    <m:ctrlPr>
+                      <w:rPr>
+                        <w:rFonts w:ascii="Cambria Math" w:eastAsia="Cambria Math" w:hAnsi="Cambria Math" w:cs="Cambria Math"/>
+                        <w:i/>
+                        <w:lang w:val="en-US"/>
+                      </w:rPr>
+                    </m:ctrlPr>
+                  </m:e>
+                </m:mr>
+                <m:mr>
+                  <m:e>
+                    <m:sSub>
+                      <m:sSubPr>
+                        <m:ctrlPr>
+                          <w:rPr>
+                            <w:rFonts w:ascii="Cambria Math" w:eastAsia="Cambria Math" w:hAnsi="Cambria Math" w:cs="Cambria Math"/>
+                            <w:i/>
+                            <w:lang w:val="en-US"/>
+                          </w:rPr>
+                        </m:ctrlPr>
+                      </m:sSubPr>
+                      <m:e>
+                        <m:r>
+                          <w:rPr>
+                            <w:rFonts w:ascii="Cambria Math" w:eastAsia="Cambria Math" w:hAnsi="Cambria Math" w:cs="Cambria Math"/>
+                            <w:lang w:val="en-US"/>
+                          </w:rPr>
+                          <m:t>w</m:t>
+                        </m:r>
+                      </m:e>
+                      <m:sub>
+                        <m:r>
+                          <w:rPr>
+                            <w:rFonts w:ascii="Cambria Math" w:eastAsia="Cambria Math" w:hAnsi="Cambria Math" w:cs="Cambria Math"/>
+                            <w:lang w:val="en-US"/>
+                          </w:rPr>
+                          <m:t>3</m:t>
+                        </m:r>
+                      </m:sub>
+                    </m:sSub>
+                  </m:e>
+                </m:mr>
+              </m:m>
+            </m:e>
+          </m:d>
+          <m:r>
+            <w:rPr>
+              <w:rFonts w:ascii="Cambria Math" w:hAnsi="Cambria Math"/>
+              <w:lang w:val="en-US"/>
+            </w:rPr>
+            <m:t>=</m:t>
+          </m:r>
+          <m:d>
+            <m:dPr>
+              <m:begChr m:val="["/>
+              <m:endChr m:val="]"/>
+              <m:ctrlPr>
+                <w:rPr>
+                  <w:rFonts w:ascii="Cambria Math" w:hAnsi="Cambria Math"/>
+                  <w:i/>
+                  <w:lang w:val="en-US"/>
+                </w:rPr>
+              </m:ctrlPr>
+            </m:dPr>
+            <m:e>
+              <m:m>
+                <m:mPr>
+                  <m:mcs>
+                    <m:mc>
+                      <m:mcPr>
+                        <m:count m:val="1"/>
+                        <m:mcJc m:val="center"/>
+                      </m:mcPr>
+                    </m:mc>
+                  </m:mcs>
+                  <m:ctrlPr>
+                    <w:rPr>
+                      <w:rFonts w:ascii="Cambria Math" w:hAnsi="Cambria Math"/>
+                      <w:i/>
+                      <w:lang w:val="en-US"/>
+                    </w:rPr>
+                  </m:ctrlPr>
+                </m:mPr>
+                <m:mr>
+                  <m:e>
+                    <m:sSub>
+                      <m:sSubPr>
+                        <m:ctrlPr>
+                          <w:rPr>
+                            <w:rFonts w:ascii="Cambria Math" w:hAnsi="Cambria Math"/>
+                            <w:i/>
+                            <w:lang w:val="en-US"/>
+                          </w:rPr>
+                        </m:ctrlPr>
+                      </m:sSubPr>
+                      <m:e>
+                        <m:r>
+                          <w:rPr>
+                            <w:rFonts w:ascii="Cambria Math" w:hAnsi="Cambria Math"/>
+                            <w:lang w:val="en-US"/>
+                          </w:rPr>
+                          <m:t>u</m:t>
+                        </m:r>
+                      </m:e>
+                      <m:sub>
+                        <m:r>
+                          <w:rPr>
+                            <w:rFonts w:ascii="Cambria Math" w:hAnsi="Cambria Math"/>
+                            <w:lang w:val="en-US"/>
+                          </w:rPr>
+                          <m:t>1</m:t>
+                        </m:r>
+                      </m:sub>
+                    </m:sSub>
+                    <m:sSub>
+                      <m:sSubPr>
+                        <m:ctrlPr>
+                          <w:rPr>
+                            <w:rFonts w:ascii="Cambria Math" w:hAnsi="Cambria Math"/>
+                            <w:i/>
+                            <w:lang w:val="en-US"/>
+                          </w:rPr>
+                        </m:ctrlPr>
+                      </m:sSubPr>
+                      <m:e>
+                        <m:r>
+                          <w:rPr>
+                            <w:rFonts w:ascii="Cambria Math" w:hAnsi="Cambria Math"/>
+                            <w:lang w:val="en-US"/>
+                          </w:rPr>
+                          <m:t>x</m:t>
+                        </m:r>
+                      </m:e>
+                      <m:sub>
+                        <m:r>
+                          <w:rPr>
+                            <w:rFonts w:ascii="Cambria Math" w:hAnsi="Cambria Math"/>
+                            <w:lang w:val="en-US"/>
+                          </w:rPr>
+                          <m:t>1</m:t>
+                        </m:r>
+                      </m:sub>
+                    </m:sSub>
+                    <m:r>
+                      <w:rPr>
+                        <w:rFonts w:ascii="Cambria Math" w:hAnsi="Cambria Math"/>
+                        <w:lang w:val="en-US"/>
+                      </w:rPr>
+                      <m:t>+</m:t>
+                    </m:r>
+                    <m:sSub>
+                      <m:sSubPr>
+                        <m:ctrlPr>
+                          <w:rPr>
+                            <w:rFonts w:ascii="Cambria Math" w:hAnsi="Cambria Math"/>
+                            <w:i/>
+                            <w:lang w:val="en-US"/>
+                          </w:rPr>
+                        </m:ctrlPr>
+                      </m:sSubPr>
+                      <m:e>
+                        <m:r>
+                          <w:rPr>
+                            <w:rFonts w:ascii="Cambria Math" w:hAnsi="Cambria Math"/>
+                            <w:lang w:val="en-US"/>
+                          </w:rPr>
+                          <m:t>v</m:t>
+                        </m:r>
+                      </m:e>
+                      <m:sub>
+                        <m:r>
+                          <w:rPr>
+                            <w:rFonts w:ascii="Cambria Math" w:hAnsi="Cambria Math"/>
+                            <w:lang w:val="en-US"/>
+                          </w:rPr>
+                          <m:t>1</m:t>
+                        </m:r>
+                      </m:sub>
+                    </m:sSub>
+                    <m:sSub>
+                      <m:sSubPr>
+                        <m:ctrlPr>
+                          <w:rPr>
+                            <w:rFonts w:ascii="Cambria Math" w:hAnsi="Cambria Math"/>
+                            <w:i/>
+                            <w:lang w:val="en-US"/>
+                          </w:rPr>
+                        </m:ctrlPr>
+                      </m:sSubPr>
+                      <m:e>
+                        <m:r>
+                          <w:rPr>
+                            <w:rFonts w:ascii="Cambria Math" w:hAnsi="Cambria Math"/>
+                            <w:lang w:val="en-US"/>
+                          </w:rPr>
+                          <m:t>x</m:t>
+                        </m:r>
+                      </m:e>
+                      <m:sub>
+                        <m:r>
+                          <w:rPr>
+                            <w:rFonts w:ascii="Cambria Math" w:hAnsi="Cambria Math"/>
+                            <w:lang w:val="en-US"/>
+                          </w:rPr>
+                          <m:t>2</m:t>
+                        </m:r>
+                      </m:sub>
+                    </m:sSub>
+                    <m:r>
+                      <w:rPr>
+                        <w:rFonts w:ascii="Cambria Math" w:hAnsi="Cambria Math"/>
+                        <w:lang w:val="en-US"/>
+                      </w:rPr>
+                      <m:t>+</m:t>
+                    </m:r>
+                    <m:sSub>
+                      <m:sSubPr>
+                        <m:ctrlPr>
+                          <w:rPr>
+                            <w:rFonts w:ascii="Cambria Math" w:hAnsi="Cambria Math"/>
+                            <w:i/>
+                            <w:lang w:val="en-US"/>
+                          </w:rPr>
+                        </m:ctrlPr>
+                      </m:sSubPr>
+                      <m:e>
+                        <m:r>
+                          <w:rPr>
+                            <w:rFonts w:ascii="Cambria Math" w:hAnsi="Cambria Math"/>
+                            <w:lang w:val="en-US"/>
+                          </w:rPr>
+                          <m:t>w</m:t>
+                        </m:r>
+                      </m:e>
+                      <m:sub>
+                        <m:r>
+                          <w:rPr>
+                            <w:rFonts w:ascii="Cambria Math" w:hAnsi="Cambria Math"/>
+                            <w:lang w:val="en-US"/>
+                          </w:rPr>
+                          <m:t>1</m:t>
+                        </m:r>
+                      </m:sub>
+                    </m:sSub>
+                    <m:sSub>
+                      <m:sSubPr>
+                        <m:ctrlPr>
+                          <w:rPr>
+                            <w:rFonts w:ascii="Cambria Math" w:hAnsi="Cambria Math"/>
+                            <w:i/>
+                            <w:lang w:val="en-US"/>
+                          </w:rPr>
+                        </m:ctrlPr>
+                      </m:sSubPr>
+                      <m:e>
+                        <m:r>
+                          <w:rPr>
+                            <w:rFonts w:ascii="Cambria Math" w:hAnsi="Cambria Math"/>
+                            <w:lang w:val="en-US"/>
+                          </w:rPr>
+                          <m:t>x</m:t>
+                        </m:r>
+                      </m:e>
+                      <m:sub>
+                        <m:r>
+                          <w:rPr>
+                            <w:rFonts w:ascii="Cambria Math" w:hAnsi="Cambria Math"/>
+                            <w:lang w:val="en-US"/>
+                          </w:rPr>
+                          <m:t>3</m:t>
+                        </m:r>
+                      </m:sub>
+                    </m:sSub>
+                  </m:e>
+                </m:mr>
+                <m:mr>
+                  <m:e>
+                    <m:sSub>
+                      <m:sSubPr>
+                        <m:ctrlPr>
+                          <w:rPr>
+                            <w:rFonts w:ascii="Cambria Math" w:hAnsi="Cambria Math"/>
+                            <w:i/>
+                            <w:lang w:val="en-US"/>
+                          </w:rPr>
+                        </m:ctrlPr>
+                      </m:sSubPr>
+                      <m:e>
+                        <m:r>
+                          <w:rPr>
+                            <w:rFonts w:ascii="Cambria Math" w:hAnsi="Cambria Math"/>
+                            <w:lang w:val="en-US"/>
+                          </w:rPr>
+                          <m:t>u</m:t>
+                        </m:r>
+                      </m:e>
+                      <m:sub>
+                        <m:r>
+                          <w:rPr>
+                            <w:rFonts w:ascii="Cambria Math" w:hAnsi="Cambria Math"/>
+                            <w:lang w:val="en-US"/>
+                          </w:rPr>
+                          <m:t>2</m:t>
+                        </m:r>
+                      </m:sub>
+                    </m:sSub>
+                    <m:sSub>
+                      <m:sSubPr>
+                        <m:ctrlPr>
+                          <w:rPr>
+                            <w:rFonts w:ascii="Cambria Math" w:hAnsi="Cambria Math"/>
+                            <w:i/>
+                            <w:lang w:val="en-US"/>
+                          </w:rPr>
+                        </m:ctrlPr>
+                      </m:sSubPr>
+                      <m:e>
+                        <m:r>
+                          <w:rPr>
+                            <w:rFonts w:ascii="Cambria Math" w:hAnsi="Cambria Math"/>
+                            <w:lang w:val="en-US"/>
+                          </w:rPr>
+                          <m:t>x</m:t>
+                        </m:r>
+                      </m:e>
+                      <m:sub>
+                        <m:r>
+                          <w:rPr>
+                            <w:rFonts w:ascii="Cambria Math" w:hAnsi="Cambria Math"/>
+                            <w:lang w:val="en-US"/>
+                          </w:rPr>
+                          <m:t>1</m:t>
+                        </m:r>
+                      </m:sub>
+                    </m:sSub>
+                    <m:r>
+                      <w:rPr>
+                        <w:rFonts w:ascii="Cambria Math" w:hAnsi="Cambria Math"/>
+                        <w:lang w:val="en-US"/>
+                      </w:rPr>
+                      <m:t>+</m:t>
+                    </m:r>
+                    <m:sSub>
+                      <m:sSubPr>
+                        <m:ctrlPr>
+                          <w:rPr>
+                            <w:rFonts w:ascii="Cambria Math" w:hAnsi="Cambria Math"/>
+                            <w:i/>
+                            <w:lang w:val="en-US"/>
+                          </w:rPr>
+                        </m:ctrlPr>
+                      </m:sSubPr>
+                      <m:e>
+                        <m:r>
+                          <w:rPr>
+                            <w:rFonts w:ascii="Cambria Math" w:hAnsi="Cambria Math"/>
+                            <w:lang w:val="en-US"/>
+                          </w:rPr>
+                          <m:t>v</m:t>
+                        </m:r>
+                      </m:e>
+                      <m:sub>
+                        <m:r>
+                          <w:rPr>
+                            <w:rFonts w:ascii="Cambria Math" w:hAnsi="Cambria Math"/>
+                            <w:lang w:val="en-US"/>
+                          </w:rPr>
+                          <m:t>2</m:t>
+                        </m:r>
+                      </m:sub>
+                    </m:sSub>
+                    <m:sSub>
+                      <m:sSubPr>
+                        <m:ctrlPr>
+                          <w:rPr>
+                            <w:rFonts w:ascii="Cambria Math" w:hAnsi="Cambria Math"/>
+                            <w:i/>
+                            <w:lang w:val="en-US"/>
+                          </w:rPr>
+                        </m:ctrlPr>
+                      </m:sSubPr>
+                      <m:e>
+                        <m:r>
+                          <w:rPr>
+                            <w:rFonts w:ascii="Cambria Math" w:hAnsi="Cambria Math"/>
+                            <w:lang w:val="en-US"/>
+                          </w:rPr>
+                          <m:t>x</m:t>
+                        </m:r>
+                      </m:e>
+                      <m:sub>
+                        <m:r>
+                          <w:rPr>
+                            <w:rFonts w:ascii="Cambria Math" w:hAnsi="Cambria Math"/>
+                            <w:lang w:val="en-US"/>
+                          </w:rPr>
+                          <m:t>2</m:t>
+                        </m:r>
+                      </m:sub>
+                    </m:sSub>
+                    <m:r>
+                      <w:rPr>
+                        <w:rFonts w:ascii="Cambria Math" w:hAnsi="Cambria Math"/>
+                        <w:lang w:val="en-US"/>
+                      </w:rPr>
+                      <m:t>+</m:t>
+                    </m:r>
+                    <m:sSub>
+                      <m:sSubPr>
+                        <m:ctrlPr>
+                          <w:rPr>
+                            <w:rFonts w:ascii="Cambria Math" w:hAnsi="Cambria Math"/>
+                            <w:i/>
+                            <w:lang w:val="en-US"/>
+                          </w:rPr>
+                        </m:ctrlPr>
+                      </m:sSubPr>
+                      <m:e>
+                        <m:r>
+                          <w:rPr>
+                            <w:rFonts w:ascii="Cambria Math" w:hAnsi="Cambria Math"/>
+                            <w:lang w:val="en-US"/>
+                          </w:rPr>
+                          <m:t>w</m:t>
+                        </m:r>
+                      </m:e>
+                      <m:sub>
+                        <m:r>
+                          <w:rPr>
+                            <w:rFonts w:ascii="Cambria Math" w:hAnsi="Cambria Math"/>
+                            <w:lang w:val="en-US"/>
+                          </w:rPr>
+                          <m:t>2</m:t>
+                        </m:r>
+                      </m:sub>
+                    </m:sSub>
+                    <m:sSub>
+                      <m:sSubPr>
+                        <m:ctrlPr>
+                          <w:rPr>
+                            <w:rFonts w:ascii="Cambria Math" w:hAnsi="Cambria Math"/>
+                            <w:i/>
+                            <w:lang w:val="en-US"/>
+                          </w:rPr>
+                        </m:ctrlPr>
+                      </m:sSubPr>
+                      <m:e>
+                        <m:r>
+                          <w:rPr>
+                            <w:rFonts w:ascii="Cambria Math" w:hAnsi="Cambria Math"/>
+                            <w:lang w:val="en-US"/>
+                          </w:rPr>
+                          <m:t>x</m:t>
+                        </m:r>
+                      </m:e>
+                      <m:sub>
+                        <m:r>
+                          <w:rPr>
+                            <w:rFonts w:ascii="Cambria Math" w:hAnsi="Cambria Math"/>
+                            <w:lang w:val="en-US"/>
+                          </w:rPr>
+                          <m:t>3</m:t>
+                        </m:r>
+                      </m:sub>
+                    </m:sSub>
+                    <m:ctrlPr>
+                      <w:rPr>
+                        <w:rFonts w:ascii="Cambria Math" w:eastAsia="Cambria Math" w:hAnsi="Cambria Math" w:cs="Cambria Math"/>
+                        <w:i/>
+                        <w:lang w:val="en-US"/>
+                      </w:rPr>
+                    </m:ctrlPr>
+                  </m:e>
+                </m:mr>
+                <m:mr>
+                  <m:e>
+                    <m:sSub>
+                      <m:sSubPr>
+                        <m:ctrlPr>
+                          <w:rPr>
+                            <w:rFonts w:ascii="Cambria Math" w:hAnsi="Cambria Math"/>
+                            <w:i/>
+                            <w:lang w:val="en-US"/>
+                          </w:rPr>
+                        </m:ctrlPr>
+                      </m:sSubPr>
+                      <m:e>
+                        <m:r>
+                          <w:rPr>
+                            <w:rFonts w:ascii="Cambria Math" w:hAnsi="Cambria Math"/>
+                            <w:lang w:val="en-US"/>
+                          </w:rPr>
+                          <m:t>u</m:t>
+                        </m:r>
+                      </m:e>
+                      <m:sub>
+                        <m:r>
+                          <w:rPr>
+                            <w:rFonts w:ascii="Cambria Math" w:hAnsi="Cambria Math"/>
+                            <w:lang w:val="en-US"/>
+                          </w:rPr>
+                          <m:t>3</m:t>
+                        </m:r>
+                      </m:sub>
+                    </m:sSub>
+                    <m:sSub>
+                      <m:sSubPr>
+                        <m:ctrlPr>
+                          <w:rPr>
+                            <w:rFonts w:ascii="Cambria Math" w:hAnsi="Cambria Math"/>
+                            <w:i/>
+                            <w:lang w:val="en-US"/>
+                          </w:rPr>
+                        </m:ctrlPr>
+                      </m:sSubPr>
+                      <m:e>
+                        <m:r>
+                          <w:rPr>
+                            <w:rFonts w:ascii="Cambria Math" w:hAnsi="Cambria Math"/>
+                            <w:lang w:val="en-US"/>
+                          </w:rPr>
+                          <m:t>x</m:t>
+                        </m:r>
+                      </m:e>
+                      <m:sub>
+                        <m:r>
+                          <w:rPr>
+                            <w:rFonts w:ascii="Cambria Math" w:hAnsi="Cambria Math"/>
+                            <w:lang w:val="en-US"/>
+                          </w:rPr>
+                          <m:t>1</m:t>
+                        </m:r>
+                      </m:sub>
+                    </m:sSub>
+                    <m:r>
+                      <w:rPr>
+                        <w:rFonts w:ascii="Cambria Math" w:hAnsi="Cambria Math"/>
+                        <w:lang w:val="en-US"/>
+                      </w:rPr>
+                      <m:t>+</m:t>
+                    </m:r>
+                    <m:sSub>
+                      <m:sSubPr>
+                        <m:ctrlPr>
+                          <w:rPr>
+                            <w:rFonts w:ascii="Cambria Math" w:hAnsi="Cambria Math"/>
+                            <w:i/>
+                            <w:lang w:val="en-US"/>
+                          </w:rPr>
+                        </m:ctrlPr>
+                      </m:sSubPr>
+                      <m:e>
+                        <m:r>
+                          <w:rPr>
+                            <w:rFonts w:ascii="Cambria Math" w:hAnsi="Cambria Math"/>
+                            <w:lang w:val="en-US"/>
+                          </w:rPr>
+                          <m:t>v</m:t>
+                        </m:r>
+                      </m:e>
+                      <m:sub>
+                        <m:r>
+                          <w:rPr>
+                            <w:rFonts w:ascii="Cambria Math" w:hAnsi="Cambria Math"/>
+                            <w:lang w:val="en-US"/>
+                          </w:rPr>
+                          <m:t>3</m:t>
+                        </m:r>
+                      </m:sub>
+                    </m:sSub>
+                    <m:sSub>
+                      <m:sSubPr>
+                        <m:ctrlPr>
+                          <w:rPr>
+                            <w:rFonts w:ascii="Cambria Math" w:hAnsi="Cambria Math"/>
+                            <w:i/>
+                            <w:lang w:val="en-US"/>
+                          </w:rPr>
+                        </m:ctrlPr>
+                      </m:sSubPr>
+                      <m:e>
+                        <m:r>
+                          <w:rPr>
+                            <w:rFonts w:ascii="Cambria Math" w:hAnsi="Cambria Math"/>
+                            <w:lang w:val="en-US"/>
+                          </w:rPr>
+                          <m:t>x</m:t>
+                        </m:r>
+                      </m:e>
+                      <m:sub>
+                        <m:r>
+                          <w:rPr>
+                            <w:rFonts w:ascii="Cambria Math" w:hAnsi="Cambria Math"/>
+                            <w:lang w:val="en-US"/>
+                          </w:rPr>
+                          <m:t>2</m:t>
+                        </m:r>
+                      </m:sub>
+                    </m:sSub>
+                    <m:r>
+                      <w:rPr>
+                        <w:rFonts w:ascii="Cambria Math" w:hAnsi="Cambria Math"/>
+                        <w:lang w:val="en-US"/>
+                      </w:rPr>
+                      <m:t>+</m:t>
+                    </m:r>
+                    <m:sSub>
+                      <m:sSubPr>
+                        <m:ctrlPr>
+                          <w:rPr>
+                            <w:rFonts w:ascii="Cambria Math" w:hAnsi="Cambria Math"/>
+                            <w:i/>
+                            <w:lang w:val="en-US"/>
+                          </w:rPr>
+                        </m:ctrlPr>
+                      </m:sSubPr>
+                      <m:e>
+                        <m:r>
+                          <w:rPr>
+                            <w:rFonts w:ascii="Cambria Math" w:hAnsi="Cambria Math"/>
+                            <w:lang w:val="en-US"/>
+                          </w:rPr>
+                          <m:t>w</m:t>
+                        </m:r>
+                      </m:e>
+                      <m:sub>
+                        <m:r>
+                          <w:rPr>
+                            <w:rFonts w:ascii="Cambria Math" w:hAnsi="Cambria Math"/>
+                            <w:lang w:val="en-US"/>
+                          </w:rPr>
+                          <m:t>3</m:t>
+                        </m:r>
+                      </m:sub>
+                    </m:sSub>
+                    <m:sSub>
+                      <m:sSubPr>
+                        <m:ctrlPr>
+                          <w:rPr>
+                            <w:rFonts w:ascii="Cambria Math" w:hAnsi="Cambria Math"/>
+                            <w:i/>
+                            <w:lang w:val="en-US"/>
+                          </w:rPr>
+                        </m:ctrlPr>
+                      </m:sSubPr>
+                      <m:e>
+                        <m:r>
+                          <w:rPr>
+                            <w:rFonts w:ascii="Cambria Math" w:hAnsi="Cambria Math"/>
+                            <w:lang w:val="en-US"/>
+                          </w:rPr>
+                          <m:t>x</m:t>
+                        </m:r>
+                      </m:e>
+                      <m:sub>
+                        <m:r>
+                          <w:rPr>
+                            <w:rFonts w:ascii="Cambria Math" w:hAnsi="Cambria Math"/>
+                            <w:lang w:val="en-US"/>
+                          </w:rPr>
+                          <m:t>3</m:t>
+                        </m:r>
+                      </m:sub>
+                    </m:sSub>
+                  </m:e>
+                </m:mr>
+              </m:m>
+            </m:e>
+          </m:d>
+          <m:r>
+            <w:rPr>
+              <w:rFonts w:ascii="Cambria Math" w:hAnsi="Cambria Math"/>
+              <w:lang w:val="en-US"/>
+            </w:rPr>
+            <m:t>=</m:t>
+          </m:r>
+          <m:d>
+            <m:dPr>
+              <m:begChr m:val="["/>
+              <m:endChr m:val="]"/>
+              <m:ctrlPr>
+                <w:rPr>
+                  <w:rFonts w:ascii="Cambria Math" w:hAnsi="Cambria Math"/>
+                  <w:i/>
+                  <w:lang w:val="en-US"/>
+                </w:rPr>
+              </m:ctrlPr>
+            </m:dPr>
+            <m:e>
+              <m:m>
+                <m:mPr>
+                  <m:mcs>
+                    <m:mc>
+                      <m:mcPr>
+                        <m:count m:val="1"/>
+                        <m:mcJc m:val="center"/>
+                      </m:mcPr>
+                    </m:mc>
+                  </m:mcs>
+                  <m:ctrlPr>
+                    <w:rPr>
+                      <w:rFonts w:ascii="Cambria Math" w:hAnsi="Cambria Math"/>
+                      <w:i/>
+                      <w:lang w:val="en-US"/>
+                    </w:rPr>
+                  </m:ctrlPr>
+                </m:mPr>
+                <m:mr>
+                  <m:e>
+                    <m:d>
+                      <m:dPr>
+                        <m:ctrlPr>
+                          <w:rPr>
+                            <w:rFonts w:ascii="Cambria Math" w:hAnsi="Cambria Math"/>
+                            <w:i/>
+                            <w:lang w:val="en-US"/>
+                          </w:rPr>
+                        </m:ctrlPr>
+                      </m:dPr>
+                      <m:e>
+                        <m:sSub>
+                          <m:sSubPr>
+                            <m:ctrlPr>
+                              <w:rPr>
+                                <w:rFonts w:ascii="Cambria Math" w:hAnsi="Cambria Math"/>
+                                <w:i/>
+                                <w:lang w:val="en-US"/>
+                              </w:rPr>
+                            </m:ctrlPr>
+                          </m:sSubPr>
+                          <m:e>
+                            <m:r>
+                              <w:rPr>
+                                <w:rFonts w:ascii="Cambria Math" w:hAnsi="Cambria Math"/>
+                                <w:lang w:val="en-US"/>
+                              </w:rPr>
+                              <m:t>u</m:t>
+                            </m:r>
+                          </m:e>
+                          <m:sub>
+                            <m:r>
+                              <w:rPr>
+                                <w:rFonts w:ascii="Cambria Math" w:hAnsi="Cambria Math"/>
+                                <w:lang w:val="en-US"/>
+                              </w:rPr>
+                              <m:t>1</m:t>
+                            </m:r>
+                          </m:sub>
+                        </m:sSub>
+                        <m:r>
+                          <w:rPr>
+                            <w:rFonts w:ascii="Cambria Math" w:hAnsi="Cambria Math"/>
+                            <w:lang w:val="en-US"/>
+                          </w:rPr>
+                          <m:t>,</m:t>
+                        </m:r>
+                        <m:sSub>
+                          <m:sSubPr>
+                            <m:ctrlPr>
+                              <w:rPr>
+                                <w:rFonts w:ascii="Cambria Math" w:hAnsi="Cambria Math"/>
+                                <w:i/>
+                                <w:lang w:val="en-US"/>
+                              </w:rPr>
+                            </m:ctrlPr>
+                          </m:sSubPr>
+                          <m:e>
+                            <m:r>
+                              <w:rPr>
+                                <w:rFonts w:ascii="Cambria Math" w:hAnsi="Cambria Math"/>
+                                <w:lang w:val="en-US"/>
+                              </w:rPr>
+                              <m:t>v</m:t>
+                            </m:r>
+                          </m:e>
+                          <m:sub>
+                            <m:r>
+                              <w:rPr>
+                                <w:rFonts w:ascii="Cambria Math" w:hAnsi="Cambria Math"/>
+                                <w:lang w:val="en-US"/>
+                              </w:rPr>
+                              <m:t>1</m:t>
+                            </m:r>
+                          </m:sub>
+                        </m:sSub>
+                        <m:r>
+                          <w:rPr>
+                            <w:rFonts w:ascii="Cambria Math" w:hAnsi="Cambria Math"/>
+                            <w:lang w:val="en-US"/>
+                          </w:rPr>
+                          <m:t>,</m:t>
+                        </m:r>
+                        <m:sSub>
+                          <m:sSubPr>
+                            <m:ctrlPr>
+                              <w:rPr>
+                                <w:rFonts w:ascii="Cambria Math" w:hAnsi="Cambria Math"/>
+                                <w:i/>
+                                <w:lang w:val="en-US"/>
+                              </w:rPr>
+                            </m:ctrlPr>
+                          </m:sSubPr>
+                          <m:e>
+                            <m:r>
+                              <w:rPr>
+                                <w:rFonts w:ascii="Cambria Math" w:hAnsi="Cambria Math"/>
+                                <w:lang w:val="en-US"/>
+                              </w:rPr>
+                              <m:t>w</m:t>
+                            </m:r>
+                          </m:e>
+                          <m:sub>
+                            <m:r>
+                              <w:rPr>
+                                <w:rFonts w:ascii="Cambria Math" w:hAnsi="Cambria Math"/>
+                                <w:lang w:val="en-US"/>
+                              </w:rPr>
+                              <m:t>1</m:t>
+                            </m:r>
+                          </m:sub>
+                        </m:sSub>
+                      </m:e>
+                    </m:d>
+                    <m:r>
+                      <w:rPr>
+                        <w:rFonts w:ascii="Cambria Math" w:hAnsi="Cambria Math"/>
+                        <w:lang w:val="en-US"/>
+                      </w:rPr>
+                      <m:t>∙(</m:t>
+                    </m:r>
+                    <m:sSub>
+                      <m:sSubPr>
+                        <m:ctrlPr>
+                          <w:rPr>
+                            <w:rFonts w:ascii="Cambria Math" w:hAnsi="Cambria Math"/>
+                            <w:i/>
+                            <w:lang w:val="en-US"/>
+                          </w:rPr>
+                        </m:ctrlPr>
+                      </m:sSubPr>
+                      <m:e>
+                        <m:r>
+                          <w:rPr>
+                            <w:rFonts w:ascii="Cambria Math" w:hAnsi="Cambria Math"/>
+                            <w:lang w:val="en-US"/>
+                          </w:rPr>
+                          <m:t>x</m:t>
+                        </m:r>
+                      </m:e>
+                      <m:sub>
+                        <m:r>
+                          <w:rPr>
+                            <w:rFonts w:ascii="Cambria Math" w:hAnsi="Cambria Math"/>
+                            <w:lang w:val="en-US"/>
+                          </w:rPr>
+                          <m:t>1</m:t>
+                        </m:r>
+                      </m:sub>
+                    </m:sSub>
+                    <m:r>
+                      <w:rPr>
+                        <w:rFonts w:ascii="Cambria Math" w:hAnsi="Cambria Math"/>
+                        <w:lang w:val="en-US"/>
+                      </w:rPr>
+                      <m:t>,</m:t>
+                    </m:r>
+                    <m:sSub>
+                      <m:sSubPr>
+                        <m:ctrlPr>
+                          <w:rPr>
+                            <w:rFonts w:ascii="Cambria Math" w:hAnsi="Cambria Math"/>
+                            <w:i/>
+                            <w:lang w:val="en-US"/>
+                          </w:rPr>
+                        </m:ctrlPr>
+                      </m:sSubPr>
+                      <m:e>
+                        <m:r>
+                          <w:rPr>
+                            <w:rFonts w:ascii="Cambria Math" w:hAnsi="Cambria Math"/>
+                            <w:lang w:val="en-US"/>
+                          </w:rPr>
+                          <m:t>x</m:t>
+                        </m:r>
+                      </m:e>
+                      <m:sub>
+                        <m:r>
+                          <w:rPr>
+                            <w:rFonts w:ascii="Cambria Math" w:hAnsi="Cambria Math"/>
+                            <w:lang w:val="en-US"/>
+                          </w:rPr>
+                          <m:t>2</m:t>
+                        </m:r>
+                      </m:sub>
+                    </m:sSub>
+                    <m:r>
+                      <w:rPr>
+                        <w:rFonts w:ascii="Cambria Math" w:hAnsi="Cambria Math"/>
+                        <w:lang w:val="en-US"/>
+                      </w:rPr>
+                      <m:t>,</m:t>
+                    </m:r>
+                    <m:sSub>
+                      <m:sSubPr>
+                        <m:ctrlPr>
+                          <w:rPr>
+                            <w:rFonts w:ascii="Cambria Math" w:hAnsi="Cambria Math"/>
+                            <w:i/>
+                            <w:lang w:val="en-US"/>
+                          </w:rPr>
+                        </m:ctrlPr>
+                      </m:sSubPr>
+                      <m:e>
+                        <m:r>
+                          <w:rPr>
+                            <w:rFonts w:ascii="Cambria Math" w:hAnsi="Cambria Math"/>
+                            <w:lang w:val="en-US"/>
+                          </w:rPr>
+                          <m:t>x</m:t>
+                        </m:r>
+                      </m:e>
+                      <m:sub>
+                        <m:r>
+                          <w:rPr>
+                            <w:rFonts w:ascii="Cambria Math" w:hAnsi="Cambria Math"/>
+                            <w:lang w:val="en-US"/>
+                          </w:rPr>
+                          <m:t>3</m:t>
+                        </m:r>
+                      </m:sub>
+                    </m:sSub>
+                    <m:r>
+                      <w:rPr>
+                        <w:rFonts w:ascii="Cambria Math" w:hAnsi="Cambria Math"/>
+                        <w:lang w:val="en-US"/>
+                      </w:rPr>
+                      <m:t>)</m:t>
+                    </m:r>
+                  </m:e>
+                </m:mr>
+                <m:mr>
+                  <m:e>
+                    <m:d>
+                      <m:dPr>
+                        <m:ctrlPr>
+                          <w:rPr>
+                            <w:rFonts w:ascii="Cambria Math" w:hAnsi="Cambria Math"/>
+                            <w:i/>
+                            <w:lang w:val="en-US"/>
+                          </w:rPr>
+                        </m:ctrlPr>
+                      </m:dPr>
+                      <m:e>
+                        <m:sSub>
+                          <m:sSubPr>
+                            <m:ctrlPr>
+                              <w:rPr>
+                                <w:rFonts w:ascii="Cambria Math" w:hAnsi="Cambria Math"/>
+                                <w:i/>
+                                <w:lang w:val="en-US"/>
+                              </w:rPr>
+                            </m:ctrlPr>
+                          </m:sSubPr>
+                          <m:e>
+                            <m:r>
+                              <w:rPr>
+                                <w:rFonts w:ascii="Cambria Math" w:hAnsi="Cambria Math"/>
+                                <w:lang w:val="en-US"/>
+                              </w:rPr>
+                              <m:t>u</m:t>
+                            </m:r>
+                          </m:e>
+                          <m:sub>
+                            <m:r>
+                              <w:rPr>
+                                <w:rFonts w:ascii="Cambria Math" w:hAnsi="Cambria Math"/>
+                                <w:lang w:val="en-US"/>
+                              </w:rPr>
+                              <m:t>2</m:t>
+                            </m:r>
+                          </m:sub>
+                        </m:sSub>
+                        <m:r>
+                          <w:rPr>
+                            <w:rFonts w:ascii="Cambria Math" w:hAnsi="Cambria Math"/>
+                            <w:lang w:val="en-US"/>
+                          </w:rPr>
+                          <m:t>,</m:t>
+                        </m:r>
+                        <m:sSub>
+                          <m:sSubPr>
+                            <m:ctrlPr>
+                              <w:rPr>
+                                <w:rFonts w:ascii="Cambria Math" w:hAnsi="Cambria Math"/>
+                                <w:i/>
+                                <w:lang w:val="en-US"/>
+                              </w:rPr>
+                            </m:ctrlPr>
+                          </m:sSubPr>
+                          <m:e>
+                            <m:r>
+                              <w:rPr>
+                                <w:rFonts w:ascii="Cambria Math" w:hAnsi="Cambria Math"/>
+                                <w:lang w:val="en-US"/>
+                              </w:rPr>
+                              <m:t>v</m:t>
+                            </m:r>
+                          </m:e>
+                          <m:sub>
+                            <m:r>
+                              <w:rPr>
+                                <w:rFonts w:ascii="Cambria Math" w:hAnsi="Cambria Math"/>
+                                <w:lang w:val="en-US"/>
+                              </w:rPr>
+                              <m:t>2</m:t>
+                            </m:r>
+                          </m:sub>
+                        </m:sSub>
+                        <m:r>
+                          <w:rPr>
+                            <w:rFonts w:ascii="Cambria Math" w:hAnsi="Cambria Math"/>
+                            <w:lang w:val="en-US"/>
+                          </w:rPr>
+                          <m:t>,</m:t>
+                        </m:r>
+                        <m:sSub>
+                          <m:sSubPr>
+                            <m:ctrlPr>
+                              <w:rPr>
+                                <w:rFonts w:ascii="Cambria Math" w:hAnsi="Cambria Math"/>
+                                <w:i/>
+                                <w:lang w:val="en-US"/>
+                              </w:rPr>
+                            </m:ctrlPr>
+                          </m:sSubPr>
+                          <m:e>
+                            <m:r>
+                              <w:rPr>
+                                <w:rFonts w:ascii="Cambria Math" w:hAnsi="Cambria Math"/>
+                                <w:lang w:val="en-US"/>
+                              </w:rPr>
+                              <m:t>w</m:t>
+                            </m:r>
+                          </m:e>
+                          <m:sub>
+                            <m:r>
+                              <w:rPr>
+                                <w:rFonts w:ascii="Cambria Math" w:hAnsi="Cambria Math"/>
+                                <w:lang w:val="en-US"/>
+                              </w:rPr>
+                              <m:t>2</m:t>
+                            </m:r>
+                          </m:sub>
+                        </m:sSub>
+                      </m:e>
+                    </m:d>
+                    <m:r>
+                      <w:rPr>
+                        <w:rFonts w:ascii="Cambria Math" w:hAnsi="Cambria Math"/>
+                        <w:lang w:val="en-US"/>
+                      </w:rPr>
+                      <m:t>∙(</m:t>
+                    </m:r>
+                    <m:sSub>
+                      <m:sSubPr>
+                        <m:ctrlPr>
+                          <w:rPr>
+                            <w:rFonts w:ascii="Cambria Math" w:hAnsi="Cambria Math"/>
+                            <w:i/>
+                            <w:lang w:val="en-US"/>
+                          </w:rPr>
+                        </m:ctrlPr>
+                      </m:sSubPr>
+                      <m:e>
+                        <m:r>
+                          <w:rPr>
+                            <w:rFonts w:ascii="Cambria Math" w:hAnsi="Cambria Math"/>
+                            <w:lang w:val="en-US"/>
+                          </w:rPr>
+                          <m:t>x</m:t>
+                        </m:r>
+                      </m:e>
+                      <m:sub>
+                        <m:r>
+                          <w:rPr>
+                            <w:rFonts w:ascii="Cambria Math" w:hAnsi="Cambria Math"/>
+                            <w:lang w:val="en-US"/>
+                          </w:rPr>
+                          <m:t>1</m:t>
+                        </m:r>
+                      </m:sub>
+                    </m:sSub>
+                    <m:r>
+                      <w:rPr>
+                        <w:rFonts w:ascii="Cambria Math" w:hAnsi="Cambria Math"/>
+                        <w:lang w:val="en-US"/>
+                      </w:rPr>
+                      <m:t>,</m:t>
+                    </m:r>
+                    <m:sSub>
+                      <m:sSubPr>
+                        <m:ctrlPr>
+                          <w:rPr>
+                            <w:rFonts w:ascii="Cambria Math" w:hAnsi="Cambria Math"/>
+                            <w:i/>
+                            <w:lang w:val="en-US"/>
+                          </w:rPr>
+                        </m:ctrlPr>
+                      </m:sSubPr>
+                      <m:e>
+                        <m:r>
+                          <w:rPr>
+                            <w:rFonts w:ascii="Cambria Math" w:hAnsi="Cambria Math"/>
+                            <w:lang w:val="en-US"/>
+                          </w:rPr>
+                          <m:t>x</m:t>
+                        </m:r>
+                      </m:e>
+                      <m:sub>
+                        <m:r>
+                          <w:rPr>
+                            <w:rFonts w:ascii="Cambria Math" w:hAnsi="Cambria Math"/>
+                            <w:lang w:val="en-US"/>
+                          </w:rPr>
+                          <m:t>2</m:t>
+                        </m:r>
+                      </m:sub>
+                    </m:sSub>
+                    <m:r>
+                      <w:rPr>
+                        <w:rFonts w:ascii="Cambria Math" w:hAnsi="Cambria Math"/>
+                        <w:lang w:val="en-US"/>
+                      </w:rPr>
+                      <m:t>,</m:t>
+                    </m:r>
+                    <m:sSub>
+                      <m:sSubPr>
+                        <m:ctrlPr>
+                          <w:rPr>
+                            <w:rFonts w:ascii="Cambria Math" w:hAnsi="Cambria Math"/>
+                            <w:i/>
+                            <w:lang w:val="en-US"/>
+                          </w:rPr>
+                        </m:ctrlPr>
+                      </m:sSubPr>
+                      <m:e>
+                        <m:r>
+                          <w:rPr>
+                            <w:rFonts w:ascii="Cambria Math" w:hAnsi="Cambria Math"/>
+                            <w:lang w:val="en-US"/>
+                          </w:rPr>
+                          <m:t>x</m:t>
+                        </m:r>
+                      </m:e>
+                      <m:sub>
+                        <m:r>
+                          <w:rPr>
+                            <w:rFonts w:ascii="Cambria Math" w:hAnsi="Cambria Math"/>
+                            <w:lang w:val="en-US"/>
+                          </w:rPr>
+                          <m:t>3</m:t>
+                        </m:r>
+                      </m:sub>
+                    </m:sSub>
+                    <m:r>
+                      <w:rPr>
+                        <w:rFonts w:ascii="Cambria Math" w:hAnsi="Cambria Math"/>
+                        <w:lang w:val="en-US"/>
+                      </w:rPr>
+                      <m:t>)</m:t>
+                    </m:r>
+                    <m:ctrlPr>
+                      <w:rPr>
+                        <w:rFonts w:ascii="Cambria Math" w:eastAsia="Cambria Math" w:hAnsi="Cambria Math" w:cs="Cambria Math"/>
+                        <w:i/>
+                        <w:lang w:val="en-US"/>
+                      </w:rPr>
+                    </m:ctrlPr>
+                  </m:e>
+                </m:mr>
+                <m:mr>
+                  <m:e>
+                    <m:d>
+                      <m:dPr>
+                        <m:ctrlPr>
+                          <w:rPr>
+                            <w:rFonts w:ascii="Cambria Math" w:hAnsi="Cambria Math"/>
+                            <w:i/>
+                            <w:lang w:val="en-US"/>
+                          </w:rPr>
+                        </m:ctrlPr>
+                      </m:dPr>
+                      <m:e>
+                        <m:sSub>
+                          <m:sSubPr>
+                            <m:ctrlPr>
+                              <w:rPr>
+                                <w:rFonts w:ascii="Cambria Math" w:hAnsi="Cambria Math"/>
+                                <w:i/>
+                                <w:lang w:val="en-US"/>
+                              </w:rPr>
+                            </m:ctrlPr>
+                          </m:sSubPr>
+                          <m:e>
+                            <m:r>
+                              <w:rPr>
+                                <w:rFonts w:ascii="Cambria Math" w:hAnsi="Cambria Math"/>
+                                <w:lang w:val="en-US"/>
+                              </w:rPr>
+                              <m:t>u</m:t>
+                            </m:r>
+                          </m:e>
+                          <m:sub>
+                            <m:r>
+                              <w:rPr>
+                                <w:rFonts w:ascii="Cambria Math" w:hAnsi="Cambria Math"/>
+                                <w:lang w:val="en-US"/>
+                              </w:rPr>
+                              <m:t>3</m:t>
+                            </m:r>
+                          </m:sub>
+                        </m:sSub>
+                        <m:r>
+                          <w:rPr>
+                            <w:rFonts w:ascii="Cambria Math" w:hAnsi="Cambria Math"/>
+                            <w:lang w:val="en-US"/>
+                          </w:rPr>
+                          <m:t>,</m:t>
+                        </m:r>
+                        <m:sSub>
+                          <m:sSubPr>
+                            <m:ctrlPr>
+                              <w:rPr>
+                                <w:rFonts w:ascii="Cambria Math" w:hAnsi="Cambria Math"/>
+                                <w:i/>
+                                <w:lang w:val="en-US"/>
+                              </w:rPr>
+                            </m:ctrlPr>
+                          </m:sSubPr>
+                          <m:e>
+                            <m:r>
+                              <w:rPr>
+                                <w:rFonts w:ascii="Cambria Math" w:hAnsi="Cambria Math"/>
+                                <w:lang w:val="en-US"/>
+                              </w:rPr>
+                              <m:t>v</m:t>
+                            </m:r>
+                          </m:e>
+                          <m:sub>
+                            <m:r>
+                              <w:rPr>
+                                <w:rFonts w:ascii="Cambria Math" w:hAnsi="Cambria Math"/>
+                                <w:lang w:val="en-US"/>
+                              </w:rPr>
+                              <m:t>3</m:t>
+                            </m:r>
+                          </m:sub>
+                        </m:sSub>
+                        <m:r>
+                          <w:rPr>
+                            <w:rFonts w:ascii="Cambria Math" w:hAnsi="Cambria Math"/>
+                            <w:lang w:val="en-US"/>
+                          </w:rPr>
+                          <m:t>,</m:t>
+                        </m:r>
+                        <m:sSub>
+                          <m:sSubPr>
+                            <m:ctrlPr>
+                              <w:rPr>
+                                <w:rFonts w:ascii="Cambria Math" w:hAnsi="Cambria Math"/>
+                                <w:i/>
+                                <w:lang w:val="en-US"/>
+                              </w:rPr>
+                            </m:ctrlPr>
+                          </m:sSubPr>
+                          <m:e>
+                            <m:r>
+                              <w:rPr>
+                                <w:rFonts w:ascii="Cambria Math" w:hAnsi="Cambria Math"/>
+                                <w:lang w:val="en-US"/>
+                              </w:rPr>
+                              <m:t>w</m:t>
+                            </m:r>
+                          </m:e>
+                          <m:sub>
+                            <m:r>
+                              <w:rPr>
+                                <w:rFonts w:ascii="Cambria Math" w:hAnsi="Cambria Math"/>
+                                <w:lang w:val="en-US"/>
+                              </w:rPr>
+                              <m:t>3</m:t>
+                            </m:r>
+                          </m:sub>
+                        </m:sSub>
+                      </m:e>
+                    </m:d>
+                    <m:r>
+                      <w:rPr>
+                        <w:rFonts w:ascii="Cambria Math" w:hAnsi="Cambria Math"/>
+                        <w:lang w:val="en-US"/>
+                      </w:rPr>
+                      <m:t>∙(</m:t>
+                    </m:r>
+                    <m:sSub>
+                      <m:sSubPr>
+                        <m:ctrlPr>
+                          <w:rPr>
+                            <w:rFonts w:ascii="Cambria Math" w:hAnsi="Cambria Math"/>
+                            <w:i/>
+                            <w:lang w:val="en-US"/>
+                          </w:rPr>
+                        </m:ctrlPr>
+                      </m:sSubPr>
+                      <m:e>
+                        <m:r>
+                          <w:rPr>
+                            <w:rFonts w:ascii="Cambria Math" w:hAnsi="Cambria Math"/>
+                            <w:lang w:val="en-US"/>
+                          </w:rPr>
+                          <m:t>x</m:t>
+                        </m:r>
+                      </m:e>
+                      <m:sub>
+                        <m:r>
+                          <w:rPr>
+                            <w:rFonts w:ascii="Cambria Math" w:hAnsi="Cambria Math"/>
+                            <w:lang w:val="en-US"/>
+                          </w:rPr>
+                          <m:t>1</m:t>
+                        </m:r>
+                      </m:sub>
+                    </m:sSub>
+                    <m:r>
+                      <w:rPr>
+                        <w:rFonts w:ascii="Cambria Math" w:hAnsi="Cambria Math"/>
+                        <w:lang w:val="en-US"/>
+                      </w:rPr>
+                      <m:t>,</m:t>
+                    </m:r>
+                    <m:sSub>
+                      <m:sSubPr>
+                        <m:ctrlPr>
+                          <w:rPr>
+                            <w:rFonts w:ascii="Cambria Math" w:hAnsi="Cambria Math"/>
+                            <w:i/>
+                            <w:lang w:val="en-US"/>
+                          </w:rPr>
+                        </m:ctrlPr>
+                      </m:sSubPr>
+                      <m:e>
+                        <m:r>
+                          <w:rPr>
+                            <w:rFonts w:ascii="Cambria Math" w:hAnsi="Cambria Math"/>
+                            <w:lang w:val="en-US"/>
+                          </w:rPr>
+                          <m:t>x</m:t>
+                        </m:r>
+                      </m:e>
+                      <m:sub>
+                        <m:r>
+                          <w:rPr>
+                            <w:rFonts w:ascii="Cambria Math" w:hAnsi="Cambria Math"/>
+                            <w:lang w:val="en-US"/>
+                          </w:rPr>
+                          <m:t>2</m:t>
+                        </m:r>
+                      </m:sub>
+                    </m:sSub>
+                    <m:r>
+                      <w:rPr>
+                        <w:rFonts w:ascii="Cambria Math" w:hAnsi="Cambria Math"/>
+                        <w:lang w:val="en-US"/>
+                      </w:rPr>
+                      <m:t>,</m:t>
+                    </m:r>
+                    <m:sSub>
+                      <m:sSubPr>
+                        <m:ctrlPr>
+                          <w:rPr>
+                            <w:rFonts w:ascii="Cambria Math" w:hAnsi="Cambria Math"/>
+                            <w:i/>
+                            <w:lang w:val="en-US"/>
+                          </w:rPr>
+                        </m:ctrlPr>
+                      </m:sSubPr>
+                      <m:e>
+                        <m:r>
+                          <w:rPr>
+                            <w:rFonts w:ascii="Cambria Math" w:hAnsi="Cambria Math"/>
+                            <w:lang w:val="en-US"/>
+                          </w:rPr>
+                          <m:t>x</m:t>
+                        </m:r>
+                      </m:e>
+                      <m:sub>
+                        <m:r>
+                          <w:rPr>
+                            <w:rFonts w:ascii="Cambria Math" w:hAnsi="Cambria Math"/>
+                            <w:lang w:val="en-US"/>
+                          </w:rPr>
+                          <m:t>3</m:t>
+                        </m:r>
+                      </m:sub>
+                    </m:sSub>
+                    <m:r>
+                      <w:rPr>
+                        <w:rFonts w:ascii="Cambria Math" w:hAnsi="Cambria Math"/>
+                        <w:lang w:val="en-US"/>
+                      </w:rPr>
+                      <m:t>)</m:t>
+                    </m:r>
+                  </m:e>
+                </m:mr>
+              </m:m>
+            </m:e>
+          </m:d>
+        </m:oMath>
+      </m:oMathPara>
+    </w:p>
+    <w:p>
+      <w:pPr>
+        <w:jc w:val="both"/>
+        <w:rPr>
+          <w:rFonts w:eastAsiaTheme="minorEastAsia"/>
+          <w:lang w:val="en-US"/>
+        </w:rPr>
+      </w:pPr>
+      <w:r>
+        <w:rPr>
+          <w:rFonts w:eastAsiaTheme="minorEastAsia"/>
+          <w:lang w:val="en-US"/>
+        </w:rPr>
+        <w:tab/>
+        <w:t xml:space="preserve">The matrix – vector multiplications </w:t>
+      </w:r>
+      <w:r>
+        <w:rPr>
+          <w:rFonts w:eastAsiaTheme="minorEastAsia"/>
+          <w:lang w:val="en-US"/>
+        </w:rPr>
+        <w:t>is an</w:t>
+      </w:r>
+      <w:r>
+        <w:rPr>
+          <w:rFonts w:eastAsiaTheme="minorEastAsia"/>
+          <w:lang w:val="en-US"/>
+        </w:rPr>
+        <w:t xml:space="preserve"> organized way of writing the expression </w:t>
+      </w:r>
+      <m:oMath>
+        <m:r>
+          <m:rPr>
+            <m:sty m:val="bi"/>
+          </m:rPr>
+          <w:rPr>
+            <w:rFonts w:ascii="Cambria Math" w:eastAsiaTheme="minorEastAsia" w:hAnsi="Cambria Math"/>
+            <w:lang w:val="en-US"/>
+          </w:rPr>
+          <m:t>Ax</m:t>
+        </m:r>
+      </m:oMath>
+      <w:r>
+        <w:rPr>
+          <w:rFonts w:eastAsiaTheme="minorEastAsia"/>
+          <w:lang w:val="en-US"/>
+        </w:rPr>
+        <w:t xml:space="preserve">, and implicitly the expression </w:t>
+      </w:r>
+      <m:oMath>
+        <m:r>
+          <m:rPr>
+            <m:sty m:val="bi"/>
+          </m:rPr>
+          <w:rPr>
+            <w:rFonts w:ascii="Cambria Math" w:eastAsiaTheme="minorEastAsia" w:hAnsi="Cambria Math"/>
+            <w:lang w:val="en-US"/>
+          </w:rPr>
+          <m:t>Ax=b</m:t>
+        </m:r>
+      </m:oMath>
+      <w:r>
+        <w:rPr>
+          <w:rFonts w:eastAsiaTheme="minorEastAsia"/>
+          <w:lang w:val="en-US"/>
+        </w:rPr>
+        <w:t>. Remember</w:t>
+      </w:r>
+      <w:r>
+        <w:rPr>
+          <w:rFonts w:eastAsiaTheme="minorEastAsia"/>
+          <w:lang w:val="en-US"/>
+        </w:rPr>
+        <w:t xml:space="preserve"> that </w:t>
+      </w:r>
+      <m:oMath>
+        <m:r>
+          <m:rPr>
+            <m:sty m:val="bi"/>
+          </m:rPr>
+          <w:rPr>
+            <w:rFonts w:ascii="Cambria Math" w:eastAsiaTheme="minorEastAsia" w:hAnsi="Cambria Math"/>
+            <w:lang w:val="en-US"/>
+          </w:rPr>
+          <m:t>Ax=b</m:t>
+        </m:r>
+      </m:oMath>
+      <w:r>
+        <w:rPr>
+          <w:rFonts w:eastAsiaTheme="minorEastAsia"/>
+          <w:lang w:val="en-US"/>
+        </w:rPr>
+        <w:t xml:space="preserve"> </w:t>
+      </w:r>
+      <w:r>
+        <w:rPr>
+          <w:rFonts w:eastAsiaTheme="minorEastAsia"/>
+          <w:lang w:val="en-US"/>
+        </w:rPr>
+        <w:t xml:space="preserve">allows </w:t>
+      </w:r>
+      <w:r>
+        <w:rPr>
+          <w:rFonts w:eastAsiaTheme="minorEastAsia"/>
+          <w:lang w:val="en-US"/>
+        </w:rPr>
+        <w:t xml:space="preserve">us to find out what </w:t>
+      </w:r>
+      <w:r>
+        <w:rPr>
+          <w:rFonts w:eastAsiaTheme="minorEastAsia"/>
+          <w:lang w:val="en-US"/>
+        </w:rPr>
+        <w:t xml:space="preserve">linear </w:t>
+      </w:r>
+      <w:r>
+        <w:rPr>
+          <w:rFonts w:eastAsiaTheme="minorEastAsia"/>
+          <w:lang w:val="en-US"/>
+        </w:rPr>
+        <w:t xml:space="preserve">combination of the vectors in the matrix </w:t>
+      </w:r>
+      <m:oMath>
+        <m:r>
+          <m:rPr>
+            <m:sty m:val="bi"/>
+          </m:rPr>
+          <w:rPr>
+            <w:rFonts w:ascii="Cambria Math" w:eastAsiaTheme="minorEastAsia" w:hAnsi="Cambria Math"/>
+            <w:lang w:val="en-US"/>
+          </w:rPr>
+          <m:t>A</m:t>
+        </m:r>
+      </m:oMath>
+      <w:r>
+        <w:rPr>
+          <w:rFonts w:eastAsiaTheme="minorEastAsia"/>
+          <w:b/>
+          <w:bCs/>
+          <w:lang w:val="en-US"/>
+        </w:rPr>
+        <w:t xml:space="preserve"> </w:t>
+      </w:r>
+      <w:r>
+        <w:rPr>
+          <w:rFonts w:eastAsiaTheme="minorEastAsia"/>
+          <w:lang w:val="en-US"/>
+        </w:rPr>
+        <w:t xml:space="preserve">produces the vector </w:t>
+      </w:r>
+      <m:oMath>
+        <m:r>
+          <m:rPr>
+            <m:sty m:val="bi"/>
+          </m:rPr>
+          <w:rPr>
+            <w:rFonts w:ascii="Cambria Math" w:eastAsiaTheme="minorEastAsia" w:hAnsi="Cambria Math"/>
+            <w:lang w:val="en-US"/>
+          </w:rPr>
+          <m:t>b</m:t>
+        </m:r>
+      </m:oMath>
+      <w:r>
+        <w:rPr>
+          <w:rFonts w:eastAsiaTheme="minorEastAsia"/>
+          <w:lang w:val="en-US"/>
+        </w:rPr>
+        <w:t>.</w:t>
+      </w:r>
+    </w:p>
+    <w:p>
+      <w:pPr>
+        <w:pStyle w:val="Heading2"/>
+        <w:rPr>
+          <w:lang w:val="en-US"/>
+        </w:rPr>
+      </w:pPr>
+      <w:r>
+        <w:rPr>
+          <w:lang w:val="en-US"/>
+        </w:rPr>
+        <w:lastRenderedPageBreak/>
+        <w:t>The plane given by a vector</w:t>
+      </w:r>
+    </w:p>
+    <w:p>
+      <w:pPr>
+        <w:ind w:firstLine="432"/>
+        <w:jc w:val="both"/>
+        <w:rPr>
+          <w:rFonts w:eastAsiaTheme="minorEastAsia"/>
+          <w:lang w:val="en-US"/>
+        </w:rPr>
+      </w:pPr>
+      <w:r>
+        <w:rPr>
+          <w:lang w:val="en-US"/>
+        </w:rPr>
+        <w:t>This section comments the following statement: “</w:t>
+      </w:r>
+      <m:oMath>
+        <m:r>
+          <w:rPr>
+            <w:rFonts w:ascii="Cambria Math" w:hAnsi="Cambria Math"/>
+            <w:lang w:val="en-US"/>
+          </w:rPr>
+          <m:t>C</m:t>
+        </m:r>
+        <m:r>
+          <m:rPr>
+            <m:sty m:val="bi"/>
+          </m:rPr>
+          <w:rPr>
+            <w:rFonts w:ascii="Cambria Math" w:hAnsi="Cambria Math"/>
+            <w:lang w:val="en-US"/>
+          </w:rPr>
+          <m:t>x</m:t>
+        </m:r>
+        <m:r>
+          <w:rPr>
+            <w:rFonts w:ascii="Cambria Math" w:hAnsi="Cambria Math"/>
+            <w:lang w:val="en-US"/>
+          </w:rPr>
+          <m:t>=</m:t>
+        </m:r>
+        <m:r>
+          <m:rPr>
+            <m:sty m:val="bi"/>
+          </m:rPr>
+          <w:rPr>
+            <w:rFonts w:ascii="Cambria Math" w:hAnsi="Cambria Math"/>
+            <w:lang w:val="en-US"/>
+          </w:rPr>
+          <m:t>b</m:t>
+        </m:r>
+      </m:oMath>
+      <w:r>
+        <w:rPr>
+          <w:rFonts w:eastAsiaTheme="minorEastAsia"/>
+          <w:b/>
+          <w:bCs/>
+          <w:lang w:val="en-US"/>
+        </w:rPr>
+        <w:t xml:space="preserve"> </w:t>
+      </w:r>
+      <w:r>
+        <w:rPr>
+          <w:rFonts w:eastAsiaTheme="minorEastAsia"/>
+          <w:lang w:val="en-US"/>
+        </w:rPr>
+        <w:t xml:space="preserve">can only be solved when </w:t>
+      </w:r>
+      <m:oMath>
+        <m:sSub>
+          <m:sSubPr>
+            <m:ctrlPr>
+              <w:rPr>
+                <w:rFonts w:ascii="Cambria Math" w:eastAsiaTheme="minorEastAsia" w:hAnsi="Cambria Math"/>
+                <w:i/>
+                <w:lang w:val="en-US"/>
+              </w:rPr>
+            </m:ctrlPr>
+          </m:sSubPr>
+          <m:e>
+            <m:r>
+              <w:rPr>
+                <w:rFonts w:ascii="Cambria Math" w:eastAsiaTheme="minorEastAsia" w:hAnsi="Cambria Math"/>
+                <w:lang w:val="en-US"/>
+              </w:rPr>
+              <m:t>b</m:t>
+            </m:r>
+          </m:e>
+          <m:sub>
+            <m:r>
+              <w:rPr>
+                <w:rFonts w:ascii="Cambria Math" w:eastAsiaTheme="minorEastAsia" w:hAnsi="Cambria Math"/>
+                <w:lang w:val="en-US"/>
+              </w:rPr>
+              <m:t>1</m:t>
+            </m:r>
+          </m:sub>
+        </m:sSub>
+        <m:r>
+          <w:rPr>
+            <w:rFonts w:ascii="Cambria Math" w:eastAsiaTheme="minorEastAsia" w:hAnsi="Cambria Math"/>
+            <w:lang w:val="en-US"/>
+          </w:rPr>
+          <m:t>+</m:t>
+        </m:r>
+        <m:sSub>
+          <m:sSubPr>
+            <m:ctrlPr>
+              <w:rPr>
+                <w:rFonts w:ascii="Cambria Math" w:eastAsiaTheme="minorEastAsia" w:hAnsi="Cambria Math"/>
+                <w:i/>
+                <w:lang w:val="en-US"/>
+              </w:rPr>
+            </m:ctrlPr>
+          </m:sSubPr>
+          <m:e>
+            <m:r>
+              <w:rPr>
+                <w:rFonts w:ascii="Cambria Math" w:eastAsiaTheme="minorEastAsia" w:hAnsi="Cambria Math"/>
+                <w:lang w:val="en-US"/>
+              </w:rPr>
+              <m:t>b</m:t>
+            </m:r>
+          </m:e>
+          <m:sub>
+            <m:r>
+              <w:rPr>
+                <w:rFonts w:ascii="Cambria Math" w:eastAsiaTheme="minorEastAsia" w:hAnsi="Cambria Math"/>
+                <w:lang w:val="en-US"/>
+              </w:rPr>
+              <m:t>3</m:t>
+            </m:r>
+          </m:sub>
+        </m:sSub>
+        <m:r>
+          <w:rPr>
+            <w:rFonts w:ascii="Cambria Math" w:eastAsiaTheme="minorEastAsia" w:hAnsi="Cambria Math"/>
+            <w:lang w:val="en-US"/>
+          </w:rPr>
+          <m:t>=</m:t>
+        </m:r>
+        <m:sSub>
+          <m:sSubPr>
+            <m:ctrlPr>
+              <w:rPr>
+                <w:rFonts w:ascii="Cambria Math" w:eastAsiaTheme="minorEastAsia" w:hAnsi="Cambria Math"/>
+                <w:i/>
+                <w:lang w:val="en-US"/>
+              </w:rPr>
+            </m:ctrlPr>
+          </m:sSubPr>
+          <m:e>
+            <m:r>
+              <w:rPr>
+                <w:rFonts w:ascii="Cambria Math" w:eastAsiaTheme="minorEastAsia" w:hAnsi="Cambria Math"/>
+                <w:lang w:val="en-US"/>
+              </w:rPr>
+              <m:t>x</m:t>
+            </m:r>
+          </m:e>
+          <m:sub>
+            <m:r>
+              <w:rPr>
+                <w:rFonts w:ascii="Cambria Math" w:eastAsiaTheme="minorEastAsia" w:hAnsi="Cambria Math"/>
+                <w:lang w:val="en-US"/>
+              </w:rPr>
+              <m:t>2</m:t>
+            </m:r>
+          </m:sub>
+        </m:sSub>
+        <m:r>
+          <w:rPr>
+            <w:rFonts w:ascii="Cambria Math" w:eastAsiaTheme="minorEastAsia" w:hAnsi="Cambria Math"/>
+            <w:lang w:val="en-US"/>
+          </w:rPr>
+          <m:t>-</m:t>
+        </m:r>
+        <m:sSub>
+          <m:sSubPr>
+            <m:ctrlPr>
+              <w:rPr>
+                <w:rFonts w:ascii="Cambria Math" w:eastAsiaTheme="minorEastAsia" w:hAnsi="Cambria Math"/>
+                <w:i/>
+                <w:lang w:val="en-US"/>
+              </w:rPr>
+            </m:ctrlPr>
+          </m:sSubPr>
+          <m:e>
+            <m:r>
+              <w:rPr>
+                <w:rFonts w:ascii="Cambria Math" w:eastAsiaTheme="minorEastAsia" w:hAnsi="Cambria Math"/>
+                <w:lang w:val="en-US"/>
+              </w:rPr>
+              <m:t>x</m:t>
+            </m:r>
+          </m:e>
+          <m:sub>
+            <m:r>
+              <w:rPr>
+                <w:rFonts w:ascii="Cambria Math" w:eastAsiaTheme="minorEastAsia" w:hAnsi="Cambria Math"/>
+                <w:lang w:val="en-US"/>
+              </w:rPr>
+              <m:t>2</m:t>
+            </m:r>
+          </m:sub>
+        </m:sSub>
+        <m:r>
+          <w:rPr>
+            <w:rFonts w:ascii="Cambria Math" w:eastAsiaTheme="minorEastAsia" w:hAnsi="Cambria Math"/>
+            <w:lang w:val="en-US"/>
+          </w:rPr>
+          <m:t>=0</m:t>
+        </m:r>
+      </m:oMath>
+      <w:r>
+        <w:rPr>
+          <w:lang w:val="en-US"/>
+        </w:rPr>
+        <w:t xml:space="preserve">”. That is a plane of vectors </w:t>
       </w:r>
       <m:oMath>
         <m:r>
@@ -13078,49 +18790,2242 @@
             <w:rFonts w:ascii="Cambria Math" w:hAnsi="Cambria Math"/>
             <w:lang w:val="en-US"/>
           </w:rPr>
-          <m:t>V</m:t>
-        </m:r>
-        <m:r>
-          <w:rPr>
-            <w:rFonts w:ascii="Cambria Math" w:hAnsi="Cambria Math"/>
-            <w:lang w:val="en-US"/>
-          </w:rPr>
-          <m:t>=(1,1,1)</m:t>
+          <m:t>b</m:t>
         </m:r>
       </m:oMath>
       <w:r>
         <w:rPr>
           <w:rFonts w:eastAsiaTheme="minorEastAsia"/>
-          <w:lang w:val="en-US"/>
-        </w:rPr>
-        <w:t xml:space="preserve"> lie on a plane in 3 dimensions.</w:t>
-      </w:r>
-      <w:r>
-        <w:rPr>
-          <w:rFonts w:eastAsiaTheme="minorEastAsia"/>
-          <w:lang w:val="en-US"/>
-        </w:rPr>
-        <w:t xml:space="preserve"> The plane is illustrated in the figure below:</w:t>
+          <w:b/>
+          <w:bCs/>
+          <w:lang w:val="en-US"/>
+        </w:rPr>
+        <w:t xml:space="preserve"> </w:t>
+      </w:r>
+      <w:r>
+        <w:rPr>
+          <w:rFonts w:eastAsiaTheme="minorEastAsia"/>
+          <w:lang w:val="en-US"/>
+        </w:rPr>
+        <w:t>in three-dimensional space</w:t>
+      </w:r>
+      <w:r>
+        <w:rPr>
+          <w:rFonts w:eastAsiaTheme="minorEastAsia"/>
+          <w:lang w:val="en-US"/>
+        </w:rPr>
+        <w:t>.” from the 1.3C worked example</w:t>
+      </w:r>
+      <w:r>
+        <w:rPr>
+          <w:rFonts w:eastAsiaTheme="minorEastAsia"/>
+          <w:lang w:val="en-US"/>
+        </w:rPr>
+        <w:t>.</w:t>
       </w:r>
     </w:p>
     <w:p>
       <w:pPr>
+        <w:ind w:firstLine="432"/>
+        <w:jc w:val="both"/>
+        <w:rPr>
+          <w:rFonts w:eastAsiaTheme="minorEastAsia"/>
+          <w:lang w:val="en-US"/>
+        </w:rPr>
+      </w:pPr>
+      <w:r>
+        <w:rPr>
+          <w:rFonts w:eastAsiaTheme="minorEastAsia"/>
+          <w:lang w:val="en-US"/>
+        </w:rPr>
+        <w:t>The statements come from the relation:</w:t>
+      </w:r>
+    </w:p>
+    <w:p>
+      <w:pPr>
+        <w:ind w:firstLine="432"/>
+        <w:jc w:val="both"/>
+        <w:rPr>
+          <w:rFonts w:eastAsiaTheme="minorEastAsia"/>
+          <w:lang w:val="en-US"/>
+        </w:rPr>
+      </w:pPr>
+      <m:oMathPara>
+        <m:oMath>
+          <m:d>
+            <m:dPr>
+              <m:begChr m:val="["/>
+              <m:endChr m:val="]"/>
+              <m:ctrlPr>
+                <w:rPr>
+                  <w:rFonts w:ascii="Cambria Math" w:hAnsi="Cambria Math"/>
+                  <w:i/>
+                  <w:lang w:val="en-US"/>
+                </w:rPr>
+              </m:ctrlPr>
+            </m:dPr>
+            <m:e>
+              <m:m>
+                <m:mPr>
+                  <m:mcs>
+                    <m:mc>
+                      <m:mcPr>
+                        <m:count m:val="3"/>
+                        <m:mcJc m:val="center"/>
+                      </m:mcPr>
+                    </m:mc>
+                  </m:mcs>
+                  <m:ctrlPr>
+                    <w:rPr>
+                      <w:rFonts w:ascii="Cambria Math" w:hAnsi="Cambria Math"/>
+                      <w:i/>
+                      <w:lang w:val="en-US"/>
+                    </w:rPr>
+                  </m:ctrlPr>
+                </m:mPr>
+                <m:mr>
+                  <m:e>
+                    <m:r>
+                      <w:rPr>
+                        <w:rFonts w:ascii="Cambria Math" w:hAnsi="Cambria Math"/>
+                        <w:lang w:val="en-US"/>
+                      </w:rPr>
+                      <m:t>0</m:t>
+                    </m:r>
+                  </m:e>
+                  <m:e>
+                    <m:r>
+                      <w:rPr>
+                        <w:rFonts w:ascii="Cambria Math" w:hAnsi="Cambria Math"/>
+                        <w:lang w:val="en-US"/>
+                      </w:rPr>
+                      <m:t>1</m:t>
+                    </m:r>
+                    <m:ctrlPr>
+                      <w:rPr>
+                        <w:rFonts w:ascii="Cambria Math" w:eastAsia="Cambria Math" w:hAnsi="Cambria Math" w:cs="Cambria Math"/>
+                        <w:i/>
+                        <w:lang w:val="en-US"/>
+                      </w:rPr>
+                    </m:ctrlPr>
+                  </m:e>
+                  <m:e>
+                    <m:r>
+                      <w:rPr>
+                        <w:rFonts w:ascii="Cambria Math" w:eastAsia="Cambria Math" w:hAnsi="Cambria Math" w:cs="Cambria Math"/>
+                        <w:lang w:val="en-US"/>
+                      </w:rPr>
+                      <m:t>0</m:t>
+                    </m:r>
+                  </m:e>
+                </m:mr>
+                <m:mr>
+                  <m:e>
+                    <m:r>
+                      <w:rPr>
+                        <w:rFonts w:ascii="Cambria Math" w:hAnsi="Cambria Math"/>
+                        <w:lang w:val="en-US"/>
+                      </w:rPr>
+                      <m:t>-1</m:t>
+                    </m:r>
+                  </m:e>
+                  <m:e>
+                    <m:r>
+                      <w:rPr>
+                        <w:rFonts w:ascii="Cambria Math" w:hAnsi="Cambria Math"/>
+                        <w:lang w:val="en-US"/>
+                      </w:rPr>
+                      <m:t>0</m:t>
+                    </m:r>
+                    <m:ctrlPr>
+                      <w:rPr>
+                        <w:rFonts w:ascii="Cambria Math" w:eastAsia="Cambria Math" w:hAnsi="Cambria Math" w:cs="Cambria Math"/>
+                        <w:i/>
+                        <w:lang w:val="en-US"/>
+                      </w:rPr>
+                    </m:ctrlPr>
+                  </m:e>
+                  <m:e>
+                    <m:r>
+                      <w:rPr>
+                        <w:rFonts w:ascii="Cambria Math" w:eastAsia="Cambria Math" w:hAnsi="Cambria Math" w:cs="Cambria Math"/>
+                        <w:lang w:val="en-US"/>
+                      </w:rPr>
+                      <m:t>1</m:t>
+                    </m:r>
+                    <m:ctrlPr>
+                      <w:rPr>
+                        <w:rFonts w:ascii="Cambria Math" w:eastAsia="Cambria Math" w:hAnsi="Cambria Math" w:cs="Cambria Math"/>
+                        <w:i/>
+                        <w:lang w:val="en-US"/>
+                      </w:rPr>
+                    </m:ctrlPr>
+                  </m:e>
+                </m:mr>
+                <m:mr>
+                  <m:e>
+                    <m:r>
+                      <w:rPr>
+                        <w:rFonts w:ascii="Cambria Math" w:eastAsia="Cambria Math" w:hAnsi="Cambria Math" w:cs="Cambria Math"/>
+                        <w:lang w:val="en-US"/>
+                      </w:rPr>
+                      <m:t>0</m:t>
+                    </m:r>
+                    <m:ctrlPr>
+                      <w:rPr>
+                        <w:rFonts w:ascii="Cambria Math" w:eastAsia="Cambria Math" w:hAnsi="Cambria Math" w:cs="Cambria Math"/>
+                        <w:i/>
+                        <w:lang w:val="en-US"/>
+                      </w:rPr>
+                    </m:ctrlPr>
+                  </m:e>
+                  <m:e>
+                    <m:r>
+                      <w:rPr>
+                        <w:rFonts w:ascii="Cambria Math" w:eastAsia="Cambria Math" w:hAnsi="Cambria Math" w:cs="Cambria Math"/>
+                        <w:lang w:val="en-US"/>
+                      </w:rPr>
+                      <m:t>-1</m:t>
+                    </m:r>
+                    <m:ctrlPr>
+                      <w:rPr>
+                        <w:rFonts w:ascii="Cambria Math" w:eastAsia="Cambria Math" w:hAnsi="Cambria Math" w:cs="Cambria Math"/>
+                        <w:i/>
+                        <w:lang w:val="en-US"/>
+                      </w:rPr>
+                    </m:ctrlPr>
+                  </m:e>
+                  <m:e>
+                    <m:r>
+                      <w:rPr>
+                        <w:rFonts w:ascii="Cambria Math" w:eastAsia="Cambria Math" w:hAnsi="Cambria Math" w:cs="Cambria Math"/>
+                        <w:lang w:val="en-US"/>
+                      </w:rPr>
+                      <m:t>0</m:t>
+                    </m:r>
+                  </m:e>
+                </m:mr>
+              </m:m>
+            </m:e>
+          </m:d>
+          <m:d>
+            <m:dPr>
+              <m:begChr m:val="["/>
+              <m:endChr m:val="]"/>
+              <m:ctrlPr>
+                <w:rPr>
+                  <w:rFonts w:ascii="Cambria Math" w:hAnsi="Cambria Math"/>
+                  <w:i/>
+                  <w:lang w:val="en-US"/>
+                </w:rPr>
+              </m:ctrlPr>
+            </m:dPr>
+            <m:e>
+              <m:m>
+                <m:mPr>
+                  <m:mcs>
+                    <m:mc>
+                      <m:mcPr>
+                        <m:count m:val="1"/>
+                        <m:mcJc m:val="center"/>
+                      </m:mcPr>
+                    </m:mc>
+                  </m:mcs>
+                  <m:ctrlPr>
+                    <w:rPr>
+                      <w:rFonts w:ascii="Cambria Math" w:hAnsi="Cambria Math"/>
+                      <w:i/>
+                      <w:lang w:val="en-US"/>
+                    </w:rPr>
+                  </m:ctrlPr>
+                </m:mPr>
+                <m:mr>
+                  <m:e>
+                    <m:sSub>
+                      <m:sSubPr>
+                        <m:ctrlPr>
+                          <w:rPr>
+                            <w:rFonts w:ascii="Cambria Math" w:hAnsi="Cambria Math"/>
+                            <w:i/>
+                            <w:lang w:val="en-US"/>
+                          </w:rPr>
+                        </m:ctrlPr>
+                      </m:sSubPr>
+                      <m:e>
+                        <m:r>
+                          <w:rPr>
+                            <w:rFonts w:ascii="Cambria Math" w:hAnsi="Cambria Math"/>
+                            <w:lang w:val="en-US"/>
+                          </w:rPr>
+                          <m:t>x</m:t>
+                        </m:r>
+                      </m:e>
+                      <m:sub>
+                        <m:r>
+                          <w:rPr>
+                            <w:rFonts w:ascii="Cambria Math" w:hAnsi="Cambria Math"/>
+                            <w:lang w:val="en-US"/>
+                          </w:rPr>
+                          <m:t>1</m:t>
+                        </m:r>
+                      </m:sub>
+                    </m:sSub>
+                  </m:e>
+                </m:mr>
+                <m:mr>
+                  <m:e>
+                    <m:sSub>
+                      <m:sSubPr>
+                        <m:ctrlPr>
+                          <w:rPr>
+                            <w:rFonts w:ascii="Cambria Math" w:hAnsi="Cambria Math"/>
+                            <w:i/>
+                            <w:lang w:val="en-US"/>
+                          </w:rPr>
+                        </m:ctrlPr>
+                      </m:sSubPr>
+                      <m:e>
+                        <m:r>
+                          <w:rPr>
+                            <w:rFonts w:ascii="Cambria Math" w:hAnsi="Cambria Math"/>
+                            <w:lang w:val="en-US"/>
+                          </w:rPr>
+                          <m:t>x</m:t>
+                        </m:r>
+                      </m:e>
+                      <m:sub>
+                        <m:r>
+                          <w:rPr>
+                            <w:rFonts w:ascii="Cambria Math" w:hAnsi="Cambria Math"/>
+                            <w:lang w:val="en-US"/>
+                          </w:rPr>
+                          <m:t>2</m:t>
+                        </m:r>
+                      </m:sub>
+                    </m:sSub>
+                    <m:ctrlPr>
+                      <w:rPr>
+                        <w:rFonts w:ascii="Cambria Math" w:eastAsia="Cambria Math" w:hAnsi="Cambria Math" w:cs="Cambria Math"/>
+                        <w:i/>
+                        <w:lang w:val="en-US"/>
+                      </w:rPr>
+                    </m:ctrlPr>
+                  </m:e>
+                </m:mr>
+                <m:mr>
+                  <m:e>
+                    <m:sSub>
+                      <m:sSubPr>
+                        <m:ctrlPr>
+                          <w:rPr>
+                            <w:rFonts w:ascii="Cambria Math" w:eastAsia="Cambria Math" w:hAnsi="Cambria Math" w:cs="Cambria Math"/>
+                            <w:i/>
+                            <w:lang w:val="en-US"/>
+                          </w:rPr>
+                        </m:ctrlPr>
+                      </m:sSubPr>
+                      <m:e>
+                        <m:r>
+                          <w:rPr>
+                            <w:rFonts w:ascii="Cambria Math" w:eastAsia="Cambria Math" w:hAnsi="Cambria Math" w:cs="Cambria Math"/>
+                            <w:lang w:val="en-US"/>
+                          </w:rPr>
+                          <m:t>x</m:t>
+                        </m:r>
+                      </m:e>
+                      <m:sub>
+                        <m:r>
+                          <w:rPr>
+                            <w:rFonts w:ascii="Cambria Math" w:eastAsia="Cambria Math" w:hAnsi="Cambria Math" w:cs="Cambria Math"/>
+                            <w:lang w:val="en-US"/>
+                          </w:rPr>
+                          <m:t>3</m:t>
+                        </m:r>
+                      </m:sub>
+                    </m:sSub>
+                  </m:e>
+                </m:mr>
+              </m:m>
+            </m:e>
+          </m:d>
+          <m:r>
+            <w:rPr>
+              <w:rFonts w:ascii="Cambria Math" w:hAnsi="Cambria Math"/>
+              <w:lang w:val="en-US"/>
+            </w:rPr>
+            <m:t>=</m:t>
+          </m:r>
+          <m:d>
+            <m:dPr>
+              <m:begChr m:val="["/>
+              <m:endChr m:val="]"/>
+              <m:ctrlPr>
+                <w:rPr>
+                  <w:rFonts w:ascii="Cambria Math" w:hAnsi="Cambria Math"/>
+                  <w:i/>
+                  <w:lang w:val="en-US"/>
+                </w:rPr>
+              </m:ctrlPr>
+            </m:dPr>
+            <m:e>
+              <m:m>
+                <m:mPr>
+                  <m:mcs>
+                    <m:mc>
+                      <m:mcPr>
+                        <m:count m:val="1"/>
+                        <m:mcJc m:val="center"/>
+                      </m:mcPr>
+                    </m:mc>
+                  </m:mcs>
+                  <m:ctrlPr>
+                    <w:rPr>
+                      <w:rFonts w:ascii="Cambria Math" w:hAnsi="Cambria Math"/>
+                      <w:i/>
+                      <w:lang w:val="en-US"/>
+                    </w:rPr>
+                  </m:ctrlPr>
+                </m:mPr>
+                <m:mr>
+                  <m:e>
+                    <m:sSub>
+                      <m:sSubPr>
+                        <m:ctrlPr>
+                          <w:rPr>
+                            <w:rFonts w:ascii="Cambria Math" w:hAnsi="Cambria Math"/>
+                            <w:i/>
+                            <w:lang w:val="en-US"/>
+                          </w:rPr>
+                        </m:ctrlPr>
+                      </m:sSubPr>
+                      <m:e>
+                        <m:r>
+                          <w:rPr>
+                            <w:rFonts w:ascii="Cambria Math" w:hAnsi="Cambria Math"/>
+                            <w:lang w:val="en-US"/>
+                          </w:rPr>
+                          <m:t>x</m:t>
+                        </m:r>
+                      </m:e>
+                      <m:sub>
+                        <m:r>
+                          <w:rPr>
+                            <w:rFonts w:ascii="Cambria Math" w:hAnsi="Cambria Math"/>
+                            <w:lang w:val="en-US"/>
+                          </w:rPr>
+                          <m:t>2</m:t>
+                        </m:r>
+                      </m:sub>
+                    </m:sSub>
+                  </m:e>
+                </m:mr>
+                <m:mr>
+                  <m:e>
+                    <m:sSub>
+                      <m:sSubPr>
+                        <m:ctrlPr>
+                          <w:rPr>
+                            <w:rFonts w:ascii="Cambria Math" w:hAnsi="Cambria Math"/>
+                            <w:i/>
+                            <w:lang w:val="en-US"/>
+                          </w:rPr>
+                        </m:ctrlPr>
+                      </m:sSubPr>
+                      <m:e>
+                        <m:r>
+                          <w:rPr>
+                            <w:rFonts w:ascii="Cambria Math" w:hAnsi="Cambria Math"/>
+                            <w:lang w:val="en-US"/>
+                          </w:rPr>
+                          <m:t>x</m:t>
+                        </m:r>
+                      </m:e>
+                      <m:sub>
+                        <m:r>
+                          <w:rPr>
+                            <w:rFonts w:ascii="Cambria Math" w:hAnsi="Cambria Math"/>
+                            <w:lang w:val="en-US"/>
+                          </w:rPr>
+                          <m:t>3</m:t>
+                        </m:r>
+                      </m:sub>
+                    </m:sSub>
+                    <m:r>
+                      <w:rPr>
+                        <w:rFonts w:ascii="Cambria Math" w:hAnsi="Cambria Math"/>
+                        <w:lang w:val="en-US"/>
+                      </w:rPr>
+                      <m:t>-</m:t>
+                    </m:r>
+                    <m:sSub>
+                      <m:sSubPr>
+                        <m:ctrlPr>
+                          <w:rPr>
+                            <w:rFonts w:ascii="Cambria Math" w:hAnsi="Cambria Math"/>
+                            <w:i/>
+                            <w:lang w:val="en-US"/>
+                          </w:rPr>
+                        </m:ctrlPr>
+                      </m:sSubPr>
+                      <m:e>
+                        <m:r>
+                          <w:rPr>
+                            <w:rFonts w:ascii="Cambria Math" w:hAnsi="Cambria Math"/>
+                            <w:lang w:val="en-US"/>
+                          </w:rPr>
+                          <m:t>x</m:t>
+                        </m:r>
+                      </m:e>
+                      <m:sub>
+                        <m:r>
+                          <w:rPr>
+                            <w:rFonts w:ascii="Cambria Math" w:hAnsi="Cambria Math"/>
+                            <w:lang w:val="en-US"/>
+                          </w:rPr>
+                          <m:t>1</m:t>
+                        </m:r>
+                      </m:sub>
+                    </m:sSub>
+                    <m:ctrlPr>
+                      <w:rPr>
+                        <w:rFonts w:ascii="Cambria Math" w:eastAsia="Cambria Math" w:hAnsi="Cambria Math" w:cs="Cambria Math"/>
+                        <w:i/>
+                        <w:lang w:val="en-US"/>
+                      </w:rPr>
+                    </m:ctrlPr>
+                  </m:e>
+                </m:mr>
+                <m:mr>
+                  <m:e>
+                    <m:r>
+                      <w:rPr>
+                        <w:rFonts w:ascii="Cambria Math" w:eastAsia="Cambria Math" w:hAnsi="Cambria Math" w:cs="Cambria Math"/>
+                        <w:lang w:val="en-US"/>
+                      </w:rPr>
+                      <m:t>-</m:t>
+                    </m:r>
+                    <m:sSub>
+                      <m:sSubPr>
+                        <m:ctrlPr>
+                          <w:rPr>
+                            <w:rFonts w:ascii="Cambria Math" w:eastAsia="Cambria Math" w:hAnsi="Cambria Math" w:cs="Cambria Math"/>
+                            <w:i/>
+                            <w:lang w:val="en-US"/>
+                          </w:rPr>
+                        </m:ctrlPr>
+                      </m:sSubPr>
+                      <m:e>
+                        <m:r>
+                          <w:rPr>
+                            <w:rFonts w:ascii="Cambria Math" w:eastAsia="Cambria Math" w:hAnsi="Cambria Math" w:cs="Cambria Math"/>
+                            <w:lang w:val="en-US"/>
+                          </w:rPr>
+                          <m:t>x</m:t>
+                        </m:r>
+                      </m:e>
+                      <m:sub>
+                        <m:r>
+                          <w:rPr>
+                            <w:rFonts w:ascii="Cambria Math" w:eastAsia="Cambria Math" w:hAnsi="Cambria Math" w:cs="Cambria Math"/>
+                            <w:lang w:val="en-US"/>
+                          </w:rPr>
+                          <m:t>2</m:t>
+                        </m:r>
+                      </m:sub>
+                    </m:sSub>
+                  </m:e>
+                </m:mr>
+              </m:m>
+            </m:e>
+          </m:d>
+          <m:r>
+            <w:rPr>
+              <w:rFonts w:ascii="Cambria Math" w:hAnsi="Cambria Math"/>
+              <w:lang w:val="en-US"/>
+            </w:rPr>
+            <m:t>=</m:t>
+          </m:r>
+          <m:d>
+            <m:dPr>
+              <m:begChr m:val="["/>
+              <m:endChr m:val="]"/>
+              <m:ctrlPr>
+                <w:rPr>
+                  <w:rFonts w:ascii="Cambria Math" w:hAnsi="Cambria Math"/>
+                  <w:i/>
+                  <w:lang w:val="en-US"/>
+                </w:rPr>
+              </m:ctrlPr>
+            </m:dPr>
+            <m:e>
+              <m:m>
+                <m:mPr>
+                  <m:mcs>
+                    <m:mc>
+                      <m:mcPr>
+                        <m:count m:val="1"/>
+                        <m:mcJc m:val="center"/>
+                      </m:mcPr>
+                    </m:mc>
+                  </m:mcs>
+                  <m:ctrlPr>
+                    <w:rPr>
+                      <w:rFonts w:ascii="Cambria Math" w:hAnsi="Cambria Math"/>
+                      <w:i/>
+                      <w:lang w:val="en-US"/>
+                    </w:rPr>
+                  </m:ctrlPr>
+                </m:mPr>
+                <m:mr>
+                  <m:e>
+                    <m:sSub>
+                      <m:sSubPr>
+                        <m:ctrlPr>
+                          <w:rPr>
+                            <w:rFonts w:ascii="Cambria Math" w:hAnsi="Cambria Math"/>
+                            <w:i/>
+                            <w:lang w:val="en-US"/>
+                          </w:rPr>
+                        </m:ctrlPr>
+                      </m:sSubPr>
+                      <m:e>
+                        <m:r>
+                          <w:rPr>
+                            <w:rFonts w:ascii="Cambria Math" w:hAnsi="Cambria Math"/>
+                            <w:lang w:val="en-US"/>
+                          </w:rPr>
+                          <m:t>b</m:t>
+                        </m:r>
+                      </m:e>
+                      <m:sub>
+                        <m:r>
+                          <w:rPr>
+                            <w:rFonts w:ascii="Cambria Math" w:hAnsi="Cambria Math"/>
+                            <w:lang w:val="en-US"/>
+                          </w:rPr>
+                          <m:t>1</m:t>
+                        </m:r>
+                      </m:sub>
+                    </m:sSub>
+                  </m:e>
+                </m:mr>
+                <m:mr>
+                  <m:e>
+                    <m:sSub>
+                      <m:sSubPr>
+                        <m:ctrlPr>
+                          <w:rPr>
+                            <w:rFonts w:ascii="Cambria Math" w:hAnsi="Cambria Math"/>
+                            <w:i/>
+                            <w:lang w:val="en-US"/>
+                          </w:rPr>
+                        </m:ctrlPr>
+                      </m:sSubPr>
+                      <m:e>
+                        <m:r>
+                          <w:rPr>
+                            <w:rFonts w:ascii="Cambria Math" w:hAnsi="Cambria Math"/>
+                            <w:lang w:val="en-US"/>
+                          </w:rPr>
+                          <m:t>b</m:t>
+                        </m:r>
+                      </m:e>
+                      <m:sub>
+                        <m:r>
+                          <w:rPr>
+                            <w:rFonts w:ascii="Cambria Math" w:hAnsi="Cambria Math"/>
+                            <w:lang w:val="en-US"/>
+                          </w:rPr>
+                          <m:t>2</m:t>
+                        </m:r>
+                      </m:sub>
+                    </m:sSub>
+                    <m:ctrlPr>
+                      <w:rPr>
+                        <w:rFonts w:ascii="Cambria Math" w:eastAsia="Cambria Math" w:hAnsi="Cambria Math" w:cs="Cambria Math"/>
+                        <w:i/>
+                        <w:lang w:val="en-US"/>
+                      </w:rPr>
+                    </m:ctrlPr>
+                  </m:e>
+                </m:mr>
+                <m:mr>
+                  <m:e>
+                    <m:sSub>
+                      <m:sSubPr>
+                        <m:ctrlPr>
+                          <w:rPr>
+                            <w:rFonts w:ascii="Cambria Math" w:eastAsia="Cambria Math" w:hAnsi="Cambria Math" w:cs="Cambria Math"/>
+                            <w:i/>
+                            <w:lang w:val="en-US"/>
+                          </w:rPr>
+                        </m:ctrlPr>
+                      </m:sSubPr>
+                      <m:e>
+                        <m:r>
+                          <w:rPr>
+                            <w:rFonts w:ascii="Cambria Math" w:eastAsia="Cambria Math" w:hAnsi="Cambria Math" w:cs="Cambria Math"/>
+                            <w:lang w:val="en-US"/>
+                          </w:rPr>
+                          <m:t>b</m:t>
+                        </m:r>
+                      </m:e>
+                      <m:sub>
+                        <m:r>
+                          <w:rPr>
+                            <w:rFonts w:ascii="Cambria Math" w:eastAsia="Cambria Math" w:hAnsi="Cambria Math" w:cs="Cambria Math"/>
+                            <w:lang w:val="en-US"/>
+                          </w:rPr>
+                          <m:t>3</m:t>
+                        </m:r>
+                      </m:sub>
+                    </m:sSub>
+                  </m:e>
+                </m:mr>
+              </m:m>
+            </m:e>
+          </m:d>
+        </m:oMath>
+      </m:oMathPara>
+    </w:p>
+    <w:p>
+      <w:pPr>
+        <w:ind w:firstLine="432"/>
+        <w:jc w:val="both"/>
+        <w:rPr>
+          <w:rFonts w:eastAsiaTheme="minorEastAsia"/>
+          <w:lang w:val="en-US"/>
+        </w:rPr>
+      </w:pPr>
+      <w:r>
+        <w:rPr>
+          <w:rFonts w:eastAsiaTheme="minorEastAsia"/>
+          <w:lang w:val="en-US"/>
+        </w:rPr>
+        <w:t xml:space="preserve">The vector </w:t>
+      </w:r>
+      <m:oMath>
+        <m:r>
+          <m:rPr>
+            <m:sty m:val="bi"/>
+          </m:rPr>
+          <w:rPr>
+            <w:rFonts w:ascii="Cambria Math" w:eastAsiaTheme="minorEastAsia" w:hAnsi="Cambria Math"/>
+            <w:lang w:val="en-US"/>
+          </w:rPr>
+          <m:t>b</m:t>
+        </m:r>
+      </m:oMath>
+      <w:r>
+        <w:rPr>
+          <w:rFonts w:eastAsiaTheme="minorEastAsia"/>
+          <w:b/>
+          <w:bCs/>
+          <w:lang w:val="en-US"/>
+        </w:rPr>
+        <w:t xml:space="preserve"> </w:t>
+      </w:r>
+      <w:r>
+        <w:rPr>
+          <w:rFonts w:eastAsiaTheme="minorEastAsia"/>
+          <w:lang w:val="en-US"/>
+        </w:rPr>
+        <w:t>can be written as:</w:t>
+      </w:r>
+    </w:p>
+    <w:p>
+      <w:pPr>
+        <w:ind w:firstLine="432"/>
+        <w:jc w:val="both"/>
+        <w:rPr>
+          <w:rFonts w:eastAsiaTheme="minorEastAsia"/>
+          <w:lang w:val="en-US"/>
+        </w:rPr>
+      </w:pPr>
+      <m:oMathPara>
+        <m:oMath>
+          <m:d>
+            <m:dPr>
+              <m:begChr m:val="["/>
+              <m:endChr m:val="]"/>
+              <m:ctrlPr>
+                <w:rPr>
+                  <w:rFonts w:ascii="Cambria Math" w:hAnsi="Cambria Math"/>
+                  <w:i/>
+                  <w:lang w:val="en-US"/>
+                </w:rPr>
+              </m:ctrlPr>
+            </m:dPr>
+            <m:e>
+              <m:m>
+                <m:mPr>
+                  <m:mcs>
+                    <m:mc>
+                      <m:mcPr>
+                        <m:count m:val="1"/>
+                        <m:mcJc m:val="center"/>
+                      </m:mcPr>
+                    </m:mc>
+                  </m:mcs>
+                  <m:ctrlPr>
+                    <w:rPr>
+                      <w:rFonts w:ascii="Cambria Math" w:hAnsi="Cambria Math"/>
+                      <w:i/>
+                      <w:lang w:val="en-US"/>
+                    </w:rPr>
+                  </m:ctrlPr>
+                </m:mPr>
+                <m:mr>
+                  <m:e>
+                    <m:sSub>
+                      <m:sSubPr>
+                        <m:ctrlPr>
+                          <w:rPr>
+                            <w:rFonts w:ascii="Cambria Math" w:hAnsi="Cambria Math"/>
+                            <w:i/>
+                            <w:lang w:val="en-US"/>
+                          </w:rPr>
+                        </m:ctrlPr>
+                      </m:sSubPr>
+                      <m:e>
+                        <m:r>
+                          <w:rPr>
+                            <w:rFonts w:ascii="Cambria Math" w:hAnsi="Cambria Math"/>
+                            <w:lang w:val="en-US"/>
+                          </w:rPr>
+                          <m:t>b</m:t>
+                        </m:r>
+                      </m:e>
+                      <m:sub>
+                        <m:r>
+                          <w:rPr>
+                            <w:rFonts w:ascii="Cambria Math" w:hAnsi="Cambria Math"/>
+                            <w:lang w:val="en-US"/>
+                          </w:rPr>
+                          <m:t>1</m:t>
+                        </m:r>
+                      </m:sub>
+                    </m:sSub>
+                  </m:e>
+                </m:mr>
+                <m:mr>
+                  <m:e>
+                    <m:sSub>
+                      <m:sSubPr>
+                        <m:ctrlPr>
+                          <w:rPr>
+                            <w:rFonts w:ascii="Cambria Math" w:hAnsi="Cambria Math"/>
+                            <w:i/>
+                            <w:lang w:val="en-US"/>
+                          </w:rPr>
+                        </m:ctrlPr>
+                      </m:sSubPr>
+                      <m:e>
+                        <m:r>
+                          <w:rPr>
+                            <w:rFonts w:ascii="Cambria Math" w:hAnsi="Cambria Math"/>
+                            <w:lang w:val="en-US"/>
+                          </w:rPr>
+                          <m:t>b</m:t>
+                        </m:r>
+                      </m:e>
+                      <m:sub>
+                        <m:r>
+                          <w:rPr>
+                            <w:rFonts w:ascii="Cambria Math" w:hAnsi="Cambria Math"/>
+                            <w:lang w:val="en-US"/>
+                          </w:rPr>
+                          <m:t>2</m:t>
+                        </m:r>
+                      </m:sub>
+                    </m:sSub>
+                    <m:ctrlPr>
+                      <w:rPr>
+                        <w:rFonts w:ascii="Cambria Math" w:eastAsia="Cambria Math" w:hAnsi="Cambria Math" w:cs="Cambria Math"/>
+                        <w:i/>
+                        <w:lang w:val="en-US"/>
+                      </w:rPr>
+                    </m:ctrlPr>
+                  </m:e>
+                </m:mr>
+                <m:mr>
+                  <m:e>
+                    <m:sSub>
+                      <m:sSubPr>
+                        <m:ctrlPr>
+                          <w:rPr>
+                            <w:rFonts w:ascii="Cambria Math" w:eastAsia="Cambria Math" w:hAnsi="Cambria Math" w:cs="Cambria Math"/>
+                            <w:i/>
+                            <w:lang w:val="en-US"/>
+                          </w:rPr>
+                        </m:ctrlPr>
+                      </m:sSubPr>
+                      <m:e>
+                        <m:r>
+                          <w:rPr>
+                            <w:rFonts w:ascii="Cambria Math" w:eastAsia="Cambria Math" w:hAnsi="Cambria Math" w:cs="Cambria Math"/>
+                            <w:lang w:val="en-US"/>
+                          </w:rPr>
+                          <m:t>b</m:t>
+                        </m:r>
+                      </m:e>
+                      <m:sub>
+                        <m:r>
+                          <w:rPr>
+                            <w:rFonts w:ascii="Cambria Math" w:eastAsia="Cambria Math" w:hAnsi="Cambria Math" w:cs="Cambria Math"/>
+                            <w:lang w:val="en-US"/>
+                          </w:rPr>
+                          <m:t>3</m:t>
+                        </m:r>
+                      </m:sub>
+                    </m:sSub>
+                  </m:e>
+                </m:mr>
+              </m:m>
+            </m:e>
+          </m:d>
+          <m:r>
+            <w:rPr>
+              <w:rFonts w:ascii="Cambria Math" w:hAnsi="Cambria Math"/>
+              <w:lang w:val="en-US"/>
+            </w:rPr>
+            <m:t>=</m:t>
+          </m:r>
+          <m:d>
+            <m:dPr>
+              <m:begChr m:val="["/>
+              <m:endChr m:val="]"/>
+              <m:ctrlPr>
+                <w:rPr>
+                  <w:rFonts w:ascii="Cambria Math" w:hAnsi="Cambria Math"/>
+                  <w:i/>
+                  <w:lang w:val="en-US"/>
+                </w:rPr>
+              </m:ctrlPr>
+            </m:dPr>
+            <m:e>
+              <m:m>
+                <m:mPr>
+                  <m:mcs>
+                    <m:mc>
+                      <m:mcPr>
+                        <m:count m:val="1"/>
+                        <m:mcJc m:val="center"/>
+                      </m:mcPr>
+                    </m:mc>
+                  </m:mcs>
+                  <m:ctrlPr>
+                    <w:rPr>
+                      <w:rFonts w:ascii="Cambria Math" w:hAnsi="Cambria Math"/>
+                      <w:i/>
+                      <w:lang w:val="en-US"/>
+                    </w:rPr>
+                  </m:ctrlPr>
+                </m:mPr>
+                <m:mr>
+                  <m:e>
+                    <m:sSub>
+                      <m:sSubPr>
+                        <m:ctrlPr>
+                          <w:rPr>
+                            <w:rFonts w:ascii="Cambria Math" w:hAnsi="Cambria Math"/>
+                            <w:i/>
+                            <w:lang w:val="en-US"/>
+                          </w:rPr>
+                        </m:ctrlPr>
+                      </m:sSubPr>
+                      <m:e>
+                        <m:r>
+                          <w:rPr>
+                            <w:rFonts w:ascii="Cambria Math" w:hAnsi="Cambria Math"/>
+                            <w:lang w:val="en-US"/>
+                          </w:rPr>
+                          <m:t>b</m:t>
+                        </m:r>
+                      </m:e>
+                      <m:sub>
+                        <m:r>
+                          <w:rPr>
+                            <w:rFonts w:ascii="Cambria Math" w:hAnsi="Cambria Math"/>
+                            <w:lang w:val="en-US"/>
+                          </w:rPr>
+                          <m:t>1</m:t>
+                        </m:r>
+                      </m:sub>
+                    </m:sSub>
+                  </m:e>
+                </m:mr>
+                <m:mr>
+                  <m:e>
+                    <m:sSub>
+                      <m:sSubPr>
+                        <m:ctrlPr>
+                          <w:rPr>
+                            <w:rFonts w:ascii="Cambria Math" w:hAnsi="Cambria Math"/>
+                            <w:i/>
+                            <w:lang w:val="en-US"/>
+                          </w:rPr>
+                        </m:ctrlPr>
+                      </m:sSubPr>
+                      <m:e>
+                        <m:r>
+                          <w:rPr>
+                            <w:rFonts w:ascii="Cambria Math" w:hAnsi="Cambria Math"/>
+                            <w:lang w:val="en-US"/>
+                          </w:rPr>
+                          <m:t>b</m:t>
+                        </m:r>
+                      </m:e>
+                      <m:sub>
+                        <m:r>
+                          <w:rPr>
+                            <w:rFonts w:ascii="Cambria Math" w:hAnsi="Cambria Math"/>
+                            <w:lang w:val="en-US"/>
+                          </w:rPr>
+                          <m:t>2</m:t>
+                        </m:r>
+                      </m:sub>
+                    </m:sSub>
+                    <m:ctrlPr>
+                      <w:rPr>
+                        <w:rFonts w:ascii="Cambria Math" w:eastAsia="Cambria Math" w:hAnsi="Cambria Math" w:cs="Cambria Math"/>
+                        <w:i/>
+                        <w:lang w:val="en-US"/>
+                      </w:rPr>
+                    </m:ctrlPr>
+                  </m:e>
+                </m:mr>
+                <m:mr>
+                  <m:e>
+                    <m:r>
+                      <w:rPr>
+                        <w:rFonts w:ascii="Cambria Math" w:eastAsia="Cambria Math" w:hAnsi="Cambria Math" w:cs="Cambria Math"/>
+                        <w:lang w:val="en-US"/>
+                      </w:rPr>
+                      <m:t>-</m:t>
+                    </m:r>
+                    <m:sSub>
+                      <m:sSubPr>
+                        <m:ctrlPr>
+                          <w:rPr>
+                            <w:rFonts w:ascii="Cambria Math" w:eastAsia="Cambria Math" w:hAnsi="Cambria Math" w:cs="Cambria Math"/>
+                            <w:i/>
+                            <w:lang w:val="en-US"/>
+                          </w:rPr>
+                        </m:ctrlPr>
+                      </m:sSubPr>
+                      <m:e>
+                        <m:r>
+                          <w:rPr>
+                            <w:rFonts w:ascii="Cambria Math" w:eastAsia="Cambria Math" w:hAnsi="Cambria Math" w:cs="Cambria Math"/>
+                            <w:lang w:val="en-US"/>
+                          </w:rPr>
+                          <m:t>b</m:t>
+                        </m:r>
+                      </m:e>
+                      <m:sub>
+                        <m:r>
+                          <w:rPr>
+                            <w:rFonts w:ascii="Cambria Math" w:eastAsia="Cambria Math" w:hAnsi="Cambria Math" w:cs="Cambria Math"/>
+                            <w:lang w:val="en-US"/>
+                          </w:rPr>
+                          <m:t>1</m:t>
+                        </m:r>
+                      </m:sub>
+                    </m:sSub>
+                  </m:e>
+                </m:mr>
+              </m:m>
+            </m:e>
+          </m:d>
+          <m:r>
+            <w:rPr>
+              <w:rFonts w:ascii="Cambria Math" w:eastAsiaTheme="minorEastAsia" w:hAnsi="Cambria Math"/>
+              <w:lang w:val="en-US"/>
+            </w:rPr>
+            <m:t>=</m:t>
+          </m:r>
+          <m:sSub>
+            <m:sSubPr>
+              <m:ctrlPr>
+                <w:rPr>
+                  <w:rFonts w:ascii="Cambria Math" w:eastAsiaTheme="minorEastAsia" w:hAnsi="Cambria Math"/>
+                  <w:i/>
+                  <w:lang w:val="en-US"/>
+                </w:rPr>
+              </m:ctrlPr>
+            </m:sSubPr>
+            <m:e>
+              <m:r>
+                <w:rPr>
+                  <w:rFonts w:ascii="Cambria Math" w:eastAsiaTheme="minorEastAsia" w:hAnsi="Cambria Math"/>
+                  <w:lang w:val="en-US"/>
+                </w:rPr>
+                <m:t>b</m:t>
+              </m:r>
+            </m:e>
+            <m:sub>
+              <m:r>
+                <w:rPr>
+                  <w:rFonts w:ascii="Cambria Math" w:eastAsiaTheme="minorEastAsia" w:hAnsi="Cambria Math"/>
+                  <w:lang w:val="en-US"/>
+                </w:rPr>
+                <m:t>1</m:t>
+              </m:r>
+            </m:sub>
+          </m:sSub>
+          <m:d>
+            <m:dPr>
+              <m:begChr m:val="["/>
+              <m:endChr m:val="]"/>
+              <m:ctrlPr>
+                <w:rPr>
+                  <w:rFonts w:ascii="Cambria Math" w:hAnsi="Cambria Math"/>
+                  <w:i/>
+                  <w:lang w:val="en-US"/>
+                </w:rPr>
+              </m:ctrlPr>
+            </m:dPr>
+            <m:e>
+              <m:m>
+                <m:mPr>
+                  <m:mcs>
+                    <m:mc>
+                      <m:mcPr>
+                        <m:count m:val="1"/>
+                        <m:mcJc m:val="center"/>
+                      </m:mcPr>
+                    </m:mc>
+                  </m:mcs>
+                  <m:ctrlPr>
+                    <w:rPr>
+                      <w:rFonts w:ascii="Cambria Math" w:hAnsi="Cambria Math"/>
+                      <w:i/>
+                      <w:lang w:val="en-US"/>
+                    </w:rPr>
+                  </m:ctrlPr>
+                </m:mPr>
+                <m:mr>
+                  <m:e>
+                    <m:r>
+                      <w:rPr>
+                        <w:rFonts w:ascii="Cambria Math" w:hAnsi="Cambria Math"/>
+                        <w:lang w:val="en-US"/>
+                      </w:rPr>
+                      <m:t>1</m:t>
+                    </m:r>
+                  </m:e>
+                </m:mr>
+                <m:mr>
+                  <m:e>
+                    <m:r>
+                      <w:rPr>
+                        <w:rFonts w:ascii="Cambria Math" w:hAnsi="Cambria Math"/>
+                        <w:lang w:val="en-US"/>
+                      </w:rPr>
+                      <m:t>0</m:t>
+                    </m:r>
+                    <m:ctrlPr>
+                      <w:rPr>
+                        <w:rFonts w:ascii="Cambria Math" w:eastAsia="Cambria Math" w:hAnsi="Cambria Math" w:cs="Cambria Math"/>
+                        <w:i/>
+                        <w:lang w:val="en-US"/>
+                      </w:rPr>
+                    </m:ctrlPr>
+                  </m:e>
+                </m:mr>
+                <m:mr>
+                  <m:e>
+                    <m:r>
+                      <w:rPr>
+                        <w:rFonts w:ascii="Cambria Math" w:eastAsia="Cambria Math" w:hAnsi="Cambria Math" w:cs="Cambria Math"/>
+                        <w:lang w:val="en-US"/>
+                      </w:rPr>
+                      <m:t>-</m:t>
+                    </m:r>
+                    <m:r>
+                      <w:rPr>
+                        <w:rFonts w:ascii="Cambria Math" w:eastAsia="Cambria Math" w:hAnsi="Cambria Math" w:cs="Cambria Math"/>
+                        <w:lang w:val="en-US"/>
+                      </w:rPr>
+                      <m:t>1</m:t>
+                    </m:r>
+                  </m:e>
+                </m:mr>
+              </m:m>
+            </m:e>
+          </m:d>
+          <m:r>
+            <w:rPr>
+              <w:rFonts w:ascii="Cambria Math" w:hAnsi="Cambria Math"/>
+              <w:lang w:val="en-US"/>
+            </w:rPr>
+            <m:t>+</m:t>
+          </m:r>
+          <m:sSub>
+            <m:sSubPr>
+              <m:ctrlPr>
+                <w:rPr>
+                  <w:rFonts w:ascii="Cambria Math" w:eastAsiaTheme="minorEastAsia" w:hAnsi="Cambria Math"/>
+                  <w:i/>
+                  <w:lang w:val="en-US"/>
+                </w:rPr>
+              </m:ctrlPr>
+            </m:sSubPr>
+            <m:e>
+              <m:r>
+                <w:rPr>
+                  <w:rFonts w:ascii="Cambria Math" w:eastAsiaTheme="minorEastAsia" w:hAnsi="Cambria Math"/>
+                  <w:lang w:val="en-US"/>
+                </w:rPr>
+                <m:t>b</m:t>
+              </m:r>
+            </m:e>
+            <m:sub>
+              <m:r>
+                <w:rPr>
+                  <w:rFonts w:ascii="Cambria Math" w:eastAsiaTheme="minorEastAsia" w:hAnsi="Cambria Math"/>
+                  <w:lang w:val="en-US"/>
+                </w:rPr>
+                <m:t>2</m:t>
+              </m:r>
+            </m:sub>
+          </m:sSub>
+          <m:d>
+            <m:dPr>
+              <m:begChr m:val="["/>
+              <m:endChr m:val="]"/>
+              <m:ctrlPr>
+                <w:rPr>
+                  <w:rFonts w:ascii="Cambria Math" w:hAnsi="Cambria Math"/>
+                  <w:i/>
+                  <w:lang w:val="en-US"/>
+                </w:rPr>
+              </m:ctrlPr>
+            </m:dPr>
+            <m:e>
+              <m:m>
+                <m:mPr>
+                  <m:mcs>
+                    <m:mc>
+                      <m:mcPr>
+                        <m:count m:val="1"/>
+                        <m:mcJc m:val="center"/>
+                      </m:mcPr>
+                    </m:mc>
+                  </m:mcs>
+                  <m:ctrlPr>
+                    <w:rPr>
+                      <w:rFonts w:ascii="Cambria Math" w:hAnsi="Cambria Math"/>
+                      <w:i/>
+                      <w:lang w:val="en-US"/>
+                    </w:rPr>
+                  </m:ctrlPr>
+                </m:mPr>
+                <m:mr>
+                  <m:e>
+                    <m:r>
+                      <w:rPr>
+                        <w:rFonts w:ascii="Cambria Math" w:hAnsi="Cambria Math"/>
+                        <w:lang w:val="en-US"/>
+                      </w:rPr>
+                      <m:t>0</m:t>
+                    </m:r>
+                  </m:e>
+                </m:mr>
+                <m:mr>
+                  <m:e>
+                    <m:r>
+                      <w:rPr>
+                        <w:rFonts w:ascii="Cambria Math" w:hAnsi="Cambria Math"/>
+                        <w:lang w:val="en-US"/>
+                      </w:rPr>
+                      <m:t>1</m:t>
+                    </m:r>
+                    <m:ctrlPr>
+                      <w:rPr>
+                        <w:rFonts w:ascii="Cambria Math" w:eastAsia="Cambria Math" w:hAnsi="Cambria Math" w:cs="Cambria Math"/>
+                        <w:i/>
+                        <w:lang w:val="en-US"/>
+                      </w:rPr>
+                    </m:ctrlPr>
+                  </m:e>
+                </m:mr>
+                <m:mr>
+                  <m:e>
+                    <m:r>
+                      <w:rPr>
+                        <w:rFonts w:ascii="Cambria Math" w:eastAsia="Cambria Math" w:hAnsi="Cambria Math" w:cs="Cambria Math"/>
+                        <w:lang w:val="en-US"/>
+                      </w:rPr>
+                      <m:t>0</m:t>
+                    </m:r>
+                  </m:e>
+                </m:mr>
+              </m:m>
+            </m:e>
+          </m:d>
+        </m:oMath>
+      </m:oMathPara>
+    </w:p>
+    <w:p>
+      <w:pPr>
+        <w:ind w:firstLine="432"/>
+        <w:jc w:val="both"/>
+        <w:rPr>
+          <w:rFonts w:eastAsiaTheme="minorEastAsia"/>
+          <w:lang w:val="en-US"/>
+        </w:rPr>
+      </w:pPr>
+      <w:r>
+        <w:rPr>
+          <w:rFonts w:eastAsiaTheme="minorEastAsia"/>
+          <w:lang w:val="en-US"/>
+        </w:rPr>
+        <w:t>But the condition is that:</w:t>
+      </w:r>
+    </w:p>
+    <w:p>
+      <w:pPr>
+        <w:ind w:firstLine="432"/>
+        <w:jc w:val="both"/>
+        <w:rPr>
+          <w:rFonts w:eastAsiaTheme="minorEastAsia"/>
+          <w:lang w:val="en-US"/>
+        </w:rPr>
+      </w:pPr>
+      <m:oMathPara>
+        <m:oMath>
+          <m:d>
+            <m:dPr>
+              <m:begChr m:val="{"/>
+              <m:endChr m:val="|"/>
+              <m:ctrlPr>
+                <w:rPr>
+                  <w:rFonts w:ascii="Cambria Math" w:eastAsiaTheme="minorEastAsia" w:hAnsi="Cambria Math"/>
+                  <w:i/>
+                  <w:lang w:val="en-US"/>
+                </w:rPr>
+              </m:ctrlPr>
+            </m:dPr>
+            <m:e>
+              <m:d>
+                <m:dPr>
+                  <m:ctrlPr>
+                    <w:rPr>
+                      <w:rFonts w:ascii="Cambria Math" w:eastAsiaTheme="minorEastAsia" w:hAnsi="Cambria Math"/>
+                      <w:i/>
+                      <w:lang w:val="en-US"/>
+                    </w:rPr>
+                  </m:ctrlPr>
+                </m:dPr>
+                <m:e>
+                  <m:sSub>
+                    <m:sSubPr>
+                      <m:ctrlPr>
+                        <w:rPr>
+                          <w:rFonts w:ascii="Cambria Math" w:eastAsiaTheme="minorEastAsia" w:hAnsi="Cambria Math"/>
+                          <w:i/>
+                          <w:lang w:val="en-US"/>
+                        </w:rPr>
+                      </m:ctrlPr>
+                    </m:sSubPr>
+                    <m:e>
+                      <m:r>
+                        <w:rPr>
+                          <w:rFonts w:ascii="Cambria Math" w:eastAsiaTheme="minorEastAsia" w:hAnsi="Cambria Math"/>
+                          <w:lang w:val="en-US"/>
+                        </w:rPr>
+                        <m:t>b</m:t>
+                      </m:r>
+                    </m:e>
+                    <m:sub>
+                      <m:r>
+                        <w:rPr>
+                          <w:rFonts w:ascii="Cambria Math" w:eastAsiaTheme="minorEastAsia" w:hAnsi="Cambria Math"/>
+                          <w:lang w:val="en-US"/>
+                        </w:rPr>
+                        <m:t>1</m:t>
+                      </m:r>
+                    </m:sub>
+                  </m:sSub>
+                  <m:r>
+                    <w:rPr>
+                      <w:rFonts w:ascii="Cambria Math" w:eastAsiaTheme="minorEastAsia" w:hAnsi="Cambria Math"/>
+                      <w:lang w:val="en-US"/>
+                    </w:rPr>
+                    <m:t>,</m:t>
+                  </m:r>
+                  <m:sSub>
+                    <m:sSubPr>
+                      <m:ctrlPr>
+                        <w:rPr>
+                          <w:rFonts w:ascii="Cambria Math" w:eastAsiaTheme="minorEastAsia" w:hAnsi="Cambria Math"/>
+                          <w:i/>
+                          <w:lang w:val="en-US"/>
+                        </w:rPr>
+                      </m:ctrlPr>
+                    </m:sSubPr>
+                    <m:e>
+                      <m:r>
+                        <w:rPr>
+                          <w:rFonts w:ascii="Cambria Math" w:eastAsiaTheme="minorEastAsia" w:hAnsi="Cambria Math"/>
+                          <w:lang w:val="en-US"/>
+                        </w:rPr>
+                        <m:t>b</m:t>
+                      </m:r>
+                    </m:e>
+                    <m:sub>
+                      <m:r>
+                        <w:rPr>
+                          <w:rFonts w:ascii="Cambria Math" w:eastAsiaTheme="minorEastAsia" w:hAnsi="Cambria Math"/>
+                          <w:lang w:val="en-US"/>
+                        </w:rPr>
+                        <m:t>2</m:t>
+                      </m:r>
+                    </m:sub>
+                  </m:sSub>
+                  <m:r>
+                    <w:rPr>
+                      <w:rFonts w:ascii="Cambria Math" w:eastAsiaTheme="minorEastAsia" w:hAnsi="Cambria Math"/>
+                      <w:lang w:val="en-US"/>
+                    </w:rPr>
+                    <m:t>,</m:t>
+                  </m:r>
+                  <m:sSub>
+                    <m:sSubPr>
+                      <m:ctrlPr>
+                        <w:rPr>
+                          <w:rFonts w:ascii="Cambria Math" w:eastAsiaTheme="minorEastAsia" w:hAnsi="Cambria Math"/>
+                          <w:i/>
+                          <w:lang w:val="en-US"/>
+                        </w:rPr>
+                      </m:ctrlPr>
+                    </m:sSubPr>
+                    <m:e>
+                      <m:r>
+                        <w:rPr>
+                          <w:rFonts w:ascii="Cambria Math" w:eastAsiaTheme="minorEastAsia" w:hAnsi="Cambria Math"/>
+                          <w:lang w:val="en-US"/>
+                        </w:rPr>
+                        <m:t>b</m:t>
+                      </m:r>
+                    </m:e>
+                    <m:sub>
+                      <m:r>
+                        <w:rPr>
+                          <w:rFonts w:ascii="Cambria Math" w:eastAsiaTheme="minorEastAsia" w:hAnsi="Cambria Math"/>
+                          <w:lang w:val="en-US"/>
+                        </w:rPr>
+                        <m:t>3</m:t>
+                      </m:r>
+                    </m:sub>
+                  </m:sSub>
+                </m:e>
+              </m:d>
+              <m:r>
+                <w:rPr>
+                  <w:rFonts w:ascii="Cambria Math" w:eastAsiaTheme="minorEastAsia" w:hAnsi="Cambria Math"/>
+                  <w:lang w:val="en-US"/>
+                </w:rPr>
+                <m:t>∈</m:t>
+              </m:r>
+              <m:sSup>
+                <m:sSupPr>
+                  <m:ctrlPr>
+                    <w:rPr>
+                      <w:rFonts w:ascii="Cambria Math" w:eastAsiaTheme="minorEastAsia" w:hAnsi="Cambria Math"/>
+                      <w:i/>
+                      <w:lang w:val="en-US"/>
+                    </w:rPr>
+                  </m:ctrlPr>
+                </m:sSupPr>
+                <m:e>
+                  <m:r>
+                    <m:rPr>
+                      <m:scr m:val="double-struck"/>
+                    </m:rPr>
+                    <w:rPr>
+                      <w:rFonts w:ascii="Cambria Math" w:eastAsiaTheme="minorEastAsia" w:hAnsi="Cambria Math"/>
+                      <w:lang w:val="en-US"/>
+                    </w:rPr>
+                    <m:t>R</m:t>
+                  </m:r>
+                </m:e>
+                <m:sup>
+                  <m:r>
+                    <w:rPr>
+                      <w:rFonts w:ascii="Cambria Math" w:eastAsiaTheme="minorEastAsia" w:hAnsi="Cambria Math"/>
+                      <w:lang w:val="en-US"/>
+                    </w:rPr>
+                    <m:t>3</m:t>
+                  </m:r>
+                </m:sup>
+              </m:sSup>
+            </m:e>
+          </m:d>
+          <m:sSub>
+            <m:sSubPr>
+              <m:ctrlPr>
+                <w:rPr>
+                  <w:rFonts w:ascii="Cambria Math" w:eastAsiaTheme="minorEastAsia" w:hAnsi="Cambria Math"/>
+                  <w:i/>
+                  <w:lang w:val="en-US"/>
+                </w:rPr>
+              </m:ctrlPr>
+            </m:sSubPr>
+            <m:e>
+              <m:r>
+                <w:rPr>
+                  <w:rFonts w:ascii="Cambria Math" w:eastAsiaTheme="minorEastAsia" w:hAnsi="Cambria Math"/>
+                  <w:lang w:val="en-US"/>
+                </w:rPr>
+                <m:t>b</m:t>
+              </m:r>
+            </m:e>
+            <m:sub>
+              <m:r>
+                <w:rPr>
+                  <w:rFonts w:ascii="Cambria Math" w:eastAsiaTheme="minorEastAsia" w:hAnsi="Cambria Math"/>
+                  <w:lang w:val="en-US"/>
+                </w:rPr>
+                <m:t>1</m:t>
+              </m:r>
+            </m:sub>
+          </m:sSub>
+          <m:r>
+            <w:rPr>
+              <w:rFonts w:ascii="Cambria Math" w:eastAsiaTheme="minorEastAsia" w:hAnsi="Cambria Math"/>
+              <w:lang w:val="en-US"/>
+            </w:rPr>
+            <m:t>+</m:t>
+          </m:r>
+          <m:sSub>
+            <m:sSubPr>
+              <m:ctrlPr>
+                <w:rPr>
+                  <w:rFonts w:ascii="Cambria Math" w:eastAsiaTheme="minorEastAsia" w:hAnsi="Cambria Math"/>
+                  <w:i/>
+                  <w:lang w:val="en-US"/>
+                </w:rPr>
+              </m:ctrlPr>
+            </m:sSubPr>
+            <m:e>
+              <m:r>
+                <w:rPr>
+                  <w:rFonts w:ascii="Cambria Math" w:eastAsiaTheme="minorEastAsia" w:hAnsi="Cambria Math"/>
+                  <w:lang w:val="en-US"/>
+                </w:rPr>
+                <m:t>b</m:t>
+              </m:r>
+            </m:e>
+            <m:sub>
+              <m:r>
+                <w:rPr>
+                  <w:rFonts w:ascii="Cambria Math" w:eastAsiaTheme="minorEastAsia" w:hAnsi="Cambria Math"/>
+                  <w:lang w:val="en-US"/>
+                </w:rPr>
+                <m:t>3</m:t>
+              </m:r>
+            </m:sub>
+          </m:sSub>
+          <m:r>
+            <w:rPr>
+              <w:rFonts w:ascii="Cambria Math" w:eastAsiaTheme="minorEastAsia" w:hAnsi="Cambria Math"/>
+              <w:lang w:val="en-US"/>
+            </w:rPr>
+            <m:t>=0}</m:t>
+          </m:r>
+        </m:oMath>
+      </m:oMathPara>
+    </w:p>
+    <w:p>
+      <w:pPr>
+        <w:ind w:firstLine="432"/>
+        <w:jc w:val="both"/>
+        <w:rPr>
+          <w:rFonts w:eastAsiaTheme="minorEastAsia"/>
+          <w:lang w:val="en-US"/>
+        </w:rPr>
+      </w:pPr>
+      <w:r>
+        <w:rPr>
+          <w:rFonts w:eastAsiaTheme="minorEastAsia"/>
+          <w:lang w:val="en-US"/>
+        </w:rPr>
+        <w:t>T</w:t>
+      </w:r>
+      <w:r>
+        <w:rPr>
+          <w:rFonts w:eastAsiaTheme="minorEastAsia"/>
+          <w:lang w:val="en-US"/>
+        </w:rPr>
+        <w:t>he</w:t>
+      </w:r>
+      <w:r>
+        <w:rPr>
+          <w:rFonts w:eastAsiaTheme="minorEastAsia"/>
+          <w:lang w:val="en-US"/>
+        </w:rPr>
+        <w:t xml:space="preserve">refore, the </w:t>
+      </w:r>
+      <w:r>
+        <w:rPr>
+          <w:rFonts w:eastAsiaTheme="minorEastAsia"/>
+          <w:lang w:val="en-US"/>
+        </w:rPr>
+        <w:t xml:space="preserve">vector </w:t>
+      </w:r>
+      <m:oMath>
+        <m:r>
+          <m:rPr>
+            <m:sty m:val="bi"/>
+          </m:rPr>
+          <w:rPr>
+            <w:rFonts w:ascii="Cambria Math" w:eastAsiaTheme="minorEastAsia" w:hAnsi="Cambria Math"/>
+            <w:lang w:val="en-US"/>
+          </w:rPr>
+          <m:t>b</m:t>
+        </m:r>
+      </m:oMath>
+      <w:r>
+        <w:rPr>
+          <w:rFonts w:eastAsiaTheme="minorEastAsia"/>
+          <w:b/>
+          <w:bCs/>
+          <w:lang w:val="en-US"/>
+        </w:rPr>
+        <w:t xml:space="preserve"> </w:t>
+      </w:r>
+      <w:r>
+        <w:rPr>
+          <w:rFonts w:eastAsiaTheme="minorEastAsia"/>
+          <w:lang w:val="en-US"/>
+        </w:rPr>
+        <w:t xml:space="preserve">can be written as a linear combination of the vectors </w:t>
+      </w:r>
+      <m:oMath>
+        <m:d>
+          <m:dPr>
+            <m:ctrlPr>
+              <w:rPr>
+                <w:rFonts w:ascii="Cambria Math" w:eastAsiaTheme="minorEastAsia" w:hAnsi="Cambria Math"/>
+                <w:i/>
+                <w:lang w:val="en-US"/>
+              </w:rPr>
+            </m:ctrlPr>
+          </m:dPr>
+          <m:e>
+            <m:r>
+              <w:rPr>
+                <w:rFonts w:ascii="Cambria Math" w:eastAsiaTheme="minorEastAsia" w:hAnsi="Cambria Math"/>
+                <w:lang w:val="en-US"/>
+              </w:rPr>
+              <m:t>1,0,-1</m:t>
+            </m:r>
+          </m:e>
+        </m:d>
+      </m:oMath>
+      <w:r>
+        <w:rPr>
+          <w:rFonts w:eastAsiaTheme="minorEastAsia"/>
+          <w:lang w:val="en-US"/>
+        </w:rPr>
+        <w:t xml:space="preserve"> and </w:t>
+      </w:r>
+      <m:oMath>
+        <m:r>
+          <w:rPr>
+            <w:rFonts w:ascii="Cambria Math" w:eastAsiaTheme="minorEastAsia" w:hAnsi="Cambria Math"/>
+            <w:lang w:val="en-US"/>
+          </w:rPr>
+          <m:t>(0, 1, 0)</m:t>
+        </m:r>
+      </m:oMath>
+      <w:r>
+        <w:rPr>
+          <w:rFonts w:eastAsiaTheme="minorEastAsia"/>
+          <w:lang w:val="en-US"/>
+        </w:rPr>
+        <w:t xml:space="preserve">, for all </w:t>
+      </w:r>
+      <m:oMath>
+        <m:sSub>
+          <m:sSubPr>
+            <m:ctrlPr>
+              <w:rPr>
+                <w:rFonts w:ascii="Cambria Math" w:eastAsiaTheme="minorEastAsia" w:hAnsi="Cambria Math"/>
+                <w:i/>
+                <w:lang w:val="en-US"/>
+              </w:rPr>
+            </m:ctrlPr>
+          </m:sSubPr>
+          <m:e>
+            <m:r>
+              <w:rPr>
+                <w:rFonts w:ascii="Cambria Math" w:eastAsiaTheme="minorEastAsia" w:hAnsi="Cambria Math"/>
+                <w:lang w:val="en-US"/>
+              </w:rPr>
+              <m:t>b</m:t>
+            </m:r>
+          </m:e>
+          <m:sub>
+            <m:r>
+              <w:rPr>
+                <w:rFonts w:ascii="Cambria Math" w:eastAsiaTheme="minorEastAsia" w:hAnsi="Cambria Math"/>
+                <w:lang w:val="en-US"/>
+              </w:rPr>
+              <m:t>1</m:t>
+            </m:r>
+          </m:sub>
+        </m:sSub>
+        <m:r>
+          <w:rPr>
+            <w:rFonts w:ascii="Cambria Math" w:eastAsiaTheme="minorEastAsia" w:hAnsi="Cambria Math"/>
+            <w:lang w:val="en-US"/>
+          </w:rPr>
+          <m:t>,</m:t>
+        </m:r>
+        <m:sSub>
+          <m:sSubPr>
+            <m:ctrlPr>
+              <w:rPr>
+                <w:rFonts w:ascii="Cambria Math" w:eastAsiaTheme="minorEastAsia" w:hAnsi="Cambria Math"/>
+                <w:i/>
+                <w:lang w:val="en-US"/>
+              </w:rPr>
+            </m:ctrlPr>
+          </m:sSubPr>
+          <m:e>
+            <m:r>
+              <w:rPr>
+                <w:rFonts w:ascii="Cambria Math" w:eastAsiaTheme="minorEastAsia" w:hAnsi="Cambria Math"/>
+                <w:lang w:val="en-US"/>
+              </w:rPr>
+              <m:t>b</m:t>
+            </m:r>
+          </m:e>
+          <m:sub>
+            <m:r>
+              <w:rPr>
+                <w:rFonts w:ascii="Cambria Math" w:eastAsiaTheme="minorEastAsia" w:hAnsi="Cambria Math"/>
+                <w:lang w:val="en-US"/>
+              </w:rPr>
+              <m:t>2</m:t>
+            </m:r>
+          </m:sub>
+        </m:sSub>
+        <m:r>
+          <w:rPr>
+            <w:rFonts w:ascii="Cambria Math" w:eastAsiaTheme="minorEastAsia" w:hAnsi="Cambria Math"/>
+            <w:lang w:val="en-US"/>
+          </w:rPr>
+          <m:t>,</m:t>
+        </m:r>
+        <m:sSub>
+          <m:sSubPr>
+            <m:ctrlPr>
+              <w:rPr>
+                <w:rFonts w:ascii="Cambria Math" w:eastAsiaTheme="minorEastAsia" w:hAnsi="Cambria Math"/>
+                <w:i/>
+                <w:lang w:val="en-US"/>
+              </w:rPr>
+            </m:ctrlPr>
+          </m:sSubPr>
+          <m:e>
+            <m:r>
+              <w:rPr>
+                <w:rFonts w:ascii="Cambria Math" w:eastAsiaTheme="minorEastAsia" w:hAnsi="Cambria Math"/>
+                <w:lang w:val="en-US"/>
+              </w:rPr>
+              <m:t>b</m:t>
+            </m:r>
+          </m:e>
+          <m:sub>
+            <m:r>
+              <w:rPr>
+                <w:rFonts w:ascii="Cambria Math" w:eastAsiaTheme="minorEastAsia" w:hAnsi="Cambria Math"/>
+                <w:lang w:val="en-US"/>
+              </w:rPr>
+              <m:t>3</m:t>
+            </m:r>
+          </m:sub>
+        </m:sSub>
+        <m:r>
+          <m:rPr>
+            <m:scr m:val="double-struck"/>
+          </m:rPr>
+          <w:rPr>
+            <w:rFonts w:ascii="Cambria Math" w:eastAsiaTheme="minorEastAsia" w:hAnsi="Cambria Math"/>
+            <w:lang w:val="en-US"/>
+          </w:rPr>
+          <m:t>∈R</m:t>
+        </m:r>
+      </m:oMath>
+      <w:r>
+        <w:rPr>
+          <w:rFonts w:eastAsiaTheme="minorEastAsia"/>
+          <w:lang w:val="en-US"/>
+        </w:rPr>
+        <w:t xml:space="preserve"> as long as </w:t>
+      </w:r>
+      <m:oMath>
+        <m:sSub>
+          <m:sSubPr>
+            <m:ctrlPr>
+              <w:rPr>
+                <w:rFonts w:ascii="Cambria Math" w:eastAsiaTheme="minorEastAsia" w:hAnsi="Cambria Math"/>
+                <w:i/>
+                <w:lang w:val="en-US"/>
+              </w:rPr>
+            </m:ctrlPr>
+          </m:sSubPr>
+          <m:e>
+            <m:r>
+              <w:rPr>
+                <w:rFonts w:ascii="Cambria Math" w:eastAsiaTheme="minorEastAsia" w:hAnsi="Cambria Math"/>
+                <w:lang w:val="en-US"/>
+              </w:rPr>
+              <m:t>b</m:t>
+            </m:r>
+          </m:e>
+          <m:sub>
+            <m:r>
+              <w:rPr>
+                <w:rFonts w:ascii="Cambria Math" w:eastAsiaTheme="minorEastAsia" w:hAnsi="Cambria Math"/>
+                <w:lang w:val="en-US"/>
+              </w:rPr>
+              <m:t>3</m:t>
+            </m:r>
+          </m:sub>
+        </m:sSub>
+      </m:oMath>
+      <w:r>
+        <w:rPr>
+          <w:rFonts w:eastAsiaTheme="minorEastAsia"/>
+          <w:lang w:val="en-US"/>
+        </w:rPr>
+        <w:t xml:space="preserve"> is chosen such that </w:t>
+      </w:r>
+      <m:oMath>
+        <m:sSub>
+          <m:sSubPr>
+            <m:ctrlPr>
+              <w:rPr>
+                <w:rFonts w:ascii="Cambria Math" w:eastAsiaTheme="minorEastAsia" w:hAnsi="Cambria Math"/>
+                <w:i/>
+                <w:lang w:val="en-US"/>
+              </w:rPr>
+            </m:ctrlPr>
+          </m:sSubPr>
+          <m:e>
+            <m:r>
+              <w:rPr>
+                <w:rFonts w:ascii="Cambria Math" w:eastAsiaTheme="minorEastAsia" w:hAnsi="Cambria Math"/>
+                <w:lang w:val="en-US"/>
+              </w:rPr>
+              <m:t>b</m:t>
+            </m:r>
+          </m:e>
+          <m:sub>
+            <m:r>
+              <w:rPr>
+                <w:rFonts w:ascii="Cambria Math" w:eastAsiaTheme="minorEastAsia" w:hAnsi="Cambria Math"/>
+                <w:lang w:val="en-US"/>
+              </w:rPr>
+              <m:t>1</m:t>
+            </m:r>
+          </m:sub>
+        </m:sSub>
+        <m:r>
+          <w:rPr>
+            <w:rFonts w:ascii="Cambria Math" w:eastAsiaTheme="minorEastAsia" w:hAnsi="Cambria Math"/>
+            <w:lang w:val="en-US"/>
+          </w:rPr>
+          <m:t>=-</m:t>
+        </m:r>
+        <m:sSub>
+          <m:sSubPr>
+            <m:ctrlPr>
+              <w:rPr>
+                <w:rFonts w:ascii="Cambria Math" w:eastAsiaTheme="minorEastAsia" w:hAnsi="Cambria Math"/>
+                <w:i/>
+                <w:lang w:val="en-US"/>
+              </w:rPr>
+            </m:ctrlPr>
+          </m:sSubPr>
+          <m:e>
+            <m:r>
+              <w:rPr>
+                <w:rFonts w:ascii="Cambria Math" w:eastAsiaTheme="minorEastAsia" w:hAnsi="Cambria Math"/>
+                <w:lang w:val="en-US"/>
+              </w:rPr>
+              <m:t>b</m:t>
+            </m:r>
+          </m:e>
+          <m:sub>
+            <m:r>
+              <w:rPr>
+                <w:rFonts w:ascii="Cambria Math" w:eastAsiaTheme="minorEastAsia" w:hAnsi="Cambria Math"/>
+                <w:lang w:val="en-US"/>
+              </w:rPr>
+              <m:t>3</m:t>
+            </m:r>
+          </m:sub>
+        </m:sSub>
+      </m:oMath>
+      <w:r>
+        <w:rPr>
+          <w:rFonts w:eastAsiaTheme="minorEastAsia"/>
+          <w:lang w:val="en-US"/>
+        </w:rPr>
+        <w:t>.</w:t>
+      </w:r>
+    </w:p>
+    <w:p>
+      <w:pPr>
+        <w:ind w:firstLine="432"/>
+        <w:jc w:val="both"/>
+        <w:rPr>
+          <w:rFonts w:eastAsiaTheme="minorEastAsia"/>
+          <w:lang w:val="en-US"/>
+        </w:rPr>
+      </w:pPr>
+      <w:r>
+        <w:rPr>
+          <w:rFonts w:eastAsiaTheme="minorEastAsia"/>
+          <w:lang w:val="en-US"/>
+        </w:rPr>
+        <w:t>I’ve included the plane in the figure below:</w:t>
+      </w:r>
+    </w:p>
+    <w:p>
+      <w:pPr>
+        <w:keepNext/>
+        <w:spacing w:after="0"/>
+        <w:ind w:firstLine="432"/>
+        <w:jc w:val="both"/>
+      </w:pPr>
+      <w:r>
+        <w:rPr>
+          <w:rFonts w:eastAsiaTheme="minorEastAsia"/>
+          <w:lang w:val="en-US"/>
+        </w:rPr>
+        <w:drawing>
+          <wp:inline distT="0" distB="0" distL="0" distR="0" wp14:anchorId="012138DF" wp14:editId="5172FFDF">
+            <wp:extent cx="5127239" cy="2536778"/>
+            <wp:effectExtent l="0" t="0" r="0" b="0"/>
+            <wp:docPr id="1484173031" name="Picture 1"/>
+            <wp:cNvGraphicFramePr>
+              <a:graphicFrameLocks xmlns:a="http://schemas.openxmlformats.org/drawingml/2006/main" noChangeAspect="1"/>
+            </wp:cNvGraphicFramePr>
+            <a:graphic xmlns:a="http://schemas.openxmlformats.org/drawingml/2006/main">
+              <a:graphicData uri="http://schemas.openxmlformats.org/drawingml/2006/picture">
+                <pic:pic xmlns:pic="http://schemas.openxmlformats.org/drawingml/2006/picture">
+                  <pic:nvPicPr>
+                    <pic:cNvPr id="1484173031" name=""/>
+                    <pic:cNvPicPr/>
+                  </pic:nvPicPr>
+                  <pic:blipFill>
+                    <a:blip r:embed="rId12" cstate="hqprint">
+                      <a:extLst>
+                        <a:ext uri="{28A0092B-C50C-407E-A947-70E740481C1C}">
+                          <a14:useLocalDpi xmlns:a14="http://schemas.microsoft.com/office/drawing/2010/main"/>
+                        </a:ext>
+                      </a:extLst>
+                    </a:blip>
+                    <a:stretch>
+                      <a:fillRect/>
+                    </a:stretch>
+                  </pic:blipFill>
+                  <pic:spPr>
+                    <a:xfrm>
+                      <a:off x="0" y="0"/>
+                      <a:ext cx="5139971" cy="2543077"/>
+                    </a:xfrm>
+                    <a:prstGeom prst="rect">
+                      <a:avLst/>
+                    </a:prstGeom>
+                  </pic:spPr>
+                </pic:pic>
+              </a:graphicData>
+            </a:graphic>
+          </wp:inline>
+        </w:drawing>
+      </w:r>
+    </w:p>
+    <w:p>
+      <w:pPr>
+        <w:pStyle w:val="Caption"/>
         <w:jc w:val="center"/>
         <w:rPr>
+          <w:rFonts w:eastAsiaTheme="minorEastAsia"/>
           <w:lang w:val="en-US"/>
         </w:rPr>
       </w:pPr>
-      <w:r>
-        <w:rPr>
-          <w:lang w:val="en-US"/>
-        </w:rPr>
-        <w:object w:dxaOrig="5537" w:dyaOrig="5134" w14:anchorId="282D5516">
-          <v:shape id="_x0000_i1028" type="#_x0000_t75" style="width:370.65pt;height:344.35pt" o:ole="">
-            <v:imagedata r:id="rId12" o:title=""/>
-          </v:shape>
-          <o:OLEObject Type="Embed" ProgID="AxGlyph.Document" ShapeID="_x0000_i1028" DrawAspect="Content" ObjectID="_1830868621" r:id="rId13"/>
-        </w:object>
-      </w:r>
+      <w:proofErr w:type="spellStart"/>
+      <w:r>
+        <w:t>Figure</w:t>
+      </w:r>
+      <w:proofErr w:type="spellEnd"/>
+      <w:r>
+        <w:t xml:space="preserve"> </w:t>
+      </w:r>
+      <w:fldSimple w:instr=" STYLEREF 1 \s ">
+        <w:r>
+          <w:rPr>
+            <w:noProof/>
+          </w:rPr>
+          <w:t>2</w:t>
+        </w:r>
+      </w:fldSimple>
+      <w:r>
+        <w:t>.</w:t>
+      </w:r>
+      <w:fldSimple w:instr=" SEQ Figure \* ARABIC \s 1 ">
+        <w:r>
+          <w:rPr>
+            <w:noProof/>
+          </w:rPr>
+          <w:t>1</w:t>
+        </w:r>
+      </w:fldSimple>
+      <w:r>
+        <w:t xml:space="preserve"> The plane made </w:t>
+      </w:r>
+      <w:proofErr w:type="spellStart"/>
+      <w:r>
+        <w:t>by</w:t>
+      </w:r>
+      <w:proofErr w:type="spellEnd"/>
+      <w:r>
+        <w:t xml:space="preserve"> </w:t>
+      </w:r>
+      <w:proofErr w:type="spellStart"/>
+      <w:r>
+        <w:t>vectors</w:t>
+      </w:r>
+      <w:proofErr w:type="spellEnd"/>
+      <w:r>
+        <w:t xml:space="preserve"> (1,0,-1) </w:t>
+      </w:r>
+      <w:proofErr w:type="spellStart"/>
+      <w:r>
+        <w:t>and</w:t>
+      </w:r>
+      <w:proofErr w:type="spellEnd"/>
+      <w:r>
+        <w:t xml:space="preserve"> (0,1,0)</w:t>
+      </w:r>
+    </w:p>
+    <w:p>
+      <w:pPr>
+        <w:jc w:val="both"/>
+        <w:rPr>
+          <w:rFonts w:eastAsiaTheme="minorEastAsia"/>
+          <w:lang w:val="en-US"/>
+        </w:rPr>
+      </w:pPr>
+      <w:r>
+        <w:rPr>
+          <w:rFonts w:eastAsiaTheme="minorEastAsia"/>
+          <w:lang w:val="en-US"/>
+        </w:rPr>
+        <w:tab/>
+        <w:t xml:space="preserve">In the end, given </w:t>
+      </w:r>
+      <m:oMath>
+        <m:r>
+          <m:rPr>
+            <m:sty m:val="bi"/>
+          </m:rPr>
+          <w:rPr>
+            <w:rFonts w:ascii="Cambria Math" w:eastAsiaTheme="minorEastAsia" w:hAnsi="Cambria Math"/>
+            <w:lang w:val="en-US"/>
+          </w:rPr>
+          <m:t>Ax=b</m:t>
+        </m:r>
+      </m:oMath>
+      <w:r>
+        <w:rPr>
+          <w:rFonts w:eastAsiaTheme="minorEastAsia"/>
+          <w:lang w:val="en-US"/>
+        </w:rPr>
+        <w:t xml:space="preserve">, then all the linear combinations of the column vectors in </w:t>
+      </w:r>
+      <m:oMath>
+        <m:r>
+          <m:rPr>
+            <m:sty m:val="bi"/>
+          </m:rPr>
+          <w:rPr>
+            <w:rFonts w:ascii="Cambria Math" w:eastAsiaTheme="minorEastAsia" w:hAnsi="Cambria Math"/>
+            <w:lang w:val="en-US"/>
+          </w:rPr>
+          <m:t>A</m:t>
+        </m:r>
+      </m:oMath>
+      <w:r>
+        <w:rPr>
+          <w:rFonts w:eastAsiaTheme="minorEastAsia"/>
+          <w:lang w:val="en-US"/>
+        </w:rPr>
+        <w:t>, will be in the plane shown in the figure above.</w:t>
+      </w:r>
+    </w:p>
+    <w:p>
+      <w:pPr>
+        <w:rPr>
+          <w:lang w:val="en-US"/>
+        </w:rPr>
+      </w:pPr>
+      <w:r>
+        <w:rPr>
+          <w:lang w:val="en-US"/>
+        </w:rPr>
+        <w:br w:type="page"/>
+      </w:r>
+    </w:p>
+    <w:sdt>
+      <w:sdtPr>
+        <w:rPr>
+          <w:rFonts w:asciiTheme="minorHAnsi" w:eastAsiaTheme="minorHAnsi" w:hAnsiTheme="minorHAnsi" w:cstheme="minorBidi"/>
+          <w:color w:val="auto"/>
+          <w:sz w:val="24"/>
+          <w:szCs w:val="24"/>
+        </w:rPr>
+        <w:id w:val="-266621794"/>
+        <w:docPartObj>
+          <w:docPartGallery w:val="Bibliographies"/>
+          <w:docPartUnique/>
+        </w:docPartObj>
+      </w:sdtPr>
+      <w:sdtContent>
+        <w:p>
+          <w:pPr>
+            <w:pStyle w:val="Heading1"/>
+          </w:pPr>
+          <w:proofErr w:type="spellStart"/>
+          <w:r>
+            <w:t>References</w:t>
+          </w:r>
+          <w:proofErr w:type="spellEnd"/>
+        </w:p>
+        <w:sdt>
+          <w:sdtPr>
+            <w:id w:val="-573587230"/>
+            <w:bibliography/>
+          </w:sdtPr>
+          <w:sdtContent>
+            <w:p>
+              <w:pPr>
+                <w:rPr>
+                  <w:noProof/>
+                </w:rPr>
+              </w:pPr>
+              <w:r>
+                <w:fldChar w:fldCharType="begin"/>
+              </w:r>
+              <w:r>
+                <w:instrText xml:space="preserve"> BIBLIOGRAPHY </w:instrText>
+              </w:r>
+              <w:r>
+                <w:fldChar w:fldCharType="separate"/>
+              </w:r>
+            </w:p>
+            <w:tbl>
+              <w:tblPr>
+                <w:tblW w:w="5000" w:type="pct"/>
+                <w:tblCellSpacing w:w="15" w:type="dxa"/>
+                <w:tblCellMar>
+                  <w:top w:w="15" w:type="dxa"/>
+                  <w:left w:w="15" w:type="dxa"/>
+                  <w:bottom w:w="15" w:type="dxa"/>
+                  <w:right w:w="15" w:type="dxa"/>
+                </w:tblCellMar>
+                <w:tblLook w:val="04A0" w:firstRow="1" w:lastRow="0" w:firstColumn="1" w:lastColumn="0" w:noHBand="0" w:noVBand="1"/>
+              </w:tblPr>
+              <w:tblGrid>
+                <w:gridCol w:w="344"/>
+                <w:gridCol w:w="9016"/>
+              </w:tblGrid>
+              <w:tr>
+                <w:trPr>
+                  <w:divId w:val="159544436"/>
+                  <w:tblCellSpacing w:w="15" w:type="dxa"/>
+                </w:trPr>
+                <w:tc>
+                  <w:tcPr>
+                    <w:tcW w:w="50" w:type="pct"/>
+                    <w:hideMark/>
+                  </w:tcPr>
+                  <w:p>
+                    <w:pPr>
+                      <w:pStyle w:val="Bibliography"/>
+                      <w:rPr>
+                        <w:noProof/>
+                        <w14:ligatures w14:val="none"/>
+                      </w:rPr>
+                    </w:pPr>
+                    <w:r>
+                      <w:rPr>
+                        <w:noProof/>
+                      </w:rPr>
+                      <w:t xml:space="preserve">[1] </w:t>
+                    </w:r>
+                  </w:p>
+                </w:tc>
+                <w:tc>
+                  <w:tcPr>
+                    <w:tcW w:w="0" w:type="auto"/>
+                    <w:hideMark/>
+                  </w:tcPr>
+                  <w:p>
+                    <w:pPr>
+                      <w:pStyle w:val="Bibliography"/>
+                      <w:rPr>
+                        <w:noProof/>
+                      </w:rPr>
+                    </w:pPr>
+                    <w:r>
+                      <w:rPr>
+                        <w:noProof/>
+                      </w:rPr>
+                      <w:t>„Systems of linear equations,” [Interactiv]. Available: https://en.wikipedia.org/wiki/System_of_linear_equations.</w:t>
+                    </w:r>
+                  </w:p>
+                </w:tc>
+              </w:tr>
+            </w:tbl>
+            <w:p>
+              <w:pPr>
+                <w:divId w:val="159544436"/>
+                <w:rPr>
+                  <w:rFonts w:eastAsia="Times New Roman"/>
+                  <w:noProof/>
+                </w:rPr>
+              </w:pPr>
+            </w:p>
+            <w:p>
+              <w:r>
+                <w:rPr>
+                  <w:b/>
+                  <w:bCs/>
+                  <w:noProof/>
+                </w:rPr>
+                <w:fldChar w:fldCharType="end"/>
+              </w:r>
+            </w:p>
+          </w:sdtContent>
+        </w:sdt>
+      </w:sdtContent>
+    </w:sdt>
+    <w:p>
+      <w:pPr>
+        <w:rPr>
+          <w:lang w:val="en-US"/>
+        </w:rPr>
+      </w:pPr>
     </w:p>
     <w:sectPr>
       <w:pgSz w:w="12240" w:h="15840"/>
@@ -14331,6 +22236,14 @@
       <w:spacing w:after="0" w:line="240" w:lineRule="auto"/>
     </w:pPr>
   </w:style>
+  <w:style w:type="paragraph" w:styleId="Bibliography">
+    <w:name w:val="Bibliography"/>
+    <w:basedOn w:val="Normal"/>
+    <w:next w:val="Normal"/>
+    <w:uiPriority w:val="37"/>
+    <w:unhideWhenUsed/>
+    <w:rsid w:val="0080418F"/>
+  </w:style>
 </w:styles>
 </file>
 
@@ -14630,11 +22543,21 @@
 </file>
 
 <file path=customXml/item1.xml><?xml version="1.0" encoding="utf-8"?>
-<b:Sources xmlns:b="http://schemas.openxmlformats.org/officeDocument/2006/bibliography" xmlns="http://schemas.openxmlformats.org/officeDocument/2006/bibliography" SelectedStyle="\APASixthEditionOfficeOnline.xsl" StyleName="APA" Version="6"/>
+<b:Sources xmlns:b="http://schemas.openxmlformats.org/officeDocument/2006/bibliography" xmlns="http://schemas.openxmlformats.org/officeDocument/2006/bibliography" SelectedStyle="\IEEE2006OfficeOnline.xsl" StyleName="IEEE" Version="2006">
+  <b:Source>
+    <b:Tag>Sys</b:Tag>
+    <b:SourceType>InternetSite</b:SourceType>
+    <b:Guid>{4C81C185-660C-40BE-96BA-218A5634600C}</b:Guid>
+    <b:Title>Systems of linear equations</b:Title>
+    <b:InternetSiteTitle>Wikipedia</b:InternetSiteTitle>
+    <b:URL>https://en.wikipedia.org/wiki/System_of_linear_equations</b:URL>
+    <b:RefOrder>1</b:RefOrder>
+  </b:Source>
+</b:Sources>
 </file>
 
 <file path=customXml/itemProps1.xml><?xml version="1.0" encoding="utf-8"?>
-<ds:datastoreItem xmlns:ds="http://schemas.openxmlformats.org/officeDocument/2006/customXml" ds:itemID="{ADED4DE2-923C-425B-9C60-7A6BA5BAD3F1}">
+<ds:datastoreItem xmlns:ds="http://schemas.openxmlformats.org/officeDocument/2006/customXml" ds:itemID="{68DC27ED-163B-41EF-914D-58CE4571AE08}">
   <ds:schemaRefs>
     <ds:schemaRef ds:uri="http://schemas.openxmlformats.org/officeDocument/2006/bibliography"/>
   </ds:schemaRefs>

--- a/1_Introduction_To_Linear_Algebra.docx
+++ b/1_Introduction_To_Linear_Algebra.docx
@@ -673,10 +673,10 @@
             <v:path o:extrusionok="f" gradientshapeok="t" o:connecttype="rect"/>
             <o:lock v:ext="edit" aspectratio="t"/>
           </v:shapetype>
-          <v:shape id="_x0000_i1025" type="#_x0000_t75" style="width:187.5pt;height:183.75pt" o:ole="">
+          <v:shape id="_x0000_i1025" type="#_x0000_t75" style="width:187.85pt;height:183.45pt" o:ole="">
             <v:imagedata r:id="rId8" o:title=""/>
           </v:shape>
-          <o:OLEObject Type="Embed" ProgID="AxGlyph.Document" ShapeID="_x0000_i1025" DrawAspect="Content" ObjectID="_1833991501" r:id="rId9"/>
+          <o:OLEObject Type="Embed" ProgID="AxGlyph.Document" ShapeID="_x0000_i1025" DrawAspect="Content" ObjectID="_1834853280" r:id="rId9"/>
         </w:object>
       </w:r>
     </w:p>
@@ -1050,10 +1050,10 @@
       </w:pPr>
       <w:r>
         <w:object w:dxaOrig="2967" w:dyaOrig="2397" w14:anchorId="3A15A775">
-          <v:shape id="_x0000_i1026" type="#_x0000_t75" style="width:232.85pt;height:188.9pt" o:ole="">
+          <v:shape id="_x0000_i1026" type="#_x0000_t75" style="width:232.9pt;height:189.1pt" o:ole="">
             <v:imagedata r:id="rId10" o:title=""/>
           </v:shape>
-          <o:OLEObject Type="Embed" ProgID="AxGlyph.Document" ShapeID="_x0000_i1026" DrawAspect="Content" ObjectID="_1833991502" r:id="rId11"/>
+          <o:OLEObject Type="Embed" ProgID="AxGlyph.Document" ShapeID="_x0000_i1026" DrawAspect="Content" ObjectID="_1834853281" r:id="rId11"/>
         </w:object>
       </w:r>
     </w:p>
@@ -5910,10 +5910,10 @@
           <w:rFonts w:eastAsiaTheme="minorEastAsia"/>
         </w:rPr>
         <w:object w:dxaOrig="3885" w:dyaOrig="4069" w14:anchorId="427A9C27">
-          <v:shape id="_x0000_i1027" type="#_x0000_t75" style="width:259.5pt;height:272.55pt" o:ole="">
+          <v:shape id="_x0000_i1027" type="#_x0000_t75" style="width:259.85pt;height:272.35pt" o:ole="">
             <v:imagedata r:id="rId12" o:title=""/>
           </v:shape>
-          <o:OLEObject Type="Embed" ProgID="AxGlyph.Document" ShapeID="_x0000_i1027" DrawAspect="Content" ObjectID="_1833991503" r:id="rId13"/>
+          <o:OLEObject Type="Embed" ProgID="AxGlyph.Document" ShapeID="_x0000_i1027" DrawAspect="Content" ObjectID="_1834853282" r:id="rId13"/>
         </w:object>
       </w:r>
     </w:p>
@@ -12266,7 +12266,13 @@
             <w:rPr>
               <w:rFonts w:eastAsiaTheme="minorEastAsia"/>
             </w:rPr>
-            <w:t xml:space="preserve"> [1]</w:t>
+            <w:t xml:space="preserve"> </w:t>
+          </w:r>
+          <w:r>
+            <w:rPr>
+              <w:rFonts w:eastAsiaTheme="minorEastAsia"/>
+            </w:rPr>
+            <w:t>[1]</w:t>
           </w:r>
           <w:r>
             <w:rPr>
@@ -21850,6 +21856,7 @@
     </w:p>
     <w:p>
       <w:pPr>
+        <w:jc w:val="both"/>
         <w:rPr>
           <w:rFonts w:eastAsiaTheme="minorEastAsia"/>
         </w:rPr>
@@ -21912,20 +21919,26 @@
         <w:rPr>
           <w:rFonts w:eastAsiaTheme="minorEastAsia"/>
         </w:rPr>
-        <w:t xml:space="preserve">-axis, that is when </w:t>
+        <w:t>-axis</w:t>
+      </w:r>
+      <w:r>
+        <w:rPr>
+          <w:rFonts w:eastAsiaTheme="minorEastAsia"/>
+        </w:rPr>
+        <w:t xml:space="preserve"> intercept</w:t>
+      </w:r>
+      <w:r>
+        <w:rPr>
+          <w:rFonts w:eastAsiaTheme="minorEastAsia"/>
+        </w:rPr>
+        <w:t xml:space="preserve">, that is when </w:t>
       </w:r>
       <m:oMath>
         <m:r>
           <w:rPr>
             <w:rFonts w:ascii="Cambria Math" w:eastAsiaTheme="minorEastAsia" w:hAnsi="Cambria Math"/>
           </w:rPr>
-          <m:t>x=0</m:t>
-        </m:r>
-        <m:r>
-          <w:rPr>
-            <w:rFonts w:ascii="Cambria Math" w:eastAsiaTheme="minorEastAsia" w:hAnsi="Cambria Math"/>
-          </w:rPr>
-          <m:t xml:space="preserve"> then y</m:t>
+          <m:t>x=0 then y</m:t>
         </m:r>
         <m:d>
           <m:dPr>
@@ -21949,13 +21962,7 @@
           <w:rPr>
             <w:rFonts w:ascii="Cambria Math" w:eastAsiaTheme="minorEastAsia" w:hAnsi="Cambria Math"/>
           </w:rPr>
-          <m:t>=b</m:t>
-        </m:r>
-        <m:r>
-          <w:rPr>
-            <w:rFonts w:ascii="Cambria Math" w:eastAsiaTheme="minorEastAsia" w:hAnsi="Cambria Math"/>
-          </w:rPr>
-          <m:t>.</m:t>
+          <m:t>=b.</m:t>
         </m:r>
       </m:oMath>
     </w:p>
@@ -21971,10 +21978,10 @@
           <w:rFonts w:eastAsiaTheme="minorEastAsia"/>
         </w:rPr>
         <w:object w:dxaOrig="4337" w:dyaOrig="4337" w14:anchorId="448894B6">
-          <v:shape id="_x0000_i1137" type="#_x0000_t75" style="width:216.95pt;height:216.95pt" o:ole="">
+          <v:shape id="_x0000_i1028" type="#_x0000_t75" style="width:217.25pt;height:217.25pt" o:ole="">
             <v:imagedata r:id="rId15" o:title=""/>
           </v:shape>
-          <o:OLEObject Type="Embed" ProgID="AxGlyph.Document" ShapeID="_x0000_i1137" DrawAspect="Content" ObjectID="_1833991504" r:id="rId16"/>
+          <o:OLEObject Type="Embed" ProgID="AxGlyph.Document" ShapeID="_x0000_i1028" DrawAspect="Content" ObjectID="_1834853283" r:id="rId16"/>
         </w:object>
       </w:r>
     </w:p>
@@ -22065,10 +22072,10 @@
           <w:rFonts w:eastAsiaTheme="minorEastAsia"/>
         </w:rPr>
         <w:object w:dxaOrig="4337" w:dyaOrig="4337" w14:anchorId="4AB966AB">
-          <v:shape id="_x0000_i1100" type="#_x0000_t75" style="width:216.95pt;height:216.95pt" o:ole="">
+          <v:shape id="_x0000_i1029" type="#_x0000_t75" style="width:217.25pt;height:217.25pt" o:ole="">
             <v:imagedata r:id="rId17" o:title=""/>
           </v:shape>
-          <o:OLEObject Type="Embed" ProgID="AxGlyph.Document" ShapeID="_x0000_i1100" DrawAspect="Content" ObjectID="_1833991505" r:id="rId18"/>
+          <o:OLEObject Type="Embed" ProgID="AxGlyph.Document" ShapeID="_x0000_i1029" DrawAspect="Content" ObjectID="_1834853284" r:id="rId18"/>
         </w:object>
       </w:r>
     </w:p>
@@ -22077,7 +22084,6 @@
         <w:pStyle w:val="Heading3"/>
       </w:pPr>
       <w:r>
-        <w:lastRenderedPageBreak/>
         <w:t>The Point-Slope Form</w:t>
       </w:r>
     </w:p>
@@ -22113,10 +22119,50 @@
         <w:t xml:space="preserve"> of the equation of a straight line </w:t>
       </w:r>
       <w:r>
-        <w:t>is derived by applying the slope-intercept form</w:t>
-      </w:r>
-      <w:r>
-        <w:t xml:space="preserve"> </w:t>
+        <w:t>is derived</w:t>
+      </w:r>
+      <w:r>
+        <w:t xml:space="preserve"> from </w:t>
+      </w:r>
+      <w:r>
+        <w:t xml:space="preserve">the slope-intercept </w:t>
+      </w:r>
+      <w:r>
+        <w:t xml:space="preserve">by subtracting </w:t>
+      </w:r>
+      <m:oMath>
+        <m:sSub>
+          <m:sSubPr>
+            <m:ctrlPr>
+              <w:rPr>
+                <w:rFonts w:ascii="Cambria Math" w:hAnsi="Cambria Math"/>
+                <w:i/>
+              </w:rPr>
+            </m:ctrlPr>
+          </m:sSubPr>
+          <m:e>
+            <m:r>
+              <w:rPr>
+                <w:rFonts w:ascii="Cambria Math" w:hAnsi="Cambria Math"/>
+              </w:rPr>
+              <m:t>y</m:t>
+            </m:r>
+          </m:e>
+          <m:sub>
+            <m:r>
+              <w:rPr>
+                <w:rFonts w:ascii="Cambria Math" w:hAnsi="Cambria Math"/>
+              </w:rPr>
+              <m:t>1</m:t>
+            </m:r>
+          </m:sub>
+        </m:sSub>
+      </m:oMath>
+      <w:r>
+        <w:rPr>
+          <w:rFonts w:eastAsiaTheme="minorEastAsia"/>
+        </w:rPr>
+        <w:t xml:space="preserve"> from both sides </w:t>
       </w:r>
       <w:sdt>
         <w:sdtPr>
@@ -22223,35 +22269,25 @@
         <w:rPr>
           <w:rFonts w:eastAsiaTheme="minorEastAsia"/>
         </w:rPr>
-        <w:t xml:space="preserve">equation, we can just force </w:t>
-      </w:r>
-      <m:oMath>
-        <m:r>
-          <w:rPr>
-            <w:rFonts w:ascii="Cambria Math" w:eastAsiaTheme="minorEastAsia" w:hAnsi="Cambria Math"/>
-          </w:rPr>
-          <m:t>b</m:t>
-        </m:r>
-      </m:oMath>
-      <w:r>
-        <w:rPr>
-          <w:rFonts w:eastAsiaTheme="minorEastAsia"/>
-        </w:rPr>
-        <w:t xml:space="preserve"> to equal 0 (imagine what happens to the figure below when </w:t>
-      </w:r>
-      <m:oMath>
-        <m:r>
-          <w:rPr>
-            <w:rFonts w:ascii="Cambria Math" w:eastAsiaTheme="minorEastAsia" w:hAnsi="Cambria Math"/>
-          </w:rPr>
-          <m:t>b</m:t>
-        </m:r>
-      </m:oMath>
-      <w:r>
-        <w:rPr>
-          <w:rFonts w:eastAsiaTheme="minorEastAsia"/>
-        </w:rPr>
-        <w:t xml:space="preserve"> goes to 0) and think of </w:t>
+        <w:t>equation</w:t>
+      </w:r>
+      <w:r>
+        <w:rPr>
+          <w:rFonts w:eastAsiaTheme="minorEastAsia"/>
+        </w:rPr>
+        <w:t>, we ca</w:t>
+      </w:r>
+      <w:r>
+        <w:rPr>
+          <w:rFonts w:eastAsiaTheme="minorEastAsia"/>
+        </w:rPr>
+        <w:t>n</w:t>
+      </w:r>
+      <w:r>
+        <w:rPr>
+          <w:rFonts w:eastAsiaTheme="minorEastAsia"/>
+        </w:rPr>
+        <w:t xml:space="preserve"> think of </w:t>
       </w:r>
       <m:oMath>
         <m:r>
@@ -22360,6 +22396,26 @@
             </m:r>
           </m:sub>
         </m:sSub>
+      </m:oMath>
+      <w:r>
+        <w:rPr>
+          <w:rFonts w:eastAsiaTheme="minorEastAsia"/>
+        </w:rPr>
+        <w:t xml:space="preserve">, </w:t>
+      </w:r>
+      <w:r>
+        <w:rPr>
+          <w:rFonts w:eastAsiaTheme="minorEastAsia"/>
+        </w:rPr>
+        <w:t xml:space="preserve">for any vertical offset </w:t>
+      </w:r>
+      <m:oMath>
+        <m:r>
+          <w:rPr>
+            <w:rFonts w:ascii="Cambria Math" w:eastAsiaTheme="minorEastAsia" w:hAnsi="Cambria Math"/>
+          </w:rPr>
+          <m:t>b</m:t>
+        </m:r>
       </m:oMath>
       <w:r>
         <w:rPr>
@@ -22735,10 +22791,10 @@
           <w:rFonts w:eastAsiaTheme="minorEastAsia"/>
         </w:rPr>
         <w:object w:dxaOrig="4337" w:dyaOrig="4394" w14:anchorId="548D4EAF">
-          <v:shape id="_x0000_i1101" type="#_x0000_t75" style="width:216.95pt;height:219.75pt" o:ole="">
+          <v:shape id="_x0000_i1030" type="#_x0000_t75" style="width:217.25pt;height:219.75pt" o:ole="">
             <v:imagedata r:id="rId19" o:title=""/>
           </v:shape>
-          <o:OLEObject Type="Embed" ProgID="AxGlyph.Document" ShapeID="_x0000_i1101" DrawAspect="Content" ObjectID="_1833991506" r:id="rId20"/>
+          <o:OLEObject Type="Embed" ProgID="AxGlyph.Document" ShapeID="_x0000_i1030" DrawAspect="Content" ObjectID="_1834853285" r:id="rId20"/>
         </w:object>
       </w:r>
     </w:p>
@@ -22852,19 +22908,7 @@
             <w:rPr>
               <w:rFonts w:ascii="Cambria Math" w:eastAsiaTheme="minorEastAsia" w:hAnsi="Cambria Math"/>
             </w:rPr>
-            <m:t>+b⇔</m:t>
-          </m:r>
-          <m:r>
-            <w:rPr>
-              <w:rFonts w:ascii="Cambria Math" w:eastAsiaTheme="minorEastAsia" w:hAnsi="Cambria Math"/>
-            </w:rPr>
-            <m:t>b</m:t>
-          </m:r>
-          <m:r>
-            <w:rPr>
-              <w:rFonts w:ascii="Cambria Math" w:eastAsiaTheme="minorEastAsia" w:hAnsi="Cambria Math"/>
-            </w:rPr>
-            <m:t>=</m:t>
+            <m:t>+b⇔b=</m:t>
           </m:r>
           <m:sSub>
             <m:sSubPr>
@@ -22938,11 +22982,11 @@
         <w:rPr>
           <w:rFonts w:eastAsiaTheme="minorEastAsia"/>
         </w:rPr>
-        <w:object w:dxaOrig="4337" w:dyaOrig="4394" w14:anchorId="1F8FEB86">
-          <v:shape id="_x0000_i1107" type="#_x0000_t75" style="width:216.95pt;height:219.75pt" o:ole="">
+        <w:object w:dxaOrig="4337" w:dyaOrig="4536" w14:anchorId="1F8FEB86">
+          <v:shape id="_x0000_i1031" type="#_x0000_t75" style="width:217.25pt;height:227.25pt" o:ole="">
             <v:imagedata r:id="rId21" o:title=""/>
           </v:shape>
-          <o:OLEObject Type="Embed" ProgID="AxGlyph.Document" ShapeID="_x0000_i1107" DrawAspect="Content" ObjectID="_1833991507" r:id="rId22"/>
+          <o:OLEObject Type="Embed" ProgID="AxGlyph.Document" ShapeID="_x0000_i1031" DrawAspect="Content" ObjectID="_1834853286" r:id="rId22"/>
         </w:object>
       </w:r>
     </w:p>
@@ -23183,6 +23227,7 @@
         <w:rPr>
           <w:rFonts w:eastAsiaTheme="minorEastAsia"/>
         </w:rPr>
+        <w:lastRenderedPageBreak/>
         <w:t>Therefore, the expression is:</w:t>
       </w:r>
     </w:p>
@@ -23367,13 +23412,7 @@
             <w:rPr>
               <w:rFonts w:ascii="Cambria Math" w:hAnsi="Cambria Math"/>
             </w:rPr>
-            <m:t>(x</m:t>
-          </m:r>
-          <m:r>
-            <w:rPr>
-              <w:rFonts w:ascii="Cambria Math" w:hAnsi="Cambria Math"/>
-            </w:rPr>
-            <m:t>-</m:t>
+            <m:t>(x-</m:t>
           </m:r>
           <m:sSub>
             <m:sSubPr>
@@ -23419,10 +23458,10 @@
           <w:rFonts w:eastAsiaTheme="minorEastAsia"/>
         </w:rPr>
         <w:object w:dxaOrig="4337" w:dyaOrig="4489" w14:anchorId="5947CE56">
-          <v:shape id="_x0000_i1125" type="#_x0000_t75" style="width:216.95pt;height:224.9pt" o:ole="">
+          <v:shape id="_x0000_i1032" type="#_x0000_t75" style="width:217.25pt;height:224.75pt" o:ole="">
             <v:imagedata r:id="rId23" o:title=""/>
           </v:shape>
-          <o:OLEObject Type="Embed" ProgID="AxGlyph.Document" ShapeID="_x0000_i1125" DrawAspect="Content" ObjectID="_1833991508" r:id="rId24"/>
+          <o:OLEObject Type="Embed" ProgID="AxGlyph.Document" ShapeID="_x0000_i1032" DrawAspect="Content" ObjectID="_1834853287" r:id="rId24"/>
         </w:object>
       </w:r>
     </w:p>
@@ -23843,11 +23882,88 @@
           <w:rFonts w:eastAsiaTheme="minorEastAsia"/>
         </w:rPr>
       </w:pPr>
+      <m:oMathPara>
+        <m:oMath>
+          <m:r>
+            <w:rPr>
+              <w:rFonts w:ascii="Cambria Math" w:eastAsiaTheme="minorEastAsia" w:hAnsi="Cambria Math"/>
+            </w:rPr>
+            <m:t>x=-</m:t>
+          </m:r>
+          <m:f>
+            <m:fPr>
+              <m:ctrlPr>
+                <w:rPr>
+                  <w:rFonts w:ascii="Cambria Math" w:eastAsiaTheme="minorEastAsia" w:hAnsi="Cambria Math"/>
+                  <w:i/>
+                </w:rPr>
+              </m:ctrlPr>
+            </m:fPr>
+            <m:num>
+              <m:r>
+                <w:rPr>
+                  <w:rFonts w:ascii="Cambria Math" w:eastAsiaTheme="minorEastAsia" w:hAnsi="Cambria Math"/>
+                </w:rPr>
+                <m:t>B</m:t>
+              </m:r>
+            </m:num>
+            <m:den>
+              <m:r>
+                <w:rPr>
+                  <w:rFonts w:ascii="Cambria Math" w:eastAsiaTheme="minorEastAsia" w:hAnsi="Cambria Math"/>
+                </w:rPr>
+                <m:t>A</m:t>
+              </m:r>
+            </m:den>
+          </m:f>
+          <m:r>
+            <w:rPr>
+              <w:rFonts w:ascii="Cambria Math" w:eastAsiaTheme="minorEastAsia" w:hAnsi="Cambria Math"/>
+            </w:rPr>
+            <m:t>y+</m:t>
+          </m:r>
+          <m:f>
+            <m:fPr>
+              <m:ctrlPr>
+                <w:rPr>
+                  <w:rFonts w:ascii="Cambria Math" w:eastAsiaTheme="minorEastAsia" w:hAnsi="Cambria Math"/>
+                  <w:i/>
+                </w:rPr>
+              </m:ctrlPr>
+            </m:fPr>
+            <m:num>
+              <m:r>
+                <w:rPr>
+                  <w:rFonts w:ascii="Cambria Math" w:eastAsiaTheme="minorEastAsia" w:hAnsi="Cambria Math"/>
+                </w:rPr>
+                <m:t>C</m:t>
+              </m:r>
+            </m:num>
+            <m:den>
+              <m:r>
+                <w:rPr>
+                  <w:rFonts w:ascii="Cambria Math" w:eastAsiaTheme="minorEastAsia" w:hAnsi="Cambria Math"/>
+                </w:rPr>
+                <m:t>A</m:t>
+              </m:r>
+            </m:den>
+          </m:f>
+        </m:oMath>
+      </m:oMathPara>
+    </w:p>
+    <w:p>
+      <w:pPr>
+        <w:jc w:val="both"/>
+        <w:rPr>
+          <w:rFonts w:eastAsiaTheme="minorEastAsia"/>
+        </w:rPr>
+      </w:pPr>
       <w:r>
         <w:rPr>
           <w:rFonts w:eastAsiaTheme="minorEastAsia"/>
           <w:u w:val="single"/>
         </w:rPr>
+        <w:lastRenderedPageBreak/>
         <w:t>Note:</w:t>
       </w:r>
       <w:r>
@@ -23987,13 +24103,3491 @@
     </w:p>
     <w:p>
       <w:pPr>
+        <w:pStyle w:val="Heading2"/>
+      </w:pPr>
+      <w:r>
+        <w:t>The Plane Equation</w:t>
+      </w:r>
+    </w:p>
+    <w:p>
+      <w:pPr>
+        <w:ind w:firstLine="708"/>
         <w:jc w:val="both"/>
       </w:pPr>
+      <w:r>
+        <w:rPr>
+          <w:u w:val="single"/>
+        </w:rPr>
+        <w:t>Note:</w:t>
+      </w:r>
+      <w:r>
+        <w:t xml:space="preserve"> This section contains slighty different notations: for column vectors the following brackets are used</w:t>
+      </w:r>
+      <w:r>
+        <w:rPr>
+          <w:rFonts w:eastAsiaTheme="minorEastAsia"/>
+        </w:rPr>
+        <w:t xml:space="preserve"> </w:t>
+      </w:r>
+      <m:oMath>
+        <m:d>
+          <m:dPr>
+            <m:begChr m:val="〈"/>
+            <m:endChr m:val="〉"/>
+            <m:ctrlPr>
+              <w:rPr>
+                <w:rFonts w:ascii="Cambria Math" w:eastAsiaTheme="minorEastAsia" w:hAnsi="Cambria Math"/>
+                <w:i/>
+              </w:rPr>
+            </m:ctrlPr>
+          </m:dPr>
+          <m:e>
+            <m:r>
+              <w:rPr>
+                <w:rFonts w:ascii="Cambria Math" w:eastAsiaTheme="minorEastAsia" w:hAnsi="Cambria Math"/>
+              </w:rPr>
+              <m:t xml:space="preserve"> </m:t>
+            </m:r>
+          </m:e>
+        </m:d>
+      </m:oMath>
+      <w:r>
+        <w:rPr>
+          <w:rFonts w:eastAsiaTheme="minorEastAsia"/>
+        </w:rPr>
+        <w:t xml:space="preserve"> instead of </w:t>
+      </w:r>
+      <m:oMath>
+        <m:d>
+          <m:dPr>
+            <m:ctrlPr>
+              <w:rPr>
+                <w:rFonts w:ascii="Cambria Math" w:eastAsiaTheme="minorEastAsia" w:hAnsi="Cambria Math"/>
+                <w:i/>
+              </w:rPr>
+            </m:ctrlPr>
+          </m:dPr>
+          <m:e>
+            <m:r>
+              <w:rPr>
+                <w:rFonts w:ascii="Cambria Math" w:eastAsiaTheme="minorEastAsia" w:hAnsi="Cambria Math"/>
+              </w:rPr>
+              <m:t xml:space="preserve"> </m:t>
+            </m:r>
+          </m:e>
+        </m:d>
+      </m:oMath>
+      <w:r>
+        <w:rPr>
+          <w:rFonts w:eastAsiaTheme="minorEastAsia"/>
+        </w:rPr>
+        <w:t xml:space="preserve"> and for </w:t>
+      </w:r>
+      <w:r>
+        <w:rPr>
+          <w:rFonts w:eastAsiaTheme="minorEastAsia"/>
+        </w:rPr>
+        <w:t>vectors, the arrow notation is used instead of the bold notation.</w:t>
+      </w:r>
+    </w:p>
+    <w:p>
+      <w:pPr>
+        <w:ind w:firstLine="708"/>
+        <w:jc w:val="both"/>
+        <w:rPr>
+          <w:rFonts w:eastAsiaTheme="minorEastAsia"/>
+        </w:rPr>
+      </w:pPr>
+      <w:r>
+        <w:t xml:space="preserve">Let’s assume that we know a point that is on the plane </w:t>
+      </w:r>
+      <m:oMath>
+        <m:sSub>
+          <m:sSubPr>
+            <m:ctrlPr>
+              <w:rPr>
+                <w:rFonts w:ascii="Cambria Math" w:hAnsi="Cambria Math"/>
+                <w:i/>
+              </w:rPr>
+            </m:ctrlPr>
+          </m:sSubPr>
+          <m:e>
+            <m:r>
+              <w:rPr>
+                <w:rFonts w:ascii="Cambria Math" w:hAnsi="Cambria Math"/>
+              </w:rPr>
+              <m:t>P</m:t>
+            </m:r>
+          </m:e>
+          <m:sub>
+            <m:r>
+              <w:rPr>
+                <w:rFonts w:ascii="Cambria Math" w:hAnsi="Cambria Math"/>
+              </w:rPr>
+              <m:t>0</m:t>
+            </m:r>
+          </m:sub>
+        </m:sSub>
+        <m:r>
+          <w:rPr>
+            <w:rFonts w:ascii="Cambria Math" w:hAnsi="Cambria Math"/>
+          </w:rPr>
+          <m:t>=(</m:t>
+        </m:r>
+        <m:sSub>
+          <m:sSubPr>
+            <m:ctrlPr>
+              <w:rPr>
+                <w:rFonts w:ascii="Cambria Math" w:hAnsi="Cambria Math"/>
+                <w:i/>
+              </w:rPr>
+            </m:ctrlPr>
+          </m:sSubPr>
+          <m:e>
+            <m:r>
+              <w:rPr>
+                <w:rFonts w:ascii="Cambria Math" w:hAnsi="Cambria Math"/>
+              </w:rPr>
+              <m:t>x</m:t>
+            </m:r>
+          </m:e>
+          <m:sub>
+            <m:r>
+              <w:rPr>
+                <w:rFonts w:ascii="Cambria Math" w:hAnsi="Cambria Math"/>
+              </w:rPr>
+              <m:t>0</m:t>
+            </m:r>
+          </m:sub>
+        </m:sSub>
+        <m:r>
+          <w:rPr>
+            <w:rFonts w:ascii="Cambria Math" w:hAnsi="Cambria Math"/>
+          </w:rPr>
+          <m:t>,</m:t>
+        </m:r>
+        <m:sSub>
+          <m:sSubPr>
+            <m:ctrlPr>
+              <w:rPr>
+                <w:rFonts w:ascii="Cambria Math" w:hAnsi="Cambria Math"/>
+                <w:i/>
+              </w:rPr>
+            </m:ctrlPr>
+          </m:sSubPr>
+          <m:e>
+            <m:r>
+              <w:rPr>
+                <w:rFonts w:ascii="Cambria Math" w:hAnsi="Cambria Math"/>
+              </w:rPr>
+              <m:t>y</m:t>
+            </m:r>
+          </m:e>
+          <m:sub>
+            <m:r>
+              <w:rPr>
+                <w:rFonts w:ascii="Cambria Math" w:hAnsi="Cambria Math"/>
+              </w:rPr>
+              <m:t>0</m:t>
+            </m:r>
+          </m:sub>
+        </m:sSub>
+        <m:r>
+          <w:rPr>
+            <w:rFonts w:ascii="Cambria Math" w:hAnsi="Cambria Math"/>
+          </w:rPr>
+          <m:t>,</m:t>
+        </m:r>
+        <m:sSub>
+          <m:sSubPr>
+            <m:ctrlPr>
+              <w:rPr>
+                <w:rFonts w:ascii="Cambria Math" w:hAnsi="Cambria Math"/>
+                <w:i/>
+              </w:rPr>
+            </m:ctrlPr>
+          </m:sSubPr>
+          <m:e>
+            <m:r>
+              <w:rPr>
+                <w:rFonts w:ascii="Cambria Math" w:hAnsi="Cambria Math"/>
+              </w:rPr>
+              <m:t>z</m:t>
+            </m:r>
+          </m:e>
+          <m:sub>
+            <m:r>
+              <w:rPr>
+                <w:rFonts w:ascii="Cambria Math" w:hAnsi="Cambria Math"/>
+              </w:rPr>
+              <m:t>0</m:t>
+            </m:r>
+          </m:sub>
+        </m:sSub>
+        <m:r>
+          <w:rPr>
+            <w:rFonts w:ascii="Cambria Math" w:hAnsi="Cambria Math"/>
+          </w:rPr>
+          <m:t>)</m:t>
+        </m:r>
+      </m:oMath>
+      <w:r>
+        <w:rPr>
+          <w:rFonts w:eastAsiaTheme="minorEastAsia"/>
+        </w:rPr>
+        <w:t xml:space="preserve">. Let’s also suppose that we have a vector that is orthogonal (perpendicular) to the plane, </w:t>
+      </w:r>
+      <m:oMath>
+        <m:acc>
+          <m:accPr>
+            <m:chr m:val="⃗"/>
+            <m:ctrlPr>
+              <w:rPr>
+                <w:rFonts w:ascii="Cambria Math" w:eastAsiaTheme="minorEastAsia" w:hAnsi="Cambria Math"/>
+                <w:i/>
+              </w:rPr>
+            </m:ctrlPr>
+          </m:accPr>
+          <m:e>
+            <m:r>
+              <w:rPr>
+                <w:rFonts w:ascii="Cambria Math" w:eastAsiaTheme="minorEastAsia" w:hAnsi="Cambria Math"/>
+              </w:rPr>
+              <m:t>n</m:t>
+            </m:r>
+          </m:e>
+        </m:acc>
+        <m:r>
+          <w:rPr>
+            <w:rFonts w:ascii="Cambria Math" w:eastAsiaTheme="minorEastAsia" w:hAnsi="Cambria Math"/>
+          </w:rPr>
+          <m:t>=</m:t>
+        </m:r>
+        <m:d>
+          <m:dPr>
+            <m:begChr m:val="〈"/>
+            <m:endChr m:val="〉"/>
+            <m:ctrlPr>
+              <w:rPr>
+                <w:rFonts w:ascii="Cambria Math" w:eastAsiaTheme="minorEastAsia" w:hAnsi="Cambria Math"/>
+                <w:i/>
+              </w:rPr>
+            </m:ctrlPr>
+          </m:dPr>
+          <m:e>
+            <m:r>
+              <w:rPr>
+                <w:rFonts w:ascii="Cambria Math" w:eastAsiaTheme="minorEastAsia" w:hAnsi="Cambria Math"/>
+              </w:rPr>
+              <m:t>a,b,c</m:t>
+            </m:r>
+          </m:e>
+        </m:d>
+      </m:oMath>
+      <w:r>
+        <w:rPr>
+          <w:rFonts w:eastAsiaTheme="minorEastAsia"/>
+        </w:rPr>
+        <w:t>. T</w:t>
+      </w:r>
+      <w:r>
+        <w:rPr>
+          <w:rFonts w:eastAsiaTheme="minorEastAsia"/>
+        </w:rPr>
+        <w:t xml:space="preserve">his vector is called </w:t>
+      </w:r>
+      <w:r>
+        <w:rPr>
+          <w:rFonts w:eastAsiaTheme="minorEastAsia"/>
+          <w:b/>
+          <w:bCs/>
+        </w:rPr>
+        <w:t>normal vector</w:t>
+      </w:r>
+      <w:r>
+        <w:rPr>
+          <w:rFonts w:eastAsiaTheme="minorEastAsia"/>
+        </w:rPr>
+        <w:t>.</w:t>
+      </w:r>
+      <w:r>
+        <w:rPr>
+          <w:rFonts w:eastAsiaTheme="minorEastAsia"/>
+        </w:rPr>
+        <w:t xml:space="preserve"> </w:t>
+      </w:r>
+      <w:r>
+        <w:rPr>
+          <w:rFonts w:eastAsiaTheme="minorEastAsia"/>
+        </w:rPr>
+        <w:t xml:space="preserve">Now, assume that </w:t>
+      </w:r>
+      <m:oMath>
+        <m:r>
+          <w:rPr>
+            <w:rFonts w:ascii="Cambria Math" w:eastAsiaTheme="minorEastAsia" w:hAnsi="Cambria Math"/>
+          </w:rPr>
+          <m:t>P=(x,y,z)</m:t>
+        </m:r>
+      </m:oMath>
+      <w:r>
+        <w:rPr>
+          <w:rFonts w:eastAsiaTheme="minorEastAsia"/>
+        </w:rPr>
+        <w:t xml:space="preserve"> is any point in the plane. Finally, since we are going to be working with vectors initially, we’ll let </w:t>
+      </w:r>
+      <m:oMath>
+        <m:acc>
+          <m:accPr>
+            <m:chr m:val="⃗"/>
+            <m:ctrlPr>
+              <w:rPr>
+                <w:rFonts w:ascii="Cambria Math" w:eastAsiaTheme="minorEastAsia" w:hAnsi="Cambria Math"/>
+                <w:i/>
+              </w:rPr>
+            </m:ctrlPr>
+          </m:accPr>
+          <m:e>
+            <m:sSub>
+              <m:sSubPr>
+                <m:ctrlPr>
+                  <w:rPr>
+                    <w:rFonts w:ascii="Cambria Math" w:eastAsiaTheme="minorEastAsia" w:hAnsi="Cambria Math"/>
+                    <w:i/>
+                  </w:rPr>
+                </m:ctrlPr>
+              </m:sSubPr>
+              <m:e>
+                <m:r>
+                  <w:rPr>
+                    <w:rFonts w:ascii="Cambria Math" w:eastAsiaTheme="minorEastAsia" w:hAnsi="Cambria Math"/>
+                  </w:rPr>
+                  <m:t>r</m:t>
+                </m:r>
+              </m:e>
+              <m:sub>
+                <m:r>
+                  <w:rPr>
+                    <w:rFonts w:ascii="Cambria Math" w:eastAsiaTheme="minorEastAsia" w:hAnsi="Cambria Math"/>
+                  </w:rPr>
+                  <m:t>0</m:t>
+                </m:r>
+              </m:sub>
+            </m:sSub>
+          </m:e>
+        </m:acc>
+      </m:oMath>
+      <w:r>
+        <w:rPr>
+          <w:rFonts w:eastAsiaTheme="minorEastAsia"/>
+        </w:rPr>
+        <w:t xml:space="preserve"> and </w:t>
+      </w:r>
+      <m:oMath>
+        <m:acc>
+          <m:accPr>
+            <m:chr m:val="⃗"/>
+            <m:ctrlPr>
+              <w:rPr>
+                <w:rFonts w:ascii="Cambria Math" w:eastAsiaTheme="minorEastAsia" w:hAnsi="Cambria Math"/>
+                <w:i/>
+              </w:rPr>
+            </m:ctrlPr>
+          </m:accPr>
+          <m:e>
+            <m:r>
+              <w:rPr>
+                <w:rFonts w:ascii="Cambria Math" w:eastAsiaTheme="minorEastAsia" w:hAnsi="Cambria Math"/>
+              </w:rPr>
+              <m:t>r</m:t>
+            </m:r>
+          </m:e>
+        </m:acc>
+      </m:oMath>
+      <w:r>
+        <w:rPr>
+          <w:rFonts w:eastAsiaTheme="minorEastAsia"/>
+        </w:rPr>
+        <w:t xml:space="preserve"> be the position vectors for </w:t>
+      </w:r>
+      <m:oMath>
+        <m:sSub>
+          <m:sSubPr>
+            <m:ctrlPr>
+              <w:rPr>
+                <w:rFonts w:ascii="Cambria Math" w:eastAsiaTheme="minorEastAsia" w:hAnsi="Cambria Math"/>
+                <w:i/>
+              </w:rPr>
+            </m:ctrlPr>
+          </m:sSubPr>
+          <m:e>
+            <m:r>
+              <w:rPr>
+                <w:rFonts w:ascii="Cambria Math" w:eastAsiaTheme="minorEastAsia" w:hAnsi="Cambria Math"/>
+              </w:rPr>
+              <m:t>P</m:t>
+            </m:r>
+          </m:e>
+          <m:sub>
+            <m:r>
+              <w:rPr>
+                <w:rFonts w:ascii="Cambria Math" w:eastAsiaTheme="minorEastAsia" w:hAnsi="Cambria Math"/>
+              </w:rPr>
+              <m:t>0</m:t>
+            </m:r>
+          </m:sub>
+        </m:sSub>
+      </m:oMath>
+      <w:r>
+        <w:rPr>
+          <w:rFonts w:eastAsiaTheme="minorEastAsia"/>
+        </w:rPr>
+        <w:t xml:space="preserve"> and </w:t>
+      </w:r>
+      <m:oMath>
+        <m:r>
+          <w:rPr>
+            <w:rFonts w:ascii="Cambria Math" w:eastAsiaTheme="minorEastAsia" w:hAnsi="Cambria Math"/>
+          </w:rPr>
+          <m:t>P</m:t>
+        </m:r>
+      </m:oMath>
+      <w:r>
+        <w:rPr>
+          <w:rFonts w:eastAsiaTheme="minorEastAsia"/>
+        </w:rPr>
+        <w:t xml:space="preserve"> respectively </w:t>
+      </w:r>
+      <w:sdt>
+        <w:sdtPr>
+          <w:rPr>
+            <w:rFonts w:eastAsiaTheme="minorEastAsia"/>
+          </w:rPr>
+          <w:id w:val="838266683"/>
+          <w:citation/>
+        </w:sdtPr>
+        <w:sdtContent>
+          <w:r>
+            <w:rPr>
+              <w:rFonts w:eastAsiaTheme="minorEastAsia"/>
+            </w:rPr>
+            <w:fldChar w:fldCharType="begin"/>
+          </w:r>
+          <w:r>
+            <w:rPr>
+              <w:rFonts w:eastAsiaTheme="minorEastAsia"/>
+              <w:lang w:val="en-US"/>
+            </w:rPr>
+            <w:instrText xml:space="preserve"> CITATION PlaneEquation \l 1033 </w:instrText>
+          </w:r>
+          <w:r>
+            <w:rPr>
+              <w:rFonts w:eastAsiaTheme="minorEastAsia"/>
+            </w:rPr>
+            <w:fldChar w:fldCharType="separate"/>
+          </w:r>
+          <w:r>
+            <w:rPr>
+              <w:rFonts w:eastAsiaTheme="minorEastAsia"/>
+              <w:lang w:val="en-US"/>
+            </w:rPr>
+            <w:t>[3]</w:t>
+          </w:r>
+          <w:r>
+            <w:rPr>
+              <w:rFonts w:eastAsiaTheme="minorEastAsia"/>
+            </w:rPr>
+            <w:fldChar w:fldCharType="end"/>
+          </w:r>
+        </w:sdtContent>
+      </w:sdt>
+      <w:r>
+        <w:rPr>
+          <w:rFonts w:eastAsiaTheme="minorEastAsia"/>
+        </w:rPr>
+        <w:t>.</w:t>
+      </w:r>
+    </w:p>
+    <w:p>
+      <w:pPr>
+        <w:keepNext/>
+        <w:jc w:val="center"/>
+      </w:pPr>
+      <w:r>
+        <w:drawing>
+          <wp:inline distT="0" distB="0" distL="0" distR="0" wp14:anchorId="1978DD5D" wp14:editId="51DCF497">
+            <wp:extent cx="1690702" cy="2092325"/>
+            <wp:effectExtent l="0" t="0" r="5080" b="3175"/>
+            <wp:docPr id="1680929514" name="Picture 1"/>
+            <wp:cNvGraphicFramePr>
+              <a:graphicFrameLocks xmlns:a="http://schemas.openxmlformats.org/drawingml/2006/main" noChangeAspect="1"/>
+            </wp:cNvGraphicFramePr>
+            <a:graphic xmlns:a="http://schemas.openxmlformats.org/drawingml/2006/main">
+              <a:graphicData uri="http://schemas.openxmlformats.org/drawingml/2006/picture">
+                <pic:pic xmlns:pic="http://schemas.openxmlformats.org/drawingml/2006/picture">
+                  <pic:nvPicPr>
+                    <pic:cNvPr id="1680929514" name=""/>
+                    <pic:cNvPicPr/>
+                  </pic:nvPicPr>
+                  <pic:blipFill>
+                    <a:blip r:embed="rId25"/>
+                    <a:stretch>
+                      <a:fillRect/>
+                    </a:stretch>
+                  </pic:blipFill>
+                  <pic:spPr>
+                    <a:xfrm>
+                      <a:off x="0" y="0"/>
+                      <a:ext cx="1693559" cy="2095860"/>
+                    </a:xfrm>
+                    <a:prstGeom prst="rect">
+                      <a:avLst/>
+                    </a:prstGeom>
+                  </pic:spPr>
+                </pic:pic>
+              </a:graphicData>
+            </a:graphic>
+          </wp:inline>
+        </w:drawing>
+      </w:r>
+    </w:p>
+    <w:p>
+      <w:pPr>
+        <w:pStyle w:val="Caption"/>
+        <w:jc w:val="center"/>
+      </w:pPr>
+      <w:r>
+        <w:t xml:space="preserve">Figure </w:t>
+      </w:r>
+      <w:r>
+        <w:fldChar w:fldCharType="begin"/>
+      </w:r>
+      <w:r>
+        <w:instrText xml:space="preserve"> STYLEREF 1 \s </w:instrText>
+      </w:r>
+      <w:r>
+        <w:fldChar w:fldCharType="separate"/>
+      </w:r>
+      <w:r>
+        <w:t>3</w:t>
+      </w:r>
+      <w:r>
+        <w:fldChar w:fldCharType="end"/>
+      </w:r>
+      <w:r>
+        <w:t>.</w:t>
+      </w:r>
+      <w:r>
+        <w:fldChar w:fldCharType="begin"/>
+      </w:r>
+      <w:r>
+        <w:instrText xml:space="preserve"> SEQ Figure \* ARABIC \s 1 </w:instrText>
+      </w:r>
+      <w:r>
+        <w:fldChar w:fldCharType="separate"/>
+      </w:r>
+      <w:r>
+        <w:t>1</w:t>
+      </w:r>
+      <w:r>
+        <w:fldChar w:fldCharType="end"/>
+      </w:r>
+      <w:r>
+        <w:t xml:space="preserve"> The plane representation with 2 points and normal vector </w:t>
+      </w:r>
+      <w:sdt>
+        <w:sdtPr>
+          <w:id w:val="2003244616"/>
+          <w:citation/>
+        </w:sdtPr>
+        <w:sdtContent>
+          <w:r>
+            <w:fldChar w:fldCharType="begin"/>
+          </w:r>
+          <w:r>
+            <w:rPr>
+              <w:lang w:val="en-US"/>
+            </w:rPr>
+            <w:instrText xml:space="preserve"> CITATION PlaneEquation \l 1033 </w:instrText>
+          </w:r>
+          <w:r>
+            <w:fldChar w:fldCharType="separate"/>
+          </w:r>
+          <w:r>
+            <w:rPr>
+              <w:lang w:val="en-US"/>
+            </w:rPr>
+            <w:t>[3]</w:t>
+          </w:r>
+          <w:r>
+            <w:fldChar w:fldCharType="end"/>
+          </w:r>
+        </w:sdtContent>
+      </w:sdt>
     </w:p>
     <w:p>
       <w:pPr>
         <w:jc w:val="both"/>
+        <w:rPr>
+          <w:rFonts w:eastAsiaTheme="minorEastAsia"/>
+        </w:rPr>
       </w:pPr>
+      <w:r>
+        <w:tab/>
+        <w:t xml:space="preserve">Because </w:t>
+      </w:r>
+      <m:oMath>
+        <m:acc>
+          <m:accPr>
+            <m:chr m:val="⃗"/>
+            <m:ctrlPr>
+              <w:rPr>
+                <w:rFonts w:ascii="Cambria Math" w:hAnsi="Cambria Math"/>
+                <w:i/>
+              </w:rPr>
+            </m:ctrlPr>
+          </m:accPr>
+          <m:e>
+            <m:r>
+              <w:rPr>
+                <w:rFonts w:ascii="Cambria Math" w:hAnsi="Cambria Math"/>
+              </w:rPr>
+              <m:t>n</m:t>
+            </m:r>
+          </m:e>
+        </m:acc>
+      </m:oMath>
+      <w:r>
+        <w:rPr>
+          <w:rFonts w:eastAsiaTheme="minorEastAsia"/>
+        </w:rPr>
+        <w:t xml:space="preserve"> is orthogonal to the plane, it’s also orthogonal to any vector that lies in the plane. In particular it’s orthogonal to </w:t>
+      </w:r>
+      <m:oMath>
+        <m:acc>
+          <m:accPr>
+            <m:chr m:val="⃗"/>
+            <m:ctrlPr>
+              <w:rPr>
+                <w:rFonts w:ascii="Cambria Math" w:eastAsiaTheme="minorEastAsia" w:hAnsi="Cambria Math"/>
+                <w:i/>
+              </w:rPr>
+            </m:ctrlPr>
+          </m:accPr>
+          <m:e>
+            <m:r>
+              <w:rPr>
+                <w:rFonts w:ascii="Cambria Math" w:eastAsiaTheme="minorEastAsia" w:hAnsi="Cambria Math"/>
+              </w:rPr>
+              <m:t>r</m:t>
+            </m:r>
+          </m:e>
+        </m:acc>
+        <m:r>
+          <w:rPr>
+            <w:rFonts w:ascii="Cambria Math" w:eastAsiaTheme="minorEastAsia" w:hAnsi="Cambria Math"/>
+          </w:rPr>
+          <m:t>-</m:t>
+        </m:r>
+        <m:acc>
+          <m:accPr>
+            <m:chr m:val="⃗"/>
+            <m:ctrlPr>
+              <w:rPr>
+                <w:rFonts w:ascii="Cambria Math" w:eastAsiaTheme="minorEastAsia" w:hAnsi="Cambria Math"/>
+                <w:i/>
+              </w:rPr>
+            </m:ctrlPr>
+          </m:accPr>
+          <m:e>
+            <m:sSub>
+              <m:sSubPr>
+                <m:ctrlPr>
+                  <w:rPr>
+                    <w:rFonts w:ascii="Cambria Math" w:eastAsiaTheme="minorEastAsia" w:hAnsi="Cambria Math"/>
+                    <w:i/>
+                  </w:rPr>
+                </m:ctrlPr>
+              </m:sSubPr>
+              <m:e>
+                <m:r>
+                  <w:rPr>
+                    <w:rFonts w:ascii="Cambria Math" w:eastAsiaTheme="minorEastAsia" w:hAnsi="Cambria Math"/>
+                  </w:rPr>
+                  <m:t>r</m:t>
+                </m:r>
+              </m:e>
+              <m:sub>
+                <m:r>
+                  <w:rPr>
+                    <w:rFonts w:ascii="Cambria Math" w:eastAsiaTheme="minorEastAsia" w:hAnsi="Cambria Math"/>
+                  </w:rPr>
+                  <m:t>0</m:t>
+                </m:r>
+              </m:sub>
+            </m:sSub>
+          </m:e>
+        </m:acc>
+      </m:oMath>
+      <w:r>
+        <w:rPr>
+          <w:rFonts w:eastAsiaTheme="minorEastAsia"/>
+        </w:rPr>
+        <w:t>. Recall from the Dot Product section that two orthogonal vectors will have a dot product of zero:</w:t>
+      </w:r>
+    </w:p>
+    <w:p>
+      <w:pPr>
+        <w:jc w:val="both"/>
+        <w:rPr>
+          <w:rFonts w:eastAsiaTheme="minorEastAsia"/>
+        </w:rPr>
+      </w:pPr>
+      <m:oMathPara>
+        <m:oMath>
+          <m:acc>
+            <m:accPr>
+              <m:chr m:val="⃗"/>
+              <m:ctrlPr>
+                <w:rPr>
+                  <w:rFonts w:ascii="Cambria Math" w:hAnsi="Cambria Math"/>
+                  <w:i/>
+                </w:rPr>
+              </m:ctrlPr>
+            </m:accPr>
+            <m:e>
+              <m:r>
+                <w:rPr>
+                  <w:rFonts w:ascii="Cambria Math" w:hAnsi="Cambria Math"/>
+                </w:rPr>
+                <m:t>n</m:t>
+              </m:r>
+            </m:e>
+          </m:acc>
+          <m:r>
+            <w:rPr>
+              <w:rFonts w:ascii="Cambria Math" w:hAnsi="Cambria Math"/>
+            </w:rPr>
+            <m:t>∙</m:t>
+          </m:r>
+          <m:d>
+            <m:dPr>
+              <m:ctrlPr>
+                <w:rPr>
+                  <w:rFonts w:ascii="Cambria Math" w:hAnsi="Cambria Math"/>
+                  <w:i/>
+                </w:rPr>
+              </m:ctrlPr>
+            </m:dPr>
+            <m:e>
+              <m:acc>
+                <m:accPr>
+                  <m:chr m:val="⃗"/>
+                  <m:ctrlPr>
+                    <w:rPr>
+                      <w:rFonts w:ascii="Cambria Math" w:eastAsiaTheme="minorEastAsia" w:hAnsi="Cambria Math"/>
+                      <w:i/>
+                    </w:rPr>
+                  </m:ctrlPr>
+                </m:accPr>
+                <m:e>
+                  <m:r>
+                    <w:rPr>
+                      <w:rFonts w:ascii="Cambria Math" w:eastAsiaTheme="minorEastAsia" w:hAnsi="Cambria Math"/>
+                    </w:rPr>
+                    <m:t>r</m:t>
+                  </m:r>
+                </m:e>
+              </m:acc>
+              <m:r>
+                <w:rPr>
+                  <w:rFonts w:ascii="Cambria Math" w:eastAsiaTheme="minorEastAsia" w:hAnsi="Cambria Math"/>
+                </w:rPr>
+                <m:t>-</m:t>
+              </m:r>
+              <m:acc>
+                <m:accPr>
+                  <m:chr m:val="⃗"/>
+                  <m:ctrlPr>
+                    <w:rPr>
+                      <w:rFonts w:ascii="Cambria Math" w:eastAsiaTheme="minorEastAsia" w:hAnsi="Cambria Math"/>
+                      <w:i/>
+                    </w:rPr>
+                  </m:ctrlPr>
+                </m:accPr>
+                <m:e>
+                  <m:sSub>
+                    <m:sSubPr>
+                      <m:ctrlPr>
+                        <w:rPr>
+                          <w:rFonts w:ascii="Cambria Math" w:eastAsiaTheme="minorEastAsia" w:hAnsi="Cambria Math"/>
+                          <w:i/>
+                        </w:rPr>
+                      </m:ctrlPr>
+                    </m:sSubPr>
+                    <m:e>
+                      <m:r>
+                        <w:rPr>
+                          <w:rFonts w:ascii="Cambria Math" w:eastAsiaTheme="minorEastAsia" w:hAnsi="Cambria Math"/>
+                        </w:rPr>
+                        <m:t>r</m:t>
+                      </m:r>
+                    </m:e>
+                    <m:sub>
+                      <m:r>
+                        <w:rPr>
+                          <w:rFonts w:ascii="Cambria Math" w:eastAsiaTheme="minorEastAsia" w:hAnsi="Cambria Math"/>
+                        </w:rPr>
+                        <m:t>0</m:t>
+                      </m:r>
+                    </m:sub>
+                  </m:sSub>
+                </m:e>
+              </m:acc>
+            </m:e>
+          </m:d>
+          <m:r>
+            <w:rPr>
+              <w:rFonts w:ascii="Cambria Math" w:eastAsiaTheme="minorEastAsia" w:hAnsi="Cambria Math"/>
+            </w:rPr>
+            <m:t>=0</m:t>
+          </m:r>
+        </m:oMath>
+      </m:oMathPara>
+    </w:p>
+    <w:p>
+      <w:pPr>
+        <w:jc w:val="both"/>
+        <w:rPr>
+          <w:rFonts w:eastAsiaTheme="minorEastAsia"/>
+        </w:rPr>
+      </w:pPr>
+      <w:r>
+        <w:rPr>
+          <w:rFonts w:eastAsiaTheme="minorEastAsia"/>
+          <w:u w:val="single"/>
+        </w:rPr>
+        <w:t>Distributivity of dot product</w:t>
+      </w:r>
+      <w:r>
+        <w:rPr>
+          <w:rFonts w:eastAsiaTheme="minorEastAsia"/>
+        </w:rPr>
+        <w:t>:</w:t>
+      </w:r>
+    </w:p>
+    <w:p>
+      <w:pPr>
+        <w:jc w:val="both"/>
+        <w:rPr>
+          <w:rFonts w:eastAsiaTheme="minorEastAsia"/>
+        </w:rPr>
+      </w:pPr>
+      <m:oMathPara>
+        <m:oMath>
+          <m:acc>
+            <m:accPr>
+              <m:chr m:val="⃗"/>
+              <m:ctrlPr>
+                <w:rPr>
+                  <w:rFonts w:ascii="Cambria Math" w:hAnsi="Cambria Math"/>
+                  <w:i/>
+                </w:rPr>
+              </m:ctrlPr>
+            </m:accPr>
+            <m:e>
+              <m:r>
+                <w:rPr>
+                  <w:rFonts w:ascii="Cambria Math" w:hAnsi="Cambria Math"/>
+                </w:rPr>
+                <m:t>n</m:t>
+              </m:r>
+            </m:e>
+          </m:acc>
+          <m:r>
+            <w:rPr>
+              <w:rFonts w:ascii="Cambria Math" w:hAnsi="Cambria Math"/>
+            </w:rPr>
+            <m:t>∙</m:t>
+          </m:r>
+          <m:d>
+            <m:dPr>
+              <m:ctrlPr>
+                <w:rPr>
+                  <w:rFonts w:ascii="Cambria Math" w:hAnsi="Cambria Math"/>
+                  <w:i/>
+                </w:rPr>
+              </m:ctrlPr>
+            </m:dPr>
+            <m:e>
+              <m:acc>
+                <m:accPr>
+                  <m:chr m:val="⃗"/>
+                  <m:ctrlPr>
+                    <w:rPr>
+                      <w:rFonts w:ascii="Cambria Math" w:eastAsiaTheme="minorEastAsia" w:hAnsi="Cambria Math"/>
+                      <w:i/>
+                    </w:rPr>
+                  </m:ctrlPr>
+                </m:accPr>
+                <m:e>
+                  <m:r>
+                    <w:rPr>
+                      <w:rFonts w:ascii="Cambria Math" w:eastAsiaTheme="minorEastAsia" w:hAnsi="Cambria Math"/>
+                    </w:rPr>
+                    <m:t>r</m:t>
+                  </m:r>
+                </m:e>
+              </m:acc>
+              <m:r>
+                <w:rPr>
+                  <w:rFonts w:ascii="Cambria Math" w:eastAsiaTheme="minorEastAsia" w:hAnsi="Cambria Math"/>
+                </w:rPr>
+                <m:t>-</m:t>
+              </m:r>
+              <m:acc>
+                <m:accPr>
+                  <m:chr m:val="⃗"/>
+                  <m:ctrlPr>
+                    <w:rPr>
+                      <w:rFonts w:ascii="Cambria Math" w:eastAsiaTheme="minorEastAsia" w:hAnsi="Cambria Math"/>
+                      <w:i/>
+                    </w:rPr>
+                  </m:ctrlPr>
+                </m:accPr>
+                <m:e>
+                  <m:sSub>
+                    <m:sSubPr>
+                      <m:ctrlPr>
+                        <w:rPr>
+                          <w:rFonts w:ascii="Cambria Math" w:eastAsiaTheme="minorEastAsia" w:hAnsi="Cambria Math"/>
+                          <w:i/>
+                        </w:rPr>
+                      </m:ctrlPr>
+                    </m:sSubPr>
+                    <m:e>
+                      <m:r>
+                        <w:rPr>
+                          <w:rFonts w:ascii="Cambria Math" w:eastAsiaTheme="minorEastAsia" w:hAnsi="Cambria Math"/>
+                        </w:rPr>
+                        <m:t>r</m:t>
+                      </m:r>
+                    </m:e>
+                    <m:sub>
+                      <m:r>
+                        <w:rPr>
+                          <w:rFonts w:ascii="Cambria Math" w:eastAsiaTheme="minorEastAsia" w:hAnsi="Cambria Math"/>
+                        </w:rPr>
+                        <m:t>0</m:t>
+                      </m:r>
+                    </m:sub>
+                  </m:sSub>
+                </m:e>
+              </m:acc>
+            </m:e>
+          </m:d>
+          <m:r>
+            <w:rPr>
+              <w:rFonts w:ascii="Cambria Math" w:hAnsi="Cambria Math"/>
+            </w:rPr>
+            <m:t>=</m:t>
+          </m:r>
+          <m:nary>
+            <m:naryPr>
+              <m:chr m:val="∑"/>
+              <m:limLoc m:val="undOvr"/>
+              <m:subHide m:val="1"/>
+              <m:supHide m:val="1"/>
+              <m:ctrlPr>
+                <w:rPr>
+                  <w:rFonts w:ascii="Cambria Math" w:eastAsiaTheme="minorEastAsia" w:hAnsi="Cambria Math"/>
+                  <w:i/>
+                </w:rPr>
+              </m:ctrlPr>
+            </m:naryPr>
+            <m:sub/>
+            <m:sup/>
+            <m:e>
+              <m:sSub>
+                <m:sSubPr>
+                  <m:ctrlPr>
+                    <w:rPr>
+                      <w:rFonts w:ascii="Cambria Math" w:eastAsiaTheme="minorEastAsia" w:hAnsi="Cambria Math"/>
+                      <w:i/>
+                    </w:rPr>
+                  </m:ctrlPr>
+                </m:sSubPr>
+                <m:e>
+                  <m:r>
+                    <w:rPr>
+                      <w:rFonts w:ascii="Cambria Math" w:eastAsiaTheme="minorEastAsia" w:hAnsi="Cambria Math"/>
+                    </w:rPr>
+                    <m:t>n</m:t>
+                  </m:r>
+                </m:e>
+                <m:sub>
+                  <m:r>
+                    <w:rPr>
+                      <w:rFonts w:ascii="Cambria Math" w:eastAsiaTheme="minorEastAsia" w:hAnsi="Cambria Math"/>
+                    </w:rPr>
+                    <m:t>i</m:t>
+                  </m:r>
+                </m:sub>
+              </m:sSub>
+              <m:d>
+                <m:dPr>
+                  <m:ctrlPr>
+                    <w:rPr>
+                      <w:rFonts w:ascii="Cambria Math" w:eastAsiaTheme="minorEastAsia" w:hAnsi="Cambria Math"/>
+                      <w:i/>
+                    </w:rPr>
+                  </m:ctrlPr>
+                </m:dPr>
+                <m:e>
+                  <m:sSub>
+                    <m:sSubPr>
+                      <m:ctrlPr>
+                        <w:rPr>
+                          <w:rFonts w:ascii="Cambria Math" w:eastAsiaTheme="minorEastAsia" w:hAnsi="Cambria Math"/>
+                          <w:i/>
+                        </w:rPr>
+                      </m:ctrlPr>
+                    </m:sSubPr>
+                    <m:e>
+                      <m:r>
+                        <w:rPr>
+                          <w:rFonts w:ascii="Cambria Math" w:eastAsiaTheme="minorEastAsia" w:hAnsi="Cambria Math"/>
+                        </w:rPr>
+                        <m:t>r</m:t>
+                      </m:r>
+                    </m:e>
+                    <m:sub>
+                      <m:r>
+                        <w:rPr>
+                          <w:rFonts w:ascii="Cambria Math" w:eastAsiaTheme="minorEastAsia" w:hAnsi="Cambria Math"/>
+                        </w:rPr>
+                        <m:t>i</m:t>
+                      </m:r>
+                    </m:sub>
+                  </m:sSub>
+                  <m:r>
+                    <w:rPr>
+                      <w:rFonts w:ascii="Cambria Math" w:eastAsiaTheme="minorEastAsia" w:hAnsi="Cambria Math"/>
+                    </w:rPr>
+                    <m:t>-</m:t>
+                  </m:r>
+                  <m:sSub>
+                    <m:sSubPr>
+                      <m:ctrlPr>
+                        <w:rPr>
+                          <w:rFonts w:ascii="Cambria Math" w:eastAsiaTheme="minorEastAsia" w:hAnsi="Cambria Math"/>
+                          <w:i/>
+                        </w:rPr>
+                      </m:ctrlPr>
+                    </m:sSubPr>
+                    <m:e>
+                      <m:r>
+                        <w:rPr>
+                          <w:rFonts w:ascii="Cambria Math" w:eastAsiaTheme="minorEastAsia" w:hAnsi="Cambria Math"/>
+                        </w:rPr>
+                        <m:t>r</m:t>
+                      </m:r>
+                    </m:e>
+                    <m:sub>
+                      <m:sSub>
+                        <m:sSubPr>
+                          <m:ctrlPr>
+                            <w:rPr>
+                              <w:rFonts w:ascii="Cambria Math" w:eastAsiaTheme="minorEastAsia" w:hAnsi="Cambria Math"/>
+                              <w:i/>
+                            </w:rPr>
+                          </m:ctrlPr>
+                        </m:sSubPr>
+                        <m:e>
+                          <m:r>
+                            <w:rPr>
+                              <w:rFonts w:ascii="Cambria Math" w:eastAsiaTheme="minorEastAsia" w:hAnsi="Cambria Math"/>
+                            </w:rPr>
+                            <m:t>0</m:t>
+                          </m:r>
+                        </m:e>
+                        <m:sub>
+                          <m:r>
+                            <w:rPr>
+                              <w:rFonts w:ascii="Cambria Math" w:eastAsiaTheme="minorEastAsia" w:hAnsi="Cambria Math"/>
+                            </w:rPr>
+                            <m:t>i</m:t>
+                          </m:r>
+                        </m:sub>
+                      </m:sSub>
+                    </m:sub>
+                  </m:sSub>
+                </m:e>
+              </m:d>
+            </m:e>
+          </m:nary>
+          <m:r>
+            <w:rPr>
+              <w:rFonts w:ascii="Cambria Math" w:eastAsiaTheme="minorEastAsia" w:hAnsi="Cambria Math"/>
+            </w:rPr>
+            <m:t>=</m:t>
+          </m:r>
+          <m:nary>
+            <m:naryPr>
+              <m:chr m:val="∑"/>
+              <m:limLoc m:val="undOvr"/>
+              <m:subHide m:val="1"/>
+              <m:supHide m:val="1"/>
+              <m:ctrlPr>
+                <w:rPr>
+                  <w:rFonts w:ascii="Cambria Math" w:eastAsiaTheme="minorEastAsia" w:hAnsi="Cambria Math"/>
+                  <w:i/>
+                </w:rPr>
+              </m:ctrlPr>
+            </m:naryPr>
+            <m:sub/>
+            <m:sup/>
+            <m:e>
+              <m:sSub>
+                <m:sSubPr>
+                  <m:ctrlPr>
+                    <w:rPr>
+                      <w:rFonts w:ascii="Cambria Math" w:eastAsiaTheme="minorEastAsia" w:hAnsi="Cambria Math"/>
+                      <w:i/>
+                    </w:rPr>
+                  </m:ctrlPr>
+                </m:sSubPr>
+                <m:e>
+                  <m:r>
+                    <w:rPr>
+                      <w:rFonts w:ascii="Cambria Math" w:eastAsiaTheme="minorEastAsia" w:hAnsi="Cambria Math"/>
+                    </w:rPr>
+                    <m:t>n</m:t>
+                  </m:r>
+                </m:e>
+                <m:sub>
+                  <m:r>
+                    <w:rPr>
+                      <w:rFonts w:ascii="Cambria Math" w:eastAsiaTheme="minorEastAsia" w:hAnsi="Cambria Math"/>
+                    </w:rPr>
+                    <m:t>i</m:t>
+                  </m:r>
+                </m:sub>
+              </m:sSub>
+              <m:sSub>
+                <m:sSubPr>
+                  <m:ctrlPr>
+                    <w:rPr>
+                      <w:rFonts w:ascii="Cambria Math" w:eastAsiaTheme="minorEastAsia" w:hAnsi="Cambria Math"/>
+                      <w:i/>
+                    </w:rPr>
+                  </m:ctrlPr>
+                </m:sSubPr>
+                <m:e>
+                  <m:r>
+                    <w:rPr>
+                      <w:rFonts w:ascii="Cambria Math" w:eastAsiaTheme="minorEastAsia" w:hAnsi="Cambria Math"/>
+                    </w:rPr>
+                    <m:t>r</m:t>
+                  </m:r>
+                </m:e>
+                <m:sub>
+                  <m:r>
+                    <w:rPr>
+                      <w:rFonts w:ascii="Cambria Math" w:eastAsiaTheme="minorEastAsia" w:hAnsi="Cambria Math"/>
+                    </w:rPr>
+                    <m:t>i</m:t>
+                  </m:r>
+                </m:sub>
+              </m:sSub>
+              <m:r>
+                <w:rPr>
+                  <w:rFonts w:ascii="Cambria Math" w:eastAsiaTheme="minorEastAsia" w:hAnsi="Cambria Math"/>
+                </w:rPr>
+                <m:t>-</m:t>
+              </m:r>
+              <m:sSub>
+                <m:sSubPr>
+                  <m:ctrlPr>
+                    <w:rPr>
+                      <w:rFonts w:ascii="Cambria Math" w:eastAsiaTheme="minorEastAsia" w:hAnsi="Cambria Math"/>
+                      <w:i/>
+                    </w:rPr>
+                  </m:ctrlPr>
+                </m:sSubPr>
+                <m:e>
+                  <m:r>
+                    <w:rPr>
+                      <w:rFonts w:ascii="Cambria Math" w:eastAsiaTheme="minorEastAsia" w:hAnsi="Cambria Math"/>
+                    </w:rPr>
+                    <m:t>n</m:t>
+                  </m:r>
+                </m:e>
+                <m:sub>
+                  <m:r>
+                    <w:rPr>
+                      <w:rFonts w:ascii="Cambria Math" w:eastAsiaTheme="minorEastAsia" w:hAnsi="Cambria Math"/>
+                    </w:rPr>
+                    <m:t>i</m:t>
+                  </m:r>
+                </m:sub>
+              </m:sSub>
+              <m:sSub>
+                <m:sSubPr>
+                  <m:ctrlPr>
+                    <w:rPr>
+                      <w:rFonts w:ascii="Cambria Math" w:eastAsiaTheme="minorEastAsia" w:hAnsi="Cambria Math"/>
+                      <w:i/>
+                    </w:rPr>
+                  </m:ctrlPr>
+                </m:sSubPr>
+                <m:e>
+                  <m:r>
+                    <w:rPr>
+                      <w:rFonts w:ascii="Cambria Math" w:eastAsiaTheme="minorEastAsia" w:hAnsi="Cambria Math"/>
+                    </w:rPr>
+                    <m:t>r</m:t>
+                  </m:r>
+                </m:e>
+                <m:sub>
+                  <m:sSub>
+                    <m:sSubPr>
+                      <m:ctrlPr>
+                        <w:rPr>
+                          <w:rFonts w:ascii="Cambria Math" w:eastAsiaTheme="minorEastAsia" w:hAnsi="Cambria Math"/>
+                          <w:i/>
+                        </w:rPr>
+                      </m:ctrlPr>
+                    </m:sSubPr>
+                    <m:e>
+                      <m:r>
+                        <w:rPr>
+                          <w:rFonts w:ascii="Cambria Math" w:eastAsiaTheme="minorEastAsia" w:hAnsi="Cambria Math"/>
+                        </w:rPr>
+                        <m:t>0</m:t>
+                      </m:r>
+                    </m:e>
+                    <m:sub>
+                      <m:r>
+                        <w:rPr>
+                          <w:rFonts w:ascii="Cambria Math" w:eastAsiaTheme="minorEastAsia" w:hAnsi="Cambria Math"/>
+                        </w:rPr>
+                        <m:t>i</m:t>
+                      </m:r>
+                    </m:sub>
+                  </m:sSub>
+                </m:sub>
+              </m:sSub>
+              <m:r>
+                <w:rPr>
+                  <w:rFonts w:ascii="Cambria Math" w:eastAsiaTheme="minorEastAsia" w:hAnsi="Cambria Math"/>
+                </w:rPr>
+                <m:t>=</m:t>
+              </m:r>
+            </m:e>
+          </m:nary>
+          <m:nary>
+            <m:naryPr>
+              <m:chr m:val="∑"/>
+              <m:limLoc m:val="undOvr"/>
+              <m:subHide m:val="1"/>
+              <m:supHide m:val="1"/>
+              <m:ctrlPr>
+                <w:rPr>
+                  <w:rFonts w:ascii="Cambria Math" w:eastAsiaTheme="minorEastAsia" w:hAnsi="Cambria Math"/>
+                  <w:i/>
+                </w:rPr>
+              </m:ctrlPr>
+            </m:naryPr>
+            <m:sub/>
+            <m:sup/>
+            <m:e>
+              <m:sSub>
+                <m:sSubPr>
+                  <m:ctrlPr>
+                    <w:rPr>
+                      <w:rFonts w:ascii="Cambria Math" w:eastAsiaTheme="minorEastAsia" w:hAnsi="Cambria Math"/>
+                      <w:i/>
+                    </w:rPr>
+                  </m:ctrlPr>
+                </m:sSubPr>
+                <m:e>
+                  <m:r>
+                    <w:rPr>
+                      <w:rFonts w:ascii="Cambria Math" w:eastAsiaTheme="minorEastAsia" w:hAnsi="Cambria Math"/>
+                    </w:rPr>
+                    <m:t>n</m:t>
+                  </m:r>
+                </m:e>
+                <m:sub>
+                  <m:r>
+                    <w:rPr>
+                      <w:rFonts w:ascii="Cambria Math" w:eastAsiaTheme="minorEastAsia" w:hAnsi="Cambria Math"/>
+                    </w:rPr>
+                    <m:t>i</m:t>
+                  </m:r>
+                </m:sub>
+              </m:sSub>
+              <m:sSub>
+                <m:sSubPr>
+                  <m:ctrlPr>
+                    <w:rPr>
+                      <w:rFonts w:ascii="Cambria Math" w:eastAsiaTheme="minorEastAsia" w:hAnsi="Cambria Math"/>
+                      <w:i/>
+                    </w:rPr>
+                  </m:ctrlPr>
+                </m:sSubPr>
+                <m:e>
+                  <m:r>
+                    <w:rPr>
+                      <w:rFonts w:ascii="Cambria Math" w:eastAsiaTheme="minorEastAsia" w:hAnsi="Cambria Math"/>
+                    </w:rPr>
+                    <m:t>r</m:t>
+                  </m:r>
+                </m:e>
+                <m:sub>
+                  <m:r>
+                    <w:rPr>
+                      <w:rFonts w:ascii="Cambria Math" w:eastAsiaTheme="minorEastAsia" w:hAnsi="Cambria Math"/>
+                    </w:rPr>
+                    <m:t>i</m:t>
+                  </m:r>
+                </m:sub>
+              </m:sSub>
+            </m:e>
+          </m:nary>
+          <m:r>
+            <w:rPr>
+              <w:rFonts w:ascii="Cambria Math" w:eastAsiaTheme="minorEastAsia" w:hAnsi="Cambria Math"/>
+            </w:rPr>
+            <m:t>-</m:t>
+          </m:r>
+          <m:nary>
+            <m:naryPr>
+              <m:chr m:val="∑"/>
+              <m:limLoc m:val="undOvr"/>
+              <m:subHide m:val="1"/>
+              <m:supHide m:val="1"/>
+              <m:ctrlPr>
+                <w:rPr>
+                  <w:rFonts w:ascii="Cambria Math" w:eastAsiaTheme="minorEastAsia" w:hAnsi="Cambria Math"/>
+                  <w:i/>
+                </w:rPr>
+              </m:ctrlPr>
+            </m:naryPr>
+            <m:sub/>
+            <m:sup/>
+            <m:e>
+              <m:sSub>
+                <m:sSubPr>
+                  <m:ctrlPr>
+                    <w:rPr>
+                      <w:rFonts w:ascii="Cambria Math" w:eastAsiaTheme="minorEastAsia" w:hAnsi="Cambria Math"/>
+                      <w:i/>
+                    </w:rPr>
+                  </m:ctrlPr>
+                </m:sSubPr>
+                <m:e>
+                  <m:r>
+                    <w:rPr>
+                      <w:rFonts w:ascii="Cambria Math" w:eastAsiaTheme="minorEastAsia" w:hAnsi="Cambria Math"/>
+                    </w:rPr>
+                    <m:t>n</m:t>
+                  </m:r>
+                </m:e>
+                <m:sub>
+                  <m:r>
+                    <w:rPr>
+                      <w:rFonts w:ascii="Cambria Math" w:eastAsiaTheme="minorEastAsia" w:hAnsi="Cambria Math"/>
+                    </w:rPr>
+                    <m:t>i</m:t>
+                  </m:r>
+                </m:sub>
+              </m:sSub>
+              <m:sSub>
+                <m:sSubPr>
+                  <m:ctrlPr>
+                    <w:rPr>
+                      <w:rFonts w:ascii="Cambria Math" w:eastAsiaTheme="minorEastAsia" w:hAnsi="Cambria Math"/>
+                      <w:i/>
+                    </w:rPr>
+                  </m:ctrlPr>
+                </m:sSubPr>
+                <m:e>
+                  <m:r>
+                    <w:rPr>
+                      <w:rFonts w:ascii="Cambria Math" w:eastAsiaTheme="minorEastAsia" w:hAnsi="Cambria Math"/>
+                    </w:rPr>
+                    <m:t>r</m:t>
+                  </m:r>
+                </m:e>
+                <m:sub>
+                  <m:sSub>
+                    <m:sSubPr>
+                      <m:ctrlPr>
+                        <w:rPr>
+                          <w:rFonts w:ascii="Cambria Math" w:eastAsiaTheme="minorEastAsia" w:hAnsi="Cambria Math"/>
+                          <w:i/>
+                        </w:rPr>
+                      </m:ctrlPr>
+                    </m:sSubPr>
+                    <m:e>
+                      <m:r>
+                        <w:rPr>
+                          <w:rFonts w:ascii="Cambria Math" w:eastAsiaTheme="minorEastAsia" w:hAnsi="Cambria Math"/>
+                        </w:rPr>
+                        <m:t>0</m:t>
+                      </m:r>
+                    </m:e>
+                    <m:sub>
+                      <m:r>
+                        <w:rPr>
+                          <w:rFonts w:ascii="Cambria Math" w:eastAsiaTheme="minorEastAsia" w:hAnsi="Cambria Math"/>
+                        </w:rPr>
+                        <m:t>i</m:t>
+                      </m:r>
+                    </m:sub>
+                  </m:sSub>
+                </m:sub>
+              </m:sSub>
+            </m:e>
+          </m:nary>
+          <m:r>
+            <w:rPr>
+              <w:rFonts w:ascii="Cambria Math" w:eastAsiaTheme="minorEastAsia" w:hAnsi="Cambria Math"/>
+            </w:rPr>
+            <m:t>=</m:t>
+          </m:r>
+          <m:acc>
+            <m:accPr>
+              <m:chr m:val="⃗"/>
+              <m:ctrlPr>
+                <w:rPr>
+                  <w:rFonts w:ascii="Cambria Math" w:hAnsi="Cambria Math"/>
+                  <w:i/>
+                </w:rPr>
+              </m:ctrlPr>
+            </m:accPr>
+            <m:e>
+              <m:r>
+                <w:rPr>
+                  <w:rFonts w:ascii="Cambria Math" w:hAnsi="Cambria Math"/>
+                </w:rPr>
+                <m:t>n</m:t>
+              </m:r>
+            </m:e>
+          </m:acc>
+          <m:r>
+            <w:rPr>
+              <w:rFonts w:ascii="Cambria Math" w:hAnsi="Cambria Math"/>
+            </w:rPr>
+            <m:t>∙</m:t>
+          </m:r>
+          <m:acc>
+            <m:accPr>
+              <m:chr m:val="⃗"/>
+              <m:ctrlPr>
+                <w:rPr>
+                  <w:rFonts w:ascii="Cambria Math" w:eastAsiaTheme="minorEastAsia" w:hAnsi="Cambria Math"/>
+                  <w:i/>
+                </w:rPr>
+              </m:ctrlPr>
+            </m:accPr>
+            <m:e>
+              <m:r>
+                <w:rPr>
+                  <w:rFonts w:ascii="Cambria Math" w:eastAsiaTheme="minorEastAsia" w:hAnsi="Cambria Math"/>
+                </w:rPr>
+                <m:t>r</m:t>
+              </m:r>
+            </m:e>
+          </m:acc>
+          <m:r>
+            <w:rPr>
+              <w:rFonts w:ascii="Cambria Math" w:eastAsiaTheme="minorEastAsia" w:hAnsi="Cambria Math"/>
+            </w:rPr>
+            <m:t>-</m:t>
+          </m:r>
+          <m:acc>
+            <m:accPr>
+              <m:chr m:val="⃗"/>
+              <m:ctrlPr>
+                <w:rPr>
+                  <w:rFonts w:ascii="Cambria Math" w:hAnsi="Cambria Math"/>
+                  <w:i/>
+                </w:rPr>
+              </m:ctrlPr>
+            </m:accPr>
+            <m:e>
+              <m:r>
+                <w:rPr>
+                  <w:rFonts w:ascii="Cambria Math" w:hAnsi="Cambria Math"/>
+                </w:rPr>
+                <m:t>n</m:t>
+              </m:r>
+            </m:e>
+          </m:acc>
+          <m:r>
+            <w:rPr>
+              <w:rFonts w:ascii="Cambria Math" w:hAnsi="Cambria Math"/>
+            </w:rPr>
+            <m:t>∙</m:t>
+          </m:r>
+          <m:acc>
+            <m:accPr>
+              <m:chr m:val="⃗"/>
+              <m:ctrlPr>
+                <w:rPr>
+                  <w:rFonts w:ascii="Cambria Math" w:eastAsiaTheme="minorEastAsia" w:hAnsi="Cambria Math"/>
+                  <w:i/>
+                </w:rPr>
+              </m:ctrlPr>
+            </m:accPr>
+            <m:e>
+              <m:sSub>
+                <m:sSubPr>
+                  <m:ctrlPr>
+                    <w:rPr>
+                      <w:rFonts w:ascii="Cambria Math" w:eastAsiaTheme="minorEastAsia" w:hAnsi="Cambria Math"/>
+                      <w:i/>
+                    </w:rPr>
+                  </m:ctrlPr>
+                </m:sSubPr>
+                <m:e>
+                  <m:r>
+                    <w:rPr>
+                      <w:rFonts w:ascii="Cambria Math" w:eastAsiaTheme="minorEastAsia" w:hAnsi="Cambria Math"/>
+                    </w:rPr>
+                    <m:t>r</m:t>
+                  </m:r>
+                </m:e>
+                <m:sub>
+                  <m:r>
+                    <w:rPr>
+                      <w:rFonts w:ascii="Cambria Math" w:eastAsiaTheme="minorEastAsia" w:hAnsi="Cambria Math"/>
+                    </w:rPr>
+                    <m:t>0</m:t>
+                  </m:r>
+                </m:sub>
+              </m:sSub>
+            </m:e>
+          </m:acc>
+        </m:oMath>
+      </m:oMathPara>
+    </w:p>
+    <w:p>
+      <w:pPr>
+        <w:jc w:val="both"/>
+        <w:rPr>
+          <w:rFonts w:eastAsiaTheme="minorEastAsia"/>
+        </w:rPr>
+      </w:pPr>
+      <w:r>
+        <w:rPr>
+          <w:rFonts w:eastAsiaTheme="minorEastAsia"/>
+        </w:rPr>
+        <w:t>T</w:t>
+      </w:r>
+      <w:r>
+        <w:rPr>
+          <w:rFonts w:eastAsiaTheme="minorEastAsia"/>
+        </w:rPr>
+        <w:t xml:space="preserve">he </w:t>
+      </w:r>
+      <w:r>
+        <w:rPr>
+          <w:rFonts w:eastAsiaTheme="minorEastAsia"/>
+          <w:b/>
+          <w:bCs/>
+        </w:rPr>
+        <w:t>vector equation of the plane</w:t>
+      </w:r>
+      <w:r>
+        <w:rPr>
+          <w:rFonts w:eastAsiaTheme="minorEastAsia"/>
+        </w:rPr>
+        <w:t xml:space="preserve"> is:</w:t>
+      </w:r>
+    </w:p>
+    <w:p>
+      <w:pPr>
+        <w:jc w:val="both"/>
+        <w:rPr>
+          <w:rFonts w:eastAsiaTheme="minorEastAsia"/>
+        </w:rPr>
+      </w:pPr>
+      <m:oMathPara>
+        <m:oMath>
+          <m:acc>
+            <m:accPr>
+              <m:chr m:val="⃗"/>
+              <m:ctrlPr>
+                <w:rPr>
+                  <w:rFonts w:ascii="Cambria Math" w:hAnsi="Cambria Math"/>
+                  <w:i/>
+                </w:rPr>
+              </m:ctrlPr>
+            </m:accPr>
+            <m:e>
+              <m:r>
+                <w:rPr>
+                  <w:rFonts w:ascii="Cambria Math" w:hAnsi="Cambria Math"/>
+                </w:rPr>
+                <m:t>n</m:t>
+              </m:r>
+            </m:e>
+          </m:acc>
+          <m:r>
+            <w:rPr>
+              <w:rFonts w:ascii="Cambria Math" w:hAnsi="Cambria Math"/>
+            </w:rPr>
+            <m:t>∙</m:t>
+          </m:r>
+          <m:acc>
+            <m:accPr>
+              <m:chr m:val="⃗"/>
+              <m:ctrlPr>
+                <w:rPr>
+                  <w:rFonts w:ascii="Cambria Math" w:eastAsiaTheme="minorEastAsia" w:hAnsi="Cambria Math"/>
+                  <w:i/>
+                </w:rPr>
+              </m:ctrlPr>
+            </m:accPr>
+            <m:e>
+              <m:r>
+                <w:rPr>
+                  <w:rFonts w:ascii="Cambria Math" w:eastAsiaTheme="minorEastAsia" w:hAnsi="Cambria Math"/>
+                </w:rPr>
+                <m:t>r</m:t>
+              </m:r>
+            </m:e>
+          </m:acc>
+          <m:r>
+            <w:rPr>
+              <w:rFonts w:ascii="Cambria Math" w:eastAsiaTheme="minorEastAsia" w:hAnsi="Cambria Math"/>
+            </w:rPr>
+            <m:t>=</m:t>
+          </m:r>
+          <m:acc>
+            <m:accPr>
+              <m:chr m:val="⃗"/>
+              <m:ctrlPr>
+                <w:rPr>
+                  <w:rFonts w:ascii="Cambria Math" w:hAnsi="Cambria Math"/>
+                  <w:i/>
+                </w:rPr>
+              </m:ctrlPr>
+            </m:accPr>
+            <m:e>
+              <m:r>
+                <w:rPr>
+                  <w:rFonts w:ascii="Cambria Math" w:hAnsi="Cambria Math"/>
+                </w:rPr>
+                <m:t>n</m:t>
+              </m:r>
+            </m:e>
+          </m:acc>
+          <m:r>
+            <w:rPr>
+              <w:rFonts w:ascii="Cambria Math" w:hAnsi="Cambria Math"/>
+            </w:rPr>
+            <m:t>∙</m:t>
+          </m:r>
+          <m:acc>
+            <m:accPr>
+              <m:chr m:val="⃗"/>
+              <m:ctrlPr>
+                <w:rPr>
+                  <w:rFonts w:ascii="Cambria Math" w:eastAsiaTheme="minorEastAsia" w:hAnsi="Cambria Math"/>
+                  <w:i/>
+                </w:rPr>
+              </m:ctrlPr>
+            </m:accPr>
+            <m:e>
+              <m:sSub>
+                <m:sSubPr>
+                  <m:ctrlPr>
+                    <w:rPr>
+                      <w:rFonts w:ascii="Cambria Math" w:eastAsiaTheme="minorEastAsia" w:hAnsi="Cambria Math"/>
+                      <w:i/>
+                    </w:rPr>
+                  </m:ctrlPr>
+                </m:sSubPr>
+                <m:e>
+                  <m:r>
+                    <w:rPr>
+                      <w:rFonts w:ascii="Cambria Math" w:eastAsiaTheme="minorEastAsia" w:hAnsi="Cambria Math"/>
+                    </w:rPr>
+                    <m:t>r</m:t>
+                  </m:r>
+                </m:e>
+                <m:sub>
+                  <m:r>
+                    <w:rPr>
+                      <w:rFonts w:ascii="Cambria Math" w:eastAsiaTheme="minorEastAsia" w:hAnsi="Cambria Math"/>
+                    </w:rPr>
+                    <m:t>0</m:t>
+                  </m:r>
+                </m:sub>
+              </m:sSub>
+            </m:e>
+          </m:acc>
+        </m:oMath>
+      </m:oMathPara>
+    </w:p>
+    <w:p>
+      <w:pPr>
+        <w:jc w:val="both"/>
+        <w:rPr>
+          <w:rFonts w:eastAsiaTheme="minorEastAsia"/>
+        </w:rPr>
+      </w:pPr>
+      <w:r>
+        <w:rPr>
+          <w:rFonts w:eastAsiaTheme="minorEastAsia"/>
+        </w:rPr>
+        <w:lastRenderedPageBreak/>
+        <w:t>A slighty more useful form of the equations is as follows. Start with the first form of the vector equation and write down a vector for the difference.</w:t>
+      </w:r>
+    </w:p>
+    <w:p>
+      <w:pPr>
+        <w:jc w:val="both"/>
+        <w:rPr>
+          <w:rFonts w:eastAsiaTheme="minorEastAsia"/>
+        </w:rPr>
+      </w:pPr>
+      <m:oMathPara>
+        <m:oMath>
+          <m:d>
+            <m:dPr>
+              <m:begChr m:val="〈"/>
+              <m:endChr m:val="〉"/>
+              <m:ctrlPr>
+                <w:rPr>
+                  <w:rFonts w:ascii="Cambria Math" w:eastAsiaTheme="minorEastAsia" w:hAnsi="Cambria Math"/>
+                  <w:i/>
+                </w:rPr>
+              </m:ctrlPr>
+            </m:dPr>
+            <m:e>
+              <m:r>
+                <w:rPr>
+                  <w:rFonts w:ascii="Cambria Math" w:eastAsiaTheme="minorEastAsia" w:hAnsi="Cambria Math"/>
+                </w:rPr>
+                <m:t>a,b,c</m:t>
+              </m:r>
+            </m:e>
+          </m:d>
+          <m:r>
+            <w:rPr>
+              <w:rFonts w:ascii="Cambria Math" w:eastAsiaTheme="minorEastAsia" w:hAnsi="Cambria Math"/>
+            </w:rPr>
+            <m:t>∙</m:t>
+          </m:r>
+          <m:d>
+            <m:dPr>
+              <m:ctrlPr>
+                <w:rPr>
+                  <w:rFonts w:ascii="Cambria Math" w:eastAsiaTheme="minorEastAsia" w:hAnsi="Cambria Math"/>
+                  <w:i/>
+                </w:rPr>
+              </m:ctrlPr>
+            </m:dPr>
+            <m:e>
+              <m:d>
+                <m:dPr>
+                  <m:begChr m:val="〈"/>
+                  <m:endChr m:val="〉"/>
+                  <m:ctrlPr>
+                    <w:rPr>
+                      <w:rFonts w:ascii="Cambria Math" w:eastAsiaTheme="minorEastAsia" w:hAnsi="Cambria Math"/>
+                      <w:i/>
+                    </w:rPr>
+                  </m:ctrlPr>
+                </m:dPr>
+                <m:e>
+                  <m:r>
+                    <w:rPr>
+                      <w:rFonts w:ascii="Cambria Math" w:eastAsiaTheme="minorEastAsia" w:hAnsi="Cambria Math"/>
+                    </w:rPr>
+                    <m:t>x,y,z</m:t>
+                  </m:r>
+                </m:e>
+              </m:d>
+              <m:r>
+                <w:rPr>
+                  <w:rFonts w:ascii="Cambria Math" w:eastAsiaTheme="minorEastAsia" w:hAnsi="Cambria Math"/>
+                </w:rPr>
+                <m:t>-</m:t>
+              </m:r>
+              <m:d>
+                <m:dPr>
+                  <m:begChr m:val="〈"/>
+                  <m:endChr m:val="〉"/>
+                  <m:ctrlPr>
+                    <w:rPr>
+                      <w:rFonts w:ascii="Cambria Math" w:eastAsiaTheme="minorEastAsia" w:hAnsi="Cambria Math"/>
+                      <w:i/>
+                    </w:rPr>
+                  </m:ctrlPr>
+                </m:dPr>
+                <m:e>
+                  <m:sSub>
+                    <m:sSubPr>
+                      <m:ctrlPr>
+                        <w:rPr>
+                          <w:rFonts w:ascii="Cambria Math" w:eastAsiaTheme="minorEastAsia" w:hAnsi="Cambria Math"/>
+                          <w:i/>
+                        </w:rPr>
+                      </m:ctrlPr>
+                    </m:sSubPr>
+                    <m:e>
+                      <m:r>
+                        <w:rPr>
+                          <w:rFonts w:ascii="Cambria Math" w:eastAsiaTheme="minorEastAsia" w:hAnsi="Cambria Math"/>
+                        </w:rPr>
+                        <m:t>x</m:t>
+                      </m:r>
+                    </m:e>
+                    <m:sub>
+                      <m:r>
+                        <w:rPr>
+                          <w:rFonts w:ascii="Cambria Math" w:eastAsiaTheme="minorEastAsia" w:hAnsi="Cambria Math"/>
+                        </w:rPr>
+                        <m:t>0</m:t>
+                      </m:r>
+                    </m:sub>
+                  </m:sSub>
+                  <m:r>
+                    <w:rPr>
+                      <w:rFonts w:ascii="Cambria Math" w:eastAsiaTheme="minorEastAsia" w:hAnsi="Cambria Math"/>
+                    </w:rPr>
+                    <m:t>,</m:t>
+                  </m:r>
+                  <m:sSub>
+                    <m:sSubPr>
+                      <m:ctrlPr>
+                        <w:rPr>
+                          <w:rFonts w:ascii="Cambria Math" w:eastAsiaTheme="minorEastAsia" w:hAnsi="Cambria Math"/>
+                          <w:i/>
+                        </w:rPr>
+                      </m:ctrlPr>
+                    </m:sSubPr>
+                    <m:e>
+                      <m:r>
+                        <w:rPr>
+                          <w:rFonts w:ascii="Cambria Math" w:eastAsiaTheme="minorEastAsia" w:hAnsi="Cambria Math"/>
+                        </w:rPr>
+                        <m:t>y</m:t>
+                      </m:r>
+                    </m:e>
+                    <m:sub>
+                      <m:r>
+                        <w:rPr>
+                          <w:rFonts w:ascii="Cambria Math" w:eastAsiaTheme="minorEastAsia" w:hAnsi="Cambria Math"/>
+                        </w:rPr>
+                        <m:t>0</m:t>
+                      </m:r>
+                    </m:sub>
+                  </m:sSub>
+                  <m:r>
+                    <w:rPr>
+                      <w:rFonts w:ascii="Cambria Math" w:eastAsiaTheme="minorEastAsia" w:hAnsi="Cambria Math"/>
+                    </w:rPr>
+                    <m:t>,</m:t>
+                  </m:r>
+                  <m:sSub>
+                    <m:sSubPr>
+                      <m:ctrlPr>
+                        <w:rPr>
+                          <w:rFonts w:ascii="Cambria Math" w:eastAsiaTheme="minorEastAsia" w:hAnsi="Cambria Math"/>
+                          <w:i/>
+                        </w:rPr>
+                      </m:ctrlPr>
+                    </m:sSubPr>
+                    <m:e>
+                      <m:r>
+                        <w:rPr>
+                          <w:rFonts w:ascii="Cambria Math" w:eastAsiaTheme="minorEastAsia" w:hAnsi="Cambria Math"/>
+                        </w:rPr>
+                        <m:t>z</m:t>
+                      </m:r>
+                    </m:e>
+                    <m:sub>
+                      <m:r>
+                        <w:rPr>
+                          <w:rFonts w:ascii="Cambria Math" w:eastAsiaTheme="minorEastAsia" w:hAnsi="Cambria Math"/>
+                        </w:rPr>
+                        <m:t>0</m:t>
+                      </m:r>
+                    </m:sub>
+                  </m:sSub>
+                </m:e>
+              </m:d>
+            </m:e>
+          </m:d>
+          <m:r>
+            <w:rPr>
+              <w:rFonts w:ascii="Cambria Math" w:eastAsiaTheme="minorEastAsia" w:hAnsi="Cambria Math"/>
+            </w:rPr>
+            <m:t>=0</m:t>
+          </m:r>
+        </m:oMath>
+      </m:oMathPara>
+    </w:p>
+    <w:p>
+      <w:pPr>
+        <w:jc w:val="both"/>
+        <w:rPr>
+          <w:rFonts w:eastAsiaTheme="minorEastAsia"/>
+        </w:rPr>
+      </w:pPr>
+      <m:oMathPara>
+        <m:oMath>
+          <m:d>
+            <m:dPr>
+              <m:begChr m:val="〈"/>
+              <m:endChr m:val="〉"/>
+              <m:ctrlPr>
+                <w:rPr>
+                  <w:rFonts w:ascii="Cambria Math" w:eastAsiaTheme="minorEastAsia" w:hAnsi="Cambria Math"/>
+                  <w:i/>
+                </w:rPr>
+              </m:ctrlPr>
+            </m:dPr>
+            <m:e>
+              <m:r>
+                <w:rPr>
+                  <w:rFonts w:ascii="Cambria Math" w:eastAsiaTheme="minorEastAsia" w:hAnsi="Cambria Math"/>
+                </w:rPr>
+                <m:t>a,b,c</m:t>
+              </m:r>
+            </m:e>
+          </m:d>
+          <m:r>
+            <w:rPr>
+              <w:rFonts w:ascii="Cambria Math" w:eastAsiaTheme="minorEastAsia" w:hAnsi="Cambria Math"/>
+            </w:rPr>
+            <m:t>∙</m:t>
+          </m:r>
+          <m:d>
+            <m:dPr>
+              <m:ctrlPr>
+                <w:rPr>
+                  <w:rFonts w:ascii="Cambria Math" w:eastAsiaTheme="minorEastAsia" w:hAnsi="Cambria Math"/>
+                  <w:i/>
+                </w:rPr>
+              </m:ctrlPr>
+            </m:dPr>
+            <m:e>
+              <m:d>
+                <m:dPr>
+                  <m:begChr m:val="〈"/>
+                  <m:endChr m:val="〉"/>
+                  <m:ctrlPr>
+                    <w:rPr>
+                      <w:rFonts w:ascii="Cambria Math" w:eastAsiaTheme="minorEastAsia" w:hAnsi="Cambria Math"/>
+                      <w:i/>
+                    </w:rPr>
+                  </m:ctrlPr>
+                </m:dPr>
+                <m:e>
+                  <m:r>
+                    <w:rPr>
+                      <w:rFonts w:ascii="Cambria Math" w:eastAsiaTheme="minorEastAsia" w:hAnsi="Cambria Math"/>
+                    </w:rPr>
+                    <m:t>x-</m:t>
+                  </m:r>
+                  <m:sSub>
+                    <m:sSubPr>
+                      <m:ctrlPr>
+                        <w:rPr>
+                          <w:rFonts w:ascii="Cambria Math" w:eastAsiaTheme="minorEastAsia" w:hAnsi="Cambria Math"/>
+                          <w:i/>
+                        </w:rPr>
+                      </m:ctrlPr>
+                    </m:sSubPr>
+                    <m:e>
+                      <m:r>
+                        <w:rPr>
+                          <w:rFonts w:ascii="Cambria Math" w:eastAsiaTheme="minorEastAsia" w:hAnsi="Cambria Math"/>
+                        </w:rPr>
+                        <m:t>x</m:t>
+                      </m:r>
+                    </m:e>
+                    <m:sub>
+                      <m:r>
+                        <w:rPr>
+                          <w:rFonts w:ascii="Cambria Math" w:eastAsiaTheme="minorEastAsia" w:hAnsi="Cambria Math"/>
+                        </w:rPr>
+                        <m:t>0</m:t>
+                      </m:r>
+                    </m:sub>
+                  </m:sSub>
+                  <m:r>
+                    <w:rPr>
+                      <w:rFonts w:ascii="Cambria Math" w:eastAsiaTheme="minorEastAsia" w:hAnsi="Cambria Math"/>
+                    </w:rPr>
+                    <m:t>, y-</m:t>
+                  </m:r>
+                  <m:sSub>
+                    <m:sSubPr>
+                      <m:ctrlPr>
+                        <w:rPr>
+                          <w:rFonts w:ascii="Cambria Math" w:eastAsiaTheme="minorEastAsia" w:hAnsi="Cambria Math"/>
+                          <w:i/>
+                        </w:rPr>
+                      </m:ctrlPr>
+                    </m:sSubPr>
+                    <m:e>
+                      <m:r>
+                        <w:rPr>
+                          <w:rFonts w:ascii="Cambria Math" w:eastAsiaTheme="minorEastAsia" w:hAnsi="Cambria Math"/>
+                        </w:rPr>
+                        <m:t>y</m:t>
+                      </m:r>
+                    </m:e>
+                    <m:sub>
+                      <m:r>
+                        <w:rPr>
+                          <w:rFonts w:ascii="Cambria Math" w:eastAsiaTheme="minorEastAsia" w:hAnsi="Cambria Math"/>
+                        </w:rPr>
+                        <m:t>0</m:t>
+                      </m:r>
+                    </m:sub>
+                  </m:sSub>
+                  <m:r>
+                    <w:rPr>
+                      <w:rFonts w:ascii="Cambria Math" w:eastAsiaTheme="minorEastAsia" w:hAnsi="Cambria Math"/>
+                    </w:rPr>
+                    <m:t>, z-</m:t>
+                  </m:r>
+                  <m:sSub>
+                    <m:sSubPr>
+                      <m:ctrlPr>
+                        <w:rPr>
+                          <w:rFonts w:ascii="Cambria Math" w:eastAsiaTheme="minorEastAsia" w:hAnsi="Cambria Math"/>
+                          <w:i/>
+                        </w:rPr>
+                      </m:ctrlPr>
+                    </m:sSubPr>
+                    <m:e>
+                      <m:r>
+                        <w:rPr>
+                          <w:rFonts w:ascii="Cambria Math" w:eastAsiaTheme="minorEastAsia" w:hAnsi="Cambria Math"/>
+                        </w:rPr>
+                        <m:t>z</m:t>
+                      </m:r>
+                    </m:e>
+                    <m:sub>
+                      <m:r>
+                        <w:rPr>
+                          <w:rFonts w:ascii="Cambria Math" w:eastAsiaTheme="minorEastAsia" w:hAnsi="Cambria Math"/>
+                        </w:rPr>
+                        <m:t>0</m:t>
+                      </m:r>
+                    </m:sub>
+                  </m:sSub>
+                </m:e>
+              </m:d>
+            </m:e>
+          </m:d>
+          <m:r>
+            <w:rPr>
+              <w:rFonts w:ascii="Cambria Math" w:eastAsiaTheme="minorEastAsia" w:hAnsi="Cambria Math"/>
+            </w:rPr>
+            <m:t>=</m:t>
+          </m:r>
+          <m:r>
+            <w:rPr>
+              <w:rFonts w:ascii="Cambria Math" w:eastAsiaTheme="minorEastAsia" w:hAnsi="Cambria Math"/>
+            </w:rPr>
+            <m:t>0</m:t>
+          </m:r>
+        </m:oMath>
+      </m:oMathPara>
+    </w:p>
+    <w:p>
+      <w:pPr>
+        <w:jc w:val="both"/>
+        <w:rPr>
+          <w:rFonts w:eastAsiaTheme="minorEastAsia"/>
+        </w:rPr>
+      </w:pPr>
+      <w:r>
+        <w:rPr>
+          <w:rFonts w:eastAsiaTheme="minorEastAsia"/>
+        </w:rPr>
+        <w:t>In more familiar format:</w:t>
+      </w:r>
+    </w:p>
+    <w:p>
+      <w:pPr>
+        <w:jc w:val="both"/>
+        <w:rPr>
+          <w:rFonts w:eastAsiaTheme="minorEastAsia"/>
+        </w:rPr>
+      </w:pPr>
+      <m:oMathPara>
+        <m:oMath>
+          <m:d>
+            <m:dPr>
+              <m:begChr m:val="["/>
+              <m:endChr m:val="]"/>
+              <m:ctrlPr>
+                <w:rPr>
+                  <w:rFonts w:ascii="Cambria Math" w:eastAsiaTheme="minorEastAsia" w:hAnsi="Cambria Math"/>
+                  <w:i/>
+                </w:rPr>
+              </m:ctrlPr>
+            </m:dPr>
+            <m:e>
+              <m:m>
+                <m:mPr>
+                  <m:mcs>
+                    <m:mc>
+                      <m:mcPr>
+                        <m:count m:val="1"/>
+                        <m:mcJc m:val="center"/>
+                      </m:mcPr>
+                    </m:mc>
+                  </m:mcs>
+                  <m:ctrlPr>
+                    <w:rPr>
+                      <w:rFonts w:ascii="Cambria Math" w:eastAsiaTheme="minorEastAsia" w:hAnsi="Cambria Math"/>
+                      <w:i/>
+                    </w:rPr>
+                  </m:ctrlPr>
+                </m:mPr>
+                <m:mr>
+                  <m:e>
+                    <m:r>
+                      <w:rPr>
+                        <w:rFonts w:ascii="Cambria Math" w:eastAsiaTheme="minorEastAsia" w:hAnsi="Cambria Math"/>
+                      </w:rPr>
+                      <m:t>a</m:t>
+                    </m:r>
+                  </m:e>
+                </m:mr>
+                <m:mr>
+                  <m:e>
+                    <m:r>
+                      <w:rPr>
+                        <w:rFonts w:ascii="Cambria Math" w:eastAsiaTheme="minorEastAsia" w:hAnsi="Cambria Math"/>
+                      </w:rPr>
+                      <m:t>b</m:t>
+                    </m:r>
+                    <m:ctrlPr>
+                      <w:rPr>
+                        <w:rFonts w:ascii="Cambria Math" w:eastAsia="Cambria Math" w:hAnsi="Cambria Math" w:cs="Cambria Math"/>
+                        <w:i/>
+                      </w:rPr>
+                    </m:ctrlPr>
+                  </m:e>
+                </m:mr>
+                <m:mr>
+                  <m:e>
+                    <m:r>
+                      <w:rPr>
+                        <w:rFonts w:ascii="Cambria Math" w:eastAsia="Cambria Math" w:hAnsi="Cambria Math" w:cs="Cambria Math"/>
+                      </w:rPr>
+                      <m:t>c</m:t>
+                    </m:r>
+                  </m:e>
+                </m:mr>
+              </m:m>
+            </m:e>
+          </m:d>
+          <m:r>
+            <w:rPr>
+              <w:rFonts w:ascii="Cambria Math" w:eastAsiaTheme="minorEastAsia" w:hAnsi="Cambria Math"/>
+            </w:rPr>
+            <m:t>∙</m:t>
+          </m:r>
+          <m:d>
+            <m:dPr>
+              <m:begChr m:val="["/>
+              <m:endChr m:val="]"/>
+              <m:ctrlPr>
+                <w:rPr>
+                  <w:rFonts w:ascii="Cambria Math" w:eastAsiaTheme="minorEastAsia" w:hAnsi="Cambria Math"/>
+                  <w:i/>
+                </w:rPr>
+              </m:ctrlPr>
+            </m:dPr>
+            <m:e>
+              <m:m>
+                <m:mPr>
+                  <m:mcs>
+                    <m:mc>
+                      <m:mcPr>
+                        <m:count m:val="1"/>
+                        <m:mcJc m:val="center"/>
+                      </m:mcPr>
+                    </m:mc>
+                  </m:mcs>
+                  <m:ctrlPr>
+                    <w:rPr>
+                      <w:rFonts w:ascii="Cambria Math" w:eastAsiaTheme="minorEastAsia" w:hAnsi="Cambria Math"/>
+                      <w:i/>
+                    </w:rPr>
+                  </m:ctrlPr>
+                </m:mPr>
+                <m:mr>
+                  <m:e>
+                    <m:r>
+                      <w:rPr>
+                        <w:rFonts w:ascii="Cambria Math" w:eastAsiaTheme="minorEastAsia" w:hAnsi="Cambria Math"/>
+                      </w:rPr>
+                      <m:t>x-</m:t>
+                    </m:r>
+                    <m:sSub>
+                      <m:sSubPr>
+                        <m:ctrlPr>
+                          <w:rPr>
+                            <w:rFonts w:ascii="Cambria Math" w:eastAsiaTheme="minorEastAsia" w:hAnsi="Cambria Math"/>
+                            <w:i/>
+                          </w:rPr>
+                        </m:ctrlPr>
+                      </m:sSubPr>
+                      <m:e>
+                        <m:r>
+                          <w:rPr>
+                            <w:rFonts w:ascii="Cambria Math" w:eastAsiaTheme="minorEastAsia" w:hAnsi="Cambria Math"/>
+                          </w:rPr>
+                          <m:t>x</m:t>
+                        </m:r>
+                      </m:e>
+                      <m:sub>
+                        <m:r>
+                          <w:rPr>
+                            <w:rFonts w:ascii="Cambria Math" w:eastAsiaTheme="minorEastAsia" w:hAnsi="Cambria Math"/>
+                          </w:rPr>
+                          <m:t>0</m:t>
+                        </m:r>
+                      </m:sub>
+                    </m:sSub>
+                  </m:e>
+                </m:mr>
+                <m:mr>
+                  <m:e>
+                    <m:r>
+                      <w:rPr>
+                        <w:rFonts w:ascii="Cambria Math" w:eastAsiaTheme="minorEastAsia" w:hAnsi="Cambria Math"/>
+                      </w:rPr>
+                      <m:t>y-</m:t>
+                    </m:r>
+                    <m:sSub>
+                      <m:sSubPr>
+                        <m:ctrlPr>
+                          <w:rPr>
+                            <w:rFonts w:ascii="Cambria Math" w:eastAsiaTheme="minorEastAsia" w:hAnsi="Cambria Math"/>
+                            <w:i/>
+                          </w:rPr>
+                        </m:ctrlPr>
+                      </m:sSubPr>
+                      <m:e>
+                        <m:r>
+                          <w:rPr>
+                            <w:rFonts w:ascii="Cambria Math" w:eastAsiaTheme="minorEastAsia" w:hAnsi="Cambria Math"/>
+                          </w:rPr>
+                          <m:t>y</m:t>
+                        </m:r>
+                      </m:e>
+                      <m:sub>
+                        <m:r>
+                          <w:rPr>
+                            <w:rFonts w:ascii="Cambria Math" w:eastAsiaTheme="minorEastAsia" w:hAnsi="Cambria Math"/>
+                          </w:rPr>
+                          <m:t>0</m:t>
+                        </m:r>
+                      </m:sub>
+                    </m:sSub>
+                    <m:ctrlPr>
+                      <w:rPr>
+                        <w:rFonts w:ascii="Cambria Math" w:eastAsia="Cambria Math" w:hAnsi="Cambria Math" w:cs="Cambria Math"/>
+                        <w:i/>
+                      </w:rPr>
+                    </m:ctrlPr>
+                  </m:e>
+                </m:mr>
+                <m:mr>
+                  <m:e>
+                    <m:r>
+                      <w:rPr>
+                        <w:rFonts w:ascii="Cambria Math" w:eastAsia="Cambria Math" w:hAnsi="Cambria Math" w:cs="Cambria Math"/>
+                      </w:rPr>
+                      <m:t>z-</m:t>
+                    </m:r>
+                    <m:sSub>
+                      <m:sSubPr>
+                        <m:ctrlPr>
+                          <w:rPr>
+                            <w:rFonts w:ascii="Cambria Math" w:eastAsia="Cambria Math" w:hAnsi="Cambria Math" w:cs="Cambria Math"/>
+                            <w:i/>
+                          </w:rPr>
+                        </m:ctrlPr>
+                      </m:sSubPr>
+                      <m:e>
+                        <m:r>
+                          <w:rPr>
+                            <w:rFonts w:ascii="Cambria Math" w:eastAsia="Cambria Math" w:hAnsi="Cambria Math" w:cs="Cambria Math"/>
+                          </w:rPr>
+                          <m:t>z</m:t>
+                        </m:r>
+                      </m:e>
+                      <m:sub>
+                        <m:r>
+                          <w:rPr>
+                            <w:rFonts w:ascii="Cambria Math" w:eastAsia="Cambria Math" w:hAnsi="Cambria Math" w:cs="Cambria Math"/>
+                          </w:rPr>
+                          <m:t>0</m:t>
+                        </m:r>
+                      </m:sub>
+                    </m:sSub>
+                  </m:e>
+                </m:mr>
+              </m:m>
+            </m:e>
+          </m:d>
+          <m:r>
+            <w:rPr>
+              <w:rFonts w:ascii="Cambria Math" w:eastAsiaTheme="minorEastAsia" w:hAnsi="Cambria Math"/>
+            </w:rPr>
+            <m:t>=0</m:t>
+          </m:r>
+        </m:oMath>
+      </m:oMathPara>
+    </w:p>
+    <w:p>
+      <w:pPr>
+        <w:jc w:val="both"/>
+        <w:rPr>
+          <w:rFonts w:eastAsiaTheme="minorEastAsia"/>
+        </w:rPr>
+      </w:pPr>
+      <w:r>
+        <w:rPr>
+          <w:rFonts w:eastAsiaTheme="minorEastAsia"/>
+        </w:rPr>
+        <w:t xml:space="preserve">Now, actually compute </w:t>
+      </w:r>
+      <w:r>
+        <w:rPr>
+          <w:rFonts w:eastAsiaTheme="minorEastAsia"/>
+        </w:rPr>
+        <w:t>the dot product to get</w:t>
+      </w:r>
+      <w:r>
+        <w:rPr>
+          <w:rFonts w:eastAsiaTheme="minorEastAsia"/>
+        </w:rPr>
+        <w:t>:</w:t>
+      </w:r>
+    </w:p>
+    <w:p>
+      <w:pPr>
+        <w:jc w:val="both"/>
+        <w:rPr>
+          <w:rFonts w:eastAsiaTheme="minorEastAsia"/>
+        </w:rPr>
+      </w:pPr>
+      <m:oMathPara>
+        <m:oMath>
+          <m:r>
+            <w:rPr>
+              <w:rFonts w:ascii="Cambria Math" w:eastAsiaTheme="minorEastAsia" w:hAnsi="Cambria Math"/>
+            </w:rPr>
+            <m:t>a</m:t>
+          </m:r>
+          <m:d>
+            <m:dPr>
+              <m:ctrlPr>
+                <w:rPr>
+                  <w:rFonts w:ascii="Cambria Math" w:eastAsiaTheme="minorEastAsia" w:hAnsi="Cambria Math"/>
+                  <w:i/>
+                </w:rPr>
+              </m:ctrlPr>
+            </m:dPr>
+            <m:e>
+              <m:r>
+                <w:rPr>
+                  <w:rFonts w:ascii="Cambria Math" w:eastAsiaTheme="minorEastAsia" w:hAnsi="Cambria Math"/>
+                </w:rPr>
+                <m:t>x-</m:t>
+              </m:r>
+              <m:sSub>
+                <m:sSubPr>
+                  <m:ctrlPr>
+                    <w:rPr>
+                      <w:rFonts w:ascii="Cambria Math" w:eastAsiaTheme="minorEastAsia" w:hAnsi="Cambria Math"/>
+                      <w:i/>
+                    </w:rPr>
+                  </m:ctrlPr>
+                </m:sSubPr>
+                <m:e>
+                  <m:r>
+                    <w:rPr>
+                      <w:rFonts w:ascii="Cambria Math" w:eastAsiaTheme="minorEastAsia" w:hAnsi="Cambria Math"/>
+                    </w:rPr>
+                    <m:t>x</m:t>
+                  </m:r>
+                </m:e>
+                <m:sub>
+                  <m:r>
+                    <w:rPr>
+                      <w:rFonts w:ascii="Cambria Math" w:eastAsiaTheme="minorEastAsia" w:hAnsi="Cambria Math"/>
+                    </w:rPr>
+                    <m:t>0</m:t>
+                  </m:r>
+                </m:sub>
+              </m:sSub>
+            </m:e>
+          </m:d>
+          <m:r>
+            <w:rPr>
+              <w:rFonts w:ascii="Cambria Math" w:eastAsiaTheme="minorEastAsia" w:hAnsi="Cambria Math"/>
+            </w:rPr>
+            <m:t>+</m:t>
+          </m:r>
+          <m:r>
+            <w:rPr>
+              <w:rFonts w:ascii="Cambria Math" w:eastAsiaTheme="minorEastAsia" w:hAnsi="Cambria Math"/>
+            </w:rPr>
+            <m:t>b</m:t>
+          </m:r>
+          <m:d>
+            <m:dPr>
+              <m:ctrlPr>
+                <w:rPr>
+                  <w:rFonts w:ascii="Cambria Math" w:eastAsiaTheme="minorEastAsia" w:hAnsi="Cambria Math"/>
+                  <w:i/>
+                </w:rPr>
+              </m:ctrlPr>
+            </m:dPr>
+            <m:e>
+              <m:r>
+                <w:rPr>
+                  <w:rFonts w:ascii="Cambria Math" w:eastAsiaTheme="minorEastAsia" w:hAnsi="Cambria Math"/>
+                </w:rPr>
+                <m:t>y-</m:t>
+              </m:r>
+              <m:sSub>
+                <m:sSubPr>
+                  <m:ctrlPr>
+                    <w:rPr>
+                      <w:rFonts w:ascii="Cambria Math" w:eastAsiaTheme="minorEastAsia" w:hAnsi="Cambria Math"/>
+                      <w:i/>
+                    </w:rPr>
+                  </m:ctrlPr>
+                </m:sSubPr>
+                <m:e>
+                  <m:r>
+                    <w:rPr>
+                      <w:rFonts w:ascii="Cambria Math" w:eastAsiaTheme="minorEastAsia" w:hAnsi="Cambria Math"/>
+                    </w:rPr>
+                    <m:t>y</m:t>
+                  </m:r>
+                </m:e>
+                <m:sub>
+                  <m:r>
+                    <w:rPr>
+                      <w:rFonts w:ascii="Cambria Math" w:eastAsiaTheme="minorEastAsia" w:hAnsi="Cambria Math"/>
+                    </w:rPr>
+                    <m:t>0</m:t>
+                  </m:r>
+                </m:sub>
+              </m:sSub>
+            </m:e>
+          </m:d>
+          <m:r>
+            <w:rPr>
+              <w:rFonts w:ascii="Cambria Math" w:eastAsiaTheme="minorEastAsia" w:hAnsi="Cambria Math"/>
+            </w:rPr>
+            <m:t>+c</m:t>
+          </m:r>
+          <m:d>
+            <m:dPr>
+              <m:ctrlPr>
+                <w:rPr>
+                  <w:rFonts w:ascii="Cambria Math" w:eastAsiaTheme="minorEastAsia" w:hAnsi="Cambria Math"/>
+                  <w:i/>
+                </w:rPr>
+              </m:ctrlPr>
+            </m:dPr>
+            <m:e>
+              <m:r>
+                <w:rPr>
+                  <w:rFonts w:ascii="Cambria Math" w:eastAsiaTheme="minorEastAsia" w:hAnsi="Cambria Math"/>
+                </w:rPr>
+                <m:t>z-</m:t>
+              </m:r>
+              <m:sSub>
+                <m:sSubPr>
+                  <m:ctrlPr>
+                    <w:rPr>
+                      <w:rFonts w:ascii="Cambria Math" w:eastAsiaTheme="minorEastAsia" w:hAnsi="Cambria Math"/>
+                      <w:i/>
+                    </w:rPr>
+                  </m:ctrlPr>
+                </m:sSubPr>
+                <m:e>
+                  <m:r>
+                    <w:rPr>
+                      <w:rFonts w:ascii="Cambria Math" w:eastAsiaTheme="minorEastAsia" w:hAnsi="Cambria Math"/>
+                    </w:rPr>
+                    <m:t>z</m:t>
+                  </m:r>
+                </m:e>
+                <m:sub>
+                  <m:r>
+                    <w:rPr>
+                      <w:rFonts w:ascii="Cambria Math" w:eastAsiaTheme="minorEastAsia" w:hAnsi="Cambria Math"/>
+                    </w:rPr>
+                    <m:t>0</m:t>
+                  </m:r>
+                </m:sub>
+              </m:sSub>
+            </m:e>
+          </m:d>
+          <m:r>
+            <w:rPr>
+              <w:rFonts w:ascii="Cambria Math" w:eastAsiaTheme="minorEastAsia" w:hAnsi="Cambria Math"/>
+            </w:rPr>
+            <m:t>=0</m:t>
+          </m:r>
+        </m:oMath>
+      </m:oMathPara>
+    </w:p>
+    <w:p>
+      <w:pPr>
+        <w:jc w:val="both"/>
+        <w:rPr>
+          <w:rFonts w:eastAsiaTheme="minorEastAsia"/>
+        </w:rPr>
+      </w:pPr>
+      <w:r>
+        <w:rPr>
+          <w:rFonts w:eastAsiaTheme="minorEastAsia"/>
+        </w:rPr>
+        <w:t xml:space="preserve">This is called the </w:t>
+      </w:r>
+      <w:r>
+        <w:rPr>
+          <w:rFonts w:eastAsiaTheme="minorEastAsia"/>
+          <w:b/>
+          <w:bCs/>
+        </w:rPr>
+        <w:t>scalar equation of plane</w:t>
+      </w:r>
+      <w:r>
+        <w:rPr>
+          <w:rFonts w:eastAsiaTheme="minorEastAsia"/>
+        </w:rPr>
+        <w:t>. Ofter this will be written as,</w:t>
+      </w:r>
+    </w:p>
+    <w:p>
+      <w:pPr>
+        <w:jc w:val="both"/>
+        <w:rPr>
+          <w:rFonts w:eastAsiaTheme="minorEastAsia"/>
+        </w:rPr>
+      </w:pPr>
+      <m:oMathPara>
+        <m:oMath>
+          <m:r>
+            <w:rPr>
+              <w:rFonts w:ascii="Cambria Math" w:eastAsiaTheme="minorEastAsia" w:hAnsi="Cambria Math"/>
+            </w:rPr>
+            <m:t>ax+by+cz=d</m:t>
+          </m:r>
+        </m:oMath>
+      </m:oMathPara>
+    </w:p>
+    <w:p>
+      <w:pPr>
+        <w:jc w:val="both"/>
+        <w:rPr>
+          <w:rFonts w:eastAsiaTheme="minorEastAsia"/>
+        </w:rPr>
+      </w:pPr>
+      <w:r>
+        <w:rPr>
+          <w:rFonts w:eastAsiaTheme="minorEastAsia"/>
+        </w:rPr>
+        <w:t>Where:</w:t>
+      </w:r>
+    </w:p>
+    <w:p>
+      <w:pPr>
+        <w:jc w:val="both"/>
+        <w:rPr>
+          <w:rFonts w:eastAsiaTheme="minorEastAsia"/>
+        </w:rPr>
+      </w:pPr>
+      <m:oMathPara>
+        <m:oMath>
+          <m:r>
+            <w:rPr>
+              <w:rFonts w:ascii="Cambria Math" w:eastAsiaTheme="minorEastAsia" w:hAnsi="Cambria Math"/>
+            </w:rPr>
+            <m:t>d=a</m:t>
+          </m:r>
+          <m:sSub>
+            <m:sSubPr>
+              <m:ctrlPr>
+                <w:rPr>
+                  <w:rFonts w:ascii="Cambria Math" w:eastAsiaTheme="minorEastAsia" w:hAnsi="Cambria Math"/>
+                  <w:i/>
+                </w:rPr>
+              </m:ctrlPr>
+            </m:sSubPr>
+            <m:e>
+              <m:r>
+                <w:rPr>
+                  <w:rFonts w:ascii="Cambria Math" w:eastAsiaTheme="minorEastAsia" w:hAnsi="Cambria Math"/>
+                </w:rPr>
+                <m:t>x</m:t>
+              </m:r>
+            </m:e>
+            <m:sub>
+              <m:r>
+                <w:rPr>
+                  <w:rFonts w:ascii="Cambria Math" w:eastAsiaTheme="minorEastAsia" w:hAnsi="Cambria Math"/>
+                </w:rPr>
+                <m:t>0</m:t>
+              </m:r>
+            </m:sub>
+          </m:sSub>
+          <m:r>
+            <w:rPr>
+              <w:rFonts w:ascii="Cambria Math" w:eastAsiaTheme="minorEastAsia" w:hAnsi="Cambria Math"/>
+            </w:rPr>
+            <m:t>+b</m:t>
+          </m:r>
+          <m:sSub>
+            <m:sSubPr>
+              <m:ctrlPr>
+                <w:rPr>
+                  <w:rFonts w:ascii="Cambria Math" w:eastAsiaTheme="minorEastAsia" w:hAnsi="Cambria Math"/>
+                  <w:i/>
+                </w:rPr>
+              </m:ctrlPr>
+            </m:sSubPr>
+            <m:e>
+              <m:r>
+                <w:rPr>
+                  <w:rFonts w:ascii="Cambria Math" w:eastAsiaTheme="minorEastAsia" w:hAnsi="Cambria Math"/>
+                </w:rPr>
+                <m:t>y</m:t>
+              </m:r>
+            </m:e>
+            <m:sub>
+              <m:r>
+                <w:rPr>
+                  <w:rFonts w:ascii="Cambria Math" w:eastAsiaTheme="minorEastAsia" w:hAnsi="Cambria Math"/>
+                </w:rPr>
+                <m:t>0</m:t>
+              </m:r>
+            </m:sub>
+          </m:sSub>
+          <m:r>
+            <w:rPr>
+              <w:rFonts w:ascii="Cambria Math" w:eastAsiaTheme="minorEastAsia" w:hAnsi="Cambria Math"/>
+            </w:rPr>
+            <m:t>+</m:t>
+          </m:r>
+          <m:r>
+            <w:rPr>
+              <w:rFonts w:ascii="Cambria Math" w:eastAsiaTheme="minorEastAsia" w:hAnsi="Cambria Math"/>
+            </w:rPr>
+            <m:t>c</m:t>
+          </m:r>
+          <m:sSub>
+            <m:sSubPr>
+              <m:ctrlPr>
+                <w:rPr>
+                  <w:rFonts w:ascii="Cambria Math" w:eastAsiaTheme="minorEastAsia" w:hAnsi="Cambria Math"/>
+                  <w:i/>
+                </w:rPr>
+              </m:ctrlPr>
+            </m:sSubPr>
+            <m:e>
+              <m:r>
+                <w:rPr>
+                  <w:rFonts w:ascii="Cambria Math" w:eastAsiaTheme="minorEastAsia" w:hAnsi="Cambria Math"/>
+                </w:rPr>
+                <m:t>z</m:t>
+              </m:r>
+            </m:e>
+            <m:sub>
+              <m:r>
+                <w:rPr>
+                  <w:rFonts w:ascii="Cambria Math" w:eastAsiaTheme="minorEastAsia" w:hAnsi="Cambria Math"/>
+                </w:rPr>
+                <m:t>0</m:t>
+              </m:r>
+            </m:sub>
+          </m:sSub>
+        </m:oMath>
+      </m:oMathPara>
+    </w:p>
+    <w:p>
+      <w:pPr>
+        <w:pStyle w:val="Heading3"/>
+        <w:rPr>
+          <w:rFonts w:eastAsiaTheme="minorEastAsia"/>
+        </w:rPr>
+      </w:pPr>
+      <w:r>
+        <w:rPr>
+          <w:rFonts w:eastAsiaTheme="minorEastAsia"/>
+        </w:rPr>
+        <w:t xml:space="preserve">Example: </w:t>
+      </w:r>
+    </w:p>
+    <w:p>
+      <w:pPr>
+        <w:jc w:val="both"/>
+        <w:rPr>
+          <w:rFonts w:eastAsiaTheme="minorEastAsia"/>
+        </w:rPr>
+      </w:pPr>
+      <w:r>
+        <w:rPr>
+          <w:rFonts w:eastAsiaTheme="minorEastAsia"/>
+        </w:rPr>
+        <w:t xml:space="preserve">Let </w:t>
+      </w:r>
+      <m:oMath>
+        <m:sSub>
+          <m:sSubPr>
+            <m:ctrlPr>
+              <w:rPr>
+                <w:rFonts w:ascii="Cambria Math" w:eastAsiaTheme="minorEastAsia" w:hAnsi="Cambria Math"/>
+                <w:i/>
+              </w:rPr>
+            </m:ctrlPr>
+          </m:sSubPr>
+          <m:e>
+            <m:r>
+              <w:rPr>
+                <w:rFonts w:ascii="Cambria Math" w:eastAsiaTheme="minorEastAsia" w:hAnsi="Cambria Math"/>
+              </w:rPr>
+              <m:t>P</m:t>
+            </m:r>
+          </m:e>
+          <m:sub>
+            <m:r>
+              <w:rPr>
+                <w:rFonts w:ascii="Cambria Math" w:eastAsiaTheme="minorEastAsia" w:hAnsi="Cambria Math"/>
+              </w:rPr>
+              <m:t>0</m:t>
+            </m:r>
+          </m:sub>
+        </m:sSub>
+        <m:r>
+          <w:rPr>
+            <w:rFonts w:ascii="Cambria Math" w:eastAsiaTheme="minorEastAsia" w:hAnsi="Cambria Math"/>
+          </w:rPr>
+          <m:t>=</m:t>
+        </m:r>
+        <m:d>
+          <m:dPr>
+            <m:ctrlPr>
+              <w:rPr>
+                <w:rFonts w:ascii="Cambria Math" w:eastAsiaTheme="minorEastAsia" w:hAnsi="Cambria Math"/>
+                <w:i/>
+              </w:rPr>
+            </m:ctrlPr>
+          </m:dPr>
+          <m:e>
+            <m:r>
+              <w:rPr>
+                <w:rFonts w:ascii="Cambria Math" w:eastAsiaTheme="minorEastAsia" w:hAnsi="Cambria Math"/>
+              </w:rPr>
+              <m:t>1.5, 0, 2.15</m:t>
+            </m:r>
+          </m:e>
+        </m:d>
+      </m:oMath>
+      <w:r>
+        <w:rPr>
+          <w:rFonts w:eastAsiaTheme="minorEastAsia"/>
+        </w:rPr>
+        <w:t xml:space="preserve"> and </w:t>
+      </w:r>
+      <m:oMath>
+        <m:r>
+          <w:rPr>
+            <w:rFonts w:ascii="Cambria Math" w:eastAsiaTheme="minorEastAsia" w:hAnsi="Cambria Math"/>
+          </w:rPr>
+          <m:t>P=(1, 1.5, 2.4)</m:t>
+        </m:r>
+      </m:oMath>
+      <w:r>
+        <w:rPr>
+          <w:rFonts w:eastAsiaTheme="minorEastAsia"/>
+        </w:rPr>
+        <w:t xml:space="preserve"> then:</w:t>
+      </w:r>
+    </w:p>
+    <w:p>
+      <w:pPr>
+        <w:jc w:val="both"/>
+        <w:rPr>
+          <w:rFonts w:eastAsiaTheme="minorEastAsia"/>
+        </w:rPr>
+      </w:pPr>
+      <m:oMathPara>
+        <m:oMath>
+          <m:r>
+            <w:rPr>
+              <w:rFonts w:ascii="Cambria Math" w:eastAsiaTheme="minorEastAsia" w:hAnsi="Cambria Math"/>
+            </w:rPr>
+            <m:t>a</m:t>
+          </m:r>
+          <m:d>
+            <m:dPr>
+              <m:ctrlPr>
+                <w:rPr>
+                  <w:rFonts w:ascii="Cambria Math" w:eastAsiaTheme="minorEastAsia" w:hAnsi="Cambria Math"/>
+                  <w:i/>
+                </w:rPr>
+              </m:ctrlPr>
+            </m:dPr>
+            <m:e>
+              <m:r>
+                <w:rPr>
+                  <w:rFonts w:ascii="Cambria Math" w:eastAsiaTheme="minorEastAsia" w:hAnsi="Cambria Math"/>
+                </w:rPr>
+                <m:t>1-1.5</m:t>
+              </m:r>
+            </m:e>
+          </m:d>
+          <m:r>
+            <w:rPr>
+              <w:rFonts w:ascii="Cambria Math" w:eastAsiaTheme="minorEastAsia" w:hAnsi="Cambria Math"/>
+            </w:rPr>
+            <m:t>+b</m:t>
+          </m:r>
+          <m:d>
+            <m:dPr>
+              <m:ctrlPr>
+                <w:rPr>
+                  <w:rFonts w:ascii="Cambria Math" w:eastAsiaTheme="minorEastAsia" w:hAnsi="Cambria Math"/>
+                  <w:i/>
+                </w:rPr>
+              </m:ctrlPr>
+            </m:dPr>
+            <m:e>
+              <m:r>
+                <w:rPr>
+                  <w:rFonts w:ascii="Cambria Math" w:eastAsiaTheme="minorEastAsia" w:hAnsi="Cambria Math"/>
+                </w:rPr>
+                <m:t>1.5-0</m:t>
+              </m:r>
+            </m:e>
+          </m:d>
+          <m:r>
+            <w:rPr>
+              <w:rFonts w:ascii="Cambria Math" w:eastAsiaTheme="minorEastAsia" w:hAnsi="Cambria Math"/>
+            </w:rPr>
+            <m:t>+c</m:t>
+          </m:r>
+          <m:d>
+            <m:dPr>
+              <m:ctrlPr>
+                <w:rPr>
+                  <w:rFonts w:ascii="Cambria Math" w:eastAsiaTheme="minorEastAsia" w:hAnsi="Cambria Math"/>
+                  <w:i/>
+                </w:rPr>
+              </m:ctrlPr>
+            </m:dPr>
+            <m:e>
+              <m:r>
+                <w:rPr>
+                  <w:rFonts w:ascii="Cambria Math" w:eastAsiaTheme="minorEastAsia" w:hAnsi="Cambria Math"/>
+                </w:rPr>
+                <m:t>2.4-2.15</m:t>
+              </m:r>
+            </m:e>
+          </m:d>
+          <m:r>
+            <w:rPr>
+              <w:rFonts w:ascii="Cambria Math" w:eastAsiaTheme="minorEastAsia" w:hAnsi="Cambria Math"/>
+            </w:rPr>
+            <m:t>=0</m:t>
+          </m:r>
+        </m:oMath>
+      </m:oMathPara>
+    </w:p>
+    <w:p>
+      <w:pPr>
+        <w:jc w:val="both"/>
+        <w:rPr>
+          <w:rFonts w:eastAsiaTheme="minorEastAsia"/>
+        </w:rPr>
+      </w:pPr>
+      <m:oMathPara>
+        <m:oMath>
+          <m:r>
+            <w:rPr>
+              <w:rFonts w:ascii="Cambria Math" w:eastAsiaTheme="minorEastAsia" w:hAnsi="Cambria Math"/>
+            </w:rPr>
+            <m:t>-0.5a+1.5b+0.25c=0</m:t>
+          </m:r>
+        </m:oMath>
+      </m:oMathPara>
+    </w:p>
+    <w:p>
+      <w:pPr>
+        <w:jc w:val="both"/>
+        <w:rPr>
+          <w:rFonts w:eastAsiaTheme="minorEastAsia"/>
+        </w:rPr>
+      </w:pPr>
+      <w:r>
+        <w:rPr>
+          <w:rFonts w:eastAsiaTheme="minorEastAsia"/>
+        </w:rPr>
+        <w:t xml:space="preserve">Let </w:t>
+      </w:r>
+      <m:oMath>
+        <m:r>
+          <w:rPr>
+            <w:rFonts w:ascii="Cambria Math" w:eastAsiaTheme="minorEastAsia" w:hAnsi="Cambria Math"/>
+          </w:rPr>
+          <m:t>a=4, b=1</m:t>
+        </m:r>
+      </m:oMath>
+      <w:r>
+        <w:rPr>
+          <w:rFonts w:eastAsiaTheme="minorEastAsia"/>
+        </w:rPr>
+        <w:t xml:space="preserve"> then: </w:t>
+      </w:r>
+      <m:oMath>
+        <m:r>
+          <w:rPr>
+            <w:rFonts w:ascii="Cambria Math" w:eastAsiaTheme="minorEastAsia" w:hAnsi="Cambria Math"/>
+          </w:rPr>
+          <m:t>c=</m:t>
+        </m:r>
+        <m:f>
+          <m:fPr>
+            <m:ctrlPr>
+              <w:rPr>
+                <w:rFonts w:ascii="Cambria Math" w:eastAsiaTheme="minorEastAsia" w:hAnsi="Cambria Math"/>
+                <w:i/>
+              </w:rPr>
+            </m:ctrlPr>
+          </m:fPr>
+          <m:num>
+            <m:r>
+              <w:rPr>
+                <w:rFonts w:ascii="Cambria Math" w:eastAsiaTheme="minorEastAsia" w:hAnsi="Cambria Math"/>
+              </w:rPr>
+              <m:t>2-1.5</m:t>
+            </m:r>
+          </m:num>
+          <m:den>
+            <m:r>
+              <w:rPr>
+                <w:rFonts w:ascii="Cambria Math" w:eastAsiaTheme="minorEastAsia" w:hAnsi="Cambria Math"/>
+              </w:rPr>
+              <m:t>0.25</m:t>
+            </m:r>
+          </m:den>
+        </m:f>
+        <m:r>
+          <w:rPr>
+            <w:rFonts w:ascii="Cambria Math" w:eastAsiaTheme="minorEastAsia" w:hAnsi="Cambria Math"/>
+          </w:rPr>
+          <m:t>=2</m:t>
+        </m:r>
+      </m:oMath>
+      <w:r>
+        <w:rPr>
+          <w:rFonts w:eastAsiaTheme="minorEastAsia"/>
+        </w:rPr>
+        <w:t>.</w:t>
+      </w:r>
+    </w:p>
+    <w:p>
+      <w:pPr>
+        <w:jc w:val="both"/>
+        <w:rPr>
+          <w:rFonts w:eastAsiaTheme="minorEastAsia"/>
+        </w:rPr>
+      </w:pPr>
+      <w:r>
+        <w:rPr>
+          <w:rFonts w:eastAsiaTheme="minorEastAsia"/>
+        </w:rPr>
+        <w:t>The plane equation is</w:t>
+      </w:r>
+      <w:r>
+        <w:rPr>
+          <w:rFonts w:eastAsiaTheme="minorEastAsia"/>
+        </w:rPr>
+        <w:t xml:space="preserve">, being given by the normal vector and the </w:t>
+      </w:r>
+    </w:p>
+    <w:p>
+      <w:pPr>
+        <w:jc w:val="both"/>
+        <w:rPr>
+          <w:rFonts w:eastAsiaTheme="minorEastAsia"/>
+        </w:rPr>
+      </w:pPr>
+      <m:oMathPara>
+        <m:oMath>
+          <m:r>
+            <w:rPr>
+              <w:rFonts w:ascii="Cambria Math" w:eastAsiaTheme="minorEastAsia" w:hAnsi="Cambria Math"/>
+            </w:rPr>
+            <m:t>4x+y+2z=</m:t>
+          </m:r>
+          <m:r>
+            <w:rPr>
+              <w:rFonts w:ascii="Cambria Math" w:eastAsiaTheme="minorEastAsia" w:hAnsi="Cambria Math"/>
+            </w:rPr>
+            <m:t>10.3</m:t>
+          </m:r>
+        </m:oMath>
+      </m:oMathPara>
+    </w:p>
+    <w:p>
+      <w:pPr>
+        <w:jc w:val="both"/>
+        <w:rPr>
+          <w:rFonts w:eastAsiaTheme="minorEastAsia"/>
+        </w:rPr>
+      </w:pPr>
+      <m:oMathPara>
+        <m:oMath>
+          <m:r>
+            <w:rPr>
+              <w:rFonts w:ascii="Cambria Math" w:eastAsiaTheme="minorEastAsia" w:hAnsi="Cambria Math"/>
+            </w:rPr>
+            <m:t>4x+y+2z=0</m:t>
+          </m:r>
+        </m:oMath>
+      </m:oMathPara>
+    </w:p>
+    <w:p>
+      <w:pPr>
+        <w:jc w:val="both"/>
+        <w:rPr>
+          <w:rFonts w:eastAsiaTheme="minorEastAsia"/>
+        </w:rPr>
+      </w:pPr>
+      <w:r>
+        <w:rPr>
+          <w:rFonts w:eastAsiaTheme="minorEastAsia"/>
+        </w:rPr>
+        <w:t xml:space="preserve">The </w:t>
+      </w:r>
+      <w:r>
+        <w:rPr>
+          <w:rFonts w:eastAsiaTheme="minorEastAsia"/>
+          <w:b/>
+          <w:bCs/>
+        </w:rPr>
+        <w:t>normal vector</w:t>
+      </w:r>
+      <w:r>
+        <w:rPr>
+          <w:rFonts w:eastAsiaTheme="minorEastAsia"/>
+        </w:rPr>
+        <w:t xml:space="preserve"> is:</w:t>
+      </w:r>
+    </w:p>
+    <w:p>
+      <w:pPr>
+        <w:jc w:val="both"/>
+        <w:rPr>
+          <w:rFonts w:eastAsiaTheme="minorEastAsia"/>
+        </w:rPr>
+      </w:pPr>
+      <m:oMathPara>
+        <m:oMath>
+          <m:r>
+            <m:rPr>
+              <m:sty m:val="bi"/>
+            </m:rPr>
+            <w:rPr>
+              <w:rFonts w:ascii="Cambria Math" w:eastAsiaTheme="minorEastAsia" w:hAnsi="Cambria Math"/>
+            </w:rPr>
+            <m:t>n=</m:t>
+          </m:r>
+          <m:f>
+            <m:fPr>
+              <m:ctrlPr>
+                <w:rPr>
+                  <w:rFonts w:ascii="Cambria Math" w:eastAsiaTheme="minorEastAsia" w:hAnsi="Cambria Math"/>
+                  <w:b/>
+                  <w:bCs/>
+                  <w:i/>
+                </w:rPr>
+              </m:ctrlPr>
+            </m:fPr>
+            <m:num>
+              <m:r>
+                <m:rPr>
+                  <m:sty m:val="bi"/>
+                </m:rPr>
+                <w:rPr>
+                  <w:rFonts w:ascii="Cambria Math" w:eastAsiaTheme="minorEastAsia" w:hAnsi="Cambria Math"/>
+                </w:rPr>
+                <m:t>(</m:t>
+              </m:r>
+              <m:r>
+                <w:rPr>
+                  <w:rFonts w:ascii="Cambria Math" w:eastAsiaTheme="minorEastAsia" w:hAnsi="Cambria Math"/>
+                </w:rPr>
+                <m:t>4,1,2)</m:t>
+              </m:r>
+              <m:ctrlPr>
+                <w:rPr>
+                  <w:rFonts w:ascii="Cambria Math" w:eastAsiaTheme="minorEastAsia" w:hAnsi="Cambria Math"/>
+                  <w:i/>
+                </w:rPr>
+              </m:ctrlPr>
+            </m:num>
+            <m:den>
+              <m:d>
+                <m:dPr>
+                  <m:begChr m:val="‖"/>
+                  <m:endChr m:val="‖"/>
+                  <m:ctrlPr>
+                    <w:rPr>
+                      <w:rFonts w:ascii="Cambria Math" w:eastAsiaTheme="minorEastAsia" w:hAnsi="Cambria Math"/>
+                      <w:i/>
+                    </w:rPr>
+                  </m:ctrlPr>
+                </m:dPr>
+                <m:e>
+                  <m:r>
+                    <w:rPr>
+                      <w:rFonts w:ascii="Cambria Math" w:eastAsiaTheme="minorEastAsia" w:hAnsi="Cambria Math"/>
+                    </w:rPr>
+                    <m:t>(4,1,2)</m:t>
+                  </m:r>
+                </m:e>
+              </m:d>
+            </m:den>
+          </m:f>
+          <m:r>
+            <m:rPr>
+              <m:sty m:val="bi"/>
+            </m:rPr>
+            <w:rPr>
+              <w:rFonts w:ascii="Cambria Math" w:eastAsiaTheme="minorEastAsia" w:hAnsi="Cambria Math"/>
+            </w:rPr>
+            <m:t>=</m:t>
+          </m:r>
+          <m:f>
+            <m:fPr>
+              <m:ctrlPr>
+                <w:rPr>
+                  <w:rFonts w:ascii="Cambria Math" w:eastAsiaTheme="minorEastAsia" w:hAnsi="Cambria Math"/>
+                  <w:b/>
+                  <w:bCs/>
+                  <w:i/>
+                </w:rPr>
+              </m:ctrlPr>
+            </m:fPr>
+            <m:num>
+              <m:r>
+                <m:rPr>
+                  <m:sty m:val="bi"/>
+                </m:rPr>
+                <w:rPr>
+                  <w:rFonts w:ascii="Cambria Math" w:eastAsiaTheme="minorEastAsia" w:hAnsi="Cambria Math"/>
+                </w:rPr>
+                <m:t>(</m:t>
+              </m:r>
+              <m:r>
+                <w:rPr>
+                  <w:rFonts w:ascii="Cambria Math" w:eastAsiaTheme="minorEastAsia" w:hAnsi="Cambria Math"/>
+                </w:rPr>
+                <m:t>4,1,2)</m:t>
+              </m:r>
+              <m:ctrlPr>
+                <w:rPr>
+                  <w:rFonts w:ascii="Cambria Math" w:eastAsiaTheme="minorEastAsia" w:hAnsi="Cambria Math"/>
+                  <w:i/>
+                </w:rPr>
+              </m:ctrlPr>
+            </m:num>
+            <m:den>
+              <m:rad>
+                <m:radPr>
+                  <m:degHide m:val="1"/>
+                  <m:ctrlPr>
+                    <w:rPr>
+                      <w:rFonts w:ascii="Cambria Math" w:eastAsiaTheme="minorEastAsia" w:hAnsi="Cambria Math"/>
+                      <w:i/>
+                    </w:rPr>
+                  </m:ctrlPr>
+                </m:radPr>
+                <m:deg>
+                  <m:ctrlPr>
+                    <w:rPr>
+                      <w:rFonts w:ascii="Cambria Math" w:eastAsiaTheme="minorEastAsia" w:hAnsi="Cambria Math"/>
+                      <w:b/>
+                      <w:bCs/>
+                      <w:i/>
+                    </w:rPr>
+                  </m:ctrlPr>
+                </m:deg>
+                <m:e>
+                  <m:r>
+                    <w:rPr>
+                      <w:rFonts w:ascii="Cambria Math" w:eastAsiaTheme="minorEastAsia" w:hAnsi="Cambria Math"/>
+                    </w:rPr>
+                    <m:t>16+1+4</m:t>
+                  </m:r>
+                </m:e>
+              </m:rad>
+            </m:den>
+          </m:f>
+          <m:r>
+            <m:rPr>
+              <m:sty m:val="bi"/>
+            </m:rPr>
+            <w:rPr>
+              <w:rFonts w:ascii="Cambria Math" w:eastAsiaTheme="minorEastAsia" w:hAnsi="Cambria Math"/>
+            </w:rPr>
+            <m:t>=</m:t>
+          </m:r>
+          <m:f>
+            <m:fPr>
+              <m:ctrlPr>
+                <w:rPr>
+                  <w:rFonts w:ascii="Cambria Math" w:eastAsiaTheme="minorEastAsia" w:hAnsi="Cambria Math"/>
+                  <w:i/>
+                </w:rPr>
+              </m:ctrlPr>
+            </m:fPr>
+            <m:num>
+              <m:r>
+                <w:rPr>
+                  <w:rFonts w:ascii="Cambria Math" w:eastAsiaTheme="minorEastAsia" w:hAnsi="Cambria Math"/>
+                </w:rPr>
+                <m:t>(4,1,2)</m:t>
+              </m:r>
+            </m:num>
+            <m:den>
+              <m:rad>
+                <m:radPr>
+                  <m:degHide m:val="1"/>
+                  <m:ctrlPr>
+                    <w:rPr>
+                      <w:rFonts w:ascii="Cambria Math" w:eastAsiaTheme="minorEastAsia" w:hAnsi="Cambria Math"/>
+                      <w:i/>
+                    </w:rPr>
+                  </m:ctrlPr>
+                </m:radPr>
+                <m:deg/>
+                <m:e>
+                  <m:r>
+                    <w:rPr>
+                      <w:rFonts w:ascii="Cambria Math" w:eastAsiaTheme="minorEastAsia" w:hAnsi="Cambria Math"/>
+                    </w:rPr>
+                    <m:t>21</m:t>
+                  </m:r>
+                </m:e>
+              </m:rad>
+            </m:den>
+          </m:f>
+          <m:r>
+            <w:rPr>
+              <w:rFonts w:ascii="Cambria Math" w:eastAsiaTheme="minorEastAsia" w:hAnsi="Cambria Math"/>
+            </w:rPr>
+            <m:t>=(0.87, 0.22, 0.44)</m:t>
+          </m:r>
+        </m:oMath>
+      </m:oMathPara>
+    </w:p>
+    <w:p>
+      <w:pPr>
+        <w:keepNext/>
+        <w:jc w:val="center"/>
+      </w:pPr>
+      <w:r>
+        <w:rPr>
+          <w:rFonts w:eastAsiaTheme="minorEastAsia"/>
+        </w:rPr>
+        <w:lastRenderedPageBreak/>
+        <w:drawing>
+          <wp:inline distT="0" distB="0" distL="0" distR="0" wp14:anchorId="01E3A225" wp14:editId="3B22A226">
+            <wp:extent cx="5943600" cy="3772535"/>
+            <wp:effectExtent l="0" t="0" r="0" b="0"/>
+            <wp:docPr id="754258411" name="Picture 1"/>
+            <wp:cNvGraphicFramePr>
+              <a:graphicFrameLocks xmlns:a="http://schemas.openxmlformats.org/drawingml/2006/main" noChangeAspect="1"/>
+            </wp:cNvGraphicFramePr>
+            <a:graphic xmlns:a="http://schemas.openxmlformats.org/drawingml/2006/main">
+              <a:graphicData uri="http://schemas.openxmlformats.org/drawingml/2006/picture">
+                <pic:pic xmlns:pic="http://schemas.openxmlformats.org/drawingml/2006/picture">
+                  <pic:nvPicPr>
+                    <pic:cNvPr id="754258411" name=""/>
+                    <pic:cNvPicPr/>
+                  </pic:nvPicPr>
+                  <pic:blipFill>
+                    <a:blip r:embed="rId26"/>
+                    <a:stretch>
+                      <a:fillRect/>
+                    </a:stretch>
+                  </pic:blipFill>
+                  <pic:spPr>
+                    <a:xfrm>
+                      <a:off x="0" y="0"/>
+                      <a:ext cx="5943600" cy="3772535"/>
+                    </a:xfrm>
+                    <a:prstGeom prst="rect">
+                      <a:avLst/>
+                    </a:prstGeom>
+                  </pic:spPr>
+                </pic:pic>
+              </a:graphicData>
+            </a:graphic>
+          </wp:inline>
+        </w:drawing>
+      </w:r>
+    </w:p>
+    <w:p>
+      <w:pPr>
+        <w:pStyle w:val="Caption"/>
+        <w:jc w:val="center"/>
+        <w:rPr>
+          <w:rFonts w:eastAsiaTheme="minorEastAsia"/>
+          <w:i w:val="0"/>
+        </w:rPr>
+      </w:pPr>
+      <w:r>
+        <w:t xml:space="preserve">Figure </w:t>
+      </w:r>
+      <w:r>
+        <w:fldChar w:fldCharType="begin"/>
+      </w:r>
+      <w:r>
+        <w:instrText xml:space="preserve"> STYLEREF 1 \s </w:instrText>
+      </w:r>
+      <w:r>
+        <w:fldChar w:fldCharType="separate"/>
+      </w:r>
+      <w:r>
+        <w:t>3</w:t>
+      </w:r>
+      <w:r>
+        <w:fldChar w:fldCharType="end"/>
+      </w:r>
+      <w:r>
+        <w:t>.</w:t>
+      </w:r>
+      <w:r>
+        <w:fldChar w:fldCharType="begin"/>
+      </w:r>
+      <w:r>
+        <w:instrText xml:space="preserve"> SEQ Figure \* ARABIC \s 1 </w:instrText>
+      </w:r>
+      <w:r>
+        <w:fldChar w:fldCharType="separate"/>
+      </w:r>
+      <w:r>
+        <w:t>2</w:t>
+      </w:r>
+      <w:r>
+        <w:fldChar w:fldCharType="end"/>
+      </w:r>
+      <w:r>
+        <w:t xml:space="preserve"> Plane described by the normal vecto</w:t>
+      </w:r>
+      <w:r>
+        <w:t>r</w:t>
+      </w:r>
+      <w:r>
+        <w:t xml:space="preserve"> </w:t>
+      </w:r>
+      <m:oMath>
+        <m:d>
+          <m:dPr>
+            <m:ctrlPr>
+              <w:rPr>
+                <w:rFonts w:ascii="Cambria Math" w:hAnsi="Cambria Math"/>
+              </w:rPr>
+            </m:ctrlPr>
+          </m:dPr>
+          <m:e>
+            <m:r>
+              <w:rPr>
+                <w:rFonts w:ascii="Cambria Math" w:hAnsi="Cambria Math"/>
+              </w:rPr>
+              <m:t>0.87,0.22,0.44</m:t>
+            </m:r>
+          </m:e>
+        </m:d>
+      </m:oMath>
+      <w:r>
+        <w:rPr>
+          <w:rFonts w:eastAsiaTheme="minorEastAsia"/>
+        </w:rPr>
+        <w:t xml:space="preserve"> </w:t>
+      </w:r>
+      <w:r>
+        <w:t xml:space="preserve">and </w:t>
+      </w:r>
+      <m:oMath>
+        <m:sSub>
+          <m:sSubPr>
+            <m:ctrlPr>
+              <w:rPr>
+                <w:rFonts w:ascii="Cambria Math" w:hAnsi="Cambria Math"/>
+              </w:rPr>
+            </m:ctrlPr>
+          </m:sSubPr>
+          <m:e>
+            <m:r>
+              <w:rPr>
+                <w:rFonts w:ascii="Cambria Math" w:hAnsi="Cambria Math"/>
+              </w:rPr>
+              <m:t>P</m:t>
+            </m:r>
+          </m:e>
+          <m:sub>
+            <m:r>
+              <w:rPr>
+                <w:rFonts w:ascii="Cambria Math" w:hAnsi="Cambria Math"/>
+              </w:rPr>
+              <m:t>0</m:t>
+            </m:r>
+          </m:sub>
+        </m:sSub>
+        <m:r>
+          <w:rPr>
+            <w:rFonts w:ascii="Cambria Math" w:eastAsiaTheme="minorEastAsia" w:hAnsi="Cambria Math"/>
+          </w:rPr>
+          <m:t>=(</m:t>
+        </m:r>
+        <m:r>
+          <w:rPr>
+            <w:rFonts w:ascii="Cambria Math" w:eastAsiaTheme="minorEastAsia" w:hAnsi="Cambria Math"/>
+          </w:rPr>
+          <m:t>1.5, 0, 2.15</m:t>
+        </m:r>
+        <m:r>
+          <w:rPr>
+            <w:rFonts w:ascii="Cambria Math" w:eastAsiaTheme="minorEastAsia" w:hAnsi="Cambria Math"/>
+          </w:rPr>
+          <m:t>)</m:t>
+        </m:r>
+      </m:oMath>
     </w:p>
     <w:p>
       <w:pPr>
@@ -24065,7 +27659,7 @@
               </w:tblGrid>
               <w:tr>
                 <w:trPr>
-                  <w:divId w:val="956445291"/>
+                  <w:divId w:val="859900706"/>
                   <w:tblCellSpacing w:w="15" w:type="dxa"/>
                 </w:trPr>
                 <w:tc>
@@ -24102,7 +27696,7 @@
               </w:tr>
               <w:tr>
                 <w:trPr>
-                  <w:divId w:val="956445291"/>
+                  <w:divId w:val="859900706"/>
                   <w:tblCellSpacing w:w="15" w:type="dxa"/>
                 </w:trPr>
                 <w:tc>
@@ -24134,10 +27728,44 @@
                   </w:p>
                 </w:tc>
               </w:tr>
+              <w:tr>
+                <w:trPr>
+                  <w:divId w:val="859900706"/>
+                  <w:tblCellSpacing w:w="15" w:type="dxa"/>
+                </w:trPr>
+                <w:tc>
+                  <w:tcPr>
+                    <w:tcW w:w="204" w:type="pct"/>
+                    <w:hideMark/>
+                  </w:tcPr>
+                  <w:p>
+                    <w:pPr>
+                      <w:pStyle w:val="Bibliography"/>
+                    </w:pPr>
+                    <w:r>
+                      <w:t xml:space="preserve">[3] </w:t>
+                    </w:r>
+                  </w:p>
+                </w:tc>
+                <w:tc>
+                  <w:tcPr>
+                    <w:tcW w:w="4748" w:type="pct"/>
+                    <w:hideMark/>
+                  </w:tcPr>
+                  <w:p>
+                    <w:pPr>
+                      <w:pStyle w:val="Bibliography"/>
+                    </w:pPr>
+                    <w:r>
+                      <w:t>Paul, „Equation of Planes,” 2026. [Interactiv]. Available: https://tutorial.math.lamar.edu/classes/calcii/eqnsofplanes.aspx.</w:t>
+                    </w:r>
+                  </w:p>
+                </w:tc>
+              </w:tr>
             </w:tbl>
             <w:p>
               <w:pPr>
-                <w:divId w:val="956445291"/>
+                <w:divId w:val="859900706"/>
                 <w:rPr>
                   <w:rFonts w:eastAsia="Times New Roman"/>
                 </w:rPr>
@@ -25802,11 +29430,29 @@
     <b:URL>https://math.libretexts.org/Bookshelves/Applied_Mathematics/Calculus_for_Business_and_Social_Sciences_Corequisite_Workbook_(Dominguez_Martinez_and_Saykali)/07%3A_Straight_Lines/7.05%3A_Forms_of_the_Equation_of_a_Line</b:URL>
     <b:RefOrder>2</b:RefOrder>
   </b:Source>
+  <b:Source>
+    <b:Tag>PlaneEquation</b:Tag>
+    <b:SourceType>InternetSite</b:SourceType>
+    <b:Guid>{6F033939-A97F-4714-8EEA-6C85945D836E}</b:Guid>
+    <b:Author>
+      <b:Author>
+        <b:NameList>
+          <b:Person>
+            <b:Last>Paul</b:Last>
+          </b:Person>
+        </b:NameList>
+      </b:Author>
+    </b:Author>
+    <b:Title>Equation of Planes</b:Title>
+    <b:Year>2026</b:Year>
+    <b:URL>https://tutorial.math.lamar.edu/classes/calcii/eqnsofplanes.aspx</b:URL>
+    <b:RefOrder>3</b:RefOrder>
+  </b:Source>
 </b:Sources>
 </file>
 
 <file path=customXml/itemProps1.xml><?xml version="1.0" encoding="utf-8"?>
-<ds:datastoreItem xmlns:ds="http://schemas.openxmlformats.org/officeDocument/2006/customXml" ds:itemID="{6B596CBA-E27D-419A-BAFF-087C0DB2DBDB}">
+<ds:datastoreItem xmlns:ds="http://schemas.openxmlformats.org/officeDocument/2006/customXml" ds:itemID="{E0F4E9B8-50C1-4B6A-A857-7F54A4EFA405}">
   <ds:schemaRefs>
     <ds:schemaRef ds:uri="http://schemas.openxmlformats.org/officeDocument/2006/bibliography"/>
   </ds:schemaRefs>

--- a/1_Introduction_To_Linear_Algebra.docx
+++ b/1_Introduction_To_Linear_Algebra.docx
@@ -673,10 +673,10 @@
             <v:path o:extrusionok="f" gradientshapeok="t" o:connecttype="rect"/>
             <o:lock v:ext="edit" aspectratio="t"/>
           </v:shapetype>
-          <v:shape id="_x0000_i1025" type="#_x0000_t75" style="width:187.85pt;height:183.45pt" o:ole="">
+          <v:shape id="_x0000_i1025" type="#_x0000_t75" style="width:188pt;height:183.5pt" o:ole="">
             <v:imagedata r:id="rId8" o:title=""/>
           </v:shape>
-          <o:OLEObject Type="Embed" ProgID="AxGlyph.Document" ShapeID="_x0000_i1025" DrawAspect="Content" ObjectID="_1834853280" r:id="rId9"/>
+          <o:OLEObject Type="Embed" ProgID="AxGlyph.Document" ShapeID="_x0000_i1025" DrawAspect="Content" ObjectID="_1835204249" r:id="rId9"/>
         </w:object>
       </w:r>
     </w:p>
@@ -1050,10 +1050,10 @@
       </w:pPr>
       <w:r>
         <w:object w:dxaOrig="2967" w:dyaOrig="2397" w14:anchorId="3A15A775">
-          <v:shape id="_x0000_i1026" type="#_x0000_t75" style="width:232.9pt;height:189.1pt" o:ole="">
+          <v:shape id="_x0000_i1026" type="#_x0000_t75" style="width:233pt;height:189pt" o:ole="">
             <v:imagedata r:id="rId10" o:title=""/>
           </v:shape>
-          <o:OLEObject Type="Embed" ProgID="AxGlyph.Document" ShapeID="_x0000_i1026" DrawAspect="Content" ObjectID="_1834853281" r:id="rId11"/>
+          <o:OLEObject Type="Embed" ProgID="AxGlyph.Document" ShapeID="_x0000_i1026" DrawAspect="Content" ObjectID="_1835204250" r:id="rId11"/>
         </w:object>
       </w:r>
     </w:p>
@@ -5910,10 +5910,10 @@
           <w:rFonts w:eastAsiaTheme="minorEastAsia"/>
         </w:rPr>
         <w:object w:dxaOrig="3885" w:dyaOrig="4069" w14:anchorId="427A9C27">
-          <v:shape id="_x0000_i1027" type="#_x0000_t75" style="width:259.85pt;height:272.35pt" o:ole="">
+          <v:shape id="_x0000_i1027" type="#_x0000_t75" style="width:260pt;height:272.5pt" o:ole="">
             <v:imagedata r:id="rId12" o:title=""/>
           </v:shape>
-          <o:OLEObject Type="Embed" ProgID="AxGlyph.Document" ShapeID="_x0000_i1027" DrawAspect="Content" ObjectID="_1834853282" r:id="rId13"/>
+          <o:OLEObject Type="Embed" ProgID="AxGlyph.Document" ShapeID="_x0000_i1027" DrawAspect="Content" ObjectID="_1835204251" r:id="rId13"/>
         </w:object>
       </w:r>
     </w:p>
@@ -21978,10 +21978,10 @@
           <w:rFonts w:eastAsiaTheme="minorEastAsia"/>
         </w:rPr>
         <w:object w:dxaOrig="4337" w:dyaOrig="4337" w14:anchorId="448894B6">
-          <v:shape id="_x0000_i1028" type="#_x0000_t75" style="width:217.25pt;height:217.25pt" o:ole="">
+          <v:shape id="_x0000_i1028" type="#_x0000_t75" style="width:217pt;height:217pt" o:ole="">
             <v:imagedata r:id="rId15" o:title=""/>
           </v:shape>
-          <o:OLEObject Type="Embed" ProgID="AxGlyph.Document" ShapeID="_x0000_i1028" DrawAspect="Content" ObjectID="_1834853283" r:id="rId16"/>
+          <o:OLEObject Type="Embed" ProgID="AxGlyph.Document" ShapeID="_x0000_i1028" DrawAspect="Content" ObjectID="_1835204252" r:id="rId16"/>
         </w:object>
       </w:r>
     </w:p>
@@ -22072,10 +22072,10 @@
           <w:rFonts w:eastAsiaTheme="minorEastAsia"/>
         </w:rPr>
         <w:object w:dxaOrig="4337" w:dyaOrig="4337" w14:anchorId="4AB966AB">
-          <v:shape id="_x0000_i1029" type="#_x0000_t75" style="width:217.25pt;height:217.25pt" o:ole="">
+          <v:shape id="_x0000_i1029" type="#_x0000_t75" style="width:217pt;height:217pt" o:ole="">
             <v:imagedata r:id="rId17" o:title=""/>
           </v:shape>
-          <o:OLEObject Type="Embed" ProgID="AxGlyph.Document" ShapeID="_x0000_i1029" DrawAspect="Content" ObjectID="_1834853284" r:id="rId18"/>
+          <o:OLEObject Type="Embed" ProgID="AxGlyph.Document" ShapeID="_x0000_i1029" DrawAspect="Content" ObjectID="_1835204253" r:id="rId18"/>
         </w:object>
       </w:r>
     </w:p>
@@ -22791,10 +22791,10 @@
           <w:rFonts w:eastAsiaTheme="minorEastAsia"/>
         </w:rPr>
         <w:object w:dxaOrig="4337" w:dyaOrig="4394" w14:anchorId="548D4EAF">
-          <v:shape id="_x0000_i1030" type="#_x0000_t75" style="width:217.25pt;height:219.75pt" o:ole="">
+          <v:shape id="_x0000_i1030" type="#_x0000_t75" style="width:217pt;height:219.5pt" o:ole="">
             <v:imagedata r:id="rId19" o:title=""/>
           </v:shape>
-          <o:OLEObject Type="Embed" ProgID="AxGlyph.Document" ShapeID="_x0000_i1030" DrawAspect="Content" ObjectID="_1834853285" r:id="rId20"/>
+          <o:OLEObject Type="Embed" ProgID="AxGlyph.Document" ShapeID="_x0000_i1030" DrawAspect="Content" ObjectID="_1835204254" r:id="rId20"/>
         </w:object>
       </w:r>
     </w:p>
@@ -22983,10 +22983,10 @@
           <w:rFonts w:eastAsiaTheme="minorEastAsia"/>
         </w:rPr>
         <w:object w:dxaOrig="4337" w:dyaOrig="4536" w14:anchorId="1F8FEB86">
-          <v:shape id="_x0000_i1031" type="#_x0000_t75" style="width:217.25pt;height:227.25pt" o:ole="">
+          <v:shape id="_x0000_i1031" type="#_x0000_t75" style="width:217pt;height:227.5pt" o:ole="">
             <v:imagedata r:id="rId21" o:title=""/>
           </v:shape>
-          <o:OLEObject Type="Embed" ProgID="AxGlyph.Document" ShapeID="_x0000_i1031" DrawAspect="Content" ObjectID="_1834853286" r:id="rId22"/>
+          <o:OLEObject Type="Embed" ProgID="AxGlyph.Document" ShapeID="_x0000_i1031" DrawAspect="Content" ObjectID="_1835204255" r:id="rId22"/>
         </w:object>
       </w:r>
     </w:p>
@@ -23458,10 +23458,10 @@
           <w:rFonts w:eastAsiaTheme="minorEastAsia"/>
         </w:rPr>
         <w:object w:dxaOrig="4337" w:dyaOrig="4489" w14:anchorId="5947CE56">
-          <v:shape id="_x0000_i1032" type="#_x0000_t75" style="width:217.25pt;height:224.75pt" o:ole="">
+          <v:shape id="_x0000_i1032" type="#_x0000_t75" style="width:217pt;height:225pt" o:ole="">
             <v:imagedata r:id="rId23" o:title=""/>
           </v:shape>
-          <o:OLEObject Type="Embed" ProgID="AxGlyph.Document" ShapeID="_x0000_i1032" DrawAspect="Content" ObjectID="_1834853287" r:id="rId24"/>
+          <o:OLEObject Type="Embed" ProgID="AxGlyph.Document" ShapeID="_x0000_i1032" DrawAspect="Content" ObjectID="_1835204256" r:id="rId24"/>
         </w:object>
       </w:r>
     </w:p>
@@ -26197,13 +26197,7 @@
             <w:rPr>
               <w:rFonts w:ascii="Cambria Math" w:eastAsiaTheme="minorEastAsia" w:hAnsi="Cambria Math"/>
             </w:rPr>
-            <m:t>=</m:t>
-          </m:r>
-          <m:r>
-            <w:rPr>
-              <w:rFonts w:ascii="Cambria Math" w:eastAsiaTheme="minorEastAsia" w:hAnsi="Cambria Math"/>
-            </w:rPr>
-            <m:t>0</m:t>
+            <m:t>=0</m:t>
           </m:r>
         </m:oMath>
       </m:oMathPara>
@@ -26549,13 +26543,7 @@
             <w:rPr>
               <w:rFonts w:ascii="Cambria Math" w:eastAsiaTheme="minorEastAsia" w:hAnsi="Cambria Math"/>
             </w:rPr>
-            <m:t>+</m:t>
-          </m:r>
-          <m:r>
-            <w:rPr>
-              <w:rFonts w:ascii="Cambria Math" w:eastAsiaTheme="minorEastAsia" w:hAnsi="Cambria Math"/>
-            </w:rPr>
-            <m:t>b</m:t>
+            <m:t>+b</m:t>
           </m:r>
           <m:d>
             <m:dPr>
@@ -26797,40 +26785,665 @@
             <w:rPr>
               <w:rFonts w:ascii="Cambria Math" w:eastAsiaTheme="minorEastAsia" w:hAnsi="Cambria Math"/>
             </w:rPr>
-            <m:t>+</m:t>
+            <m:t>+c</m:t>
           </m:r>
+          <m:sSub>
+            <m:sSubPr>
+              <m:ctrlPr>
+                <w:rPr>
+                  <w:rFonts w:ascii="Cambria Math" w:eastAsiaTheme="minorEastAsia" w:hAnsi="Cambria Math"/>
+                  <w:i/>
+                </w:rPr>
+              </m:ctrlPr>
+            </m:sSubPr>
+            <m:e>
+              <m:r>
+                <w:rPr>
+                  <w:rFonts w:ascii="Cambria Math" w:eastAsiaTheme="minorEastAsia" w:hAnsi="Cambria Math"/>
+                </w:rPr>
+                <m:t>z</m:t>
+              </m:r>
+            </m:e>
+            <m:sub>
+              <m:r>
+                <w:rPr>
+                  <w:rFonts w:ascii="Cambria Math" w:eastAsiaTheme="minorEastAsia" w:hAnsi="Cambria Math"/>
+                </w:rPr>
+                <m:t>0</m:t>
+              </m:r>
+            </m:sub>
+          </m:sSub>
+        </m:oMath>
+      </m:oMathPara>
+    </w:p>
+    <w:p>
+      <w:pPr>
+        <w:jc w:val="both"/>
+        <w:rPr>
+          <w:rFonts w:eastAsiaTheme="minorEastAsia"/>
+        </w:rPr>
+      </w:pPr>
+      <w:r>
+        <w:rPr>
+          <w:rFonts w:eastAsiaTheme="minorEastAsia"/>
+          <w:u w:val="single"/>
+        </w:rPr>
+        <w:t>Summary</w:t>
+      </w:r>
+      <w:r>
+        <w:rPr>
+          <w:rFonts w:eastAsiaTheme="minorEastAsia"/>
+        </w:rPr>
+        <w:t>: In order to describe a plane, you need to know:</w:t>
+      </w:r>
+    </w:p>
+    <w:p>
+      <w:pPr>
+        <w:pStyle w:val="ListParagraph"/>
+        <w:numPr>
+          <w:ilvl w:val="0"/>
+          <w:numId w:val="3"/>
+        </w:numPr>
+        <w:jc w:val="both"/>
+      </w:pPr>
+      <w:r>
+        <w:t xml:space="preserve">The normal vector </w:t>
+      </w:r>
+      <m:oMath>
+        <m:acc>
+          <m:accPr>
+            <m:chr m:val="⃗"/>
+            <m:ctrlPr>
+              <w:rPr>
+                <w:rFonts w:ascii="Cambria Math" w:hAnsi="Cambria Math"/>
+                <w:i/>
+              </w:rPr>
+            </m:ctrlPr>
+          </m:accPr>
+          <m:e>
+            <m:r>
+              <w:rPr>
+                <w:rFonts w:ascii="Cambria Math" w:hAnsi="Cambria Math"/>
+              </w:rPr>
+              <m:t>n</m:t>
+            </m:r>
+          </m:e>
+        </m:acc>
+        <m:r>
+          <w:rPr>
+            <w:rFonts w:ascii="Cambria Math" w:eastAsiaTheme="minorEastAsia" w:hAnsi="Cambria Math"/>
+          </w:rPr>
+          <m:t>=</m:t>
+        </m:r>
+        <m:d>
+          <m:dPr>
+            <m:begChr m:val="["/>
+            <m:endChr m:val="]"/>
+            <m:ctrlPr>
+              <w:rPr>
+                <w:rFonts w:ascii="Cambria Math" w:eastAsiaTheme="minorEastAsia" w:hAnsi="Cambria Math"/>
+                <w:i/>
+              </w:rPr>
+            </m:ctrlPr>
+          </m:dPr>
+          <m:e>
+            <m:m>
+              <m:mPr>
+                <m:mcs>
+                  <m:mc>
+                    <m:mcPr>
+                      <m:count m:val="1"/>
+                      <m:mcJc m:val="center"/>
+                    </m:mcPr>
+                  </m:mc>
+                </m:mcs>
+                <m:ctrlPr>
+                  <w:rPr>
+                    <w:rFonts w:ascii="Cambria Math" w:eastAsiaTheme="minorEastAsia" w:hAnsi="Cambria Math"/>
+                    <w:i/>
+                  </w:rPr>
+                </m:ctrlPr>
+              </m:mPr>
+              <m:mr>
+                <m:e>
+                  <m:r>
+                    <w:rPr>
+                      <w:rFonts w:ascii="Cambria Math" w:eastAsiaTheme="minorEastAsia" w:hAnsi="Cambria Math"/>
+                    </w:rPr>
+                    <m:t>a</m:t>
+                  </m:r>
+                </m:e>
+              </m:mr>
+              <m:mr>
+                <m:e>
+                  <m:r>
+                    <w:rPr>
+                      <w:rFonts w:ascii="Cambria Math" w:eastAsiaTheme="minorEastAsia" w:hAnsi="Cambria Math"/>
+                    </w:rPr>
+                    <m:t>b</m:t>
+                  </m:r>
+                  <m:ctrlPr>
+                    <w:rPr>
+                      <w:rFonts w:ascii="Cambria Math" w:eastAsia="Cambria Math" w:hAnsi="Cambria Math" w:cs="Cambria Math"/>
+                      <w:i/>
+                    </w:rPr>
+                  </m:ctrlPr>
+                </m:e>
+              </m:mr>
+              <m:mr>
+                <m:e>
+                  <m:r>
+                    <w:rPr>
+                      <w:rFonts w:ascii="Cambria Math" w:eastAsia="Cambria Math" w:hAnsi="Cambria Math" w:cs="Cambria Math"/>
+                    </w:rPr>
+                    <m:t>c</m:t>
+                  </m:r>
+                </m:e>
+              </m:mr>
+            </m:m>
+          </m:e>
+        </m:d>
+      </m:oMath>
+      <w:r>
+        <w:rPr>
+          <w:rFonts w:eastAsiaTheme="minorEastAsia"/>
+        </w:rPr>
+        <w:t>.</w:t>
+      </w:r>
+    </w:p>
+    <w:p>
+      <w:pPr>
+        <w:pStyle w:val="ListParagraph"/>
+        <w:numPr>
+          <w:ilvl w:val="0"/>
+          <w:numId w:val="3"/>
+        </w:numPr>
+        <w:jc w:val="both"/>
+      </w:pPr>
+      <w:r>
+        <w:t>A point on that plane</w:t>
+      </w:r>
+      <w:r>
+        <w:t xml:space="preserve">, </w:t>
+      </w:r>
+      <m:oMath>
+        <m:sSub>
+          <m:sSubPr>
+            <m:ctrlPr>
+              <w:rPr>
+                <w:rFonts w:ascii="Cambria Math" w:hAnsi="Cambria Math"/>
+                <w:i/>
+              </w:rPr>
+            </m:ctrlPr>
+          </m:sSubPr>
+          <m:e>
+            <m:r>
+              <w:rPr>
+                <w:rFonts w:ascii="Cambria Math" w:hAnsi="Cambria Math"/>
+              </w:rPr>
+              <m:t>P</m:t>
+            </m:r>
+          </m:e>
+          <m:sub>
+            <m:r>
+              <w:rPr>
+                <w:rFonts w:ascii="Cambria Math" w:hAnsi="Cambria Math"/>
+              </w:rPr>
+              <m:t>0</m:t>
+            </m:r>
+          </m:sub>
+        </m:sSub>
+      </m:oMath>
+      <w:r>
+        <w:rPr>
+          <w:rFonts w:eastAsiaTheme="minorEastAsia"/>
+        </w:rPr>
+        <w:t xml:space="preserve"> with the position vector noted as </w:t>
+      </w:r>
+      <m:oMath>
+        <m:acc>
+          <m:accPr>
+            <m:chr m:val="⃗"/>
+            <m:ctrlPr>
+              <w:rPr>
+                <w:rFonts w:ascii="Cambria Math" w:eastAsiaTheme="minorEastAsia" w:hAnsi="Cambria Math"/>
+                <w:i/>
+              </w:rPr>
+            </m:ctrlPr>
+          </m:accPr>
+          <m:e>
+            <m:sSub>
+              <m:sSubPr>
+                <m:ctrlPr>
+                  <w:rPr>
+                    <w:rFonts w:ascii="Cambria Math" w:eastAsiaTheme="minorEastAsia" w:hAnsi="Cambria Math"/>
+                    <w:i/>
+                  </w:rPr>
+                </m:ctrlPr>
+              </m:sSubPr>
+              <m:e>
+                <m:r>
+                  <w:rPr>
+                    <w:rFonts w:ascii="Cambria Math" w:eastAsiaTheme="minorEastAsia" w:hAnsi="Cambria Math"/>
+                  </w:rPr>
+                  <m:t>r</m:t>
+                </m:r>
+              </m:e>
+              <m:sub>
+                <m:r>
+                  <w:rPr>
+                    <w:rFonts w:ascii="Cambria Math" w:eastAsiaTheme="minorEastAsia" w:hAnsi="Cambria Math"/>
+                  </w:rPr>
+                  <m:t>0</m:t>
+                </m:r>
+              </m:sub>
+            </m:sSub>
+          </m:e>
+        </m:acc>
+        <m:r>
+          <w:rPr>
+            <w:rFonts w:ascii="Cambria Math" w:eastAsiaTheme="minorEastAsia" w:hAnsi="Cambria Math"/>
+          </w:rPr>
+          <m:t>=</m:t>
+        </m:r>
+        <m:d>
+          <m:dPr>
+            <m:begChr m:val="["/>
+            <m:endChr m:val="]"/>
+            <m:ctrlPr>
+              <w:rPr>
+                <w:rFonts w:ascii="Cambria Math" w:eastAsiaTheme="minorEastAsia" w:hAnsi="Cambria Math"/>
+                <w:i/>
+              </w:rPr>
+            </m:ctrlPr>
+          </m:dPr>
+          <m:e>
+            <m:m>
+              <m:mPr>
+                <m:mcs>
+                  <m:mc>
+                    <m:mcPr>
+                      <m:count m:val="1"/>
+                      <m:mcJc m:val="center"/>
+                    </m:mcPr>
+                  </m:mc>
+                </m:mcs>
+                <m:ctrlPr>
+                  <w:rPr>
+                    <w:rFonts w:ascii="Cambria Math" w:eastAsiaTheme="minorEastAsia" w:hAnsi="Cambria Math"/>
+                    <w:i/>
+                  </w:rPr>
+                </m:ctrlPr>
+              </m:mPr>
+              <m:mr>
+                <m:e>
+                  <m:sSub>
+                    <m:sSubPr>
+                      <m:ctrlPr>
+                        <w:rPr>
+                          <w:rFonts w:ascii="Cambria Math" w:eastAsiaTheme="minorEastAsia" w:hAnsi="Cambria Math"/>
+                          <w:i/>
+                        </w:rPr>
+                      </m:ctrlPr>
+                    </m:sSubPr>
+                    <m:e>
+                      <m:r>
+                        <w:rPr>
+                          <w:rFonts w:ascii="Cambria Math" w:eastAsiaTheme="minorEastAsia" w:hAnsi="Cambria Math"/>
+                        </w:rPr>
+                        <m:t>x</m:t>
+                      </m:r>
+                    </m:e>
+                    <m:sub>
+                      <m:r>
+                        <w:rPr>
+                          <w:rFonts w:ascii="Cambria Math" w:eastAsiaTheme="minorEastAsia" w:hAnsi="Cambria Math"/>
+                        </w:rPr>
+                        <m:t>0</m:t>
+                      </m:r>
+                    </m:sub>
+                  </m:sSub>
+                </m:e>
+              </m:mr>
+              <m:mr>
+                <m:e>
+                  <m:sSub>
+                    <m:sSubPr>
+                      <m:ctrlPr>
+                        <w:rPr>
+                          <w:rFonts w:ascii="Cambria Math" w:eastAsiaTheme="minorEastAsia" w:hAnsi="Cambria Math"/>
+                          <w:i/>
+                        </w:rPr>
+                      </m:ctrlPr>
+                    </m:sSubPr>
+                    <m:e>
+                      <m:r>
+                        <w:rPr>
+                          <w:rFonts w:ascii="Cambria Math" w:eastAsiaTheme="minorEastAsia" w:hAnsi="Cambria Math"/>
+                        </w:rPr>
+                        <m:t>y</m:t>
+                      </m:r>
+                    </m:e>
+                    <m:sub>
+                      <m:r>
+                        <w:rPr>
+                          <w:rFonts w:ascii="Cambria Math" w:eastAsiaTheme="minorEastAsia" w:hAnsi="Cambria Math"/>
+                        </w:rPr>
+                        <m:t>0</m:t>
+                      </m:r>
+                    </m:sub>
+                  </m:sSub>
+                  <m:ctrlPr>
+                    <w:rPr>
+                      <w:rFonts w:ascii="Cambria Math" w:eastAsia="Cambria Math" w:hAnsi="Cambria Math" w:cs="Cambria Math"/>
+                      <w:i/>
+                    </w:rPr>
+                  </m:ctrlPr>
+                </m:e>
+              </m:mr>
+              <m:mr>
+                <m:e>
+                  <m:sSub>
+                    <m:sSubPr>
+                      <m:ctrlPr>
+                        <w:rPr>
+                          <w:rFonts w:ascii="Cambria Math" w:eastAsia="Cambria Math" w:hAnsi="Cambria Math" w:cs="Cambria Math"/>
+                          <w:i/>
+                        </w:rPr>
+                      </m:ctrlPr>
+                    </m:sSubPr>
+                    <m:e>
+                      <m:r>
+                        <w:rPr>
+                          <w:rFonts w:ascii="Cambria Math" w:eastAsia="Cambria Math" w:hAnsi="Cambria Math" w:cs="Cambria Math"/>
+                        </w:rPr>
+                        <m:t>z</m:t>
+                      </m:r>
+                    </m:e>
+                    <m:sub>
+                      <m:r>
+                        <w:rPr>
+                          <w:rFonts w:ascii="Cambria Math" w:eastAsia="Cambria Math" w:hAnsi="Cambria Math" w:cs="Cambria Math"/>
+                        </w:rPr>
+                        <m:t>0</m:t>
+                      </m:r>
+                    </m:sub>
+                  </m:sSub>
+                </m:e>
+              </m:mr>
+            </m:m>
+          </m:e>
+        </m:d>
+      </m:oMath>
+      <w:r>
+        <w:rPr>
+          <w:rFonts w:eastAsiaTheme="minorEastAsia"/>
+        </w:rPr>
+        <w:t>.</w:t>
+      </w:r>
+    </w:p>
+    <w:p>
+      <w:pPr>
+        <w:jc w:val="both"/>
+        <w:rPr>
+          <w:rFonts w:eastAsiaTheme="minorEastAsia"/>
+        </w:rPr>
+      </w:pPr>
+      <w:r>
+        <w:t xml:space="preserve">If we know only the normal vector </w:t>
+      </w:r>
+      <m:oMath>
+        <m:acc>
+          <m:accPr>
+            <m:chr m:val="⃗"/>
+            <m:ctrlPr>
+              <w:rPr>
+                <w:rFonts w:ascii="Cambria Math" w:hAnsi="Cambria Math"/>
+                <w:i/>
+              </w:rPr>
+            </m:ctrlPr>
+          </m:accPr>
+          <m:e>
+            <m:r>
+              <w:rPr>
+                <w:rFonts w:ascii="Cambria Math" w:hAnsi="Cambria Math"/>
+              </w:rPr>
+              <m:t>n</m:t>
+            </m:r>
+          </m:e>
+        </m:acc>
+      </m:oMath>
+      <w:r>
+        <w:rPr>
+          <w:rFonts w:eastAsiaTheme="minorEastAsia"/>
+        </w:rPr>
+        <w:t>, then there are an infinite amount of paralel plane</w:t>
+      </w:r>
+      <w:r>
+        <w:rPr>
+          <w:rFonts w:eastAsiaTheme="minorEastAsia"/>
+        </w:rPr>
+        <w:t>s</w:t>
+      </w:r>
+      <w:r>
+        <w:rPr>
+          <w:rFonts w:eastAsiaTheme="minorEastAsia"/>
+        </w:rPr>
+        <w:t xml:space="preserve"> that can be represented.</w:t>
+      </w:r>
+      <w:r>
+        <w:rPr>
+          <w:rFonts w:eastAsiaTheme="minorEastAsia"/>
+        </w:rPr>
+        <w:t xml:space="preserve"> Each paralel plane is orthogonal to the vector </w:t>
+      </w:r>
+      <m:oMath>
+        <m:acc>
+          <m:accPr>
+            <m:chr m:val="⃗"/>
+            <m:ctrlPr>
+              <w:rPr>
+                <w:rFonts w:ascii="Cambria Math" w:hAnsi="Cambria Math"/>
+                <w:i/>
+              </w:rPr>
+            </m:ctrlPr>
+          </m:accPr>
+          <m:e>
+            <m:r>
+              <w:rPr>
+                <w:rFonts w:ascii="Cambria Math" w:hAnsi="Cambria Math"/>
+              </w:rPr>
+              <m:t>n</m:t>
+            </m:r>
+          </m:e>
+        </m:acc>
+      </m:oMath>
+      <w:r>
+        <w:rPr>
+          <w:rFonts w:eastAsiaTheme="minorEastAsia"/>
+        </w:rPr>
+        <w:t xml:space="preserve">. The point </w:t>
+      </w:r>
+      <m:oMath>
+        <m:sSub>
+          <m:sSubPr>
+            <m:ctrlPr>
+              <w:rPr>
+                <w:rFonts w:ascii="Cambria Math" w:eastAsiaTheme="minorEastAsia" w:hAnsi="Cambria Math"/>
+                <w:i/>
+              </w:rPr>
+            </m:ctrlPr>
+          </m:sSubPr>
+          <m:e>
+            <m:r>
+              <w:rPr>
+                <w:rFonts w:ascii="Cambria Math" w:eastAsiaTheme="minorEastAsia" w:hAnsi="Cambria Math"/>
+              </w:rPr>
+              <m:t>P</m:t>
+            </m:r>
+          </m:e>
+          <m:sub>
+            <m:r>
+              <w:rPr>
+                <w:rFonts w:ascii="Cambria Math" w:eastAsiaTheme="minorEastAsia" w:hAnsi="Cambria Math"/>
+              </w:rPr>
+              <m:t>0</m:t>
+            </m:r>
+          </m:sub>
+        </m:sSub>
+      </m:oMath>
+      <w:r>
+        <w:rPr>
+          <w:rFonts w:eastAsiaTheme="minorEastAsia"/>
+        </w:rPr>
+        <w:t xml:space="preserve"> then fixes the plane in space. Out of the infinity of paralel spaces, there’s only one space that will contin the point </w:t>
+      </w:r>
+      <m:oMath>
+        <m:sSub>
+          <m:sSubPr>
+            <m:ctrlPr>
+              <w:rPr>
+                <w:rFonts w:ascii="Cambria Math" w:eastAsiaTheme="minorEastAsia" w:hAnsi="Cambria Math"/>
+                <w:i/>
+              </w:rPr>
+            </m:ctrlPr>
+          </m:sSubPr>
+          <m:e>
+            <m:r>
+              <w:rPr>
+                <w:rFonts w:ascii="Cambria Math" w:eastAsiaTheme="minorEastAsia" w:hAnsi="Cambria Math"/>
+              </w:rPr>
+              <m:t>P</m:t>
+            </m:r>
+          </m:e>
+          <m:sub>
+            <m:r>
+              <w:rPr>
+                <w:rFonts w:ascii="Cambria Math" w:eastAsiaTheme="minorEastAsia" w:hAnsi="Cambria Math"/>
+              </w:rPr>
+              <m:t>0</m:t>
+            </m:r>
+          </m:sub>
+        </m:sSub>
+      </m:oMath>
+      <w:r>
+        <w:rPr>
+          <w:rFonts w:eastAsiaTheme="minorEastAsia"/>
+        </w:rPr>
+        <w:t>.</w:t>
+      </w:r>
+      <w:r>
+        <w:rPr>
+          <w:rFonts w:eastAsiaTheme="minorEastAsia"/>
+        </w:rPr>
+        <w:t xml:space="preserve"> The plane equation can also be written as:</w:t>
+      </w:r>
+    </w:p>
+    <w:p>
+      <w:pPr>
+        <w:jc w:val="both"/>
+        <w:rPr>
+          <w:rFonts w:eastAsiaTheme="minorEastAsia"/>
+        </w:rPr>
+      </w:pPr>
+      <m:oMathPara>
+        <m:oMath>
           <m:r>
             <w:rPr>
               <w:rFonts w:ascii="Cambria Math" w:eastAsiaTheme="minorEastAsia" w:hAnsi="Cambria Math"/>
             </w:rPr>
-            <m:t>c</m:t>
+            <m:t>z=-</m:t>
           </m:r>
-          <m:sSub>
-            <m:sSubPr>
+          <m:f>
+            <m:fPr>
               <m:ctrlPr>
                 <w:rPr>
                   <w:rFonts w:ascii="Cambria Math" w:eastAsiaTheme="minorEastAsia" w:hAnsi="Cambria Math"/>
                   <w:i/>
                 </w:rPr>
               </m:ctrlPr>
-            </m:sSubPr>
-            <m:e>
-              <m:r>
-                <w:rPr>
-                  <w:rFonts w:ascii="Cambria Math" w:eastAsiaTheme="minorEastAsia" w:hAnsi="Cambria Math"/>
-                </w:rPr>
-                <m:t>z</m:t>
-              </m:r>
-            </m:e>
-            <m:sub>
-              <m:r>
-                <w:rPr>
-                  <w:rFonts w:ascii="Cambria Math" w:eastAsiaTheme="minorEastAsia" w:hAnsi="Cambria Math"/>
-                </w:rPr>
-                <m:t>0</m:t>
-              </m:r>
-            </m:sub>
-          </m:sSub>
+            </m:fPr>
+            <m:num>
+              <m:r>
+                <w:rPr>
+                  <w:rFonts w:ascii="Cambria Math" w:eastAsiaTheme="minorEastAsia" w:hAnsi="Cambria Math"/>
+                </w:rPr>
+                <m:t>a</m:t>
+              </m:r>
+            </m:num>
+            <m:den>
+              <m:r>
+                <w:rPr>
+                  <w:rFonts w:ascii="Cambria Math" w:eastAsiaTheme="minorEastAsia" w:hAnsi="Cambria Math"/>
+                </w:rPr>
+                <m:t>c</m:t>
+              </m:r>
+            </m:den>
+          </m:f>
+          <m:r>
+            <w:rPr>
+              <w:rFonts w:ascii="Cambria Math" w:eastAsiaTheme="minorEastAsia" w:hAnsi="Cambria Math"/>
+            </w:rPr>
+            <m:t>x-</m:t>
+          </m:r>
+          <m:f>
+            <m:fPr>
+              <m:ctrlPr>
+                <w:rPr>
+                  <w:rFonts w:ascii="Cambria Math" w:eastAsiaTheme="minorEastAsia" w:hAnsi="Cambria Math"/>
+                  <w:i/>
+                </w:rPr>
+              </m:ctrlPr>
+            </m:fPr>
+            <m:num>
+              <m:r>
+                <w:rPr>
+                  <w:rFonts w:ascii="Cambria Math" w:eastAsiaTheme="minorEastAsia" w:hAnsi="Cambria Math"/>
+                </w:rPr>
+                <m:t>b</m:t>
+              </m:r>
+            </m:num>
+            <m:den>
+              <m:r>
+                <w:rPr>
+                  <w:rFonts w:ascii="Cambria Math" w:eastAsiaTheme="minorEastAsia" w:hAnsi="Cambria Math"/>
+                </w:rPr>
+                <m:t>c</m:t>
+              </m:r>
+            </m:den>
+          </m:f>
+          <m:r>
+            <w:rPr>
+              <w:rFonts w:ascii="Cambria Math" w:eastAsiaTheme="minorEastAsia" w:hAnsi="Cambria Math"/>
+            </w:rPr>
+            <m:t>y+</m:t>
+          </m:r>
+          <m:f>
+            <m:fPr>
+              <m:ctrlPr>
+                <w:rPr>
+                  <w:rFonts w:ascii="Cambria Math" w:eastAsiaTheme="minorEastAsia" w:hAnsi="Cambria Math"/>
+                  <w:i/>
+                </w:rPr>
+              </m:ctrlPr>
+            </m:fPr>
+            <m:num>
+              <m:r>
+                <w:rPr>
+                  <w:rFonts w:ascii="Cambria Math" w:eastAsiaTheme="minorEastAsia" w:hAnsi="Cambria Math"/>
+                </w:rPr>
+                <m:t>d</m:t>
+              </m:r>
+            </m:num>
+            <m:den>
+              <m:r>
+                <w:rPr>
+                  <w:rFonts w:ascii="Cambria Math" w:eastAsiaTheme="minorEastAsia" w:hAnsi="Cambria Math"/>
+                </w:rPr>
+                <m:t>c</m:t>
+              </m:r>
+            </m:den>
+          </m:f>
         </m:oMath>
       </m:oMathPara>
     </w:p>
@@ -27053,6 +27666,7 @@
         <w:rPr>
           <w:rFonts w:eastAsiaTheme="minorEastAsia"/>
         </w:rPr>
+        <w:lastRenderedPageBreak/>
         <w:t xml:space="preserve">Let </w:t>
       </w:r>
       <m:oMath>
@@ -27149,31 +27763,7 @@
             <w:rPr>
               <w:rFonts w:ascii="Cambria Math" w:eastAsiaTheme="minorEastAsia" w:hAnsi="Cambria Math"/>
             </w:rPr>
-            <m:t>4x+y+2z=</m:t>
-          </m:r>
-          <m:r>
-            <w:rPr>
-              <w:rFonts w:ascii="Cambria Math" w:eastAsiaTheme="minorEastAsia" w:hAnsi="Cambria Math"/>
-            </w:rPr>
-            <m:t>10.3</m:t>
-          </m:r>
-        </m:oMath>
-      </m:oMathPara>
-    </w:p>
-    <w:p>
-      <w:pPr>
-        <w:jc w:val="both"/>
-        <w:rPr>
-          <w:rFonts w:eastAsiaTheme="minorEastAsia"/>
-        </w:rPr>
-      </w:pPr>
-      <m:oMathPara>
-        <m:oMath>
-          <m:r>
-            <w:rPr>
-              <w:rFonts w:ascii="Cambria Math" w:eastAsiaTheme="minorEastAsia" w:hAnsi="Cambria Math"/>
-            </w:rPr>
-            <m:t>4x+y+2z=0</m:t>
+            <m:t>4x+y+2z=10.3</m:t>
           </m:r>
         </m:oMath>
       </m:oMathPara>
@@ -27420,15 +28010,11 @@
         <w:jc w:val="center"/>
       </w:pPr>
       <w:r>
-        <w:rPr>
-          <w:rFonts w:eastAsiaTheme="minorEastAsia"/>
-        </w:rPr>
-        <w:lastRenderedPageBreak/>
         <w:drawing>
-          <wp:inline distT="0" distB="0" distL="0" distR="0" wp14:anchorId="01E3A225" wp14:editId="3B22A226">
-            <wp:extent cx="5943600" cy="3772535"/>
+          <wp:inline distT="0" distB="0" distL="0" distR="0" wp14:anchorId="2BD9BF06" wp14:editId="4C20B7AE">
+            <wp:extent cx="5943600" cy="2804160"/>
             <wp:effectExtent l="0" t="0" r="0" b="0"/>
-            <wp:docPr id="754258411" name="Picture 1"/>
+            <wp:docPr id="551450015" name="Picture 1"/>
             <wp:cNvGraphicFramePr>
               <a:graphicFrameLocks xmlns:a="http://schemas.openxmlformats.org/drawingml/2006/main" noChangeAspect="1"/>
             </wp:cNvGraphicFramePr>
@@ -27436,7 +28022,7 @@
               <a:graphicData uri="http://schemas.openxmlformats.org/drawingml/2006/picture">
                 <pic:pic xmlns:pic="http://schemas.openxmlformats.org/drawingml/2006/picture">
                   <pic:nvPicPr>
-                    <pic:cNvPr id="754258411" name=""/>
+                    <pic:cNvPr id="551450015" name=""/>
                     <pic:cNvPicPr/>
                   </pic:nvPicPr>
                   <pic:blipFill>
@@ -27448,7 +28034,7 @@
                   <pic:spPr>
                     <a:xfrm>
                       <a:off x="0" y="0"/>
-                      <a:ext cx="5943600" cy="3772535"/>
+                      <a:ext cx="5943600" cy="2804160"/>
                     </a:xfrm>
                     <a:prstGeom prst="rect">
                       <a:avLst/>
@@ -27467,7 +28053,6 @@
         <w:jc w:val="center"/>
         <w:rPr>
           <w:rFonts w:eastAsiaTheme="minorEastAsia"/>
-          <w:i w:val="0"/>
         </w:rPr>
       </w:pPr>
       <w:r>
@@ -27573,21 +28158,5471 @@
           <w:rPr>
             <w:rFonts w:ascii="Cambria Math" w:eastAsiaTheme="minorEastAsia" w:hAnsi="Cambria Math"/>
           </w:rPr>
-          <m:t>=(</m:t>
+          <m:t>=(1.5, 0, 2.15)</m:t>
+        </m:r>
+      </m:oMath>
+    </w:p>
+    <w:p>
+      <w:pPr>
+        <w:pStyle w:val="Heading2"/>
+      </w:pPr>
+      <w:r>
+        <w:t>WE:2.1.B</w:t>
+      </w:r>
+    </w:p>
+    <w:p>
+      <w:r>
+        <w:t>The equation:</w:t>
+      </w:r>
+    </w:p>
+    <w:p>
+      <w:pPr>
+        <w:rPr>
+          <w:rFonts w:eastAsiaTheme="minorEastAsia"/>
+        </w:rPr>
+      </w:pPr>
+      <m:oMathPara>
+        <m:oMath>
+          <m:d>
+            <m:dPr>
+              <m:begChr m:val="["/>
+              <m:endChr m:val="]"/>
+              <m:ctrlPr>
+                <w:rPr>
+                  <w:rFonts w:ascii="Cambria Math" w:hAnsi="Cambria Math"/>
+                  <w:i/>
+                </w:rPr>
+              </m:ctrlPr>
+            </m:dPr>
+            <m:e>
+              <m:m>
+                <m:mPr>
+                  <m:mcs>
+                    <m:mc>
+                      <m:mcPr>
+                        <m:count m:val="3"/>
+                        <m:mcJc m:val="center"/>
+                      </m:mcPr>
+                    </m:mc>
+                  </m:mcs>
+                  <m:ctrlPr>
+                    <w:rPr>
+                      <w:rFonts w:ascii="Cambria Math" w:hAnsi="Cambria Math"/>
+                      <w:i/>
+                    </w:rPr>
+                  </m:ctrlPr>
+                </m:mPr>
+                <m:mr>
+                  <m:e>
+                    <m:r>
+                      <w:rPr>
+                        <w:rFonts w:ascii="Cambria Math" w:hAnsi="Cambria Math"/>
+                      </w:rPr>
+                      <m:t>1</m:t>
+                    </m:r>
+                  </m:e>
+                  <m:e>
+                    <m:r>
+                      <w:rPr>
+                        <w:rFonts w:ascii="Cambria Math" w:hAnsi="Cambria Math"/>
+                      </w:rPr>
+                      <m:t>3</m:t>
+                    </m:r>
+                  </m:e>
+                  <m:e>
+                    <m:r>
+                      <w:rPr>
+                        <w:rFonts w:ascii="Cambria Math" w:hAnsi="Cambria Math"/>
+                      </w:rPr>
+                      <m:t>5</m:t>
+                    </m:r>
+                    <m:ctrlPr>
+                      <w:rPr>
+                        <w:rFonts w:ascii="Cambria Math" w:eastAsia="Cambria Math" w:hAnsi="Cambria Math" w:cs="Cambria Math"/>
+                        <w:i/>
+                      </w:rPr>
+                    </m:ctrlPr>
+                  </m:e>
+                </m:mr>
+                <m:mr>
+                  <m:e>
+                    <m:r>
+                      <w:rPr>
+                        <w:rFonts w:ascii="Cambria Math" w:eastAsia="Cambria Math" w:hAnsi="Cambria Math" w:cs="Cambria Math"/>
+                      </w:rPr>
+                      <m:t>1</m:t>
+                    </m:r>
+                    <m:ctrlPr>
+                      <w:rPr>
+                        <w:rFonts w:ascii="Cambria Math" w:eastAsia="Cambria Math" w:hAnsi="Cambria Math" w:cs="Cambria Math"/>
+                        <w:i/>
+                      </w:rPr>
+                    </m:ctrlPr>
+                  </m:e>
+                  <m:e>
+                    <m:r>
+                      <w:rPr>
+                        <w:rFonts w:ascii="Cambria Math" w:eastAsia="Cambria Math" w:hAnsi="Cambria Math" w:cs="Cambria Math"/>
+                      </w:rPr>
+                      <m:t>2</m:t>
+                    </m:r>
+                    <m:ctrlPr>
+                      <w:rPr>
+                        <w:rFonts w:ascii="Cambria Math" w:eastAsia="Cambria Math" w:hAnsi="Cambria Math" w:cs="Cambria Math"/>
+                        <w:i/>
+                      </w:rPr>
+                    </m:ctrlPr>
+                  </m:e>
+                  <m:e>
+                    <m:r>
+                      <w:rPr>
+                        <w:rFonts w:ascii="Cambria Math" w:eastAsia="Cambria Math" w:hAnsi="Cambria Math" w:cs="Cambria Math"/>
+                      </w:rPr>
+                      <m:t>-3</m:t>
+                    </m:r>
+                    <m:ctrlPr>
+                      <w:rPr>
+                        <w:rFonts w:ascii="Cambria Math" w:eastAsia="Cambria Math" w:hAnsi="Cambria Math" w:cs="Cambria Math"/>
+                        <w:i/>
+                      </w:rPr>
+                    </m:ctrlPr>
+                  </m:e>
+                </m:mr>
+                <m:mr>
+                  <m:e>
+                    <m:r>
+                      <w:rPr>
+                        <w:rFonts w:ascii="Cambria Math" w:eastAsia="Cambria Math" w:hAnsi="Cambria Math" w:cs="Cambria Math"/>
+                      </w:rPr>
+                      <m:t>2</m:t>
+                    </m:r>
+                  </m:e>
+                  <m:e>
+                    <m:r>
+                      <w:rPr>
+                        <w:rFonts w:ascii="Cambria Math" w:hAnsi="Cambria Math"/>
+                      </w:rPr>
+                      <m:t>5</m:t>
+                    </m:r>
+                    <m:ctrlPr>
+                      <w:rPr>
+                        <w:rFonts w:ascii="Cambria Math" w:eastAsia="Cambria Math" w:hAnsi="Cambria Math" w:cs="Cambria Math"/>
+                        <w:i/>
+                      </w:rPr>
+                    </m:ctrlPr>
+                  </m:e>
+                  <m:e>
+                    <m:r>
+                      <w:rPr>
+                        <w:rFonts w:ascii="Cambria Math" w:eastAsia="Cambria Math" w:hAnsi="Cambria Math" w:cs="Cambria Math"/>
+                      </w:rPr>
+                      <m:t>2</m:t>
+                    </m:r>
+                  </m:e>
+                </m:mr>
+              </m:m>
+            </m:e>
+          </m:d>
+          <m:d>
+            <m:dPr>
+              <m:begChr m:val="["/>
+              <m:endChr m:val="]"/>
+              <m:ctrlPr>
+                <w:rPr>
+                  <w:rFonts w:ascii="Cambria Math" w:hAnsi="Cambria Math"/>
+                  <w:i/>
+                </w:rPr>
+              </m:ctrlPr>
+            </m:dPr>
+            <m:e>
+              <m:m>
+                <m:mPr>
+                  <m:mcs>
+                    <m:mc>
+                      <m:mcPr>
+                        <m:count m:val="1"/>
+                        <m:mcJc m:val="center"/>
+                      </m:mcPr>
+                    </m:mc>
+                  </m:mcs>
+                  <m:ctrlPr>
+                    <w:rPr>
+                      <w:rFonts w:ascii="Cambria Math" w:hAnsi="Cambria Math"/>
+                      <w:i/>
+                    </w:rPr>
+                  </m:ctrlPr>
+                </m:mPr>
+                <m:mr>
+                  <m:e>
+                    <m:r>
+                      <w:rPr>
+                        <w:rFonts w:ascii="Cambria Math" w:hAnsi="Cambria Math"/>
+                      </w:rPr>
+                      <m:t>x</m:t>
+                    </m:r>
+                  </m:e>
+                </m:mr>
+                <m:mr>
+                  <m:e>
+                    <m:r>
+                      <w:rPr>
+                        <w:rFonts w:ascii="Cambria Math" w:hAnsi="Cambria Math"/>
+                      </w:rPr>
+                      <m:t>y</m:t>
+                    </m:r>
+                    <m:ctrlPr>
+                      <w:rPr>
+                        <w:rFonts w:ascii="Cambria Math" w:eastAsia="Cambria Math" w:hAnsi="Cambria Math" w:cs="Cambria Math"/>
+                        <w:i/>
+                      </w:rPr>
+                    </m:ctrlPr>
+                  </m:e>
+                </m:mr>
+                <m:mr>
+                  <m:e>
+                    <m:r>
+                      <w:rPr>
+                        <w:rFonts w:ascii="Cambria Math" w:eastAsia="Cambria Math" w:hAnsi="Cambria Math" w:cs="Cambria Math"/>
+                      </w:rPr>
+                      <m:t>z</m:t>
+                    </m:r>
+                  </m:e>
+                </m:mr>
+              </m:m>
+            </m:e>
+          </m:d>
+          <m:r>
+            <w:rPr>
+              <w:rFonts w:ascii="Cambria Math" w:hAnsi="Cambria Math"/>
+            </w:rPr>
+            <m:t>=</m:t>
+          </m:r>
+          <m:d>
+            <m:dPr>
+              <m:begChr m:val="["/>
+              <m:endChr m:val="]"/>
+              <m:ctrlPr>
+                <w:rPr>
+                  <w:rFonts w:ascii="Cambria Math" w:hAnsi="Cambria Math"/>
+                  <w:i/>
+                </w:rPr>
+              </m:ctrlPr>
+            </m:dPr>
+            <m:e>
+              <m:m>
+                <m:mPr>
+                  <m:mcs>
+                    <m:mc>
+                      <m:mcPr>
+                        <m:count m:val="1"/>
+                        <m:mcJc m:val="center"/>
+                      </m:mcPr>
+                    </m:mc>
+                  </m:mcs>
+                  <m:ctrlPr>
+                    <w:rPr>
+                      <w:rFonts w:ascii="Cambria Math" w:hAnsi="Cambria Math"/>
+                      <w:i/>
+                    </w:rPr>
+                  </m:ctrlPr>
+                </m:mPr>
+                <m:mr>
+                  <m:e>
+                    <m:r>
+                      <w:rPr>
+                        <w:rFonts w:ascii="Cambria Math" w:hAnsi="Cambria Math"/>
+                      </w:rPr>
+                      <m:t>4</m:t>
+                    </m:r>
+                  </m:e>
+                </m:mr>
+                <m:mr>
+                  <m:e>
+                    <m:r>
+                      <w:rPr>
+                        <w:rFonts w:ascii="Cambria Math" w:hAnsi="Cambria Math"/>
+                      </w:rPr>
+                      <m:t>5</m:t>
+                    </m:r>
+                    <m:ctrlPr>
+                      <w:rPr>
+                        <w:rFonts w:ascii="Cambria Math" w:eastAsia="Cambria Math" w:hAnsi="Cambria Math" w:cs="Cambria Math"/>
+                        <w:i/>
+                      </w:rPr>
+                    </m:ctrlPr>
+                  </m:e>
+                </m:mr>
+                <m:mr>
+                  <m:e>
+                    <m:r>
+                      <w:rPr>
+                        <w:rFonts w:ascii="Cambria Math" w:eastAsia="Cambria Math" w:hAnsi="Cambria Math" w:cs="Cambria Math"/>
+                      </w:rPr>
+                      <m:t>8</m:t>
+                    </m:r>
+                  </m:e>
+                </m:mr>
+              </m:m>
+            </m:e>
+          </m:d>
+        </m:oMath>
+      </m:oMathPara>
+    </w:p>
+    <w:p>
+      <w:pPr>
+        <w:rPr>
+          <w:rFonts w:eastAsiaTheme="minorEastAsia"/>
+        </w:rPr>
+      </w:pPr>
+      <w:r>
+        <w:rPr>
+          <w:rFonts w:eastAsiaTheme="minorEastAsia"/>
+        </w:rPr>
+        <w:t>Can be written in the row picture as:</w:t>
+      </w:r>
+    </w:p>
+    <w:p>
+      <w:pPr>
+        <w:rPr>
+          <w:rFonts w:eastAsiaTheme="minorEastAsia"/>
+        </w:rPr>
+      </w:pPr>
+      <m:oMathPara>
+        <m:oMath>
+          <m:d>
+            <m:dPr>
+              <m:begChr m:val="{"/>
+              <m:endChr m:val=""/>
+              <m:ctrlPr>
+                <w:rPr>
+                  <w:rFonts w:ascii="Cambria Math" w:hAnsi="Cambria Math"/>
+                  <w:i/>
+                </w:rPr>
+              </m:ctrlPr>
+            </m:dPr>
+            <m:e>
+              <m:eqArr>
+                <m:eqArrPr>
+                  <m:ctrlPr>
+                    <w:rPr>
+                      <w:rFonts w:ascii="Cambria Math" w:hAnsi="Cambria Math"/>
+                      <w:i/>
+                    </w:rPr>
+                  </m:ctrlPr>
+                </m:eqArrPr>
+                <m:e>
+                  <m:r>
+                    <w:rPr>
+                      <w:rFonts w:ascii="Cambria Math" w:hAnsi="Cambria Math"/>
+                    </w:rPr>
+                    <m:t>x+3y+5z=4</m:t>
+                  </m:r>
+                </m:e>
+                <m:e>
+                  <m:r>
+                    <w:rPr>
+                      <w:rFonts w:ascii="Cambria Math" w:hAnsi="Cambria Math"/>
+                    </w:rPr>
+                    <m:t>x+2y-3z=5</m:t>
+                  </m:r>
+                </m:e>
+                <m:e>
+                  <m:r>
+                    <w:rPr>
+                      <w:rFonts w:ascii="Cambria Math" w:hAnsi="Cambria Math"/>
+                    </w:rPr>
+                    <m:t>2x+5y+2z=8</m:t>
+                  </m:r>
+                </m:e>
+              </m:eqArr>
+            </m:e>
+          </m:d>
+        </m:oMath>
+      </m:oMathPara>
+    </w:p>
+    <w:p>
+      <w:pPr>
+        <w:rPr>
+          <w:rFonts w:eastAsiaTheme="minorEastAsia"/>
+        </w:rPr>
+      </w:pPr>
+      <w:r>
+        <w:rPr>
+          <w:rFonts w:eastAsiaTheme="minorEastAsia"/>
+        </w:rPr>
+        <w:t>Then we see that:</w:t>
+      </w:r>
+    </w:p>
+    <w:p>
+      <w:pPr>
+        <w:rPr>
+          <w:rFonts w:eastAsiaTheme="minorEastAsia"/>
+        </w:rPr>
+      </w:pPr>
+      <m:oMathPara>
+        <m:oMath>
+          <m:r>
+            <w:rPr>
+              <w:rFonts w:ascii="Cambria Math" w:hAnsi="Cambria Math"/>
+            </w:rPr>
+            <m:t>1∙</m:t>
+          </m:r>
+          <m:d>
+            <m:dPr>
+              <m:ctrlPr>
+                <w:rPr>
+                  <w:rFonts w:ascii="Cambria Math" w:hAnsi="Cambria Math"/>
+                  <w:i/>
+                  <w:color w:val="C00000"/>
+                </w:rPr>
+              </m:ctrlPr>
+            </m:dPr>
+            <m:e>
+              <m:r>
+                <w:rPr>
+                  <w:rFonts w:ascii="Cambria Math" w:hAnsi="Cambria Math"/>
+                  <w:color w:val="C00000"/>
+                </w:rPr>
+                <m:t>x+3y+5z</m:t>
+              </m:r>
+            </m:e>
+          </m:d>
+          <m:r>
+            <w:rPr>
+              <w:rFonts w:ascii="Cambria Math" w:hAnsi="Cambria Math"/>
+            </w:rPr>
+            <m:t>+1∙</m:t>
+          </m:r>
+          <m:d>
+            <m:dPr>
+              <m:ctrlPr>
+                <w:rPr>
+                  <w:rFonts w:ascii="Cambria Math" w:hAnsi="Cambria Math"/>
+                  <w:i/>
+                  <w:color w:val="00B050"/>
+                </w:rPr>
+              </m:ctrlPr>
+            </m:dPr>
+            <m:e>
+              <m:r>
+                <w:rPr>
+                  <w:rFonts w:ascii="Cambria Math" w:hAnsi="Cambria Math"/>
+                  <w:color w:val="00B050"/>
+                </w:rPr>
+                <m:t>x+2y-3z</m:t>
+              </m:r>
+            </m:e>
+          </m:d>
+          <m:r>
+            <w:rPr>
+              <w:rFonts w:ascii="Cambria Math" w:hAnsi="Cambria Math"/>
+            </w:rPr>
+            <m:t>+</m:t>
+          </m:r>
+          <m:d>
+            <m:dPr>
+              <m:ctrlPr>
+                <w:rPr>
+                  <w:rFonts w:ascii="Cambria Math" w:hAnsi="Cambria Math"/>
+                  <w:i/>
+                </w:rPr>
+              </m:ctrlPr>
+            </m:dPr>
+            <m:e>
+              <m:r>
+                <w:rPr>
+                  <w:rFonts w:ascii="Cambria Math" w:hAnsi="Cambria Math"/>
+                </w:rPr>
+                <m:t>-1</m:t>
+              </m:r>
+            </m:e>
+          </m:d>
+          <m:r>
+            <w:rPr>
+              <w:rFonts w:ascii="Cambria Math" w:hAnsi="Cambria Math"/>
+            </w:rPr>
+            <m:t>∙</m:t>
+          </m:r>
+          <m:d>
+            <m:dPr>
+              <m:ctrlPr>
+                <w:rPr>
+                  <w:rFonts w:ascii="Cambria Math" w:hAnsi="Cambria Math"/>
+                  <w:i/>
+                  <w:color w:val="0070C0"/>
+                </w:rPr>
+              </m:ctrlPr>
+            </m:dPr>
+            <m:e>
+              <m:r>
+                <w:rPr>
+                  <w:rFonts w:ascii="Cambria Math" w:hAnsi="Cambria Math"/>
+                  <w:color w:val="0070C0"/>
+                </w:rPr>
+                <m:t>2x+5y+2z</m:t>
+              </m:r>
+            </m:e>
+          </m:d>
+          <m:r>
+            <w:rPr>
+              <w:rFonts w:ascii="Cambria Math" w:hAnsi="Cambria Math"/>
+            </w:rPr>
+            <m:t>=0 ∀x,y,z</m:t>
+          </m:r>
+          <m:r>
+            <m:rPr>
+              <m:scr m:val="double-struck"/>
+            </m:rPr>
+            <w:rPr>
+              <w:rFonts w:ascii="Cambria Math" w:hAnsi="Cambria Math"/>
+            </w:rPr>
+            <m:t>∈R</m:t>
+          </m:r>
+        </m:oMath>
+      </m:oMathPara>
+    </w:p>
+    <w:p>
+      <w:pPr>
+        <w:rPr>
+          <w:rFonts w:eastAsiaTheme="minorEastAsia"/>
+        </w:rPr>
+      </w:pPr>
+      <w:r>
+        <w:rPr>
+          <w:rFonts w:eastAsiaTheme="minorEastAsia"/>
+        </w:rPr>
+        <w:t>But:</w:t>
+      </w:r>
+    </w:p>
+    <w:p>
+      <w:pPr>
+        <w:rPr>
+          <w:rFonts w:eastAsiaTheme="minorEastAsia"/>
+        </w:rPr>
+      </w:pPr>
+      <m:oMathPara>
+        <m:oMath>
+          <m:r>
+            <w:rPr>
+              <w:rFonts w:ascii="Cambria Math" w:eastAsiaTheme="minorEastAsia" w:hAnsi="Cambria Math"/>
+            </w:rPr>
+            <w:lastRenderedPageBreak/>
+            <m:t>1∙</m:t>
+          </m:r>
+          <m:r>
+            <w:rPr>
+              <w:rFonts w:ascii="Cambria Math" w:eastAsiaTheme="minorEastAsia" w:hAnsi="Cambria Math"/>
+              <w:color w:val="C00000"/>
+            </w:rPr>
+            <m:t>4</m:t>
+          </m:r>
+          <m:r>
+            <w:rPr>
+              <w:rFonts w:ascii="Cambria Math" w:eastAsiaTheme="minorEastAsia" w:hAnsi="Cambria Math"/>
+            </w:rPr>
+            <m:t>+1∙</m:t>
+          </m:r>
+          <m:r>
+            <w:rPr>
+              <w:rFonts w:ascii="Cambria Math" w:eastAsiaTheme="minorEastAsia" w:hAnsi="Cambria Math"/>
+              <w:color w:val="00B050"/>
+            </w:rPr>
+            <m:t>5</m:t>
+          </m:r>
+          <m:r>
+            <w:rPr>
+              <w:rFonts w:ascii="Cambria Math" w:eastAsiaTheme="minorEastAsia" w:hAnsi="Cambria Math"/>
+            </w:rPr>
+            <m:t>+</m:t>
+          </m:r>
+          <m:d>
+            <m:dPr>
+              <m:ctrlPr>
+                <w:rPr>
+                  <w:rFonts w:ascii="Cambria Math" w:eastAsiaTheme="minorEastAsia" w:hAnsi="Cambria Math"/>
+                  <w:i/>
+                </w:rPr>
+              </m:ctrlPr>
+            </m:dPr>
+            <m:e>
+              <m:r>
+                <w:rPr>
+                  <w:rFonts w:ascii="Cambria Math" w:eastAsiaTheme="minorEastAsia" w:hAnsi="Cambria Math"/>
+                </w:rPr>
+                <m:t>-1</m:t>
+              </m:r>
+            </m:e>
+          </m:d>
+          <m:r>
+            <w:rPr>
+              <w:rFonts w:ascii="Cambria Math" w:eastAsiaTheme="minorEastAsia" w:hAnsi="Cambria Math"/>
+            </w:rPr>
+            <m:t>∙</m:t>
+          </m:r>
+          <m:r>
+            <w:rPr>
+              <w:rFonts w:ascii="Cambria Math" w:eastAsiaTheme="minorEastAsia" w:hAnsi="Cambria Math"/>
+              <w:color w:val="0070C0"/>
+            </w:rPr>
+            <m:t>8</m:t>
+          </m:r>
+          <m:r>
+            <w:rPr>
+              <w:rFonts w:ascii="Cambria Math" w:eastAsiaTheme="minorEastAsia" w:hAnsi="Cambria Math"/>
+            </w:rPr>
+            <m:t>=1</m:t>
+          </m:r>
+        </m:oMath>
+      </m:oMathPara>
+    </w:p>
+    <w:p>
+      <w:pPr>
+        <w:rPr>
+          <w:rFonts w:eastAsiaTheme="minorEastAsia"/>
+        </w:rPr>
+      </w:pPr>
+      <w:r>
+        <w:rPr>
+          <w:rFonts w:eastAsiaTheme="minorEastAsia"/>
+        </w:rPr>
+        <w:t xml:space="preserve">No </w:t>
+      </w:r>
+      <w:r>
+        <w:rPr>
+          <w:rFonts w:eastAsiaTheme="minorEastAsia"/>
+        </w:rPr>
+        <w:t xml:space="preserve">matter the value of the vector </w:t>
+      </w:r>
+      <m:oMath>
+        <m:r>
+          <m:rPr>
+            <m:sty m:val="bi"/>
+          </m:rPr>
+          <w:rPr>
+            <w:rFonts w:ascii="Cambria Math" w:eastAsiaTheme="minorEastAsia" w:hAnsi="Cambria Math"/>
+          </w:rPr>
+          <m:t>x</m:t>
+        </m:r>
+      </m:oMath>
+      <w:r>
+        <w:rPr>
+          <w:rFonts w:eastAsiaTheme="minorEastAsia"/>
+        </w:rPr>
+        <w:t xml:space="preserve">, the relationship </w:t>
+      </w:r>
+      <w:r>
+        <w:rPr>
+          <w:rFonts w:eastAsiaTheme="minorEastAsia"/>
+        </w:rPr>
+        <w:t>equals</w:t>
+      </w:r>
+      <w:r>
+        <w:rPr>
+          <w:rFonts w:eastAsiaTheme="minorEastAsia"/>
+        </w:rPr>
+        <w:t xml:space="preserve"> 0 instead of 1.</w:t>
+      </w:r>
+      <w:r>
+        <w:rPr>
+          <w:rFonts w:eastAsiaTheme="minorEastAsia"/>
+        </w:rPr>
+        <w:t xml:space="preserve"> </w:t>
+      </w:r>
+      <w:r>
+        <w:rPr>
+          <w:rFonts w:eastAsiaTheme="minorEastAsia"/>
+        </w:rPr>
+        <w:t>For that to happpe</w:t>
+      </w:r>
+      <w:r>
+        <w:rPr>
+          <w:rFonts w:eastAsiaTheme="minorEastAsia"/>
+        </w:rPr>
+        <w:t xml:space="preserve">n, the vector </w:t>
+      </w:r>
+      <m:oMath>
+        <m:r>
+          <w:rPr>
+            <w:rFonts w:ascii="Cambria Math" w:eastAsiaTheme="minorEastAsia" w:hAnsi="Cambria Math"/>
+          </w:rPr>
+          <m:t>(1,1,-1)</m:t>
+        </m:r>
+      </m:oMath>
+      <w:r>
+        <w:rPr>
+          <w:rFonts w:eastAsiaTheme="minorEastAsia"/>
+        </w:rPr>
+        <w:t xml:space="preserve"> must be orthogonal to all the column vectors in </w:t>
+      </w:r>
+      <m:oMath>
+        <m:r>
+          <w:rPr>
+            <w:rFonts w:ascii="Cambria Math" w:eastAsiaTheme="minorEastAsia" w:hAnsi="Cambria Math"/>
+          </w:rPr>
+          <m:t>A</m:t>
+        </m:r>
+      </m:oMath>
+      <w:r>
+        <w:rPr>
+          <w:rFonts w:eastAsiaTheme="minorEastAsia"/>
+        </w:rPr>
+        <w:t>, i.e. the pair of numbers causes the symbols from the system to sum up to 0.</w:t>
+      </w:r>
+    </w:p>
+    <w:p>
+      <w:pPr>
+        <w:rPr>
+          <w:rFonts w:eastAsiaTheme="minorEastAsia"/>
+        </w:rPr>
+      </w:pPr>
+      <m:oMathPara>
+        <m:oMath>
+          <m:d>
+            <m:dPr>
+              <m:begChr m:val="["/>
+              <m:endChr m:val="]"/>
+              <m:ctrlPr>
+                <w:rPr>
+                  <w:rFonts w:ascii="Cambria Math" w:hAnsi="Cambria Math"/>
+                  <w:i/>
+                </w:rPr>
+              </m:ctrlPr>
+            </m:dPr>
+            <m:e>
+              <m:m>
+                <m:mPr>
+                  <m:mcs>
+                    <m:mc>
+                      <m:mcPr>
+                        <m:count m:val="1"/>
+                        <m:mcJc m:val="center"/>
+                      </m:mcPr>
+                    </m:mc>
+                  </m:mcs>
+                  <m:ctrlPr>
+                    <w:rPr>
+                      <w:rFonts w:ascii="Cambria Math" w:hAnsi="Cambria Math"/>
+                      <w:i/>
+                    </w:rPr>
+                  </m:ctrlPr>
+                </m:mPr>
+                <m:mr>
+                  <m:e>
+                    <m:r>
+                      <w:rPr>
+                        <w:rFonts w:ascii="Cambria Math" w:hAnsi="Cambria Math"/>
+                      </w:rPr>
+                      <m:t>1</m:t>
+                    </m:r>
+                  </m:e>
+                </m:mr>
+                <m:mr>
+                  <m:e>
+                    <m:r>
+                      <w:rPr>
+                        <w:rFonts w:ascii="Cambria Math" w:hAnsi="Cambria Math"/>
+                      </w:rPr>
+                      <m:t>1</m:t>
+                    </m:r>
+                    <m:ctrlPr>
+                      <w:rPr>
+                        <w:rFonts w:ascii="Cambria Math" w:eastAsia="Cambria Math" w:hAnsi="Cambria Math" w:cs="Cambria Math"/>
+                        <w:i/>
+                      </w:rPr>
+                    </m:ctrlPr>
+                  </m:e>
+                </m:mr>
+                <m:mr>
+                  <m:e>
+                    <m:r>
+                      <w:rPr>
+                        <w:rFonts w:ascii="Cambria Math" w:eastAsia="Cambria Math" w:hAnsi="Cambria Math" w:cs="Cambria Math"/>
+                      </w:rPr>
+                      <m:t>2</m:t>
+                    </m:r>
+                  </m:e>
+                </m:mr>
+              </m:m>
+            </m:e>
+          </m:d>
+          <m:r>
+            <w:rPr>
+              <w:rFonts w:ascii="Cambria Math" w:hAnsi="Cambria Math"/>
+            </w:rPr>
+            <m:t>∙</m:t>
+          </m:r>
+          <m:d>
+            <m:dPr>
+              <m:begChr m:val="["/>
+              <m:endChr m:val="]"/>
+              <m:ctrlPr>
+                <w:rPr>
+                  <w:rFonts w:ascii="Cambria Math" w:hAnsi="Cambria Math"/>
+                  <w:i/>
+                </w:rPr>
+              </m:ctrlPr>
+            </m:dPr>
+            <m:e>
+              <m:m>
+                <m:mPr>
+                  <m:mcs>
+                    <m:mc>
+                      <m:mcPr>
+                        <m:count m:val="1"/>
+                        <m:mcJc m:val="center"/>
+                      </m:mcPr>
+                    </m:mc>
+                  </m:mcs>
+                  <m:ctrlPr>
+                    <w:rPr>
+                      <w:rFonts w:ascii="Cambria Math" w:hAnsi="Cambria Math"/>
+                      <w:i/>
+                    </w:rPr>
+                  </m:ctrlPr>
+                </m:mPr>
+                <m:mr>
+                  <m:e>
+                    <m:r>
+                      <w:rPr>
+                        <w:rFonts w:ascii="Cambria Math" w:hAnsi="Cambria Math"/>
+                      </w:rPr>
+                      <m:t>1</m:t>
+                    </m:r>
+                  </m:e>
+                </m:mr>
+                <m:mr>
+                  <m:e>
+                    <m:r>
+                      <w:rPr>
+                        <w:rFonts w:ascii="Cambria Math" w:hAnsi="Cambria Math"/>
+                      </w:rPr>
+                      <m:t>1</m:t>
+                    </m:r>
+                    <m:ctrlPr>
+                      <w:rPr>
+                        <w:rFonts w:ascii="Cambria Math" w:eastAsia="Cambria Math" w:hAnsi="Cambria Math" w:cs="Cambria Math"/>
+                        <w:i/>
+                      </w:rPr>
+                    </m:ctrlPr>
+                  </m:e>
+                </m:mr>
+                <m:mr>
+                  <m:e>
+                    <m:r>
+                      <w:rPr>
+                        <w:rFonts w:ascii="Cambria Math" w:eastAsia="Cambria Math" w:hAnsi="Cambria Math" w:cs="Cambria Math"/>
+                      </w:rPr>
+                      <m:t>-1</m:t>
+                    </m:r>
+                  </m:e>
+                </m:mr>
+              </m:m>
+            </m:e>
+          </m:d>
+          <m:r>
+            <w:rPr>
+              <w:rFonts w:ascii="Cambria Math" w:hAnsi="Cambria Math"/>
+            </w:rPr>
+            <m:t>=0</m:t>
+          </m:r>
+        </m:oMath>
+      </m:oMathPara>
+    </w:p>
+    <w:p>
+      <m:oMathPara>
+        <m:oMath>
+          <m:d>
+            <m:dPr>
+              <m:begChr m:val="["/>
+              <m:endChr m:val="]"/>
+              <m:ctrlPr>
+                <w:rPr>
+                  <w:rFonts w:ascii="Cambria Math" w:hAnsi="Cambria Math"/>
+                  <w:i/>
+                </w:rPr>
+              </m:ctrlPr>
+            </m:dPr>
+            <m:e>
+              <m:m>
+                <m:mPr>
+                  <m:mcs>
+                    <m:mc>
+                      <m:mcPr>
+                        <m:count m:val="1"/>
+                        <m:mcJc m:val="center"/>
+                      </m:mcPr>
+                    </m:mc>
+                  </m:mcs>
+                  <m:ctrlPr>
+                    <w:rPr>
+                      <w:rFonts w:ascii="Cambria Math" w:hAnsi="Cambria Math"/>
+                      <w:i/>
+                    </w:rPr>
+                  </m:ctrlPr>
+                </m:mPr>
+                <m:mr>
+                  <m:e>
+                    <m:r>
+                      <w:rPr>
+                        <w:rFonts w:ascii="Cambria Math" w:hAnsi="Cambria Math"/>
+                      </w:rPr>
+                      <m:t>3</m:t>
+                    </m:r>
+                  </m:e>
+                </m:mr>
+                <m:mr>
+                  <m:e>
+                    <m:r>
+                      <w:rPr>
+                        <w:rFonts w:ascii="Cambria Math" w:hAnsi="Cambria Math"/>
+                      </w:rPr>
+                      <m:t>2</m:t>
+                    </m:r>
+                    <m:ctrlPr>
+                      <w:rPr>
+                        <w:rFonts w:ascii="Cambria Math" w:eastAsia="Cambria Math" w:hAnsi="Cambria Math" w:cs="Cambria Math"/>
+                        <w:i/>
+                      </w:rPr>
+                    </m:ctrlPr>
+                  </m:e>
+                </m:mr>
+                <m:mr>
+                  <m:e>
+                    <m:r>
+                      <w:rPr>
+                        <w:rFonts w:ascii="Cambria Math" w:eastAsia="Cambria Math" w:hAnsi="Cambria Math" w:cs="Cambria Math"/>
+                      </w:rPr>
+                      <m:t>5</m:t>
+                    </m:r>
+                  </m:e>
+                </m:mr>
+              </m:m>
+            </m:e>
+          </m:d>
+          <m:r>
+            <w:rPr>
+              <w:rFonts w:ascii="Cambria Math" w:hAnsi="Cambria Math"/>
+            </w:rPr>
+            <m:t>∙</m:t>
+          </m:r>
+          <m:d>
+            <m:dPr>
+              <m:begChr m:val="["/>
+              <m:endChr m:val="]"/>
+              <m:ctrlPr>
+                <w:rPr>
+                  <w:rFonts w:ascii="Cambria Math" w:hAnsi="Cambria Math"/>
+                  <w:i/>
+                </w:rPr>
+              </m:ctrlPr>
+            </m:dPr>
+            <m:e>
+              <m:m>
+                <m:mPr>
+                  <m:mcs>
+                    <m:mc>
+                      <m:mcPr>
+                        <m:count m:val="1"/>
+                        <m:mcJc m:val="center"/>
+                      </m:mcPr>
+                    </m:mc>
+                  </m:mcs>
+                  <m:ctrlPr>
+                    <w:rPr>
+                      <w:rFonts w:ascii="Cambria Math" w:hAnsi="Cambria Math"/>
+                      <w:i/>
+                    </w:rPr>
+                  </m:ctrlPr>
+                </m:mPr>
+                <m:mr>
+                  <m:e>
+                    <m:r>
+                      <w:rPr>
+                        <w:rFonts w:ascii="Cambria Math" w:hAnsi="Cambria Math"/>
+                      </w:rPr>
+                      <m:t>1</m:t>
+                    </m:r>
+                  </m:e>
+                </m:mr>
+                <m:mr>
+                  <m:e>
+                    <m:r>
+                      <w:rPr>
+                        <w:rFonts w:ascii="Cambria Math" w:hAnsi="Cambria Math"/>
+                      </w:rPr>
+                      <m:t>1</m:t>
+                    </m:r>
+                    <m:ctrlPr>
+                      <w:rPr>
+                        <w:rFonts w:ascii="Cambria Math" w:eastAsia="Cambria Math" w:hAnsi="Cambria Math" w:cs="Cambria Math"/>
+                        <w:i/>
+                      </w:rPr>
+                    </m:ctrlPr>
+                  </m:e>
+                </m:mr>
+                <m:mr>
+                  <m:e>
+                    <m:r>
+                      <w:rPr>
+                        <w:rFonts w:ascii="Cambria Math" w:eastAsia="Cambria Math" w:hAnsi="Cambria Math" w:cs="Cambria Math"/>
+                      </w:rPr>
+                      <m:t>-1</m:t>
+                    </m:r>
+                  </m:e>
+                </m:mr>
+              </m:m>
+            </m:e>
+          </m:d>
+          <m:r>
+            <w:rPr>
+              <w:rFonts w:ascii="Cambria Math" w:hAnsi="Cambria Math"/>
+            </w:rPr>
+            <m:t>=0</m:t>
+          </m:r>
+        </m:oMath>
+      </m:oMathPara>
+    </w:p>
+    <w:p>
+      <w:pPr>
+        <w:rPr>
+          <w:rFonts w:eastAsiaTheme="minorEastAsia"/>
+        </w:rPr>
+      </w:pPr>
+      <m:oMathPara>
+        <m:oMath>
+          <m:d>
+            <m:dPr>
+              <m:begChr m:val="["/>
+              <m:endChr m:val="]"/>
+              <m:ctrlPr>
+                <w:rPr>
+                  <w:rFonts w:ascii="Cambria Math" w:hAnsi="Cambria Math"/>
+                  <w:i/>
+                </w:rPr>
+              </m:ctrlPr>
+            </m:dPr>
+            <m:e>
+              <m:m>
+                <m:mPr>
+                  <m:mcs>
+                    <m:mc>
+                      <m:mcPr>
+                        <m:count m:val="1"/>
+                        <m:mcJc m:val="center"/>
+                      </m:mcPr>
+                    </m:mc>
+                  </m:mcs>
+                  <m:ctrlPr>
+                    <w:rPr>
+                      <w:rFonts w:ascii="Cambria Math" w:hAnsi="Cambria Math"/>
+                      <w:i/>
+                    </w:rPr>
+                  </m:ctrlPr>
+                </m:mPr>
+                <m:mr>
+                  <m:e>
+                    <m:r>
+                      <w:rPr>
+                        <w:rFonts w:ascii="Cambria Math" w:hAnsi="Cambria Math"/>
+                      </w:rPr>
+                      <m:t>5</m:t>
+                    </m:r>
+                  </m:e>
+                </m:mr>
+                <m:mr>
+                  <m:e>
+                    <m:r>
+                      <w:rPr>
+                        <w:rFonts w:ascii="Cambria Math" w:hAnsi="Cambria Math"/>
+                      </w:rPr>
+                      <m:t>-3</m:t>
+                    </m:r>
+                    <m:ctrlPr>
+                      <w:rPr>
+                        <w:rFonts w:ascii="Cambria Math" w:eastAsia="Cambria Math" w:hAnsi="Cambria Math" w:cs="Cambria Math"/>
+                        <w:i/>
+                      </w:rPr>
+                    </m:ctrlPr>
+                  </m:e>
+                </m:mr>
+                <m:mr>
+                  <m:e>
+                    <m:r>
+                      <w:rPr>
+                        <w:rFonts w:ascii="Cambria Math" w:eastAsia="Cambria Math" w:hAnsi="Cambria Math" w:cs="Cambria Math"/>
+                      </w:rPr>
+                      <m:t>2</m:t>
+                    </m:r>
+                  </m:e>
+                </m:mr>
+              </m:m>
+            </m:e>
+          </m:d>
+          <m:r>
+            <w:rPr>
+              <w:rFonts w:ascii="Cambria Math" w:hAnsi="Cambria Math"/>
+            </w:rPr>
+            <m:t>∙</m:t>
+          </m:r>
+          <m:d>
+            <m:dPr>
+              <m:begChr m:val="["/>
+              <m:endChr m:val="]"/>
+              <m:ctrlPr>
+                <w:rPr>
+                  <w:rFonts w:ascii="Cambria Math" w:hAnsi="Cambria Math"/>
+                  <w:i/>
+                </w:rPr>
+              </m:ctrlPr>
+            </m:dPr>
+            <m:e>
+              <m:m>
+                <m:mPr>
+                  <m:mcs>
+                    <m:mc>
+                      <m:mcPr>
+                        <m:count m:val="1"/>
+                        <m:mcJc m:val="center"/>
+                      </m:mcPr>
+                    </m:mc>
+                  </m:mcs>
+                  <m:ctrlPr>
+                    <w:rPr>
+                      <w:rFonts w:ascii="Cambria Math" w:hAnsi="Cambria Math"/>
+                      <w:i/>
+                    </w:rPr>
+                  </m:ctrlPr>
+                </m:mPr>
+                <m:mr>
+                  <m:e>
+                    <m:r>
+                      <w:rPr>
+                        <w:rFonts w:ascii="Cambria Math" w:hAnsi="Cambria Math"/>
+                      </w:rPr>
+                      <m:t>1</m:t>
+                    </m:r>
+                  </m:e>
+                </m:mr>
+                <m:mr>
+                  <m:e>
+                    <m:r>
+                      <w:rPr>
+                        <w:rFonts w:ascii="Cambria Math" w:hAnsi="Cambria Math"/>
+                      </w:rPr>
+                      <m:t>1</m:t>
+                    </m:r>
+                    <m:ctrlPr>
+                      <w:rPr>
+                        <w:rFonts w:ascii="Cambria Math" w:eastAsia="Cambria Math" w:hAnsi="Cambria Math" w:cs="Cambria Math"/>
+                        <w:i/>
+                      </w:rPr>
+                    </m:ctrlPr>
+                  </m:e>
+                </m:mr>
+                <m:mr>
+                  <m:e>
+                    <m:r>
+                      <w:rPr>
+                        <w:rFonts w:ascii="Cambria Math" w:eastAsia="Cambria Math" w:hAnsi="Cambria Math" w:cs="Cambria Math"/>
+                      </w:rPr>
+                      <m:t>-1</m:t>
+                    </m:r>
+                  </m:e>
+                </m:mr>
+              </m:m>
+            </m:e>
+          </m:d>
+          <m:r>
+            <w:rPr>
+              <w:rFonts w:ascii="Cambria Math" w:hAnsi="Cambria Math"/>
+            </w:rPr>
+            <m:t>=0</m:t>
+          </m:r>
+        </m:oMath>
+      </m:oMathPara>
+    </w:p>
+    <w:p>
+      <w:pPr>
+        <w:jc w:val="both"/>
+        <w:rPr>
+          <w:rFonts w:eastAsiaTheme="minorEastAsia"/>
+        </w:rPr>
+      </w:pPr>
+      <w:r>
+        <w:rPr>
+          <w:rFonts w:eastAsiaTheme="minorEastAsia"/>
+        </w:rPr>
+        <w:t xml:space="preserve">In 3 dimensions, </w:t>
+      </w:r>
+      <w:r>
+        <w:rPr>
+          <w:rFonts w:eastAsiaTheme="minorEastAsia"/>
+        </w:rPr>
+        <w:t xml:space="preserve">a vector can be at most perpendicular to a whole plane. The vector </w:t>
+      </w:r>
+      <m:oMath>
+        <m:d>
+          <m:dPr>
+            <m:ctrlPr>
+              <w:rPr>
+                <w:rFonts w:ascii="Cambria Math" w:eastAsiaTheme="minorEastAsia" w:hAnsi="Cambria Math"/>
+                <w:i/>
+              </w:rPr>
+            </m:ctrlPr>
+          </m:dPr>
+          <m:e>
+            <m:r>
+              <w:rPr>
+                <w:rFonts w:ascii="Cambria Math" w:eastAsiaTheme="minorEastAsia" w:hAnsi="Cambria Math"/>
+              </w:rPr>
+              <m:t>1,1,-1</m:t>
+            </m:r>
+          </m:e>
+        </m:d>
+      </m:oMath>
+      <w:r>
+        <w:t xml:space="preserve"> is perpendicular to the 3 column vectors in the matrix </w:t>
+      </w:r>
+      <m:oMath>
+        <m:r>
+          <w:rPr>
+            <w:rFonts w:ascii="Cambria Math" w:hAnsi="Cambria Math"/>
+          </w:rPr>
+          <m:t>A</m:t>
+        </m:r>
+      </m:oMath>
+      <w:r>
+        <w:rPr>
+          <w:rFonts w:eastAsiaTheme="minorEastAsia"/>
+        </w:rPr>
+        <w:t>, this means that the 3 column vectors are placed within the same plane</w:t>
+      </w:r>
+      <w:r>
+        <w:rPr>
+          <w:rFonts w:eastAsiaTheme="minorEastAsia"/>
+        </w:rPr>
+        <w:t xml:space="preserve"> (or line).</w:t>
+      </w:r>
+    </w:p>
+    <w:p>
+      <w:pPr>
+        <w:jc w:val="both"/>
+        <w:rPr>
+          <w:rFonts w:eastAsiaTheme="minorEastAsia"/>
+        </w:rPr>
+      </w:pPr>
+      <w:r>
+        <w:rPr>
+          <w:rFonts w:eastAsiaTheme="minorEastAsia"/>
+        </w:rPr>
+        <w:t xml:space="preserve">If </w:t>
+      </w:r>
+      <m:oMath>
+        <m:d>
+          <m:dPr>
+            <m:ctrlPr>
+              <w:rPr>
+                <w:rFonts w:ascii="Cambria Math" w:eastAsiaTheme="minorEastAsia" w:hAnsi="Cambria Math"/>
+                <w:i/>
+              </w:rPr>
+            </m:ctrlPr>
+          </m:dPr>
+          <m:e>
+            <m:r>
+              <w:rPr>
+                <w:rFonts w:ascii="Cambria Math" w:eastAsiaTheme="minorEastAsia" w:hAnsi="Cambria Math"/>
+              </w:rPr>
+              <m:t>1,1-1</m:t>
+            </m:r>
+          </m:e>
+        </m:d>
+      </m:oMath>
+      <w:r>
+        <w:rPr>
+          <w:rFonts w:eastAsiaTheme="minorEastAsia"/>
+        </w:rPr>
+        <w:t xml:space="preserve"> is not only perpendicular to the column vectors of the matrix </w:t>
+      </w:r>
+      <m:oMath>
+        <m:r>
+          <w:rPr>
+            <w:rFonts w:ascii="Cambria Math" w:eastAsiaTheme="minorEastAsia" w:hAnsi="Cambria Math"/>
+          </w:rPr>
+          <m:t>A</m:t>
+        </m:r>
+      </m:oMath>
+      <w:r>
+        <w:rPr>
+          <w:rFonts w:eastAsiaTheme="minorEastAsia"/>
+        </w:rPr>
+        <w:t xml:space="preserve"> but to all linear combinations of those 3 vectors. The linear combinatin of all three vectors is written as:</w:t>
+      </w:r>
+    </w:p>
+    <w:p>
+      <w:pPr>
+        <w:jc w:val="both"/>
+        <w:rPr>
+          <w:rFonts w:eastAsiaTheme="minorEastAsia"/>
+        </w:rPr>
+      </w:pPr>
+      <m:oMathPara>
+        <m:oMath>
+          <m:d>
+            <m:dPr>
+              <m:begChr m:val="["/>
+              <m:endChr m:val="]"/>
+              <m:ctrlPr>
+                <w:rPr>
+                  <w:rFonts w:ascii="Cambria Math" w:hAnsi="Cambria Math"/>
+                  <w:i/>
+                </w:rPr>
+              </m:ctrlPr>
+            </m:dPr>
+            <m:e>
+              <m:m>
+                <m:mPr>
+                  <m:mcs>
+                    <m:mc>
+                      <m:mcPr>
+                        <m:count m:val="1"/>
+                        <m:mcJc m:val="center"/>
+                      </m:mcPr>
+                    </m:mc>
+                  </m:mcs>
+                  <m:ctrlPr>
+                    <w:rPr>
+                      <w:rFonts w:ascii="Cambria Math" w:hAnsi="Cambria Math"/>
+                      <w:i/>
+                    </w:rPr>
+                  </m:ctrlPr>
+                </m:mPr>
+                <m:mr>
+                  <m:e>
+                    <m:r>
+                      <w:rPr>
+                        <w:rFonts w:ascii="Cambria Math" w:hAnsi="Cambria Math"/>
+                      </w:rPr>
+                      <m:t>x+3y+5z</m:t>
+                    </m:r>
+                  </m:e>
+                </m:mr>
+                <m:mr>
+                  <m:e>
+                    <m:r>
+                      <w:rPr>
+                        <w:rFonts w:ascii="Cambria Math" w:hAnsi="Cambria Math"/>
+                      </w:rPr>
+                      <m:t>x+2y-3z</m:t>
+                    </m:r>
+                    <m:ctrlPr>
+                      <w:rPr>
+                        <w:rFonts w:ascii="Cambria Math" w:eastAsia="Cambria Math" w:hAnsi="Cambria Math" w:cs="Cambria Math"/>
+                        <w:i/>
+                      </w:rPr>
+                    </m:ctrlPr>
+                  </m:e>
+                </m:mr>
+                <m:mr>
+                  <m:e>
+                    <m:r>
+                      <w:rPr>
+                        <w:rFonts w:ascii="Cambria Math" w:hAnsi="Cambria Math"/>
+                      </w:rPr>
+                      <m:t>2x+5y+2z</m:t>
+                    </m:r>
+                  </m:e>
+                </m:mr>
+              </m:m>
+            </m:e>
+          </m:d>
+          <m:r>
+            <w:rPr>
+              <w:rFonts w:ascii="Cambria Math" w:hAnsi="Cambria Math"/>
+            </w:rPr>
+            <m:t>∙</m:t>
+          </m:r>
+          <m:d>
+            <m:dPr>
+              <m:begChr m:val="["/>
+              <m:endChr m:val="]"/>
+              <m:ctrlPr>
+                <w:rPr>
+                  <w:rFonts w:ascii="Cambria Math" w:hAnsi="Cambria Math"/>
+                  <w:i/>
+                </w:rPr>
+              </m:ctrlPr>
+            </m:dPr>
+            <m:e>
+              <m:m>
+                <m:mPr>
+                  <m:mcs>
+                    <m:mc>
+                      <m:mcPr>
+                        <m:count m:val="1"/>
+                        <m:mcJc m:val="center"/>
+                      </m:mcPr>
+                    </m:mc>
+                  </m:mcs>
+                  <m:ctrlPr>
+                    <w:rPr>
+                      <w:rFonts w:ascii="Cambria Math" w:hAnsi="Cambria Math"/>
+                      <w:i/>
+                    </w:rPr>
+                  </m:ctrlPr>
+                </m:mPr>
+                <m:mr>
+                  <m:e>
+                    <m:r>
+                      <w:rPr>
+                        <w:rFonts w:ascii="Cambria Math" w:hAnsi="Cambria Math"/>
+                      </w:rPr>
+                      <m:t>1</m:t>
+                    </m:r>
+                  </m:e>
+                </m:mr>
+                <m:mr>
+                  <m:e>
+                    <m:r>
+                      <w:rPr>
+                        <w:rFonts w:ascii="Cambria Math" w:hAnsi="Cambria Math"/>
+                      </w:rPr>
+                      <m:t>1</m:t>
+                    </m:r>
+                    <m:ctrlPr>
+                      <w:rPr>
+                        <w:rFonts w:ascii="Cambria Math" w:eastAsia="Cambria Math" w:hAnsi="Cambria Math" w:cs="Cambria Math"/>
+                        <w:i/>
+                      </w:rPr>
+                    </m:ctrlPr>
+                  </m:e>
+                </m:mr>
+                <m:mr>
+                  <m:e>
+                    <m:r>
+                      <w:rPr>
+                        <w:rFonts w:ascii="Cambria Math" w:eastAsia="Cambria Math" w:hAnsi="Cambria Math" w:cs="Cambria Math"/>
+                      </w:rPr>
+                      <m:t>-1</m:t>
+                    </m:r>
+                  </m:e>
+                </m:mr>
+              </m:m>
+            </m:e>
+          </m:d>
+          <m:r>
+            <w:rPr>
+              <w:rFonts w:ascii="Cambria Math" w:hAnsi="Cambria Math"/>
+            </w:rPr>
+            <m:t>=0</m:t>
+          </m:r>
+        </m:oMath>
+      </m:oMathPara>
+    </w:p>
+    <w:p>
+      <w:pPr>
+        <w:jc w:val="both"/>
+        <w:rPr>
+          <w:rFonts w:eastAsiaTheme="minorEastAsia"/>
+        </w:rPr>
+      </w:pPr>
+      <w:r>
+        <w:rPr>
+          <w:rFonts w:eastAsiaTheme="minorEastAsia"/>
+        </w:rPr>
+        <w:t xml:space="preserve">In order for </w:t>
+      </w:r>
+      <m:oMath>
+        <m:r>
+          <w:rPr>
+            <w:rFonts w:ascii="Cambria Math" w:eastAsiaTheme="minorEastAsia" w:hAnsi="Cambria Math"/>
+          </w:rPr>
+          <m:t>A</m:t>
+        </m:r>
+        <m:r>
+          <m:rPr>
+            <m:sty m:val="bi"/>
+          </m:rPr>
+          <w:rPr>
+            <w:rFonts w:ascii="Cambria Math" w:eastAsiaTheme="minorEastAsia" w:hAnsi="Cambria Math"/>
+          </w:rPr>
+          <m:t>x=b</m:t>
+        </m:r>
+      </m:oMath>
+      <w:r>
+        <w:rPr>
+          <w:rFonts w:eastAsiaTheme="minorEastAsia"/>
+          <w:b/>
+          <w:bCs/>
+        </w:rPr>
+        <w:t xml:space="preserve"> </w:t>
+      </w:r>
+      <w:r>
+        <w:rPr>
+          <w:rFonts w:eastAsiaTheme="minorEastAsia"/>
+        </w:rPr>
+        <w:t xml:space="preserve">to have a solution, the relation </w:t>
+      </w:r>
+      <m:oMath>
+        <m:d>
+          <m:dPr>
+            <m:ctrlPr>
+              <w:rPr>
+                <w:rFonts w:ascii="Cambria Math" w:eastAsiaTheme="minorEastAsia" w:hAnsi="Cambria Math"/>
+                <w:i/>
+              </w:rPr>
+            </m:ctrlPr>
+          </m:dPr>
+          <m:e>
+            <m:r>
+              <w:rPr>
+                <w:rFonts w:ascii="Cambria Math" w:eastAsiaTheme="minorEastAsia" w:hAnsi="Cambria Math"/>
+              </w:rPr>
+              <m:t>1,1,-1</m:t>
+            </m:r>
+          </m:e>
+        </m:d>
+        <m:r>
+          <w:rPr>
+            <w:rFonts w:ascii="Cambria Math" w:eastAsiaTheme="minorEastAsia" w:hAnsi="Cambria Math"/>
+          </w:rPr>
+          <m:t>∙</m:t>
+        </m:r>
+        <m:r>
+          <m:rPr>
+            <m:sty m:val="bi"/>
+          </m:rPr>
+          <w:rPr>
+            <w:rFonts w:ascii="Cambria Math" w:eastAsiaTheme="minorEastAsia" w:hAnsi="Cambria Math"/>
+          </w:rPr>
+          <m:t>b</m:t>
+        </m:r>
+      </m:oMath>
+      <w:r>
+        <w:rPr>
+          <w:rFonts w:eastAsiaTheme="minorEastAsia"/>
+          <w:b/>
+          <w:bCs/>
+        </w:rPr>
+        <w:t xml:space="preserve"> </w:t>
+      </w:r>
+      <w:r>
+        <w:rPr>
+          <w:rFonts w:eastAsiaTheme="minorEastAsia"/>
+        </w:rPr>
+        <w:t>shall equal 0</w:t>
+      </w:r>
+      <w:r>
+        <w:rPr>
+          <w:rFonts w:eastAsiaTheme="minorEastAsia"/>
+        </w:rPr>
+        <w:t xml:space="preserve">, therefore </w:t>
+      </w:r>
+      <m:oMath>
+        <m:r>
+          <m:rPr>
+            <m:sty m:val="bi"/>
+          </m:rPr>
+          <w:rPr>
+            <w:rFonts w:ascii="Cambria Math" w:eastAsiaTheme="minorEastAsia" w:hAnsi="Cambria Math"/>
+          </w:rPr>
+          <m:t>b</m:t>
+        </m:r>
+      </m:oMath>
+      <w:r>
+        <w:rPr>
+          <w:rFonts w:eastAsiaTheme="minorEastAsia"/>
+          <w:b/>
+          <w:bCs/>
+        </w:rPr>
+        <w:t xml:space="preserve"> </w:t>
+      </w:r>
+      <w:r>
+        <w:rPr>
+          <w:rFonts w:eastAsiaTheme="minorEastAsia"/>
+        </w:rPr>
+        <w:t>is in the same plane as the three input column vectors.</w:t>
+      </w:r>
+    </w:p>
+    <w:p>
+      <w:pPr>
+        <w:pStyle w:val="Heading2"/>
+      </w:pPr>
+      <w:r>
+        <w:t>Chapter 2.2 The Idea of Elimination</w:t>
+      </w:r>
+    </w:p>
+    <w:p>
+      <w:pPr>
+        <w:pStyle w:val="Heading3"/>
+      </w:pPr>
+      <w:r>
+        <w:t>Upper Triangular System</w:t>
+      </w:r>
+    </w:p>
+    <w:p>
+      <w:r>
+        <w:t>Let’s consider the following 2x2 equation system:</w:t>
+      </w:r>
+    </w:p>
+    <w:p>
+      <w:pPr>
+        <w:rPr>
+          <w:rFonts w:eastAsiaTheme="minorEastAsia"/>
+        </w:rPr>
+      </w:pPr>
+      <m:oMathPara>
+        <m:oMath>
+          <m:d>
+            <m:dPr>
+              <m:begChr m:val="{"/>
+              <m:endChr m:val=""/>
+              <m:ctrlPr>
+                <w:rPr>
+                  <w:rFonts w:ascii="Cambria Math" w:hAnsi="Cambria Math"/>
+                  <w:i/>
+                </w:rPr>
+              </m:ctrlPr>
+            </m:dPr>
+            <m:e>
+              <m:eqArr>
+                <m:eqArrPr>
+                  <m:ctrlPr>
+                    <w:rPr>
+                      <w:rFonts w:ascii="Cambria Math" w:hAnsi="Cambria Math"/>
+                      <w:i/>
+                    </w:rPr>
+                  </m:ctrlPr>
+                </m:eqArrPr>
+                <m:e>
+                  <m:sSub>
+                    <m:sSubPr>
+                      <m:ctrlPr>
+                        <w:rPr>
+                          <w:rFonts w:ascii="Cambria Math" w:hAnsi="Cambria Math"/>
+                          <w:i/>
+                        </w:rPr>
+                      </m:ctrlPr>
+                    </m:sSubPr>
+                    <m:e>
+                      <m:r>
+                        <w:rPr>
+                          <w:rFonts w:ascii="Cambria Math" w:hAnsi="Cambria Math"/>
+                        </w:rPr>
+                        <m:t>a</m:t>
+                      </m:r>
+                    </m:e>
+                    <m:sub>
+                      <m:r>
+                        <w:rPr>
+                          <w:rFonts w:ascii="Cambria Math" w:hAnsi="Cambria Math"/>
+                        </w:rPr>
+                        <m:t>11</m:t>
+                      </m:r>
+                    </m:sub>
+                  </m:sSub>
+                  <m:r>
+                    <w:rPr>
+                      <w:rFonts w:ascii="Cambria Math" w:hAnsi="Cambria Math"/>
+                    </w:rPr>
+                    <m:t>⋅x+</m:t>
+                  </m:r>
+                  <m:sSub>
+                    <m:sSubPr>
+                      <m:ctrlPr>
+                        <w:rPr>
+                          <w:rFonts w:ascii="Cambria Math" w:hAnsi="Cambria Math"/>
+                          <w:i/>
+                        </w:rPr>
+                      </m:ctrlPr>
+                    </m:sSubPr>
+                    <m:e>
+                      <m:r>
+                        <w:rPr>
+                          <w:rFonts w:ascii="Cambria Math" w:hAnsi="Cambria Math"/>
+                        </w:rPr>
+                        <m:t>a</m:t>
+                      </m:r>
+                    </m:e>
+                    <m:sub>
+                      <m:r>
+                        <w:rPr>
+                          <w:rFonts w:ascii="Cambria Math" w:hAnsi="Cambria Math"/>
+                        </w:rPr>
+                        <m:t>12</m:t>
+                      </m:r>
+                    </m:sub>
+                  </m:sSub>
+                  <m:r>
+                    <w:rPr>
+                      <w:rFonts w:ascii="Cambria Math" w:hAnsi="Cambria Math"/>
+                    </w:rPr>
+                    <m:t>⋅y=</m:t>
+                  </m:r>
+                  <m:sSub>
+                    <m:sSubPr>
+                      <m:ctrlPr>
+                        <w:rPr>
+                          <w:rFonts w:ascii="Cambria Math" w:hAnsi="Cambria Math"/>
+                          <w:i/>
+                        </w:rPr>
+                      </m:ctrlPr>
+                    </m:sSubPr>
+                    <m:e>
+                      <m:r>
+                        <w:rPr>
+                          <w:rFonts w:ascii="Cambria Math" w:hAnsi="Cambria Math"/>
+                        </w:rPr>
+                        <m:t>b</m:t>
+                      </m:r>
+                    </m:e>
+                    <m:sub>
+                      <m:r>
+                        <w:rPr>
+                          <w:rFonts w:ascii="Cambria Math" w:hAnsi="Cambria Math"/>
+                        </w:rPr>
+                        <m:t>1</m:t>
+                      </m:r>
+                    </m:sub>
+                  </m:sSub>
+                </m:e>
+                <m:e>
+                  <m:sSub>
+                    <m:sSubPr>
+                      <m:ctrlPr>
+                        <w:rPr>
+                          <w:rFonts w:ascii="Cambria Math" w:hAnsi="Cambria Math"/>
+                          <w:i/>
+                        </w:rPr>
+                      </m:ctrlPr>
+                    </m:sSubPr>
+                    <m:e>
+                      <m:r>
+                        <w:rPr>
+                          <w:rFonts w:ascii="Cambria Math" w:hAnsi="Cambria Math"/>
+                        </w:rPr>
+                        <m:t>a</m:t>
+                      </m:r>
+                    </m:e>
+                    <m:sub>
+                      <m:r>
+                        <w:rPr>
+                          <w:rFonts w:ascii="Cambria Math" w:hAnsi="Cambria Math"/>
+                        </w:rPr>
+                        <m:t>21</m:t>
+                      </m:r>
+                    </m:sub>
+                  </m:sSub>
+                  <m:r>
+                    <w:rPr>
+                      <w:rFonts w:ascii="Cambria Math" w:hAnsi="Cambria Math"/>
+                    </w:rPr>
+                    <m:t>⋅x+</m:t>
+                  </m:r>
+                  <m:sSub>
+                    <m:sSubPr>
+                      <m:ctrlPr>
+                        <w:rPr>
+                          <w:rFonts w:ascii="Cambria Math" w:hAnsi="Cambria Math"/>
+                          <w:i/>
+                        </w:rPr>
+                      </m:ctrlPr>
+                    </m:sSubPr>
+                    <m:e>
+                      <m:r>
+                        <w:rPr>
+                          <w:rFonts w:ascii="Cambria Math" w:hAnsi="Cambria Math"/>
+                        </w:rPr>
+                        <m:t>a</m:t>
+                      </m:r>
+                    </m:e>
+                    <m:sub>
+                      <m:r>
+                        <w:rPr>
+                          <w:rFonts w:ascii="Cambria Math" w:hAnsi="Cambria Math"/>
+                        </w:rPr>
+                        <m:t>22</m:t>
+                      </m:r>
+                    </m:sub>
+                  </m:sSub>
+                  <m:r>
+                    <w:rPr>
+                      <w:rFonts w:ascii="Cambria Math" w:hAnsi="Cambria Math"/>
+                    </w:rPr>
+                    <m:t>⋅y=</m:t>
+                  </m:r>
+                  <m:sSub>
+                    <m:sSubPr>
+                      <m:ctrlPr>
+                        <w:rPr>
+                          <w:rFonts w:ascii="Cambria Math" w:hAnsi="Cambria Math"/>
+                          <w:i/>
+                        </w:rPr>
+                      </m:ctrlPr>
+                    </m:sSubPr>
+                    <m:e>
+                      <m:r>
+                        <w:rPr>
+                          <w:rFonts w:ascii="Cambria Math" w:hAnsi="Cambria Math"/>
+                        </w:rPr>
+                        <m:t>b</m:t>
+                      </m:r>
+                    </m:e>
+                    <m:sub>
+                      <m:r>
+                        <w:rPr>
+                          <w:rFonts w:ascii="Cambria Math" w:hAnsi="Cambria Math"/>
+                        </w:rPr>
+                        <m:t>2</m:t>
+                      </m:r>
+                    </m:sub>
+                  </m:sSub>
+                </m:e>
+              </m:eqArr>
+            </m:e>
+          </m:d>
+        </m:oMath>
+      </m:oMathPara>
+    </w:p>
+    <w:p>
+      <w:pPr>
+        <w:rPr>
+          <w:rFonts w:eastAsiaTheme="minorEastAsia"/>
+        </w:rPr>
+      </w:pPr>
+      <w:r>
+        <w:rPr>
+          <w:rFonts w:eastAsiaTheme="minorEastAsia"/>
+        </w:rPr>
+        <w:t xml:space="preserve">Where: </w:t>
+      </w:r>
+      <m:oMath>
+        <m:sSub>
+          <m:sSubPr>
+            <m:ctrlPr>
+              <w:rPr>
+                <w:rFonts w:ascii="Cambria Math" w:eastAsiaTheme="minorEastAsia" w:hAnsi="Cambria Math"/>
+                <w:i/>
+              </w:rPr>
+            </m:ctrlPr>
+          </m:sSubPr>
+          <m:e>
+            <m:r>
+              <w:rPr>
+                <w:rFonts w:ascii="Cambria Math" w:eastAsiaTheme="minorEastAsia" w:hAnsi="Cambria Math"/>
+              </w:rPr>
+              <m:t>a</m:t>
+            </m:r>
+          </m:e>
+          <m:sub>
+            <m:r>
+              <w:rPr>
+                <w:rFonts w:ascii="Cambria Math" w:eastAsiaTheme="minorEastAsia" w:hAnsi="Cambria Math"/>
+              </w:rPr>
+              <m:t>ij</m:t>
+            </m:r>
+          </m:sub>
+        </m:sSub>
+        <m:r>
+          <m:rPr>
+            <m:scr m:val="double-struck"/>
+          </m:rPr>
+          <w:rPr>
+            <w:rFonts w:ascii="Cambria Math" w:eastAsiaTheme="minorEastAsia" w:hAnsi="Cambria Math"/>
+          </w:rPr>
+          <m:t xml:space="preserve">∈R ∀ </m:t>
         </m:r>
         <m:r>
           <w:rPr>
             <w:rFonts w:ascii="Cambria Math" w:eastAsiaTheme="minorEastAsia" w:hAnsi="Cambria Math"/>
           </w:rPr>
-          <m:t>1.5, 0, 2.15</m:t>
+          <m:t>i,j∈{1,2}</m:t>
         </m:r>
+      </m:oMath>
+      <w:r>
+        <w:rPr>
+          <w:rFonts w:eastAsiaTheme="minorEastAsia"/>
+        </w:rPr>
+        <w:t xml:space="preserve"> and </w:t>
+      </w:r>
+      <m:oMath>
         <m:r>
           <w:rPr>
             <w:rFonts w:ascii="Cambria Math" w:eastAsiaTheme="minorEastAsia" w:hAnsi="Cambria Math"/>
           </w:rPr>
-          <m:t>)</m:t>
+          <m:t>x,y,</m:t>
+        </m:r>
+        <m:sSub>
+          <m:sSubPr>
+            <m:ctrlPr>
+              <w:rPr>
+                <w:rFonts w:ascii="Cambria Math" w:eastAsiaTheme="minorEastAsia" w:hAnsi="Cambria Math"/>
+                <w:i/>
+              </w:rPr>
+            </m:ctrlPr>
+          </m:sSubPr>
+          <m:e>
+            <m:r>
+              <w:rPr>
+                <w:rFonts w:ascii="Cambria Math" w:eastAsiaTheme="minorEastAsia" w:hAnsi="Cambria Math"/>
+              </w:rPr>
+              <m:t>b</m:t>
+            </m:r>
+          </m:e>
+          <m:sub>
+            <m:r>
+              <w:rPr>
+                <w:rFonts w:ascii="Cambria Math" w:eastAsiaTheme="minorEastAsia" w:hAnsi="Cambria Math"/>
+              </w:rPr>
+              <m:t>1</m:t>
+            </m:r>
+          </m:sub>
+        </m:sSub>
+        <m:r>
+          <w:rPr>
+            <w:rFonts w:ascii="Cambria Math" w:eastAsiaTheme="minorEastAsia" w:hAnsi="Cambria Math"/>
+          </w:rPr>
+          <m:t>,</m:t>
+        </m:r>
+        <m:sSub>
+          <m:sSubPr>
+            <m:ctrlPr>
+              <w:rPr>
+                <w:rFonts w:ascii="Cambria Math" w:eastAsiaTheme="minorEastAsia" w:hAnsi="Cambria Math"/>
+                <w:i/>
+              </w:rPr>
+            </m:ctrlPr>
+          </m:sSubPr>
+          <m:e>
+            <m:r>
+              <w:rPr>
+                <w:rFonts w:ascii="Cambria Math" w:eastAsiaTheme="minorEastAsia" w:hAnsi="Cambria Math"/>
+              </w:rPr>
+              <m:t>b</m:t>
+            </m:r>
+          </m:e>
+          <m:sub>
+            <m:r>
+              <w:rPr>
+                <w:rFonts w:ascii="Cambria Math" w:eastAsiaTheme="minorEastAsia" w:hAnsi="Cambria Math"/>
+              </w:rPr>
+              <m:t>2</m:t>
+            </m:r>
+          </m:sub>
+        </m:sSub>
+        <m:r>
+          <m:rPr>
+            <m:scr m:val="double-struck"/>
+          </m:rPr>
+          <w:rPr>
+            <w:rFonts w:ascii="Cambria Math" w:eastAsiaTheme="minorEastAsia" w:hAnsi="Cambria Math"/>
+          </w:rPr>
+          <m:t>∈R</m:t>
         </m:r>
       </m:oMath>
+    </w:p>
+    <w:p>
+      <w:pPr>
+        <w:rPr>
+          <w:rFonts w:eastAsiaTheme="minorEastAsia"/>
+        </w:rPr>
+      </w:pPr>
+      <w:r>
+        <w:rPr>
+          <w:rFonts w:eastAsiaTheme="minorEastAsia"/>
+        </w:rPr>
+        <w:t>The elimination method implies two steps in this case:</w:t>
+      </w:r>
+    </w:p>
+    <w:p>
+      <w:pPr>
+        <w:pStyle w:val="ListParagraph"/>
+        <w:numPr>
+          <w:ilvl w:val="0"/>
+          <w:numId w:val="3"/>
+        </w:numPr>
+      </w:pPr>
+      <w:r>
+        <w:t xml:space="preserve">Multiply the first equation by </w:t>
+      </w:r>
+      <m:oMath>
+        <m:f>
+          <m:fPr>
+            <m:ctrlPr>
+              <w:rPr>
+                <w:rFonts w:ascii="Cambria Math" w:hAnsi="Cambria Math"/>
+                <w:i/>
+              </w:rPr>
+            </m:ctrlPr>
+          </m:fPr>
+          <m:num>
+            <m:sSub>
+              <m:sSubPr>
+                <m:ctrlPr>
+                  <w:rPr>
+                    <w:rFonts w:ascii="Cambria Math" w:hAnsi="Cambria Math"/>
+                    <w:i/>
+                  </w:rPr>
+                </m:ctrlPr>
+              </m:sSubPr>
+              <m:e>
+                <m:r>
+                  <w:rPr>
+                    <w:rFonts w:ascii="Cambria Math" w:hAnsi="Cambria Math"/>
+                  </w:rPr>
+                  <m:t>a</m:t>
+                </m:r>
+              </m:e>
+              <m:sub>
+                <m:r>
+                  <w:rPr>
+                    <w:rFonts w:ascii="Cambria Math" w:hAnsi="Cambria Math"/>
+                  </w:rPr>
+                  <m:t>21</m:t>
+                </m:r>
+              </m:sub>
+            </m:sSub>
+          </m:num>
+          <m:den>
+            <m:sSub>
+              <m:sSubPr>
+                <m:ctrlPr>
+                  <w:rPr>
+                    <w:rFonts w:ascii="Cambria Math" w:hAnsi="Cambria Math"/>
+                    <w:i/>
+                  </w:rPr>
+                </m:ctrlPr>
+              </m:sSubPr>
+              <m:e>
+                <m:r>
+                  <w:rPr>
+                    <w:rFonts w:ascii="Cambria Math" w:hAnsi="Cambria Math"/>
+                  </w:rPr>
+                  <m:t>a</m:t>
+                </m:r>
+              </m:e>
+              <m:sub>
+                <m:r>
+                  <w:rPr>
+                    <w:rFonts w:ascii="Cambria Math" w:hAnsi="Cambria Math"/>
+                  </w:rPr>
+                  <m:t>11</m:t>
+                </m:r>
+              </m:sub>
+            </m:sSub>
+          </m:den>
+        </m:f>
+      </m:oMath>
+      <w:r>
+        <w:rPr>
+          <w:rFonts w:eastAsiaTheme="minorEastAsia"/>
+        </w:rPr>
+        <w:t>:</w:t>
+      </w:r>
+    </w:p>
+    <w:p>
+      <w:pPr>
+        <w:pStyle w:val="ListParagraph"/>
+        <w:rPr>
+          <w:rFonts w:eastAsiaTheme="minorEastAsia"/>
+        </w:rPr>
+      </w:pPr>
+      <m:oMathPara>
+        <m:oMath>
+          <m:sSub>
+            <m:sSubPr>
+              <m:ctrlPr>
+                <w:rPr>
+                  <w:rFonts w:ascii="Cambria Math" w:hAnsi="Cambria Math"/>
+                  <w:i/>
+                </w:rPr>
+              </m:ctrlPr>
+            </m:sSubPr>
+            <m:e>
+              <m:r>
+                <w:rPr>
+                  <w:rFonts w:ascii="Cambria Math" w:hAnsi="Cambria Math"/>
+                </w:rPr>
+                <m:t>a</m:t>
+              </m:r>
+            </m:e>
+            <m:sub>
+              <m:r>
+                <w:rPr>
+                  <w:rFonts w:ascii="Cambria Math" w:hAnsi="Cambria Math"/>
+                </w:rPr>
+                <m:t>21</m:t>
+              </m:r>
+            </m:sub>
+          </m:sSub>
+          <m:r>
+            <w:rPr>
+              <w:rFonts w:ascii="Cambria Math" w:hAnsi="Cambria Math"/>
+            </w:rPr>
+            <m:t>⋅x+</m:t>
+          </m:r>
+          <m:f>
+            <m:fPr>
+              <m:ctrlPr>
+                <w:rPr>
+                  <w:rFonts w:ascii="Cambria Math" w:hAnsi="Cambria Math"/>
+                  <w:i/>
+                </w:rPr>
+              </m:ctrlPr>
+            </m:fPr>
+            <m:num>
+              <m:sSub>
+                <m:sSubPr>
+                  <m:ctrlPr>
+                    <w:rPr>
+                      <w:rFonts w:ascii="Cambria Math" w:hAnsi="Cambria Math"/>
+                      <w:i/>
+                    </w:rPr>
+                  </m:ctrlPr>
+                </m:sSubPr>
+                <m:e>
+                  <m:r>
+                    <w:rPr>
+                      <w:rFonts w:ascii="Cambria Math" w:hAnsi="Cambria Math"/>
+                    </w:rPr>
+                    <m:t>a</m:t>
+                  </m:r>
+                </m:e>
+                <m:sub>
+                  <m:r>
+                    <w:rPr>
+                      <w:rFonts w:ascii="Cambria Math" w:hAnsi="Cambria Math"/>
+                    </w:rPr>
+                    <m:t>12</m:t>
+                  </m:r>
+                </m:sub>
+              </m:sSub>
+              <m:r>
+                <w:rPr>
+                  <w:rFonts w:ascii="Cambria Math" w:hAnsi="Cambria Math"/>
+                </w:rPr>
+                <m:t>⋅</m:t>
+              </m:r>
+              <m:sSub>
+                <m:sSubPr>
+                  <m:ctrlPr>
+                    <w:rPr>
+                      <w:rFonts w:ascii="Cambria Math" w:hAnsi="Cambria Math"/>
+                      <w:i/>
+                    </w:rPr>
+                  </m:ctrlPr>
+                </m:sSubPr>
+                <m:e>
+                  <m:r>
+                    <w:rPr>
+                      <w:rFonts w:ascii="Cambria Math" w:hAnsi="Cambria Math"/>
+                    </w:rPr>
+                    <m:t>a</m:t>
+                  </m:r>
+                </m:e>
+                <m:sub>
+                  <m:r>
+                    <w:rPr>
+                      <w:rFonts w:ascii="Cambria Math" w:hAnsi="Cambria Math"/>
+                    </w:rPr>
+                    <m:t>21</m:t>
+                  </m:r>
+                </m:sub>
+              </m:sSub>
+            </m:num>
+            <m:den>
+              <m:sSub>
+                <m:sSubPr>
+                  <m:ctrlPr>
+                    <w:rPr>
+                      <w:rFonts w:ascii="Cambria Math" w:hAnsi="Cambria Math"/>
+                      <w:i/>
+                    </w:rPr>
+                  </m:ctrlPr>
+                </m:sSubPr>
+                <m:e>
+                  <m:r>
+                    <w:rPr>
+                      <w:rFonts w:ascii="Cambria Math" w:hAnsi="Cambria Math"/>
+                    </w:rPr>
+                    <m:t>a</m:t>
+                  </m:r>
+                </m:e>
+                <m:sub>
+                  <m:r>
+                    <w:rPr>
+                      <w:rFonts w:ascii="Cambria Math" w:hAnsi="Cambria Math"/>
+                    </w:rPr>
+                    <m:t>22</m:t>
+                  </m:r>
+                </m:sub>
+              </m:sSub>
+            </m:den>
+          </m:f>
+          <m:r>
+            <w:rPr>
+              <w:rFonts w:ascii="Cambria Math" w:hAnsi="Cambria Math"/>
+            </w:rPr>
+            <m:t>⋅y=</m:t>
+          </m:r>
+          <m:sSub>
+            <m:sSubPr>
+              <m:ctrlPr>
+                <w:rPr>
+                  <w:rFonts w:ascii="Cambria Math" w:hAnsi="Cambria Math"/>
+                  <w:i/>
+                </w:rPr>
+              </m:ctrlPr>
+            </m:sSubPr>
+            <m:e>
+              <m:r>
+                <w:rPr>
+                  <w:rFonts w:ascii="Cambria Math" w:hAnsi="Cambria Math"/>
+                </w:rPr>
+                <m:t>b</m:t>
+              </m:r>
+            </m:e>
+            <m:sub>
+              <m:r>
+                <w:rPr>
+                  <w:rFonts w:ascii="Cambria Math" w:hAnsi="Cambria Math"/>
+                </w:rPr>
+                <m:t>1</m:t>
+              </m:r>
+            </m:sub>
+          </m:sSub>
+          <m:r>
+            <w:rPr>
+              <w:rFonts w:ascii="Cambria Math" w:hAnsi="Cambria Math"/>
+            </w:rPr>
+            <m:t>⋅</m:t>
+          </m:r>
+          <m:f>
+            <m:fPr>
+              <m:ctrlPr>
+                <w:rPr>
+                  <w:rFonts w:ascii="Cambria Math" w:hAnsi="Cambria Math"/>
+                  <w:i/>
+                </w:rPr>
+              </m:ctrlPr>
+            </m:fPr>
+            <m:num>
+              <m:sSub>
+                <m:sSubPr>
+                  <m:ctrlPr>
+                    <w:rPr>
+                      <w:rFonts w:ascii="Cambria Math" w:hAnsi="Cambria Math"/>
+                      <w:i/>
+                    </w:rPr>
+                  </m:ctrlPr>
+                </m:sSubPr>
+                <m:e>
+                  <m:r>
+                    <w:rPr>
+                      <w:rFonts w:ascii="Cambria Math" w:hAnsi="Cambria Math"/>
+                    </w:rPr>
+                    <m:t>a</m:t>
+                  </m:r>
+                </m:e>
+                <m:sub>
+                  <m:r>
+                    <w:rPr>
+                      <w:rFonts w:ascii="Cambria Math" w:hAnsi="Cambria Math"/>
+                    </w:rPr>
+                    <m:t>21</m:t>
+                  </m:r>
+                </m:sub>
+              </m:sSub>
+            </m:num>
+            <m:den>
+              <m:sSub>
+                <m:sSubPr>
+                  <m:ctrlPr>
+                    <w:rPr>
+                      <w:rFonts w:ascii="Cambria Math" w:hAnsi="Cambria Math"/>
+                      <w:i/>
+                    </w:rPr>
+                  </m:ctrlPr>
+                </m:sSubPr>
+                <m:e>
+                  <m:r>
+                    <w:rPr>
+                      <w:rFonts w:ascii="Cambria Math" w:hAnsi="Cambria Math"/>
+                    </w:rPr>
+                    <m:t>a</m:t>
+                  </m:r>
+                </m:e>
+                <m:sub>
+                  <m:r>
+                    <w:rPr>
+                      <w:rFonts w:ascii="Cambria Math" w:hAnsi="Cambria Math"/>
+                    </w:rPr>
+                    <m:t>11</m:t>
+                  </m:r>
+                </m:sub>
+              </m:sSub>
+            </m:den>
+          </m:f>
+        </m:oMath>
+      </m:oMathPara>
+    </w:p>
+    <w:p>
+      <w:pPr>
+        <w:pStyle w:val="ListParagraph"/>
+        <w:numPr>
+          <w:ilvl w:val="0"/>
+          <w:numId w:val="3"/>
+        </w:numPr>
+        <w:rPr>
+          <w:rFonts w:eastAsiaTheme="minorEastAsia"/>
+        </w:rPr>
+      </w:pPr>
+      <w:r>
+        <w:lastRenderedPageBreak/>
+        <w:t>Subtract the first equation from the second:</w:t>
+      </w:r>
+    </w:p>
+    <w:p>
+      <w:pPr>
+        <w:pStyle w:val="ListParagraph"/>
+        <w:rPr>
+          <w:rFonts w:eastAsiaTheme="minorEastAsia"/>
+        </w:rPr>
+      </w:pPr>
+      <m:oMathPara>
+        <m:oMath>
+          <m:sSub>
+            <m:sSubPr>
+              <m:ctrlPr>
+                <w:rPr>
+                  <w:rFonts w:ascii="Cambria Math" w:hAnsi="Cambria Math"/>
+                  <w:i/>
+                  <w:color w:val="EE0000"/>
+                </w:rPr>
+              </m:ctrlPr>
+            </m:sSubPr>
+            <m:e>
+              <m:r>
+                <w:rPr>
+                  <w:rFonts w:ascii="Cambria Math" w:hAnsi="Cambria Math"/>
+                  <w:color w:val="EE0000"/>
+                </w:rPr>
+                <m:t>a</m:t>
+              </m:r>
+            </m:e>
+            <m:sub>
+              <m:r>
+                <w:rPr>
+                  <w:rFonts w:ascii="Cambria Math" w:hAnsi="Cambria Math"/>
+                  <w:color w:val="EE0000"/>
+                </w:rPr>
+                <m:t>21</m:t>
+              </m:r>
+            </m:sub>
+          </m:sSub>
+          <m:r>
+            <w:rPr>
+              <w:rFonts w:ascii="Cambria Math" w:hAnsi="Cambria Math"/>
+              <w:color w:val="EE0000"/>
+            </w:rPr>
+            <m:t>⋅x</m:t>
+          </m:r>
+          <m:r>
+            <w:rPr>
+              <w:rFonts w:ascii="Cambria Math" w:hAnsi="Cambria Math"/>
+            </w:rPr>
+            <m:t>+</m:t>
+          </m:r>
+          <m:sSub>
+            <m:sSubPr>
+              <m:ctrlPr>
+                <w:rPr>
+                  <w:rFonts w:ascii="Cambria Math" w:hAnsi="Cambria Math"/>
+                  <w:i/>
+                </w:rPr>
+              </m:ctrlPr>
+            </m:sSubPr>
+            <m:e>
+              <m:r>
+                <w:rPr>
+                  <w:rFonts w:ascii="Cambria Math" w:hAnsi="Cambria Math"/>
+                </w:rPr>
+                <m:t>a</m:t>
+              </m:r>
+            </m:e>
+            <m:sub>
+              <m:r>
+                <w:rPr>
+                  <w:rFonts w:ascii="Cambria Math" w:hAnsi="Cambria Math"/>
+                </w:rPr>
+                <m:t>22</m:t>
+              </m:r>
+            </m:sub>
+          </m:sSub>
+          <m:r>
+            <w:rPr>
+              <w:rFonts w:ascii="Cambria Math" w:hAnsi="Cambria Math"/>
+            </w:rPr>
+            <m:t>⋅y</m:t>
+          </m:r>
+          <m:r>
+            <w:rPr>
+              <w:rFonts w:ascii="Cambria Math" w:hAnsi="Cambria Math"/>
+            </w:rPr>
+            <m:t>-</m:t>
+          </m:r>
+          <m:sSub>
+            <m:sSubPr>
+              <m:ctrlPr>
+                <w:rPr>
+                  <w:rFonts w:ascii="Cambria Math" w:hAnsi="Cambria Math"/>
+                  <w:i/>
+                  <w:color w:val="EE0000"/>
+                </w:rPr>
+              </m:ctrlPr>
+            </m:sSubPr>
+            <m:e>
+              <m:r>
+                <w:rPr>
+                  <w:rFonts w:ascii="Cambria Math" w:hAnsi="Cambria Math"/>
+                  <w:color w:val="EE0000"/>
+                </w:rPr>
+                <m:t>a</m:t>
+              </m:r>
+            </m:e>
+            <m:sub>
+              <m:r>
+                <w:rPr>
+                  <w:rFonts w:ascii="Cambria Math" w:hAnsi="Cambria Math"/>
+                  <w:color w:val="EE0000"/>
+                </w:rPr>
+                <m:t>21</m:t>
+              </m:r>
+            </m:sub>
+          </m:sSub>
+          <m:r>
+            <w:rPr>
+              <w:rFonts w:ascii="Cambria Math" w:hAnsi="Cambria Math"/>
+              <w:color w:val="EE0000"/>
+            </w:rPr>
+            <m:t>⋅x</m:t>
+          </m:r>
+          <m:r>
+            <w:rPr>
+              <w:rFonts w:ascii="Cambria Math" w:hAnsi="Cambria Math"/>
+            </w:rPr>
+            <m:t>+</m:t>
+          </m:r>
+          <m:f>
+            <m:fPr>
+              <m:ctrlPr>
+                <w:rPr>
+                  <w:rFonts w:ascii="Cambria Math" w:hAnsi="Cambria Math"/>
+                  <w:i/>
+                </w:rPr>
+              </m:ctrlPr>
+            </m:fPr>
+            <m:num>
+              <m:sSub>
+                <m:sSubPr>
+                  <m:ctrlPr>
+                    <w:rPr>
+                      <w:rFonts w:ascii="Cambria Math" w:hAnsi="Cambria Math"/>
+                      <w:i/>
+                    </w:rPr>
+                  </m:ctrlPr>
+                </m:sSubPr>
+                <m:e>
+                  <m:r>
+                    <w:rPr>
+                      <w:rFonts w:ascii="Cambria Math" w:hAnsi="Cambria Math"/>
+                    </w:rPr>
+                    <m:t>a</m:t>
+                  </m:r>
+                </m:e>
+                <m:sub>
+                  <m:r>
+                    <w:rPr>
+                      <w:rFonts w:ascii="Cambria Math" w:hAnsi="Cambria Math"/>
+                    </w:rPr>
+                    <m:t>12</m:t>
+                  </m:r>
+                </m:sub>
+              </m:sSub>
+              <m:r>
+                <w:rPr>
+                  <w:rFonts w:ascii="Cambria Math" w:hAnsi="Cambria Math"/>
+                </w:rPr>
+                <m:t>⋅</m:t>
+              </m:r>
+              <m:sSub>
+                <m:sSubPr>
+                  <m:ctrlPr>
+                    <w:rPr>
+                      <w:rFonts w:ascii="Cambria Math" w:hAnsi="Cambria Math"/>
+                      <w:i/>
+                    </w:rPr>
+                  </m:ctrlPr>
+                </m:sSubPr>
+                <m:e>
+                  <m:r>
+                    <w:rPr>
+                      <w:rFonts w:ascii="Cambria Math" w:hAnsi="Cambria Math"/>
+                    </w:rPr>
+                    <m:t>a</m:t>
+                  </m:r>
+                </m:e>
+                <m:sub>
+                  <m:r>
+                    <w:rPr>
+                      <w:rFonts w:ascii="Cambria Math" w:hAnsi="Cambria Math"/>
+                    </w:rPr>
+                    <m:t>21</m:t>
+                  </m:r>
+                </m:sub>
+              </m:sSub>
+            </m:num>
+            <m:den>
+              <m:sSub>
+                <m:sSubPr>
+                  <m:ctrlPr>
+                    <w:rPr>
+                      <w:rFonts w:ascii="Cambria Math" w:hAnsi="Cambria Math"/>
+                      <w:i/>
+                    </w:rPr>
+                  </m:ctrlPr>
+                </m:sSubPr>
+                <m:e>
+                  <m:r>
+                    <w:rPr>
+                      <w:rFonts w:ascii="Cambria Math" w:hAnsi="Cambria Math"/>
+                    </w:rPr>
+                    <m:t>a</m:t>
+                  </m:r>
+                </m:e>
+                <m:sub>
+                  <m:r>
+                    <w:rPr>
+                      <w:rFonts w:ascii="Cambria Math" w:hAnsi="Cambria Math"/>
+                    </w:rPr>
+                    <m:t>22</m:t>
+                  </m:r>
+                </m:sub>
+              </m:sSub>
+            </m:den>
+          </m:f>
+          <m:r>
+            <w:rPr>
+              <w:rFonts w:ascii="Cambria Math" w:hAnsi="Cambria Math"/>
+            </w:rPr>
+            <m:t>⋅y=</m:t>
+          </m:r>
+          <m:sSub>
+            <m:sSubPr>
+              <m:ctrlPr>
+                <w:rPr>
+                  <w:rFonts w:ascii="Cambria Math" w:hAnsi="Cambria Math"/>
+                  <w:i/>
+                </w:rPr>
+              </m:ctrlPr>
+            </m:sSubPr>
+            <m:e>
+              <m:r>
+                <w:rPr>
+                  <w:rFonts w:ascii="Cambria Math" w:hAnsi="Cambria Math"/>
+                </w:rPr>
+                <m:t>b</m:t>
+              </m:r>
+            </m:e>
+            <m:sub>
+              <m:r>
+                <w:rPr>
+                  <w:rFonts w:ascii="Cambria Math" w:hAnsi="Cambria Math"/>
+                </w:rPr>
+                <m:t>2</m:t>
+              </m:r>
+            </m:sub>
+          </m:sSub>
+          <m:r>
+            <w:rPr>
+              <w:rFonts w:ascii="Cambria Math" w:hAnsi="Cambria Math"/>
+            </w:rPr>
+            <m:t>-</m:t>
+          </m:r>
+          <m:sSub>
+            <m:sSubPr>
+              <m:ctrlPr>
+                <w:rPr>
+                  <w:rFonts w:ascii="Cambria Math" w:hAnsi="Cambria Math"/>
+                  <w:i/>
+                </w:rPr>
+              </m:ctrlPr>
+            </m:sSubPr>
+            <m:e>
+              <m:r>
+                <w:rPr>
+                  <w:rFonts w:ascii="Cambria Math" w:hAnsi="Cambria Math"/>
+                </w:rPr>
+                <m:t>b</m:t>
+              </m:r>
+            </m:e>
+            <m:sub>
+              <m:r>
+                <w:rPr>
+                  <w:rFonts w:ascii="Cambria Math" w:hAnsi="Cambria Math"/>
+                </w:rPr>
+                <m:t>1</m:t>
+              </m:r>
+            </m:sub>
+          </m:sSub>
+          <m:r>
+            <w:rPr>
+              <w:rFonts w:ascii="Cambria Math" w:hAnsi="Cambria Math"/>
+            </w:rPr>
+            <m:t>⋅</m:t>
+          </m:r>
+          <m:f>
+            <m:fPr>
+              <m:ctrlPr>
+                <w:rPr>
+                  <w:rFonts w:ascii="Cambria Math" w:hAnsi="Cambria Math"/>
+                  <w:i/>
+                </w:rPr>
+              </m:ctrlPr>
+            </m:fPr>
+            <m:num>
+              <m:sSub>
+                <m:sSubPr>
+                  <m:ctrlPr>
+                    <w:rPr>
+                      <w:rFonts w:ascii="Cambria Math" w:hAnsi="Cambria Math"/>
+                      <w:i/>
+                    </w:rPr>
+                  </m:ctrlPr>
+                </m:sSubPr>
+                <m:e>
+                  <m:r>
+                    <w:rPr>
+                      <w:rFonts w:ascii="Cambria Math" w:hAnsi="Cambria Math"/>
+                    </w:rPr>
+                    <m:t>a</m:t>
+                  </m:r>
+                </m:e>
+                <m:sub>
+                  <m:r>
+                    <w:rPr>
+                      <w:rFonts w:ascii="Cambria Math" w:hAnsi="Cambria Math"/>
+                    </w:rPr>
+                    <m:t>21</m:t>
+                  </m:r>
+                </m:sub>
+              </m:sSub>
+            </m:num>
+            <m:den>
+              <m:sSub>
+                <m:sSubPr>
+                  <m:ctrlPr>
+                    <w:rPr>
+                      <w:rFonts w:ascii="Cambria Math" w:hAnsi="Cambria Math"/>
+                      <w:i/>
+                    </w:rPr>
+                  </m:ctrlPr>
+                </m:sSubPr>
+                <m:e>
+                  <m:r>
+                    <w:rPr>
+                      <w:rFonts w:ascii="Cambria Math" w:hAnsi="Cambria Math"/>
+                    </w:rPr>
+                    <m:t>a</m:t>
+                  </m:r>
+                </m:e>
+                <m:sub>
+                  <m:r>
+                    <w:rPr>
+                      <w:rFonts w:ascii="Cambria Math" w:hAnsi="Cambria Math"/>
+                    </w:rPr>
+                    <m:t>11</m:t>
+                  </m:r>
+                </m:sub>
+              </m:sSub>
+            </m:den>
+          </m:f>
+        </m:oMath>
+      </m:oMathPara>
+    </w:p>
+    <w:p>
+      <w:pPr>
+        <w:pStyle w:val="ListParagraph"/>
+        <w:rPr>
+          <w:rFonts w:eastAsiaTheme="minorEastAsia"/>
+        </w:rPr>
+      </w:pPr>
+      <m:oMathPara>
+        <m:oMath>
+          <m:r>
+            <w:rPr>
+              <w:rFonts w:ascii="Cambria Math" w:eastAsiaTheme="minorEastAsia" w:hAnsi="Cambria Math"/>
+            </w:rPr>
+            <m:t>y⋅</m:t>
+          </m:r>
+          <m:d>
+            <m:dPr>
+              <m:ctrlPr>
+                <w:rPr>
+                  <w:rFonts w:ascii="Cambria Math" w:eastAsiaTheme="minorEastAsia" w:hAnsi="Cambria Math"/>
+                  <w:i/>
+                </w:rPr>
+              </m:ctrlPr>
+            </m:dPr>
+            <m:e>
+              <m:sSub>
+                <m:sSubPr>
+                  <m:ctrlPr>
+                    <w:rPr>
+                      <w:rFonts w:ascii="Cambria Math" w:eastAsiaTheme="minorEastAsia" w:hAnsi="Cambria Math"/>
+                      <w:i/>
+                    </w:rPr>
+                  </m:ctrlPr>
+                </m:sSubPr>
+                <m:e>
+                  <m:r>
+                    <w:rPr>
+                      <w:rFonts w:ascii="Cambria Math" w:eastAsiaTheme="minorEastAsia" w:hAnsi="Cambria Math"/>
+                    </w:rPr>
+                    <m:t>a</m:t>
+                  </m:r>
+                </m:e>
+                <m:sub>
+                  <m:r>
+                    <w:rPr>
+                      <w:rFonts w:ascii="Cambria Math" w:eastAsiaTheme="minorEastAsia" w:hAnsi="Cambria Math"/>
+                    </w:rPr>
+                    <m:t>22</m:t>
+                  </m:r>
+                </m:sub>
+              </m:sSub>
+              <m:r>
+                <w:rPr>
+                  <w:rFonts w:ascii="Cambria Math" w:eastAsiaTheme="minorEastAsia" w:hAnsi="Cambria Math"/>
+                </w:rPr>
+                <m:t>+</m:t>
+              </m:r>
+              <m:f>
+                <m:fPr>
+                  <m:ctrlPr>
+                    <w:rPr>
+                      <w:rFonts w:ascii="Cambria Math" w:hAnsi="Cambria Math"/>
+                      <w:i/>
+                    </w:rPr>
+                  </m:ctrlPr>
+                </m:fPr>
+                <m:num>
+                  <m:sSub>
+                    <m:sSubPr>
+                      <m:ctrlPr>
+                        <w:rPr>
+                          <w:rFonts w:ascii="Cambria Math" w:hAnsi="Cambria Math"/>
+                          <w:i/>
+                        </w:rPr>
+                      </m:ctrlPr>
+                    </m:sSubPr>
+                    <m:e>
+                      <m:r>
+                        <w:rPr>
+                          <w:rFonts w:ascii="Cambria Math" w:hAnsi="Cambria Math"/>
+                        </w:rPr>
+                        <m:t>a</m:t>
+                      </m:r>
+                    </m:e>
+                    <m:sub>
+                      <m:r>
+                        <w:rPr>
+                          <w:rFonts w:ascii="Cambria Math" w:hAnsi="Cambria Math"/>
+                        </w:rPr>
+                        <m:t>12</m:t>
+                      </m:r>
+                    </m:sub>
+                  </m:sSub>
+                  <m:r>
+                    <w:rPr>
+                      <w:rFonts w:ascii="Cambria Math" w:hAnsi="Cambria Math"/>
+                    </w:rPr>
+                    <m:t>⋅</m:t>
+                  </m:r>
+                  <m:sSub>
+                    <m:sSubPr>
+                      <m:ctrlPr>
+                        <w:rPr>
+                          <w:rFonts w:ascii="Cambria Math" w:hAnsi="Cambria Math"/>
+                          <w:i/>
+                        </w:rPr>
+                      </m:ctrlPr>
+                    </m:sSubPr>
+                    <m:e>
+                      <m:r>
+                        <w:rPr>
+                          <w:rFonts w:ascii="Cambria Math" w:hAnsi="Cambria Math"/>
+                        </w:rPr>
+                        <m:t>a</m:t>
+                      </m:r>
+                    </m:e>
+                    <m:sub>
+                      <m:r>
+                        <w:rPr>
+                          <w:rFonts w:ascii="Cambria Math" w:hAnsi="Cambria Math"/>
+                        </w:rPr>
+                        <m:t>21</m:t>
+                      </m:r>
+                    </m:sub>
+                  </m:sSub>
+                </m:num>
+                <m:den>
+                  <m:sSub>
+                    <m:sSubPr>
+                      <m:ctrlPr>
+                        <w:rPr>
+                          <w:rFonts w:ascii="Cambria Math" w:hAnsi="Cambria Math"/>
+                          <w:i/>
+                        </w:rPr>
+                      </m:ctrlPr>
+                    </m:sSubPr>
+                    <m:e>
+                      <m:r>
+                        <w:rPr>
+                          <w:rFonts w:ascii="Cambria Math" w:hAnsi="Cambria Math"/>
+                        </w:rPr>
+                        <m:t>a</m:t>
+                      </m:r>
+                    </m:e>
+                    <m:sub>
+                      <m:r>
+                        <w:rPr>
+                          <w:rFonts w:ascii="Cambria Math" w:hAnsi="Cambria Math"/>
+                        </w:rPr>
+                        <m:t>22</m:t>
+                      </m:r>
+                    </m:sub>
+                  </m:sSub>
+                </m:den>
+              </m:f>
+              <m:ctrlPr>
+                <w:rPr>
+                  <w:rFonts w:ascii="Cambria Math" w:hAnsi="Cambria Math"/>
+                  <w:i/>
+                </w:rPr>
+              </m:ctrlPr>
+            </m:e>
+          </m:d>
+          <m:r>
+            <w:rPr>
+              <w:rFonts w:ascii="Cambria Math" w:hAnsi="Cambria Math"/>
+            </w:rPr>
+            <m:t>=</m:t>
+          </m:r>
+          <m:sSub>
+            <m:sSubPr>
+              <m:ctrlPr>
+                <w:rPr>
+                  <w:rFonts w:ascii="Cambria Math" w:hAnsi="Cambria Math"/>
+                  <w:i/>
+                </w:rPr>
+              </m:ctrlPr>
+            </m:sSubPr>
+            <m:e>
+              <m:r>
+                <w:rPr>
+                  <w:rFonts w:ascii="Cambria Math" w:hAnsi="Cambria Math"/>
+                </w:rPr>
+                <m:t>b</m:t>
+              </m:r>
+            </m:e>
+            <m:sub>
+              <m:r>
+                <w:rPr>
+                  <w:rFonts w:ascii="Cambria Math" w:hAnsi="Cambria Math"/>
+                </w:rPr>
+                <m:t>2</m:t>
+              </m:r>
+            </m:sub>
+          </m:sSub>
+          <m:r>
+            <w:rPr>
+              <w:rFonts w:ascii="Cambria Math" w:hAnsi="Cambria Math"/>
+            </w:rPr>
+            <m:t>-</m:t>
+          </m:r>
+          <m:sSub>
+            <m:sSubPr>
+              <m:ctrlPr>
+                <w:rPr>
+                  <w:rFonts w:ascii="Cambria Math" w:hAnsi="Cambria Math"/>
+                  <w:i/>
+                </w:rPr>
+              </m:ctrlPr>
+            </m:sSubPr>
+            <m:e>
+              <m:r>
+                <w:rPr>
+                  <w:rFonts w:ascii="Cambria Math" w:hAnsi="Cambria Math"/>
+                </w:rPr>
+                <m:t>b</m:t>
+              </m:r>
+            </m:e>
+            <m:sub>
+              <m:r>
+                <w:rPr>
+                  <w:rFonts w:ascii="Cambria Math" w:hAnsi="Cambria Math"/>
+                </w:rPr>
+                <m:t>1</m:t>
+              </m:r>
+            </m:sub>
+          </m:sSub>
+          <m:f>
+            <m:fPr>
+              <m:ctrlPr>
+                <w:rPr>
+                  <w:rFonts w:ascii="Cambria Math" w:hAnsi="Cambria Math"/>
+                  <w:i/>
+                </w:rPr>
+              </m:ctrlPr>
+            </m:fPr>
+            <m:num>
+              <m:sSub>
+                <m:sSubPr>
+                  <m:ctrlPr>
+                    <w:rPr>
+                      <w:rFonts w:ascii="Cambria Math" w:hAnsi="Cambria Math"/>
+                      <w:i/>
+                    </w:rPr>
+                  </m:ctrlPr>
+                </m:sSubPr>
+                <m:e>
+                  <m:r>
+                    <w:rPr>
+                      <w:rFonts w:ascii="Cambria Math" w:hAnsi="Cambria Math"/>
+                    </w:rPr>
+                    <m:t>a</m:t>
+                  </m:r>
+                </m:e>
+                <m:sub>
+                  <m:r>
+                    <w:rPr>
+                      <w:rFonts w:ascii="Cambria Math" w:hAnsi="Cambria Math"/>
+                    </w:rPr>
+                    <m:t>21</m:t>
+                  </m:r>
+                </m:sub>
+              </m:sSub>
+            </m:num>
+            <m:den>
+              <m:sSub>
+                <m:sSubPr>
+                  <m:ctrlPr>
+                    <w:rPr>
+                      <w:rFonts w:ascii="Cambria Math" w:hAnsi="Cambria Math"/>
+                      <w:i/>
+                    </w:rPr>
+                  </m:ctrlPr>
+                </m:sSubPr>
+                <m:e>
+                  <m:r>
+                    <w:rPr>
+                      <w:rFonts w:ascii="Cambria Math" w:hAnsi="Cambria Math"/>
+                    </w:rPr>
+                    <m:t>a</m:t>
+                  </m:r>
+                </m:e>
+                <m:sub>
+                  <m:r>
+                    <w:rPr>
+                      <w:rFonts w:ascii="Cambria Math" w:hAnsi="Cambria Math"/>
+                    </w:rPr>
+                    <m:t>11</m:t>
+                  </m:r>
+                </m:sub>
+              </m:sSub>
+            </m:den>
+          </m:f>
+        </m:oMath>
+      </m:oMathPara>
+    </w:p>
+    <w:p>
+      <w:pPr>
+        <w:rPr>
+          <w:rFonts w:eastAsiaTheme="minorEastAsia"/>
+        </w:rPr>
+      </w:pPr>
+      <w:r>
+        <w:rPr>
+          <w:rFonts w:eastAsiaTheme="minorEastAsia"/>
+        </w:rPr>
+        <w:t>What happens when we subtract the first equation from the second?</w:t>
+      </w:r>
+    </w:p>
+    <w:p>
+      <w:pPr>
+        <w:rPr>
+          <w:rFonts w:eastAsiaTheme="minorEastAsia"/>
+        </w:rPr>
+      </w:pPr>
+      <m:oMathPara>
+        <m:oMath>
+          <m:d>
+            <m:dPr>
+              <m:begChr m:val="{"/>
+              <m:endChr m:val=""/>
+              <m:ctrlPr>
+                <w:rPr>
+                  <w:rFonts w:ascii="Cambria Math" w:hAnsi="Cambria Math"/>
+                  <w:i/>
+                </w:rPr>
+              </m:ctrlPr>
+            </m:dPr>
+            <m:e>
+              <m:eqArr>
+                <m:eqArrPr>
+                  <m:ctrlPr>
+                    <w:rPr>
+                      <w:rFonts w:ascii="Cambria Math" w:hAnsi="Cambria Math"/>
+                      <w:i/>
+                    </w:rPr>
+                  </m:ctrlPr>
+                </m:eqArrPr>
+                <m:e>
+                  <m:sSub>
+                    <m:sSubPr>
+                      <m:ctrlPr>
+                        <w:rPr>
+                          <w:rFonts w:ascii="Cambria Math" w:hAnsi="Cambria Math"/>
+                          <w:i/>
+                        </w:rPr>
+                      </m:ctrlPr>
+                    </m:sSubPr>
+                    <m:e>
+                      <m:r>
+                        <w:rPr>
+                          <w:rFonts w:ascii="Cambria Math" w:hAnsi="Cambria Math"/>
+                        </w:rPr>
+                        <m:t>f</m:t>
+                      </m:r>
+                    </m:e>
+                    <m:sub>
+                      <m:r>
+                        <w:rPr>
+                          <w:rFonts w:ascii="Cambria Math" w:hAnsi="Cambria Math"/>
+                        </w:rPr>
+                        <m:t>1</m:t>
+                      </m:r>
+                    </m:sub>
+                  </m:sSub>
+                  <m:r>
+                    <w:rPr>
+                      <w:rFonts w:ascii="Cambria Math" w:hAnsi="Cambria Math"/>
+                    </w:rPr>
+                    <m:t>(x,y)</m:t>
+                  </m:r>
+                  <m:r>
+                    <w:rPr>
+                      <w:rFonts w:ascii="Cambria Math" w:hAnsi="Cambria Math"/>
+                    </w:rPr>
+                    <m:t>=</m:t>
+                  </m:r>
+                  <m:sSub>
+                    <m:sSubPr>
+                      <m:ctrlPr>
+                        <w:rPr>
+                          <w:rFonts w:ascii="Cambria Math" w:hAnsi="Cambria Math"/>
+                          <w:i/>
+                        </w:rPr>
+                      </m:ctrlPr>
+                    </m:sSubPr>
+                    <m:e>
+                      <m:r>
+                        <w:rPr>
+                          <w:rFonts w:ascii="Cambria Math" w:hAnsi="Cambria Math"/>
+                        </w:rPr>
+                        <m:t>b</m:t>
+                      </m:r>
+                    </m:e>
+                    <m:sub>
+                      <m:r>
+                        <w:rPr>
+                          <w:rFonts w:ascii="Cambria Math" w:hAnsi="Cambria Math"/>
+                        </w:rPr>
+                        <m:t>1</m:t>
+                      </m:r>
+                    </m:sub>
+                  </m:sSub>
+                </m:e>
+                <m:e>
+                  <m:sSub>
+                    <m:sSubPr>
+                      <m:ctrlPr>
+                        <w:rPr>
+                          <w:rFonts w:ascii="Cambria Math" w:hAnsi="Cambria Math"/>
+                          <w:i/>
+                        </w:rPr>
+                      </m:ctrlPr>
+                    </m:sSubPr>
+                    <m:e>
+                      <m:r>
+                        <w:rPr>
+                          <w:rFonts w:ascii="Cambria Math" w:hAnsi="Cambria Math"/>
+                        </w:rPr>
+                        <m:t>f</m:t>
+                      </m:r>
+                    </m:e>
+                    <m:sub>
+                      <m:r>
+                        <w:rPr>
+                          <w:rFonts w:ascii="Cambria Math" w:hAnsi="Cambria Math"/>
+                        </w:rPr>
+                        <m:t>2</m:t>
+                      </m:r>
+                    </m:sub>
+                  </m:sSub>
+                  <m:r>
+                    <w:rPr>
+                      <w:rFonts w:ascii="Cambria Math" w:hAnsi="Cambria Math"/>
+                    </w:rPr>
+                    <m:t>(x,y)</m:t>
+                  </m:r>
+                  <m:r>
+                    <w:rPr>
+                      <w:rFonts w:ascii="Cambria Math" w:hAnsi="Cambria Math"/>
+                    </w:rPr>
+                    <m:t>=</m:t>
+                  </m:r>
+                  <m:sSub>
+                    <m:sSubPr>
+                      <m:ctrlPr>
+                        <w:rPr>
+                          <w:rFonts w:ascii="Cambria Math" w:hAnsi="Cambria Math"/>
+                          <w:i/>
+                        </w:rPr>
+                      </m:ctrlPr>
+                    </m:sSubPr>
+                    <m:e>
+                      <m:r>
+                        <w:rPr>
+                          <w:rFonts w:ascii="Cambria Math" w:hAnsi="Cambria Math"/>
+                        </w:rPr>
+                        <m:t>b</m:t>
+                      </m:r>
+                    </m:e>
+                    <m:sub>
+                      <m:r>
+                        <w:rPr>
+                          <w:rFonts w:ascii="Cambria Math" w:hAnsi="Cambria Math"/>
+                        </w:rPr>
+                        <m:t>2</m:t>
+                      </m:r>
+                    </m:sub>
+                  </m:sSub>
+                </m:e>
+              </m:eqArr>
+            </m:e>
+          </m:d>
+        </m:oMath>
+      </m:oMathPara>
+    </w:p>
+    <w:p>
+      <w:pPr>
+        <w:rPr>
+          <w:rFonts w:eastAsiaTheme="minorEastAsia"/>
+        </w:rPr>
+      </w:pPr>
+      <w:r>
+        <w:rPr>
+          <w:rFonts w:eastAsiaTheme="minorEastAsia"/>
+        </w:rPr>
+        <w:t>Becomes:</w:t>
+      </w:r>
+    </w:p>
+    <w:p>
+      <w:pPr>
+        <w:rPr>
+          <w:rFonts w:eastAsiaTheme="minorEastAsia"/>
+        </w:rPr>
+      </w:pPr>
+      <m:oMathPara>
+        <m:oMath>
+          <m:d>
+            <m:dPr>
+              <m:begChr m:val="{"/>
+              <m:endChr m:val=""/>
+              <m:ctrlPr>
+                <w:rPr>
+                  <w:rFonts w:ascii="Cambria Math" w:hAnsi="Cambria Math"/>
+                  <w:i/>
+                </w:rPr>
+              </m:ctrlPr>
+            </m:dPr>
+            <m:e>
+              <m:eqArr>
+                <m:eqArrPr>
+                  <m:ctrlPr>
+                    <w:rPr>
+                      <w:rFonts w:ascii="Cambria Math" w:hAnsi="Cambria Math"/>
+                      <w:i/>
+                    </w:rPr>
+                  </m:ctrlPr>
+                </m:eqArrPr>
+                <m:e>
+                  <m:sSub>
+                    <m:sSubPr>
+                      <m:ctrlPr>
+                        <w:rPr>
+                          <w:rFonts w:ascii="Cambria Math" w:hAnsi="Cambria Math"/>
+                          <w:i/>
+                        </w:rPr>
+                      </m:ctrlPr>
+                    </m:sSubPr>
+                    <m:e>
+                      <m:r>
+                        <w:rPr>
+                          <w:rFonts w:ascii="Cambria Math" w:hAnsi="Cambria Math"/>
+                        </w:rPr>
+                        <m:t>f</m:t>
+                      </m:r>
+                    </m:e>
+                    <m:sub>
+                      <m:r>
+                        <w:rPr>
+                          <w:rFonts w:ascii="Cambria Math" w:hAnsi="Cambria Math"/>
+                        </w:rPr>
+                        <m:t>1</m:t>
+                      </m:r>
+                    </m:sub>
+                  </m:sSub>
+                  <m:r>
+                    <w:rPr>
+                      <w:rFonts w:ascii="Cambria Math" w:hAnsi="Cambria Math"/>
+                    </w:rPr>
+                    <m:t>(x,y)=</m:t>
+                  </m:r>
+                  <m:sSub>
+                    <m:sSubPr>
+                      <m:ctrlPr>
+                        <w:rPr>
+                          <w:rFonts w:ascii="Cambria Math" w:hAnsi="Cambria Math"/>
+                          <w:i/>
+                        </w:rPr>
+                      </m:ctrlPr>
+                    </m:sSubPr>
+                    <m:e>
+                      <m:r>
+                        <w:rPr>
+                          <w:rFonts w:ascii="Cambria Math" w:hAnsi="Cambria Math"/>
+                        </w:rPr>
+                        <m:t>b</m:t>
+                      </m:r>
+                    </m:e>
+                    <m:sub>
+                      <m:r>
+                        <w:rPr>
+                          <w:rFonts w:ascii="Cambria Math" w:hAnsi="Cambria Math"/>
+                        </w:rPr>
+                        <m:t>1</m:t>
+                      </m:r>
+                    </m:sub>
+                  </m:sSub>
+                </m:e>
+                <m:e>
+                  <m:sSub>
+                    <m:sSubPr>
+                      <m:ctrlPr>
+                        <w:rPr>
+                          <w:rFonts w:ascii="Cambria Math" w:hAnsi="Cambria Math"/>
+                          <w:i/>
+                        </w:rPr>
+                      </m:ctrlPr>
+                    </m:sSubPr>
+                    <m:e>
+                      <m:r>
+                        <w:rPr>
+                          <w:rFonts w:ascii="Cambria Math" w:hAnsi="Cambria Math"/>
+                        </w:rPr>
+                        <m:t>f</m:t>
+                      </m:r>
+                    </m:e>
+                    <m:sub>
+                      <m:r>
+                        <w:rPr>
+                          <w:rFonts w:ascii="Cambria Math" w:hAnsi="Cambria Math"/>
+                        </w:rPr>
+                        <m:t>2</m:t>
+                      </m:r>
+                    </m:sub>
+                  </m:sSub>
+                  <m:d>
+                    <m:dPr>
+                      <m:ctrlPr>
+                        <w:rPr>
+                          <w:rFonts w:ascii="Cambria Math" w:hAnsi="Cambria Math"/>
+                          <w:i/>
+                        </w:rPr>
+                      </m:ctrlPr>
+                    </m:dPr>
+                    <m:e>
+                      <m:r>
+                        <w:rPr>
+                          <w:rFonts w:ascii="Cambria Math" w:hAnsi="Cambria Math"/>
+                        </w:rPr>
+                        <m:t>x,y</m:t>
+                      </m:r>
+                    </m:e>
+                  </m:d>
+                  <m:r>
+                    <w:rPr>
+                      <w:rFonts w:ascii="Cambria Math" w:hAnsi="Cambria Math"/>
+                    </w:rPr>
+                    <m:t>-α</m:t>
+                  </m:r>
+                  <m:sSub>
+                    <m:sSubPr>
+                      <m:ctrlPr>
+                        <w:rPr>
+                          <w:rFonts w:ascii="Cambria Math" w:hAnsi="Cambria Math"/>
+                          <w:i/>
+                        </w:rPr>
+                      </m:ctrlPr>
+                    </m:sSubPr>
+                    <m:e>
+                      <m:r>
+                        <w:rPr>
+                          <w:rFonts w:ascii="Cambria Math" w:hAnsi="Cambria Math"/>
+                        </w:rPr>
+                        <m:t>f</m:t>
+                      </m:r>
+                    </m:e>
+                    <m:sub>
+                      <m:r>
+                        <w:rPr>
+                          <w:rFonts w:ascii="Cambria Math" w:hAnsi="Cambria Math"/>
+                        </w:rPr>
+                        <m:t>1</m:t>
+                      </m:r>
+                    </m:sub>
+                  </m:sSub>
+                  <m:d>
+                    <m:dPr>
+                      <m:ctrlPr>
+                        <w:rPr>
+                          <w:rFonts w:ascii="Cambria Math" w:hAnsi="Cambria Math"/>
+                          <w:i/>
+                        </w:rPr>
+                      </m:ctrlPr>
+                    </m:dPr>
+                    <m:e>
+                      <m:r>
+                        <w:rPr>
+                          <w:rFonts w:ascii="Cambria Math" w:hAnsi="Cambria Math"/>
+                        </w:rPr>
+                        <m:t>x,y</m:t>
+                      </m:r>
+                    </m:e>
+                  </m:d>
+                  <m:r>
+                    <w:rPr>
+                      <w:rFonts w:ascii="Cambria Math" w:hAnsi="Cambria Math"/>
+                    </w:rPr>
+                    <m:t>=</m:t>
+                  </m:r>
+                  <m:sSub>
+                    <m:sSubPr>
+                      <m:ctrlPr>
+                        <w:rPr>
+                          <w:rFonts w:ascii="Cambria Math" w:hAnsi="Cambria Math"/>
+                          <w:i/>
+                        </w:rPr>
+                      </m:ctrlPr>
+                    </m:sSubPr>
+                    <m:e>
+                      <m:r>
+                        <w:rPr>
+                          <w:rFonts w:ascii="Cambria Math" w:hAnsi="Cambria Math"/>
+                        </w:rPr>
+                        <m:t>b</m:t>
+                      </m:r>
+                    </m:e>
+                    <m:sub>
+                      <m:r>
+                        <w:rPr>
+                          <w:rFonts w:ascii="Cambria Math" w:hAnsi="Cambria Math"/>
+                        </w:rPr>
+                        <m:t>2</m:t>
+                      </m:r>
+                    </m:sub>
+                  </m:sSub>
+                  <m:r>
+                    <w:rPr>
+                      <w:rFonts w:ascii="Cambria Math" w:hAnsi="Cambria Math"/>
+                    </w:rPr>
+                    <m:t>-</m:t>
+                  </m:r>
+                  <m:sSub>
+                    <m:sSubPr>
+                      <m:ctrlPr>
+                        <w:rPr>
+                          <w:rFonts w:ascii="Cambria Math" w:hAnsi="Cambria Math"/>
+                          <w:i/>
+                        </w:rPr>
+                      </m:ctrlPr>
+                    </m:sSubPr>
+                    <m:e>
+                      <m:r>
+                        <w:rPr>
+                          <w:rFonts w:ascii="Cambria Math" w:hAnsi="Cambria Math"/>
+                        </w:rPr>
+                        <m:t>α</m:t>
+                      </m:r>
+                      <m:r>
+                        <w:rPr>
+                          <w:rFonts w:ascii="Cambria Math" w:hAnsi="Cambria Math"/>
+                        </w:rPr>
+                        <m:t>b</m:t>
+                      </m:r>
+                    </m:e>
+                    <m:sub>
+                      <m:r>
+                        <w:rPr>
+                          <w:rFonts w:ascii="Cambria Math" w:hAnsi="Cambria Math"/>
+                        </w:rPr>
+                        <m:t>1</m:t>
+                      </m:r>
+                    </m:sub>
+                  </m:sSub>
+                </m:e>
+              </m:eqArr>
+            </m:e>
+          </m:d>
+        </m:oMath>
+      </m:oMathPara>
+    </w:p>
+    <w:p>
+      <w:pPr>
+        <w:jc w:val="both"/>
+        <w:rPr>
+          <w:rFonts w:eastAsiaTheme="minorEastAsia"/>
+        </w:rPr>
+      </w:pPr>
+      <w:r>
+        <w:rPr>
+          <w:rFonts w:eastAsiaTheme="minorEastAsia"/>
+        </w:rPr>
+        <w:t>We can clearly see that, by solving the resulting system equation, we get the solution to the first system.</w:t>
+      </w:r>
+      <w:r>
+        <w:rPr>
+          <w:rFonts w:eastAsiaTheme="minorEastAsia"/>
+        </w:rPr>
+        <w:t xml:space="preserve"> There is no rule stating we should keep the first equation and discard the second. The system may as well be</w:t>
+      </w:r>
+      <w:r>
+        <w:rPr>
+          <w:rFonts w:eastAsiaTheme="minorEastAsia"/>
+        </w:rPr>
+        <w:t>.</w:t>
+      </w:r>
+    </w:p>
+    <w:p>
+      <w:pPr>
+        <w:rPr>
+          <w:rFonts w:eastAsiaTheme="minorEastAsia"/>
+        </w:rPr>
+      </w:pPr>
+      <m:oMathPara>
+        <m:oMath>
+          <m:d>
+            <m:dPr>
+              <m:begChr m:val="{"/>
+              <m:endChr m:val=""/>
+              <m:ctrlPr>
+                <w:rPr>
+                  <w:rFonts w:ascii="Cambria Math" w:hAnsi="Cambria Math"/>
+                  <w:i/>
+                </w:rPr>
+              </m:ctrlPr>
+            </m:dPr>
+            <m:e>
+              <m:eqArr>
+                <m:eqArrPr>
+                  <m:ctrlPr>
+                    <w:rPr>
+                      <w:rFonts w:ascii="Cambria Math" w:hAnsi="Cambria Math"/>
+                      <w:i/>
+                    </w:rPr>
+                  </m:ctrlPr>
+                </m:eqArrPr>
+                <m:e>
+                  <m:sSub>
+                    <m:sSubPr>
+                      <m:ctrlPr>
+                        <w:rPr>
+                          <w:rFonts w:ascii="Cambria Math" w:hAnsi="Cambria Math"/>
+                          <w:i/>
+                        </w:rPr>
+                      </m:ctrlPr>
+                    </m:sSubPr>
+                    <m:e>
+                      <m:r>
+                        <w:rPr>
+                          <w:rFonts w:ascii="Cambria Math" w:hAnsi="Cambria Math"/>
+                        </w:rPr>
+                        <m:t>f</m:t>
+                      </m:r>
+                    </m:e>
+                    <m:sub>
+                      <m:r>
+                        <w:rPr>
+                          <w:rFonts w:ascii="Cambria Math" w:hAnsi="Cambria Math"/>
+                        </w:rPr>
+                        <m:t>2</m:t>
+                      </m:r>
+                    </m:sub>
+                  </m:sSub>
+                  <m:r>
+                    <w:rPr>
+                      <w:rFonts w:ascii="Cambria Math" w:hAnsi="Cambria Math"/>
+                    </w:rPr>
+                    <m:t>(x,y)=</m:t>
+                  </m:r>
+                  <m:sSub>
+                    <m:sSubPr>
+                      <m:ctrlPr>
+                        <w:rPr>
+                          <w:rFonts w:ascii="Cambria Math" w:hAnsi="Cambria Math"/>
+                          <w:i/>
+                        </w:rPr>
+                      </m:ctrlPr>
+                    </m:sSubPr>
+                    <m:e>
+                      <m:r>
+                        <w:rPr>
+                          <w:rFonts w:ascii="Cambria Math" w:hAnsi="Cambria Math"/>
+                        </w:rPr>
+                        <m:t>b</m:t>
+                      </m:r>
+                    </m:e>
+                    <m:sub>
+                      <m:r>
+                        <w:rPr>
+                          <w:rFonts w:ascii="Cambria Math" w:hAnsi="Cambria Math"/>
+                        </w:rPr>
+                        <m:t>2</m:t>
+                      </m:r>
+                    </m:sub>
+                  </m:sSub>
+                </m:e>
+                <m:e>
+                  <m:sSub>
+                    <m:sSubPr>
+                      <m:ctrlPr>
+                        <w:rPr>
+                          <w:rFonts w:ascii="Cambria Math" w:hAnsi="Cambria Math"/>
+                          <w:i/>
+                        </w:rPr>
+                      </m:ctrlPr>
+                    </m:sSubPr>
+                    <m:e>
+                      <m:r>
+                        <w:rPr>
+                          <w:rFonts w:ascii="Cambria Math" w:hAnsi="Cambria Math"/>
+                        </w:rPr>
+                        <m:t>f</m:t>
+                      </m:r>
+                    </m:e>
+                    <m:sub>
+                      <m:r>
+                        <w:rPr>
+                          <w:rFonts w:ascii="Cambria Math" w:hAnsi="Cambria Math"/>
+                        </w:rPr>
+                        <m:t>2</m:t>
+                      </m:r>
+                    </m:sub>
+                  </m:sSub>
+                  <m:d>
+                    <m:dPr>
+                      <m:ctrlPr>
+                        <w:rPr>
+                          <w:rFonts w:ascii="Cambria Math" w:hAnsi="Cambria Math"/>
+                          <w:i/>
+                        </w:rPr>
+                      </m:ctrlPr>
+                    </m:dPr>
+                    <m:e>
+                      <m:r>
+                        <w:rPr>
+                          <w:rFonts w:ascii="Cambria Math" w:hAnsi="Cambria Math"/>
+                        </w:rPr>
+                        <m:t>x,y</m:t>
+                      </m:r>
+                    </m:e>
+                  </m:d>
+                  <m:r>
+                    <w:rPr>
+                      <w:rFonts w:ascii="Cambria Math" w:hAnsi="Cambria Math"/>
+                    </w:rPr>
+                    <m:t>-α</m:t>
+                  </m:r>
+                  <m:sSub>
+                    <m:sSubPr>
+                      <m:ctrlPr>
+                        <w:rPr>
+                          <w:rFonts w:ascii="Cambria Math" w:hAnsi="Cambria Math"/>
+                          <w:i/>
+                        </w:rPr>
+                      </m:ctrlPr>
+                    </m:sSubPr>
+                    <m:e>
+                      <m:r>
+                        <w:rPr>
+                          <w:rFonts w:ascii="Cambria Math" w:hAnsi="Cambria Math"/>
+                        </w:rPr>
+                        <m:t>f</m:t>
+                      </m:r>
+                    </m:e>
+                    <m:sub>
+                      <m:r>
+                        <w:rPr>
+                          <w:rFonts w:ascii="Cambria Math" w:hAnsi="Cambria Math"/>
+                        </w:rPr>
+                        <m:t>1</m:t>
+                      </m:r>
+                    </m:sub>
+                  </m:sSub>
+                  <m:d>
+                    <m:dPr>
+                      <m:ctrlPr>
+                        <w:rPr>
+                          <w:rFonts w:ascii="Cambria Math" w:hAnsi="Cambria Math"/>
+                          <w:i/>
+                        </w:rPr>
+                      </m:ctrlPr>
+                    </m:dPr>
+                    <m:e>
+                      <m:r>
+                        <w:rPr>
+                          <w:rFonts w:ascii="Cambria Math" w:hAnsi="Cambria Math"/>
+                        </w:rPr>
+                        <m:t>x,y</m:t>
+                      </m:r>
+                    </m:e>
+                  </m:d>
+                  <m:r>
+                    <w:rPr>
+                      <w:rFonts w:ascii="Cambria Math" w:hAnsi="Cambria Math"/>
+                    </w:rPr>
+                    <m:t>=</m:t>
+                  </m:r>
+                  <m:sSub>
+                    <m:sSubPr>
+                      <m:ctrlPr>
+                        <w:rPr>
+                          <w:rFonts w:ascii="Cambria Math" w:hAnsi="Cambria Math"/>
+                          <w:i/>
+                        </w:rPr>
+                      </m:ctrlPr>
+                    </m:sSubPr>
+                    <m:e>
+                      <m:r>
+                        <w:rPr>
+                          <w:rFonts w:ascii="Cambria Math" w:hAnsi="Cambria Math"/>
+                        </w:rPr>
+                        <m:t>b</m:t>
+                      </m:r>
+                    </m:e>
+                    <m:sub>
+                      <m:r>
+                        <w:rPr>
+                          <w:rFonts w:ascii="Cambria Math" w:hAnsi="Cambria Math"/>
+                        </w:rPr>
+                        <m:t>2</m:t>
+                      </m:r>
+                    </m:sub>
+                  </m:sSub>
+                  <m:r>
+                    <w:rPr>
+                      <w:rFonts w:ascii="Cambria Math" w:hAnsi="Cambria Math"/>
+                    </w:rPr>
+                    <m:t>-</m:t>
+                  </m:r>
+                  <m:sSub>
+                    <m:sSubPr>
+                      <m:ctrlPr>
+                        <w:rPr>
+                          <w:rFonts w:ascii="Cambria Math" w:hAnsi="Cambria Math"/>
+                          <w:i/>
+                        </w:rPr>
+                      </m:ctrlPr>
+                    </m:sSubPr>
+                    <m:e>
+                      <m:r>
+                        <w:rPr>
+                          <w:rFonts w:ascii="Cambria Math" w:hAnsi="Cambria Math"/>
+                        </w:rPr>
+                        <m:t>αb</m:t>
+                      </m:r>
+                    </m:e>
+                    <m:sub>
+                      <m:r>
+                        <w:rPr>
+                          <w:rFonts w:ascii="Cambria Math" w:hAnsi="Cambria Math"/>
+                        </w:rPr>
+                        <m:t>1</m:t>
+                      </m:r>
+                    </m:sub>
+                  </m:sSub>
+                </m:e>
+              </m:eqArr>
+            </m:e>
+          </m:d>
+        </m:oMath>
+      </m:oMathPara>
+    </w:p>
+    <w:p>
+      <w:pPr>
+        <w:jc w:val="both"/>
+        <w:rPr>
+          <w:rFonts w:eastAsiaTheme="minorEastAsia"/>
+        </w:rPr>
+      </w:pPr>
+      <w:r>
+        <w:rPr>
+          <w:rFonts w:eastAsiaTheme="minorEastAsia"/>
+        </w:rPr>
+        <w:t xml:space="preserve">The relation </w:t>
+      </w:r>
+      <m:oMath>
+        <m:sSub>
+          <m:sSubPr>
+            <m:ctrlPr>
+              <w:rPr>
+                <w:rFonts w:ascii="Cambria Math" w:hAnsi="Cambria Math"/>
+                <w:i/>
+              </w:rPr>
+            </m:ctrlPr>
+          </m:sSubPr>
+          <m:e>
+            <m:r>
+              <w:rPr>
+                <w:rFonts w:ascii="Cambria Math" w:hAnsi="Cambria Math"/>
+              </w:rPr>
+              <m:t>f</m:t>
+            </m:r>
+          </m:e>
+          <m:sub>
+            <m:r>
+              <w:rPr>
+                <w:rFonts w:ascii="Cambria Math" w:hAnsi="Cambria Math"/>
+              </w:rPr>
+              <m:t>2</m:t>
+            </m:r>
+          </m:sub>
+        </m:sSub>
+        <m:d>
+          <m:dPr>
+            <m:ctrlPr>
+              <w:rPr>
+                <w:rFonts w:ascii="Cambria Math" w:hAnsi="Cambria Math"/>
+                <w:i/>
+              </w:rPr>
+            </m:ctrlPr>
+          </m:dPr>
+          <m:e>
+            <m:r>
+              <w:rPr>
+                <w:rFonts w:ascii="Cambria Math" w:hAnsi="Cambria Math"/>
+              </w:rPr>
+              <m:t>x,y</m:t>
+            </m:r>
+          </m:e>
+        </m:d>
+        <m:r>
+          <w:rPr>
+            <w:rFonts w:ascii="Cambria Math" w:hAnsi="Cambria Math"/>
+          </w:rPr>
+          <m:t>-α</m:t>
+        </m:r>
+        <m:sSub>
+          <m:sSubPr>
+            <m:ctrlPr>
+              <w:rPr>
+                <w:rFonts w:ascii="Cambria Math" w:hAnsi="Cambria Math"/>
+                <w:i/>
+              </w:rPr>
+            </m:ctrlPr>
+          </m:sSubPr>
+          <m:e>
+            <m:r>
+              <w:rPr>
+                <w:rFonts w:ascii="Cambria Math" w:hAnsi="Cambria Math"/>
+              </w:rPr>
+              <m:t>f</m:t>
+            </m:r>
+          </m:e>
+          <m:sub>
+            <m:r>
+              <w:rPr>
+                <w:rFonts w:ascii="Cambria Math" w:hAnsi="Cambria Math"/>
+              </w:rPr>
+              <m:t>1</m:t>
+            </m:r>
+          </m:sub>
+        </m:sSub>
+        <m:d>
+          <m:dPr>
+            <m:ctrlPr>
+              <w:rPr>
+                <w:rFonts w:ascii="Cambria Math" w:hAnsi="Cambria Math"/>
+                <w:i/>
+              </w:rPr>
+            </m:ctrlPr>
+          </m:dPr>
+          <m:e>
+            <m:r>
+              <w:rPr>
+                <w:rFonts w:ascii="Cambria Math" w:hAnsi="Cambria Math"/>
+              </w:rPr>
+              <m:t>x,y</m:t>
+            </m:r>
+          </m:e>
+        </m:d>
+        <m:r>
+          <w:rPr>
+            <w:rFonts w:ascii="Cambria Math" w:hAnsi="Cambria Math"/>
+          </w:rPr>
+          <m:t>=</m:t>
+        </m:r>
+        <m:sSub>
+          <m:sSubPr>
+            <m:ctrlPr>
+              <w:rPr>
+                <w:rFonts w:ascii="Cambria Math" w:hAnsi="Cambria Math"/>
+                <w:i/>
+              </w:rPr>
+            </m:ctrlPr>
+          </m:sSubPr>
+          <m:e>
+            <m:r>
+              <w:rPr>
+                <w:rFonts w:ascii="Cambria Math" w:hAnsi="Cambria Math"/>
+              </w:rPr>
+              <m:t>b</m:t>
+            </m:r>
+          </m:e>
+          <m:sub>
+            <m:r>
+              <w:rPr>
+                <w:rFonts w:ascii="Cambria Math" w:hAnsi="Cambria Math"/>
+              </w:rPr>
+              <m:t>2</m:t>
+            </m:r>
+          </m:sub>
+        </m:sSub>
+        <m:r>
+          <w:rPr>
+            <w:rFonts w:ascii="Cambria Math" w:hAnsi="Cambria Math"/>
+          </w:rPr>
+          <m:t>-</m:t>
+        </m:r>
+        <m:sSub>
+          <m:sSubPr>
+            <m:ctrlPr>
+              <w:rPr>
+                <w:rFonts w:ascii="Cambria Math" w:hAnsi="Cambria Math"/>
+                <w:i/>
+              </w:rPr>
+            </m:ctrlPr>
+          </m:sSubPr>
+          <m:e>
+            <m:r>
+              <w:rPr>
+                <w:rFonts w:ascii="Cambria Math" w:hAnsi="Cambria Math"/>
+              </w:rPr>
+              <m:t>αb</m:t>
+            </m:r>
+          </m:e>
+          <m:sub>
+            <m:r>
+              <w:rPr>
+                <w:rFonts w:ascii="Cambria Math" w:hAnsi="Cambria Math"/>
+              </w:rPr>
+              <m:t>1</m:t>
+            </m:r>
+          </m:sub>
+        </m:sSub>
+      </m:oMath>
+      <w:r>
+        <w:rPr>
+          <w:rFonts w:eastAsiaTheme="minorEastAsia"/>
+        </w:rPr>
+        <w:t xml:space="preserve"> is simply a new equation, whose solution is the same point</w:t>
+      </w:r>
+      <m:oMath>
+        <m:r>
+          <w:rPr>
+            <w:rFonts w:ascii="Cambria Math" w:eastAsiaTheme="minorEastAsia" w:hAnsi="Cambria Math"/>
+          </w:rPr>
+          <m:t>(x,y)</m:t>
+        </m:r>
+      </m:oMath>
+      <w:r>
+        <w:rPr>
+          <w:rFonts w:eastAsiaTheme="minorEastAsia"/>
+        </w:rPr>
+        <w:t xml:space="preserve"> as for the prior two.</w:t>
+      </w:r>
+      <w:r>
+        <w:rPr>
+          <w:rFonts w:eastAsiaTheme="minorEastAsia"/>
+        </w:rPr>
+        <w:t xml:space="preserve"> If we were to put all three equations in a system, we would get:</w:t>
+      </w:r>
+    </w:p>
+    <w:p>
+      <w:pPr>
+        <w:rPr>
+          <w:rFonts w:eastAsiaTheme="minorEastAsia"/>
+        </w:rPr>
+      </w:pPr>
+      <m:oMathPara>
+        <m:oMath>
+          <m:d>
+            <m:dPr>
+              <m:begChr m:val="{"/>
+              <m:endChr m:val=""/>
+              <m:ctrlPr>
+                <w:rPr>
+                  <w:rFonts w:ascii="Cambria Math" w:hAnsi="Cambria Math"/>
+                  <w:i/>
+                </w:rPr>
+              </m:ctrlPr>
+            </m:dPr>
+            <m:e>
+              <m:eqArr>
+                <m:eqArrPr>
+                  <m:ctrlPr>
+                    <w:rPr>
+                      <w:rFonts w:ascii="Cambria Math" w:hAnsi="Cambria Math"/>
+                      <w:i/>
+                    </w:rPr>
+                  </m:ctrlPr>
+                </m:eqArrPr>
+                <m:e>
+                  <m:sSub>
+                    <m:sSubPr>
+                      <m:ctrlPr>
+                        <w:rPr>
+                          <w:rFonts w:ascii="Cambria Math" w:hAnsi="Cambria Math"/>
+                          <w:i/>
+                        </w:rPr>
+                      </m:ctrlPr>
+                    </m:sSubPr>
+                    <m:e>
+                      <m:r>
+                        <w:rPr>
+                          <w:rFonts w:ascii="Cambria Math" w:hAnsi="Cambria Math"/>
+                        </w:rPr>
+                        <m:t>f</m:t>
+                      </m:r>
+                    </m:e>
+                    <m:sub>
+                      <m:r>
+                        <w:rPr>
+                          <w:rFonts w:ascii="Cambria Math" w:hAnsi="Cambria Math"/>
+                        </w:rPr>
+                        <m:t>1</m:t>
+                      </m:r>
+                    </m:sub>
+                  </m:sSub>
+                  <m:r>
+                    <w:rPr>
+                      <w:rFonts w:ascii="Cambria Math" w:hAnsi="Cambria Math"/>
+                    </w:rPr>
+                    <m:t>(x,y)=</m:t>
+                  </m:r>
+                  <m:sSub>
+                    <m:sSubPr>
+                      <m:ctrlPr>
+                        <w:rPr>
+                          <w:rFonts w:ascii="Cambria Math" w:hAnsi="Cambria Math"/>
+                          <w:i/>
+                        </w:rPr>
+                      </m:ctrlPr>
+                    </m:sSubPr>
+                    <m:e>
+                      <m:r>
+                        <w:rPr>
+                          <w:rFonts w:ascii="Cambria Math" w:hAnsi="Cambria Math"/>
+                        </w:rPr>
+                        <m:t>b</m:t>
+                      </m:r>
+                    </m:e>
+                    <m:sub>
+                      <m:r>
+                        <w:rPr>
+                          <w:rFonts w:ascii="Cambria Math" w:hAnsi="Cambria Math"/>
+                        </w:rPr>
+                        <m:t>1</m:t>
+                      </m:r>
+                    </m:sub>
+                  </m:sSub>
+                </m:e>
+                <m:e>
+                  <m:sSub>
+                    <m:sSubPr>
+                      <m:ctrlPr>
+                        <w:rPr>
+                          <w:rFonts w:ascii="Cambria Math" w:hAnsi="Cambria Math"/>
+                          <w:i/>
+                        </w:rPr>
+                      </m:ctrlPr>
+                    </m:sSubPr>
+                    <m:e>
+                      <m:r>
+                        <w:rPr>
+                          <w:rFonts w:ascii="Cambria Math" w:hAnsi="Cambria Math"/>
+                        </w:rPr>
+                        <m:t>f</m:t>
+                      </m:r>
+                    </m:e>
+                    <m:sub>
+                      <m:r>
+                        <w:rPr>
+                          <w:rFonts w:ascii="Cambria Math" w:hAnsi="Cambria Math"/>
+                        </w:rPr>
+                        <m:t>2</m:t>
+                      </m:r>
+                    </m:sub>
+                  </m:sSub>
+                  <m:r>
+                    <w:rPr>
+                      <w:rFonts w:ascii="Cambria Math" w:hAnsi="Cambria Math"/>
+                    </w:rPr>
+                    <m:t>(x,y)=</m:t>
+                  </m:r>
+                  <m:sSub>
+                    <m:sSubPr>
+                      <m:ctrlPr>
+                        <w:rPr>
+                          <w:rFonts w:ascii="Cambria Math" w:hAnsi="Cambria Math"/>
+                          <w:i/>
+                        </w:rPr>
+                      </m:ctrlPr>
+                    </m:sSubPr>
+                    <m:e>
+                      <m:r>
+                        <w:rPr>
+                          <w:rFonts w:ascii="Cambria Math" w:hAnsi="Cambria Math"/>
+                        </w:rPr>
+                        <m:t>b</m:t>
+                      </m:r>
+                    </m:e>
+                    <m:sub>
+                      <m:r>
+                        <w:rPr>
+                          <w:rFonts w:ascii="Cambria Math" w:hAnsi="Cambria Math"/>
+                        </w:rPr>
+                        <m:t>2</m:t>
+                      </m:r>
+                    </m:sub>
+                  </m:sSub>
+                  <m:ctrlPr>
+                    <w:rPr>
+                      <w:rFonts w:ascii="Cambria Math" w:eastAsia="Cambria Math" w:hAnsi="Cambria Math" w:cs="Cambria Math"/>
+                      <w:i/>
+                    </w:rPr>
+                  </m:ctrlPr>
+                </m:e>
+                <m:e>
+                  <m:sSub>
+                    <m:sSubPr>
+                      <m:ctrlPr>
+                        <w:rPr>
+                          <w:rFonts w:ascii="Cambria Math" w:hAnsi="Cambria Math"/>
+                          <w:i/>
+                        </w:rPr>
+                      </m:ctrlPr>
+                    </m:sSubPr>
+                    <m:e>
+                      <m:r>
+                        <w:rPr>
+                          <w:rFonts w:ascii="Cambria Math" w:hAnsi="Cambria Math"/>
+                        </w:rPr>
+                        <m:t>f</m:t>
+                      </m:r>
+                    </m:e>
+                    <m:sub>
+                      <m:r>
+                        <w:rPr>
+                          <w:rFonts w:ascii="Cambria Math" w:hAnsi="Cambria Math"/>
+                        </w:rPr>
+                        <m:t>2</m:t>
+                      </m:r>
+                    </m:sub>
+                  </m:sSub>
+                  <m:d>
+                    <m:dPr>
+                      <m:ctrlPr>
+                        <w:rPr>
+                          <w:rFonts w:ascii="Cambria Math" w:hAnsi="Cambria Math"/>
+                          <w:i/>
+                        </w:rPr>
+                      </m:ctrlPr>
+                    </m:dPr>
+                    <m:e>
+                      <m:r>
+                        <w:rPr>
+                          <w:rFonts w:ascii="Cambria Math" w:hAnsi="Cambria Math"/>
+                        </w:rPr>
+                        <m:t>x,y</m:t>
+                      </m:r>
+                    </m:e>
+                  </m:d>
+                  <m:r>
+                    <w:rPr>
+                      <w:rFonts w:ascii="Cambria Math" w:hAnsi="Cambria Math"/>
+                    </w:rPr>
+                    <m:t>-α</m:t>
+                  </m:r>
+                  <m:sSub>
+                    <m:sSubPr>
+                      <m:ctrlPr>
+                        <w:rPr>
+                          <w:rFonts w:ascii="Cambria Math" w:hAnsi="Cambria Math"/>
+                          <w:i/>
+                        </w:rPr>
+                      </m:ctrlPr>
+                    </m:sSubPr>
+                    <m:e>
+                      <m:r>
+                        <w:rPr>
+                          <w:rFonts w:ascii="Cambria Math" w:hAnsi="Cambria Math"/>
+                        </w:rPr>
+                        <m:t>f</m:t>
+                      </m:r>
+                    </m:e>
+                    <m:sub>
+                      <m:r>
+                        <w:rPr>
+                          <w:rFonts w:ascii="Cambria Math" w:hAnsi="Cambria Math"/>
+                        </w:rPr>
+                        <m:t>1</m:t>
+                      </m:r>
+                    </m:sub>
+                  </m:sSub>
+                  <m:d>
+                    <m:dPr>
+                      <m:ctrlPr>
+                        <w:rPr>
+                          <w:rFonts w:ascii="Cambria Math" w:hAnsi="Cambria Math"/>
+                          <w:i/>
+                        </w:rPr>
+                      </m:ctrlPr>
+                    </m:dPr>
+                    <m:e>
+                      <m:r>
+                        <w:rPr>
+                          <w:rFonts w:ascii="Cambria Math" w:hAnsi="Cambria Math"/>
+                        </w:rPr>
+                        <m:t>x,y</m:t>
+                      </m:r>
+                    </m:e>
+                  </m:d>
+                  <m:r>
+                    <w:rPr>
+                      <w:rFonts w:ascii="Cambria Math" w:hAnsi="Cambria Math"/>
+                    </w:rPr>
+                    <m:t>=</m:t>
+                  </m:r>
+                  <m:sSub>
+                    <m:sSubPr>
+                      <m:ctrlPr>
+                        <w:rPr>
+                          <w:rFonts w:ascii="Cambria Math" w:hAnsi="Cambria Math"/>
+                          <w:i/>
+                        </w:rPr>
+                      </m:ctrlPr>
+                    </m:sSubPr>
+                    <m:e>
+                      <m:r>
+                        <w:rPr>
+                          <w:rFonts w:ascii="Cambria Math" w:hAnsi="Cambria Math"/>
+                        </w:rPr>
+                        <m:t>b</m:t>
+                      </m:r>
+                    </m:e>
+                    <m:sub>
+                      <m:r>
+                        <w:rPr>
+                          <w:rFonts w:ascii="Cambria Math" w:hAnsi="Cambria Math"/>
+                        </w:rPr>
+                        <m:t>2</m:t>
+                      </m:r>
+                    </m:sub>
+                  </m:sSub>
+                  <m:r>
+                    <w:rPr>
+                      <w:rFonts w:ascii="Cambria Math" w:hAnsi="Cambria Math"/>
+                    </w:rPr>
+                    <m:t>-</m:t>
+                  </m:r>
+                  <m:sSub>
+                    <m:sSubPr>
+                      <m:ctrlPr>
+                        <w:rPr>
+                          <w:rFonts w:ascii="Cambria Math" w:hAnsi="Cambria Math"/>
+                          <w:i/>
+                        </w:rPr>
+                      </m:ctrlPr>
+                    </m:sSubPr>
+                    <m:e>
+                      <m:r>
+                        <w:rPr>
+                          <w:rFonts w:ascii="Cambria Math" w:hAnsi="Cambria Math"/>
+                        </w:rPr>
+                        <m:t>αb</m:t>
+                      </m:r>
+                    </m:e>
+                    <m:sub>
+                      <m:r>
+                        <w:rPr>
+                          <w:rFonts w:ascii="Cambria Math" w:hAnsi="Cambria Math"/>
+                        </w:rPr>
+                        <m:t>1</m:t>
+                      </m:r>
+                    </m:sub>
+                  </m:sSub>
+                </m:e>
+              </m:eqArr>
+            </m:e>
+          </m:d>
+        </m:oMath>
+      </m:oMathPara>
+    </w:p>
+    <w:p>
+      <w:pPr>
+        <w:rPr>
+          <w:rFonts w:eastAsiaTheme="minorEastAsia"/>
+        </w:rPr>
+      </w:pPr>
+      <w:r>
+        <w:rPr>
+          <w:rFonts w:eastAsiaTheme="minorEastAsia"/>
+        </w:rPr>
+        <w:t>Which can be written as:</w:t>
+      </w:r>
+    </w:p>
+    <w:p>
+      <w:pPr>
+        <w:rPr>
+          <w:rFonts w:eastAsiaTheme="minorEastAsia"/>
+        </w:rPr>
+      </w:pPr>
+      <m:oMathPara>
+        <m:oMath>
+          <m:d>
+            <m:dPr>
+              <m:begChr m:val="{"/>
+              <m:endChr m:val=""/>
+              <m:ctrlPr>
+                <w:rPr>
+                  <w:rFonts w:ascii="Cambria Math" w:hAnsi="Cambria Math"/>
+                  <w:i/>
+                </w:rPr>
+              </m:ctrlPr>
+            </m:dPr>
+            <m:e>
+              <m:eqArr>
+                <m:eqArrPr>
+                  <m:ctrlPr>
+                    <w:rPr>
+                      <w:rFonts w:ascii="Cambria Math" w:hAnsi="Cambria Math"/>
+                      <w:i/>
+                    </w:rPr>
+                  </m:ctrlPr>
+                </m:eqArrPr>
+                <m:e>
+                  <m:sSub>
+                    <m:sSubPr>
+                      <m:ctrlPr>
+                        <w:rPr>
+                          <w:rFonts w:ascii="Cambria Math" w:hAnsi="Cambria Math"/>
+                          <w:i/>
+                        </w:rPr>
+                      </m:ctrlPr>
+                    </m:sSubPr>
+                    <m:e>
+                      <m:r>
+                        <w:rPr>
+                          <w:rFonts w:ascii="Cambria Math" w:hAnsi="Cambria Math"/>
+                        </w:rPr>
+                        <m:t>a</m:t>
+                      </m:r>
+                    </m:e>
+                    <m:sub>
+                      <m:r>
+                        <w:rPr>
+                          <w:rFonts w:ascii="Cambria Math" w:hAnsi="Cambria Math"/>
+                        </w:rPr>
+                        <m:t>11</m:t>
+                      </m:r>
+                    </m:sub>
+                  </m:sSub>
+                  <m:r>
+                    <w:rPr>
+                      <w:rFonts w:ascii="Cambria Math" w:hAnsi="Cambria Math"/>
+                    </w:rPr>
+                    <m:t>⋅x+</m:t>
+                  </m:r>
+                  <m:sSub>
+                    <m:sSubPr>
+                      <m:ctrlPr>
+                        <w:rPr>
+                          <w:rFonts w:ascii="Cambria Math" w:hAnsi="Cambria Math"/>
+                          <w:i/>
+                        </w:rPr>
+                      </m:ctrlPr>
+                    </m:sSubPr>
+                    <m:e>
+                      <m:r>
+                        <w:rPr>
+                          <w:rFonts w:ascii="Cambria Math" w:hAnsi="Cambria Math"/>
+                        </w:rPr>
+                        <m:t>a</m:t>
+                      </m:r>
+                    </m:e>
+                    <m:sub>
+                      <m:r>
+                        <w:rPr>
+                          <w:rFonts w:ascii="Cambria Math" w:hAnsi="Cambria Math"/>
+                        </w:rPr>
+                        <m:t>12</m:t>
+                      </m:r>
+                    </m:sub>
+                  </m:sSub>
+                  <m:r>
+                    <w:rPr>
+                      <w:rFonts w:ascii="Cambria Math" w:hAnsi="Cambria Math"/>
+                    </w:rPr>
+                    <m:t>⋅y=</m:t>
+                  </m:r>
+                  <m:sSub>
+                    <m:sSubPr>
+                      <m:ctrlPr>
+                        <w:rPr>
+                          <w:rFonts w:ascii="Cambria Math" w:hAnsi="Cambria Math"/>
+                          <w:i/>
+                        </w:rPr>
+                      </m:ctrlPr>
+                    </m:sSubPr>
+                    <m:e>
+                      <m:r>
+                        <w:rPr>
+                          <w:rFonts w:ascii="Cambria Math" w:hAnsi="Cambria Math"/>
+                        </w:rPr>
+                        <m:t>b</m:t>
+                      </m:r>
+                    </m:e>
+                    <m:sub>
+                      <m:r>
+                        <w:rPr>
+                          <w:rFonts w:ascii="Cambria Math" w:hAnsi="Cambria Math"/>
+                        </w:rPr>
+                        <m:t>1</m:t>
+                      </m:r>
+                    </m:sub>
+                  </m:sSub>
+                </m:e>
+                <m:e>
+                  <m:sSub>
+                    <m:sSubPr>
+                      <m:ctrlPr>
+                        <w:rPr>
+                          <w:rFonts w:ascii="Cambria Math" w:hAnsi="Cambria Math"/>
+                          <w:i/>
+                        </w:rPr>
+                      </m:ctrlPr>
+                    </m:sSubPr>
+                    <m:e>
+                      <m:r>
+                        <w:rPr>
+                          <w:rFonts w:ascii="Cambria Math" w:hAnsi="Cambria Math"/>
+                        </w:rPr>
+                        <m:t>a</m:t>
+                      </m:r>
+                    </m:e>
+                    <m:sub>
+                      <m:r>
+                        <w:rPr>
+                          <w:rFonts w:ascii="Cambria Math" w:hAnsi="Cambria Math"/>
+                        </w:rPr>
+                        <m:t>21</m:t>
+                      </m:r>
+                    </m:sub>
+                  </m:sSub>
+                  <m:r>
+                    <w:rPr>
+                      <w:rFonts w:ascii="Cambria Math" w:hAnsi="Cambria Math"/>
+                    </w:rPr>
+                    <m:t>⋅x+</m:t>
+                  </m:r>
+                  <m:sSub>
+                    <m:sSubPr>
+                      <m:ctrlPr>
+                        <w:rPr>
+                          <w:rFonts w:ascii="Cambria Math" w:hAnsi="Cambria Math"/>
+                          <w:i/>
+                        </w:rPr>
+                      </m:ctrlPr>
+                    </m:sSubPr>
+                    <m:e>
+                      <m:r>
+                        <w:rPr>
+                          <w:rFonts w:ascii="Cambria Math" w:hAnsi="Cambria Math"/>
+                        </w:rPr>
+                        <m:t>a</m:t>
+                      </m:r>
+                    </m:e>
+                    <m:sub>
+                      <m:r>
+                        <w:rPr>
+                          <w:rFonts w:ascii="Cambria Math" w:hAnsi="Cambria Math"/>
+                        </w:rPr>
+                        <m:t>22</m:t>
+                      </m:r>
+                    </m:sub>
+                  </m:sSub>
+                  <m:r>
+                    <w:rPr>
+                      <w:rFonts w:ascii="Cambria Math" w:hAnsi="Cambria Math"/>
+                    </w:rPr>
+                    <m:t>⋅y=</m:t>
+                  </m:r>
+                  <m:sSub>
+                    <m:sSubPr>
+                      <m:ctrlPr>
+                        <w:rPr>
+                          <w:rFonts w:ascii="Cambria Math" w:hAnsi="Cambria Math"/>
+                          <w:i/>
+                        </w:rPr>
+                      </m:ctrlPr>
+                    </m:sSubPr>
+                    <m:e>
+                      <m:r>
+                        <w:rPr>
+                          <w:rFonts w:ascii="Cambria Math" w:hAnsi="Cambria Math"/>
+                        </w:rPr>
+                        <m:t>b</m:t>
+                      </m:r>
+                    </m:e>
+                    <m:sub>
+                      <m:r>
+                        <w:rPr>
+                          <w:rFonts w:ascii="Cambria Math" w:hAnsi="Cambria Math"/>
+                        </w:rPr>
+                        <m:t>2</m:t>
+                      </m:r>
+                    </m:sub>
+                  </m:sSub>
+                  <m:ctrlPr>
+                    <w:rPr>
+                      <w:rFonts w:ascii="Cambria Math" w:eastAsia="Cambria Math" w:hAnsi="Cambria Math" w:cs="Cambria Math"/>
+                      <w:i/>
+                    </w:rPr>
+                  </m:ctrlPr>
+                </m:e>
+                <m:e>
+                  <m:r>
+                    <w:rPr>
+                      <w:rFonts w:ascii="Cambria Math" w:eastAsiaTheme="minorEastAsia" w:hAnsi="Cambria Math"/>
+                    </w:rPr>
+                    <m:t>y</m:t>
+                  </m:r>
+                  <m:r>
+                    <w:rPr>
+                      <w:rFonts w:ascii="Cambria Math" w:eastAsiaTheme="minorEastAsia" w:hAnsi="Cambria Math"/>
+                    </w:rPr>
+                    <m:t>⋅</m:t>
+                  </m:r>
+                  <m:d>
+                    <m:dPr>
+                      <m:ctrlPr>
+                        <w:rPr>
+                          <w:rFonts w:ascii="Cambria Math" w:eastAsiaTheme="minorEastAsia" w:hAnsi="Cambria Math"/>
+                          <w:i/>
+                        </w:rPr>
+                      </m:ctrlPr>
+                    </m:dPr>
+                    <m:e>
+                      <m:sSub>
+                        <m:sSubPr>
+                          <m:ctrlPr>
+                            <w:rPr>
+                              <w:rFonts w:ascii="Cambria Math" w:eastAsiaTheme="minorEastAsia" w:hAnsi="Cambria Math"/>
+                              <w:i/>
+                            </w:rPr>
+                          </m:ctrlPr>
+                        </m:sSubPr>
+                        <m:e>
+                          <m:r>
+                            <w:rPr>
+                              <w:rFonts w:ascii="Cambria Math" w:eastAsiaTheme="minorEastAsia" w:hAnsi="Cambria Math"/>
+                            </w:rPr>
+                            <m:t>a</m:t>
+                          </m:r>
+                        </m:e>
+                        <m:sub>
+                          <m:r>
+                            <w:rPr>
+                              <w:rFonts w:ascii="Cambria Math" w:eastAsiaTheme="minorEastAsia" w:hAnsi="Cambria Math"/>
+                            </w:rPr>
+                            <m:t>22</m:t>
+                          </m:r>
+                        </m:sub>
+                      </m:sSub>
+                      <m:r>
+                        <w:rPr>
+                          <w:rFonts w:ascii="Cambria Math" w:eastAsiaTheme="minorEastAsia" w:hAnsi="Cambria Math"/>
+                        </w:rPr>
+                        <m:t>+</m:t>
+                      </m:r>
+                      <m:f>
+                        <m:fPr>
+                          <m:ctrlPr>
+                            <w:rPr>
+                              <w:rFonts w:ascii="Cambria Math" w:hAnsi="Cambria Math"/>
+                              <w:i/>
+                            </w:rPr>
+                          </m:ctrlPr>
+                        </m:fPr>
+                        <m:num>
+                          <m:sSub>
+                            <m:sSubPr>
+                              <m:ctrlPr>
+                                <w:rPr>
+                                  <w:rFonts w:ascii="Cambria Math" w:hAnsi="Cambria Math"/>
+                                  <w:i/>
+                                </w:rPr>
+                              </m:ctrlPr>
+                            </m:sSubPr>
+                            <m:e>
+                              <m:r>
+                                <w:rPr>
+                                  <w:rFonts w:ascii="Cambria Math" w:hAnsi="Cambria Math"/>
+                                </w:rPr>
+                                <m:t>a</m:t>
+                              </m:r>
+                            </m:e>
+                            <m:sub>
+                              <m:r>
+                                <w:rPr>
+                                  <w:rFonts w:ascii="Cambria Math" w:hAnsi="Cambria Math"/>
+                                </w:rPr>
+                                <m:t>12</m:t>
+                              </m:r>
+                            </m:sub>
+                          </m:sSub>
+                          <m:r>
+                            <w:rPr>
+                              <w:rFonts w:ascii="Cambria Math" w:hAnsi="Cambria Math"/>
+                            </w:rPr>
+                            <m:t>⋅</m:t>
+                          </m:r>
+                          <m:sSub>
+                            <m:sSubPr>
+                              <m:ctrlPr>
+                                <w:rPr>
+                                  <w:rFonts w:ascii="Cambria Math" w:hAnsi="Cambria Math"/>
+                                  <w:i/>
+                                </w:rPr>
+                              </m:ctrlPr>
+                            </m:sSubPr>
+                            <m:e>
+                              <m:r>
+                                <w:rPr>
+                                  <w:rFonts w:ascii="Cambria Math" w:hAnsi="Cambria Math"/>
+                                </w:rPr>
+                                <m:t>a</m:t>
+                              </m:r>
+                            </m:e>
+                            <m:sub>
+                              <m:r>
+                                <w:rPr>
+                                  <w:rFonts w:ascii="Cambria Math" w:hAnsi="Cambria Math"/>
+                                </w:rPr>
+                                <m:t>21</m:t>
+                              </m:r>
+                            </m:sub>
+                          </m:sSub>
+                        </m:num>
+                        <m:den>
+                          <m:sSub>
+                            <m:sSubPr>
+                              <m:ctrlPr>
+                                <w:rPr>
+                                  <w:rFonts w:ascii="Cambria Math" w:hAnsi="Cambria Math"/>
+                                  <w:i/>
+                                </w:rPr>
+                              </m:ctrlPr>
+                            </m:sSubPr>
+                            <m:e>
+                              <m:r>
+                                <w:rPr>
+                                  <w:rFonts w:ascii="Cambria Math" w:hAnsi="Cambria Math"/>
+                                </w:rPr>
+                                <m:t>a</m:t>
+                              </m:r>
+                            </m:e>
+                            <m:sub>
+                              <m:r>
+                                <w:rPr>
+                                  <w:rFonts w:ascii="Cambria Math" w:hAnsi="Cambria Math"/>
+                                </w:rPr>
+                                <m:t>22</m:t>
+                              </m:r>
+                            </m:sub>
+                          </m:sSub>
+                        </m:den>
+                      </m:f>
+                      <m:ctrlPr>
+                        <w:rPr>
+                          <w:rFonts w:ascii="Cambria Math" w:hAnsi="Cambria Math"/>
+                          <w:i/>
+                        </w:rPr>
+                      </m:ctrlPr>
+                    </m:e>
+                  </m:d>
+                  <m:r>
+                    <w:rPr>
+                      <w:rFonts w:ascii="Cambria Math" w:hAnsi="Cambria Math"/>
+                    </w:rPr>
+                    <m:t>=</m:t>
+                  </m:r>
+                  <m:sSub>
+                    <m:sSubPr>
+                      <m:ctrlPr>
+                        <w:rPr>
+                          <w:rFonts w:ascii="Cambria Math" w:hAnsi="Cambria Math"/>
+                          <w:i/>
+                        </w:rPr>
+                      </m:ctrlPr>
+                    </m:sSubPr>
+                    <m:e>
+                      <m:r>
+                        <w:rPr>
+                          <w:rFonts w:ascii="Cambria Math" w:hAnsi="Cambria Math"/>
+                        </w:rPr>
+                        <m:t>b</m:t>
+                      </m:r>
+                    </m:e>
+                    <m:sub>
+                      <m:r>
+                        <w:rPr>
+                          <w:rFonts w:ascii="Cambria Math" w:hAnsi="Cambria Math"/>
+                        </w:rPr>
+                        <m:t>2</m:t>
+                      </m:r>
+                    </m:sub>
+                  </m:sSub>
+                  <m:r>
+                    <w:rPr>
+                      <w:rFonts w:ascii="Cambria Math" w:hAnsi="Cambria Math"/>
+                    </w:rPr>
+                    <m:t>-</m:t>
+                  </m:r>
+                  <m:sSub>
+                    <m:sSubPr>
+                      <m:ctrlPr>
+                        <w:rPr>
+                          <w:rFonts w:ascii="Cambria Math" w:hAnsi="Cambria Math"/>
+                          <w:i/>
+                        </w:rPr>
+                      </m:ctrlPr>
+                    </m:sSubPr>
+                    <m:e>
+                      <m:r>
+                        <w:rPr>
+                          <w:rFonts w:ascii="Cambria Math" w:hAnsi="Cambria Math"/>
+                        </w:rPr>
+                        <m:t>b</m:t>
+                      </m:r>
+                    </m:e>
+                    <m:sub>
+                      <m:r>
+                        <w:rPr>
+                          <w:rFonts w:ascii="Cambria Math" w:hAnsi="Cambria Math"/>
+                        </w:rPr>
+                        <m:t>1</m:t>
+                      </m:r>
+                    </m:sub>
+                  </m:sSub>
+                  <m:sSub>
+                    <m:sSubPr>
+                      <m:ctrlPr>
+                        <w:rPr>
+                          <w:rFonts w:ascii="Cambria Math" w:hAnsi="Cambria Math"/>
+                          <w:i/>
+                        </w:rPr>
+                      </m:ctrlPr>
+                    </m:sSubPr>
+                    <m:e>
+                      <m:r>
+                        <w:rPr>
+                          <w:rFonts w:ascii="Cambria Math" w:hAnsi="Cambria Math"/>
+                        </w:rPr>
+                        <m:t>a</m:t>
+                      </m:r>
+                    </m:e>
+                    <m:sub>
+                      <m:r>
+                        <w:rPr>
+                          <w:rFonts w:ascii="Cambria Math" w:hAnsi="Cambria Math"/>
+                        </w:rPr>
+                        <m:t>21</m:t>
+                      </m:r>
+                    </m:sub>
+                  </m:sSub>
+                </m:e>
+              </m:eqArr>
+            </m:e>
+          </m:d>
+        </m:oMath>
+      </m:oMathPara>
+    </w:p>
+    <w:p>
+      <w:pPr>
+        <w:rPr>
+          <w:rFonts w:eastAsiaTheme="minorEastAsia"/>
+        </w:rPr>
+      </w:pPr>
+      <w:r>
+        <w:rPr>
+          <w:rFonts w:eastAsiaTheme="minorEastAsia"/>
+        </w:rPr>
+        <w:t>The column view of the system equation doesn’t offer much, it’s easier to interpret the row view:</w:t>
+      </w:r>
+    </w:p>
+    <w:p>
+      <w:pPr>
+        <w:rPr>
+          <w:rFonts w:eastAsiaTheme="minorEastAsia"/>
+        </w:rPr>
+      </w:pPr>
+      <m:oMathPara>
+        <m:oMath>
+          <m:d>
+            <m:dPr>
+              <m:begChr m:val="["/>
+              <m:endChr m:val="]"/>
+              <m:ctrlPr>
+                <w:rPr>
+                  <w:rFonts w:ascii="Cambria Math" w:eastAsiaTheme="minorEastAsia" w:hAnsi="Cambria Math"/>
+                  <w:i/>
+                </w:rPr>
+              </m:ctrlPr>
+            </m:dPr>
+            <m:e>
+              <m:m>
+                <m:mPr>
+                  <m:mcs>
+                    <m:mc>
+                      <m:mcPr>
+                        <m:count m:val="2"/>
+                        <m:mcJc m:val="center"/>
+                      </m:mcPr>
+                    </m:mc>
+                  </m:mcs>
+                  <m:ctrlPr>
+                    <w:rPr>
+                      <w:rFonts w:ascii="Cambria Math" w:eastAsiaTheme="minorEastAsia" w:hAnsi="Cambria Math"/>
+                      <w:i/>
+                    </w:rPr>
+                  </m:ctrlPr>
+                </m:mPr>
+                <m:mr>
+                  <m:e>
+                    <m:sSub>
+                      <m:sSubPr>
+                        <m:ctrlPr>
+                          <w:rPr>
+                            <w:rFonts w:ascii="Cambria Math" w:eastAsiaTheme="minorEastAsia" w:hAnsi="Cambria Math"/>
+                            <w:i/>
+                          </w:rPr>
+                        </m:ctrlPr>
+                      </m:sSubPr>
+                      <m:e>
+                        <m:r>
+                          <w:rPr>
+                            <w:rFonts w:ascii="Cambria Math" w:eastAsiaTheme="minorEastAsia" w:hAnsi="Cambria Math"/>
+                          </w:rPr>
+                          <m:t>a</m:t>
+                        </m:r>
+                      </m:e>
+                      <m:sub>
+                        <m:r>
+                          <w:rPr>
+                            <w:rFonts w:ascii="Cambria Math" w:eastAsiaTheme="minorEastAsia" w:hAnsi="Cambria Math"/>
+                          </w:rPr>
+                          <m:t>11</m:t>
+                        </m:r>
+                      </m:sub>
+                    </m:sSub>
+                  </m:e>
+                  <m:e>
+                    <m:sSub>
+                      <m:sSubPr>
+                        <m:ctrlPr>
+                          <w:rPr>
+                            <w:rFonts w:ascii="Cambria Math" w:eastAsiaTheme="minorEastAsia" w:hAnsi="Cambria Math"/>
+                            <w:i/>
+                          </w:rPr>
+                        </m:ctrlPr>
+                      </m:sSubPr>
+                      <m:e>
+                        <m:r>
+                          <w:rPr>
+                            <w:rFonts w:ascii="Cambria Math" w:eastAsiaTheme="minorEastAsia" w:hAnsi="Cambria Math"/>
+                          </w:rPr>
+                          <m:t>a</m:t>
+                        </m:r>
+                      </m:e>
+                      <m:sub>
+                        <m:r>
+                          <w:rPr>
+                            <w:rFonts w:ascii="Cambria Math" w:eastAsiaTheme="minorEastAsia" w:hAnsi="Cambria Math"/>
+                          </w:rPr>
+                          <m:t>12</m:t>
+                        </m:r>
+                      </m:sub>
+                    </m:sSub>
+                  </m:e>
+                </m:mr>
+                <m:mr>
+                  <m:e>
+                    <m:sSub>
+                      <m:sSubPr>
+                        <m:ctrlPr>
+                          <w:rPr>
+                            <w:rFonts w:ascii="Cambria Math" w:eastAsiaTheme="minorEastAsia" w:hAnsi="Cambria Math"/>
+                            <w:i/>
+                          </w:rPr>
+                        </m:ctrlPr>
+                      </m:sSubPr>
+                      <m:e>
+                        <m:r>
+                          <w:rPr>
+                            <w:rFonts w:ascii="Cambria Math" w:eastAsiaTheme="minorEastAsia" w:hAnsi="Cambria Math"/>
+                          </w:rPr>
+                          <m:t>a</m:t>
+                        </m:r>
+                      </m:e>
+                      <m:sub>
+                        <m:r>
+                          <w:rPr>
+                            <w:rFonts w:ascii="Cambria Math" w:eastAsiaTheme="minorEastAsia" w:hAnsi="Cambria Math"/>
+                          </w:rPr>
+                          <m:t>21</m:t>
+                        </m:r>
+                      </m:sub>
+                    </m:sSub>
+                  </m:e>
+                  <m:e>
+                    <m:sSub>
+                      <m:sSubPr>
+                        <m:ctrlPr>
+                          <w:rPr>
+                            <w:rFonts w:ascii="Cambria Math" w:eastAsiaTheme="minorEastAsia" w:hAnsi="Cambria Math"/>
+                            <w:i/>
+                          </w:rPr>
+                        </m:ctrlPr>
+                      </m:sSubPr>
+                      <m:e>
+                        <m:r>
+                          <w:rPr>
+                            <w:rFonts w:ascii="Cambria Math" w:eastAsiaTheme="minorEastAsia" w:hAnsi="Cambria Math"/>
+                          </w:rPr>
+                          <m:t>a</m:t>
+                        </m:r>
+                      </m:e>
+                      <m:sub>
+                        <m:r>
+                          <w:rPr>
+                            <w:rFonts w:ascii="Cambria Math" w:eastAsiaTheme="minorEastAsia" w:hAnsi="Cambria Math"/>
+                          </w:rPr>
+                          <m:t>22</m:t>
+                        </m:r>
+                      </m:sub>
+                    </m:sSub>
+                    <m:ctrlPr>
+                      <w:rPr>
+                        <w:rFonts w:ascii="Cambria Math" w:eastAsia="Cambria Math" w:hAnsi="Cambria Math" w:cs="Cambria Math"/>
+                        <w:i/>
+                      </w:rPr>
+                    </m:ctrlPr>
+                  </m:e>
+                </m:mr>
+                <m:mr>
+                  <m:e>
+                    <m:r>
+                      <w:rPr>
+                        <w:rFonts w:ascii="Cambria Math" w:eastAsia="Cambria Math" w:hAnsi="Cambria Math" w:cs="Cambria Math"/>
+                      </w:rPr>
+                      <m:t>0</m:t>
+                    </m:r>
+                    <m:ctrlPr>
+                      <w:rPr>
+                        <w:rFonts w:ascii="Cambria Math" w:eastAsia="Cambria Math" w:hAnsi="Cambria Math" w:cs="Cambria Math"/>
+                        <w:i/>
+                      </w:rPr>
+                    </m:ctrlPr>
+                  </m:e>
+                  <m:e>
+                    <m:sSub>
+                      <m:sSubPr>
+                        <m:ctrlPr>
+                          <w:rPr>
+                            <w:rFonts w:ascii="Cambria Math" w:eastAsiaTheme="minorEastAsia" w:hAnsi="Cambria Math"/>
+                            <w:i/>
+                          </w:rPr>
+                        </m:ctrlPr>
+                      </m:sSubPr>
+                      <m:e>
+                        <m:r>
+                          <w:rPr>
+                            <w:rFonts w:ascii="Cambria Math" w:eastAsiaTheme="minorEastAsia" w:hAnsi="Cambria Math"/>
+                          </w:rPr>
+                          <m:t>a</m:t>
+                        </m:r>
+                      </m:e>
+                      <m:sub>
+                        <m:r>
+                          <w:rPr>
+                            <w:rFonts w:ascii="Cambria Math" w:eastAsiaTheme="minorEastAsia" w:hAnsi="Cambria Math"/>
+                          </w:rPr>
+                          <m:t>22</m:t>
+                        </m:r>
+                      </m:sub>
+                    </m:sSub>
+                    <m:r>
+                      <w:rPr>
+                        <w:rFonts w:ascii="Cambria Math" w:eastAsiaTheme="minorEastAsia" w:hAnsi="Cambria Math"/>
+                      </w:rPr>
+                      <m:t>+</m:t>
+                    </m:r>
+                    <m:f>
+                      <m:fPr>
+                        <m:ctrlPr>
+                          <w:rPr>
+                            <w:rFonts w:ascii="Cambria Math" w:hAnsi="Cambria Math"/>
+                            <w:i/>
+                          </w:rPr>
+                        </m:ctrlPr>
+                      </m:fPr>
+                      <m:num>
+                        <m:sSub>
+                          <m:sSubPr>
+                            <m:ctrlPr>
+                              <w:rPr>
+                                <w:rFonts w:ascii="Cambria Math" w:hAnsi="Cambria Math"/>
+                                <w:i/>
+                              </w:rPr>
+                            </m:ctrlPr>
+                          </m:sSubPr>
+                          <m:e>
+                            <m:r>
+                              <w:rPr>
+                                <w:rFonts w:ascii="Cambria Math" w:hAnsi="Cambria Math"/>
+                              </w:rPr>
+                              <m:t>a</m:t>
+                            </m:r>
+                          </m:e>
+                          <m:sub>
+                            <m:r>
+                              <w:rPr>
+                                <w:rFonts w:ascii="Cambria Math" w:hAnsi="Cambria Math"/>
+                              </w:rPr>
+                              <m:t>12</m:t>
+                            </m:r>
+                          </m:sub>
+                        </m:sSub>
+                        <m:r>
+                          <w:rPr>
+                            <w:rFonts w:ascii="Cambria Math" w:hAnsi="Cambria Math"/>
+                          </w:rPr>
+                          <m:t>⋅</m:t>
+                        </m:r>
+                        <m:sSub>
+                          <m:sSubPr>
+                            <m:ctrlPr>
+                              <w:rPr>
+                                <w:rFonts w:ascii="Cambria Math" w:hAnsi="Cambria Math"/>
+                                <w:i/>
+                              </w:rPr>
+                            </m:ctrlPr>
+                          </m:sSubPr>
+                          <m:e>
+                            <m:r>
+                              <w:rPr>
+                                <w:rFonts w:ascii="Cambria Math" w:hAnsi="Cambria Math"/>
+                              </w:rPr>
+                              <m:t>a</m:t>
+                            </m:r>
+                          </m:e>
+                          <m:sub>
+                            <m:r>
+                              <w:rPr>
+                                <w:rFonts w:ascii="Cambria Math" w:hAnsi="Cambria Math"/>
+                              </w:rPr>
+                              <m:t>21</m:t>
+                            </m:r>
+                          </m:sub>
+                        </m:sSub>
+                      </m:num>
+                      <m:den>
+                        <m:sSub>
+                          <m:sSubPr>
+                            <m:ctrlPr>
+                              <w:rPr>
+                                <w:rFonts w:ascii="Cambria Math" w:hAnsi="Cambria Math"/>
+                                <w:i/>
+                              </w:rPr>
+                            </m:ctrlPr>
+                          </m:sSubPr>
+                          <m:e>
+                            <m:r>
+                              <w:rPr>
+                                <w:rFonts w:ascii="Cambria Math" w:hAnsi="Cambria Math"/>
+                              </w:rPr>
+                              <m:t>a</m:t>
+                            </m:r>
+                          </m:e>
+                          <m:sub>
+                            <m:r>
+                              <w:rPr>
+                                <w:rFonts w:ascii="Cambria Math" w:hAnsi="Cambria Math"/>
+                              </w:rPr>
+                              <m:t>22</m:t>
+                            </m:r>
+                          </m:sub>
+                        </m:sSub>
+                      </m:den>
+                    </m:f>
+                  </m:e>
+                </m:mr>
+              </m:m>
+            </m:e>
+          </m:d>
+          <m:d>
+            <m:dPr>
+              <m:begChr m:val="["/>
+              <m:endChr m:val="]"/>
+              <m:ctrlPr>
+                <w:rPr>
+                  <w:rFonts w:ascii="Cambria Math" w:eastAsiaTheme="minorEastAsia" w:hAnsi="Cambria Math"/>
+                  <w:i/>
+                </w:rPr>
+              </m:ctrlPr>
+            </m:dPr>
+            <m:e>
+              <m:m>
+                <m:mPr>
+                  <m:mcs>
+                    <m:mc>
+                      <m:mcPr>
+                        <m:count m:val="1"/>
+                        <m:mcJc m:val="center"/>
+                      </m:mcPr>
+                    </m:mc>
+                  </m:mcs>
+                  <m:ctrlPr>
+                    <w:rPr>
+                      <w:rFonts w:ascii="Cambria Math" w:eastAsiaTheme="minorEastAsia" w:hAnsi="Cambria Math"/>
+                      <w:i/>
+                    </w:rPr>
+                  </m:ctrlPr>
+                </m:mPr>
+                <m:mr>
+                  <m:e>
+                    <m:r>
+                      <w:rPr>
+                        <w:rFonts w:ascii="Cambria Math" w:eastAsiaTheme="minorEastAsia" w:hAnsi="Cambria Math"/>
+                      </w:rPr>
+                      <m:t>x</m:t>
+                    </m:r>
+                  </m:e>
+                </m:mr>
+                <m:mr>
+                  <m:e>
+                    <m:r>
+                      <w:rPr>
+                        <w:rFonts w:ascii="Cambria Math" w:eastAsiaTheme="minorEastAsia" w:hAnsi="Cambria Math"/>
+                      </w:rPr>
+                      <m:t>y</m:t>
+                    </m:r>
+                  </m:e>
+                </m:mr>
+              </m:m>
+            </m:e>
+          </m:d>
+          <m:r>
+            <w:rPr>
+              <w:rFonts w:ascii="Cambria Math" w:eastAsiaTheme="minorEastAsia" w:hAnsi="Cambria Math"/>
+            </w:rPr>
+            <m:t>=</m:t>
+          </m:r>
+          <m:d>
+            <m:dPr>
+              <m:begChr m:val="["/>
+              <m:endChr m:val="]"/>
+              <m:ctrlPr>
+                <w:rPr>
+                  <w:rFonts w:ascii="Cambria Math" w:eastAsiaTheme="minorEastAsia" w:hAnsi="Cambria Math"/>
+                  <w:i/>
+                </w:rPr>
+              </m:ctrlPr>
+            </m:dPr>
+            <m:e>
+              <m:m>
+                <m:mPr>
+                  <m:mcs>
+                    <m:mc>
+                      <m:mcPr>
+                        <m:count m:val="1"/>
+                        <m:mcJc m:val="center"/>
+                      </m:mcPr>
+                    </m:mc>
+                  </m:mcs>
+                  <m:ctrlPr>
+                    <w:rPr>
+                      <w:rFonts w:ascii="Cambria Math" w:eastAsiaTheme="minorEastAsia" w:hAnsi="Cambria Math"/>
+                      <w:i/>
+                    </w:rPr>
+                  </m:ctrlPr>
+                </m:mPr>
+                <m:mr>
+                  <m:e>
+                    <m:sSub>
+                      <m:sSubPr>
+                        <m:ctrlPr>
+                          <w:rPr>
+                            <w:rFonts w:ascii="Cambria Math" w:eastAsiaTheme="minorEastAsia" w:hAnsi="Cambria Math"/>
+                            <w:i/>
+                          </w:rPr>
+                        </m:ctrlPr>
+                      </m:sSubPr>
+                      <m:e>
+                        <m:r>
+                          <w:rPr>
+                            <w:rFonts w:ascii="Cambria Math" w:eastAsiaTheme="minorEastAsia" w:hAnsi="Cambria Math"/>
+                          </w:rPr>
+                          <m:t>b</m:t>
+                        </m:r>
+                      </m:e>
+                      <m:sub>
+                        <m:r>
+                          <w:rPr>
+                            <w:rFonts w:ascii="Cambria Math" w:eastAsiaTheme="minorEastAsia" w:hAnsi="Cambria Math"/>
+                          </w:rPr>
+                          <m:t>1</m:t>
+                        </m:r>
+                      </m:sub>
+                    </m:sSub>
+                  </m:e>
+                </m:mr>
+                <m:mr>
+                  <m:e>
+                    <m:sSub>
+                      <m:sSubPr>
+                        <m:ctrlPr>
+                          <w:rPr>
+                            <w:rFonts w:ascii="Cambria Math" w:eastAsiaTheme="minorEastAsia" w:hAnsi="Cambria Math"/>
+                            <w:i/>
+                          </w:rPr>
+                        </m:ctrlPr>
+                      </m:sSubPr>
+                      <m:e>
+                        <m:r>
+                          <w:rPr>
+                            <w:rFonts w:ascii="Cambria Math" w:eastAsiaTheme="minorEastAsia" w:hAnsi="Cambria Math"/>
+                          </w:rPr>
+                          <m:t>b</m:t>
+                        </m:r>
+                      </m:e>
+                      <m:sub>
+                        <m:r>
+                          <w:rPr>
+                            <w:rFonts w:ascii="Cambria Math" w:eastAsiaTheme="minorEastAsia" w:hAnsi="Cambria Math"/>
+                          </w:rPr>
+                          <m:t>2</m:t>
+                        </m:r>
+                      </m:sub>
+                    </m:sSub>
+                  </m:e>
+                </m:mr>
+                <m:mr>
+                  <m:e>
+                    <m:sSub>
+                      <m:sSubPr>
+                        <m:ctrlPr>
+                          <w:rPr>
+                            <w:rFonts w:ascii="Cambria Math" w:eastAsiaTheme="minorEastAsia" w:hAnsi="Cambria Math"/>
+                            <w:i/>
+                          </w:rPr>
+                        </m:ctrlPr>
+                      </m:sSubPr>
+                      <m:e>
+                        <m:r>
+                          <w:rPr>
+                            <w:rFonts w:ascii="Cambria Math" w:eastAsiaTheme="minorEastAsia" w:hAnsi="Cambria Math"/>
+                          </w:rPr>
+                          <m:t>b</m:t>
+                        </m:r>
+                      </m:e>
+                      <m:sub>
+                        <m:r>
+                          <w:rPr>
+                            <w:rFonts w:ascii="Cambria Math" w:eastAsiaTheme="minorEastAsia" w:hAnsi="Cambria Math"/>
+                          </w:rPr>
+                          <m:t>2</m:t>
+                        </m:r>
+                      </m:sub>
+                    </m:sSub>
+                    <m:r>
+                      <w:rPr>
+                        <w:rFonts w:ascii="Cambria Math" w:eastAsiaTheme="minorEastAsia" w:hAnsi="Cambria Math"/>
+                      </w:rPr>
+                      <m:t>-</m:t>
+                    </m:r>
+                    <m:sSub>
+                      <m:sSubPr>
+                        <m:ctrlPr>
+                          <w:rPr>
+                            <w:rFonts w:ascii="Cambria Math" w:eastAsiaTheme="minorEastAsia" w:hAnsi="Cambria Math"/>
+                            <w:i/>
+                          </w:rPr>
+                        </m:ctrlPr>
+                      </m:sSubPr>
+                      <m:e>
+                        <m:r>
+                          <w:rPr>
+                            <w:rFonts w:ascii="Cambria Math" w:eastAsiaTheme="minorEastAsia" w:hAnsi="Cambria Math"/>
+                          </w:rPr>
+                          <m:t>b</m:t>
+                        </m:r>
+                      </m:e>
+                      <m:sub>
+                        <m:r>
+                          <w:rPr>
+                            <w:rFonts w:ascii="Cambria Math" w:eastAsiaTheme="minorEastAsia" w:hAnsi="Cambria Math"/>
+                          </w:rPr>
+                          <m:t>1</m:t>
+                        </m:r>
+                      </m:sub>
+                    </m:sSub>
+                    <m:f>
+                      <m:fPr>
+                        <m:ctrlPr>
+                          <w:rPr>
+                            <w:rFonts w:ascii="Cambria Math" w:hAnsi="Cambria Math"/>
+                            <w:i/>
+                          </w:rPr>
+                        </m:ctrlPr>
+                      </m:fPr>
+                      <m:num>
+                        <m:sSub>
+                          <m:sSubPr>
+                            <m:ctrlPr>
+                              <w:rPr>
+                                <w:rFonts w:ascii="Cambria Math" w:hAnsi="Cambria Math"/>
+                                <w:i/>
+                              </w:rPr>
+                            </m:ctrlPr>
+                          </m:sSubPr>
+                          <m:e>
+                            <m:r>
+                              <w:rPr>
+                                <w:rFonts w:ascii="Cambria Math" w:hAnsi="Cambria Math"/>
+                              </w:rPr>
+                              <m:t>a</m:t>
+                            </m:r>
+                          </m:e>
+                          <m:sub>
+                            <m:r>
+                              <w:rPr>
+                                <w:rFonts w:ascii="Cambria Math" w:hAnsi="Cambria Math"/>
+                              </w:rPr>
+                              <m:t>21</m:t>
+                            </m:r>
+                          </m:sub>
+                        </m:sSub>
+                      </m:num>
+                      <m:den>
+                        <m:sSub>
+                          <m:sSubPr>
+                            <m:ctrlPr>
+                              <w:rPr>
+                                <w:rFonts w:ascii="Cambria Math" w:hAnsi="Cambria Math"/>
+                                <w:i/>
+                              </w:rPr>
+                            </m:ctrlPr>
+                          </m:sSubPr>
+                          <m:e>
+                            <m:r>
+                              <w:rPr>
+                                <w:rFonts w:ascii="Cambria Math" w:hAnsi="Cambria Math"/>
+                              </w:rPr>
+                              <m:t>a</m:t>
+                            </m:r>
+                          </m:e>
+                          <m:sub>
+                            <m:r>
+                              <w:rPr>
+                                <w:rFonts w:ascii="Cambria Math" w:hAnsi="Cambria Math"/>
+                              </w:rPr>
+                              <m:t>11</m:t>
+                            </m:r>
+                          </m:sub>
+                        </m:sSub>
+                      </m:den>
+                    </m:f>
+                  </m:e>
+                </m:mr>
+              </m:m>
+            </m:e>
+          </m:d>
+        </m:oMath>
+      </m:oMathPara>
+    </w:p>
+    <w:p>
+      <w:pPr>
+        <w:jc w:val="both"/>
+        <w:rPr>
+          <w:rFonts w:eastAsiaTheme="minorEastAsia"/>
+        </w:rPr>
+      </w:pPr>
+      <w:r>
+        <w:rPr>
+          <w:rFonts w:eastAsiaTheme="minorEastAsia"/>
+        </w:rPr>
+        <w:lastRenderedPageBreak/>
+        <w:t xml:space="preserve">The form with functions instead of coefficents-variables is better as seeing that the system makes sense logically. If </w:t>
+      </w:r>
+      <m:oMath>
+        <m:r>
+          <w:rPr>
+            <w:rFonts w:ascii="Cambria Math" w:eastAsiaTheme="minorEastAsia" w:hAnsi="Cambria Math"/>
+          </w:rPr>
+          <m:t>x=a</m:t>
+        </m:r>
+      </m:oMath>
+      <w:r>
+        <w:rPr>
+          <w:rFonts w:eastAsiaTheme="minorEastAsia"/>
+        </w:rPr>
+        <w:t xml:space="preserve"> and </w:t>
+      </w:r>
+      <m:oMath>
+        <m:r>
+          <w:rPr>
+            <w:rFonts w:ascii="Cambria Math" w:eastAsiaTheme="minorEastAsia" w:hAnsi="Cambria Math"/>
+          </w:rPr>
+          <m:t>y=b</m:t>
+        </m:r>
+      </m:oMath>
+      <w:r>
+        <w:rPr>
+          <w:rFonts w:eastAsiaTheme="minorEastAsia"/>
+        </w:rPr>
+        <w:t xml:space="preserve"> then of course </w:t>
+      </w:r>
+      <m:oMath>
+        <m:r>
+          <w:rPr>
+            <w:rFonts w:ascii="Cambria Math" w:eastAsiaTheme="minorEastAsia" w:hAnsi="Cambria Math"/>
+          </w:rPr>
+          <m:t>y-x=b-a</m:t>
+        </m:r>
+      </m:oMath>
+      <w:r>
+        <w:rPr>
+          <w:rFonts w:eastAsiaTheme="minorEastAsia"/>
+        </w:rPr>
+        <w:t>, there’s no doubt about it.</w:t>
+      </w:r>
+    </w:p>
+    <w:p>
+      <w:pPr>
+        <w:jc w:val="both"/>
+        <w:rPr>
+          <w:rFonts w:eastAsiaTheme="minorEastAsia"/>
+        </w:rPr>
+      </w:pPr>
+      <w:r>
+        <w:rPr>
+          <w:rFonts w:eastAsiaTheme="minorEastAsia"/>
+        </w:rPr>
+        <w:t xml:space="preserve"> </w:t>
+      </w:r>
+    </w:p>
+    <w:p>
+      <w:pPr>
+        <w:rPr>
+          <w:rFonts w:eastAsiaTheme="minorEastAsia"/>
+        </w:rPr>
+      </w:pPr>
+    </w:p>
+    <w:p>
+      <w:pPr>
+        <w:rPr>
+          <w:rFonts w:eastAsiaTheme="minorEastAsia"/>
+        </w:rPr>
+      </w:pPr>
+    </w:p>
+    <w:p>
+      <w:pPr>
+        <w:jc w:val="both"/>
+        <w:rPr>
+          <w:rFonts w:eastAsiaTheme="minorEastAsia"/>
+        </w:rPr>
+      </w:pPr>
+    </w:p>
+    <w:p>
+      <w:pPr>
+        <w:jc w:val="both"/>
+        <w:rPr>
+          <w:rFonts w:eastAsiaTheme="minorEastAsia"/>
+        </w:rPr>
+      </w:pPr>
+    </w:p>
+    <w:p>
+      <w:pPr>
+        <w:jc w:val="both"/>
+        <w:rPr>
+          <w:rFonts w:eastAsiaTheme="minorEastAsia"/>
+        </w:rPr>
+      </w:pPr>
+    </w:p>
+    <w:p>
+      <w:pPr>
+        <w:jc w:val="both"/>
+      </w:pPr>
+    </w:p>
+    <w:p>
+      <w:pPr>
+        <w:jc w:val="both"/>
+      </w:pPr>
+    </w:p>
+    <w:p>
+      <w:pPr>
+        <w:jc w:val="both"/>
+      </w:pPr>
+    </w:p>
+    <w:p>
+      <w:pPr>
+        <w:jc w:val="both"/>
+      </w:pPr>
     </w:p>
     <w:p>
       <w:pPr>
@@ -27854,6 +33889,118 @@
 <file path=word/numbering.xml><?xml version="1.0" encoding="utf-8"?>
 <w:numbering xmlns:wpc="http://schemas.microsoft.com/office/word/2010/wordprocessingCanvas" xmlns:cx="http://schemas.microsoft.com/office/drawing/2014/chartex" xmlns:cx1="http://schemas.microsoft.com/office/drawing/2015/9/8/chartex" xmlns:cx2="http://schemas.microsoft.com/office/drawing/2015/10/21/chartex" xmlns:cx3="http://schemas.microsoft.com/office/drawing/2016/5/9/chartex" xmlns:cx4="http://schemas.microsoft.com/office/drawing/2016/5/10/chartex" xmlns:cx5="http://schemas.microsoft.com/office/drawing/2016/5/11/chartex" xmlns:cx6="http://schemas.microsoft.com/office/drawing/2016/5/12/chartex" xmlns:cx7="http://schemas.microsoft.com/office/drawing/2016/5/13/chartex" xmlns:cx8="http://schemas.microsoft.com/office/drawing/2016/5/14/chartex" xmlns:mc="http://schemas.openxmlformats.org/markup-compatibility/2006" xmlns:aink="http://schemas.microsoft.com/office/drawing/2016/ink" xmlns:am3d="http://schemas.microsoft.com/office/drawing/2017/model3d" xmlns:o="urn:schemas-microsoft-com:office:office" xmlns:oel="http://schemas.microsoft.com/office/2019/extlst" xmlns:r="http://schemas.openxmlformats.org/officeDocument/2006/relationships" xmlns:m="http://schemas.openxmlformats.org/officeDocument/2006/math" xmlns:v="urn:schemas-microsoft-com:vml" xmlns:wp14="http://schemas.microsoft.com/office/word/2010/wordprocessingDrawing" xmlns:wp="http://schemas.openxmlformats.org/drawingml/2006/wordprocessingDrawing" xmlns:w10="urn:schemas-microsoft-com:office:word" xmlns:w="http://schemas.openxmlformats.org/wordprocessingml/2006/main" xmlns:w14="http://schemas.microsoft.com/office/word/2010/wordml" xmlns:w15="http://schemas.microsoft.com/office/word/2012/wordml" xmlns:w16cex="http://schemas.microsoft.com/office/word/2018/wordml/cex" xmlns:w16cid="http://schemas.microsoft.com/office/word/2016/wordml/cid" xmlns:w16="http://schemas.microsoft.com/office/word/2018/wordml" xmlns:w16du="http://schemas.microsoft.com/office/word/2023/wordml/word16du" xmlns:w16sdtdh="http://schemas.microsoft.com/office/word/2020/wordml/sdtdatahash" xmlns:w16sdtfl="http://schemas.microsoft.com/office/word/2024/wordml/sdtformatlock" xmlns:w16se="http://schemas.microsoft.com/office/word/2015/wordml/symex" xmlns:wpg="http://schemas.microsoft.com/office/word/2010/wordprocessingGroup" xmlns:wpi="http://schemas.microsoft.com/office/word/2010/wordprocessingInk" xmlns:wne="http://schemas.microsoft.com/office/word/2006/wordml" xmlns:wps="http://schemas.microsoft.com/office/word/2010/wordprocessingShape" mc:Ignorable="w14 w15 w16se w16cid w16 w16cex w16sdtdh w16sdtfl w16du wp14">
   <w:abstractNum w:abstractNumId="0" w15:restartNumberingAfterBreak="0">
+    <w:nsid w:val="11C205E2"/>
+    <w:multiLevelType w:val="hybridMultilevel"/>
+    <w:tmpl w:val="9D66CFD6"/>
+    <w:lvl w:ilvl="0" w:tplc="8188C52C">
+      <w:numFmt w:val="bullet"/>
+      <w:lvlText w:val="-"/>
+      <w:lvlJc w:val="left"/>
+      <w:pPr>
+        <w:ind w:left="720" w:hanging="360"/>
+      </w:pPr>
+      <w:rPr>
+        <w:rFonts w:ascii="Calibri" w:eastAsiaTheme="minorEastAsia" w:hAnsi="Calibri" w:cs="Calibri" w:hint="default"/>
+      </w:rPr>
+    </w:lvl>
+    <w:lvl w:ilvl="1" w:tplc="04180003" w:tentative="1">
+      <w:start w:val="1"/>
+      <w:numFmt w:val="bullet"/>
+      <w:lvlText w:val="o"/>
+      <w:lvlJc w:val="left"/>
+      <w:pPr>
+        <w:ind w:left="1440" w:hanging="360"/>
+      </w:pPr>
+      <w:rPr>
+        <w:rFonts w:ascii="Courier New" w:hAnsi="Courier New" w:cs="Courier New" w:hint="default"/>
+      </w:rPr>
+    </w:lvl>
+    <w:lvl w:ilvl="2" w:tplc="04180005" w:tentative="1">
+      <w:start w:val="1"/>
+      <w:numFmt w:val="bullet"/>
+      <w:lvlText w:val=""/>
+      <w:lvlJc w:val="left"/>
+      <w:pPr>
+        <w:ind w:left="2160" w:hanging="360"/>
+      </w:pPr>
+      <w:rPr>
+        <w:rFonts w:ascii="Wingdings" w:hAnsi="Wingdings" w:hint="default"/>
+      </w:rPr>
+    </w:lvl>
+    <w:lvl w:ilvl="3" w:tplc="04180001" w:tentative="1">
+      <w:start w:val="1"/>
+      <w:numFmt w:val="bullet"/>
+      <w:lvlText w:val=""/>
+      <w:lvlJc w:val="left"/>
+      <w:pPr>
+        <w:ind w:left="2880" w:hanging="360"/>
+      </w:pPr>
+      <w:rPr>
+        <w:rFonts w:ascii="Symbol" w:hAnsi="Symbol" w:hint="default"/>
+      </w:rPr>
+    </w:lvl>
+    <w:lvl w:ilvl="4" w:tplc="04180003" w:tentative="1">
+      <w:start w:val="1"/>
+      <w:numFmt w:val="bullet"/>
+      <w:lvlText w:val="o"/>
+      <w:lvlJc w:val="left"/>
+      <w:pPr>
+        <w:ind w:left="3600" w:hanging="360"/>
+      </w:pPr>
+      <w:rPr>
+        <w:rFonts w:ascii="Courier New" w:hAnsi="Courier New" w:cs="Courier New" w:hint="default"/>
+      </w:rPr>
+    </w:lvl>
+    <w:lvl w:ilvl="5" w:tplc="04180005" w:tentative="1">
+      <w:start w:val="1"/>
+      <w:numFmt w:val="bullet"/>
+      <w:lvlText w:val=""/>
+      <w:lvlJc w:val="left"/>
+      <w:pPr>
+        <w:ind w:left="4320" w:hanging="360"/>
+      </w:pPr>
+      <w:rPr>
+        <w:rFonts w:ascii="Wingdings" w:hAnsi="Wingdings" w:hint="default"/>
+      </w:rPr>
+    </w:lvl>
+    <w:lvl w:ilvl="6" w:tplc="04180001" w:tentative="1">
+      <w:start w:val="1"/>
+      <w:numFmt w:val="bullet"/>
+      <w:lvlText w:val=""/>
+      <w:lvlJc w:val="left"/>
+      <w:pPr>
+        <w:ind w:left="5040" w:hanging="360"/>
+      </w:pPr>
+      <w:rPr>
+        <w:rFonts w:ascii="Symbol" w:hAnsi="Symbol" w:hint="default"/>
+      </w:rPr>
+    </w:lvl>
+    <w:lvl w:ilvl="7" w:tplc="04180003" w:tentative="1">
+      <w:start w:val="1"/>
+      <w:numFmt w:val="bullet"/>
+      <w:lvlText w:val="o"/>
+      <w:lvlJc w:val="left"/>
+      <w:pPr>
+        <w:ind w:left="5760" w:hanging="360"/>
+      </w:pPr>
+      <w:rPr>
+        <w:rFonts w:ascii="Courier New" w:hAnsi="Courier New" w:cs="Courier New" w:hint="default"/>
+      </w:rPr>
+    </w:lvl>
+    <w:lvl w:ilvl="8" w:tplc="04180005" w:tentative="1">
+      <w:start w:val="1"/>
+      <w:numFmt w:val="bullet"/>
+      <w:lvlText w:val=""/>
+      <w:lvlJc w:val="left"/>
+      <w:pPr>
+        <w:ind w:left="6480" w:hanging="360"/>
+      </w:pPr>
+      <w:rPr>
+        <w:rFonts w:ascii="Wingdings" w:hAnsi="Wingdings" w:hint="default"/>
+      </w:rPr>
+    </w:lvl>
+  </w:abstractNum>
+  <w:abstractNum w:abstractNumId="1" w15:restartNumberingAfterBreak="0">
     <w:nsid w:val="12CE1F90"/>
     <w:multiLevelType w:val="hybridMultilevel"/>
     <w:tmpl w:val="C186D610"/>
@@ -27942,7 +34089,7 @@
       </w:pPr>
     </w:lvl>
   </w:abstractNum>
-  <w:abstractNum w:abstractNumId="1" w15:restartNumberingAfterBreak="0">
+  <w:abstractNum w:abstractNumId="2" w15:restartNumberingAfterBreak="0">
     <w:nsid w:val="29380930"/>
     <w:multiLevelType w:val="multilevel"/>
     <w:tmpl w:val="04090025"/>
@@ -28038,10 +34185,13 @@
     </w:lvl>
   </w:abstractNum>
   <w:num w:numId="1" w16cid:durableId="1751199276">
-    <w:abstractNumId w:val="0"/>
+    <w:abstractNumId w:val="1"/>
   </w:num>
   <w:num w:numId="2" w16cid:durableId="325978846">
-    <w:abstractNumId w:val="1"/>
+    <w:abstractNumId w:val="2"/>
+  </w:num>
+  <w:num w:numId="3" w16cid:durableId="305866095">
+    <w:abstractNumId w:val="0"/>
   </w:num>
 </w:numbering>
 </file>
@@ -28683,6 +34833,7 @@
   <w:style w:type="character" w:default="1" w:styleId="DefaultParagraphFont">
     <w:name w:val="Default Paragraph Font"/>
     <w:uiPriority w:val="1"/>
+    <w:semiHidden/>
     <w:unhideWhenUsed/>
   </w:style>
   <w:style w:type="table" w:default="1" w:styleId="TableNormal">
